--- a/Documentation/MFE-Logbook.docx
+++ b/Documentation/MFE-Logbook.docx
@@ -496,7 +496,7 @@
           <w:rFonts w:ascii="LM Roman 10" w:eastAsia="Times New Roman" w:hAnsi="LM Roman 10" w:cs="Times New Roman"/>
           <w:kern w:val="0"/>
           <w:sz w:val="24"/>
-          <w:lang w:val="it-IT" w:eastAsia="en-US"/>
+          <w:lang w:eastAsia="en-US"/>
           <w14:ligatures w14:val="none"/>
         </w:rPr>
       </w:pPr>
@@ -506,7 +506,7 @@
           <w:b/>
           <w:kern w:val="0"/>
           <w:sz w:val="24"/>
-          <w:lang w:val="it-IT" w:eastAsia="en-US"/>
+          <w:lang w:eastAsia="en-US"/>
           <w14:ligatures w14:val="none"/>
         </w:rPr>
         <w:t xml:space="preserve">Supervisor: </w:t>
@@ -516,7 +516,7 @@
           <w:rFonts w:ascii="LM Roman 10" w:eastAsia="Times New Roman" w:hAnsi="LM Roman 10" w:cs="Times New Roman"/>
           <w:kern w:val="0"/>
           <w:sz w:val="24"/>
-          <w:lang w:val="it-IT" w:eastAsia="en-US"/>
+          <w:lang w:eastAsia="en-US"/>
           <w14:ligatures w14:val="none"/>
         </w:rPr>
         <w:t>Jean-Bernard Chatelain</w:t>
@@ -936,6 +936,1725 @@
     </w:p>
     <w:p>
       <w:pPr>
+        <w:widowControl w:val="0"/>
+        <w:autoSpaceDE w:val="0"/>
+        <w:autoSpaceDN w:val="0"/>
+        <w:spacing w:before="240" w:after="0" w:line="264" w:lineRule="auto"/>
+        <w:ind w:right="142"/>
+        <w:jc w:val="center"/>
+        <w:rPr>
+          <w:rFonts w:ascii="LM Roman 10" w:eastAsia="Times New Roman" w:hAnsi="LM Roman 10" w:cs="Times New Roman"/>
+          <w:b/>
+          <w:bCs/>
+          <w:kern w:val="0"/>
+          <w:sz w:val="24"/>
+          <w:szCs w:val="24"/>
+          <w:lang w:val="en-US" w:eastAsia="en-US"/>
+          <w14:ligatures w14:val="none"/>
+        </w:rPr>
+      </w:pPr>
+      <w:r>
+        <w:rPr>
+          <w:rFonts w:ascii="LM Roman 10" w:eastAsia="Times New Roman" w:hAnsi="LM Roman 10" w:cs="Times New Roman"/>
+          <w:b/>
+          <w:bCs/>
+          <w:kern w:val="0"/>
+          <w:sz w:val="24"/>
+          <w:szCs w:val="24"/>
+          <w:lang w:val="en-US" w:eastAsia="en-US"/>
+          <w14:ligatures w14:val="none"/>
+        </w:rPr>
+        <w:t>Table 1</w:t>
+      </w:r>
+      <w:r>
+        <w:rPr>
+          <w:rFonts w:ascii="LM Roman 10" w:eastAsia="Times New Roman" w:hAnsi="LM Roman 10" w:cs="Times New Roman"/>
+          <w:b/>
+          <w:bCs/>
+          <w:kern w:val="0"/>
+          <w:sz w:val="24"/>
+          <w:szCs w:val="24"/>
+          <w:lang w:val="en-US" w:eastAsia="en-US"/>
+          <w14:ligatures w14:val="none"/>
+        </w:rPr>
+        <w:t>: Model, Prompt &amp; Answers</w:t>
+      </w:r>
+    </w:p>
+    <w:tbl>
+      <w:tblPr>
+        <w:tblStyle w:val="PlainTable5"/>
+        <w:tblW w:w="9072" w:type="dxa"/>
+        <w:tblLayout w:type="fixed"/>
+        <w:tblLook w:val="04A0" w:firstRow="1" w:lastRow="0" w:firstColumn="1" w:lastColumn="0" w:noHBand="0" w:noVBand="1"/>
+      </w:tblPr>
+      <w:tblGrid>
+        <w:gridCol w:w="1134"/>
+        <w:gridCol w:w="2580"/>
+        <w:gridCol w:w="5358"/>
+      </w:tblGrid>
+      <w:tr>
+        <w:trPr>
+          <w:cnfStyle w:val="100000000000" w:firstRow="1" w:lastRow="0" w:firstColumn="0" w:lastColumn="0" w:oddVBand="0" w:evenVBand="0" w:oddHBand="0" w:evenHBand="0" w:firstRowFirstColumn="0" w:firstRowLastColumn="0" w:lastRowFirstColumn="0" w:lastRowLastColumn="0"/>
+          <w:trHeight w:val="1096"/>
+        </w:trPr>
+        <w:tc>
+          <w:tcPr>
+            <w:cnfStyle w:val="001000000100" w:firstRow="0" w:lastRow="0" w:firstColumn="1" w:lastColumn="0" w:oddVBand="0" w:evenVBand="0" w:oddHBand="0" w:evenHBand="0" w:firstRowFirstColumn="1" w:firstRowLastColumn="0" w:lastRowFirstColumn="0" w:lastRowLastColumn="0"/>
+            <w:tcW w:w="1134" w:type="dxa"/>
+            <w:vAlign w:val="bottom"/>
+          </w:tcPr>
+          <w:p>
+            <w:pPr>
+              <w:widowControl w:val="0"/>
+              <w:autoSpaceDE w:val="0"/>
+              <w:autoSpaceDN w:val="0"/>
+              <w:spacing w:before="240"/>
+              <w:ind w:right="142"/>
+              <w:jc w:val="left"/>
+              <w:rPr>
+                <w:rFonts w:ascii="LM Roman 10" w:eastAsia="Times New Roman" w:hAnsi="LM Roman 10" w:cs="Times New Roman"/>
+                <w:kern w:val="0"/>
+                <w:sz w:val="16"/>
+                <w:szCs w:val="16"/>
+                <w:lang w:val="en-US" w:eastAsia="en-US"/>
+                <w14:ligatures w14:val="none"/>
+              </w:rPr>
+            </w:pPr>
+            <w:r>
+              <w:rPr>
+                <w:rFonts w:ascii="LM Roman 10" w:eastAsia="Times New Roman" w:hAnsi="LM Roman 10" w:cs="Times New Roman"/>
+                <w:kern w:val="0"/>
+                <w:sz w:val="16"/>
+                <w:szCs w:val="16"/>
+                <w:lang w:val="en-US" w:eastAsia="en-US"/>
+                <w14:ligatures w14:val="none"/>
+              </w:rPr>
+              <w:t>M</w:t>
+            </w:r>
+            <w:r>
+              <w:rPr>
+                <w:rFonts w:ascii="LM Roman 10" w:eastAsia="Times New Roman" w:hAnsi="LM Roman 10" w:cs="Times New Roman"/>
+                <w:kern w:val="0"/>
+                <w:sz w:val="16"/>
+                <w:szCs w:val="16"/>
+                <w:lang w:val="en-US" w:eastAsia="en-US"/>
+                <w14:ligatures w14:val="none"/>
+              </w:rPr>
+              <w:t>odel</w:t>
+            </w:r>
+          </w:p>
+        </w:tc>
+        <w:tc>
+          <w:tcPr>
+            <w:tcW w:w="2580" w:type="dxa"/>
+          </w:tcPr>
+          <w:p>
+            <w:pPr>
+              <w:widowControl w:val="0"/>
+              <w:autoSpaceDE w:val="0"/>
+              <w:autoSpaceDN w:val="0"/>
+              <w:spacing w:before="240"/>
+              <w:ind w:right="142"/>
+              <w:cnfStyle w:val="100000000000" w:firstRow="1" w:lastRow="0" w:firstColumn="0" w:lastColumn="0" w:oddVBand="0" w:evenVBand="0" w:oddHBand="0" w:evenHBand="0" w:firstRowFirstColumn="0" w:firstRowLastColumn="0" w:lastRowFirstColumn="0" w:lastRowLastColumn="0"/>
+              <w:rPr>
+                <w:rFonts w:ascii="LM Roman 10" w:eastAsia="Times New Roman" w:hAnsi="LM Roman 10" w:cs="Times New Roman"/>
+                <w:kern w:val="0"/>
+                <w:sz w:val="16"/>
+                <w:szCs w:val="16"/>
+                <w:lang w:val="en-US" w:eastAsia="en-US"/>
+                <w14:ligatures w14:val="none"/>
+              </w:rPr>
+            </w:pPr>
+            <w:r>
+              <w:rPr>
+                <w:rFonts w:ascii="LM Roman 10" w:eastAsia="Times New Roman" w:hAnsi="LM Roman 10" w:cs="Times New Roman"/>
+                <w:kern w:val="0"/>
+                <w:sz w:val="16"/>
+                <w:szCs w:val="16"/>
+                <w:lang w:val="en-US" w:eastAsia="en-US"/>
+                <w14:ligatures w14:val="none"/>
+              </w:rPr>
+              <w:t>Prompt</w:t>
+            </w:r>
+          </w:p>
+        </w:tc>
+        <w:tc>
+          <w:tcPr>
+            <w:tcW w:w="5358" w:type="dxa"/>
+          </w:tcPr>
+          <w:p>
+            <w:pPr>
+              <w:widowControl w:val="0"/>
+              <w:autoSpaceDE w:val="0"/>
+              <w:autoSpaceDN w:val="0"/>
+              <w:spacing w:before="240"/>
+              <w:ind w:right="142"/>
+              <w:cnfStyle w:val="100000000000" w:firstRow="1" w:lastRow="0" w:firstColumn="0" w:lastColumn="0" w:oddVBand="0" w:evenVBand="0" w:oddHBand="0" w:evenHBand="0" w:firstRowFirstColumn="0" w:firstRowLastColumn="0" w:lastRowFirstColumn="0" w:lastRowLastColumn="0"/>
+              <w:rPr>
+                <w:rFonts w:ascii="LM Roman 10" w:eastAsia="Times New Roman" w:hAnsi="LM Roman 10" w:cs="Times New Roman"/>
+                <w:kern w:val="0"/>
+                <w:sz w:val="16"/>
+                <w:szCs w:val="16"/>
+                <w:lang w:val="en-US" w:eastAsia="en-US"/>
+                <w14:ligatures w14:val="none"/>
+              </w:rPr>
+            </w:pPr>
+            <w:r>
+              <w:rPr>
+                <w:rFonts w:ascii="LM Roman 10" w:eastAsia="Times New Roman" w:hAnsi="LM Roman 10" w:cs="Times New Roman"/>
+                <w:kern w:val="0"/>
+                <w:sz w:val="16"/>
+                <w:szCs w:val="16"/>
+                <w:lang w:val="en-US" w:eastAsia="en-US"/>
+                <w14:ligatures w14:val="none"/>
+              </w:rPr>
+              <w:t xml:space="preserve">LLM </w:t>
+            </w:r>
+            <w:proofErr w:type="spellStart"/>
+            <w:r>
+              <w:rPr>
+                <w:rFonts w:ascii="LM Roman 10" w:eastAsia="Times New Roman" w:hAnsi="LM Roman 10" w:cs="Times New Roman"/>
+                <w:kern w:val="0"/>
+                <w:sz w:val="16"/>
+                <w:szCs w:val="16"/>
+                <w:lang w:val="en-US" w:eastAsia="en-US"/>
+                <w14:ligatures w14:val="none"/>
+              </w:rPr>
+              <w:t>Asnswer</w:t>
+            </w:r>
+            <w:proofErr w:type="spellEnd"/>
+          </w:p>
+        </w:tc>
+      </w:tr>
+      <w:tr>
+        <w:trPr>
+          <w:cnfStyle w:val="000000100000" w:firstRow="0" w:lastRow="0" w:firstColumn="0" w:lastColumn="0" w:oddVBand="0" w:evenVBand="0" w:oddHBand="1" w:evenHBand="0" w:firstRowFirstColumn="0" w:firstRowLastColumn="0" w:lastRowFirstColumn="0" w:lastRowLastColumn="0"/>
+          <w:trHeight w:val="1497"/>
+        </w:trPr>
+        <w:tc>
+          <w:tcPr>
+            <w:cnfStyle w:val="001000000000" w:firstRow="0" w:lastRow="0" w:firstColumn="1" w:lastColumn="0" w:oddVBand="0" w:evenVBand="0" w:oddHBand="0" w:evenHBand="0" w:firstRowFirstColumn="0" w:firstRowLastColumn="0" w:lastRowFirstColumn="0" w:lastRowLastColumn="0"/>
+            <w:tcW w:w="1134" w:type="dxa"/>
+          </w:tcPr>
+          <w:p>
+            <w:pPr>
+              <w:widowControl w:val="0"/>
+              <w:autoSpaceDE w:val="0"/>
+              <w:autoSpaceDN w:val="0"/>
+              <w:spacing w:before="240"/>
+              <w:ind w:right="142"/>
+              <w:rPr>
+                <w:rFonts w:ascii="LM Roman 10" w:eastAsia="Times New Roman" w:hAnsi="LM Roman 10" w:cs="Times New Roman"/>
+                <w:kern w:val="0"/>
+                <w:sz w:val="16"/>
+                <w:szCs w:val="16"/>
+                <w:lang w:eastAsia="en-US"/>
+                <w14:ligatures w14:val="none"/>
+              </w:rPr>
+            </w:pPr>
+            <w:r>
+              <w:rPr>
+                <w:rFonts w:ascii="LM Roman 10" w:eastAsia="Times New Roman" w:hAnsi="LM Roman 10" w:cs="Times New Roman"/>
+                <w:kern w:val="0"/>
+                <w:sz w:val="16"/>
+                <w:szCs w:val="16"/>
+                <w:lang w:eastAsia="en-US"/>
+                <w14:ligatures w14:val="none"/>
+              </w:rPr>
+              <w:t>Claude Sonnet 4.6 (Thinking)</w:t>
+            </w:r>
+          </w:p>
+          <w:p>
+            <w:pPr>
+              <w:widowControl w:val="0"/>
+              <w:autoSpaceDE w:val="0"/>
+              <w:autoSpaceDN w:val="0"/>
+              <w:spacing w:before="240"/>
+              <w:ind w:right="142"/>
+              <w:rPr>
+                <w:rFonts w:ascii="LM Roman 10" w:eastAsia="Times New Roman" w:hAnsi="LM Roman 10" w:cs="Times New Roman"/>
+                <w:kern w:val="0"/>
+                <w:sz w:val="16"/>
+                <w:szCs w:val="16"/>
+                <w:lang w:val="en-US" w:eastAsia="en-US"/>
+                <w14:ligatures w14:val="none"/>
+              </w:rPr>
+            </w:pPr>
+            <w:r>
+              <w:rPr>
+                <w:rFonts w:ascii="LM Roman 10" w:eastAsia="Times New Roman" w:hAnsi="LM Roman 10" w:cs="Times New Roman"/>
+                <w:kern w:val="0"/>
+                <w:sz w:val="16"/>
+                <w:szCs w:val="16"/>
+                <w:lang w:eastAsia="en-US"/>
+                <w14:ligatures w14:val="none"/>
+              </w:rPr>
+              <w:t xml:space="preserve"> </w:t>
+            </w:r>
+          </w:p>
+        </w:tc>
+        <w:tc>
+          <w:tcPr>
+            <w:tcW w:w="2580" w:type="dxa"/>
+          </w:tcPr>
+          <w:p>
+            <w:pPr>
+              <w:widowControl w:val="0"/>
+              <w:autoSpaceDE w:val="0"/>
+              <w:autoSpaceDN w:val="0"/>
+              <w:spacing w:before="240"/>
+              <w:ind w:right="142"/>
+              <w:cnfStyle w:val="000000100000" w:firstRow="0" w:lastRow="0" w:firstColumn="0" w:lastColumn="0" w:oddVBand="0" w:evenVBand="0" w:oddHBand="1" w:evenHBand="0" w:firstRowFirstColumn="0" w:firstRowLastColumn="0" w:lastRowFirstColumn="0" w:lastRowLastColumn="0"/>
+              <w:rPr>
+                <w:rFonts w:ascii="LM Roman 10" w:eastAsia="Times New Roman" w:hAnsi="LM Roman 10" w:cs="Times New Roman"/>
+                <w:kern w:val="0"/>
+                <w:sz w:val="16"/>
+                <w:szCs w:val="16"/>
+                <w:lang w:val="en-US" w:eastAsia="en-US"/>
+                <w14:ligatures w14:val="none"/>
+              </w:rPr>
+            </w:pPr>
+            <w:r>
+              <w:rPr>
+                <w:rFonts w:ascii="LM Roman 10" w:eastAsia="Times New Roman" w:hAnsi="LM Roman 10" w:cs="Times New Roman"/>
+                <w:kern w:val="0"/>
+                <w:sz w:val="16"/>
+                <w:szCs w:val="16"/>
+                <w:lang w:eastAsia="en-US"/>
+                <w14:ligatures w14:val="none"/>
+              </w:rPr>
+              <w:t xml:space="preserve">Is there a package, excluding the classical ones included in </w:t>
+            </w:r>
+            <w:proofErr w:type="spellStart"/>
+            <w:r>
+              <w:rPr>
+                <w:rFonts w:ascii="LM Roman 10" w:eastAsia="Times New Roman" w:hAnsi="LM Roman 10" w:cs="Times New Roman"/>
+                <w:kern w:val="0"/>
+                <w:sz w:val="16"/>
+                <w:szCs w:val="16"/>
+                <w:lang w:eastAsia="en-US"/>
+                <w14:ligatures w14:val="none"/>
+              </w:rPr>
+              <w:t>stats.models</w:t>
+            </w:r>
+            <w:proofErr w:type="spellEnd"/>
+            <w:r>
+              <w:rPr>
+                <w:rFonts w:ascii="LM Roman 10" w:eastAsia="Times New Roman" w:hAnsi="LM Roman 10" w:cs="Times New Roman"/>
+                <w:kern w:val="0"/>
+                <w:sz w:val="16"/>
+                <w:szCs w:val="16"/>
+                <w:lang w:eastAsia="en-US"/>
+                <w14:ligatures w14:val="none"/>
+              </w:rPr>
+              <w:t>, for seasonal pattern recognition?</w:t>
+            </w:r>
+          </w:p>
+        </w:tc>
+        <w:tc>
+          <w:tcPr>
+            <w:tcW w:w="5358" w:type="dxa"/>
+          </w:tcPr>
+          <w:p>
+            <w:pPr>
+              <w:widowControl w:val="0"/>
+              <w:autoSpaceDE w:val="0"/>
+              <w:autoSpaceDN w:val="0"/>
+              <w:spacing w:before="240"/>
+              <w:ind w:right="142"/>
+              <w:jc w:val="both"/>
+              <w:cnfStyle w:val="000000100000" w:firstRow="0" w:lastRow="0" w:firstColumn="0" w:lastColumn="0" w:oddVBand="0" w:evenVBand="0" w:oddHBand="1" w:evenHBand="0" w:firstRowFirstColumn="0" w:firstRowLastColumn="0" w:lastRowFirstColumn="0" w:lastRowLastColumn="0"/>
+              <w:rPr>
+                <w:rFonts w:ascii="LM Roman 10" w:eastAsia="Times New Roman" w:hAnsi="LM Roman 10" w:cs="Times New Roman"/>
+                <w:kern w:val="0"/>
+                <w:sz w:val="16"/>
+                <w:szCs w:val="16"/>
+                <w:lang w:eastAsia="en-US"/>
+                <w14:ligatures w14:val="none"/>
+              </w:rPr>
+            </w:pPr>
+            <w:r>
+              <w:rPr>
+                <w:rFonts w:ascii="LM Roman 10" w:eastAsia="Times New Roman" w:hAnsi="LM Roman 10" w:cs="Times New Roman"/>
+                <w:kern w:val="0"/>
+                <w:sz w:val="16"/>
+                <w:szCs w:val="16"/>
+                <w:lang w:eastAsia="en-US"/>
+                <w14:ligatures w14:val="none"/>
+              </w:rPr>
+              <w:t>Imports the Python wrapper that lets you call the X-13ARIMA-SEATS program — a seasonal adjustment tool developed by the US Census Bureau and used by major statistical agencies worldwide (Eurostat, Bank of Japan, etc.).</w:t>
+            </w:r>
+            <w:r>
+              <w:rPr>
+                <w:rFonts w:ascii="LM Roman 10" w:eastAsia="Times New Roman" w:hAnsi="LM Roman 10" w:cs="Times New Roman"/>
+                <w:kern w:val="0"/>
+                <w:sz w:val="16"/>
+                <w:szCs w:val="16"/>
+                <w:lang w:eastAsia="en-US"/>
+                <w14:ligatures w14:val="none"/>
+              </w:rPr>
+              <w:t xml:space="preserve"> </w:t>
+            </w:r>
+            <w:r>
+              <w:rPr>
+                <w:rFonts w:ascii="LM Roman 10" w:eastAsia="Times New Roman" w:hAnsi="LM Roman 10" w:cs="Times New Roman"/>
+                <w:kern w:val="0"/>
+                <w:sz w:val="16"/>
+                <w:szCs w:val="16"/>
+                <w:lang w:eastAsia="en-US"/>
+                <w14:ligatures w14:val="none"/>
+              </w:rPr>
+              <w:t>This sends your raw CPI index series to the X-13 program, which does three things internally:</w:t>
+            </w:r>
+            <w:r>
+              <w:rPr>
+                <w:rFonts w:ascii="LM Roman 10" w:eastAsia="Times New Roman" w:hAnsi="LM Roman 10" w:cs="Times New Roman"/>
+                <w:kern w:val="0"/>
+                <w:sz w:val="16"/>
+                <w:szCs w:val="16"/>
+                <w:lang w:eastAsia="en-US"/>
+                <w14:ligatures w14:val="none"/>
+              </w:rPr>
+              <w:t xml:space="preserve"> </w:t>
+            </w:r>
+            <w:r>
+              <w:rPr>
+                <w:rFonts w:ascii="LM Roman 10" w:eastAsia="Times New Roman" w:hAnsi="LM Roman 10" w:cs="Times New Roman"/>
+                <w:kern w:val="0"/>
+                <w:sz w:val="16"/>
+                <w:szCs w:val="16"/>
+                <w:lang w:eastAsia="en-US"/>
+                <w14:ligatures w14:val="none"/>
+              </w:rPr>
+              <w:t xml:space="preserve">Fits a </w:t>
+            </w:r>
+            <w:proofErr w:type="spellStart"/>
+            <w:r>
+              <w:rPr>
+                <w:rFonts w:ascii="LM Roman 10" w:eastAsia="Times New Roman" w:hAnsi="LM Roman 10" w:cs="Times New Roman"/>
+                <w:kern w:val="0"/>
+                <w:sz w:val="16"/>
+                <w:szCs w:val="16"/>
+                <w:lang w:eastAsia="en-US"/>
+                <w14:ligatures w14:val="none"/>
+              </w:rPr>
+              <w:t>RegARIMA</w:t>
+            </w:r>
+            <w:proofErr w:type="spellEnd"/>
+            <w:r>
+              <w:rPr>
+                <w:rFonts w:ascii="LM Roman 10" w:eastAsia="Times New Roman" w:hAnsi="LM Roman 10" w:cs="Times New Roman"/>
+                <w:kern w:val="0"/>
+                <w:sz w:val="16"/>
+                <w:szCs w:val="16"/>
+                <w:lang w:eastAsia="en-US"/>
+                <w14:ligatures w14:val="none"/>
+              </w:rPr>
+              <w:t xml:space="preserve"> model — a regression with ARIMA errors that automatically identifies the series' trend, cycle, and seasonal structure. For monthly CPI it typically picks something like an ARIMA(0,1,1)(0,1,1)</w:t>
+            </w:r>
+            <w:r>
+              <w:rPr>
+                <w:rFonts w:ascii="Cambria Math" w:eastAsia="Times New Roman" w:hAnsi="Cambria Math" w:cs="Cambria Math"/>
+                <w:kern w:val="0"/>
+                <w:sz w:val="16"/>
+                <w:szCs w:val="16"/>
+                <w:lang w:eastAsia="en-US"/>
+                <w14:ligatures w14:val="none"/>
+              </w:rPr>
+              <w:t>₁₂</w:t>
+            </w:r>
+            <w:r>
+              <w:rPr>
+                <w:rFonts w:ascii="LM Roman 10" w:eastAsia="Times New Roman" w:hAnsi="LM Roman 10" w:cs="Times New Roman"/>
+                <w:kern w:val="0"/>
+                <w:sz w:val="16"/>
+                <w:szCs w:val="16"/>
+                <w:lang w:eastAsia="en-US"/>
+                <w14:ligatures w14:val="none"/>
+              </w:rPr>
+              <w:t xml:space="preserve"> </w:t>
+            </w:r>
+            <w:r>
+              <w:rPr>
+                <w:rFonts w:ascii="LM Roman 10" w:eastAsia="Times New Roman" w:hAnsi="LM Roman 10" w:cs="LM Roman 10"/>
+                <w:kern w:val="0"/>
+                <w:sz w:val="16"/>
+                <w:szCs w:val="16"/>
+                <w:lang w:eastAsia="en-US"/>
+                <w14:ligatures w14:val="none"/>
+              </w:rPr>
+              <w:t>—</w:t>
+            </w:r>
+            <w:r>
+              <w:rPr>
+                <w:rFonts w:ascii="LM Roman 10" w:eastAsia="Times New Roman" w:hAnsi="LM Roman 10" w:cs="Times New Roman"/>
+                <w:kern w:val="0"/>
+                <w:sz w:val="16"/>
+                <w:szCs w:val="16"/>
+                <w:lang w:eastAsia="en-US"/>
+                <w14:ligatures w14:val="none"/>
+              </w:rPr>
+              <w:t xml:space="preserve"> the classic "airline model</w:t>
+            </w:r>
+            <w:r>
+              <w:rPr>
+                <w:rFonts w:ascii="LM Roman 10" w:eastAsia="Times New Roman" w:hAnsi="LM Roman 10" w:cs="Times New Roman"/>
+                <w:kern w:val="0"/>
+                <w:sz w:val="16"/>
+                <w:szCs w:val="16"/>
+                <w:lang w:eastAsia="en-US"/>
+                <w14:ligatures w14:val="none"/>
+              </w:rPr>
+              <w:t xml:space="preserve"> </w:t>
+            </w:r>
+            <w:r>
+              <w:rPr>
+                <w:rFonts w:ascii="LM Roman 10" w:eastAsia="Times New Roman" w:hAnsi="LM Roman 10" w:cs="Times New Roman"/>
+                <w:kern w:val="0"/>
+                <w:sz w:val="16"/>
+                <w:szCs w:val="16"/>
+                <w:lang w:eastAsia="en-US"/>
+                <w14:ligatures w14:val="none"/>
+              </w:rPr>
+              <w:t>Decomposes the series into trend, seasonal, and irregular components using either:</w:t>
+            </w:r>
+            <w:r>
+              <w:rPr>
+                <w:rFonts w:ascii="LM Roman 10" w:eastAsia="Times New Roman" w:hAnsi="LM Roman 10" w:cs="Times New Roman"/>
+                <w:kern w:val="0"/>
+                <w:sz w:val="16"/>
+                <w:szCs w:val="16"/>
+                <w:lang w:eastAsia="en-US"/>
+                <w14:ligatures w14:val="none"/>
+              </w:rPr>
+              <w:t xml:space="preserve"> </w:t>
+            </w:r>
+            <w:r>
+              <w:rPr>
+                <w:rFonts w:ascii="LM Roman 10" w:eastAsia="Times New Roman" w:hAnsi="LM Roman 10" w:cs="Times New Roman"/>
+                <w:kern w:val="0"/>
+                <w:sz w:val="16"/>
+                <w:szCs w:val="16"/>
+                <w:lang w:eastAsia="en-US"/>
+                <w14:ligatures w14:val="none"/>
+              </w:rPr>
+              <w:t>S</w:t>
+            </w:r>
+            <w:r>
+              <w:rPr>
+                <w:rFonts w:ascii="LM Roman 10" w:eastAsia="Times New Roman" w:hAnsi="LM Roman 10" w:cs="Times New Roman"/>
+                <w:kern w:val="0"/>
+                <w:sz w:val="16"/>
+                <w:szCs w:val="16"/>
+                <w:lang w:eastAsia="en-US"/>
+                <w14:ligatures w14:val="none"/>
+              </w:rPr>
+              <w:t>E</w:t>
+            </w:r>
+            <w:r>
+              <w:rPr>
+                <w:rFonts w:ascii="LM Roman 10" w:eastAsia="Times New Roman" w:hAnsi="LM Roman 10" w:cs="Times New Roman"/>
+                <w:kern w:val="0"/>
+                <w:sz w:val="16"/>
+                <w:szCs w:val="16"/>
+                <w:lang w:eastAsia="en-US"/>
+                <w14:ligatures w14:val="none"/>
+              </w:rPr>
+              <w:t>ATS (default): model-based, extracts seasonality from the ARIMA structure</w:t>
+            </w:r>
+            <w:r>
+              <w:rPr>
+                <w:rFonts w:ascii="LM Roman 10" w:eastAsia="Times New Roman" w:hAnsi="LM Roman 10" w:cs="Times New Roman"/>
+                <w:kern w:val="0"/>
+                <w:sz w:val="16"/>
+                <w:szCs w:val="16"/>
+                <w:lang w:eastAsia="en-US"/>
+                <w14:ligatures w14:val="none"/>
+              </w:rPr>
+              <w:t xml:space="preserve"> </w:t>
+            </w:r>
+            <w:r>
+              <w:rPr>
+                <w:rFonts w:ascii="LM Roman 10" w:eastAsia="Times New Roman" w:hAnsi="LM Roman 10" w:cs="Times New Roman"/>
+                <w:kern w:val="0"/>
+                <w:sz w:val="16"/>
+                <w:szCs w:val="16"/>
+                <w:lang w:eastAsia="en-US"/>
+                <w14:ligatures w14:val="none"/>
+              </w:rPr>
+              <w:t>X-11: nonparametric, uses moving averages over a rolling window</w:t>
+            </w:r>
+            <w:r>
+              <w:rPr>
+                <w:rFonts w:ascii="LM Roman 10" w:eastAsia="Times New Roman" w:hAnsi="LM Roman 10" w:cs="Times New Roman"/>
+                <w:kern w:val="0"/>
+                <w:sz w:val="16"/>
+                <w:szCs w:val="16"/>
+                <w:lang w:eastAsia="en-US"/>
+                <w14:ligatures w14:val="none"/>
+              </w:rPr>
+              <w:t xml:space="preserve"> </w:t>
+            </w:r>
+            <w:r>
+              <w:rPr>
+                <w:rFonts w:ascii="LM Roman 10" w:eastAsia="Times New Roman" w:hAnsi="LM Roman 10" w:cs="Times New Roman"/>
+                <w:kern w:val="0"/>
+                <w:sz w:val="16"/>
+                <w:szCs w:val="16"/>
+                <w:lang w:eastAsia="en-US"/>
+                <w14:ligatures w14:val="none"/>
+              </w:rPr>
+              <w:t>Returns the seasonally adjusted series = original series minus the estimated seasonal component</w:t>
+            </w:r>
+            <w:r>
+              <w:rPr>
+                <w:rFonts w:ascii="LM Roman 10" w:eastAsia="Times New Roman" w:hAnsi="LM Roman 10" w:cs="Times New Roman"/>
+                <w:kern w:val="0"/>
+                <w:sz w:val="16"/>
+                <w:szCs w:val="16"/>
+                <w:lang w:eastAsia="en-US"/>
+                <w14:ligatures w14:val="none"/>
+              </w:rPr>
+              <w:t xml:space="preserve">. </w:t>
+            </w:r>
+            <w:r>
+              <w:rPr>
+                <w:rFonts w:ascii="LM Roman 10" w:eastAsia="Times New Roman" w:hAnsi="LM Roman 10" w:cs="Times New Roman"/>
+                <w:kern w:val="0"/>
+                <w:sz w:val="16"/>
+                <w:szCs w:val="16"/>
+                <w:lang w:eastAsia="en-US"/>
+                <w14:ligatures w14:val="none"/>
+              </w:rPr>
+              <w:t>Stores the seasonally adjusted CPI index — your original 110.7-style values but with the recurring calendar patterns removed. You then apply log-differences to this cleaned series to get inflation.</w:t>
+            </w:r>
+          </w:p>
+        </w:tc>
+      </w:tr>
+      <w:tr>
+        <w:trPr>
+          <w:trHeight w:val="1497"/>
+        </w:trPr>
+        <w:tc>
+          <w:tcPr>
+            <w:cnfStyle w:val="001000000000" w:firstRow="0" w:lastRow="0" w:firstColumn="1" w:lastColumn="0" w:oddVBand="0" w:evenVBand="0" w:oddHBand="0" w:evenHBand="0" w:firstRowFirstColumn="0" w:firstRowLastColumn="0" w:lastRowFirstColumn="0" w:lastRowLastColumn="0"/>
+            <w:tcW w:w="1134" w:type="dxa"/>
+          </w:tcPr>
+          <w:p>
+            <w:pPr>
+              <w:widowControl w:val="0"/>
+              <w:autoSpaceDE w:val="0"/>
+              <w:autoSpaceDN w:val="0"/>
+              <w:spacing w:before="240"/>
+              <w:ind w:right="142"/>
+              <w:rPr>
+                <w:rFonts w:ascii="LM Roman 10" w:eastAsia="Times New Roman" w:hAnsi="LM Roman 10" w:cs="Times New Roman"/>
+                <w:kern w:val="0"/>
+                <w:sz w:val="16"/>
+                <w:szCs w:val="16"/>
+                <w:lang w:eastAsia="en-US"/>
+                <w14:ligatures w14:val="none"/>
+              </w:rPr>
+            </w:pPr>
+            <w:r>
+              <w:rPr>
+                <w:rFonts w:ascii="LM Roman 10" w:eastAsia="Times New Roman" w:hAnsi="LM Roman 10" w:cs="Times New Roman"/>
+                <w:kern w:val="0"/>
+                <w:sz w:val="16"/>
+                <w:szCs w:val="16"/>
+                <w:lang w:eastAsia="en-US"/>
+                <w14:ligatures w14:val="none"/>
+              </w:rPr>
+              <w:t>Claude Sonnet 4.6 (Thinking)</w:t>
+            </w:r>
+          </w:p>
+          <w:p>
+            <w:pPr>
+              <w:widowControl w:val="0"/>
+              <w:autoSpaceDE w:val="0"/>
+              <w:autoSpaceDN w:val="0"/>
+              <w:spacing w:before="240"/>
+              <w:ind w:right="222"/>
+              <w:rPr>
+                <w:rFonts w:ascii="LM Roman 10" w:eastAsia="Times New Roman" w:hAnsi="LM Roman 10" w:cs="Times New Roman"/>
+                <w:kern w:val="0"/>
+                <w:sz w:val="16"/>
+                <w:szCs w:val="16"/>
+                <w:lang w:eastAsia="en-US"/>
+                <w14:ligatures w14:val="none"/>
+              </w:rPr>
+            </w:pPr>
+          </w:p>
+        </w:tc>
+        <w:tc>
+          <w:tcPr>
+            <w:tcW w:w="2580" w:type="dxa"/>
+          </w:tcPr>
+          <w:p>
+            <w:pPr>
+              <w:widowControl w:val="0"/>
+              <w:autoSpaceDE w:val="0"/>
+              <w:autoSpaceDN w:val="0"/>
+              <w:spacing w:before="240"/>
+              <w:ind w:right="142"/>
+              <w:cnfStyle w:val="000000000000" w:firstRow="0" w:lastRow="0" w:firstColumn="0" w:lastColumn="0" w:oddVBand="0" w:evenVBand="0" w:oddHBand="0" w:evenHBand="0" w:firstRowFirstColumn="0" w:firstRowLastColumn="0" w:lastRowFirstColumn="0" w:lastRowLastColumn="0"/>
+              <w:rPr>
+                <w:rFonts w:ascii="LM Roman 10" w:eastAsia="Times New Roman" w:hAnsi="LM Roman 10" w:cs="Times New Roman"/>
+                <w:kern w:val="0"/>
+                <w:sz w:val="16"/>
+                <w:szCs w:val="16"/>
+                <w:lang w:eastAsia="en-US"/>
+                <w14:ligatures w14:val="none"/>
+              </w:rPr>
+            </w:pPr>
+            <w:r>
+              <w:rPr>
+                <w:rFonts w:ascii="LM Roman 10" w:eastAsia="Times New Roman" w:hAnsi="LM Roman 10" w:cs="Times New Roman"/>
+                <w:kern w:val="0"/>
+                <w:sz w:val="16"/>
+                <w:szCs w:val="16"/>
+                <w:lang w:eastAsia="en-US"/>
+                <w14:ligatures w14:val="none"/>
+              </w:rPr>
+              <w:t xml:space="preserve">Does </w:t>
+            </w:r>
+            <w:r>
+              <w:rPr>
+                <w:rFonts w:ascii="LM Roman 10" w:eastAsia="Times New Roman" w:hAnsi="LM Roman 10" w:cs="Times New Roman"/>
+                <w:kern w:val="0"/>
+                <w:sz w:val="16"/>
+                <w:szCs w:val="16"/>
+                <w:lang w:eastAsia="en-US"/>
+                <w14:ligatures w14:val="none"/>
+              </w:rPr>
+              <w:t>X-13ARIMA-SEATS program</w:t>
+            </w:r>
+            <w:r>
+              <w:rPr>
+                <w:rFonts w:ascii="LM Roman 10" w:eastAsia="Times New Roman" w:hAnsi="LM Roman 10" w:cs="Times New Roman"/>
+                <w:kern w:val="0"/>
+                <w:sz w:val="16"/>
+                <w:szCs w:val="16"/>
+                <w:lang w:eastAsia="en-US"/>
+                <w14:ligatures w14:val="none"/>
+              </w:rPr>
+              <w:t xml:space="preserve"> requires external libraries other than the package itself? It keeps on giving me the same error of “external environmental variables missing”</w:t>
+            </w:r>
+            <w:r>
+              <w:rPr>
+                <w:rFonts w:ascii="LM Roman 10" w:eastAsia="Times New Roman" w:hAnsi="LM Roman 10" w:cs="Times New Roman"/>
+                <w:kern w:val="0"/>
+                <w:sz w:val="16"/>
+                <w:szCs w:val="16"/>
+                <w:lang w:eastAsia="en-US"/>
+                <w14:ligatures w14:val="none"/>
+              </w:rPr>
+              <w:t>.</w:t>
+            </w:r>
+          </w:p>
+        </w:tc>
+        <w:tc>
+          <w:tcPr>
+            <w:tcW w:w="5358" w:type="dxa"/>
+          </w:tcPr>
+          <w:p>
+            <w:pPr>
+              <w:widowControl w:val="0"/>
+              <w:autoSpaceDE w:val="0"/>
+              <w:autoSpaceDN w:val="0"/>
+              <w:spacing w:before="240"/>
+              <w:ind w:right="142"/>
+              <w:jc w:val="both"/>
+              <w:cnfStyle w:val="000000000000" w:firstRow="0" w:lastRow="0" w:firstColumn="0" w:lastColumn="0" w:oddVBand="0" w:evenVBand="0" w:oddHBand="0" w:evenHBand="0" w:firstRowFirstColumn="0" w:firstRowLastColumn="0" w:lastRowFirstColumn="0" w:lastRowLastColumn="0"/>
+              <w:rPr>
+                <w:rFonts w:ascii="LM Roman 10" w:eastAsia="Times New Roman" w:hAnsi="LM Roman 10" w:cs="Times New Roman"/>
+                <w:kern w:val="0"/>
+                <w:sz w:val="16"/>
+                <w:szCs w:val="16"/>
+                <w:lang w:eastAsia="en-US"/>
+                <w14:ligatures w14:val="none"/>
+              </w:rPr>
+            </w:pPr>
+            <w:r>
+              <w:rPr>
+                <w:rFonts w:ascii="LM Roman 10" w:eastAsia="Times New Roman" w:hAnsi="LM Roman 10" w:cs="Times New Roman"/>
+                <w:kern w:val="0"/>
+                <w:sz w:val="16"/>
+                <w:szCs w:val="16"/>
+                <w:lang w:eastAsia="en-US"/>
+                <w14:ligatures w14:val="none"/>
+              </w:rPr>
+              <w:t>What Changed and Why</w:t>
+            </w:r>
+            <w:r>
+              <w:rPr>
+                <w:rFonts w:ascii="LM Roman 10" w:eastAsia="Times New Roman" w:hAnsi="LM Roman 10" w:cs="Times New Roman"/>
+                <w:kern w:val="0"/>
+                <w:sz w:val="16"/>
+                <w:szCs w:val="16"/>
+                <w:lang w:eastAsia="en-US"/>
+                <w14:ligatures w14:val="none"/>
+              </w:rPr>
+              <w:t xml:space="preserve">: </w:t>
+            </w:r>
+            <w:r>
+              <w:rPr>
+                <w:rFonts w:ascii="LM Roman 10" w:eastAsia="Times New Roman" w:hAnsi="LM Roman 10" w:cs="Times New Roman"/>
+                <w:kern w:val="0"/>
+                <w:sz w:val="16"/>
+                <w:szCs w:val="16"/>
+                <w:lang w:eastAsia="en-US"/>
+                <w14:ligatures w14:val="none"/>
+              </w:rPr>
+              <w:t>period=12 tells STL the seasonality repeats every 12 months (monthly data</w:t>
+            </w:r>
+            <w:r>
+              <w:rPr>
+                <w:rFonts w:ascii="LM Roman 10" w:eastAsia="Times New Roman" w:hAnsi="LM Roman 10" w:cs="Times New Roman"/>
+                <w:kern w:val="0"/>
+                <w:sz w:val="16"/>
+                <w:szCs w:val="16"/>
+                <w:lang w:eastAsia="en-US"/>
+                <w14:ligatures w14:val="none"/>
+              </w:rPr>
+              <w:t xml:space="preserve">), </w:t>
+            </w:r>
+            <w:r>
+              <w:rPr>
+                <w:rFonts w:ascii="LM Roman 10" w:eastAsia="Times New Roman" w:hAnsi="LM Roman 10" w:cs="Times New Roman"/>
+                <w:kern w:val="0"/>
+                <w:sz w:val="16"/>
+                <w:szCs w:val="16"/>
+                <w:lang w:eastAsia="en-US"/>
+                <w14:ligatures w14:val="none"/>
+              </w:rPr>
+              <w:t>robust=True makes the decomposition resistant to outliers — important for Japan's CPI which has spikes around the 1997 and 2014 consumption tax hikes</w:t>
+            </w:r>
+            <w:r>
+              <w:rPr>
+                <w:rFonts w:ascii="LM Roman 10" w:eastAsia="Times New Roman" w:hAnsi="LM Roman 10" w:cs="Times New Roman"/>
+                <w:kern w:val="0"/>
+                <w:sz w:val="16"/>
+                <w:szCs w:val="16"/>
+                <w:lang w:eastAsia="en-US"/>
+                <w14:ligatures w14:val="none"/>
+              </w:rPr>
+              <w:t xml:space="preserve">, </w:t>
+            </w:r>
+            <w:proofErr w:type="spellStart"/>
+            <w:r>
+              <w:rPr>
+                <w:rFonts w:ascii="LM Roman 10" w:eastAsia="Times New Roman" w:hAnsi="LM Roman 10" w:cs="Times New Roman"/>
+                <w:kern w:val="0"/>
+                <w:sz w:val="16"/>
+                <w:szCs w:val="16"/>
+                <w:lang w:eastAsia="en-US"/>
+                <w14:ligatures w14:val="none"/>
+              </w:rPr>
+              <w:t>res.seasonal</w:t>
+            </w:r>
+            <w:proofErr w:type="spellEnd"/>
+            <w:r>
+              <w:rPr>
+                <w:rFonts w:ascii="LM Roman 10" w:eastAsia="Times New Roman" w:hAnsi="LM Roman 10" w:cs="Times New Roman"/>
+                <w:kern w:val="0"/>
+                <w:sz w:val="16"/>
+                <w:szCs w:val="16"/>
+                <w:lang w:eastAsia="en-US"/>
+                <w14:ligatures w14:val="none"/>
+              </w:rPr>
+              <w:t xml:space="preserve"> contains the estimated seasonal component; subtracting it gives you the seasonally adjusted index</w:t>
+            </w:r>
+            <w:r>
+              <w:rPr>
+                <w:rFonts w:ascii="LM Roman 10" w:eastAsia="Times New Roman" w:hAnsi="LM Roman 10" w:cs="Times New Roman"/>
+                <w:kern w:val="0"/>
+                <w:sz w:val="16"/>
+                <w:szCs w:val="16"/>
+                <w:lang w:eastAsia="en-US"/>
+                <w14:ligatures w14:val="none"/>
+              </w:rPr>
+              <w:t xml:space="preserve">, </w:t>
+            </w:r>
+            <w:r>
+              <w:rPr>
+                <w:rFonts w:ascii="LM Roman 10" w:eastAsia="Times New Roman" w:hAnsi="LM Roman 10" w:cs="Times New Roman"/>
+                <w:kern w:val="0"/>
+                <w:sz w:val="16"/>
+                <w:szCs w:val="16"/>
+                <w:lang w:eastAsia="en-US"/>
+                <w14:ligatures w14:val="none"/>
+              </w:rPr>
+              <w:t>If You Still Want X-13</w:t>
+            </w:r>
+            <w:r>
+              <w:rPr>
+                <w:rFonts w:ascii="LM Roman 10" w:eastAsia="Times New Roman" w:hAnsi="LM Roman 10" w:cs="Times New Roman"/>
+                <w:kern w:val="0"/>
+                <w:sz w:val="16"/>
+                <w:szCs w:val="16"/>
+                <w:lang w:eastAsia="en-US"/>
+                <w14:ligatures w14:val="none"/>
+              </w:rPr>
+              <w:t xml:space="preserve">, </w:t>
+            </w:r>
+            <w:r>
+              <w:rPr>
+                <w:rFonts w:ascii="LM Roman 10" w:eastAsia="Times New Roman" w:hAnsi="LM Roman 10" w:cs="Times New Roman"/>
+                <w:kern w:val="0"/>
+                <w:sz w:val="16"/>
+                <w:szCs w:val="16"/>
+                <w:lang w:eastAsia="en-US"/>
+                <w14:ligatures w14:val="none"/>
+              </w:rPr>
+              <w:t>You'd need to download the actual binary from the US Census Bureau and point the path to it:</w:t>
+            </w:r>
+            <w:r>
+              <w:rPr>
+                <w:rFonts w:ascii="LM Roman 10" w:eastAsia="Times New Roman" w:hAnsi="LM Roman 10" w:cs="Times New Roman"/>
+                <w:kern w:val="0"/>
+                <w:sz w:val="16"/>
+                <w:szCs w:val="16"/>
+                <w:lang w:eastAsia="en-US"/>
+                <w14:ligatures w14:val="none"/>
+              </w:rPr>
+              <w:t xml:space="preserve"> </w:t>
+            </w:r>
+            <w:r>
+              <w:rPr>
+                <w:rFonts w:ascii="LM Roman 10" w:eastAsia="Times New Roman" w:hAnsi="LM Roman 10" w:cs="Times New Roman"/>
+                <w:kern w:val="0"/>
+                <w:sz w:val="16"/>
+                <w:szCs w:val="16"/>
+                <w:lang w:eastAsia="en-US"/>
+                <w14:ligatures w14:val="none"/>
+              </w:rPr>
+              <w:t>Download from:</w:t>
+            </w:r>
+            <w:r>
+              <w:rPr>
+                <w:rFonts w:ascii="LM Roman 10" w:eastAsia="Times New Roman" w:hAnsi="LM Roman 10" w:cs="Times New Roman"/>
+                <w:kern w:val="0"/>
+                <w:sz w:val="16"/>
+                <w:szCs w:val="16"/>
+                <w:lang w:eastAsia="en-US"/>
+                <w14:ligatures w14:val="none"/>
+              </w:rPr>
+              <w:t xml:space="preserve"> </w:t>
+            </w:r>
+            <w:r>
+              <w:rPr>
+                <w:rFonts w:ascii="LM Roman 10" w:eastAsia="Times New Roman" w:hAnsi="LM Roman 10" w:cs="Times New Roman"/>
+                <w:kern w:val="0"/>
+                <w:sz w:val="16"/>
+                <w:szCs w:val="16"/>
+                <w:lang w:eastAsia="en-US"/>
+                <w14:ligatures w14:val="none"/>
+              </w:rPr>
+              <w:t>census.gov/data/software/x13as.html</w:t>
+            </w:r>
+            <w:r>
+              <w:rPr>
+                <w:rFonts w:ascii="LM Roman 10" w:eastAsia="Times New Roman" w:hAnsi="LM Roman 10" w:cs="Times New Roman"/>
+                <w:kern w:val="0"/>
+                <w:sz w:val="16"/>
+                <w:szCs w:val="16"/>
+                <w:lang w:eastAsia="en-US"/>
+                <w14:ligatures w14:val="none"/>
+              </w:rPr>
+              <w:t xml:space="preserve"> </w:t>
+            </w:r>
+            <w:r>
+              <w:rPr>
+                <w:rFonts w:ascii="LM Roman 10" w:eastAsia="Times New Roman" w:hAnsi="LM Roman 10" w:cs="Times New Roman"/>
+                <w:kern w:val="0"/>
+                <w:sz w:val="16"/>
+                <w:szCs w:val="16"/>
+                <w:lang w:eastAsia="en-US"/>
+                <w14:ligatures w14:val="none"/>
+              </w:rPr>
+              <w:t>Extract and note the folder path, e.g. D:/x13as/</w:t>
+            </w:r>
+            <w:r>
+              <w:rPr>
+                <w:rFonts w:ascii="LM Roman 10" w:eastAsia="Times New Roman" w:hAnsi="LM Roman 10" w:cs="Times New Roman"/>
+                <w:kern w:val="0"/>
+                <w:sz w:val="16"/>
+                <w:szCs w:val="16"/>
+                <w:lang w:eastAsia="en-US"/>
+                <w14:ligatures w14:val="none"/>
+              </w:rPr>
+              <w:t>.</w:t>
+            </w:r>
+          </w:p>
+        </w:tc>
+      </w:tr>
+      <w:tr>
+        <w:trPr>
+          <w:cnfStyle w:val="000000100000" w:firstRow="0" w:lastRow="0" w:firstColumn="0" w:lastColumn="0" w:oddVBand="0" w:evenVBand="0" w:oddHBand="1" w:evenHBand="0" w:firstRowFirstColumn="0" w:firstRowLastColumn="0" w:lastRowFirstColumn="0" w:lastRowLastColumn="0"/>
+          <w:trHeight w:val="1497"/>
+        </w:trPr>
+        <w:tc>
+          <w:tcPr>
+            <w:cnfStyle w:val="001000000000" w:firstRow="0" w:lastRow="0" w:firstColumn="1" w:lastColumn="0" w:oddVBand="0" w:evenVBand="0" w:oddHBand="0" w:evenHBand="0" w:firstRowFirstColumn="0" w:firstRowLastColumn="0" w:lastRowFirstColumn="0" w:lastRowLastColumn="0"/>
+            <w:tcW w:w="1134" w:type="dxa"/>
+          </w:tcPr>
+          <w:p>
+            <w:pPr>
+              <w:widowControl w:val="0"/>
+              <w:autoSpaceDE w:val="0"/>
+              <w:autoSpaceDN w:val="0"/>
+              <w:spacing w:before="240"/>
+              <w:ind w:right="142"/>
+              <w:rPr>
+                <w:rFonts w:ascii="LM Roman 10" w:eastAsia="Times New Roman" w:hAnsi="LM Roman 10" w:cs="Times New Roman"/>
+                <w:kern w:val="0"/>
+                <w:sz w:val="16"/>
+                <w:szCs w:val="16"/>
+                <w:lang w:eastAsia="en-US"/>
+                <w14:ligatures w14:val="none"/>
+              </w:rPr>
+            </w:pPr>
+            <w:r>
+              <w:rPr>
+                <w:rFonts w:ascii="LM Roman 10" w:eastAsia="Times New Roman" w:hAnsi="LM Roman 10" w:cs="Times New Roman"/>
+                <w:kern w:val="0"/>
+                <w:sz w:val="16"/>
+                <w:szCs w:val="16"/>
+                <w:lang w:eastAsia="en-US"/>
+                <w14:ligatures w14:val="none"/>
+              </w:rPr>
+              <w:t>Claude Sonnet 4.6 (Thinking)</w:t>
+            </w:r>
+          </w:p>
+          <w:p>
+            <w:pPr>
+              <w:widowControl w:val="0"/>
+              <w:autoSpaceDE w:val="0"/>
+              <w:autoSpaceDN w:val="0"/>
+              <w:spacing w:before="240"/>
+              <w:ind w:right="142"/>
+              <w:rPr>
+                <w:rFonts w:ascii="LM Roman 10" w:eastAsia="Times New Roman" w:hAnsi="LM Roman 10" w:cs="Times New Roman"/>
+                <w:kern w:val="0"/>
+                <w:sz w:val="16"/>
+                <w:szCs w:val="16"/>
+                <w:lang w:eastAsia="en-US"/>
+                <w14:ligatures w14:val="none"/>
+              </w:rPr>
+            </w:pPr>
+          </w:p>
+        </w:tc>
+        <w:tc>
+          <w:tcPr>
+            <w:tcW w:w="2580" w:type="dxa"/>
+          </w:tcPr>
+          <w:p>
+            <w:pPr>
+              <w:widowControl w:val="0"/>
+              <w:autoSpaceDE w:val="0"/>
+              <w:autoSpaceDN w:val="0"/>
+              <w:spacing w:before="240"/>
+              <w:ind w:right="142"/>
+              <w:cnfStyle w:val="000000100000" w:firstRow="0" w:lastRow="0" w:firstColumn="0" w:lastColumn="0" w:oddVBand="0" w:evenVBand="0" w:oddHBand="1" w:evenHBand="0" w:firstRowFirstColumn="0" w:firstRowLastColumn="0" w:lastRowFirstColumn="0" w:lastRowLastColumn="0"/>
+              <w:rPr>
+                <w:rFonts w:ascii="LM Roman 10" w:eastAsia="Times New Roman" w:hAnsi="LM Roman 10" w:cs="Times New Roman"/>
+                <w:kern w:val="0"/>
+                <w:sz w:val="16"/>
+                <w:szCs w:val="16"/>
+                <w:lang w:eastAsia="en-US"/>
+                <w14:ligatures w14:val="none"/>
+              </w:rPr>
+            </w:pPr>
+            <w:r>
+              <w:rPr>
+                <w:rFonts w:ascii="LM Roman 10" w:eastAsia="Times New Roman" w:hAnsi="LM Roman 10" w:cs="Times New Roman"/>
+                <w:kern w:val="0"/>
+                <w:sz w:val="16"/>
+                <w:szCs w:val="16"/>
+                <w:lang w:eastAsia="en-US"/>
+                <w14:ligatures w14:val="none"/>
+              </w:rPr>
+              <w:t xml:space="preserve">Translate this table to Overleaf </w:t>
+            </w:r>
+            <w:proofErr w:type="spellStart"/>
+            <w:r>
+              <w:rPr>
+                <w:rFonts w:ascii="LM Roman 10" w:eastAsia="Times New Roman" w:hAnsi="LM Roman 10" w:cs="Times New Roman"/>
+                <w:kern w:val="0"/>
+                <w:sz w:val="16"/>
+                <w:szCs w:val="16"/>
+                <w:lang w:eastAsia="en-US"/>
+                <w14:ligatures w14:val="none"/>
+              </w:rPr>
+              <w:t>LateX</w:t>
+            </w:r>
+            <w:proofErr w:type="spellEnd"/>
+            <w:r>
+              <w:rPr>
+                <w:rFonts w:ascii="LM Roman 10" w:eastAsia="Times New Roman" w:hAnsi="LM Roman 10" w:cs="Times New Roman"/>
+                <w:kern w:val="0"/>
+                <w:sz w:val="16"/>
+                <w:szCs w:val="16"/>
+                <w:lang w:eastAsia="en-US"/>
+                <w14:ligatures w14:val="none"/>
+              </w:rPr>
+              <w:t xml:space="preserve"> (</w:t>
+            </w:r>
+            <w:r>
+              <w:rPr>
+                <w:rFonts w:ascii="LM Roman 10" w:eastAsia="Times New Roman" w:hAnsi="LM Roman 10" w:cs="Times New Roman"/>
+                <w:kern w:val="0"/>
+                <w:sz w:val="16"/>
+                <w:szCs w:val="16"/>
+                <w:lang w:eastAsia="en-US"/>
+                <w14:ligatures w14:val="none"/>
+              </w:rPr>
+              <w:t xml:space="preserve">full code </w:t>
+            </w:r>
+            <w:r>
+              <w:rPr>
+                <w:rFonts w:ascii="LM Roman 10" w:eastAsia="Times New Roman" w:hAnsi="LM Roman 10" w:cs="Times New Roman"/>
+                <w:kern w:val="0"/>
+                <w:sz w:val="16"/>
+                <w:szCs w:val="16"/>
+                <w:lang w:eastAsia="en-US"/>
+                <w14:ligatures w14:val="none"/>
+              </w:rPr>
+              <w:t>to start the document)</w:t>
+            </w:r>
+            <w:r>
+              <w:rPr>
+                <w:rFonts w:ascii="LM Roman 10" w:eastAsia="Times New Roman" w:hAnsi="LM Roman 10" w:cs="Times New Roman"/>
+                <w:kern w:val="0"/>
+                <w:sz w:val="16"/>
+                <w:szCs w:val="16"/>
+                <w:lang w:eastAsia="en-US"/>
+                <w14:ligatures w14:val="none"/>
+              </w:rPr>
+              <w:t>, Table 1 (raw data).</w:t>
+            </w:r>
+          </w:p>
+        </w:tc>
+        <w:tc>
+          <w:tcPr>
+            <w:tcW w:w="5358" w:type="dxa"/>
+          </w:tcPr>
+          <w:p>
+            <w:pPr>
+              <w:widowControl w:val="0"/>
+              <w:autoSpaceDE w:val="0"/>
+              <w:autoSpaceDN w:val="0"/>
+              <w:spacing w:before="240"/>
+              <w:ind w:right="142"/>
+              <w:jc w:val="both"/>
+              <w:cnfStyle w:val="000000100000" w:firstRow="0" w:lastRow="0" w:firstColumn="0" w:lastColumn="0" w:oddVBand="0" w:evenVBand="0" w:oddHBand="1" w:evenHBand="0" w:firstRowFirstColumn="0" w:firstRowLastColumn="0" w:lastRowFirstColumn="0" w:lastRowLastColumn="0"/>
+              <w:rPr>
+                <w:rFonts w:ascii="LM Roman 10" w:eastAsia="Times New Roman" w:hAnsi="LM Roman 10" w:cs="Times New Roman"/>
+                <w:kern w:val="0"/>
+                <w:sz w:val="16"/>
+                <w:szCs w:val="16"/>
+                <w:lang w:eastAsia="en-US"/>
+                <w14:ligatures w14:val="none"/>
+              </w:rPr>
+            </w:pPr>
+            <w:r>
+              <w:rPr>
+                <w:rFonts w:ascii="LM Roman 10" w:eastAsia="Times New Roman" w:hAnsi="LM Roman 10" w:cs="Times New Roman"/>
+                <w:kern w:val="0"/>
+                <w:sz w:val="16"/>
+                <w:szCs w:val="16"/>
+                <w:lang w:eastAsia="en-US"/>
+                <w14:ligatures w14:val="none"/>
+              </w:rPr>
+              <w:t>Notes on the Code</w:t>
+            </w:r>
+            <w:r>
+              <w:rPr>
+                <w:rFonts w:ascii="LM Roman 10" w:eastAsia="Times New Roman" w:hAnsi="LM Roman 10" w:cs="Times New Roman"/>
+                <w:kern w:val="0"/>
+                <w:sz w:val="16"/>
+                <w:szCs w:val="16"/>
+                <w:lang w:eastAsia="en-US"/>
+                <w14:ligatures w14:val="none"/>
+              </w:rPr>
+              <w:t xml:space="preserve">, </w:t>
+            </w:r>
+            <w:proofErr w:type="spellStart"/>
+            <w:r>
+              <w:rPr>
+                <w:rFonts w:ascii="LM Roman 10" w:eastAsia="Times New Roman" w:hAnsi="LM Roman 10" w:cs="Times New Roman"/>
+                <w:kern w:val="0"/>
+                <w:sz w:val="16"/>
+                <w:szCs w:val="16"/>
+                <w:lang w:eastAsia="en-US"/>
+                <w14:ligatures w14:val="none"/>
+              </w:rPr>
+              <w:t>booktabs</w:t>
+            </w:r>
+            <w:proofErr w:type="spellEnd"/>
+            <w:r>
+              <w:rPr>
+                <w:rFonts w:ascii="LM Roman 10" w:eastAsia="Times New Roman" w:hAnsi="LM Roman 10" w:cs="Times New Roman"/>
+                <w:kern w:val="0"/>
+                <w:sz w:val="16"/>
+                <w:szCs w:val="16"/>
+                <w:lang w:eastAsia="en-US"/>
+                <w14:ligatures w14:val="none"/>
+              </w:rPr>
+              <w:t xml:space="preserve"> gives the clean horizontal rules (\</w:t>
+            </w:r>
+            <w:proofErr w:type="spellStart"/>
+            <w:r>
+              <w:rPr>
+                <w:rFonts w:ascii="LM Roman 10" w:eastAsia="Times New Roman" w:hAnsi="LM Roman 10" w:cs="Times New Roman"/>
+                <w:kern w:val="0"/>
+                <w:sz w:val="16"/>
+                <w:szCs w:val="16"/>
+                <w:lang w:eastAsia="en-US"/>
+                <w14:ligatures w14:val="none"/>
+              </w:rPr>
+              <w:t>toprule</w:t>
+            </w:r>
+            <w:proofErr w:type="spellEnd"/>
+            <w:r>
+              <w:rPr>
+                <w:rFonts w:ascii="LM Roman 10" w:eastAsia="Times New Roman" w:hAnsi="LM Roman 10" w:cs="Times New Roman"/>
+                <w:kern w:val="0"/>
+                <w:sz w:val="16"/>
+                <w:szCs w:val="16"/>
+                <w:lang w:eastAsia="en-US"/>
+                <w14:ligatures w14:val="none"/>
+              </w:rPr>
+              <w:t>, \</w:t>
+            </w:r>
+            <w:proofErr w:type="spellStart"/>
+            <w:r>
+              <w:rPr>
+                <w:rFonts w:ascii="LM Roman 10" w:eastAsia="Times New Roman" w:hAnsi="LM Roman 10" w:cs="Times New Roman"/>
+                <w:kern w:val="0"/>
+                <w:sz w:val="16"/>
+                <w:szCs w:val="16"/>
+                <w:lang w:eastAsia="en-US"/>
+                <w14:ligatures w14:val="none"/>
+              </w:rPr>
+              <w:t>midrule</w:t>
+            </w:r>
+            <w:proofErr w:type="spellEnd"/>
+            <w:r>
+              <w:rPr>
+                <w:rFonts w:ascii="LM Roman 10" w:eastAsia="Times New Roman" w:hAnsi="LM Roman 10" w:cs="Times New Roman"/>
+                <w:kern w:val="0"/>
+                <w:sz w:val="16"/>
+                <w:szCs w:val="16"/>
+                <w:lang w:eastAsia="en-US"/>
+                <w14:ligatures w14:val="none"/>
+              </w:rPr>
+              <w:t>, \</w:t>
+            </w:r>
+            <w:proofErr w:type="spellStart"/>
+            <w:r>
+              <w:rPr>
+                <w:rFonts w:ascii="LM Roman 10" w:eastAsia="Times New Roman" w:hAnsi="LM Roman 10" w:cs="Times New Roman"/>
+                <w:kern w:val="0"/>
+                <w:sz w:val="16"/>
+                <w:szCs w:val="16"/>
+                <w:lang w:eastAsia="en-US"/>
+                <w14:ligatures w14:val="none"/>
+              </w:rPr>
+              <w:t>bottomrule</w:t>
+            </w:r>
+            <w:proofErr w:type="spellEnd"/>
+            <w:r>
+              <w:rPr>
+                <w:rFonts w:ascii="LM Roman 10" w:eastAsia="Times New Roman" w:hAnsi="LM Roman 10" w:cs="Times New Roman"/>
+                <w:kern w:val="0"/>
+                <w:sz w:val="16"/>
+                <w:szCs w:val="16"/>
+                <w:lang w:eastAsia="en-US"/>
+                <w14:ligatures w14:val="none"/>
+              </w:rPr>
+              <w:t>) matching professional journal style — never use vertical lines in econometrics tables</w:t>
+            </w:r>
+            <w:r>
+              <w:rPr>
+                <w:rFonts w:ascii="LM Roman 10" w:eastAsia="Times New Roman" w:hAnsi="LM Roman 10" w:cs="Times New Roman"/>
+                <w:kern w:val="0"/>
+                <w:sz w:val="16"/>
+                <w:szCs w:val="16"/>
+                <w:lang w:eastAsia="en-US"/>
+                <w14:ligatures w14:val="none"/>
+              </w:rPr>
+              <w:t xml:space="preserve">. </w:t>
+            </w:r>
+            <w:proofErr w:type="spellStart"/>
+            <w:r>
+              <w:rPr>
+                <w:rFonts w:ascii="LM Roman 10" w:eastAsia="Times New Roman" w:hAnsi="LM Roman 10" w:cs="Times New Roman"/>
+                <w:kern w:val="0"/>
+                <w:sz w:val="16"/>
+                <w:szCs w:val="16"/>
+                <w:lang w:eastAsia="en-US"/>
+                <w14:ligatures w14:val="none"/>
+              </w:rPr>
+              <w:t>siunitx</w:t>
+            </w:r>
+            <w:proofErr w:type="spellEnd"/>
+            <w:r>
+              <w:rPr>
+                <w:rFonts w:ascii="LM Roman 10" w:eastAsia="Times New Roman" w:hAnsi="LM Roman 10" w:cs="Times New Roman"/>
+                <w:kern w:val="0"/>
+                <w:sz w:val="16"/>
+                <w:szCs w:val="16"/>
+                <w:lang w:eastAsia="en-US"/>
+                <w14:ligatures w14:val="none"/>
+              </w:rPr>
+              <w:t xml:space="preserve"> with S columns automatically aligns all numbers on the decimal point, matching the visual alignment in your screenshot</w:t>
+            </w:r>
+            <w:r>
+              <w:rPr>
+                <w:rFonts w:ascii="LM Roman 10" w:eastAsia="Times New Roman" w:hAnsi="LM Roman 10" w:cs="Times New Roman"/>
+                <w:kern w:val="0"/>
+                <w:sz w:val="16"/>
+                <w:szCs w:val="16"/>
+                <w:lang w:eastAsia="en-US"/>
+                <w14:ligatures w14:val="none"/>
+              </w:rPr>
+              <w:t xml:space="preserve">, </w:t>
+            </w:r>
+            <w:proofErr w:type="spellStart"/>
+            <w:r>
+              <w:rPr>
+                <w:rFonts w:ascii="LM Roman 10" w:eastAsia="Times New Roman" w:hAnsi="LM Roman 10" w:cs="Times New Roman"/>
+                <w:kern w:val="0"/>
+                <w:sz w:val="16"/>
+                <w:szCs w:val="16"/>
+                <w:lang w:eastAsia="en-US"/>
+                <w14:ligatures w14:val="none"/>
+              </w:rPr>
+              <w:t>tablenotes</w:t>
+            </w:r>
+            <w:proofErr w:type="spellEnd"/>
+            <w:r>
+              <w:rPr>
+                <w:rFonts w:ascii="LM Roman 10" w:eastAsia="Times New Roman" w:hAnsi="LM Roman 10" w:cs="Times New Roman"/>
+                <w:kern w:val="0"/>
+                <w:sz w:val="16"/>
+                <w:szCs w:val="16"/>
+                <w:lang w:eastAsia="en-US"/>
+                <w14:ligatures w14:val="none"/>
+              </w:rPr>
+              <w:t xml:space="preserve"> adds a note explaining what each series is — required for any academic submission</w:t>
+            </w:r>
+            <w:r>
+              <w:rPr>
+                <w:rFonts w:ascii="LM Roman 10" w:eastAsia="Times New Roman" w:hAnsi="LM Roman 10" w:cs="Times New Roman"/>
+                <w:kern w:val="0"/>
+                <w:sz w:val="16"/>
+                <w:szCs w:val="16"/>
+                <w:lang w:eastAsia="en-US"/>
+                <w14:ligatures w14:val="none"/>
+              </w:rPr>
+              <w:t xml:space="preserve">. </w:t>
+            </w:r>
+            <w:r>
+              <w:rPr>
+                <w:rFonts w:ascii="LM Roman 10" w:eastAsia="Times New Roman" w:hAnsi="LM Roman 10" w:cs="Times New Roman"/>
+                <w:kern w:val="0"/>
+                <w:sz w:val="16"/>
+                <w:szCs w:val="16"/>
+                <w:lang w:eastAsia="en-US"/>
+                <w14:ligatures w14:val="none"/>
+              </w:rPr>
+              <w:t>The count row differs across columns (664, 487, 445), which you should mention in the notes as it signals different sample lengths — a reviewer will ask about this</w:t>
+            </w:r>
+          </w:p>
+        </w:tc>
+      </w:tr>
+      <w:tr>
+        <w:trPr>
+          <w:trHeight w:val="1497"/>
+        </w:trPr>
+        <w:tc>
+          <w:tcPr>
+            <w:cnfStyle w:val="001000000000" w:firstRow="0" w:lastRow="0" w:firstColumn="1" w:lastColumn="0" w:oddVBand="0" w:evenVBand="0" w:oddHBand="0" w:evenHBand="0" w:firstRowFirstColumn="0" w:firstRowLastColumn="0" w:lastRowFirstColumn="0" w:lastRowLastColumn="0"/>
+            <w:tcW w:w="1134" w:type="dxa"/>
+          </w:tcPr>
+          <w:p>
+            <w:pPr>
+              <w:widowControl w:val="0"/>
+              <w:autoSpaceDE w:val="0"/>
+              <w:autoSpaceDN w:val="0"/>
+              <w:spacing w:before="240"/>
+              <w:ind w:right="142"/>
+              <w:rPr>
+                <w:rFonts w:ascii="LM Roman 10" w:eastAsia="Times New Roman" w:hAnsi="LM Roman 10" w:cs="Times New Roman"/>
+                <w:kern w:val="0"/>
+                <w:sz w:val="16"/>
+                <w:szCs w:val="16"/>
+                <w:lang w:eastAsia="en-US"/>
+                <w14:ligatures w14:val="none"/>
+              </w:rPr>
+            </w:pPr>
+            <w:r>
+              <w:rPr>
+                <w:rFonts w:ascii="LM Roman 10" w:eastAsia="Times New Roman" w:hAnsi="LM Roman 10" w:cs="Times New Roman"/>
+                <w:kern w:val="0"/>
+                <w:sz w:val="16"/>
+                <w:szCs w:val="16"/>
+                <w:lang w:eastAsia="en-US"/>
+                <w14:ligatures w14:val="none"/>
+              </w:rPr>
+              <w:t>Claude Sonnet 4.6 (Thinking)</w:t>
+            </w:r>
+          </w:p>
+          <w:p>
+            <w:pPr>
+              <w:widowControl w:val="0"/>
+              <w:autoSpaceDE w:val="0"/>
+              <w:autoSpaceDN w:val="0"/>
+              <w:spacing w:before="240"/>
+              <w:ind w:right="142"/>
+              <w:rPr>
+                <w:rFonts w:ascii="LM Roman 10" w:eastAsia="Times New Roman" w:hAnsi="LM Roman 10" w:cs="Times New Roman"/>
+                <w:kern w:val="0"/>
+                <w:sz w:val="16"/>
+                <w:szCs w:val="16"/>
+                <w:lang w:eastAsia="en-US"/>
+                <w14:ligatures w14:val="none"/>
+              </w:rPr>
+            </w:pPr>
+          </w:p>
+        </w:tc>
+        <w:tc>
+          <w:tcPr>
+            <w:tcW w:w="2580" w:type="dxa"/>
+          </w:tcPr>
+          <w:p>
+            <w:pPr>
+              <w:widowControl w:val="0"/>
+              <w:autoSpaceDE w:val="0"/>
+              <w:autoSpaceDN w:val="0"/>
+              <w:spacing w:before="240"/>
+              <w:ind w:right="142"/>
+              <w:cnfStyle w:val="000000000000" w:firstRow="0" w:lastRow="0" w:firstColumn="0" w:lastColumn="0" w:oddVBand="0" w:evenVBand="0" w:oddHBand="0" w:evenHBand="0" w:firstRowFirstColumn="0" w:firstRowLastColumn="0" w:lastRowFirstColumn="0" w:lastRowLastColumn="0"/>
+              <w:rPr>
+                <w:rFonts w:ascii="LM Roman 10" w:eastAsia="Times New Roman" w:hAnsi="LM Roman 10" w:cs="Times New Roman"/>
+                <w:kern w:val="0"/>
+                <w:sz w:val="16"/>
+                <w:szCs w:val="16"/>
+                <w:lang w:eastAsia="en-US"/>
+                <w14:ligatures w14:val="none"/>
+              </w:rPr>
+            </w:pPr>
+            <w:r>
+              <w:rPr>
+                <w:rFonts w:ascii="LM Roman 10" w:eastAsia="Times New Roman" w:hAnsi="LM Roman 10" w:cs="Times New Roman"/>
+                <w:kern w:val="0"/>
+                <w:sz w:val="16"/>
+                <w:szCs w:val="16"/>
+                <w:lang w:eastAsia="en-US"/>
+                <w14:ligatures w14:val="none"/>
+              </w:rPr>
+              <w:t xml:space="preserve">Translate this table to Overleaf </w:t>
+            </w:r>
+            <w:proofErr w:type="spellStart"/>
+            <w:r>
+              <w:rPr>
+                <w:rFonts w:ascii="LM Roman 10" w:eastAsia="Times New Roman" w:hAnsi="LM Roman 10" w:cs="Times New Roman"/>
+                <w:kern w:val="0"/>
+                <w:sz w:val="16"/>
+                <w:szCs w:val="16"/>
+                <w:lang w:eastAsia="en-US"/>
+                <w14:ligatures w14:val="none"/>
+              </w:rPr>
+              <w:t>LateX</w:t>
+            </w:r>
+            <w:proofErr w:type="spellEnd"/>
+            <w:r>
+              <w:rPr>
+                <w:rFonts w:ascii="LM Roman 10" w:eastAsia="Times New Roman" w:hAnsi="LM Roman 10" w:cs="Times New Roman"/>
+                <w:kern w:val="0"/>
+                <w:sz w:val="16"/>
+                <w:szCs w:val="16"/>
+                <w:lang w:eastAsia="en-US"/>
+                <w14:ligatures w14:val="none"/>
+              </w:rPr>
+              <w:t xml:space="preserve"> (</w:t>
+            </w:r>
+            <w:r>
+              <w:rPr>
+                <w:rFonts w:ascii="LM Roman 10" w:eastAsia="Times New Roman" w:hAnsi="LM Roman 10" w:cs="Times New Roman"/>
+                <w:kern w:val="0"/>
+                <w:sz w:val="16"/>
+                <w:szCs w:val="16"/>
+                <w:lang w:eastAsia="en-US"/>
+                <w14:ligatures w14:val="none"/>
+              </w:rPr>
+              <w:t xml:space="preserve">full code </w:t>
+            </w:r>
+            <w:r>
+              <w:rPr>
+                <w:rFonts w:ascii="LM Roman 10" w:eastAsia="Times New Roman" w:hAnsi="LM Roman 10" w:cs="Times New Roman"/>
+                <w:kern w:val="0"/>
+                <w:sz w:val="16"/>
+                <w:szCs w:val="16"/>
+                <w:lang w:eastAsia="en-US"/>
+                <w14:ligatures w14:val="none"/>
+              </w:rPr>
+              <w:t>to start the document)</w:t>
+            </w:r>
+            <w:r>
+              <w:rPr>
+                <w:rFonts w:ascii="LM Roman 10" w:eastAsia="Times New Roman" w:hAnsi="LM Roman 10" w:cs="Times New Roman"/>
+                <w:kern w:val="0"/>
+                <w:sz w:val="16"/>
+                <w:szCs w:val="16"/>
+                <w:lang w:eastAsia="en-US"/>
+                <w14:ligatures w14:val="none"/>
+              </w:rPr>
+              <w:t>, Table 2 (transformed data).</w:t>
+            </w:r>
+          </w:p>
+        </w:tc>
+        <w:tc>
+          <w:tcPr>
+            <w:tcW w:w="5358" w:type="dxa"/>
+          </w:tcPr>
+          <w:p>
+            <w:pPr>
+              <w:widowControl w:val="0"/>
+              <w:autoSpaceDE w:val="0"/>
+              <w:autoSpaceDN w:val="0"/>
+              <w:spacing w:before="240"/>
+              <w:ind w:right="142"/>
+              <w:jc w:val="both"/>
+              <w:cnfStyle w:val="000000000000" w:firstRow="0" w:lastRow="0" w:firstColumn="0" w:lastColumn="0" w:oddVBand="0" w:evenVBand="0" w:oddHBand="0" w:evenHBand="0" w:firstRowFirstColumn="0" w:firstRowLastColumn="0" w:lastRowFirstColumn="0" w:lastRowLastColumn="0"/>
+              <w:rPr>
+                <w:rFonts w:ascii="LM Roman 10" w:eastAsia="Times New Roman" w:hAnsi="LM Roman 10" w:cs="Times New Roman"/>
+                <w:kern w:val="0"/>
+                <w:sz w:val="16"/>
+                <w:szCs w:val="16"/>
+                <w:lang w:eastAsia="en-US"/>
+                <w14:ligatures w14:val="none"/>
+              </w:rPr>
+            </w:pPr>
+            <w:r>
+              <w:rPr>
+                <w:rFonts w:ascii="LM Roman 10" w:eastAsia="Times New Roman" w:hAnsi="LM Roman 10" w:cs="Times New Roman"/>
+                <w:kern w:val="0"/>
+                <w:sz w:val="16"/>
+                <w:szCs w:val="16"/>
+                <w:lang w:eastAsia="en-US"/>
+                <w14:ligatures w14:val="none"/>
+              </w:rPr>
+              <w:t>Notes on the Code</w:t>
+            </w:r>
+            <w:r>
+              <w:rPr>
+                <w:rFonts w:ascii="LM Roman 10" w:eastAsia="Times New Roman" w:hAnsi="LM Roman 10" w:cs="Times New Roman"/>
+                <w:kern w:val="0"/>
+                <w:sz w:val="16"/>
+                <w:szCs w:val="16"/>
+                <w:lang w:eastAsia="en-US"/>
+                <w14:ligatures w14:val="none"/>
+              </w:rPr>
+              <w:t xml:space="preserve">, </w:t>
+            </w:r>
+            <w:proofErr w:type="spellStart"/>
+            <w:r>
+              <w:rPr>
+                <w:rFonts w:ascii="LM Roman 10" w:eastAsia="Times New Roman" w:hAnsi="LM Roman 10" w:cs="Times New Roman"/>
+                <w:kern w:val="0"/>
+                <w:sz w:val="16"/>
+                <w:szCs w:val="16"/>
+                <w:lang w:eastAsia="en-US"/>
+                <w14:ligatures w14:val="none"/>
+              </w:rPr>
+              <w:t>booktabs</w:t>
+            </w:r>
+            <w:proofErr w:type="spellEnd"/>
+            <w:r>
+              <w:rPr>
+                <w:rFonts w:ascii="LM Roman 10" w:eastAsia="Times New Roman" w:hAnsi="LM Roman 10" w:cs="Times New Roman"/>
+                <w:kern w:val="0"/>
+                <w:sz w:val="16"/>
+                <w:szCs w:val="16"/>
+                <w:lang w:eastAsia="en-US"/>
+                <w14:ligatures w14:val="none"/>
+              </w:rPr>
+              <w:t xml:space="preserve"> gives the clean horizontal rules (\</w:t>
+            </w:r>
+            <w:proofErr w:type="spellStart"/>
+            <w:r>
+              <w:rPr>
+                <w:rFonts w:ascii="LM Roman 10" w:eastAsia="Times New Roman" w:hAnsi="LM Roman 10" w:cs="Times New Roman"/>
+                <w:kern w:val="0"/>
+                <w:sz w:val="16"/>
+                <w:szCs w:val="16"/>
+                <w:lang w:eastAsia="en-US"/>
+                <w14:ligatures w14:val="none"/>
+              </w:rPr>
+              <w:t>toprule</w:t>
+            </w:r>
+            <w:proofErr w:type="spellEnd"/>
+            <w:r>
+              <w:rPr>
+                <w:rFonts w:ascii="LM Roman 10" w:eastAsia="Times New Roman" w:hAnsi="LM Roman 10" w:cs="Times New Roman"/>
+                <w:kern w:val="0"/>
+                <w:sz w:val="16"/>
+                <w:szCs w:val="16"/>
+                <w:lang w:eastAsia="en-US"/>
+                <w14:ligatures w14:val="none"/>
+              </w:rPr>
+              <w:t>, \</w:t>
+            </w:r>
+            <w:proofErr w:type="spellStart"/>
+            <w:r>
+              <w:rPr>
+                <w:rFonts w:ascii="LM Roman 10" w:eastAsia="Times New Roman" w:hAnsi="LM Roman 10" w:cs="Times New Roman"/>
+                <w:kern w:val="0"/>
+                <w:sz w:val="16"/>
+                <w:szCs w:val="16"/>
+                <w:lang w:eastAsia="en-US"/>
+                <w14:ligatures w14:val="none"/>
+              </w:rPr>
+              <w:t>midrule</w:t>
+            </w:r>
+            <w:proofErr w:type="spellEnd"/>
+            <w:r>
+              <w:rPr>
+                <w:rFonts w:ascii="LM Roman 10" w:eastAsia="Times New Roman" w:hAnsi="LM Roman 10" w:cs="Times New Roman"/>
+                <w:kern w:val="0"/>
+                <w:sz w:val="16"/>
+                <w:szCs w:val="16"/>
+                <w:lang w:eastAsia="en-US"/>
+                <w14:ligatures w14:val="none"/>
+              </w:rPr>
+              <w:t>, \</w:t>
+            </w:r>
+            <w:proofErr w:type="spellStart"/>
+            <w:r>
+              <w:rPr>
+                <w:rFonts w:ascii="LM Roman 10" w:eastAsia="Times New Roman" w:hAnsi="LM Roman 10" w:cs="Times New Roman"/>
+                <w:kern w:val="0"/>
+                <w:sz w:val="16"/>
+                <w:szCs w:val="16"/>
+                <w:lang w:eastAsia="en-US"/>
+                <w14:ligatures w14:val="none"/>
+              </w:rPr>
+              <w:t>bottomrule</w:t>
+            </w:r>
+            <w:proofErr w:type="spellEnd"/>
+            <w:r>
+              <w:rPr>
+                <w:rFonts w:ascii="LM Roman 10" w:eastAsia="Times New Roman" w:hAnsi="LM Roman 10" w:cs="Times New Roman"/>
+                <w:kern w:val="0"/>
+                <w:sz w:val="16"/>
+                <w:szCs w:val="16"/>
+                <w:lang w:eastAsia="en-US"/>
+                <w14:ligatures w14:val="none"/>
+              </w:rPr>
+              <w:t>) matching professional journal style — never use vertical lines in econometrics tables</w:t>
+            </w:r>
+            <w:r>
+              <w:rPr>
+                <w:rFonts w:ascii="LM Roman 10" w:eastAsia="Times New Roman" w:hAnsi="LM Roman 10" w:cs="Times New Roman"/>
+                <w:kern w:val="0"/>
+                <w:sz w:val="16"/>
+                <w:szCs w:val="16"/>
+                <w:lang w:eastAsia="en-US"/>
+                <w14:ligatures w14:val="none"/>
+              </w:rPr>
+              <w:t xml:space="preserve">. </w:t>
+            </w:r>
+            <w:proofErr w:type="spellStart"/>
+            <w:r>
+              <w:rPr>
+                <w:rFonts w:ascii="LM Roman 10" w:eastAsia="Times New Roman" w:hAnsi="LM Roman 10" w:cs="Times New Roman"/>
+                <w:kern w:val="0"/>
+                <w:sz w:val="16"/>
+                <w:szCs w:val="16"/>
+                <w:lang w:eastAsia="en-US"/>
+                <w14:ligatures w14:val="none"/>
+              </w:rPr>
+              <w:t>siunitx</w:t>
+            </w:r>
+            <w:proofErr w:type="spellEnd"/>
+            <w:r>
+              <w:rPr>
+                <w:rFonts w:ascii="LM Roman 10" w:eastAsia="Times New Roman" w:hAnsi="LM Roman 10" w:cs="Times New Roman"/>
+                <w:kern w:val="0"/>
+                <w:sz w:val="16"/>
+                <w:szCs w:val="16"/>
+                <w:lang w:eastAsia="en-US"/>
+                <w14:ligatures w14:val="none"/>
+              </w:rPr>
+              <w:t xml:space="preserve"> with S columns automatically aligns all numbers on the decimal point, matching the visual alignment in your screenshot</w:t>
+            </w:r>
+            <w:r>
+              <w:rPr>
+                <w:rFonts w:ascii="LM Roman 10" w:eastAsia="Times New Roman" w:hAnsi="LM Roman 10" w:cs="Times New Roman"/>
+                <w:kern w:val="0"/>
+                <w:sz w:val="16"/>
+                <w:szCs w:val="16"/>
+                <w:lang w:eastAsia="en-US"/>
+                <w14:ligatures w14:val="none"/>
+              </w:rPr>
+              <w:t xml:space="preserve">, </w:t>
+            </w:r>
+            <w:proofErr w:type="spellStart"/>
+            <w:r>
+              <w:rPr>
+                <w:rFonts w:ascii="LM Roman 10" w:eastAsia="Times New Roman" w:hAnsi="LM Roman 10" w:cs="Times New Roman"/>
+                <w:kern w:val="0"/>
+                <w:sz w:val="16"/>
+                <w:szCs w:val="16"/>
+                <w:lang w:eastAsia="en-US"/>
+                <w14:ligatures w14:val="none"/>
+              </w:rPr>
+              <w:t>tablenotes</w:t>
+            </w:r>
+            <w:proofErr w:type="spellEnd"/>
+            <w:r>
+              <w:rPr>
+                <w:rFonts w:ascii="LM Roman 10" w:eastAsia="Times New Roman" w:hAnsi="LM Roman 10" w:cs="Times New Roman"/>
+                <w:kern w:val="0"/>
+                <w:sz w:val="16"/>
+                <w:szCs w:val="16"/>
+                <w:lang w:eastAsia="en-US"/>
+                <w14:ligatures w14:val="none"/>
+              </w:rPr>
+              <w:t xml:space="preserve"> adds a note explaining what each series is — required for any academic submission</w:t>
+            </w:r>
+            <w:r>
+              <w:rPr>
+                <w:rFonts w:ascii="LM Roman 10" w:eastAsia="Times New Roman" w:hAnsi="LM Roman 10" w:cs="Times New Roman"/>
+                <w:kern w:val="0"/>
+                <w:sz w:val="16"/>
+                <w:szCs w:val="16"/>
+                <w:lang w:eastAsia="en-US"/>
+                <w14:ligatures w14:val="none"/>
+              </w:rPr>
+              <w:t xml:space="preserve">. </w:t>
+            </w:r>
+            <w:r>
+              <w:rPr>
+                <w:rFonts w:ascii="LM Roman 10" w:eastAsia="Times New Roman" w:hAnsi="LM Roman 10" w:cs="Times New Roman"/>
+                <w:kern w:val="0"/>
+                <w:sz w:val="16"/>
+                <w:szCs w:val="16"/>
+                <w:lang w:eastAsia="en-US"/>
+                <w14:ligatures w14:val="none"/>
+              </w:rPr>
+              <w:t>The count row differs across columns (664, 487, 445), which you should mention in the notes as it signals different sample lengths — a reviewer will ask about this</w:t>
+            </w:r>
+          </w:p>
+        </w:tc>
+      </w:tr>
+    </w:tbl>
+    <w:p>
+      <w:pPr>
         <w:spacing w:before="240" w:after="0" w:line="264" w:lineRule="auto"/>
         <w:ind w:firstLine="284"/>
         <w:jc w:val="both"/>
@@ -943,35 +2662,6 @@
           <w:rFonts w:ascii="LM Roman 10" w:hAnsi="LM Roman 10"/>
         </w:rPr>
       </w:pPr>
-      <w:r>
-        <w:rPr>
-          <w:rFonts w:ascii="LM Roman 10" w:eastAsia="Times New Roman" w:hAnsi="LM Roman 10" w:cs="Times New Roman"/>
-          <w:kern w:val="0"/>
-          <w:lang w:val="en-US" w:eastAsia="en-US"/>
-          <w14:ligatures w14:val="none"/>
-        </w:rPr>
-        <w:t xml:space="preserve">In this work we provide a replication study of Lofaro and Di </w:t>
-      </w:r>
-      <w:proofErr w:type="spellStart"/>
-      <w:r>
-        <w:rPr>
-          <w:rFonts w:ascii="LM Roman 10" w:eastAsia="Times New Roman" w:hAnsi="LM Roman 10" w:cs="Times New Roman"/>
-          <w:kern w:val="0"/>
-          <w:lang w:val="en-US" w:eastAsia="en-US"/>
-          <w14:ligatures w14:val="none"/>
-        </w:rPr>
-        <w:t>Bucchianico</w:t>
-      </w:r>
-      <w:proofErr w:type="spellEnd"/>
-      <w:r>
-        <w:rPr>
-          <w:rFonts w:ascii="LM Roman 10" w:eastAsia="Times New Roman" w:hAnsi="LM Roman 10" w:cs="Times New Roman"/>
-          <w:kern w:val="0"/>
-          <w:lang w:val="en-US" w:eastAsia="en-US"/>
-          <w14:ligatures w14:val="none"/>
-        </w:rPr>
-        <w:t xml:space="preserve"> (2025), which investigates the impact of monetary policy on functional income distribution using a pan</w:t>
-      </w:r>
     </w:p>
     <w:sectPr>
       <w:type w:val="continuous"/>
@@ -1396,11 +3086,127 @@
       </w:pPr>
     </w:lvl>
   </w:abstractNum>
+  <w:abstractNum w:abstractNumId="2" w15:restartNumberingAfterBreak="0">
+    <w:nsid w:val="6CE71F37"/>
+    <w:multiLevelType w:val="hybridMultilevel"/>
+    <w:tmpl w:val="5E4C0B88"/>
+    <w:lvl w:ilvl="0" w:tplc="08090001">
+      <w:start w:val="1"/>
+      <w:numFmt w:val="bullet"/>
+      <w:lvlText w:val=""/>
+      <w:lvlJc w:val="left"/>
+      <w:pPr>
+        <w:ind w:left="720" w:hanging="360"/>
+      </w:pPr>
+      <w:rPr>
+        <w:rFonts w:ascii="Symbol" w:hAnsi="Symbol" w:hint="default"/>
+      </w:rPr>
+    </w:lvl>
+    <w:lvl w:ilvl="1" w:tplc="08090003" w:tentative="1">
+      <w:start w:val="1"/>
+      <w:numFmt w:val="bullet"/>
+      <w:lvlText w:val="o"/>
+      <w:lvlJc w:val="left"/>
+      <w:pPr>
+        <w:ind w:left="1440" w:hanging="360"/>
+      </w:pPr>
+      <w:rPr>
+        <w:rFonts w:ascii="Courier New" w:hAnsi="Courier New" w:cs="Courier New" w:hint="default"/>
+      </w:rPr>
+    </w:lvl>
+    <w:lvl w:ilvl="2" w:tplc="08090005" w:tentative="1">
+      <w:start w:val="1"/>
+      <w:numFmt w:val="bullet"/>
+      <w:lvlText w:val=""/>
+      <w:lvlJc w:val="left"/>
+      <w:pPr>
+        <w:ind w:left="2160" w:hanging="360"/>
+      </w:pPr>
+      <w:rPr>
+        <w:rFonts w:ascii="Wingdings" w:hAnsi="Wingdings" w:hint="default"/>
+      </w:rPr>
+    </w:lvl>
+    <w:lvl w:ilvl="3" w:tplc="08090001" w:tentative="1">
+      <w:start w:val="1"/>
+      <w:numFmt w:val="bullet"/>
+      <w:lvlText w:val=""/>
+      <w:lvlJc w:val="left"/>
+      <w:pPr>
+        <w:ind w:left="2880" w:hanging="360"/>
+      </w:pPr>
+      <w:rPr>
+        <w:rFonts w:ascii="Symbol" w:hAnsi="Symbol" w:hint="default"/>
+      </w:rPr>
+    </w:lvl>
+    <w:lvl w:ilvl="4" w:tplc="08090003" w:tentative="1">
+      <w:start w:val="1"/>
+      <w:numFmt w:val="bullet"/>
+      <w:lvlText w:val="o"/>
+      <w:lvlJc w:val="left"/>
+      <w:pPr>
+        <w:ind w:left="3600" w:hanging="360"/>
+      </w:pPr>
+      <w:rPr>
+        <w:rFonts w:ascii="Courier New" w:hAnsi="Courier New" w:cs="Courier New" w:hint="default"/>
+      </w:rPr>
+    </w:lvl>
+    <w:lvl w:ilvl="5" w:tplc="08090005" w:tentative="1">
+      <w:start w:val="1"/>
+      <w:numFmt w:val="bullet"/>
+      <w:lvlText w:val=""/>
+      <w:lvlJc w:val="left"/>
+      <w:pPr>
+        <w:ind w:left="4320" w:hanging="360"/>
+      </w:pPr>
+      <w:rPr>
+        <w:rFonts w:ascii="Wingdings" w:hAnsi="Wingdings" w:hint="default"/>
+      </w:rPr>
+    </w:lvl>
+    <w:lvl w:ilvl="6" w:tplc="08090001" w:tentative="1">
+      <w:start w:val="1"/>
+      <w:numFmt w:val="bullet"/>
+      <w:lvlText w:val=""/>
+      <w:lvlJc w:val="left"/>
+      <w:pPr>
+        <w:ind w:left="5040" w:hanging="360"/>
+      </w:pPr>
+      <w:rPr>
+        <w:rFonts w:ascii="Symbol" w:hAnsi="Symbol" w:hint="default"/>
+      </w:rPr>
+    </w:lvl>
+    <w:lvl w:ilvl="7" w:tplc="08090003" w:tentative="1">
+      <w:start w:val="1"/>
+      <w:numFmt w:val="bullet"/>
+      <w:lvlText w:val="o"/>
+      <w:lvlJc w:val="left"/>
+      <w:pPr>
+        <w:ind w:left="5760" w:hanging="360"/>
+      </w:pPr>
+      <w:rPr>
+        <w:rFonts w:ascii="Courier New" w:hAnsi="Courier New" w:cs="Courier New" w:hint="default"/>
+      </w:rPr>
+    </w:lvl>
+    <w:lvl w:ilvl="8" w:tplc="08090005" w:tentative="1">
+      <w:start w:val="1"/>
+      <w:numFmt w:val="bullet"/>
+      <w:lvlText w:val=""/>
+      <w:lvlJc w:val="left"/>
+      <w:pPr>
+        <w:ind w:left="6480" w:hanging="360"/>
+      </w:pPr>
+      <w:rPr>
+        <w:rFonts w:ascii="Wingdings" w:hAnsi="Wingdings" w:hint="default"/>
+      </w:rPr>
+    </w:lvl>
+  </w:abstractNum>
   <w:num w:numId="1" w16cid:durableId="1116677246">
     <w:abstractNumId w:val="1"/>
   </w:num>
   <w:num w:numId="2" w16cid:durableId="43410506">
     <w:abstractNumId w:val="0"/>
+  </w:num>
+  <w:num w:numId="3" w16cid:durableId="982925832">
+    <w:abstractNumId w:val="2"/>
   </w:num>
 </w:numbering>
 </file>
@@ -1805,6 +3611,7 @@
   <w:style w:type="paragraph" w:default="1" w:styleId="Normal">
     <w:name w:val="Normal"/>
     <w:qFormat/>
+    <w:rsid w:val="0004428A"/>
     <w:rPr>
       <w:lang w:val="en-GB"/>
     </w:rPr>
@@ -2011,7 +3818,6 @@
   <w:style w:type="character" w:default="1" w:styleId="DefaultParagraphFont">
     <w:name w:val="Default Paragraph Font"/>
     <w:uiPriority w:val="1"/>
-    <w:semiHidden/>
     <w:unhideWhenUsed/>
   </w:style>
   <w:style w:type="table" w:default="1" w:styleId="TableNormal">
@@ -2411,6 +4217,166 @@
       <w:lang w:val="en-GB"/>
     </w:rPr>
   </w:style>
+  <w:style w:type="paragraph" w:styleId="FootnoteText">
+    <w:name w:val="footnote text"/>
+    <w:basedOn w:val="Normal"/>
+    <w:link w:val="FootnoteTextChar"/>
+    <w:uiPriority w:val="99"/>
+    <w:semiHidden/>
+    <w:unhideWhenUsed/>
+    <w:rsid w:val="00AE3507"/>
+    <w:pPr>
+      <w:spacing w:after="0" w:line="240" w:lineRule="auto"/>
+    </w:pPr>
+    <w:rPr>
+      <w:sz w:val="20"/>
+      <w:szCs w:val="20"/>
+    </w:rPr>
+  </w:style>
+  <w:style w:type="character" w:customStyle="1" w:styleId="FootnoteTextChar">
+    <w:name w:val="Footnote Text Char"/>
+    <w:basedOn w:val="DefaultParagraphFont"/>
+    <w:link w:val="FootnoteText"/>
+    <w:uiPriority w:val="99"/>
+    <w:semiHidden/>
+    <w:rsid w:val="00AE3507"/>
+    <w:rPr>
+      <w:sz w:val="20"/>
+      <w:szCs w:val="20"/>
+      <w:lang w:val="en-GB"/>
+    </w:rPr>
+  </w:style>
+  <w:style w:type="character" w:styleId="FootnoteReference">
+    <w:name w:val="footnote reference"/>
+    <w:basedOn w:val="DefaultParagraphFont"/>
+    <w:uiPriority w:val="99"/>
+    <w:semiHidden/>
+    <w:unhideWhenUsed/>
+    <w:rsid w:val="00AE3507"/>
+    <w:rPr>
+      <w:vertAlign w:val="superscript"/>
+    </w:rPr>
+  </w:style>
+  <w:style w:type="table" w:styleId="PlainTable5">
+    <w:name w:val="Plain Table 5"/>
+    <w:basedOn w:val="TableNormal"/>
+    <w:uiPriority w:val="45"/>
+    <w:rsid w:val="00AE3507"/>
+    <w:pPr>
+      <w:spacing w:after="0" w:line="240" w:lineRule="auto"/>
+    </w:pPr>
+    <w:tblPr>
+      <w:tblStyleRowBandSize w:val="1"/>
+      <w:tblStyleColBandSize w:val="1"/>
+    </w:tblPr>
+    <w:tblStylePr w:type="firstRow">
+      <w:rPr>
+        <w:rFonts w:asciiTheme="majorHAnsi" w:eastAsiaTheme="majorEastAsia" w:hAnsiTheme="majorHAnsi" w:cstheme="majorBidi"/>
+        <w:i/>
+        <w:iCs/>
+        <w:sz w:val="26"/>
+      </w:rPr>
+      <w:tblPr/>
+      <w:tcPr>
+        <w:tcBorders>
+          <w:bottom w:val="single" w:sz="4" w:space="0" w:color="7F7F7F" w:themeColor="text1" w:themeTint="80"/>
+        </w:tcBorders>
+        <w:shd w:val="clear" w:color="auto" w:fill="FFFFFF" w:themeFill="background1"/>
+      </w:tcPr>
+    </w:tblStylePr>
+    <w:tblStylePr w:type="lastRow">
+      <w:rPr>
+        <w:rFonts w:asciiTheme="majorHAnsi" w:eastAsiaTheme="majorEastAsia" w:hAnsiTheme="majorHAnsi" w:cstheme="majorBidi"/>
+        <w:i/>
+        <w:iCs/>
+        <w:sz w:val="26"/>
+      </w:rPr>
+      <w:tblPr/>
+      <w:tcPr>
+        <w:tcBorders>
+          <w:top w:val="single" w:sz="4" w:space="0" w:color="7F7F7F" w:themeColor="text1" w:themeTint="80"/>
+        </w:tcBorders>
+        <w:shd w:val="clear" w:color="auto" w:fill="FFFFFF" w:themeFill="background1"/>
+      </w:tcPr>
+    </w:tblStylePr>
+    <w:tblStylePr w:type="firstCol">
+      <w:pPr>
+        <w:jc w:val="right"/>
+      </w:pPr>
+      <w:rPr>
+        <w:rFonts w:asciiTheme="majorHAnsi" w:eastAsiaTheme="majorEastAsia" w:hAnsiTheme="majorHAnsi" w:cstheme="majorBidi"/>
+        <w:i/>
+        <w:iCs/>
+        <w:sz w:val="26"/>
+      </w:rPr>
+      <w:tblPr/>
+      <w:tcPr>
+        <w:tcBorders>
+          <w:right w:val="single" w:sz="4" w:space="0" w:color="7F7F7F" w:themeColor="text1" w:themeTint="80"/>
+        </w:tcBorders>
+        <w:shd w:val="clear" w:color="auto" w:fill="FFFFFF" w:themeFill="background1"/>
+      </w:tcPr>
+    </w:tblStylePr>
+    <w:tblStylePr w:type="lastCol">
+      <w:rPr>
+        <w:rFonts w:asciiTheme="majorHAnsi" w:eastAsiaTheme="majorEastAsia" w:hAnsiTheme="majorHAnsi" w:cstheme="majorBidi"/>
+        <w:i/>
+        <w:iCs/>
+        <w:sz w:val="26"/>
+      </w:rPr>
+      <w:tblPr/>
+      <w:tcPr>
+        <w:tcBorders>
+          <w:left w:val="single" w:sz="4" w:space="0" w:color="7F7F7F" w:themeColor="text1" w:themeTint="80"/>
+        </w:tcBorders>
+        <w:shd w:val="clear" w:color="auto" w:fill="FFFFFF" w:themeFill="background1"/>
+      </w:tcPr>
+    </w:tblStylePr>
+    <w:tblStylePr w:type="band1Vert">
+      <w:tblPr/>
+      <w:tcPr>
+        <w:shd w:val="clear" w:color="auto" w:fill="F2F2F2" w:themeFill="background1" w:themeFillShade="F2"/>
+      </w:tcPr>
+    </w:tblStylePr>
+    <w:tblStylePr w:type="band1Horz">
+      <w:tblPr/>
+      <w:tcPr>
+        <w:shd w:val="clear" w:color="auto" w:fill="F2F2F2" w:themeFill="background1" w:themeFillShade="F2"/>
+      </w:tcPr>
+    </w:tblStylePr>
+    <w:tblStylePr w:type="neCell">
+      <w:tblPr/>
+      <w:tcPr>
+        <w:tcBorders>
+          <w:left w:val="nil"/>
+        </w:tcBorders>
+      </w:tcPr>
+    </w:tblStylePr>
+    <w:tblStylePr w:type="nwCell">
+      <w:tblPr/>
+      <w:tcPr>
+        <w:tcBorders>
+          <w:right w:val="nil"/>
+        </w:tcBorders>
+      </w:tcPr>
+    </w:tblStylePr>
+    <w:tblStylePr w:type="seCell">
+      <w:tblPr/>
+      <w:tcPr>
+        <w:tcBorders>
+          <w:left w:val="nil"/>
+        </w:tcBorders>
+      </w:tcPr>
+    </w:tblStylePr>
+    <w:tblStylePr w:type="swCell">
+      <w:tblPr/>
+      <w:tcPr>
+        <w:tcBorders>
+          <w:right w:val="nil"/>
+        </w:tcBorders>
+      </w:tcPr>
+    </w:tblStylePr>
+  </w:style>
 </w:styles>
 </file>
 

--- a/Documentation/MFE-Logbook.docx
+++ b/Documentation/MFE-Logbook.docx
@@ -807,31 +807,7 @@
           <w:lang w:val="en-US" w:eastAsia="en-US"/>
           <w14:ligatures w14:val="none"/>
         </w:rPr>
-        <w:t xml:space="preserve">In this work we provide a replication study of Lofaro and Di </w:t>
-      </w:r>
-      <w:proofErr w:type="spellStart"/>
-      <w:r>
-        <w:rPr>
-          <w:rFonts w:ascii="LM Roman 10" w:eastAsia="Times New Roman" w:hAnsi="LM Roman 10" w:cs="Times New Roman"/>
-          <w:kern w:val="0"/>
-          <w:sz w:val="24"/>
-          <w:szCs w:val="24"/>
-          <w:lang w:val="en-US" w:eastAsia="en-US"/>
-          <w14:ligatures w14:val="none"/>
-        </w:rPr>
-        <w:t>Bucchianico</w:t>
-      </w:r>
-      <w:proofErr w:type="spellEnd"/>
-      <w:r>
-        <w:rPr>
-          <w:rFonts w:ascii="LM Roman 10" w:eastAsia="Times New Roman" w:hAnsi="LM Roman 10" w:cs="Times New Roman"/>
-          <w:kern w:val="0"/>
-          <w:sz w:val="24"/>
-          <w:szCs w:val="24"/>
-          <w:lang w:val="en-US" w:eastAsia="en-US"/>
-          <w14:ligatures w14:val="none"/>
-        </w:rPr>
-        <w:t xml:space="preserve"> (2025), which investigates the impact of monetary policy on functional income distribution using a panel vector </w:t>
+        <w:t xml:space="preserve">In this work we provide a replication study of Lofaro and Di Bucchianico (2025), which investigates the impact of monetary policy on functional income distribution using a panel vector </w:t>
       </w:r>
     </w:p>
     <w:p>
@@ -1108,21 +1084,8 @@
                 <w:lang w:val="en-US" w:eastAsia="en-US"/>
                 <w14:ligatures w14:val="none"/>
               </w:rPr>
-              <w:t xml:space="preserve">LLM </w:t>
-            </w:r>
-            <w:proofErr w:type="spellStart"/>
-            <w:r>
-              <w:rPr>
-                <w:rFonts w:ascii="LM Roman 10" w:eastAsia="Times New Roman" w:hAnsi="LM Roman 10" w:cs="Times New Roman"/>
-                <w:kern w:val="0"/>
-                <w:sz w:val="16"/>
-                <w:szCs w:val="16"/>
-                <w:lang w:val="en-US" w:eastAsia="en-US"/>
-                <w14:ligatures w14:val="none"/>
-              </w:rPr>
-              <w:t>Asnswer</w:t>
-            </w:r>
-            <w:proofErr w:type="spellEnd"/>
+              <w:t>LLM Asnswer</w:t>
+            </w:r>
           </w:p>
         </w:tc>
       </w:tr>
@@ -1204,6 +1167,7 @@
               <w:autoSpaceDN w:val="0"/>
               <w:spacing w:before="240"/>
               <w:ind w:right="142"/>
+              <w:jc w:val="both"/>
               <w:cnfStyle w:val="000000100000" w:firstRow="0" w:lastRow="0" w:firstColumn="0" w:lastColumn="0" w:oddVBand="0" w:evenVBand="0" w:oddHBand="1" w:evenHBand="0" w:firstRowFirstColumn="0" w:firstRowLastColumn="0" w:lastRowFirstColumn="0" w:lastRowLastColumn="0"/>
               <w:rPr>
                 <w:rFonts w:ascii="LM Roman 10" w:eastAsia="Times New Roman" w:hAnsi="LM Roman 10" w:cs="Times New Roman"/>
@@ -1223,31 +1187,7 @@
                 <w:lang w:eastAsia="en-US"/>
                 <w14:ligatures w14:val="none"/>
               </w:rPr>
-              <w:t xml:space="preserve">Is there a package, excluding the classical ones included in </w:t>
-            </w:r>
-            <w:proofErr w:type="spellStart"/>
-            <w:r>
-              <w:rPr>
-                <w:rFonts w:ascii="LM Roman 10" w:eastAsia="Times New Roman" w:hAnsi="LM Roman 10" w:cs="Times New Roman"/>
-                <w:kern w:val="0"/>
-                <w:sz w:val="16"/>
-                <w:szCs w:val="16"/>
-                <w:lang w:eastAsia="en-US"/>
-                <w14:ligatures w14:val="none"/>
-              </w:rPr>
-              <w:t>stats.models</w:t>
-            </w:r>
-            <w:proofErr w:type="spellEnd"/>
-            <w:r>
-              <w:rPr>
-                <w:rFonts w:ascii="LM Roman 10" w:eastAsia="Times New Roman" w:hAnsi="LM Roman 10" w:cs="Times New Roman"/>
-                <w:kern w:val="0"/>
-                <w:sz w:val="16"/>
-                <w:szCs w:val="16"/>
-                <w:lang w:eastAsia="en-US"/>
-                <w14:ligatures w14:val="none"/>
-              </w:rPr>
-              <w:t>, for seasonal pattern recognition?</w:t>
+              <w:t>Is there a package, excluding the classical ones included in stats.models, for seasonal pattern recognition?</w:t>
             </w:r>
           </w:p>
         </w:tc>
@@ -1326,31 +1266,7 @@
                 <w:lang w:eastAsia="en-US"/>
                 <w14:ligatures w14:val="none"/>
               </w:rPr>
-              <w:t xml:space="preserve">Fits a </w:t>
-            </w:r>
-            <w:proofErr w:type="spellStart"/>
-            <w:r>
-              <w:rPr>
-                <w:rFonts w:ascii="LM Roman 10" w:eastAsia="Times New Roman" w:hAnsi="LM Roman 10" w:cs="Times New Roman"/>
-                <w:kern w:val="0"/>
-                <w:sz w:val="16"/>
-                <w:szCs w:val="16"/>
-                <w:lang w:eastAsia="en-US"/>
-                <w14:ligatures w14:val="none"/>
-              </w:rPr>
-              <w:t>RegARIMA</w:t>
-            </w:r>
-            <w:proofErr w:type="spellEnd"/>
-            <w:r>
-              <w:rPr>
-                <w:rFonts w:ascii="LM Roman 10" w:eastAsia="Times New Roman" w:hAnsi="LM Roman 10" w:cs="Times New Roman"/>
-                <w:kern w:val="0"/>
-                <w:sz w:val="16"/>
-                <w:szCs w:val="16"/>
-                <w:lang w:eastAsia="en-US"/>
-                <w14:ligatures w14:val="none"/>
-              </w:rPr>
-              <w:t xml:space="preserve"> model — a regression with ARIMA errors that automatically identifies the series' trend, cycle, and seasonal structure. For monthly CPI it typically picks something like an ARIMA(0,1,1)(0,1,1)</w:t>
+              <w:t>Fits a RegARIMA model — a regression with ARIMA errors that automatically identifies the series' trend, cycle, and seasonal structure. For monthly CPI it typically picks something like an ARIMA(0,1,1)(0,1,1)</w:t>
             </w:r>
             <w:r>
               <w:rPr>
@@ -1597,6 +1513,7 @@
               <w:autoSpaceDN w:val="0"/>
               <w:spacing w:before="240"/>
               <w:ind w:right="142"/>
+              <w:jc w:val="both"/>
               <w:cnfStyle w:val="000000000000" w:firstRow="0" w:lastRow="0" w:firstColumn="0" w:lastColumn="0" w:oddVBand="0" w:evenVBand="0" w:oddHBand="0" w:evenHBand="0" w:firstRowFirstColumn="0" w:firstRowLastColumn="0" w:lastRowFirstColumn="0" w:lastRowLastColumn="0"/>
               <w:rPr>
                 <w:rFonts w:ascii="LM Roman 10" w:eastAsia="Times New Roman" w:hAnsi="LM Roman 10" w:cs="Times New Roman"/>
@@ -1741,29 +1658,16 @@
               </w:rPr>
               <w:t xml:space="preserve">, </w:t>
             </w:r>
-            <w:proofErr w:type="spellStart"/>
-            <w:r>
-              <w:rPr>
-                <w:rFonts w:ascii="LM Roman 10" w:eastAsia="Times New Roman" w:hAnsi="LM Roman 10" w:cs="Times New Roman"/>
-                <w:kern w:val="0"/>
-                <w:sz w:val="16"/>
-                <w:szCs w:val="16"/>
-                <w:lang w:eastAsia="en-US"/>
-                <w14:ligatures w14:val="none"/>
-              </w:rPr>
-              <w:t>res.seasonal</w:t>
-            </w:r>
-            <w:proofErr w:type="spellEnd"/>
-            <w:r>
-              <w:rPr>
-                <w:rFonts w:ascii="LM Roman 10" w:eastAsia="Times New Roman" w:hAnsi="LM Roman 10" w:cs="Times New Roman"/>
-                <w:kern w:val="0"/>
-                <w:sz w:val="16"/>
-                <w:szCs w:val="16"/>
-                <w:lang w:eastAsia="en-US"/>
-                <w14:ligatures w14:val="none"/>
-              </w:rPr>
-              <w:t xml:space="preserve"> contains the estimated seasonal component; subtracting it gives you the seasonally adjusted index</w:t>
+            <w:r>
+              <w:rPr>
+                <w:rFonts w:ascii="LM Roman 10" w:eastAsia="Times New Roman" w:hAnsi="LM Roman 10" w:cs="Times New Roman"/>
+                <w:kern w:val="0"/>
+                <w:sz w:val="16"/>
+                <w:szCs w:val="16"/>
+                <w:lang w:eastAsia="en-US"/>
+                <w14:ligatures w14:val="none"/>
+              </w:rPr>
+              <w:t>res.seasonal contains the estimated seasonal component; subtracting it gives you the seasonally adjusted index</w:t>
             </w:r>
             <w:r>
               <w:rPr>
@@ -1956,6 +1860,7 @@
               <w:autoSpaceDN w:val="0"/>
               <w:spacing w:before="240"/>
               <w:ind w:right="142"/>
+              <w:jc w:val="both"/>
               <w:cnfStyle w:val="000000100000" w:firstRow="0" w:lastRow="0" w:firstColumn="0" w:lastColumn="0" w:oddVBand="0" w:evenVBand="0" w:oddHBand="1" w:evenHBand="0" w:firstRowFirstColumn="0" w:firstRowLastColumn="0" w:lastRowFirstColumn="0" w:lastRowLastColumn="0"/>
               <w:rPr>
                 <w:rFonts w:ascii="LM Roman 10" w:eastAsia="Times New Roman" w:hAnsi="LM Roman 10" w:cs="Times New Roman"/>
@@ -1975,31 +1880,7 @@
                 <w:lang w:eastAsia="en-US"/>
                 <w14:ligatures w14:val="none"/>
               </w:rPr>
-              <w:t xml:space="preserve">Translate this table to Overleaf </w:t>
-            </w:r>
-            <w:proofErr w:type="spellStart"/>
-            <w:r>
-              <w:rPr>
-                <w:rFonts w:ascii="LM Roman 10" w:eastAsia="Times New Roman" w:hAnsi="LM Roman 10" w:cs="Times New Roman"/>
-                <w:kern w:val="0"/>
-                <w:sz w:val="16"/>
-                <w:szCs w:val="16"/>
-                <w:lang w:eastAsia="en-US"/>
-                <w14:ligatures w14:val="none"/>
-              </w:rPr>
-              <w:t>LateX</w:t>
-            </w:r>
-            <w:proofErr w:type="spellEnd"/>
-            <w:r>
-              <w:rPr>
-                <w:rFonts w:ascii="LM Roman 10" w:eastAsia="Times New Roman" w:hAnsi="LM Roman 10" w:cs="Times New Roman"/>
-                <w:kern w:val="0"/>
-                <w:sz w:val="16"/>
-                <w:szCs w:val="16"/>
-                <w:lang w:eastAsia="en-US"/>
-                <w14:ligatures w14:val="none"/>
-              </w:rPr>
-              <w:t xml:space="preserve"> (</w:t>
+              <w:t>Translate this table to Overleaf LateX (</w:t>
             </w:r>
             <w:r>
               <w:rPr>
@@ -2080,101 +1961,16 @@
               </w:rPr>
               <w:t xml:space="preserve">, </w:t>
             </w:r>
-            <w:proofErr w:type="spellStart"/>
-            <w:r>
-              <w:rPr>
-                <w:rFonts w:ascii="LM Roman 10" w:eastAsia="Times New Roman" w:hAnsi="LM Roman 10" w:cs="Times New Roman"/>
-                <w:kern w:val="0"/>
-                <w:sz w:val="16"/>
-                <w:szCs w:val="16"/>
-                <w:lang w:eastAsia="en-US"/>
-                <w14:ligatures w14:val="none"/>
-              </w:rPr>
-              <w:t>booktabs</w:t>
-            </w:r>
-            <w:proofErr w:type="spellEnd"/>
-            <w:r>
-              <w:rPr>
-                <w:rFonts w:ascii="LM Roman 10" w:eastAsia="Times New Roman" w:hAnsi="LM Roman 10" w:cs="Times New Roman"/>
-                <w:kern w:val="0"/>
-                <w:sz w:val="16"/>
-                <w:szCs w:val="16"/>
-                <w:lang w:eastAsia="en-US"/>
-                <w14:ligatures w14:val="none"/>
-              </w:rPr>
-              <w:t xml:space="preserve"> gives the clean horizontal rules (\</w:t>
-            </w:r>
-            <w:proofErr w:type="spellStart"/>
-            <w:r>
-              <w:rPr>
-                <w:rFonts w:ascii="LM Roman 10" w:eastAsia="Times New Roman" w:hAnsi="LM Roman 10" w:cs="Times New Roman"/>
-                <w:kern w:val="0"/>
-                <w:sz w:val="16"/>
-                <w:szCs w:val="16"/>
-                <w:lang w:eastAsia="en-US"/>
-                <w14:ligatures w14:val="none"/>
-              </w:rPr>
-              <w:t>toprule</w:t>
-            </w:r>
-            <w:proofErr w:type="spellEnd"/>
-            <w:r>
-              <w:rPr>
-                <w:rFonts w:ascii="LM Roman 10" w:eastAsia="Times New Roman" w:hAnsi="LM Roman 10" w:cs="Times New Roman"/>
-                <w:kern w:val="0"/>
-                <w:sz w:val="16"/>
-                <w:szCs w:val="16"/>
-                <w:lang w:eastAsia="en-US"/>
-                <w14:ligatures w14:val="none"/>
-              </w:rPr>
-              <w:t>, \</w:t>
-            </w:r>
-            <w:proofErr w:type="spellStart"/>
-            <w:r>
-              <w:rPr>
-                <w:rFonts w:ascii="LM Roman 10" w:eastAsia="Times New Roman" w:hAnsi="LM Roman 10" w:cs="Times New Roman"/>
-                <w:kern w:val="0"/>
-                <w:sz w:val="16"/>
-                <w:szCs w:val="16"/>
-                <w:lang w:eastAsia="en-US"/>
-                <w14:ligatures w14:val="none"/>
-              </w:rPr>
-              <w:t>midrule</w:t>
-            </w:r>
-            <w:proofErr w:type="spellEnd"/>
-            <w:r>
-              <w:rPr>
-                <w:rFonts w:ascii="LM Roman 10" w:eastAsia="Times New Roman" w:hAnsi="LM Roman 10" w:cs="Times New Roman"/>
-                <w:kern w:val="0"/>
-                <w:sz w:val="16"/>
-                <w:szCs w:val="16"/>
-                <w:lang w:eastAsia="en-US"/>
-                <w14:ligatures w14:val="none"/>
-              </w:rPr>
-              <w:t>, \</w:t>
-            </w:r>
-            <w:proofErr w:type="spellStart"/>
-            <w:r>
-              <w:rPr>
-                <w:rFonts w:ascii="LM Roman 10" w:eastAsia="Times New Roman" w:hAnsi="LM Roman 10" w:cs="Times New Roman"/>
-                <w:kern w:val="0"/>
-                <w:sz w:val="16"/>
-                <w:szCs w:val="16"/>
-                <w:lang w:eastAsia="en-US"/>
-                <w14:ligatures w14:val="none"/>
-              </w:rPr>
-              <w:t>bottomrule</w:t>
-            </w:r>
-            <w:proofErr w:type="spellEnd"/>
-            <w:r>
-              <w:rPr>
-                <w:rFonts w:ascii="LM Roman 10" w:eastAsia="Times New Roman" w:hAnsi="LM Roman 10" w:cs="Times New Roman"/>
-                <w:kern w:val="0"/>
-                <w:sz w:val="16"/>
-                <w:szCs w:val="16"/>
-                <w:lang w:eastAsia="en-US"/>
-                <w14:ligatures w14:val="none"/>
-              </w:rPr>
-              <w:t>) matching professional journal style — never use vertical lines in econometrics tables</w:t>
+            <w:r>
+              <w:rPr>
+                <w:rFonts w:ascii="LM Roman 10" w:eastAsia="Times New Roman" w:hAnsi="LM Roman 10" w:cs="Times New Roman"/>
+                <w:kern w:val="0"/>
+                <w:sz w:val="16"/>
+                <w:szCs w:val="16"/>
+                <w:lang w:eastAsia="en-US"/>
+                <w14:ligatures w14:val="none"/>
+              </w:rPr>
+              <w:t>booktabs gives the clean horizontal rules (\toprule, \midrule, \bottomrule) matching professional journal style — never use vertical lines in econometrics tables</w:t>
             </w:r>
             <w:r>
               <w:rPr>
@@ -2187,29 +1983,16 @@
               </w:rPr>
               <w:t xml:space="preserve">. </w:t>
             </w:r>
-            <w:proofErr w:type="spellStart"/>
-            <w:r>
-              <w:rPr>
-                <w:rFonts w:ascii="LM Roman 10" w:eastAsia="Times New Roman" w:hAnsi="LM Roman 10" w:cs="Times New Roman"/>
-                <w:kern w:val="0"/>
-                <w:sz w:val="16"/>
-                <w:szCs w:val="16"/>
-                <w:lang w:eastAsia="en-US"/>
-                <w14:ligatures w14:val="none"/>
-              </w:rPr>
-              <w:t>siunitx</w:t>
-            </w:r>
-            <w:proofErr w:type="spellEnd"/>
-            <w:r>
-              <w:rPr>
-                <w:rFonts w:ascii="LM Roman 10" w:eastAsia="Times New Roman" w:hAnsi="LM Roman 10" w:cs="Times New Roman"/>
-                <w:kern w:val="0"/>
-                <w:sz w:val="16"/>
-                <w:szCs w:val="16"/>
-                <w:lang w:eastAsia="en-US"/>
-                <w14:ligatures w14:val="none"/>
-              </w:rPr>
-              <w:t xml:space="preserve"> with S columns automatically aligns all numbers on the decimal point, matching the visual alignment in your screenshot</w:t>
+            <w:r>
+              <w:rPr>
+                <w:rFonts w:ascii="LM Roman 10" w:eastAsia="Times New Roman" w:hAnsi="LM Roman 10" w:cs="Times New Roman"/>
+                <w:kern w:val="0"/>
+                <w:sz w:val="16"/>
+                <w:szCs w:val="16"/>
+                <w:lang w:eastAsia="en-US"/>
+                <w14:ligatures w14:val="none"/>
+              </w:rPr>
+              <w:t>siunitx with S columns automatically aligns all numbers on the decimal point, matching the visual alignment in your screenshot</w:t>
             </w:r>
             <w:r>
               <w:rPr>
@@ -2222,29 +2005,16 @@
               </w:rPr>
               <w:t xml:space="preserve">, </w:t>
             </w:r>
-            <w:proofErr w:type="spellStart"/>
-            <w:r>
-              <w:rPr>
-                <w:rFonts w:ascii="LM Roman 10" w:eastAsia="Times New Roman" w:hAnsi="LM Roman 10" w:cs="Times New Roman"/>
-                <w:kern w:val="0"/>
-                <w:sz w:val="16"/>
-                <w:szCs w:val="16"/>
-                <w:lang w:eastAsia="en-US"/>
-                <w14:ligatures w14:val="none"/>
-              </w:rPr>
-              <w:t>tablenotes</w:t>
-            </w:r>
-            <w:proofErr w:type="spellEnd"/>
-            <w:r>
-              <w:rPr>
-                <w:rFonts w:ascii="LM Roman 10" w:eastAsia="Times New Roman" w:hAnsi="LM Roman 10" w:cs="Times New Roman"/>
-                <w:kern w:val="0"/>
-                <w:sz w:val="16"/>
-                <w:szCs w:val="16"/>
-                <w:lang w:eastAsia="en-US"/>
-                <w14:ligatures w14:val="none"/>
-              </w:rPr>
-              <w:t xml:space="preserve"> adds a note explaining what each series is — required for any academic submission</w:t>
+            <w:r>
+              <w:rPr>
+                <w:rFonts w:ascii="LM Roman 10" w:eastAsia="Times New Roman" w:hAnsi="LM Roman 10" w:cs="Times New Roman"/>
+                <w:kern w:val="0"/>
+                <w:sz w:val="16"/>
+                <w:szCs w:val="16"/>
+                <w:lang w:eastAsia="en-US"/>
+                <w14:ligatures w14:val="none"/>
+              </w:rPr>
+              <w:t>tablenotes adds a note explaining what each series is — required for any academic submission</w:t>
             </w:r>
             <w:r>
               <w:rPr>
@@ -2337,6 +2107,7 @@
               <w:autoSpaceDN w:val="0"/>
               <w:spacing w:before="240"/>
               <w:ind w:right="142"/>
+              <w:jc w:val="both"/>
               <w:cnfStyle w:val="000000000000" w:firstRow="0" w:lastRow="0" w:firstColumn="0" w:lastColumn="0" w:oddVBand="0" w:evenVBand="0" w:oddHBand="0" w:evenHBand="0" w:firstRowFirstColumn="0" w:firstRowLastColumn="0" w:lastRowFirstColumn="0" w:lastRowLastColumn="0"/>
               <w:rPr>
                 <w:rFonts w:ascii="LM Roman 10" w:eastAsia="Times New Roman" w:hAnsi="LM Roman 10" w:cs="Times New Roman"/>
@@ -2356,31 +2127,7 @@
                 <w:lang w:eastAsia="en-US"/>
                 <w14:ligatures w14:val="none"/>
               </w:rPr>
-              <w:t xml:space="preserve">Translate this table to Overleaf </w:t>
-            </w:r>
-            <w:proofErr w:type="spellStart"/>
-            <w:r>
-              <w:rPr>
-                <w:rFonts w:ascii="LM Roman 10" w:eastAsia="Times New Roman" w:hAnsi="LM Roman 10" w:cs="Times New Roman"/>
-                <w:kern w:val="0"/>
-                <w:sz w:val="16"/>
-                <w:szCs w:val="16"/>
-                <w:lang w:eastAsia="en-US"/>
-                <w14:ligatures w14:val="none"/>
-              </w:rPr>
-              <w:t>LateX</w:t>
-            </w:r>
-            <w:proofErr w:type="spellEnd"/>
-            <w:r>
-              <w:rPr>
-                <w:rFonts w:ascii="LM Roman 10" w:eastAsia="Times New Roman" w:hAnsi="LM Roman 10" w:cs="Times New Roman"/>
-                <w:kern w:val="0"/>
-                <w:sz w:val="16"/>
-                <w:szCs w:val="16"/>
-                <w:lang w:eastAsia="en-US"/>
-                <w14:ligatures w14:val="none"/>
-              </w:rPr>
-              <w:t xml:space="preserve"> (</w:t>
+              <w:t>Translate this table to Overleaf LateX (</w:t>
             </w:r>
             <w:r>
               <w:rPr>
@@ -2461,101 +2208,16 @@
               </w:rPr>
               <w:t xml:space="preserve">, </w:t>
             </w:r>
-            <w:proofErr w:type="spellStart"/>
-            <w:r>
-              <w:rPr>
-                <w:rFonts w:ascii="LM Roman 10" w:eastAsia="Times New Roman" w:hAnsi="LM Roman 10" w:cs="Times New Roman"/>
-                <w:kern w:val="0"/>
-                <w:sz w:val="16"/>
-                <w:szCs w:val="16"/>
-                <w:lang w:eastAsia="en-US"/>
-                <w14:ligatures w14:val="none"/>
-              </w:rPr>
-              <w:t>booktabs</w:t>
-            </w:r>
-            <w:proofErr w:type="spellEnd"/>
-            <w:r>
-              <w:rPr>
-                <w:rFonts w:ascii="LM Roman 10" w:eastAsia="Times New Roman" w:hAnsi="LM Roman 10" w:cs="Times New Roman"/>
-                <w:kern w:val="0"/>
-                <w:sz w:val="16"/>
-                <w:szCs w:val="16"/>
-                <w:lang w:eastAsia="en-US"/>
-                <w14:ligatures w14:val="none"/>
-              </w:rPr>
-              <w:t xml:space="preserve"> gives the clean horizontal rules (\</w:t>
-            </w:r>
-            <w:proofErr w:type="spellStart"/>
-            <w:r>
-              <w:rPr>
-                <w:rFonts w:ascii="LM Roman 10" w:eastAsia="Times New Roman" w:hAnsi="LM Roman 10" w:cs="Times New Roman"/>
-                <w:kern w:val="0"/>
-                <w:sz w:val="16"/>
-                <w:szCs w:val="16"/>
-                <w:lang w:eastAsia="en-US"/>
-                <w14:ligatures w14:val="none"/>
-              </w:rPr>
-              <w:t>toprule</w:t>
-            </w:r>
-            <w:proofErr w:type="spellEnd"/>
-            <w:r>
-              <w:rPr>
-                <w:rFonts w:ascii="LM Roman 10" w:eastAsia="Times New Roman" w:hAnsi="LM Roman 10" w:cs="Times New Roman"/>
-                <w:kern w:val="0"/>
-                <w:sz w:val="16"/>
-                <w:szCs w:val="16"/>
-                <w:lang w:eastAsia="en-US"/>
-                <w14:ligatures w14:val="none"/>
-              </w:rPr>
-              <w:t>, \</w:t>
-            </w:r>
-            <w:proofErr w:type="spellStart"/>
-            <w:r>
-              <w:rPr>
-                <w:rFonts w:ascii="LM Roman 10" w:eastAsia="Times New Roman" w:hAnsi="LM Roman 10" w:cs="Times New Roman"/>
-                <w:kern w:val="0"/>
-                <w:sz w:val="16"/>
-                <w:szCs w:val="16"/>
-                <w:lang w:eastAsia="en-US"/>
-                <w14:ligatures w14:val="none"/>
-              </w:rPr>
-              <w:t>midrule</w:t>
-            </w:r>
-            <w:proofErr w:type="spellEnd"/>
-            <w:r>
-              <w:rPr>
-                <w:rFonts w:ascii="LM Roman 10" w:eastAsia="Times New Roman" w:hAnsi="LM Roman 10" w:cs="Times New Roman"/>
-                <w:kern w:val="0"/>
-                <w:sz w:val="16"/>
-                <w:szCs w:val="16"/>
-                <w:lang w:eastAsia="en-US"/>
-                <w14:ligatures w14:val="none"/>
-              </w:rPr>
-              <w:t>, \</w:t>
-            </w:r>
-            <w:proofErr w:type="spellStart"/>
-            <w:r>
-              <w:rPr>
-                <w:rFonts w:ascii="LM Roman 10" w:eastAsia="Times New Roman" w:hAnsi="LM Roman 10" w:cs="Times New Roman"/>
-                <w:kern w:val="0"/>
-                <w:sz w:val="16"/>
-                <w:szCs w:val="16"/>
-                <w:lang w:eastAsia="en-US"/>
-                <w14:ligatures w14:val="none"/>
-              </w:rPr>
-              <w:t>bottomrule</w:t>
-            </w:r>
-            <w:proofErr w:type="spellEnd"/>
-            <w:r>
-              <w:rPr>
-                <w:rFonts w:ascii="LM Roman 10" w:eastAsia="Times New Roman" w:hAnsi="LM Roman 10" w:cs="Times New Roman"/>
-                <w:kern w:val="0"/>
-                <w:sz w:val="16"/>
-                <w:szCs w:val="16"/>
-                <w:lang w:eastAsia="en-US"/>
-                <w14:ligatures w14:val="none"/>
-              </w:rPr>
-              <w:t>) matching professional journal style — never use vertical lines in econometrics tables</w:t>
+            <w:r>
+              <w:rPr>
+                <w:rFonts w:ascii="LM Roman 10" w:eastAsia="Times New Roman" w:hAnsi="LM Roman 10" w:cs="Times New Roman"/>
+                <w:kern w:val="0"/>
+                <w:sz w:val="16"/>
+                <w:szCs w:val="16"/>
+                <w:lang w:eastAsia="en-US"/>
+                <w14:ligatures w14:val="none"/>
+              </w:rPr>
+              <w:t>booktabs gives the clean horizontal rules (\toprule, \midrule, \bottomrule) matching professional journal style — never use vertical lines in econometrics tables</w:t>
             </w:r>
             <w:r>
               <w:rPr>
@@ -2568,29 +2230,16 @@
               </w:rPr>
               <w:t xml:space="preserve">. </w:t>
             </w:r>
-            <w:proofErr w:type="spellStart"/>
-            <w:r>
-              <w:rPr>
-                <w:rFonts w:ascii="LM Roman 10" w:eastAsia="Times New Roman" w:hAnsi="LM Roman 10" w:cs="Times New Roman"/>
-                <w:kern w:val="0"/>
-                <w:sz w:val="16"/>
-                <w:szCs w:val="16"/>
-                <w:lang w:eastAsia="en-US"/>
-                <w14:ligatures w14:val="none"/>
-              </w:rPr>
-              <w:t>siunitx</w:t>
-            </w:r>
-            <w:proofErr w:type="spellEnd"/>
-            <w:r>
-              <w:rPr>
-                <w:rFonts w:ascii="LM Roman 10" w:eastAsia="Times New Roman" w:hAnsi="LM Roman 10" w:cs="Times New Roman"/>
-                <w:kern w:val="0"/>
-                <w:sz w:val="16"/>
-                <w:szCs w:val="16"/>
-                <w:lang w:eastAsia="en-US"/>
-                <w14:ligatures w14:val="none"/>
-              </w:rPr>
-              <w:t xml:space="preserve"> with S columns automatically aligns all numbers on the decimal point, matching the visual alignment in your screenshot</w:t>
+            <w:r>
+              <w:rPr>
+                <w:rFonts w:ascii="LM Roman 10" w:eastAsia="Times New Roman" w:hAnsi="LM Roman 10" w:cs="Times New Roman"/>
+                <w:kern w:val="0"/>
+                <w:sz w:val="16"/>
+                <w:szCs w:val="16"/>
+                <w:lang w:eastAsia="en-US"/>
+                <w14:ligatures w14:val="none"/>
+              </w:rPr>
+              <w:t>siunitx with S columns automatically aligns all numbers on the decimal point, matching the visual alignment in your screenshot</w:t>
             </w:r>
             <w:r>
               <w:rPr>
@@ -2603,29 +2252,16 @@
               </w:rPr>
               <w:t xml:space="preserve">, </w:t>
             </w:r>
-            <w:proofErr w:type="spellStart"/>
-            <w:r>
-              <w:rPr>
-                <w:rFonts w:ascii="LM Roman 10" w:eastAsia="Times New Roman" w:hAnsi="LM Roman 10" w:cs="Times New Roman"/>
-                <w:kern w:val="0"/>
-                <w:sz w:val="16"/>
-                <w:szCs w:val="16"/>
-                <w:lang w:eastAsia="en-US"/>
-                <w14:ligatures w14:val="none"/>
-              </w:rPr>
-              <w:t>tablenotes</w:t>
-            </w:r>
-            <w:proofErr w:type="spellEnd"/>
-            <w:r>
-              <w:rPr>
-                <w:rFonts w:ascii="LM Roman 10" w:eastAsia="Times New Roman" w:hAnsi="LM Roman 10" w:cs="Times New Roman"/>
-                <w:kern w:val="0"/>
-                <w:sz w:val="16"/>
-                <w:szCs w:val="16"/>
-                <w:lang w:eastAsia="en-US"/>
-                <w14:ligatures w14:val="none"/>
-              </w:rPr>
-              <w:t xml:space="preserve"> adds a note explaining what each series is — required for any academic submission</w:t>
+            <w:r>
+              <w:rPr>
+                <w:rFonts w:ascii="LM Roman 10" w:eastAsia="Times New Roman" w:hAnsi="LM Roman 10" w:cs="Times New Roman"/>
+                <w:kern w:val="0"/>
+                <w:sz w:val="16"/>
+                <w:szCs w:val="16"/>
+                <w:lang w:eastAsia="en-US"/>
+                <w14:ligatures w14:val="none"/>
+              </w:rPr>
+              <w:t>tablenotes adds a note explaining what each series is — required for any academic submission</w:t>
             </w:r>
             <w:r>
               <w:rPr>
@@ -2648,6 +2284,359 @@
                 <w14:ligatures w14:val="none"/>
               </w:rPr>
               <w:t>The count row differs across columns (664, 487, 445), which you should mention in the notes as it signals different sample lengths — a reviewer will ask about this</w:t>
+            </w:r>
+          </w:p>
+        </w:tc>
+      </w:tr>
+      <w:tr>
+        <w:trPr>
+          <w:cnfStyle w:val="000000100000" w:firstRow="0" w:lastRow="0" w:firstColumn="0" w:lastColumn="0" w:oddVBand="0" w:evenVBand="0" w:oddHBand="1" w:evenHBand="0" w:firstRowFirstColumn="0" w:firstRowLastColumn="0" w:lastRowFirstColumn="0" w:lastRowLastColumn="0"/>
+          <w:trHeight w:val="1497"/>
+        </w:trPr>
+        <w:tc>
+          <w:tcPr>
+            <w:cnfStyle w:val="001000000000" w:firstRow="0" w:lastRow="0" w:firstColumn="1" w:lastColumn="0" w:oddVBand="0" w:evenVBand="0" w:oddHBand="0" w:evenHBand="0" w:firstRowFirstColumn="0" w:firstRowLastColumn="0" w:lastRowFirstColumn="0" w:lastRowLastColumn="0"/>
+            <w:tcW w:w="1134" w:type="dxa"/>
+          </w:tcPr>
+          <w:p>
+            <w:pPr>
+              <w:widowControl w:val="0"/>
+              <w:autoSpaceDE w:val="0"/>
+              <w:autoSpaceDN w:val="0"/>
+              <w:spacing w:before="240"/>
+              <w:ind w:right="142"/>
+              <w:rPr>
+                <w:rFonts w:ascii="LM Roman 10" w:eastAsia="Times New Roman" w:hAnsi="LM Roman 10" w:cs="Times New Roman"/>
+                <w:kern w:val="0"/>
+                <w:sz w:val="16"/>
+                <w:szCs w:val="16"/>
+                <w:lang w:eastAsia="en-US"/>
+                <w14:ligatures w14:val="none"/>
+              </w:rPr>
+            </w:pPr>
+            <w:r>
+              <w:rPr>
+                <w:rFonts w:ascii="LM Roman 10" w:eastAsia="Times New Roman" w:hAnsi="LM Roman 10" w:cs="Times New Roman"/>
+                <w:kern w:val="0"/>
+                <w:sz w:val="16"/>
+                <w:szCs w:val="16"/>
+                <w:lang w:eastAsia="en-US"/>
+                <w14:ligatures w14:val="none"/>
+              </w:rPr>
+              <w:lastRenderedPageBreak/>
+              <w:t>Claude Sonnet 4.6 (Thinking)</w:t>
+            </w:r>
+          </w:p>
+          <w:p>
+            <w:pPr>
+              <w:widowControl w:val="0"/>
+              <w:autoSpaceDE w:val="0"/>
+              <w:autoSpaceDN w:val="0"/>
+              <w:spacing w:before="240"/>
+              <w:ind w:right="142"/>
+              <w:rPr>
+                <w:rFonts w:ascii="LM Roman 10" w:eastAsia="Times New Roman" w:hAnsi="LM Roman 10" w:cs="Times New Roman"/>
+                <w:kern w:val="0"/>
+                <w:sz w:val="16"/>
+                <w:szCs w:val="16"/>
+                <w:lang w:eastAsia="en-US"/>
+                <w14:ligatures w14:val="none"/>
+              </w:rPr>
+            </w:pPr>
+          </w:p>
+        </w:tc>
+        <w:tc>
+          <w:tcPr>
+            <w:tcW w:w="2580" w:type="dxa"/>
+          </w:tcPr>
+          <w:p>
+            <w:pPr>
+              <w:widowControl w:val="0"/>
+              <w:autoSpaceDE w:val="0"/>
+              <w:autoSpaceDN w:val="0"/>
+              <w:spacing w:before="240"/>
+              <w:ind w:right="142"/>
+              <w:jc w:val="both"/>
+              <w:cnfStyle w:val="000000100000" w:firstRow="0" w:lastRow="0" w:firstColumn="0" w:lastColumn="0" w:oddVBand="0" w:evenVBand="0" w:oddHBand="1" w:evenHBand="0" w:firstRowFirstColumn="0" w:firstRowLastColumn="0" w:lastRowFirstColumn="0" w:lastRowLastColumn="0"/>
+              <w:rPr>
+                <w:rFonts w:ascii="LM Roman 10" w:eastAsia="Times New Roman" w:hAnsi="LM Roman 10" w:cs="Times New Roman"/>
+                <w:kern w:val="0"/>
+                <w:sz w:val="16"/>
+                <w:szCs w:val="16"/>
+                <w:lang w:eastAsia="en-US"/>
+                <w14:ligatures w14:val="none"/>
+              </w:rPr>
+            </w:pPr>
+            <w:r>
+              <w:rPr>
+                <w:rFonts w:ascii="LM Roman 10" w:eastAsia="Times New Roman" w:hAnsi="LM Roman 10" w:cs="Times New Roman"/>
+                <w:kern w:val="0"/>
+                <w:sz w:val="16"/>
+                <w:szCs w:val="16"/>
+                <w:lang w:eastAsia="en-US"/>
+                <w14:ligatures w14:val="none"/>
+              </w:rPr>
+              <w:t>Why dates overlap even if I deployed fig.autofmt_xdate() and "Time" column is in datetime?</w:t>
+            </w:r>
+          </w:p>
+        </w:tc>
+        <w:tc>
+          <w:tcPr>
+            <w:tcW w:w="5358" w:type="dxa"/>
+          </w:tcPr>
+          <w:p>
+            <w:pPr>
+              <w:widowControl w:val="0"/>
+              <w:autoSpaceDE w:val="0"/>
+              <w:autoSpaceDN w:val="0"/>
+              <w:spacing w:before="240"/>
+              <w:ind w:right="142"/>
+              <w:jc w:val="both"/>
+              <w:cnfStyle w:val="000000100000" w:firstRow="0" w:lastRow="0" w:firstColumn="0" w:lastColumn="0" w:oddVBand="0" w:evenVBand="0" w:oddHBand="1" w:evenHBand="0" w:firstRowFirstColumn="0" w:firstRowLastColumn="0" w:lastRowFirstColumn="0" w:lastRowLastColumn="0"/>
+              <w:rPr>
+                <w:rFonts w:ascii="LM Roman 10" w:eastAsia="Times New Roman" w:hAnsi="LM Roman 10" w:cs="Times New Roman"/>
+                <w:kern w:val="0"/>
+                <w:sz w:val="16"/>
+                <w:szCs w:val="16"/>
+                <w:lang w:eastAsia="en-US"/>
+                <w14:ligatures w14:val="none"/>
+              </w:rPr>
+            </w:pPr>
+            <w:r>
+              <w:rPr>
+                <w:rFonts w:ascii="LM Roman 10" w:eastAsia="Times New Roman" w:hAnsi="LM Roman 10" w:cs="Times New Roman"/>
+                <w:kern w:val="0"/>
+                <w:sz w:val="16"/>
+                <w:szCs w:val="16"/>
+                <w:lang w:eastAsia="en-US"/>
+                <w14:ligatures w14:val="none"/>
+              </w:rPr>
+              <w:t>The problem is that autofmt_xdate() only rotates labels — it doesn't reduce the number of ticks. With monthly data spanning 50+ years you have 600+ tick marks all trying to render on the x-axis, causing the solid black blob you see. Fix it by explicitly controlling tick frequency with matplotlib.dates:</w:t>
+            </w:r>
+            <w:r>
+              <w:rPr>
+                <w:rFonts w:ascii="LM Roman 10" w:eastAsia="Times New Roman" w:hAnsi="LM Roman 10" w:cs="Times New Roman"/>
+                <w:kern w:val="0"/>
+                <w:sz w:val="16"/>
+                <w:szCs w:val="16"/>
+                <w:lang w:eastAsia="en-US"/>
+                <w14:ligatures w14:val="none"/>
+              </w:rPr>
+              <w:t xml:space="preserve"> code lines</w:t>
+            </w:r>
+          </w:p>
+        </w:tc>
+      </w:tr>
+      <w:tr>
+        <w:trPr>
+          <w:trHeight w:val="1497"/>
+        </w:trPr>
+        <w:tc>
+          <w:tcPr>
+            <w:cnfStyle w:val="001000000000" w:firstRow="0" w:lastRow="0" w:firstColumn="1" w:lastColumn="0" w:oddVBand="0" w:evenVBand="0" w:oddHBand="0" w:evenHBand="0" w:firstRowFirstColumn="0" w:firstRowLastColumn="0" w:lastRowFirstColumn="0" w:lastRowLastColumn="0"/>
+            <w:tcW w:w="1134" w:type="dxa"/>
+          </w:tcPr>
+          <w:p>
+            <w:pPr>
+              <w:widowControl w:val="0"/>
+              <w:autoSpaceDE w:val="0"/>
+              <w:autoSpaceDN w:val="0"/>
+              <w:spacing w:before="240"/>
+              <w:ind w:right="142"/>
+              <w:rPr>
+                <w:rFonts w:ascii="LM Roman 10" w:eastAsia="Times New Roman" w:hAnsi="LM Roman 10" w:cs="Times New Roman"/>
+                <w:kern w:val="0"/>
+                <w:sz w:val="16"/>
+                <w:szCs w:val="16"/>
+                <w:lang w:eastAsia="en-US"/>
+                <w14:ligatures w14:val="none"/>
+              </w:rPr>
+            </w:pPr>
+            <w:r>
+              <w:rPr>
+                <w:rFonts w:ascii="LM Roman 10" w:eastAsia="Times New Roman" w:hAnsi="LM Roman 10" w:cs="Times New Roman"/>
+                <w:kern w:val="0"/>
+                <w:sz w:val="16"/>
+                <w:szCs w:val="16"/>
+                <w:lang w:eastAsia="en-US"/>
+                <w14:ligatures w14:val="none"/>
+              </w:rPr>
+              <w:t>Claude Sonnet 4.6 (Thinking)</w:t>
+            </w:r>
+          </w:p>
+          <w:p>
+            <w:pPr>
+              <w:widowControl w:val="0"/>
+              <w:autoSpaceDE w:val="0"/>
+              <w:autoSpaceDN w:val="0"/>
+              <w:spacing w:before="240"/>
+              <w:ind w:right="142"/>
+              <w:rPr>
+                <w:rFonts w:ascii="LM Roman 10" w:eastAsia="Times New Roman" w:hAnsi="LM Roman 10" w:cs="Times New Roman"/>
+                <w:kern w:val="0"/>
+                <w:sz w:val="16"/>
+                <w:szCs w:val="16"/>
+                <w:lang w:eastAsia="en-US"/>
+                <w14:ligatures w14:val="none"/>
+              </w:rPr>
+            </w:pPr>
+          </w:p>
+        </w:tc>
+        <w:tc>
+          <w:tcPr>
+            <w:tcW w:w="2580" w:type="dxa"/>
+          </w:tcPr>
+          <w:p>
+            <w:pPr>
+              <w:widowControl w:val="0"/>
+              <w:autoSpaceDE w:val="0"/>
+              <w:autoSpaceDN w:val="0"/>
+              <w:spacing w:before="240"/>
+              <w:ind w:right="142"/>
+              <w:jc w:val="both"/>
+              <w:cnfStyle w:val="000000000000" w:firstRow="0" w:lastRow="0" w:firstColumn="0" w:lastColumn="0" w:oddVBand="0" w:evenVBand="0" w:oddHBand="0" w:evenHBand="0" w:firstRowFirstColumn="0" w:firstRowLastColumn="0" w:lastRowFirstColumn="0" w:lastRowLastColumn="0"/>
+              <w:rPr>
+                <w:rFonts w:ascii="LM Roman 10" w:eastAsia="Times New Roman" w:hAnsi="LM Roman 10" w:cs="Times New Roman"/>
+                <w:kern w:val="0"/>
+                <w:sz w:val="16"/>
+                <w:szCs w:val="16"/>
+                <w:lang w:eastAsia="en-US"/>
+                <w14:ligatures w14:val="none"/>
+              </w:rPr>
+            </w:pPr>
+            <w:r>
+              <w:rPr>
+                <w:rFonts w:ascii="LM Roman 10" w:eastAsia="Times New Roman" w:hAnsi="LM Roman 10" w:cs="Times New Roman"/>
+                <w:kern w:val="0"/>
+                <w:sz w:val="16"/>
+                <w:szCs w:val="16"/>
+                <w:lang w:eastAsia="en-US"/>
+                <w14:ligatures w14:val="none"/>
+              </w:rPr>
+              <w:t>Annualized inflation looks still quite volatile, I would like smooth the curve for better comparability, is moving-window average a correct approach? You have any other suggestion?</w:t>
+            </w:r>
+          </w:p>
+        </w:tc>
+        <w:tc>
+          <w:tcPr>
+            <w:tcW w:w="5358" w:type="dxa"/>
+          </w:tcPr>
+          <w:p>
+            <w:pPr>
+              <w:widowControl w:val="0"/>
+              <w:autoSpaceDE w:val="0"/>
+              <w:autoSpaceDN w:val="0"/>
+              <w:spacing w:before="240"/>
+              <w:ind w:right="142"/>
+              <w:jc w:val="both"/>
+              <w:cnfStyle w:val="000000000000" w:firstRow="0" w:lastRow="0" w:firstColumn="0" w:lastColumn="0" w:oddVBand="0" w:evenVBand="0" w:oddHBand="0" w:evenHBand="0" w:firstRowFirstColumn="0" w:firstRowLastColumn="0" w:lastRowFirstColumn="0" w:lastRowLastColumn="0"/>
+              <w:rPr>
+                <w:rFonts w:ascii="LM Roman 10" w:eastAsia="Times New Roman" w:hAnsi="LM Roman 10" w:cs="Times New Roman"/>
+                <w:kern w:val="0"/>
+                <w:sz w:val="16"/>
+                <w:szCs w:val="16"/>
+                <w:lang w:eastAsia="en-US"/>
+                <w14:ligatures w14:val="none"/>
+              </w:rPr>
+            </w:pPr>
+            <w:r>
+              <w:rPr>
+                <w:rFonts w:ascii="LM Roman 10" w:eastAsia="Times New Roman" w:hAnsi="LM Roman 10" w:cs="Times New Roman"/>
+                <w:kern w:val="0"/>
+                <w:sz w:val="16"/>
+                <w:szCs w:val="16"/>
+                <w:lang w:eastAsia="en-US"/>
+                <w14:ligatures w14:val="none"/>
+              </w:rPr>
+              <w:t>Yes, a moving average is a common and valid approach, but it's not the only option. Here's a comparison of the main smoothing methods for your context:</w:t>
+            </w:r>
+            <w:r>
+              <w:rPr>
+                <w:rFonts w:ascii="LM Roman 10" w:eastAsia="Times New Roman" w:hAnsi="LM Roman 10" w:cs="Times New Roman"/>
+                <w:kern w:val="0"/>
+                <w:sz w:val="16"/>
+                <w:szCs w:val="16"/>
+                <w:lang w:eastAsia="en-US"/>
+                <w14:ligatures w14:val="none"/>
+              </w:rPr>
+              <w:t xml:space="preserve"> </w:t>
+            </w:r>
+            <w:r>
+              <w:rPr>
+                <w:rFonts w:ascii="LM Roman 10" w:eastAsia="Times New Roman" w:hAnsi="LM Roman 10" w:cs="Times New Roman"/>
+                <w:kern w:val="0"/>
+                <w:sz w:val="16"/>
+                <w:szCs w:val="16"/>
+                <w:lang w:eastAsia="en-US"/>
+                <w14:ligatures w14:val="none"/>
+              </w:rPr>
+              <w:t>Recommendation for Your FAVAR Plot</w:t>
+            </w:r>
+            <w:r>
+              <w:rPr>
+                <w:rFonts w:ascii="LM Roman 10" w:eastAsia="Times New Roman" w:hAnsi="LM Roman 10" w:cs="Times New Roman"/>
+                <w:kern w:val="0"/>
+                <w:sz w:val="16"/>
+                <w:szCs w:val="16"/>
+                <w:lang w:eastAsia="en-US"/>
+                <w14:ligatures w14:val="none"/>
+              </w:rPr>
+              <w:t xml:space="preserve"> </w:t>
+            </w:r>
+            <w:r>
+              <w:rPr>
+                <w:rFonts w:ascii="LM Roman 10" w:eastAsia="Times New Roman" w:hAnsi="LM Roman 10" w:cs="Times New Roman"/>
+                <w:kern w:val="0"/>
+                <w:sz w:val="16"/>
+                <w:szCs w:val="16"/>
+                <w:lang w:eastAsia="en-US"/>
+                <w14:ligatures w14:val="none"/>
+              </w:rPr>
+              <w:t>For visualization purposes only, a 12-month rolling mean is the most interpretable and standard in macro papers:</w:t>
+            </w:r>
+            <w:r>
+              <w:rPr>
+                <w:rFonts w:ascii="LM Roman 10" w:eastAsia="Times New Roman" w:hAnsi="LM Roman 10" w:cs="Times New Roman"/>
+                <w:kern w:val="0"/>
+                <w:sz w:val="16"/>
+                <w:szCs w:val="16"/>
+                <w:lang w:eastAsia="en-US"/>
+                <w14:ligatures w14:val="none"/>
+              </w:rPr>
+              <w:t xml:space="preserve"> </w:t>
+            </w:r>
+            <w:r>
+              <w:rPr>
+                <w:rFonts w:ascii="LM Roman 10" w:eastAsia="Times New Roman" w:hAnsi="LM Roman 10" w:cs="Times New Roman"/>
+                <w:kern w:val="0"/>
+                <w:sz w:val="16"/>
+                <w:szCs w:val="16"/>
+                <w:lang w:eastAsia="en-US"/>
+                <w14:ligatures w14:val="none"/>
+              </w:rPr>
+              <w:t>center=True centers the window so the smoothed value sits in the middle of the 12-month window — this avoids the visual lag you'd get with a trailing MA.</w:t>
+            </w:r>
+            <w:r>
+              <w:rPr>
+                <w:rFonts w:ascii="LM Roman 10" w:eastAsia="Times New Roman" w:hAnsi="LM Roman 10" w:cs="Times New Roman"/>
+                <w:kern w:val="0"/>
+                <w:sz w:val="16"/>
+                <w:szCs w:val="16"/>
+                <w:lang w:eastAsia="en-US"/>
+                <w14:ligatures w14:val="none"/>
+              </w:rPr>
+              <w:t xml:space="preserve"> </w:t>
+            </w:r>
+            <w:r>
+              <w:rPr>
+                <w:rFonts w:ascii="LM Roman 10" w:eastAsia="Times New Roman" w:hAnsi="LM Roman 10" w:cs="Times New Roman"/>
+                <w:kern w:val="0"/>
+                <w:sz w:val="16"/>
+                <w:szCs w:val="16"/>
+                <w:lang w:eastAsia="en-US"/>
+                <w14:ligatures w14:val="none"/>
+              </w:rPr>
+              <w:t>For the FAVAR model itself, do not use the smoothed version — keep the original transformed series. Smoothing is only for plotting clarity, as it artificially removes high-frequency variation that the model should see.</w:t>
             </w:r>
           </w:p>
         </w:tc>
@@ -3611,7 +3600,7 @@
   <w:style w:type="paragraph" w:default="1" w:styleId="Normal">
     <w:name w:val="Normal"/>
     <w:qFormat/>
-    <w:rsid w:val="0004428A"/>
+    <w:rsid w:val="00CF088B"/>
     <w:rPr>
       <w:lang w:val="en-GB"/>
     </w:rPr>

--- a/Documentation/MFE-Logbook.docx
+++ b/Documentation/MFE-Logbook.docx
@@ -807,7 +807,31 @@
           <w:lang w:val="en-US" w:eastAsia="en-US"/>
           <w14:ligatures w14:val="none"/>
         </w:rPr>
-        <w:t xml:space="preserve">In this work we provide a replication study of Lofaro and Di Bucchianico (2025), which investigates the impact of monetary policy on functional income distribution using a panel vector </w:t>
+        <w:t xml:space="preserve">In this work we provide a replication study of Lofaro and Di </w:t>
+      </w:r>
+      <w:proofErr w:type="spellStart"/>
+      <w:r>
+        <w:rPr>
+          <w:rFonts w:ascii="LM Roman 10" w:eastAsia="Times New Roman" w:hAnsi="LM Roman 10" w:cs="Times New Roman"/>
+          <w:kern w:val="0"/>
+          <w:sz w:val="24"/>
+          <w:szCs w:val="24"/>
+          <w:lang w:val="en-US" w:eastAsia="en-US"/>
+          <w14:ligatures w14:val="none"/>
+        </w:rPr>
+        <w:t>Bucchianico</w:t>
+      </w:r>
+      <w:proofErr w:type="spellEnd"/>
+      <w:r>
+        <w:rPr>
+          <w:rFonts w:ascii="LM Roman 10" w:eastAsia="Times New Roman" w:hAnsi="LM Roman 10" w:cs="Times New Roman"/>
+          <w:kern w:val="0"/>
+          <w:sz w:val="24"/>
+          <w:szCs w:val="24"/>
+          <w:lang w:val="en-US" w:eastAsia="en-US"/>
+          <w14:ligatures w14:val="none"/>
+        </w:rPr>
+        <w:t xml:space="preserve"> (2025), which investigates the impact of monetary policy on functional income distribution using a panel vector </w:t>
       </w:r>
     </w:p>
     <w:p>
@@ -1084,8 +1108,21 @@
                 <w:lang w:val="en-US" w:eastAsia="en-US"/>
                 <w14:ligatures w14:val="none"/>
               </w:rPr>
-              <w:t>LLM Asnswer</w:t>
-            </w:r>
+              <w:t xml:space="preserve">LLM </w:t>
+            </w:r>
+            <w:proofErr w:type="spellStart"/>
+            <w:r>
+              <w:rPr>
+                <w:rFonts w:ascii="LM Roman 10" w:eastAsia="Times New Roman" w:hAnsi="LM Roman 10" w:cs="Times New Roman"/>
+                <w:kern w:val="0"/>
+                <w:sz w:val="16"/>
+                <w:szCs w:val="16"/>
+                <w:lang w:val="en-US" w:eastAsia="en-US"/>
+                <w14:ligatures w14:val="none"/>
+              </w:rPr>
+              <w:t>Asnswer</w:t>
+            </w:r>
+            <w:proofErr w:type="spellEnd"/>
           </w:p>
         </w:tc>
       </w:tr>
@@ -1187,7 +1224,31 @@
                 <w:lang w:eastAsia="en-US"/>
                 <w14:ligatures w14:val="none"/>
               </w:rPr>
-              <w:t>Is there a package, excluding the classical ones included in stats.models, for seasonal pattern recognition?</w:t>
+              <w:t xml:space="preserve">Is there a package, excluding the classical ones included in </w:t>
+            </w:r>
+            <w:proofErr w:type="spellStart"/>
+            <w:r>
+              <w:rPr>
+                <w:rFonts w:ascii="LM Roman 10" w:eastAsia="Times New Roman" w:hAnsi="LM Roman 10" w:cs="Times New Roman"/>
+                <w:kern w:val="0"/>
+                <w:sz w:val="16"/>
+                <w:szCs w:val="16"/>
+                <w:lang w:eastAsia="en-US"/>
+                <w14:ligatures w14:val="none"/>
+              </w:rPr>
+              <w:t>stats.models</w:t>
+            </w:r>
+            <w:proofErr w:type="spellEnd"/>
+            <w:r>
+              <w:rPr>
+                <w:rFonts w:ascii="LM Roman 10" w:eastAsia="Times New Roman" w:hAnsi="LM Roman 10" w:cs="Times New Roman"/>
+                <w:kern w:val="0"/>
+                <w:sz w:val="16"/>
+                <w:szCs w:val="16"/>
+                <w:lang w:eastAsia="en-US"/>
+                <w14:ligatures w14:val="none"/>
+              </w:rPr>
+              <w:t>, for seasonal pattern recognition?</w:t>
             </w:r>
           </w:p>
         </w:tc>
@@ -1266,7 +1327,31 @@
                 <w:lang w:eastAsia="en-US"/>
                 <w14:ligatures w14:val="none"/>
               </w:rPr>
-              <w:t>Fits a RegARIMA model — a regression with ARIMA errors that automatically identifies the series' trend, cycle, and seasonal structure. For monthly CPI it typically picks something like an ARIMA(0,1,1)(0,1,1)</w:t>
+              <w:t xml:space="preserve">Fits a </w:t>
+            </w:r>
+            <w:proofErr w:type="spellStart"/>
+            <w:r>
+              <w:rPr>
+                <w:rFonts w:ascii="LM Roman 10" w:eastAsia="Times New Roman" w:hAnsi="LM Roman 10" w:cs="Times New Roman"/>
+                <w:kern w:val="0"/>
+                <w:sz w:val="16"/>
+                <w:szCs w:val="16"/>
+                <w:lang w:eastAsia="en-US"/>
+                <w14:ligatures w14:val="none"/>
+              </w:rPr>
+              <w:t>RegARIMA</w:t>
+            </w:r>
+            <w:proofErr w:type="spellEnd"/>
+            <w:r>
+              <w:rPr>
+                <w:rFonts w:ascii="LM Roman 10" w:eastAsia="Times New Roman" w:hAnsi="LM Roman 10" w:cs="Times New Roman"/>
+                <w:kern w:val="0"/>
+                <w:sz w:val="16"/>
+                <w:szCs w:val="16"/>
+                <w:lang w:eastAsia="en-US"/>
+                <w14:ligatures w14:val="none"/>
+              </w:rPr>
+              <w:t xml:space="preserve"> model — a regression with ARIMA errors that automatically identifies the series' trend, cycle, and seasonal structure. For monthly CPI it typically picks something like an ARIMA(0,1,1)(0,1,1)</w:t>
             </w:r>
             <w:r>
               <w:rPr>
@@ -1658,16 +1743,29 @@
               </w:rPr>
               <w:t xml:space="preserve">, </w:t>
             </w:r>
-            <w:r>
-              <w:rPr>
-                <w:rFonts w:ascii="LM Roman 10" w:eastAsia="Times New Roman" w:hAnsi="LM Roman 10" w:cs="Times New Roman"/>
-                <w:kern w:val="0"/>
-                <w:sz w:val="16"/>
-                <w:szCs w:val="16"/>
-                <w:lang w:eastAsia="en-US"/>
-                <w14:ligatures w14:val="none"/>
-              </w:rPr>
-              <w:t>res.seasonal contains the estimated seasonal component; subtracting it gives you the seasonally adjusted index</w:t>
+            <w:proofErr w:type="spellStart"/>
+            <w:r>
+              <w:rPr>
+                <w:rFonts w:ascii="LM Roman 10" w:eastAsia="Times New Roman" w:hAnsi="LM Roman 10" w:cs="Times New Roman"/>
+                <w:kern w:val="0"/>
+                <w:sz w:val="16"/>
+                <w:szCs w:val="16"/>
+                <w:lang w:eastAsia="en-US"/>
+                <w14:ligatures w14:val="none"/>
+              </w:rPr>
+              <w:t>res.seasonal</w:t>
+            </w:r>
+            <w:proofErr w:type="spellEnd"/>
+            <w:r>
+              <w:rPr>
+                <w:rFonts w:ascii="LM Roman 10" w:eastAsia="Times New Roman" w:hAnsi="LM Roman 10" w:cs="Times New Roman"/>
+                <w:kern w:val="0"/>
+                <w:sz w:val="16"/>
+                <w:szCs w:val="16"/>
+                <w:lang w:eastAsia="en-US"/>
+                <w14:ligatures w14:val="none"/>
+              </w:rPr>
+              <w:t xml:space="preserve"> contains the estimated seasonal component; subtracting it gives you the seasonally adjusted index</w:t>
             </w:r>
             <w:r>
               <w:rPr>
@@ -1880,7 +1978,31 @@
                 <w:lang w:eastAsia="en-US"/>
                 <w14:ligatures w14:val="none"/>
               </w:rPr>
-              <w:t>Translate this table to Overleaf LateX (</w:t>
+              <w:t xml:space="preserve">Translate this table to Overleaf </w:t>
+            </w:r>
+            <w:proofErr w:type="spellStart"/>
+            <w:r>
+              <w:rPr>
+                <w:rFonts w:ascii="LM Roman 10" w:eastAsia="Times New Roman" w:hAnsi="LM Roman 10" w:cs="Times New Roman"/>
+                <w:kern w:val="0"/>
+                <w:sz w:val="16"/>
+                <w:szCs w:val="16"/>
+                <w:lang w:eastAsia="en-US"/>
+                <w14:ligatures w14:val="none"/>
+              </w:rPr>
+              <w:t>LateX</w:t>
+            </w:r>
+            <w:proofErr w:type="spellEnd"/>
+            <w:r>
+              <w:rPr>
+                <w:rFonts w:ascii="LM Roman 10" w:eastAsia="Times New Roman" w:hAnsi="LM Roman 10" w:cs="Times New Roman"/>
+                <w:kern w:val="0"/>
+                <w:sz w:val="16"/>
+                <w:szCs w:val="16"/>
+                <w:lang w:eastAsia="en-US"/>
+                <w14:ligatures w14:val="none"/>
+              </w:rPr>
+              <w:t xml:space="preserve"> (</w:t>
             </w:r>
             <w:r>
               <w:rPr>
@@ -1961,16 +2083,101 @@
               </w:rPr>
               <w:t xml:space="preserve">, </w:t>
             </w:r>
-            <w:r>
-              <w:rPr>
-                <w:rFonts w:ascii="LM Roman 10" w:eastAsia="Times New Roman" w:hAnsi="LM Roman 10" w:cs="Times New Roman"/>
-                <w:kern w:val="0"/>
-                <w:sz w:val="16"/>
-                <w:szCs w:val="16"/>
-                <w:lang w:eastAsia="en-US"/>
-                <w14:ligatures w14:val="none"/>
-              </w:rPr>
-              <w:t>booktabs gives the clean horizontal rules (\toprule, \midrule, \bottomrule) matching professional journal style — never use vertical lines in econometrics tables</w:t>
+            <w:proofErr w:type="spellStart"/>
+            <w:r>
+              <w:rPr>
+                <w:rFonts w:ascii="LM Roman 10" w:eastAsia="Times New Roman" w:hAnsi="LM Roman 10" w:cs="Times New Roman"/>
+                <w:kern w:val="0"/>
+                <w:sz w:val="16"/>
+                <w:szCs w:val="16"/>
+                <w:lang w:eastAsia="en-US"/>
+                <w14:ligatures w14:val="none"/>
+              </w:rPr>
+              <w:t>booktabs</w:t>
+            </w:r>
+            <w:proofErr w:type="spellEnd"/>
+            <w:r>
+              <w:rPr>
+                <w:rFonts w:ascii="LM Roman 10" w:eastAsia="Times New Roman" w:hAnsi="LM Roman 10" w:cs="Times New Roman"/>
+                <w:kern w:val="0"/>
+                <w:sz w:val="16"/>
+                <w:szCs w:val="16"/>
+                <w:lang w:eastAsia="en-US"/>
+                <w14:ligatures w14:val="none"/>
+              </w:rPr>
+              <w:t xml:space="preserve"> gives the clean horizontal rules (\</w:t>
+            </w:r>
+            <w:proofErr w:type="spellStart"/>
+            <w:r>
+              <w:rPr>
+                <w:rFonts w:ascii="LM Roman 10" w:eastAsia="Times New Roman" w:hAnsi="LM Roman 10" w:cs="Times New Roman"/>
+                <w:kern w:val="0"/>
+                <w:sz w:val="16"/>
+                <w:szCs w:val="16"/>
+                <w:lang w:eastAsia="en-US"/>
+                <w14:ligatures w14:val="none"/>
+              </w:rPr>
+              <w:t>toprule</w:t>
+            </w:r>
+            <w:proofErr w:type="spellEnd"/>
+            <w:r>
+              <w:rPr>
+                <w:rFonts w:ascii="LM Roman 10" w:eastAsia="Times New Roman" w:hAnsi="LM Roman 10" w:cs="Times New Roman"/>
+                <w:kern w:val="0"/>
+                <w:sz w:val="16"/>
+                <w:szCs w:val="16"/>
+                <w:lang w:eastAsia="en-US"/>
+                <w14:ligatures w14:val="none"/>
+              </w:rPr>
+              <w:t>, \</w:t>
+            </w:r>
+            <w:proofErr w:type="spellStart"/>
+            <w:r>
+              <w:rPr>
+                <w:rFonts w:ascii="LM Roman 10" w:eastAsia="Times New Roman" w:hAnsi="LM Roman 10" w:cs="Times New Roman"/>
+                <w:kern w:val="0"/>
+                <w:sz w:val="16"/>
+                <w:szCs w:val="16"/>
+                <w:lang w:eastAsia="en-US"/>
+                <w14:ligatures w14:val="none"/>
+              </w:rPr>
+              <w:t>midrule</w:t>
+            </w:r>
+            <w:proofErr w:type="spellEnd"/>
+            <w:r>
+              <w:rPr>
+                <w:rFonts w:ascii="LM Roman 10" w:eastAsia="Times New Roman" w:hAnsi="LM Roman 10" w:cs="Times New Roman"/>
+                <w:kern w:val="0"/>
+                <w:sz w:val="16"/>
+                <w:szCs w:val="16"/>
+                <w:lang w:eastAsia="en-US"/>
+                <w14:ligatures w14:val="none"/>
+              </w:rPr>
+              <w:t>, \</w:t>
+            </w:r>
+            <w:proofErr w:type="spellStart"/>
+            <w:r>
+              <w:rPr>
+                <w:rFonts w:ascii="LM Roman 10" w:eastAsia="Times New Roman" w:hAnsi="LM Roman 10" w:cs="Times New Roman"/>
+                <w:kern w:val="0"/>
+                <w:sz w:val="16"/>
+                <w:szCs w:val="16"/>
+                <w:lang w:eastAsia="en-US"/>
+                <w14:ligatures w14:val="none"/>
+              </w:rPr>
+              <w:t>bottomrule</w:t>
+            </w:r>
+            <w:proofErr w:type="spellEnd"/>
+            <w:r>
+              <w:rPr>
+                <w:rFonts w:ascii="LM Roman 10" w:eastAsia="Times New Roman" w:hAnsi="LM Roman 10" w:cs="Times New Roman"/>
+                <w:kern w:val="0"/>
+                <w:sz w:val="16"/>
+                <w:szCs w:val="16"/>
+                <w:lang w:eastAsia="en-US"/>
+                <w14:ligatures w14:val="none"/>
+              </w:rPr>
+              <w:t>) matching professional journal style — never use vertical lines in econometrics tables</w:t>
             </w:r>
             <w:r>
               <w:rPr>
@@ -1983,16 +2190,29 @@
               </w:rPr>
               <w:t xml:space="preserve">. </w:t>
             </w:r>
-            <w:r>
-              <w:rPr>
-                <w:rFonts w:ascii="LM Roman 10" w:eastAsia="Times New Roman" w:hAnsi="LM Roman 10" w:cs="Times New Roman"/>
-                <w:kern w:val="0"/>
-                <w:sz w:val="16"/>
-                <w:szCs w:val="16"/>
-                <w:lang w:eastAsia="en-US"/>
-                <w14:ligatures w14:val="none"/>
-              </w:rPr>
-              <w:t>siunitx with S columns automatically aligns all numbers on the decimal point, matching the visual alignment in your screenshot</w:t>
+            <w:proofErr w:type="spellStart"/>
+            <w:r>
+              <w:rPr>
+                <w:rFonts w:ascii="LM Roman 10" w:eastAsia="Times New Roman" w:hAnsi="LM Roman 10" w:cs="Times New Roman"/>
+                <w:kern w:val="0"/>
+                <w:sz w:val="16"/>
+                <w:szCs w:val="16"/>
+                <w:lang w:eastAsia="en-US"/>
+                <w14:ligatures w14:val="none"/>
+              </w:rPr>
+              <w:t>siunitx</w:t>
+            </w:r>
+            <w:proofErr w:type="spellEnd"/>
+            <w:r>
+              <w:rPr>
+                <w:rFonts w:ascii="LM Roman 10" w:eastAsia="Times New Roman" w:hAnsi="LM Roman 10" w:cs="Times New Roman"/>
+                <w:kern w:val="0"/>
+                <w:sz w:val="16"/>
+                <w:szCs w:val="16"/>
+                <w:lang w:eastAsia="en-US"/>
+                <w14:ligatures w14:val="none"/>
+              </w:rPr>
+              <w:t xml:space="preserve"> with S columns automatically aligns all numbers on the decimal point, matching the visual alignment in your screenshot</w:t>
             </w:r>
             <w:r>
               <w:rPr>
@@ -2005,16 +2225,29 @@
               </w:rPr>
               <w:t xml:space="preserve">, </w:t>
             </w:r>
-            <w:r>
-              <w:rPr>
-                <w:rFonts w:ascii="LM Roman 10" w:eastAsia="Times New Roman" w:hAnsi="LM Roman 10" w:cs="Times New Roman"/>
-                <w:kern w:val="0"/>
-                <w:sz w:val="16"/>
-                <w:szCs w:val="16"/>
-                <w:lang w:eastAsia="en-US"/>
-                <w14:ligatures w14:val="none"/>
-              </w:rPr>
-              <w:t>tablenotes adds a note explaining what each series is — required for any academic submission</w:t>
+            <w:proofErr w:type="spellStart"/>
+            <w:r>
+              <w:rPr>
+                <w:rFonts w:ascii="LM Roman 10" w:eastAsia="Times New Roman" w:hAnsi="LM Roman 10" w:cs="Times New Roman"/>
+                <w:kern w:val="0"/>
+                <w:sz w:val="16"/>
+                <w:szCs w:val="16"/>
+                <w:lang w:eastAsia="en-US"/>
+                <w14:ligatures w14:val="none"/>
+              </w:rPr>
+              <w:t>tablenotes</w:t>
+            </w:r>
+            <w:proofErr w:type="spellEnd"/>
+            <w:r>
+              <w:rPr>
+                <w:rFonts w:ascii="LM Roman 10" w:eastAsia="Times New Roman" w:hAnsi="LM Roman 10" w:cs="Times New Roman"/>
+                <w:kern w:val="0"/>
+                <w:sz w:val="16"/>
+                <w:szCs w:val="16"/>
+                <w:lang w:eastAsia="en-US"/>
+                <w14:ligatures w14:val="none"/>
+              </w:rPr>
+              <w:t xml:space="preserve"> adds a note explaining what each series is — required for any academic submission</w:t>
             </w:r>
             <w:r>
               <w:rPr>
@@ -2127,7 +2360,31 @@
                 <w:lang w:eastAsia="en-US"/>
                 <w14:ligatures w14:val="none"/>
               </w:rPr>
-              <w:t>Translate this table to Overleaf LateX (</w:t>
+              <w:t xml:space="preserve">Translate this table to Overleaf </w:t>
+            </w:r>
+            <w:proofErr w:type="spellStart"/>
+            <w:r>
+              <w:rPr>
+                <w:rFonts w:ascii="LM Roman 10" w:eastAsia="Times New Roman" w:hAnsi="LM Roman 10" w:cs="Times New Roman"/>
+                <w:kern w:val="0"/>
+                <w:sz w:val="16"/>
+                <w:szCs w:val="16"/>
+                <w:lang w:eastAsia="en-US"/>
+                <w14:ligatures w14:val="none"/>
+              </w:rPr>
+              <w:t>LateX</w:t>
+            </w:r>
+            <w:proofErr w:type="spellEnd"/>
+            <w:r>
+              <w:rPr>
+                <w:rFonts w:ascii="LM Roman 10" w:eastAsia="Times New Roman" w:hAnsi="LM Roman 10" w:cs="Times New Roman"/>
+                <w:kern w:val="0"/>
+                <w:sz w:val="16"/>
+                <w:szCs w:val="16"/>
+                <w:lang w:eastAsia="en-US"/>
+                <w14:ligatures w14:val="none"/>
+              </w:rPr>
+              <w:t xml:space="preserve"> (</w:t>
             </w:r>
             <w:r>
               <w:rPr>
@@ -2208,16 +2465,101 @@
               </w:rPr>
               <w:t xml:space="preserve">, </w:t>
             </w:r>
-            <w:r>
-              <w:rPr>
-                <w:rFonts w:ascii="LM Roman 10" w:eastAsia="Times New Roman" w:hAnsi="LM Roman 10" w:cs="Times New Roman"/>
-                <w:kern w:val="0"/>
-                <w:sz w:val="16"/>
-                <w:szCs w:val="16"/>
-                <w:lang w:eastAsia="en-US"/>
-                <w14:ligatures w14:val="none"/>
-              </w:rPr>
-              <w:t>booktabs gives the clean horizontal rules (\toprule, \midrule, \bottomrule) matching professional journal style — never use vertical lines in econometrics tables</w:t>
+            <w:proofErr w:type="spellStart"/>
+            <w:r>
+              <w:rPr>
+                <w:rFonts w:ascii="LM Roman 10" w:eastAsia="Times New Roman" w:hAnsi="LM Roman 10" w:cs="Times New Roman"/>
+                <w:kern w:val="0"/>
+                <w:sz w:val="16"/>
+                <w:szCs w:val="16"/>
+                <w:lang w:eastAsia="en-US"/>
+                <w14:ligatures w14:val="none"/>
+              </w:rPr>
+              <w:t>booktabs</w:t>
+            </w:r>
+            <w:proofErr w:type="spellEnd"/>
+            <w:r>
+              <w:rPr>
+                <w:rFonts w:ascii="LM Roman 10" w:eastAsia="Times New Roman" w:hAnsi="LM Roman 10" w:cs="Times New Roman"/>
+                <w:kern w:val="0"/>
+                <w:sz w:val="16"/>
+                <w:szCs w:val="16"/>
+                <w:lang w:eastAsia="en-US"/>
+                <w14:ligatures w14:val="none"/>
+              </w:rPr>
+              <w:t xml:space="preserve"> gives the clean horizontal rules (\</w:t>
+            </w:r>
+            <w:proofErr w:type="spellStart"/>
+            <w:r>
+              <w:rPr>
+                <w:rFonts w:ascii="LM Roman 10" w:eastAsia="Times New Roman" w:hAnsi="LM Roman 10" w:cs="Times New Roman"/>
+                <w:kern w:val="0"/>
+                <w:sz w:val="16"/>
+                <w:szCs w:val="16"/>
+                <w:lang w:eastAsia="en-US"/>
+                <w14:ligatures w14:val="none"/>
+              </w:rPr>
+              <w:t>toprule</w:t>
+            </w:r>
+            <w:proofErr w:type="spellEnd"/>
+            <w:r>
+              <w:rPr>
+                <w:rFonts w:ascii="LM Roman 10" w:eastAsia="Times New Roman" w:hAnsi="LM Roman 10" w:cs="Times New Roman"/>
+                <w:kern w:val="0"/>
+                <w:sz w:val="16"/>
+                <w:szCs w:val="16"/>
+                <w:lang w:eastAsia="en-US"/>
+                <w14:ligatures w14:val="none"/>
+              </w:rPr>
+              <w:t>, \</w:t>
+            </w:r>
+            <w:proofErr w:type="spellStart"/>
+            <w:r>
+              <w:rPr>
+                <w:rFonts w:ascii="LM Roman 10" w:eastAsia="Times New Roman" w:hAnsi="LM Roman 10" w:cs="Times New Roman"/>
+                <w:kern w:val="0"/>
+                <w:sz w:val="16"/>
+                <w:szCs w:val="16"/>
+                <w:lang w:eastAsia="en-US"/>
+                <w14:ligatures w14:val="none"/>
+              </w:rPr>
+              <w:t>midrule</w:t>
+            </w:r>
+            <w:proofErr w:type="spellEnd"/>
+            <w:r>
+              <w:rPr>
+                <w:rFonts w:ascii="LM Roman 10" w:eastAsia="Times New Roman" w:hAnsi="LM Roman 10" w:cs="Times New Roman"/>
+                <w:kern w:val="0"/>
+                <w:sz w:val="16"/>
+                <w:szCs w:val="16"/>
+                <w:lang w:eastAsia="en-US"/>
+                <w14:ligatures w14:val="none"/>
+              </w:rPr>
+              <w:t>, \</w:t>
+            </w:r>
+            <w:proofErr w:type="spellStart"/>
+            <w:r>
+              <w:rPr>
+                <w:rFonts w:ascii="LM Roman 10" w:eastAsia="Times New Roman" w:hAnsi="LM Roman 10" w:cs="Times New Roman"/>
+                <w:kern w:val="0"/>
+                <w:sz w:val="16"/>
+                <w:szCs w:val="16"/>
+                <w:lang w:eastAsia="en-US"/>
+                <w14:ligatures w14:val="none"/>
+              </w:rPr>
+              <w:t>bottomrule</w:t>
+            </w:r>
+            <w:proofErr w:type="spellEnd"/>
+            <w:r>
+              <w:rPr>
+                <w:rFonts w:ascii="LM Roman 10" w:eastAsia="Times New Roman" w:hAnsi="LM Roman 10" w:cs="Times New Roman"/>
+                <w:kern w:val="0"/>
+                <w:sz w:val="16"/>
+                <w:szCs w:val="16"/>
+                <w:lang w:eastAsia="en-US"/>
+                <w14:ligatures w14:val="none"/>
+              </w:rPr>
+              <w:t>) matching professional journal style — never use vertical lines in econometrics tables</w:t>
             </w:r>
             <w:r>
               <w:rPr>
@@ -2230,16 +2572,29 @@
               </w:rPr>
               <w:t xml:space="preserve">. </w:t>
             </w:r>
-            <w:r>
-              <w:rPr>
-                <w:rFonts w:ascii="LM Roman 10" w:eastAsia="Times New Roman" w:hAnsi="LM Roman 10" w:cs="Times New Roman"/>
-                <w:kern w:val="0"/>
-                <w:sz w:val="16"/>
-                <w:szCs w:val="16"/>
-                <w:lang w:eastAsia="en-US"/>
-                <w14:ligatures w14:val="none"/>
-              </w:rPr>
-              <w:t>siunitx with S columns automatically aligns all numbers on the decimal point, matching the visual alignment in your screenshot</w:t>
+            <w:proofErr w:type="spellStart"/>
+            <w:r>
+              <w:rPr>
+                <w:rFonts w:ascii="LM Roman 10" w:eastAsia="Times New Roman" w:hAnsi="LM Roman 10" w:cs="Times New Roman"/>
+                <w:kern w:val="0"/>
+                <w:sz w:val="16"/>
+                <w:szCs w:val="16"/>
+                <w:lang w:eastAsia="en-US"/>
+                <w14:ligatures w14:val="none"/>
+              </w:rPr>
+              <w:t>siunitx</w:t>
+            </w:r>
+            <w:proofErr w:type="spellEnd"/>
+            <w:r>
+              <w:rPr>
+                <w:rFonts w:ascii="LM Roman 10" w:eastAsia="Times New Roman" w:hAnsi="LM Roman 10" w:cs="Times New Roman"/>
+                <w:kern w:val="0"/>
+                <w:sz w:val="16"/>
+                <w:szCs w:val="16"/>
+                <w:lang w:eastAsia="en-US"/>
+                <w14:ligatures w14:val="none"/>
+              </w:rPr>
+              <w:t xml:space="preserve"> with S columns automatically aligns all numbers on the decimal point, matching the visual alignment in your screenshot</w:t>
             </w:r>
             <w:r>
               <w:rPr>
@@ -2252,16 +2607,29 @@
               </w:rPr>
               <w:t xml:space="preserve">, </w:t>
             </w:r>
-            <w:r>
-              <w:rPr>
-                <w:rFonts w:ascii="LM Roman 10" w:eastAsia="Times New Roman" w:hAnsi="LM Roman 10" w:cs="Times New Roman"/>
-                <w:kern w:val="0"/>
-                <w:sz w:val="16"/>
-                <w:szCs w:val="16"/>
-                <w:lang w:eastAsia="en-US"/>
-                <w14:ligatures w14:val="none"/>
-              </w:rPr>
-              <w:t>tablenotes adds a note explaining what each series is — required for any academic submission</w:t>
+            <w:proofErr w:type="spellStart"/>
+            <w:r>
+              <w:rPr>
+                <w:rFonts w:ascii="LM Roman 10" w:eastAsia="Times New Roman" w:hAnsi="LM Roman 10" w:cs="Times New Roman"/>
+                <w:kern w:val="0"/>
+                <w:sz w:val="16"/>
+                <w:szCs w:val="16"/>
+                <w:lang w:eastAsia="en-US"/>
+                <w14:ligatures w14:val="none"/>
+              </w:rPr>
+              <w:t>tablenotes</w:t>
+            </w:r>
+            <w:proofErr w:type="spellEnd"/>
+            <w:r>
+              <w:rPr>
+                <w:rFonts w:ascii="LM Roman 10" w:eastAsia="Times New Roman" w:hAnsi="LM Roman 10" w:cs="Times New Roman"/>
+                <w:kern w:val="0"/>
+                <w:sz w:val="16"/>
+                <w:szCs w:val="16"/>
+                <w:lang w:eastAsia="en-US"/>
+                <w14:ligatures w14:val="none"/>
+              </w:rPr>
+              <w:t xml:space="preserve"> adds a note explaining what each series is — required for any academic submission</w:t>
             </w:r>
             <w:r>
               <w:rPr>
@@ -2376,7 +2744,31 @@
                 <w:lang w:eastAsia="en-US"/>
                 <w14:ligatures w14:val="none"/>
               </w:rPr>
-              <w:t>Why dates overlap even if I deployed fig.autofmt_xdate() and "Time" column is in datetime?</w:t>
+              <w:t xml:space="preserve">Why dates overlap even if I deployed </w:t>
+            </w:r>
+            <w:proofErr w:type="spellStart"/>
+            <w:r>
+              <w:rPr>
+                <w:rFonts w:ascii="LM Roman 10" w:eastAsia="Times New Roman" w:hAnsi="LM Roman 10" w:cs="Times New Roman"/>
+                <w:kern w:val="0"/>
+                <w:sz w:val="16"/>
+                <w:szCs w:val="16"/>
+                <w:lang w:eastAsia="en-US"/>
+                <w14:ligatures w14:val="none"/>
+              </w:rPr>
+              <w:t>fig.autofmt_xdate</w:t>
+            </w:r>
+            <w:proofErr w:type="spellEnd"/>
+            <w:r>
+              <w:rPr>
+                <w:rFonts w:ascii="LM Roman 10" w:eastAsia="Times New Roman" w:hAnsi="LM Roman 10" w:cs="Times New Roman"/>
+                <w:kern w:val="0"/>
+                <w:sz w:val="16"/>
+                <w:szCs w:val="16"/>
+                <w:lang w:eastAsia="en-US"/>
+                <w14:ligatures w14:val="none"/>
+              </w:rPr>
+              <w:t>() and "Time" column is in datetime?</w:t>
             </w:r>
           </w:p>
         </w:tc>
@@ -2411,7 +2803,55 @@
                 <w:lang w:eastAsia="en-US"/>
                 <w14:ligatures w14:val="none"/>
               </w:rPr>
-              <w:t>The problem is that autofmt_xdate() only rotates labels — it doesn't reduce the number of ticks. With monthly data spanning 50+ years you have 600+ tick marks all trying to render on the x-axis, causing the solid black blob you see. Fix it by explicitly controlling tick frequency with matplotlib.dates:</w:t>
+              <w:t xml:space="preserve">The problem is that </w:t>
+            </w:r>
+            <w:proofErr w:type="spellStart"/>
+            <w:r>
+              <w:rPr>
+                <w:rFonts w:ascii="LM Roman 10" w:eastAsia="Times New Roman" w:hAnsi="LM Roman 10" w:cs="Times New Roman"/>
+                <w:kern w:val="0"/>
+                <w:sz w:val="16"/>
+                <w:szCs w:val="16"/>
+                <w:lang w:eastAsia="en-US"/>
+                <w14:ligatures w14:val="none"/>
+              </w:rPr>
+              <w:t>autofmt_xdate</w:t>
+            </w:r>
+            <w:proofErr w:type="spellEnd"/>
+            <w:r>
+              <w:rPr>
+                <w:rFonts w:ascii="LM Roman 10" w:eastAsia="Times New Roman" w:hAnsi="LM Roman 10" w:cs="Times New Roman"/>
+                <w:kern w:val="0"/>
+                <w:sz w:val="16"/>
+                <w:szCs w:val="16"/>
+                <w:lang w:eastAsia="en-US"/>
+                <w14:ligatures w14:val="none"/>
+              </w:rPr>
+              <w:t xml:space="preserve">() only rotates labels — it doesn't reduce the number of ticks. With monthly data spanning 50+ years you have 600+ tick marks all trying to render on the x-axis, causing the solid black blob you see. Fix it by explicitly controlling tick frequency with </w:t>
+            </w:r>
+            <w:proofErr w:type="spellStart"/>
+            <w:r>
+              <w:rPr>
+                <w:rFonts w:ascii="LM Roman 10" w:eastAsia="Times New Roman" w:hAnsi="LM Roman 10" w:cs="Times New Roman"/>
+                <w:kern w:val="0"/>
+                <w:sz w:val="16"/>
+                <w:szCs w:val="16"/>
+                <w:lang w:eastAsia="en-US"/>
+                <w14:ligatures w14:val="none"/>
+              </w:rPr>
+              <w:t>matplotlib.dates</w:t>
+            </w:r>
+            <w:proofErr w:type="spellEnd"/>
+            <w:r>
+              <w:rPr>
+                <w:rFonts w:ascii="LM Roman 10" w:eastAsia="Times New Roman" w:hAnsi="LM Roman 10" w:cs="Times New Roman"/>
+                <w:kern w:val="0"/>
+                <w:sz w:val="16"/>
+                <w:szCs w:val="16"/>
+                <w:lang w:eastAsia="en-US"/>
+                <w14:ligatures w14:val="none"/>
+              </w:rPr>
+              <w:t>:</w:t>
             </w:r>
             <w:r>
               <w:rPr>
@@ -2513,7 +2953,55 @@
                 <w:lang w:eastAsia="en-US"/>
                 <w14:ligatures w14:val="none"/>
               </w:rPr>
-              <w:t>Annualized inflation looks still quite volatile, I would like smooth the curve for better comparability, is moving-window average a correct approach? You have any other suggestion?</w:t>
+              <w:t xml:space="preserve">Annualized inflation looks still quite volatile, I would like </w:t>
+            </w:r>
+            <w:proofErr w:type="gramStart"/>
+            <w:r>
+              <w:rPr>
+                <w:rFonts w:ascii="LM Roman 10" w:eastAsia="Times New Roman" w:hAnsi="LM Roman 10" w:cs="Times New Roman"/>
+                <w:kern w:val="0"/>
+                <w:sz w:val="16"/>
+                <w:szCs w:val="16"/>
+                <w:lang w:eastAsia="en-US"/>
+                <w14:ligatures w14:val="none"/>
+              </w:rPr>
+              <w:t>smooth</w:t>
+            </w:r>
+            <w:proofErr w:type="gramEnd"/>
+            <w:r>
+              <w:rPr>
+                <w:rFonts w:ascii="LM Roman 10" w:eastAsia="Times New Roman" w:hAnsi="LM Roman 10" w:cs="Times New Roman"/>
+                <w:kern w:val="0"/>
+                <w:sz w:val="16"/>
+                <w:szCs w:val="16"/>
+                <w:lang w:eastAsia="en-US"/>
+                <w14:ligatures w14:val="none"/>
+              </w:rPr>
+              <w:t xml:space="preserve"> the curve for better comparability, is </w:t>
+            </w:r>
+            <w:proofErr w:type="gramStart"/>
+            <w:r>
+              <w:rPr>
+                <w:rFonts w:ascii="LM Roman 10" w:eastAsia="Times New Roman" w:hAnsi="LM Roman 10" w:cs="Times New Roman"/>
+                <w:kern w:val="0"/>
+                <w:sz w:val="16"/>
+                <w:szCs w:val="16"/>
+                <w:lang w:eastAsia="en-US"/>
+                <w14:ligatures w14:val="none"/>
+              </w:rPr>
+              <w:t>moving-window</w:t>
+            </w:r>
+            <w:proofErr w:type="gramEnd"/>
+            <w:r>
+              <w:rPr>
+                <w:rFonts w:ascii="LM Roman 10" w:eastAsia="Times New Roman" w:hAnsi="LM Roman 10" w:cs="Times New Roman"/>
+                <w:kern w:val="0"/>
+                <w:sz w:val="16"/>
+                <w:szCs w:val="16"/>
+                <w:lang w:eastAsia="en-US"/>
+                <w14:ligatures w14:val="none"/>
+              </w:rPr>
+              <w:t xml:space="preserve"> average a correct approach? You have any other suggestion?</w:t>
             </w:r>
           </w:p>
         </w:tc>
@@ -2605,16 +3093,53 @@
               </w:rPr>
               <w:t xml:space="preserve"> </w:t>
             </w:r>
-            <w:r>
-              <w:rPr>
-                <w:rFonts w:ascii="LM Roman 10" w:eastAsia="Times New Roman" w:hAnsi="LM Roman 10" w:cs="Times New Roman"/>
-                <w:kern w:val="0"/>
-                <w:sz w:val="16"/>
-                <w:szCs w:val="16"/>
-                <w:lang w:eastAsia="en-US"/>
-                <w14:ligatures w14:val="none"/>
-              </w:rPr>
-              <w:t>center=True centers the window so the smoothed value sits in the middle of the 12-month window — this avoids the visual lag you'd get with a trailing MA.</w:t>
+            <w:proofErr w:type="spellStart"/>
+            <w:r>
+              <w:rPr>
+                <w:rFonts w:ascii="LM Roman 10" w:eastAsia="Times New Roman" w:hAnsi="LM Roman 10" w:cs="Times New Roman"/>
+                <w:kern w:val="0"/>
+                <w:sz w:val="16"/>
+                <w:szCs w:val="16"/>
+                <w:lang w:eastAsia="en-US"/>
+                <w14:ligatures w14:val="none"/>
+              </w:rPr>
+              <w:t>center</w:t>
+            </w:r>
+            <w:proofErr w:type="spellEnd"/>
+            <w:r>
+              <w:rPr>
+                <w:rFonts w:ascii="LM Roman 10" w:eastAsia="Times New Roman" w:hAnsi="LM Roman 10" w:cs="Times New Roman"/>
+                <w:kern w:val="0"/>
+                <w:sz w:val="16"/>
+                <w:szCs w:val="16"/>
+                <w:lang w:eastAsia="en-US"/>
+                <w14:ligatures w14:val="none"/>
+              </w:rPr>
+              <w:t xml:space="preserve">=True </w:t>
+            </w:r>
+            <w:proofErr w:type="spellStart"/>
+            <w:r>
+              <w:rPr>
+                <w:rFonts w:ascii="LM Roman 10" w:eastAsia="Times New Roman" w:hAnsi="LM Roman 10" w:cs="Times New Roman"/>
+                <w:kern w:val="0"/>
+                <w:sz w:val="16"/>
+                <w:szCs w:val="16"/>
+                <w:lang w:eastAsia="en-US"/>
+                <w14:ligatures w14:val="none"/>
+              </w:rPr>
+              <w:t>centers</w:t>
+            </w:r>
+            <w:proofErr w:type="spellEnd"/>
+            <w:r>
+              <w:rPr>
+                <w:rFonts w:ascii="LM Roman 10" w:eastAsia="Times New Roman" w:hAnsi="LM Roman 10" w:cs="Times New Roman"/>
+                <w:kern w:val="0"/>
+                <w:sz w:val="16"/>
+                <w:szCs w:val="16"/>
+                <w:lang w:eastAsia="en-US"/>
+                <w14:ligatures w14:val="none"/>
+              </w:rPr>
+              <w:t xml:space="preserve"> the window so the smoothed value sits in the middle of the 12-month window — this avoids the visual lag you'd get with a trailing MA.</w:t>
             </w:r>
             <w:r>
               <w:rPr>
@@ -2637,6 +3162,1996 @@
                 <w14:ligatures w14:val="none"/>
               </w:rPr>
               <w:t>For the FAVAR model itself, do not use the smoothed version — keep the original transformed series. Smoothing is only for plotting clarity, as it artificially removes high-frequency variation that the model should see.</w:t>
+            </w:r>
+          </w:p>
+        </w:tc>
+      </w:tr>
+      <w:tr>
+        <w:trPr>
+          <w:cnfStyle w:val="000000100000" w:firstRow="0" w:lastRow="0" w:firstColumn="0" w:lastColumn="0" w:oddVBand="0" w:evenVBand="0" w:oddHBand="1" w:evenHBand="0" w:firstRowFirstColumn="0" w:firstRowLastColumn="0" w:lastRowFirstColumn="0" w:lastRowLastColumn="0"/>
+          <w:trHeight w:val="1497"/>
+        </w:trPr>
+        <w:tc>
+          <w:tcPr>
+            <w:cnfStyle w:val="001000000000" w:firstRow="0" w:lastRow="0" w:firstColumn="1" w:lastColumn="0" w:oddVBand="0" w:evenVBand="0" w:oddHBand="0" w:evenHBand="0" w:firstRowFirstColumn="0" w:firstRowLastColumn="0" w:lastRowFirstColumn="0" w:lastRowLastColumn="0"/>
+            <w:tcW w:w="1134" w:type="dxa"/>
+          </w:tcPr>
+          <w:p>
+            <w:pPr>
+              <w:widowControl w:val="0"/>
+              <w:autoSpaceDE w:val="0"/>
+              <w:autoSpaceDN w:val="0"/>
+              <w:spacing w:before="240"/>
+              <w:ind w:right="142"/>
+              <w:rPr>
+                <w:rFonts w:ascii="LM Roman 10" w:eastAsia="Times New Roman" w:hAnsi="LM Roman 10" w:cs="Times New Roman"/>
+                <w:kern w:val="0"/>
+                <w:sz w:val="16"/>
+                <w:szCs w:val="16"/>
+                <w:lang w:eastAsia="en-US"/>
+                <w14:ligatures w14:val="none"/>
+              </w:rPr>
+            </w:pPr>
+            <w:r>
+              <w:rPr>
+                <w:rFonts w:ascii="LM Roman 10" w:eastAsia="Times New Roman" w:hAnsi="LM Roman 10" w:cs="Times New Roman"/>
+                <w:kern w:val="0"/>
+                <w:sz w:val="16"/>
+                <w:szCs w:val="16"/>
+                <w:lang w:eastAsia="en-US"/>
+                <w14:ligatures w14:val="none"/>
+              </w:rPr>
+              <w:t>Claude Sonnet 4.6 (Thinking)</w:t>
+            </w:r>
+          </w:p>
+          <w:p>
+            <w:pPr>
+              <w:widowControl w:val="0"/>
+              <w:autoSpaceDE w:val="0"/>
+              <w:autoSpaceDN w:val="0"/>
+              <w:spacing w:before="240"/>
+              <w:ind w:right="142"/>
+              <w:rPr>
+                <w:rFonts w:ascii="LM Roman 10" w:eastAsia="Times New Roman" w:hAnsi="LM Roman 10" w:cs="Times New Roman"/>
+                <w:kern w:val="0"/>
+                <w:sz w:val="16"/>
+                <w:szCs w:val="16"/>
+                <w:lang w:eastAsia="en-US"/>
+                <w14:ligatures w14:val="none"/>
+              </w:rPr>
+            </w:pPr>
+          </w:p>
+        </w:tc>
+        <w:tc>
+          <w:tcPr>
+            <w:tcW w:w="2580" w:type="dxa"/>
+          </w:tcPr>
+          <w:p>
+            <w:pPr>
+              <w:widowControl w:val="0"/>
+              <w:autoSpaceDE w:val="0"/>
+              <w:autoSpaceDN w:val="0"/>
+              <w:spacing w:before="240"/>
+              <w:ind w:right="142"/>
+              <w:jc w:val="both"/>
+              <w:cnfStyle w:val="000000100000" w:firstRow="0" w:lastRow="0" w:firstColumn="0" w:lastColumn="0" w:oddVBand="0" w:evenVBand="0" w:oddHBand="1" w:evenHBand="0" w:firstRowFirstColumn="0" w:firstRowLastColumn="0" w:lastRowFirstColumn="0" w:lastRowLastColumn="0"/>
+              <w:rPr>
+                <w:rFonts w:ascii="LM Roman 10" w:eastAsia="Times New Roman" w:hAnsi="LM Roman 10" w:cs="Times New Roman"/>
+                <w:kern w:val="0"/>
+                <w:sz w:val="16"/>
+                <w:szCs w:val="16"/>
+                <w:lang w:eastAsia="en-US"/>
+                <w14:ligatures w14:val="none"/>
+              </w:rPr>
+            </w:pPr>
+            <w:r>
+              <w:rPr>
+                <w:rFonts w:ascii="LM Roman 10" w:eastAsia="Times New Roman" w:hAnsi="LM Roman 10" w:cs="Times New Roman"/>
+                <w:kern w:val="0"/>
+                <w:sz w:val="16"/>
+                <w:szCs w:val="16"/>
+                <w:lang w:eastAsia="en-US"/>
+                <w14:ligatures w14:val="none"/>
+              </w:rPr>
+              <w:t xml:space="preserve">Debug this issue on my AR(1) process, it has to do with the matrix length apparently: </w:t>
+            </w:r>
+            <w:r>
+              <w:rPr>
+                <w:rFonts w:ascii="LM Roman 10" w:eastAsia="Times New Roman" w:hAnsi="LM Roman 10" w:cs="Times New Roman"/>
+                <w:kern w:val="0"/>
+                <w:sz w:val="16"/>
+                <w:szCs w:val="16"/>
+                <w:lang w:eastAsia="en-US"/>
+                <w14:ligatures w14:val="none"/>
+              </w:rPr>
+              <w:t>---------------------------------------------------------------------</w:t>
+            </w:r>
+            <w:proofErr w:type="spellStart"/>
+            <w:r>
+              <w:rPr>
+                <w:rFonts w:ascii="LM Roman 10" w:eastAsia="Times New Roman" w:hAnsi="LM Roman 10" w:cs="Times New Roman"/>
+                <w:kern w:val="0"/>
+                <w:sz w:val="16"/>
+                <w:szCs w:val="16"/>
+                <w:lang w:eastAsia="en-US"/>
+                <w14:ligatures w14:val="none"/>
+              </w:rPr>
+              <w:t>ValueError</w:t>
+            </w:r>
+            <w:proofErr w:type="spellEnd"/>
+            <w:r>
+              <w:rPr>
+                <w:rFonts w:ascii="LM Roman 10" w:eastAsia="Times New Roman" w:hAnsi="LM Roman 10" w:cs="Times New Roman"/>
+                <w:kern w:val="0"/>
+                <w:sz w:val="16"/>
+                <w:szCs w:val="16"/>
+                <w:lang w:eastAsia="en-US"/>
+                <w14:ligatures w14:val="none"/>
+              </w:rPr>
+              <w:t xml:space="preserve"> Traceback (most recent call last)</w:t>
+            </w:r>
+            <w:r>
+              <w:rPr>
+                <w:rFonts w:ascii="LM Roman 10" w:eastAsia="Times New Roman" w:hAnsi="LM Roman 10" w:cs="Times New Roman"/>
+                <w:kern w:val="0"/>
+                <w:sz w:val="16"/>
+                <w:szCs w:val="16"/>
+                <w:lang w:eastAsia="en-US"/>
+                <w14:ligatures w14:val="none"/>
+              </w:rPr>
+              <w:t xml:space="preserve"> </w:t>
+            </w:r>
+            <w:r>
+              <w:rPr>
+                <w:rFonts w:ascii="LM Roman 10" w:eastAsia="Times New Roman" w:hAnsi="LM Roman 10" w:cs="Times New Roman"/>
+                <w:kern w:val="0"/>
+                <w:sz w:val="16"/>
+                <w:szCs w:val="16"/>
+                <w:lang w:eastAsia="en-US"/>
+                <w14:ligatures w14:val="none"/>
+              </w:rPr>
+              <w:t>Cell In[21], line 19</w:t>
+            </w:r>
+            <w:r>
+              <w:rPr>
+                <w:rFonts w:ascii="LM Roman 10" w:eastAsia="Times New Roman" w:hAnsi="LM Roman 10" w:cs="Times New Roman"/>
+                <w:kern w:val="0"/>
+                <w:sz w:val="16"/>
+                <w:szCs w:val="16"/>
+                <w:lang w:eastAsia="en-US"/>
+                <w14:ligatures w14:val="none"/>
+              </w:rPr>
+              <w:t xml:space="preserve"> </w:t>
+            </w:r>
+            <w:r>
+              <w:rPr>
+                <w:rFonts w:ascii="LM Roman 10" w:eastAsia="Times New Roman" w:hAnsi="LM Roman 10" w:cs="Times New Roman"/>
+                <w:kern w:val="0"/>
+                <w:sz w:val="16"/>
+                <w:szCs w:val="16"/>
+                <w:lang w:eastAsia="en-US"/>
+                <w14:ligatures w14:val="none"/>
+              </w:rPr>
+              <w:t xml:space="preserve">17 </w:t>
+            </w:r>
+            <w:proofErr w:type="spellStart"/>
+            <w:r>
+              <w:rPr>
+                <w:rFonts w:ascii="LM Roman 10" w:eastAsia="Times New Roman" w:hAnsi="LM Roman 10" w:cs="Times New Roman"/>
+                <w:kern w:val="0"/>
+                <w:sz w:val="16"/>
+                <w:szCs w:val="16"/>
+                <w:lang w:eastAsia="en-US"/>
+                <w14:ligatures w14:val="none"/>
+              </w:rPr>
+              <w:t>u_pi_t</w:t>
+            </w:r>
+            <w:proofErr w:type="spellEnd"/>
+            <w:r>
+              <w:rPr>
+                <w:rFonts w:ascii="LM Roman 10" w:eastAsia="Times New Roman" w:hAnsi="LM Roman 10" w:cs="Times New Roman"/>
+                <w:kern w:val="0"/>
+                <w:sz w:val="16"/>
+                <w:szCs w:val="16"/>
+                <w:lang w:eastAsia="en-US"/>
+                <w14:ligatures w14:val="none"/>
+              </w:rPr>
+              <w:t xml:space="preserve"> = </w:t>
+            </w:r>
+            <w:proofErr w:type="spellStart"/>
+            <w:r>
+              <w:rPr>
+                <w:rFonts w:ascii="LM Roman 10" w:eastAsia="Times New Roman" w:hAnsi="LM Roman 10" w:cs="Times New Roman"/>
+                <w:kern w:val="0"/>
+                <w:sz w:val="16"/>
+                <w:szCs w:val="16"/>
+                <w:lang w:eastAsia="en-US"/>
+                <w14:ligatures w14:val="none"/>
+              </w:rPr>
+              <w:t>u_pi</w:t>
+            </w:r>
+            <w:proofErr w:type="spellEnd"/>
+            <w:r>
+              <w:rPr>
+                <w:rFonts w:ascii="LM Roman 10" w:eastAsia="Times New Roman" w:hAnsi="LM Roman 10" w:cs="Times New Roman"/>
+                <w:kern w:val="0"/>
+                <w:sz w:val="16"/>
+                <w:szCs w:val="16"/>
+                <w:lang w:eastAsia="en-US"/>
+                <w14:ligatures w14:val="none"/>
+              </w:rPr>
+              <w:t>[1:]</w:t>
+            </w:r>
+            <w:r>
+              <w:rPr>
+                <w:rFonts w:ascii="LM Roman 10" w:eastAsia="Times New Roman" w:hAnsi="LM Roman 10" w:cs="Times New Roman"/>
+                <w:kern w:val="0"/>
+                <w:sz w:val="16"/>
+                <w:szCs w:val="16"/>
+                <w:lang w:eastAsia="en-US"/>
+                <w14:ligatures w14:val="none"/>
+              </w:rPr>
+              <w:t xml:space="preserve"> </w:t>
+            </w:r>
+            <w:r>
+              <w:rPr>
+                <w:rFonts w:ascii="LM Roman 10" w:eastAsia="Times New Roman" w:hAnsi="LM Roman 10" w:cs="Times New Roman"/>
+                <w:kern w:val="0"/>
+                <w:sz w:val="16"/>
+                <w:szCs w:val="16"/>
+                <w:lang w:eastAsia="en-US"/>
+                <w14:ligatures w14:val="none"/>
+              </w:rPr>
+              <w:t xml:space="preserve">18 u_pi_tm1 = </w:t>
+            </w:r>
+            <w:proofErr w:type="spellStart"/>
+            <w:r>
+              <w:rPr>
+                <w:rFonts w:ascii="LM Roman 10" w:eastAsia="Times New Roman" w:hAnsi="LM Roman 10" w:cs="Times New Roman"/>
+                <w:kern w:val="0"/>
+                <w:sz w:val="16"/>
+                <w:szCs w:val="16"/>
+                <w:lang w:eastAsia="en-US"/>
+                <w14:ligatures w14:val="none"/>
+              </w:rPr>
+              <w:t>sm.add_constant</w:t>
+            </w:r>
+            <w:proofErr w:type="spellEnd"/>
+            <w:r>
+              <w:rPr>
+                <w:rFonts w:ascii="LM Roman 10" w:eastAsia="Times New Roman" w:hAnsi="LM Roman 10" w:cs="Times New Roman"/>
+                <w:kern w:val="0"/>
+                <w:sz w:val="16"/>
+                <w:szCs w:val="16"/>
+                <w:lang w:eastAsia="en-US"/>
+                <w14:ligatures w14:val="none"/>
+              </w:rPr>
+              <w:t>(</w:t>
+            </w:r>
+            <w:proofErr w:type="spellStart"/>
+            <w:r>
+              <w:rPr>
+                <w:rFonts w:ascii="LM Roman 10" w:eastAsia="Times New Roman" w:hAnsi="LM Roman 10" w:cs="Times New Roman"/>
+                <w:kern w:val="0"/>
+                <w:sz w:val="16"/>
+                <w:szCs w:val="16"/>
+                <w:lang w:eastAsia="en-US"/>
+                <w14:ligatures w14:val="none"/>
+              </w:rPr>
+              <w:t>u_pi_t</w:t>
+            </w:r>
+            <w:proofErr w:type="spellEnd"/>
+            <w:r>
+              <w:rPr>
+                <w:rFonts w:ascii="LM Roman 10" w:eastAsia="Times New Roman" w:hAnsi="LM Roman 10" w:cs="Times New Roman"/>
+                <w:kern w:val="0"/>
+                <w:sz w:val="16"/>
+                <w:szCs w:val="16"/>
+                <w:lang w:eastAsia="en-US"/>
+                <w14:ligatures w14:val="none"/>
+              </w:rPr>
+              <w:t>[:-1])</w:t>
+            </w:r>
+            <w:r>
+              <w:rPr>
+                <w:rFonts w:ascii="LM Roman 10" w:eastAsia="Times New Roman" w:hAnsi="LM Roman 10" w:cs="Times New Roman"/>
+                <w:kern w:val="0"/>
+                <w:sz w:val="16"/>
+                <w:szCs w:val="16"/>
+                <w:lang w:eastAsia="en-US"/>
+                <w14:ligatures w14:val="none"/>
+              </w:rPr>
+              <w:t xml:space="preserve"> </w:t>
+            </w:r>
+            <w:r>
+              <w:rPr>
+                <w:rFonts w:ascii="LM Roman 10" w:eastAsia="Times New Roman" w:hAnsi="LM Roman 10" w:cs="Times New Roman"/>
+                <w:kern w:val="0"/>
+                <w:sz w:val="16"/>
+                <w:szCs w:val="16"/>
+                <w:lang w:eastAsia="en-US"/>
+                <w14:ligatures w14:val="none"/>
+              </w:rPr>
+              <w:t xml:space="preserve">---&gt; 19 ar1mar1_pi = </w:t>
+            </w:r>
+            <w:proofErr w:type="spellStart"/>
+            <w:r>
+              <w:rPr>
+                <w:rFonts w:ascii="LM Roman 10" w:eastAsia="Times New Roman" w:hAnsi="LM Roman 10" w:cs="Times New Roman"/>
+                <w:kern w:val="0"/>
+                <w:sz w:val="16"/>
+                <w:szCs w:val="16"/>
+                <w:lang w:eastAsia="en-US"/>
+                <w14:ligatures w14:val="none"/>
+              </w:rPr>
+              <w:t>sm.OLS</w:t>
+            </w:r>
+            <w:proofErr w:type="spellEnd"/>
+            <w:r>
+              <w:rPr>
+                <w:rFonts w:ascii="LM Roman 10" w:eastAsia="Times New Roman" w:hAnsi="LM Roman 10" w:cs="Times New Roman"/>
+                <w:kern w:val="0"/>
+                <w:sz w:val="16"/>
+                <w:szCs w:val="16"/>
+                <w:lang w:eastAsia="en-US"/>
+                <w14:ligatures w14:val="none"/>
+              </w:rPr>
+              <w:t>(</w:t>
+            </w:r>
+            <w:proofErr w:type="spellStart"/>
+            <w:r>
+              <w:rPr>
+                <w:rFonts w:ascii="LM Roman 10" w:eastAsia="Times New Roman" w:hAnsi="LM Roman 10" w:cs="Times New Roman"/>
+                <w:kern w:val="0"/>
+                <w:sz w:val="16"/>
+                <w:szCs w:val="16"/>
+                <w:lang w:eastAsia="en-US"/>
+                <w14:ligatures w14:val="none"/>
+              </w:rPr>
+              <w:t>u_pi_t</w:t>
+            </w:r>
+            <w:proofErr w:type="spellEnd"/>
+            <w:r>
+              <w:rPr>
+                <w:rFonts w:ascii="LM Roman 10" w:eastAsia="Times New Roman" w:hAnsi="LM Roman 10" w:cs="Times New Roman"/>
+                <w:kern w:val="0"/>
+                <w:sz w:val="16"/>
+                <w:szCs w:val="16"/>
+                <w:lang w:eastAsia="en-US"/>
+                <w14:ligatures w14:val="none"/>
+              </w:rPr>
+              <w:t>, u_pi_tm1).fit()20 print(ar1mar1_pi.summary())File d:\Conda\Lib\site-packages\statsmodels\regression\linear_model.py:921, in OLS.__</w:t>
+            </w:r>
+            <w:proofErr w:type="spellStart"/>
+            <w:r>
+              <w:rPr>
+                <w:rFonts w:ascii="LM Roman 10" w:eastAsia="Times New Roman" w:hAnsi="LM Roman 10" w:cs="Times New Roman"/>
+                <w:kern w:val="0"/>
+                <w:sz w:val="16"/>
+                <w:szCs w:val="16"/>
+                <w:lang w:eastAsia="en-US"/>
+                <w14:ligatures w14:val="none"/>
+              </w:rPr>
+              <w:t>init</w:t>
+            </w:r>
+            <w:proofErr w:type="spellEnd"/>
+            <w:r>
+              <w:rPr>
+                <w:rFonts w:ascii="LM Roman 10" w:eastAsia="Times New Roman" w:hAnsi="LM Roman 10" w:cs="Times New Roman"/>
+                <w:kern w:val="0"/>
+                <w:sz w:val="16"/>
+                <w:szCs w:val="16"/>
+                <w:lang w:eastAsia="en-US"/>
+                <w14:ligatures w14:val="none"/>
+              </w:rPr>
+              <w:t xml:space="preserve">__(self, </w:t>
+            </w:r>
+            <w:proofErr w:type="spellStart"/>
+            <w:r>
+              <w:rPr>
+                <w:rFonts w:ascii="LM Roman 10" w:eastAsia="Times New Roman" w:hAnsi="LM Roman 10" w:cs="Times New Roman"/>
+                <w:kern w:val="0"/>
+                <w:sz w:val="16"/>
+                <w:szCs w:val="16"/>
+                <w:lang w:eastAsia="en-US"/>
+                <w14:ligatures w14:val="none"/>
+              </w:rPr>
+              <w:t>endog</w:t>
+            </w:r>
+            <w:proofErr w:type="spellEnd"/>
+            <w:r>
+              <w:rPr>
+                <w:rFonts w:ascii="LM Roman 10" w:eastAsia="Times New Roman" w:hAnsi="LM Roman 10" w:cs="Times New Roman"/>
+                <w:kern w:val="0"/>
+                <w:sz w:val="16"/>
+                <w:szCs w:val="16"/>
+                <w:lang w:eastAsia="en-US"/>
+                <w14:ligatures w14:val="none"/>
+              </w:rPr>
+              <w:t xml:space="preserve">, </w:t>
+            </w:r>
+            <w:proofErr w:type="spellStart"/>
+            <w:r>
+              <w:rPr>
+                <w:rFonts w:ascii="LM Roman 10" w:eastAsia="Times New Roman" w:hAnsi="LM Roman 10" w:cs="Times New Roman"/>
+                <w:kern w:val="0"/>
+                <w:sz w:val="16"/>
+                <w:szCs w:val="16"/>
+                <w:lang w:eastAsia="en-US"/>
+                <w14:ligatures w14:val="none"/>
+              </w:rPr>
+              <w:t>exog</w:t>
+            </w:r>
+            <w:proofErr w:type="spellEnd"/>
+            <w:r>
+              <w:rPr>
+                <w:rFonts w:ascii="LM Roman 10" w:eastAsia="Times New Roman" w:hAnsi="LM Roman 10" w:cs="Times New Roman"/>
+                <w:kern w:val="0"/>
+                <w:sz w:val="16"/>
+                <w:szCs w:val="16"/>
+                <w:lang w:eastAsia="en-US"/>
+                <w14:ligatures w14:val="none"/>
+              </w:rPr>
+              <w:t xml:space="preserve">, missing, </w:t>
+            </w:r>
+            <w:proofErr w:type="spellStart"/>
+            <w:r>
+              <w:rPr>
+                <w:rFonts w:ascii="LM Roman 10" w:eastAsia="Times New Roman" w:hAnsi="LM Roman 10" w:cs="Times New Roman"/>
+                <w:kern w:val="0"/>
+                <w:sz w:val="16"/>
+                <w:szCs w:val="16"/>
+                <w:lang w:eastAsia="en-US"/>
+                <w14:ligatures w14:val="none"/>
+              </w:rPr>
+              <w:t>hasconst</w:t>
+            </w:r>
+            <w:proofErr w:type="spellEnd"/>
+            <w:r>
+              <w:rPr>
+                <w:rFonts w:ascii="LM Roman 10" w:eastAsia="Times New Roman" w:hAnsi="LM Roman 10" w:cs="Times New Roman"/>
+                <w:kern w:val="0"/>
+                <w:sz w:val="16"/>
+                <w:szCs w:val="16"/>
+                <w:lang w:eastAsia="en-US"/>
+                <w14:ligatures w14:val="none"/>
+              </w:rPr>
+              <w:t>, **</w:t>
+            </w:r>
+            <w:proofErr w:type="spellStart"/>
+            <w:r>
+              <w:rPr>
+                <w:rFonts w:ascii="LM Roman 10" w:eastAsia="Times New Roman" w:hAnsi="LM Roman 10" w:cs="Times New Roman"/>
+                <w:kern w:val="0"/>
+                <w:sz w:val="16"/>
+                <w:szCs w:val="16"/>
+                <w:lang w:eastAsia="en-US"/>
+                <w14:ligatures w14:val="none"/>
+              </w:rPr>
+              <w:t>kwargs</w:t>
+            </w:r>
+            <w:proofErr w:type="spellEnd"/>
+            <w:r>
+              <w:rPr>
+                <w:rFonts w:ascii="LM Roman 10" w:eastAsia="Times New Roman" w:hAnsi="LM Roman 10" w:cs="Times New Roman"/>
+                <w:kern w:val="0"/>
+                <w:sz w:val="16"/>
+                <w:szCs w:val="16"/>
+                <w:lang w:eastAsia="en-US"/>
+                <w14:ligatures w14:val="none"/>
+              </w:rPr>
+              <w:t>)</w:t>
+            </w:r>
+            <w:r>
+              <w:rPr>
+                <w:rFonts w:ascii="LM Roman 10" w:eastAsia="Times New Roman" w:hAnsi="LM Roman 10" w:cs="Times New Roman"/>
+                <w:kern w:val="0"/>
+                <w:sz w:val="16"/>
+                <w:szCs w:val="16"/>
+                <w:lang w:eastAsia="en-US"/>
+                <w14:ligatures w14:val="none"/>
+              </w:rPr>
+              <w:t xml:space="preserve"> </w:t>
+            </w:r>
+            <w:r>
+              <w:rPr>
+                <w:rFonts w:ascii="LM Roman 10" w:eastAsia="Times New Roman" w:hAnsi="LM Roman 10" w:cs="Times New Roman"/>
+                <w:kern w:val="0"/>
+                <w:sz w:val="16"/>
+                <w:szCs w:val="16"/>
+                <w:lang w:eastAsia="en-US"/>
+                <w14:ligatures w14:val="none"/>
+              </w:rPr>
+              <w:t xml:space="preserve">918 </w:t>
+            </w:r>
+            <w:proofErr w:type="spellStart"/>
+            <w:r>
+              <w:rPr>
+                <w:rFonts w:ascii="LM Roman 10" w:eastAsia="Times New Roman" w:hAnsi="LM Roman 10" w:cs="Times New Roman"/>
+                <w:kern w:val="0"/>
+                <w:sz w:val="16"/>
+                <w:szCs w:val="16"/>
+                <w:lang w:eastAsia="en-US"/>
+                <w14:ligatures w14:val="none"/>
+              </w:rPr>
+              <w:t>msg</w:t>
+            </w:r>
+            <w:proofErr w:type="spellEnd"/>
+            <w:r>
+              <w:rPr>
+                <w:rFonts w:ascii="LM Roman 10" w:eastAsia="Times New Roman" w:hAnsi="LM Roman 10" w:cs="Times New Roman"/>
+                <w:kern w:val="0"/>
+                <w:sz w:val="16"/>
+                <w:szCs w:val="16"/>
+                <w:lang w:eastAsia="en-US"/>
+                <w14:ligatures w14:val="none"/>
+              </w:rPr>
+              <w:t xml:space="preserve"> = ("Weights are not supported in OLS and will be ignored"</w:t>
+            </w:r>
+            <w:r>
+              <w:rPr>
+                <w:rFonts w:ascii="LM Roman 10" w:eastAsia="Times New Roman" w:hAnsi="LM Roman 10" w:cs="Times New Roman"/>
+                <w:kern w:val="0"/>
+                <w:sz w:val="16"/>
+                <w:szCs w:val="16"/>
+                <w:lang w:eastAsia="en-US"/>
+                <w14:ligatures w14:val="none"/>
+              </w:rPr>
+              <w:t xml:space="preserve"> </w:t>
+            </w:r>
+            <w:r>
+              <w:rPr>
+                <w:rFonts w:ascii="LM Roman 10" w:eastAsia="Times New Roman" w:hAnsi="LM Roman 10" w:cs="Times New Roman"/>
+                <w:kern w:val="0"/>
+                <w:sz w:val="16"/>
+                <w:szCs w:val="16"/>
+                <w:lang w:eastAsia="en-US"/>
+                <w14:ligatures w14:val="none"/>
+              </w:rPr>
+              <w:t>919 "An exception will be raised in the next version.")</w:t>
+            </w:r>
+            <w:r>
+              <w:rPr>
+                <w:rFonts w:ascii="LM Roman 10" w:eastAsia="Times New Roman" w:hAnsi="LM Roman 10" w:cs="Times New Roman"/>
+                <w:kern w:val="0"/>
+                <w:sz w:val="16"/>
+                <w:szCs w:val="16"/>
+                <w:lang w:eastAsia="en-US"/>
+                <w14:ligatures w14:val="none"/>
+              </w:rPr>
+              <w:t xml:space="preserve"> </w:t>
+            </w:r>
+            <w:r>
+              <w:rPr>
+                <w:rFonts w:ascii="LM Roman 10" w:eastAsia="Times New Roman" w:hAnsi="LM Roman 10" w:cs="Times New Roman"/>
+                <w:kern w:val="0"/>
+                <w:sz w:val="16"/>
+                <w:szCs w:val="16"/>
+                <w:lang w:eastAsia="en-US"/>
+                <w14:ligatures w14:val="none"/>
+              </w:rPr>
+              <w:t xml:space="preserve">920 </w:t>
+            </w:r>
+            <w:proofErr w:type="spellStart"/>
+            <w:r>
+              <w:rPr>
+                <w:rFonts w:ascii="LM Roman 10" w:eastAsia="Times New Roman" w:hAnsi="LM Roman 10" w:cs="Times New Roman"/>
+                <w:kern w:val="0"/>
+                <w:sz w:val="16"/>
+                <w:szCs w:val="16"/>
+                <w:lang w:eastAsia="en-US"/>
+                <w14:ligatures w14:val="none"/>
+              </w:rPr>
+              <w:t>warnings.warn</w:t>
+            </w:r>
+            <w:proofErr w:type="spellEnd"/>
+            <w:r>
+              <w:rPr>
+                <w:rFonts w:ascii="LM Roman 10" w:eastAsia="Times New Roman" w:hAnsi="LM Roman 10" w:cs="Times New Roman"/>
+                <w:kern w:val="0"/>
+                <w:sz w:val="16"/>
+                <w:szCs w:val="16"/>
+                <w:lang w:eastAsia="en-US"/>
+                <w14:ligatures w14:val="none"/>
+              </w:rPr>
+              <w:t>(</w:t>
+            </w:r>
+            <w:proofErr w:type="spellStart"/>
+            <w:r>
+              <w:rPr>
+                <w:rFonts w:ascii="LM Roman 10" w:eastAsia="Times New Roman" w:hAnsi="LM Roman 10" w:cs="Times New Roman"/>
+                <w:kern w:val="0"/>
+                <w:sz w:val="16"/>
+                <w:szCs w:val="16"/>
+                <w:lang w:eastAsia="en-US"/>
+                <w14:ligatures w14:val="none"/>
+              </w:rPr>
+              <w:t>msg</w:t>
+            </w:r>
+            <w:proofErr w:type="spellEnd"/>
+            <w:r>
+              <w:rPr>
+                <w:rFonts w:ascii="LM Roman 10" w:eastAsia="Times New Roman" w:hAnsi="LM Roman 10" w:cs="Times New Roman"/>
+                <w:kern w:val="0"/>
+                <w:sz w:val="16"/>
+                <w:szCs w:val="16"/>
+                <w:lang w:eastAsia="en-US"/>
+                <w14:ligatures w14:val="none"/>
+              </w:rPr>
+              <w:t xml:space="preserve">, </w:t>
+            </w:r>
+            <w:proofErr w:type="spellStart"/>
+            <w:r>
+              <w:rPr>
+                <w:rFonts w:ascii="LM Roman 10" w:eastAsia="Times New Roman" w:hAnsi="LM Roman 10" w:cs="Times New Roman"/>
+                <w:kern w:val="0"/>
+                <w:sz w:val="16"/>
+                <w:szCs w:val="16"/>
+                <w:lang w:eastAsia="en-US"/>
+                <w14:ligatures w14:val="none"/>
+              </w:rPr>
+              <w:t>ValueWarning</w:t>
+            </w:r>
+            <w:proofErr w:type="spellEnd"/>
+            <w:r>
+              <w:rPr>
+                <w:rFonts w:ascii="LM Roman 10" w:eastAsia="Times New Roman" w:hAnsi="LM Roman 10" w:cs="Times New Roman"/>
+                <w:kern w:val="0"/>
+                <w:sz w:val="16"/>
+                <w:szCs w:val="16"/>
+                <w:lang w:eastAsia="en-US"/>
+                <w14:ligatures w14:val="none"/>
+              </w:rPr>
+              <w:t>)</w:t>
+            </w:r>
+            <w:r>
+              <w:rPr>
+                <w:rFonts w:ascii="LM Roman 10" w:eastAsia="Times New Roman" w:hAnsi="LM Roman 10" w:cs="Times New Roman"/>
+                <w:kern w:val="0"/>
+                <w:sz w:val="16"/>
+                <w:szCs w:val="16"/>
+                <w:lang w:eastAsia="en-US"/>
+                <w14:ligatures w14:val="none"/>
+              </w:rPr>
+              <w:t xml:space="preserve"> </w:t>
+            </w:r>
+            <w:r>
+              <w:rPr>
+                <w:rFonts w:ascii="LM Roman 10" w:eastAsia="Times New Roman" w:hAnsi="LM Roman 10" w:cs="Times New Roman"/>
+                <w:kern w:val="0"/>
+                <w:sz w:val="16"/>
+                <w:szCs w:val="16"/>
+                <w:lang w:eastAsia="en-US"/>
+                <w14:ligatures w14:val="none"/>
+              </w:rPr>
+              <w:t>--&gt; 921 super().__</w:t>
+            </w:r>
+            <w:proofErr w:type="spellStart"/>
+            <w:r>
+              <w:rPr>
+                <w:rFonts w:ascii="LM Roman 10" w:eastAsia="Times New Roman" w:hAnsi="LM Roman 10" w:cs="Times New Roman"/>
+                <w:kern w:val="0"/>
+                <w:sz w:val="16"/>
+                <w:szCs w:val="16"/>
+                <w:lang w:eastAsia="en-US"/>
+                <w14:ligatures w14:val="none"/>
+              </w:rPr>
+              <w:t>init</w:t>
+            </w:r>
+            <w:proofErr w:type="spellEnd"/>
+            <w:r>
+              <w:rPr>
+                <w:rFonts w:ascii="LM Roman 10" w:eastAsia="Times New Roman" w:hAnsi="LM Roman 10" w:cs="Times New Roman"/>
+                <w:kern w:val="0"/>
+                <w:sz w:val="16"/>
+                <w:szCs w:val="16"/>
+                <w:lang w:eastAsia="en-US"/>
+                <w14:ligatures w14:val="none"/>
+              </w:rPr>
+              <w:t>__(</w:t>
+            </w:r>
+            <w:proofErr w:type="spellStart"/>
+            <w:r>
+              <w:rPr>
+                <w:rFonts w:ascii="LM Roman 10" w:eastAsia="Times New Roman" w:hAnsi="LM Roman 10" w:cs="Times New Roman"/>
+                <w:kern w:val="0"/>
+                <w:sz w:val="16"/>
+                <w:szCs w:val="16"/>
+                <w:lang w:eastAsia="en-US"/>
+                <w14:ligatures w14:val="none"/>
+              </w:rPr>
+              <w:t>endog</w:t>
+            </w:r>
+            <w:proofErr w:type="spellEnd"/>
+            <w:r>
+              <w:rPr>
+                <w:rFonts w:ascii="LM Roman 10" w:eastAsia="Times New Roman" w:hAnsi="LM Roman 10" w:cs="Times New Roman"/>
+                <w:kern w:val="0"/>
+                <w:sz w:val="16"/>
+                <w:szCs w:val="16"/>
+                <w:lang w:eastAsia="en-US"/>
+                <w14:ligatures w14:val="none"/>
+              </w:rPr>
+              <w:t xml:space="preserve">, </w:t>
+            </w:r>
+            <w:proofErr w:type="spellStart"/>
+            <w:r>
+              <w:rPr>
+                <w:rFonts w:ascii="LM Roman 10" w:eastAsia="Times New Roman" w:hAnsi="LM Roman 10" w:cs="Times New Roman"/>
+                <w:kern w:val="0"/>
+                <w:sz w:val="16"/>
+                <w:szCs w:val="16"/>
+                <w:lang w:eastAsia="en-US"/>
+                <w14:ligatures w14:val="none"/>
+              </w:rPr>
+              <w:t>exog</w:t>
+            </w:r>
+            <w:proofErr w:type="spellEnd"/>
+            <w:r>
+              <w:rPr>
+                <w:rFonts w:ascii="LM Roman 10" w:eastAsia="Times New Roman" w:hAnsi="LM Roman 10" w:cs="Times New Roman"/>
+                <w:kern w:val="0"/>
+                <w:sz w:val="16"/>
+                <w:szCs w:val="16"/>
+                <w:lang w:eastAsia="en-US"/>
+                <w14:ligatures w14:val="none"/>
+              </w:rPr>
+              <w:t>, missing=missing,</w:t>
+            </w:r>
+            <w:r>
+              <w:rPr>
+                <w:rFonts w:ascii="LM Roman 10" w:eastAsia="Times New Roman" w:hAnsi="LM Roman 10" w:cs="Times New Roman"/>
+                <w:kern w:val="0"/>
+                <w:sz w:val="16"/>
+                <w:szCs w:val="16"/>
+                <w:lang w:eastAsia="en-US"/>
+                <w14:ligatures w14:val="none"/>
+              </w:rPr>
+              <w:t xml:space="preserve"> </w:t>
+            </w:r>
+            <w:r>
+              <w:rPr>
+                <w:rFonts w:ascii="LM Roman 10" w:eastAsia="Times New Roman" w:hAnsi="LM Roman 10" w:cs="Times New Roman"/>
+                <w:kern w:val="0"/>
+                <w:sz w:val="16"/>
+                <w:szCs w:val="16"/>
+                <w:lang w:eastAsia="en-US"/>
+                <w14:ligatures w14:val="none"/>
+              </w:rPr>
+              <w:t xml:space="preserve">922 </w:t>
+            </w:r>
+            <w:proofErr w:type="spellStart"/>
+            <w:r>
+              <w:rPr>
+                <w:rFonts w:ascii="LM Roman 10" w:eastAsia="Times New Roman" w:hAnsi="LM Roman 10" w:cs="Times New Roman"/>
+                <w:kern w:val="0"/>
+                <w:sz w:val="16"/>
+                <w:szCs w:val="16"/>
+                <w:lang w:eastAsia="en-US"/>
+                <w14:ligatures w14:val="none"/>
+              </w:rPr>
+              <w:t>hasconst</w:t>
+            </w:r>
+            <w:proofErr w:type="spellEnd"/>
+            <w:r>
+              <w:rPr>
+                <w:rFonts w:ascii="LM Roman 10" w:eastAsia="Times New Roman" w:hAnsi="LM Roman 10" w:cs="Times New Roman"/>
+                <w:kern w:val="0"/>
+                <w:sz w:val="16"/>
+                <w:szCs w:val="16"/>
+                <w:lang w:eastAsia="en-US"/>
+                <w14:ligatures w14:val="none"/>
+              </w:rPr>
+              <w:t>=</w:t>
+            </w:r>
+            <w:proofErr w:type="spellStart"/>
+            <w:r>
+              <w:rPr>
+                <w:rFonts w:ascii="LM Roman 10" w:eastAsia="Times New Roman" w:hAnsi="LM Roman 10" w:cs="Times New Roman"/>
+                <w:kern w:val="0"/>
+                <w:sz w:val="16"/>
+                <w:szCs w:val="16"/>
+                <w:lang w:eastAsia="en-US"/>
+                <w14:ligatures w14:val="none"/>
+              </w:rPr>
+              <w:t>hasconst</w:t>
+            </w:r>
+            <w:proofErr w:type="spellEnd"/>
+            <w:r>
+              <w:rPr>
+                <w:rFonts w:ascii="LM Roman 10" w:eastAsia="Times New Roman" w:hAnsi="LM Roman 10" w:cs="Times New Roman"/>
+                <w:kern w:val="0"/>
+                <w:sz w:val="16"/>
+                <w:szCs w:val="16"/>
+                <w:lang w:eastAsia="en-US"/>
+                <w14:ligatures w14:val="none"/>
+              </w:rPr>
+              <w:t>, **</w:t>
+            </w:r>
+            <w:proofErr w:type="spellStart"/>
+            <w:r>
+              <w:rPr>
+                <w:rFonts w:ascii="LM Roman 10" w:eastAsia="Times New Roman" w:hAnsi="LM Roman 10" w:cs="Times New Roman"/>
+                <w:kern w:val="0"/>
+                <w:sz w:val="16"/>
+                <w:szCs w:val="16"/>
+                <w:lang w:eastAsia="en-US"/>
+                <w14:ligatures w14:val="none"/>
+              </w:rPr>
+              <w:t>kwargs</w:t>
+            </w:r>
+            <w:proofErr w:type="spellEnd"/>
+            <w:r>
+              <w:rPr>
+                <w:rFonts w:ascii="LM Roman 10" w:eastAsia="Times New Roman" w:hAnsi="LM Roman 10" w:cs="Times New Roman"/>
+                <w:kern w:val="0"/>
+                <w:sz w:val="16"/>
+                <w:szCs w:val="16"/>
+                <w:lang w:eastAsia="en-US"/>
+                <w14:ligatures w14:val="none"/>
+              </w:rPr>
+              <w:t>)</w:t>
+            </w:r>
+            <w:r>
+              <w:rPr>
+                <w:rFonts w:ascii="LM Roman 10" w:eastAsia="Times New Roman" w:hAnsi="LM Roman 10" w:cs="Times New Roman"/>
+                <w:kern w:val="0"/>
+                <w:sz w:val="16"/>
+                <w:szCs w:val="16"/>
+                <w:lang w:eastAsia="en-US"/>
+                <w14:ligatures w14:val="none"/>
+              </w:rPr>
+              <w:t xml:space="preserve"> </w:t>
+            </w:r>
+            <w:r>
+              <w:rPr>
+                <w:rFonts w:ascii="LM Roman 10" w:eastAsia="Times New Roman" w:hAnsi="LM Roman 10" w:cs="Times New Roman"/>
+                <w:kern w:val="0"/>
+                <w:sz w:val="16"/>
+                <w:szCs w:val="16"/>
+                <w:lang w:eastAsia="en-US"/>
+                <w14:ligatures w14:val="none"/>
+              </w:rPr>
+              <w:t>923 if "weights" in self._</w:t>
+            </w:r>
+            <w:proofErr w:type="spellStart"/>
+            <w:r>
+              <w:rPr>
+                <w:rFonts w:ascii="LM Roman 10" w:eastAsia="Times New Roman" w:hAnsi="LM Roman 10" w:cs="Times New Roman"/>
+                <w:kern w:val="0"/>
+                <w:sz w:val="16"/>
+                <w:szCs w:val="16"/>
+                <w:lang w:eastAsia="en-US"/>
+                <w14:ligatures w14:val="none"/>
+              </w:rPr>
+              <w:t>init_keys</w:t>
+            </w:r>
+            <w:proofErr w:type="spellEnd"/>
+            <w:r>
+              <w:rPr>
+                <w:rFonts w:ascii="LM Roman 10" w:eastAsia="Times New Roman" w:hAnsi="LM Roman 10" w:cs="Times New Roman"/>
+                <w:kern w:val="0"/>
+                <w:sz w:val="16"/>
+                <w:szCs w:val="16"/>
+                <w:lang w:eastAsia="en-US"/>
+                <w14:ligatures w14:val="none"/>
+              </w:rPr>
+              <w:t>:</w:t>
+            </w:r>
+            <w:r>
+              <w:rPr>
+                <w:rFonts w:ascii="LM Roman 10" w:eastAsia="Times New Roman" w:hAnsi="LM Roman 10" w:cs="Times New Roman"/>
+                <w:kern w:val="0"/>
+                <w:sz w:val="16"/>
+                <w:szCs w:val="16"/>
+                <w:lang w:eastAsia="en-US"/>
+                <w14:ligatures w14:val="none"/>
+              </w:rPr>
+              <w:t xml:space="preserve"> </w:t>
+            </w:r>
+            <w:r>
+              <w:rPr>
+                <w:rFonts w:ascii="LM Roman 10" w:eastAsia="Times New Roman" w:hAnsi="LM Roman 10" w:cs="Times New Roman"/>
+                <w:kern w:val="0"/>
+                <w:sz w:val="16"/>
+                <w:szCs w:val="16"/>
+                <w:lang w:eastAsia="en-US"/>
+                <w14:ligatures w14:val="none"/>
+              </w:rPr>
+              <w:t>924 self._</w:t>
+            </w:r>
+            <w:proofErr w:type="spellStart"/>
+            <w:r>
+              <w:rPr>
+                <w:rFonts w:ascii="LM Roman 10" w:eastAsia="Times New Roman" w:hAnsi="LM Roman 10" w:cs="Times New Roman"/>
+                <w:kern w:val="0"/>
+                <w:sz w:val="16"/>
+                <w:szCs w:val="16"/>
+                <w:lang w:eastAsia="en-US"/>
+                <w14:ligatures w14:val="none"/>
+              </w:rPr>
+              <w:t>init_keys.remove</w:t>
+            </w:r>
+            <w:proofErr w:type="spellEnd"/>
+            <w:r>
+              <w:rPr>
+                <w:rFonts w:ascii="LM Roman 10" w:eastAsia="Times New Roman" w:hAnsi="LM Roman 10" w:cs="Times New Roman"/>
+                <w:kern w:val="0"/>
+                <w:sz w:val="16"/>
+                <w:szCs w:val="16"/>
+                <w:lang w:eastAsia="en-US"/>
+                <w14:ligatures w14:val="none"/>
+              </w:rPr>
+              <w:t>("weights")</w:t>
+            </w:r>
+            <w:r>
+              <w:rPr>
+                <w:rFonts w:ascii="LM Roman 10" w:eastAsia="Times New Roman" w:hAnsi="LM Roman 10" w:cs="Times New Roman"/>
+                <w:kern w:val="0"/>
+                <w:sz w:val="16"/>
+                <w:szCs w:val="16"/>
+                <w:lang w:eastAsia="en-US"/>
+                <w14:ligatures w14:val="none"/>
+              </w:rPr>
+              <w:t xml:space="preserve"> </w:t>
+            </w:r>
+            <w:r>
+              <w:rPr>
+                <w:rFonts w:ascii="LM Roman 10" w:eastAsia="Times New Roman" w:hAnsi="LM Roman 10" w:cs="Times New Roman"/>
+                <w:kern w:val="0"/>
+                <w:sz w:val="16"/>
+                <w:szCs w:val="16"/>
+                <w:lang w:eastAsia="en-US"/>
+                <w14:ligatures w14:val="none"/>
+              </w:rPr>
+              <w:t>File d:\Conda\Lib\site-packages\statsmodels\regression\linear_model.py:746, in WLS.__</w:t>
+            </w:r>
+            <w:proofErr w:type="spellStart"/>
+            <w:r>
+              <w:rPr>
+                <w:rFonts w:ascii="LM Roman 10" w:eastAsia="Times New Roman" w:hAnsi="LM Roman 10" w:cs="Times New Roman"/>
+                <w:kern w:val="0"/>
+                <w:sz w:val="16"/>
+                <w:szCs w:val="16"/>
+                <w:lang w:eastAsia="en-US"/>
+                <w14:ligatures w14:val="none"/>
+              </w:rPr>
+              <w:t>init</w:t>
+            </w:r>
+            <w:proofErr w:type="spellEnd"/>
+            <w:r>
+              <w:rPr>
+                <w:rFonts w:ascii="LM Roman 10" w:eastAsia="Times New Roman" w:hAnsi="LM Roman 10" w:cs="Times New Roman"/>
+                <w:kern w:val="0"/>
+                <w:sz w:val="16"/>
+                <w:szCs w:val="16"/>
+                <w:lang w:eastAsia="en-US"/>
+                <w14:ligatures w14:val="none"/>
+              </w:rPr>
+              <w:t xml:space="preserve">__(self, </w:t>
+            </w:r>
+            <w:proofErr w:type="spellStart"/>
+            <w:r>
+              <w:rPr>
+                <w:rFonts w:ascii="LM Roman 10" w:eastAsia="Times New Roman" w:hAnsi="LM Roman 10" w:cs="Times New Roman"/>
+                <w:kern w:val="0"/>
+                <w:sz w:val="16"/>
+                <w:szCs w:val="16"/>
+                <w:lang w:eastAsia="en-US"/>
+                <w14:ligatures w14:val="none"/>
+              </w:rPr>
+              <w:t>endog</w:t>
+            </w:r>
+            <w:proofErr w:type="spellEnd"/>
+            <w:r>
+              <w:rPr>
+                <w:rFonts w:ascii="LM Roman 10" w:eastAsia="Times New Roman" w:hAnsi="LM Roman 10" w:cs="Times New Roman"/>
+                <w:kern w:val="0"/>
+                <w:sz w:val="16"/>
+                <w:szCs w:val="16"/>
+                <w:lang w:eastAsia="en-US"/>
+                <w14:ligatures w14:val="none"/>
+              </w:rPr>
+              <w:t xml:space="preserve">, </w:t>
+            </w:r>
+            <w:proofErr w:type="spellStart"/>
+            <w:r>
+              <w:rPr>
+                <w:rFonts w:ascii="LM Roman 10" w:eastAsia="Times New Roman" w:hAnsi="LM Roman 10" w:cs="Times New Roman"/>
+                <w:kern w:val="0"/>
+                <w:sz w:val="16"/>
+                <w:szCs w:val="16"/>
+                <w:lang w:eastAsia="en-US"/>
+                <w14:ligatures w14:val="none"/>
+              </w:rPr>
+              <w:t>exog</w:t>
+            </w:r>
+            <w:proofErr w:type="spellEnd"/>
+            <w:r>
+              <w:rPr>
+                <w:rFonts w:ascii="LM Roman 10" w:eastAsia="Times New Roman" w:hAnsi="LM Roman 10" w:cs="Times New Roman"/>
+                <w:kern w:val="0"/>
+                <w:sz w:val="16"/>
+                <w:szCs w:val="16"/>
+                <w:lang w:eastAsia="en-US"/>
+                <w14:ligatures w14:val="none"/>
+              </w:rPr>
+              <w:t xml:space="preserve">, weights, missing, </w:t>
+            </w:r>
+            <w:proofErr w:type="spellStart"/>
+            <w:r>
+              <w:rPr>
+                <w:rFonts w:ascii="LM Roman 10" w:eastAsia="Times New Roman" w:hAnsi="LM Roman 10" w:cs="Times New Roman"/>
+                <w:kern w:val="0"/>
+                <w:sz w:val="16"/>
+                <w:szCs w:val="16"/>
+                <w:lang w:eastAsia="en-US"/>
+                <w14:ligatures w14:val="none"/>
+              </w:rPr>
+              <w:t>hasconst</w:t>
+            </w:r>
+            <w:proofErr w:type="spellEnd"/>
+            <w:r>
+              <w:rPr>
+                <w:rFonts w:ascii="LM Roman 10" w:eastAsia="Times New Roman" w:hAnsi="LM Roman 10" w:cs="Times New Roman"/>
+                <w:kern w:val="0"/>
+                <w:sz w:val="16"/>
+                <w:szCs w:val="16"/>
+                <w:lang w:eastAsia="en-US"/>
+                <w14:ligatures w14:val="none"/>
+              </w:rPr>
+              <w:t>, **</w:t>
+            </w:r>
+            <w:proofErr w:type="spellStart"/>
+            <w:r>
+              <w:rPr>
+                <w:rFonts w:ascii="LM Roman 10" w:eastAsia="Times New Roman" w:hAnsi="LM Roman 10" w:cs="Times New Roman"/>
+                <w:kern w:val="0"/>
+                <w:sz w:val="16"/>
+                <w:szCs w:val="16"/>
+                <w:lang w:eastAsia="en-US"/>
+                <w14:ligatures w14:val="none"/>
+              </w:rPr>
+              <w:t>kwargs</w:t>
+            </w:r>
+            <w:proofErr w:type="spellEnd"/>
+            <w:r>
+              <w:rPr>
+                <w:rFonts w:ascii="LM Roman 10" w:eastAsia="Times New Roman" w:hAnsi="LM Roman 10" w:cs="Times New Roman"/>
+                <w:kern w:val="0"/>
+                <w:sz w:val="16"/>
+                <w:szCs w:val="16"/>
+                <w:lang w:eastAsia="en-US"/>
+                <w14:ligatures w14:val="none"/>
+              </w:rPr>
+              <w:t>)</w:t>
+            </w:r>
+            <w:r>
+              <w:rPr>
+                <w:rFonts w:ascii="LM Roman 10" w:eastAsia="Times New Roman" w:hAnsi="LM Roman 10" w:cs="Times New Roman"/>
+                <w:kern w:val="0"/>
+                <w:sz w:val="16"/>
+                <w:szCs w:val="16"/>
+                <w:lang w:eastAsia="en-US"/>
+                <w14:ligatures w14:val="none"/>
+              </w:rPr>
+              <w:t xml:space="preserve"> </w:t>
+            </w:r>
+            <w:r>
+              <w:rPr>
+                <w:rFonts w:ascii="LM Roman 10" w:eastAsia="Times New Roman" w:hAnsi="LM Roman 10" w:cs="Times New Roman"/>
+                <w:kern w:val="0"/>
+                <w:sz w:val="16"/>
+                <w:szCs w:val="16"/>
+                <w:lang w:eastAsia="en-US"/>
+                <w14:ligatures w14:val="none"/>
+              </w:rPr>
+              <w:t>744 else:</w:t>
+            </w:r>
+            <w:r>
+              <w:rPr>
+                <w:rFonts w:ascii="LM Roman 10" w:eastAsia="Times New Roman" w:hAnsi="LM Roman 10" w:cs="Times New Roman"/>
+                <w:kern w:val="0"/>
+                <w:sz w:val="16"/>
+                <w:szCs w:val="16"/>
+                <w:lang w:eastAsia="en-US"/>
+                <w14:ligatures w14:val="none"/>
+              </w:rPr>
+              <w:t xml:space="preserve"> </w:t>
+            </w:r>
+            <w:r>
+              <w:rPr>
+                <w:rFonts w:ascii="LM Roman 10" w:eastAsia="Times New Roman" w:hAnsi="LM Roman 10" w:cs="Times New Roman"/>
+                <w:kern w:val="0"/>
+                <w:sz w:val="16"/>
+                <w:szCs w:val="16"/>
+                <w:lang w:eastAsia="en-US"/>
+                <w14:ligatures w14:val="none"/>
+              </w:rPr>
+              <w:t xml:space="preserve">745 weights = </w:t>
+            </w:r>
+            <w:proofErr w:type="spellStart"/>
+            <w:r>
+              <w:rPr>
+                <w:rFonts w:ascii="LM Roman 10" w:eastAsia="Times New Roman" w:hAnsi="LM Roman 10" w:cs="Times New Roman"/>
+                <w:kern w:val="0"/>
+                <w:sz w:val="16"/>
+                <w:szCs w:val="16"/>
+                <w:lang w:eastAsia="en-US"/>
+                <w14:ligatures w14:val="none"/>
+              </w:rPr>
+              <w:t>weights.squeeze</w:t>
+            </w:r>
+            <w:proofErr w:type="spellEnd"/>
+            <w:r>
+              <w:rPr>
+                <w:rFonts w:ascii="LM Roman 10" w:eastAsia="Times New Roman" w:hAnsi="LM Roman 10" w:cs="Times New Roman"/>
+                <w:kern w:val="0"/>
+                <w:sz w:val="16"/>
+                <w:szCs w:val="16"/>
+                <w:lang w:eastAsia="en-US"/>
+                <w14:ligatures w14:val="none"/>
+              </w:rPr>
+              <w:t xml:space="preserve">()--&gt; 746 </w:t>
+            </w:r>
+            <w:proofErr w:type="spellStart"/>
+            <w:r>
+              <w:rPr>
+                <w:rFonts w:ascii="LM Roman 10" w:eastAsia="Times New Roman" w:hAnsi="LM Roman 10" w:cs="Times New Roman"/>
+                <w:kern w:val="0"/>
+                <w:sz w:val="16"/>
+                <w:szCs w:val="16"/>
+                <w:lang w:eastAsia="en-US"/>
+                <w14:ligatures w14:val="none"/>
+              </w:rPr>
+              <w:t>ValueError</w:t>
+            </w:r>
+            <w:proofErr w:type="spellEnd"/>
+            <w:r>
+              <w:rPr>
+                <w:rFonts w:ascii="LM Roman 10" w:eastAsia="Times New Roman" w:hAnsi="LM Roman 10" w:cs="Times New Roman"/>
+                <w:kern w:val="0"/>
+                <w:sz w:val="16"/>
+                <w:szCs w:val="16"/>
+                <w:lang w:eastAsia="en-US"/>
+                <w14:ligatures w14:val="none"/>
+              </w:rPr>
+              <w:t xml:space="preserve">: </w:t>
+            </w:r>
+            <w:proofErr w:type="spellStart"/>
+            <w:r>
+              <w:rPr>
+                <w:rFonts w:ascii="LM Roman 10" w:eastAsia="Times New Roman" w:hAnsi="LM Roman 10" w:cs="Times New Roman"/>
+                <w:kern w:val="0"/>
+                <w:sz w:val="16"/>
+                <w:szCs w:val="16"/>
+                <w:lang w:eastAsia="en-US"/>
+                <w14:ligatures w14:val="none"/>
+              </w:rPr>
+              <w:t>endog</w:t>
+            </w:r>
+            <w:proofErr w:type="spellEnd"/>
+            <w:r>
+              <w:rPr>
+                <w:rFonts w:ascii="LM Roman 10" w:eastAsia="Times New Roman" w:hAnsi="LM Roman 10" w:cs="Times New Roman"/>
+                <w:kern w:val="0"/>
+                <w:sz w:val="16"/>
+                <w:szCs w:val="16"/>
+                <w:lang w:eastAsia="en-US"/>
+                <w14:ligatures w14:val="none"/>
+              </w:rPr>
+              <w:t xml:space="preserve"> and </w:t>
+            </w:r>
+            <w:proofErr w:type="spellStart"/>
+            <w:r>
+              <w:rPr>
+                <w:rFonts w:ascii="LM Roman 10" w:eastAsia="Times New Roman" w:hAnsi="LM Roman 10" w:cs="Times New Roman"/>
+                <w:kern w:val="0"/>
+                <w:sz w:val="16"/>
+                <w:szCs w:val="16"/>
+                <w:lang w:eastAsia="en-US"/>
+                <w14:ligatures w14:val="none"/>
+              </w:rPr>
+              <w:t>exog</w:t>
+            </w:r>
+            <w:proofErr w:type="spellEnd"/>
+            <w:r>
+              <w:rPr>
+                <w:rFonts w:ascii="LM Roman 10" w:eastAsia="Times New Roman" w:hAnsi="LM Roman 10" w:cs="Times New Roman"/>
+                <w:kern w:val="0"/>
+                <w:sz w:val="16"/>
+                <w:szCs w:val="16"/>
+                <w:lang w:eastAsia="en-US"/>
+                <w14:ligatures w14:val="none"/>
+              </w:rPr>
+              <w:t xml:space="preserve"> matrices are different size</w:t>
+            </w:r>
+          </w:p>
+        </w:tc>
+        <w:tc>
+          <w:tcPr>
+            <w:tcW w:w="5358" w:type="dxa"/>
+          </w:tcPr>
+          <w:p>
+            <w:pPr>
+              <w:widowControl w:val="0"/>
+              <w:autoSpaceDE w:val="0"/>
+              <w:autoSpaceDN w:val="0"/>
+              <w:spacing w:before="240"/>
+              <w:ind w:right="142"/>
+              <w:jc w:val="both"/>
+              <w:cnfStyle w:val="000000100000" w:firstRow="0" w:lastRow="0" w:firstColumn="0" w:lastColumn="0" w:oddVBand="0" w:evenVBand="0" w:oddHBand="1" w:evenHBand="0" w:firstRowFirstColumn="0" w:firstRowLastColumn="0" w:lastRowFirstColumn="0" w:lastRowLastColumn="0"/>
+              <w:rPr>
+                <w:rFonts w:ascii="LM Roman 10" w:eastAsia="Times New Roman" w:hAnsi="LM Roman 10" w:cs="Times New Roman"/>
+                <w:kern w:val="0"/>
+                <w:sz w:val="16"/>
+                <w:szCs w:val="16"/>
+                <w:lang w:eastAsia="en-US"/>
+                <w14:ligatures w14:val="none"/>
+              </w:rPr>
+            </w:pPr>
+            <w:r>
+              <w:rPr>
+                <w:rFonts w:ascii="LM Roman 10" w:eastAsia="Times New Roman" w:hAnsi="LM Roman 10" w:cs="Times New Roman"/>
+                <w:kern w:val="0"/>
+                <w:sz w:val="16"/>
+                <w:szCs w:val="16"/>
+                <w:lang w:eastAsia="en-US"/>
+                <w14:ligatures w14:val="none"/>
+              </w:rPr>
+              <w:t xml:space="preserve">The bug is a double-slicing error. You sliced </w:t>
+            </w:r>
+            <w:proofErr w:type="spellStart"/>
+            <w:r>
+              <w:rPr>
+                <w:rFonts w:ascii="LM Roman 10" w:eastAsia="Times New Roman" w:hAnsi="LM Roman 10" w:cs="Times New Roman"/>
+                <w:kern w:val="0"/>
+                <w:sz w:val="16"/>
+                <w:szCs w:val="16"/>
+                <w:lang w:eastAsia="en-US"/>
+                <w14:ligatures w14:val="none"/>
+              </w:rPr>
+              <w:t>u_pi</w:t>
+            </w:r>
+            <w:proofErr w:type="spellEnd"/>
+            <w:r>
+              <w:rPr>
+                <w:rFonts w:ascii="LM Roman 10" w:eastAsia="Times New Roman" w:hAnsi="LM Roman 10" w:cs="Times New Roman"/>
+                <w:kern w:val="0"/>
+                <w:sz w:val="16"/>
+                <w:szCs w:val="16"/>
+                <w:lang w:eastAsia="en-US"/>
+                <w14:ligatures w14:val="none"/>
+              </w:rPr>
+              <w:t xml:space="preserve"> to get </w:t>
+            </w:r>
+            <w:proofErr w:type="spellStart"/>
+            <w:r>
+              <w:rPr>
+                <w:rFonts w:ascii="LM Roman 10" w:eastAsia="Times New Roman" w:hAnsi="LM Roman 10" w:cs="Times New Roman"/>
+                <w:kern w:val="0"/>
+                <w:sz w:val="16"/>
+                <w:szCs w:val="16"/>
+                <w:lang w:eastAsia="en-US"/>
+                <w14:ligatures w14:val="none"/>
+              </w:rPr>
+              <w:t>u_pi_t</w:t>
+            </w:r>
+            <w:proofErr w:type="spellEnd"/>
+            <w:r>
+              <w:rPr>
+                <w:rFonts w:ascii="LM Roman 10" w:eastAsia="Times New Roman" w:hAnsi="LM Roman 10" w:cs="Times New Roman"/>
+                <w:kern w:val="0"/>
+                <w:sz w:val="16"/>
+                <w:szCs w:val="16"/>
+                <w:lang w:eastAsia="en-US"/>
+                <w14:ligatures w14:val="none"/>
+              </w:rPr>
+              <w:t xml:space="preserve"> = </w:t>
+            </w:r>
+            <w:proofErr w:type="spellStart"/>
+            <w:r>
+              <w:rPr>
+                <w:rFonts w:ascii="LM Roman 10" w:eastAsia="Times New Roman" w:hAnsi="LM Roman 10" w:cs="Times New Roman"/>
+                <w:kern w:val="0"/>
+                <w:sz w:val="16"/>
+                <w:szCs w:val="16"/>
+                <w:lang w:eastAsia="en-US"/>
+                <w14:ligatures w14:val="none"/>
+              </w:rPr>
+              <w:t>u_pi</w:t>
+            </w:r>
+            <w:proofErr w:type="spellEnd"/>
+            <w:r>
+              <w:rPr>
+                <w:rFonts w:ascii="LM Roman 10" w:eastAsia="Times New Roman" w:hAnsi="LM Roman 10" w:cs="Times New Roman"/>
+                <w:kern w:val="0"/>
+                <w:sz w:val="16"/>
+                <w:szCs w:val="16"/>
+                <w:lang w:eastAsia="en-US"/>
+                <w14:ligatures w14:val="none"/>
+              </w:rPr>
+              <w:t xml:space="preserve">[1:], then sliced </w:t>
+            </w:r>
+            <w:proofErr w:type="spellStart"/>
+            <w:r>
+              <w:rPr>
+                <w:rFonts w:ascii="LM Roman 10" w:eastAsia="Times New Roman" w:hAnsi="LM Roman 10" w:cs="Times New Roman"/>
+                <w:kern w:val="0"/>
+                <w:sz w:val="16"/>
+                <w:szCs w:val="16"/>
+                <w:lang w:eastAsia="en-US"/>
+                <w14:ligatures w14:val="none"/>
+              </w:rPr>
+              <w:t>u_pi_t</w:t>
+            </w:r>
+            <w:proofErr w:type="spellEnd"/>
+            <w:r>
+              <w:rPr>
+                <w:rFonts w:ascii="LM Roman 10" w:eastAsia="Times New Roman" w:hAnsi="LM Roman 10" w:cs="Times New Roman"/>
+                <w:kern w:val="0"/>
+                <w:sz w:val="16"/>
+                <w:szCs w:val="16"/>
+                <w:lang w:eastAsia="en-US"/>
+                <w14:ligatures w14:val="none"/>
+              </w:rPr>
+              <w:t>[:-1] again — so your X has length N-</w:t>
+            </w:r>
+            <w:proofErr w:type="gramStart"/>
+            <w:r>
+              <w:rPr>
+                <w:rFonts w:ascii="LM Roman 10" w:eastAsia="Times New Roman" w:hAnsi="LM Roman 10" w:cs="Times New Roman"/>
+                <w:kern w:val="0"/>
+                <w:sz w:val="16"/>
+                <w:szCs w:val="16"/>
+                <w:lang w:eastAsia="en-US"/>
+                <w14:ligatures w14:val="none"/>
+              </w:rPr>
+              <w:t>2</w:t>
+            </w:r>
+            <w:proofErr w:type="gramEnd"/>
+            <w:r>
+              <w:rPr>
+                <w:rFonts w:ascii="LM Roman 10" w:eastAsia="Times New Roman" w:hAnsi="LM Roman 10" w:cs="Times New Roman"/>
+                <w:kern w:val="0"/>
+                <w:sz w:val="16"/>
+                <w:szCs w:val="16"/>
+                <w:lang w:eastAsia="en-US"/>
+                <w14:ligatures w14:val="none"/>
+              </w:rPr>
+              <w:t xml:space="preserve"> and your y has length N-1. They're off by one.</w:t>
+            </w:r>
+            <w:r>
+              <w:rPr>
+                <w:rFonts w:ascii="LM Roman 10" w:eastAsia="Times New Roman" w:hAnsi="LM Roman 10" w:cs="Times New Roman"/>
+                <w:kern w:val="0"/>
+                <w:sz w:val="16"/>
+                <w:szCs w:val="16"/>
+                <w:lang w:eastAsia="en-US"/>
+                <w14:ligatures w14:val="none"/>
+              </w:rPr>
+              <w:t xml:space="preserve"> </w:t>
+            </w:r>
+            <w:r>
+              <w:rPr>
+                <w:rFonts w:ascii="LM Roman 10" w:eastAsia="Times New Roman" w:hAnsi="LM Roman 10" w:cs="Times New Roman"/>
+                <w:kern w:val="0"/>
+                <w:sz w:val="16"/>
+                <w:szCs w:val="16"/>
+                <w:lang w:eastAsia="en-US"/>
+                <w14:ligatures w14:val="none"/>
+              </w:rPr>
+              <w:t xml:space="preserve">Fix: the lagged residual should come from the original </w:t>
+            </w:r>
+            <w:proofErr w:type="spellStart"/>
+            <w:r>
+              <w:rPr>
+                <w:rFonts w:ascii="LM Roman 10" w:eastAsia="Times New Roman" w:hAnsi="LM Roman 10" w:cs="Times New Roman"/>
+                <w:kern w:val="0"/>
+                <w:sz w:val="16"/>
+                <w:szCs w:val="16"/>
+                <w:lang w:eastAsia="en-US"/>
+                <w14:ligatures w14:val="none"/>
+              </w:rPr>
+              <w:t>u_pi</w:t>
+            </w:r>
+            <w:proofErr w:type="spellEnd"/>
+            <w:r>
+              <w:rPr>
+                <w:rFonts w:ascii="LM Roman 10" w:eastAsia="Times New Roman" w:hAnsi="LM Roman 10" w:cs="Times New Roman"/>
+                <w:kern w:val="0"/>
+                <w:sz w:val="16"/>
+                <w:szCs w:val="16"/>
+                <w:lang w:eastAsia="en-US"/>
+                <w14:ligatures w14:val="none"/>
+              </w:rPr>
+              <w:t xml:space="preserve">, not from </w:t>
+            </w:r>
+            <w:proofErr w:type="spellStart"/>
+            <w:r>
+              <w:rPr>
+                <w:rFonts w:ascii="LM Roman 10" w:eastAsia="Times New Roman" w:hAnsi="LM Roman 10" w:cs="Times New Roman"/>
+                <w:kern w:val="0"/>
+                <w:sz w:val="16"/>
+                <w:szCs w:val="16"/>
+                <w:lang w:eastAsia="en-US"/>
+                <w14:ligatures w14:val="none"/>
+              </w:rPr>
+              <w:t>u_pi_t</w:t>
+            </w:r>
+            <w:proofErr w:type="spellEnd"/>
+            <w:r>
+              <w:rPr>
+                <w:rFonts w:ascii="LM Roman 10" w:eastAsia="Times New Roman" w:hAnsi="LM Roman 10" w:cs="Times New Roman"/>
+                <w:kern w:val="0"/>
+                <w:sz w:val="16"/>
+                <w:szCs w:val="16"/>
+                <w:lang w:eastAsia="en-US"/>
+                <w14:ligatures w14:val="none"/>
+              </w:rPr>
+              <w:t>:</w:t>
+            </w:r>
+          </w:p>
+        </w:tc>
+      </w:tr>
+      <w:tr>
+        <w:trPr>
+          <w:trHeight w:val="1497"/>
+        </w:trPr>
+        <w:tc>
+          <w:tcPr>
+            <w:cnfStyle w:val="001000000000" w:firstRow="0" w:lastRow="0" w:firstColumn="1" w:lastColumn="0" w:oddVBand="0" w:evenVBand="0" w:oddHBand="0" w:evenHBand="0" w:firstRowFirstColumn="0" w:firstRowLastColumn="0" w:lastRowFirstColumn="0" w:lastRowLastColumn="0"/>
+            <w:tcW w:w="1134" w:type="dxa"/>
+          </w:tcPr>
+          <w:p>
+            <w:pPr>
+              <w:widowControl w:val="0"/>
+              <w:autoSpaceDE w:val="0"/>
+              <w:autoSpaceDN w:val="0"/>
+              <w:spacing w:before="240"/>
+              <w:ind w:right="142"/>
+              <w:rPr>
+                <w:rFonts w:ascii="LM Roman 10" w:eastAsia="Times New Roman" w:hAnsi="LM Roman 10" w:cs="Times New Roman"/>
+                <w:kern w:val="0"/>
+                <w:sz w:val="16"/>
+                <w:szCs w:val="16"/>
+                <w:lang w:eastAsia="en-US"/>
+                <w14:ligatures w14:val="none"/>
+              </w:rPr>
+            </w:pPr>
+            <w:r>
+              <w:rPr>
+                <w:rFonts w:ascii="LM Roman 10" w:eastAsia="Times New Roman" w:hAnsi="LM Roman 10" w:cs="Times New Roman"/>
+                <w:kern w:val="0"/>
+                <w:sz w:val="16"/>
+                <w:szCs w:val="16"/>
+                <w:lang w:eastAsia="en-US"/>
+                <w14:ligatures w14:val="none"/>
+              </w:rPr>
+              <w:lastRenderedPageBreak/>
+              <w:t>Claude Sonnet 4.6 (Thinking)</w:t>
+            </w:r>
+          </w:p>
+          <w:p>
+            <w:pPr>
+              <w:widowControl w:val="0"/>
+              <w:autoSpaceDE w:val="0"/>
+              <w:autoSpaceDN w:val="0"/>
+              <w:spacing w:before="240"/>
+              <w:ind w:right="142"/>
+              <w:rPr>
+                <w:rFonts w:ascii="LM Roman 10" w:eastAsia="Times New Roman" w:hAnsi="LM Roman 10" w:cs="Times New Roman"/>
+                <w:kern w:val="0"/>
+                <w:sz w:val="16"/>
+                <w:szCs w:val="16"/>
+                <w:lang w:eastAsia="en-US"/>
+                <w14:ligatures w14:val="none"/>
+              </w:rPr>
+            </w:pPr>
+          </w:p>
+        </w:tc>
+        <w:tc>
+          <w:tcPr>
+            <w:tcW w:w="2580" w:type="dxa"/>
+          </w:tcPr>
+          <w:p>
+            <w:pPr>
+              <w:widowControl w:val="0"/>
+              <w:autoSpaceDE w:val="0"/>
+              <w:autoSpaceDN w:val="0"/>
+              <w:spacing w:before="240"/>
+              <w:ind w:right="142"/>
+              <w:jc w:val="both"/>
+              <w:cnfStyle w:val="000000000000" w:firstRow="0" w:lastRow="0" w:firstColumn="0" w:lastColumn="0" w:oddVBand="0" w:evenVBand="0" w:oddHBand="0" w:evenHBand="0" w:firstRowFirstColumn="0" w:firstRowLastColumn="0" w:lastRowFirstColumn="0" w:lastRowLastColumn="0"/>
+              <w:rPr>
+                <w:rFonts w:ascii="LM Roman 10" w:eastAsia="Times New Roman" w:hAnsi="LM Roman 10" w:cs="Times New Roman"/>
+                <w:kern w:val="0"/>
+                <w:sz w:val="16"/>
+                <w:szCs w:val="16"/>
+                <w:lang w:eastAsia="en-US"/>
+                <w14:ligatures w14:val="none"/>
+              </w:rPr>
+            </w:pPr>
+            <w:r>
+              <w:rPr>
+                <w:rFonts w:ascii="LM Roman 10" w:eastAsia="Times New Roman" w:hAnsi="LM Roman 10" w:cs="Times New Roman"/>
+                <w:kern w:val="0"/>
+                <w:sz w:val="16"/>
+                <w:szCs w:val="16"/>
+                <w:lang w:eastAsia="en-US"/>
+                <w14:ligatures w14:val="none"/>
+              </w:rPr>
+              <w:t xml:space="preserve">Is the </w:t>
+            </w:r>
+            <w:proofErr w:type="spellStart"/>
+            <w:r>
+              <w:rPr>
+                <w:rFonts w:ascii="LM Roman 10" w:eastAsia="Times New Roman" w:hAnsi="LM Roman 10" w:cs="Times New Roman"/>
+                <w:kern w:val="0"/>
+                <w:sz w:val="16"/>
+                <w:szCs w:val="16"/>
+                <w:lang w:eastAsia="en-US"/>
+                <w14:ligatures w14:val="none"/>
+              </w:rPr>
+              <w:t>HPfilter</w:t>
+            </w:r>
+            <w:proofErr w:type="spellEnd"/>
+            <w:r>
+              <w:rPr>
+                <w:rFonts w:ascii="LM Roman 10" w:eastAsia="Times New Roman" w:hAnsi="LM Roman 10" w:cs="Times New Roman"/>
+                <w:kern w:val="0"/>
+                <w:sz w:val="16"/>
+                <w:szCs w:val="16"/>
+                <w:lang w:eastAsia="en-US"/>
+                <w14:ligatures w14:val="none"/>
+              </w:rPr>
+              <w:t>-Real GDP (billions chained 2015 JPY)</w:t>
+            </w:r>
+            <w:r>
+              <w:rPr>
+                <w:rFonts w:ascii="LM Roman 10" w:eastAsia="Times New Roman" w:hAnsi="LM Roman 10" w:cs="Times New Roman"/>
+                <w:kern w:val="0"/>
+                <w:sz w:val="16"/>
+                <w:szCs w:val="16"/>
+                <w:lang w:eastAsia="en-US"/>
+                <w14:ligatures w14:val="none"/>
+              </w:rPr>
+              <w:t xml:space="preserve"> a good approximation of output gap or should I consider it as </w:t>
+            </w:r>
+            <w:proofErr w:type="spellStart"/>
+            <w:r>
+              <w:rPr>
+                <w:rFonts w:ascii="LM Roman 10" w:eastAsia="Times New Roman" w:hAnsi="LM Roman 10" w:cs="Times New Roman"/>
+                <w:kern w:val="0"/>
+                <w:sz w:val="16"/>
+                <w:szCs w:val="16"/>
+                <w:lang w:eastAsia="en-US"/>
+                <w14:ligatures w14:val="none"/>
+              </w:rPr>
+              <w:t>ecpnomic</w:t>
+            </w:r>
+            <w:proofErr w:type="spellEnd"/>
+            <w:r>
+              <w:rPr>
+                <w:rFonts w:ascii="LM Roman 10" w:eastAsia="Times New Roman" w:hAnsi="LM Roman 10" w:cs="Times New Roman"/>
+                <w:kern w:val="0"/>
+                <w:sz w:val="16"/>
+                <w:szCs w:val="16"/>
+                <w:lang w:eastAsia="en-US"/>
+                <w14:ligatures w14:val="none"/>
+              </w:rPr>
+              <w:t xml:space="preserve"> growth instead (x12x100 ofc)</w:t>
+            </w:r>
+            <w:r>
+              <w:rPr>
+                <w:rFonts w:ascii="LM Roman 10" w:eastAsia="Times New Roman" w:hAnsi="LM Roman 10" w:cs="Times New Roman"/>
+                <w:kern w:val="0"/>
+                <w:sz w:val="16"/>
+                <w:szCs w:val="16"/>
+                <w:lang w:eastAsia="en-US"/>
+                <w14:ligatures w14:val="none"/>
+              </w:rPr>
+              <w:t>?</w:t>
+            </w:r>
+          </w:p>
+        </w:tc>
+        <w:tc>
+          <w:tcPr>
+            <w:tcW w:w="5358" w:type="dxa"/>
+          </w:tcPr>
+          <w:p>
+            <w:pPr>
+              <w:widowControl w:val="0"/>
+              <w:autoSpaceDE w:val="0"/>
+              <w:autoSpaceDN w:val="0"/>
+              <w:spacing w:before="240"/>
+              <w:ind w:right="142"/>
+              <w:jc w:val="both"/>
+              <w:cnfStyle w:val="000000000000" w:firstRow="0" w:lastRow="0" w:firstColumn="0" w:lastColumn="0" w:oddVBand="0" w:evenVBand="0" w:oddHBand="0" w:evenHBand="0" w:firstRowFirstColumn="0" w:firstRowLastColumn="0" w:lastRowFirstColumn="0" w:lastRowLastColumn="0"/>
+              <w:rPr>
+                <w:rFonts w:ascii="LM Roman 10" w:eastAsia="Times New Roman" w:hAnsi="LM Roman 10" w:cs="Times New Roman"/>
+                <w:kern w:val="0"/>
+                <w:sz w:val="16"/>
+                <w:szCs w:val="16"/>
+                <w:lang w:eastAsia="en-US"/>
+                <w14:ligatures w14:val="none"/>
+              </w:rPr>
+            </w:pPr>
+            <w:r>
+              <w:rPr>
+                <w:rFonts w:ascii="LM Roman 10" w:eastAsia="Times New Roman" w:hAnsi="LM Roman 10" w:cs="Times New Roman"/>
+                <w:kern w:val="0"/>
+                <w:sz w:val="16"/>
+                <w:szCs w:val="16"/>
+                <w:lang w:eastAsia="en-US"/>
+                <w14:ligatures w14:val="none"/>
+              </w:rPr>
+              <w:t>Economic growth answers "is the economy growing fast or slow?" — it's always positive in a growing economy. The output gap answers "is the economy running above or below potential?" — it oscillates around zero and can be negative in recessions. They are related but conceptually distinct: you can have positive growth while still being below potential (recovering from a recession), or slow growth while above potential (overheating).</w:t>
+            </w:r>
+            <w:r>
+              <w:rPr>
+                <w:rFonts w:ascii="LM Roman 10" w:eastAsia="Times New Roman" w:hAnsi="LM Roman 10" w:cs="Times New Roman"/>
+                <w:kern w:val="0"/>
+                <w:sz w:val="16"/>
+                <w:szCs w:val="16"/>
+                <w:lang w:eastAsia="en-US"/>
+                <w14:ligatures w14:val="none"/>
+              </w:rPr>
+              <w:t xml:space="preserve"> </w:t>
+            </w:r>
+            <w:r>
+              <w:rPr>
+                <w:rFonts w:ascii="LM Roman 10" w:eastAsia="Times New Roman" w:hAnsi="LM Roman 10" w:cs="Times New Roman"/>
+                <w:kern w:val="0"/>
+                <w:sz w:val="16"/>
+                <w:szCs w:val="16"/>
+                <w:lang w:eastAsia="en-US"/>
+                <w14:ligatures w14:val="none"/>
+              </w:rPr>
+              <w:t>The HP filter output gap is actually the more standard choice in DSGE and monetary policy models since it directly maps to the output gap term in the Taylor rule — so what you have is well-suited for the exercise.</w:t>
+            </w:r>
+          </w:p>
+        </w:tc>
+      </w:tr>
+      <w:tr>
+        <w:trPr>
+          <w:cnfStyle w:val="000000100000" w:firstRow="0" w:lastRow="0" w:firstColumn="0" w:lastColumn="0" w:oddVBand="0" w:evenVBand="0" w:oddHBand="1" w:evenHBand="0" w:firstRowFirstColumn="0" w:firstRowLastColumn="0" w:lastRowFirstColumn="0" w:lastRowLastColumn="0"/>
+          <w:trHeight w:val="1497"/>
+        </w:trPr>
+        <w:tc>
+          <w:tcPr>
+            <w:cnfStyle w:val="001000000000" w:firstRow="0" w:lastRow="0" w:firstColumn="1" w:lastColumn="0" w:oddVBand="0" w:evenVBand="0" w:oddHBand="0" w:evenHBand="0" w:firstRowFirstColumn="0" w:firstRowLastColumn="0" w:lastRowFirstColumn="0" w:lastRowLastColumn="0"/>
+            <w:tcW w:w="1134" w:type="dxa"/>
+          </w:tcPr>
+          <w:p>
+            <w:pPr>
+              <w:widowControl w:val="0"/>
+              <w:autoSpaceDE w:val="0"/>
+              <w:autoSpaceDN w:val="0"/>
+              <w:spacing w:before="240"/>
+              <w:ind w:right="142"/>
+              <w:rPr>
+                <w:rFonts w:ascii="LM Roman 10" w:eastAsia="Times New Roman" w:hAnsi="LM Roman 10" w:cs="Times New Roman"/>
+                <w:kern w:val="0"/>
+                <w:sz w:val="16"/>
+                <w:szCs w:val="16"/>
+                <w:lang w:eastAsia="en-US"/>
+                <w14:ligatures w14:val="none"/>
+              </w:rPr>
+            </w:pPr>
+            <w:r>
+              <w:rPr>
+                <w:rFonts w:ascii="LM Roman 10" w:eastAsia="Times New Roman" w:hAnsi="LM Roman 10" w:cs="Times New Roman"/>
+                <w:kern w:val="0"/>
+                <w:sz w:val="16"/>
+                <w:szCs w:val="16"/>
+                <w:lang w:eastAsia="en-US"/>
+                <w14:ligatures w14:val="none"/>
+              </w:rPr>
+              <w:t>Claude Sonnet 4.6 (Thinking)</w:t>
+            </w:r>
+          </w:p>
+          <w:p>
+            <w:pPr>
+              <w:widowControl w:val="0"/>
+              <w:autoSpaceDE w:val="0"/>
+              <w:autoSpaceDN w:val="0"/>
+              <w:spacing w:before="240"/>
+              <w:ind w:right="142"/>
+              <w:rPr>
+                <w:rFonts w:ascii="LM Roman 10" w:eastAsia="Times New Roman" w:hAnsi="LM Roman 10" w:cs="Times New Roman"/>
+                <w:kern w:val="0"/>
+                <w:sz w:val="16"/>
+                <w:szCs w:val="16"/>
+                <w:lang w:eastAsia="en-US"/>
+                <w14:ligatures w14:val="none"/>
+              </w:rPr>
+            </w:pPr>
+          </w:p>
+        </w:tc>
+        <w:tc>
+          <w:tcPr>
+            <w:tcW w:w="2580" w:type="dxa"/>
+          </w:tcPr>
+          <w:p>
+            <w:pPr>
+              <w:widowControl w:val="0"/>
+              <w:autoSpaceDE w:val="0"/>
+              <w:autoSpaceDN w:val="0"/>
+              <w:spacing w:before="240"/>
+              <w:ind w:right="142"/>
+              <w:jc w:val="both"/>
+              <w:cnfStyle w:val="000000100000" w:firstRow="0" w:lastRow="0" w:firstColumn="0" w:lastColumn="0" w:oddVBand="0" w:evenVBand="0" w:oddHBand="1" w:evenHBand="0" w:firstRowFirstColumn="0" w:firstRowLastColumn="0" w:lastRowFirstColumn="0" w:lastRowLastColumn="0"/>
+              <w:rPr>
+                <w:rFonts w:ascii="LM Roman 10" w:eastAsia="Times New Roman" w:hAnsi="LM Roman 10" w:cs="Times New Roman"/>
+                <w:kern w:val="0"/>
+                <w:sz w:val="16"/>
+                <w:szCs w:val="16"/>
+                <w:lang w:eastAsia="en-US"/>
+                <w14:ligatures w14:val="none"/>
+              </w:rPr>
+            </w:pPr>
+            <w:r>
+              <w:rPr>
+                <w:rFonts w:ascii="LM Roman 10" w:eastAsia="Times New Roman" w:hAnsi="LM Roman 10" w:cs="Times New Roman"/>
+                <w:kern w:val="0"/>
+                <w:sz w:val="16"/>
+                <w:szCs w:val="16"/>
+                <w:lang w:eastAsia="en-US"/>
+                <w14:ligatures w14:val="none"/>
+              </w:rPr>
+              <w:t xml:space="preserve">&lt;image1&gt;, &lt;image2&gt;, translate these tables in Overleaf </w:t>
+            </w:r>
+            <w:proofErr w:type="spellStart"/>
+            <w:r>
+              <w:rPr>
+                <w:rFonts w:ascii="LM Roman 10" w:eastAsia="Times New Roman" w:hAnsi="LM Roman 10" w:cs="Times New Roman"/>
+                <w:kern w:val="0"/>
+                <w:sz w:val="16"/>
+                <w:szCs w:val="16"/>
+                <w:lang w:eastAsia="en-US"/>
+                <w14:ligatures w14:val="none"/>
+              </w:rPr>
+              <w:t>LateX</w:t>
+            </w:r>
+            <w:proofErr w:type="spellEnd"/>
+            <w:r>
+              <w:rPr>
+                <w:rFonts w:ascii="LM Roman 10" w:eastAsia="Times New Roman" w:hAnsi="LM Roman 10" w:cs="Times New Roman"/>
+                <w:kern w:val="0"/>
+                <w:sz w:val="16"/>
+                <w:szCs w:val="16"/>
+                <w:lang w:eastAsia="en-US"/>
+                <w14:ligatures w14:val="none"/>
+              </w:rPr>
+              <w:t xml:space="preserve"> code (full code from document opening).</w:t>
+            </w:r>
+          </w:p>
+        </w:tc>
+        <w:tc>
+          <w:tcPr>
+            <w:tcW w:w="5358" w:type="dxa"/>
+          </w:tcPr>
+          <w:p>
+            <w:pPr>
+              <w:widowControl w:val="0"/>
+              <w:autoSpaceDE w:val="0"/>
+              <w:autoSpaceDN w:val="0"/>
+              <w:spacing w:before="240"/>
+              <w:ind w:right="142"/>
+              <w:jc w:val="both"/>
+              <w:cnfStyle w:val="000000100000" w:firstRow="0" w:lastRow="0" w:firstColumn="0" w:lastColumn="0" w:oddVBand="0" w:evenVBand="0" w:oddHBand="1" w:evenHBand="0" w:firstRowFirstColumn="0" w:firstRowLastColumn="0" w:lastRowFirstColumn="0" w:lastRowLastColumn="0"/>
+              <w:rPr>
+                <w:rFonts w:ascii="LM Roman 10" w:eastAsia="Times New Roman" w:hAnsi="LM Roman 10" w:cs="Times New Roman"/>
+                <w:kern w:val="0"/>
+                <w:sz w:val="16"/>
+                <w:szCs w:val="16"/>
+                <w:lang w:eastAsia="en-US"/>
+                <w14:ligatures w14:val="none"/>
+              </w:rPr>
+            </w:pPr>
+            <w:r>
+              <w:rPr>
+                <w:rFonts w:ascii="LM Roman 10" w:eastAsia="Times New Roman" w:hAnsi="LM Roman 10" w:cs="Times New Roman"/>
+                <w:kern w:val="0"/>
+                <w:sz w:val="16"/>
+                <w:szCs w:val="16"/>
+                <w:lang w:eastAsia="en-US"/>
+                <w14:ligatures w14:val="none"/>
+              </w:rPr>
+              <w:t xml:space="preserve">\documentclass{article}\usepackage{booktabs}\usepackage{siunitx}\usepackage{geometry}\usepackage{subcaption}\geometry{margin=0.5in}\begin{document}\begin{table}[htbp]\centering\caption{AR(1)-AR(1): Policy Target, Policy Instrument, and Output Gap}\label{tab:ar1ar1_all}\begin{subtable}[t]{0.31\textwidth}\centering\caption{AR(1) on Inflation}\footnotesize\sisetup{table-format=2.4}\begin{tabular}{lS[table-format=2.4]S[table-format=1.3]S[table-format=3.3]S[table-format=1.3]}\toprule &amp; {Coef.} &amp; {SE} &amp; {$t$} &amp; {$p$} \\\midrule </w:t>
+            </w:r>
+            <w:proofErr w:type="spellStart"/>
+            <w:r>
+              <w:rPr>
+                <w:rFonts w:ascii="LM Roman 10" w:eastAsia="Times New Roman" w:hAnsi="LM Roman 10" w:cs="Times New Roman"/>
+                <w:kern w:val="0"/>
+                <w:sz w:val="16"/>
+                <w:szCs w:val="16"/>
+                <w:lang w:eastAsia="en-US"/>
+                <w14:ligatures w14:val="none"/>
+              </w:rPr>
+              <w:t>const</w:t>
+            </w:r>
+            <w:proofErr w:type="spellEnd"/>
+            <w:r>
+              <w:rPr>
+                <w:rFonts w:ascii="LM Roman 10" w:eastAsia="Times New Roman" w:hAnsi="LM Roman 10" w:cs="Times New Roman"/>
+                <w:kern w:val="0"/>
+                <w:sz w:val="16"/>
+                <w:szCs w:val="16"/>
+                <w:lang w:eastAsia="en-US"/>
+                <w14:ligatures w14:val="none"/>
+              </w:rPr>
+              <w:t xml:space="preserve"> &amp; -0.0112 &amp; 0.226 &amp; -0.050 &amp; 0.960 \\ $\pi_{t-1}$ &amp; -0.0643 &amp; 0.039 &amp; -1.655 &amp; 0.098 \\\bottomrule\end{tabular}\end{subtable}\hfill\begin{subtable}[t]{0.31\textwidth}\centering\caption{AR(1) on Call Rate}\footnotesize\sisetup{table-format=2.4}\begin{tabular}{lS[table-format=2.4]S[table-format=1.3]S[table-format=3.3]S[table-format=1.3]}\toprule &amp; {Coef.} &amp; {SE} &amp; {$t$} &amp; {$p$} \\\midrule </w:t>
+            </w:r>
+            <w:proofErr w:type="spellStart"/>
+            <w:r>
+              <w:rPr>
+                <w:rFonts w:ascii="LM Roman 10" w:eastAsia="Times New Roman" w:hAnsi="LM Roman 10" w:cs="Times New Roman"/>
+                <w:kern w:val="0"/>
+                <w:sz w:val="16"/>
+                <w:szCs w:val="16"/>
+                <w:lang w:eastAsia="en-US"/>
+                <w14:ligatures w14:val="none"/>
+              </w:rPr>
+              <w:t>const</w:t>
+            </w:r>
+            <w:proofErr w:type="spellEnd"/>
+            <w:r>
+              <w:rPr>
+                <w:rFonts w:ascii="LM Roman 10" w:eastAsia="Times New Roman" w:hAnsi="LM Roman 10" w:cs="Times New Roman"/>
+                <w:kern w:val="0"/>
+                <w:sz w:val="16"/>
+                <w:szCs w:val="16"/>
+                <w:lang w:eastAsia="en-US"/>
+                <w14:ligatures w14:val="none"/>
+              </w:rPr>
+              <w:t xml:space="preserve"> &amp; 0.0003 &amp; 0.007 &amp; 0.047 &amp; 0.963 \\ $</w:t>
+            </w:r>
+            <w:proofErr w:type="spellStart"/>
+            <w:r>
+              <w:rPr>
+                <w:rFonts w:ascii="LM Roman 10" w:eastAsia="Times New Roman" w:hAnsi="LM Roman 10" w:cs="Times New Roman"/>
+                <w:kern w:val="0"/>
+                <w:sz w:val="16"/>
+                <w:szCs w:val="16"/>
+                <w:lang w:eastAsia="en-US"/>
+                <w14:ligatures w14:val="none"/>
+              </w:rPr>
+              <w:t>i</w:t>
+            </w:r>
+            <w:proofErr w:type="spellEnd"/>
+            <w:r>
+              <w:rPr>
+                <w:rFonts w:ascii="LM Roman 10" w:eastAsia="Times New Roman" w:hAnsi="LM Roman 10" w:cs="Times New Roman"/>
+                <w:kern w:val="0"/>
+                <w:sz w:val="16"/>
+                <w:szCs w:val="16"/>
+                <w:lang w:eastAsia="en-US"/>
+                <w14:ligatures w14:val="none"/>
+              </w:rPr>
+              <w:t xml:space="preserve">_{t-1}$ &amp; 0.2412 &amp; 0.044 &amp; 5.458 &amp; 0.000 \\\bottomrule\end{tabular}\end{subtable}\hfill\begin{subtable}[t]{0.31\textwidth}\centering\caption{AR(1) on Output Gap}\footnotesize\sisetup{table-format=2.4}\begin{tabular}{lS[table-format=2.4]S[table-format=1.3]S[table-format=3.3]S[table-format=1.3]}\toprule &amp; {Coef.} &amp; {SE} &amp; {$t$} &amp; {$p$} \\\midrule </w:t>
+            </w:r>
+            <w:proofErr w:type="spellStart"/>
+            <w:r>
+              <w:rPr>
+                <w:rFonts w:ascii="LM Roman 10" w:eastAsia="Times New Roman" w:hAnsi="LM Roman 10" w:cs="Times New Roman"/>
+                <w:kern w:val="0"/>
+                <w:sz w:val="16"/>
+                <w:szCs w:val="16"/>
+                <w:lang w:eastAsia="en-US"/>
+                <w14:ligatures w14:val="none"/>
+              </w:rPr>
+              <w:t>const</w:t>
+            </w:r>
+            <w:proofErr w:type="spellEnd"/>
+            <w:r>
+              <w:rPr>
+                <w:rFonts w:ascii="LM Roman 10" w:eastAsia="Times New Roman" w:hAnsi="LM Roman 10" w:cs="Times New Roman"/>
+                <w:kern w:val="0"/>
+                <w:sz w:val="16"/>
+                <w:szCs w:val="16"/>
+                <w:lang w:eastAsia="en-US"/>
+                <w14:ligatures w14:val="none"/>
+              </w:rPr>
+              <w:t xml:space="preserve"> &amp; -3.207e-06 &amp; 0.000 &amp; -0.010 &amp; 0.992 \\ $y_{t-1}$ &amp; 0.0527 &amp; 0.051 &amp; 1.028 &amp; 0.305 \\\bottomrule\end{tabular}\end{subtable}\vspace{6pt}\begin{minipage}{\textwidth}\small\textit{Notes:} Each </w:t>
+            </w:r>
+            <w:proofErr w:type="spellStart"/>
+            <w:r>
+              <w:rPr>
+                <w:rFonts w:ascii="LM Roman 10" w:eastAsia="Times New Roman" w:hAnsi="LM Roman 10" w:cs="Times New Roman"/>
+                <w:kern w:val="0"/>
+                <w:sz w:val="16"/>
+                <w:szCs w:val="16"/>
+                <w:lang w:eastAsia="en-US"/>
+                <w14:ligatures w14:val="none"/>
+              </w:rPr>
+              <w:t>subtable</w:t>
+            </w:r>
+            <w:proofErr w:type="spellEnd"/>
+            <w:r>
+              <w:rPr>
+                <w:rFonts w:ascii="LM Roman 10" w:eastAsia="Times New Roman" w:hAnsi="LM Roman 10" w:cs="Times New Roman"/>
+                <w:kern w:val="0"/>
+                <w:sz w:val="16"/>
+                <w:szCs w:val="16"/>
+                <w:lang w:eastAsia="en-US"/>
+                <w14:ligatures w14:val="none"/>
+              </w:rPr>
+              <w:t xml:space="preserve"> reports OLS estimation of $x_{t+1} = \alpha + \lambda \, </w:t>
+            </w:r>
+            <w:proofErr w:type="spellStart"/>
+            <w:r>
+              <w:rPr>
+                <w:rFonts w:ascii="LM Roman 10" w:eastAsia="Times New Roman" w:hAnsi="LM Roman 10" w:cs="Times New Roman"/>
+                <w:kern w:val="0"/>
+                <w:sz w:val="16"/>
+                <w:szCs w:val="16"/>
+                <w:lang w:eastAsia="en-US"/>
+                <w14:ligatures w14:val="none"/>
+              </w:rPr>
+              <w:t>x_t</w:t>
+            </w:r>
+            <w:proofErr w:type="spellEnd"/>
+            <w:r>
+              <w:rPr>
+                <w:rFonts w:ascii="LM Roman 10" w:eastAsia="Times New Roman" w:hAnsi="LM Roman 10" w:cs="Times New Roman"/>
+                <w:kern w:val="0"/>
+                <w:sz w:val="16"/>
+                <w:szCs w:val="16"/>
+                <w:lang w:eastAsia="en-US"/>
+                <w14:ligatures w14:val="none"/>
+              </w:rPr>
+              <w:t xml:space="preserve"> + u_{t+1}$ for $x \in \{\pi, </w:t>
+            </w:r>
+            <w:proofErr w:type="spellStart"/>
+            <w:r>
+              <w:rPr>
+                <w:rFonts w:ascii="LM Roman 10" w:eastAsia="Times New Roman" w:hAnsi="LM Roman 10" w:cs="Times New Roman"/>
+                <w:kern w:val="0"/>
+                <w:sz w:val="16"/>
+                <w:szCs w:val="16"/>
+                <w:lang w:eastAsia="en-US"/>
+                <w14:ligatures w14:val="none"/>
+              </w:rPr>
+              <w:t>i</w:t>
+            </w:r>
+            <w:proofErr w:type="spellEnd"/>
+            <w:r>
+              <w:rPr>
+                <w:rFonts w:ascii="LM Roman 10" w:eastAsia="Times New Roman" w:hAnsi="LM Roman 10" w:cs="Times New Roman"/>
+                <w:kern w:val="0"/>
+                <w:sz w:val="16"/>
+                <w:szCs w:val="16"/>
+                <w:lang w:eastAsia="en-US"/>
+                <w14:ligatures w14:val="none"/>
+              </w:rPr>
+              <w:t>, y\}$.\end{</w:t>
+            </w:r>
+            <w:proofErr w:type="spellStart"/>
+            <w:r>
+              <w:rPr>
+                <w:rFonts w:ascii="LM Roman 10" w:eastAsia="Times New Roman" w:hAnsi="LM Roman 10" w:cs="Times New Roman"/>
+                <w:kern w:val="0"/>
+                <w:sz w:val="16"/>
+                <w:szCs w:val="16"/>
+                <w:lang w:eastAsia="en-US"/>
+                <w14:ligatures w14:val="none"/>
+              </w:rPr>
+              <w:t>minipage</w:t>
+            </w:r>
+            <w:proofErr w:type="spellEnd"/>
+            <w:r>
+              <w:rPr>
+                <w:rFonts w:ascii="LM Roman 10" w:eastAsia="Times New Roman" w:hAnsi="LM Roman 10" w:cs="Times New Roman"/>
+                <w:kern w:val="0"/>
+                <w:sz w:val="16"/>
+                <w:szCs w:val="16"/>
+                <w:lang w:eastAsia="en-US"/>
+                <w14:ligatures w14:val="none"/>
+              </w:rPr>
+              <w:t>}\end{table}\end{document}</w:t>
             </w:r>
           </w:p>
         </w:tc>
@@ -3600,7 +6115,7 @@
   <w:style w:type="paragraph" w:default="1" w:styleId="Normal">
     <w:name w:val="Normal"/>
     <w:qFormat/>
-    <w:rsid w:val="00CF088B"/>
+    <w:rsid w:val="00F43D88"/>
     <w:rPr>
       <w:lang w:val="en-GB"/>
     </w:rPr>

--- a/Documentation/MFE-Logbook.docx
+++ b/Documentation/MFE-Logbook.docx
@@ -1108,21 +1108,8 @@
                 <w:lang w:val="en-US" w:eastAsia="en-US"/>
                 <w14:ligatures w14:val="none"/>
               </w:rPr>
-              <w:t xml:space="preserve">LLM </w:t>
-            </w:r>
-            <w:proofErr w:type="spellStart"/>
-            <w:r>
-              <w:rPr>
-                <w:rFonts w:ascii="LM Roman 10" w:eastAsia="Times New Roman" w:hAnsi="LM Roman 10" w:cs="Times New Roman"/>
-                <w:kern w:val="0"/>
-                <w:sz w:val="16"/>
-                <w:szCs w:val="16"/>
-                <w:lang w:val="en-US" w:eastAsia="en-US"/>
-                <w14:ligatures w14:val="none"/>
-              </w:rPr>
-              <w:t>Asnswer</w:t>
-            </w:r>
-            <w:proofErr w:type="spellEnd"/>
+              <w:t>LLM Answer</w:t>
+            </w:r>
           </w:p>
         </w:tc>
       </w:tr>
@@ -5153,6 +5140,699 @@
               </w:rPr>
               <w:t>}\end{table}\end{document}</w:t>
             </w:r>
+          </w:p>
+        </w:tc>
+      </w:tr>
+      <w:tr>
+        <w:trPr>
+          <w:trHeight w:val="1497"/>
+        </w:trPr>
+        <w:tc>
+          <w:tcPr>
+            <w:cnfStyle w:val="001000000000" w:firstRow="0" w:lastRow="0" w:firstColumn="1" w:lastColumn="0" w:oddVBand="0" w:evenVBand="0" w:oddHBand="0" w:evenHBand="0" w:firstRowFirstColumn="0" w:firstRowLastColumn="0" w:lastRowFirstColumn="0" w:lastRowLastColumn="0"/>
+            <w:tcW w:w="1134" w:type="dxa"/>
+          </w:tcPr>
+          <w:p>
+            <w:pPr>
+              <w:widowControl w:val="0"/>
+              <w:autoSpaceDE w:val="0"/>
+              <w:autoSpaceDN w:val="0"/>
+              <w:spacing w:before="240"/>
+              <w:ind w:right="142"/>
+              <w:rPr>
+                <w:rFonts w:ascii="LM Roman 10" w:eastAsia="Times New Roman" w:hAnsi="LM Roman 10" w:cs="Times New Roman"/>
+                <w:kern w:val="0"/>
+                <w:sz w:val="16"/>
+                <w:szCs w:val="16"/>
+                <w:lang w:eastAsia="en-US"/>
+                <w14:ligatures w14:val="none"/>
+              </w:rPr>
+            </w:pPr>
+            <w:r>
+              <w:rPr>
+                <w:rFonts w:ascii="LM Roman 10" w:eastAsia="Times New Roman" w:hAnsi="LM Roman 10" w:cs="Times New Roman"/>
+                <w:kern w:val="0"/>
+                <w:sz w:val="16"/>
+                <w:szCs w:val="16"/>
+                <w:lang w:eastAsia="en-US"/>
+                <w14:ligatures w14:val="none"/>
+              </w:rPr>
+              <w:t>Claude Sonnet 4.6 (Thinking)</w:t>
+            </w:r>
+          </w:p>
+          <w:p>
+            <w:pPr>
+              <w:widowControl w:val="0"/>
+              <w:autoSpaceDE w:val="0"/>
+              <w:autoSpaceDN w:val="0"/>
+              <w:spacing w:before="240"/>
+              <w:ind w:right="142"/>
+              <w:rPr>
+                <w:rFonts w:ascii="LM Roman 10" w:eastAsia="Times New Roman" w:hAnsi="LM Roman 10" w:cs="Times New Roman"/>
+                <w:kern w:val="0"/>
+                <w:sz w:val="16"/>
+                <w:szCs w:val="16"/>
+                <w:lang w:eastAsia="en-US"/>
+                <w14:ligatures w14:val="none"/>
+              </w:rPr>
+            </w:pPr>
+          </w:p>
+        </w:tc>
+        <w:tc>
+          <w:tcPr>
+            <w:tcW w:w="2580" w:type="dxa"/>
+          </w:tcPr>
+          <w:p>
+            <w:pPr>
+              <w:widowControl w:val="0"/>
+              <w:autoSpaceDE w:val="0"/>
+              <w:autoSpaceDN w:val="0"/>
+              <w:spacing w:before="240"/>
+              <w:ind w:right="142"/>
+              <w:jc w:val="both"/>
+              <w:cnfStyle w:val="000000000000" w:firstRow="0" w:lastRow="0" w:firstColumn="0" w:lastColumn="0" w:oddVBand="0" w:evenVBand="0" w:oddHBand="0" w:evenHBand="0" w:firstRowFirstColumn="0" w:firstRowLastColumn="0" w:lastRowFirstColumn="0" w:lastRowLastColumn="0"/>
+              <w:rPr>
+                <w:rFonts w:ascii="LM Roman 10" w:eastAsia="Times New Roman" w:hAnsi="LM Roman 10" w:cs="Times New Roman"/>
+                <w:kern w:val="0"/>
+                <w:sz w:val="16"/>
+                <w:szCs w:val="16"/>
+                <w:lang w:eastAsia="en-US"/>
+                <w14:ligatures w14:val="none"/>
+              </w:rPr>
+            </w:pPr>
+            <w:r>
+              <w:rPr>
+                <w:rFonts w:ascii="LM Roman 10" w:eastAsia="Times New Roman" w:hAnsi="LM Roman 10" w:cs="Times New Roman"/>
+                <w:kern w:val="0"/>
+                <w:sz w:val="16"/>
+                <w:szCs w:val="16"/>
+                <w:lang w:eastAsia="en-US"/>
+                <w14:ligatures w14:val="none"/>
+              </w:rPr>
+              <w:t xml:space="preserve">I’m calling drop(column=”index”) on a </w:t>
+            </w:r>
+            <w:proofErr w:type="spellStart"/>
+            <w:r>
+              <w:rPr>
+                <w:rFonts w:ascii="LM Roman 10" w:eastAsia="Times New Roman" w:hAnsi="LM Roman 10" w:cs="Times New Roman"/>
+                <w:kern w:val="0"/>
+                <w:sz w:val="16"/>
+                <w:szCs w:val="16"/>
+                <w:lang w:eastAsia="en-US"/>
+                <w14:ligatures w14:val="none"/>
+              </w:rPr>
+              <w:t>df</w:t>
+            </w:r>
+            <w:proofErr w:type="spellEnd"/>
+            <w:r>
+              <w:rPr>
+                <w:rFonts w:ascii="LM Roman 10" w:eastAsia="Times New Roman" w:hAnsi="LM Roman 10" w:cs="Times New Roman"/>
+                <w:kern w:val="0"/>
+                <w:sz w:val="16"/>
+                <w:szCs w:val="16"/>
+                <w:lang w:eastAsia="en-US"/>
+                <w14:ligatures w14:val="none"/>
+              </w:rPr>
+              <w:t xml:space="preserve">, but despite it, the </w:t>
+            </w:r>
+            <w:proofErr w:type="spellStart"/>
+            <w:r>
+              <w:rPr>
+                <w:rFonts w:ascii="LM Roman 10" w:eastAsia="Times New Roman" w:hAnsi="LM Roman 10" w:cs="Times New Roman"/>
+                <w:kern w:val="0"/>
+                <w:sz w:val="16"/>
+                <w:szCs w:val="16"/>
+                <w:lang w:eastAsia="en-US"/>
+                <w14:ligatures w14:val="none"/>
+              </w:rPr>
+              <w:t>df</w:t>
+            </w:r>
+            <w:proofErr w:type="spellEnd"/>
+            <w:r>
+              <w:rPr>
+                <w:rFonts w:ascii="LM Roman 10" w:eastAsia="Times New Roman" w:hAnsi="LM Roman 10" w:cs="Times New Roman"/>
+                <w:kern w:val="0"/>
+                <w:sz w:val="16"/>
+                <w:szCs w:val="16"/>
+                <w:lang w:eastAsia="en-US"/>
+                <w14:ligatures w14:val="none"/>
+              </w:rPr>
+              <w:t xml:space="preserve"> still incorporates a duplicated index.</w:t>
+            </w:r>
+          </w:p>
+        </w:tc>
+        <w:tc>
+          <w:tcPr>
+            <w:tcW w:w="5358" w:type="dxa"/>
+          </w:tcPr>
+          <w:p>
+            <w:pPr>
+              <w:widowControl w:val="0"/>
+              <w:autoSpaceDE w:val="0"/>
+              <w:autoSpaceDN w:val="0"/>
+              <w:spacing w:before="240"/>
+              <w:ind w:right="142"/>
+              <w:jc w:val="both"/>
+              <w:cnfStyle w:val="000000000000" w:firstRow="0" w:lastRow="0" w:firstColumn="0" w:lastColumn="0" w:oddVBand="0" w:evenVBand="0" w:oddHBand="0" w:evenHBand="0" w:firstRowFirstColumn="0" w:firstRowLastColumn="0" w:lastRowFirstColumn="0" w:lastRowLastColumn="0"/>
+              <w:rPr>
+                <w:rFonts w:ascii="LM Roman 10" w:eastAsia="Times New Roman" w:hAnsi="LM Roman 10" w:cs="Times New Roman"/>
+                <w:kern w:val="0"/>
+                <w:sz w:val="16"/>
+                <w:szCs w:val="16"/>
+                <w:lang w:eastAsia="en-US"/>
+                <w14:ligatures w14:val="none"/>
+              </w:rPr>
+            </w:pPr>
+            <w:r>
+              <w:rPr>
+                <w:rFonts w:ascii="LM Roman 10" w:eastAsia="Times New Roman" w:hAnsi="LM Roman 10" w:cs="Times New Roman"/>
+                <w:kern w:val="0"/>
+                <w:sz w:val="16"/>
+                <w:szCs w:val="16"/>
+                <w:lang w:eastAsia="en-US"/>
+                <w14:ligatures w14:val="none"/>
+              </w:rPr>
+              <w:t xml:space="preserve">Because .drop() in pandas returns a new </w:t>
+            </w:r>
+            <w:proofErr w:type="spellStart"/>
+            <w:r>
+              <w:rPr>
+                <w:rFonts w:ascii="LM Roman 10" w:eastAsia="Times New Roman" w:hAnsi="LM Roman 10" w:cs="Times New Roman"/>
+                <w:kern w:val="0"/>
+                <w:sz w:val="16"/>
+                <w:szCs w:val="16"/>
+                <w:lang w:eastAsia="en-US"/>
+                <w14:ligatures w14:val="none"/>
+              </w:rPr>
+              <w:t>DataFrame</w:t>
+            </w:r>
+            <w:proofErr w:type="spellEnd"/>
+            <w:r>
+              <w:rPr>
+                <w:rFonts w:ascii="LM Roman 10" w:eastAsia="Times New Roman" w:hAnsi="LM Roman 10" w:cs="Times New Roman"/>
+                <w:kern w:val="0"/>
+                <w:sz w:val="16"/>
+                <w:szCs w:val="16"/>
+                <w:lang w:eastAsia="en-US"/>
+                <w14:ligatures w14:val="none"/>
+              </w:rPr>
+              <w:t xml:space="preserve"> by default — it doesn't modify the original in place. Your line:</w:t>
+            </w:r>
+            <w:r>
+              <w:rPr>
+                <w:rFonts w:ascii="LM Roman 10" w:eastAsia="Times New Roman" w:hAnsi="LM Roman 10" w:cs="Times New Roman"/>
+                <w:kern w:val="0"/>
+                <w:sz w:val="16"/>
+                <w:szCs w:val="16"/>
+                <w:lang w:eastAsia="en-US"/>
+                <w14:ligatures w14:val="none"/>
+              </w:rPr>
+              <w:t xml:space="preserve"> </w:t>
+            </w:r>
+            <w:r>
+              <w:rPr>
+                <w:rFonts w:ascii="LM Roman 10" w:eastAsia="Times New Roman" w:hAnsi="LM Roman 10" w:cs="Times New Roman"/>
+                <w:kern w:val="0"/>
+                <w:sz w:val="16"/>
+                <w:szCs w:val="16"/>
+                <w:lang w:eastAsia="en-US"/>
+                <w14:ligatures w14:val="none"/>
+              </w:rPr>
+              <w:t>python</w:t>
+            </w:r>
+            <w:r>
+              <w:rPr>
+                <w:rFonts w:ascii="LM Roman 10" w:eastAsia="Times New Roman" w:hAnsi="LM Roman 10" w:cs="Times New Roman"/>
+                <w:kern w:val="0"/>
+                <w:sz w:val="16"/>
+                <w:szCs w:val="16"/>
+                <w:lang w:eastAsia="en-US"/>
+                <w14:ligatures w14:val="none"/>
+              </w:rPr>
+              <w:t xml:space="preserve"> </w:t>
+            </w:r>
+            <w:proofErr w:type="spellStart"/>
+            <w:r>
+              <w:rPr>
+                <w:rFonts w:ascii="LM Roman 10" w:eastAsia="Times New Roman" w:hAnsi="LM Roman 10" w:cs="Times New Roman"/>
+                <w:kern w:val="0"/>
+                <w:sz w:val="16"/>
+                <w:szCs w:val="16"/>
+                <w:lang w:eastAsia="en-US"/>
+                <w14:ligatures w14:val="none"/>
+              </w:rPr>
+              <w:t>jp_core_hybrid_df.drop</w:t>
+            </w:r>
+            <w:proofErr w:type="spellEnd"/>
+            <w:r>
+              <w:rPr>
+                <w:rFonts w:ascii="LM Roman 10" w:eastAsia="Times New Roman" w:hAnsi="LM Roman 10" w:cs="Times New Roman"/>
+                <w:kern w:val="0"/>
+                <w:sz w:val="16"/>
+                <w:szCs w:val="16"/>
+                <w:lang w:eastAsia="en-US"/>
+                <w14:ligatures w14:val="none"/>
+              </w:rPr>
+              <w:t>(columns="index")</w:t>
+            </w:r>
+            <w:r>
+              <w:rPr>
+                <w:rFonts w:ascii="LM Roman 10" w:eastAsia="Times New Roman" w:hAnsi="LM Roman 10" w:cs="Times New Roman"/>
+                <w:kern w:val="0"/>
+                <w:sz w:val="16"/>
+                <w:szCs w:val="16"/>
+                <w:lang w:eastAsia="en-US"/>
+                <w14:ligatures w14:val="none"/>
+              </w:rPr>
+              <w:t xml:space="preserve"> </w:t>
+            </w:r>
+            <w:r>
+              <w:rPr>
+                <w:rFonts w:ascii="LM Roman 10" w:eastAsia="Times New Roman" w:hAnsi="LM Roman 10" w:cs="Times New Roman"/>
+                <w:kern w:val="0"/>
+                <w:sz w:val="16"/>
+                <w:szCs w:val="16"/>
+                <w:lang w:eastAsia="en-US"/>
+                <w14:ligatures w14:val="none"/>
+              </w:rPr>
+              <w:t>discards the result immediately. Fix it with one of these two approaches:</w:t>
+            </w:r>
+            <w:r>
+              <w:rPr>
+                <w:rFonts w:ascii="LM Roman 10" w:eastAsia="Times New Roman" w:hAnsi="LM Roman 10" w:cs="Times New Roman"/>
+                <w:kern w:val="0"/>
+                <w:sz w:val="16"/>
+                <w:szCs w:val="16"/>
+                <w:lang w:eastAsia="en-US"/>
+                <w14:ligatures w14:val="none"/>
+              </w:rPr>
+              <w:t xml:space="preserve"> </w:t>
+            </w:r>
+            <w:r>
+              <w:rPr>
+                <w:rFonts w:ascii="LM Roman 10" w:eastAsia="Times New Roman" w:hAnsi="LM Roman 10" w:cs="Times New Roman"/>
+                <w:kern w:val="0"/>
+                <w:sz w:val="16"/>
+                <w:szCs w:val="16"/>
+                <w:lang w:eastAsia="en-US"/>
+                <w14:ligatures w14:val="none"/>
+              </w:rPr>
+              <w:t>Option 1 — Reassign (recommended):</w:t>
+            </w:r>
+            <w:r>
+              <w:rPr>
+                <w:rFonts w:ascii="LM Roman 10" w:eastAsia="Times New Roman" w:hAnsi="LM Roman 10" w:cs="Times New Roman"/>
+                <w:kern w:val="0"/>
+                <w:sz w:val="16"/>
+                <w:szCs w:val="16"/>
+                <w:lang w:eastAsia="en-US"/>
+                <w14:ligatures w14:val="none"/>
+              </w:rPr>
+              <w:t xml:space="preserve"> </w:t>
+            </w:r>
+            <w:r>
+              <w:rPr>
+                <w:rFonts w:ascii="LM Roman 10" w:eastAsia="Times New Roman" w:hAnsi="LM Roman 10" w:cs="Times New Roman"/>
+                <w:kern w:val="0"/>
+                <w:sz w:val="16"/>
+                <w:szCs w:val="16"/>
+                <w:lang w:eastAsia="en-US"/>
+                <w14:ligatures w14:val="none"/>
+              </w:rPr>
+              <w:t>python</w:t>
+            </w:r>
+            <w:r>
+              <w:rPr>
+                <w:rFonts w:ascii="LM Roman 10" w:eastAsia="Times New Roman" w:hAnsi="LM Roman 10" w:cs="Times New Roman"/>
+                <w:kern w:val="0"/>
+                <w:sz w:val="16"/>
+                <w:szCs w:val="16"/>
+                <w:lang w:eastAsia="en-US"/>
+                <w14:ligatures w14:val="none"/>
+              </w:rPr>
+              <w:t xml:space="preserve"> </w:t>
+            </w:r>
+            <w:proofErr w:type="spellStart"/>
+            <w:r>
+              <w:rPr>
+                <w:rFonts w:ascii="LM Roman 10" w:eastAsia="Times New Roman" w:hAnsi="LM Roman 10" w:cs="Times New Roman"/>
+                <w:kern w:val="0"/>
+                <w:sz w:val="16"/>
+                <w:szCs w:val="16"/>
+                <w:lang w:eastAsia="en-US"/>
+                <w14:ligatures w14:val="none"/>
+              </w:rPr>
+              <w:t>jp_core_hybrid_df</w:t>
+            </w:r>
+            <w:proofErr w:type="spellEnd"/>
+            <w:r>
+              <w:rPr>
+                <w:rFonts w:ascii="LM Roman 10" w:eastAsia="Times New Roman" w:hAnsi="LM Roman 10" w:cs="Times New Roman"/>
+                <w:kern w:val="0"/>
+                <w:sz w:val="16"/>
+                <w:szCs w:val="16"/>
+                <w:lang w:eastAsia="en-US"/>
+                <w14:ligatures w14:val="none"/>
+              </w:rPr>
+              <w:t xml:space="preserve"> = </w:t>
+            </w:r>
+            <w:proofErr w:type="spellStart"/>
+            <w:r>
+              <w:rPr>
+                <w:rFonts w:ascii="LM Roman 10" w:eastAsia="Times New Roman" w:hAnsi="LM Roman 10" w:cs="Times New Roman"/>
+                <w:kern w:val="0"/>
+                <w:sz w:val="16"/>
+                <w:szCs w:val="16"/>
+                <w:lang w:eastAsia="en-US"/>
+                <w14:ligatures w14:val="none"/>
+              </w:rPr>
+              <w:t>jp_core_hybrid_df.drop</w:t>
+            </w:r>
+            <w:proofErr w:type="spellEnd"/>
+            <w:r>
+              <w:rPr>
+                <w:rFonts w:ascii="LM Roman 10" w:eastAsia="Times New Roman" w:hAnsi="LM Roman 10" w:cs="Times New Roman"/>
+                <w:kern w:val="0"/>
+                <w:sz w:val="16"/>
+                <w:szCs w:val="16"/>
+                <w:lang w:eastAsia="en-US"/>
+                <w14:ligatures w14:val="none"/>
+              </w:rPr>
+              <w:t>(columns="index")</w:t>
+            </w:r>
+            <w:r>
+              <w:rPr>
+                <w:rFonts w:ascii="LM Roman 10" w:eastAsia="Times New Roman" w:hAnsi="LM Roman 10" w:cs="Times New Roman"/>
+                <w:kern w:val="0"/>
+                <w:sz w:val="16"/>
+                <w:szCs w:val="16"/>
+                <w:lang w:eastAsia="en-US"/>
+                <w14:ligatures w14:val="none"/>
+              </w:rPr>
+              <w:t xml:space="preserve"> </w:t>
+            </w:r>
+            <w:r>
+              <w:rPr>
+                <w:rFonts w:ascii="LM Roman 10" w:eastAsia="Times New Roman" w:hAnsi="LM Roman 10" w:cs="Times New Roman"/>
+                <w:kern w:val="0"/>
+                <w:sz w:val="16"/>
+                <w:szCs w:val="16"/>
+                <w:lang w:eastAsia="en-US"/>
+                <w14:ligatures w14:val="none"/>
+              </w:rPr>
+              <w:t xml:space="preserve">Option 2 — </w:t>
+            </w:r>
+            <w:proofErr w:type="spellStart"/>
+            <w:r>
+              <w:rPr>
+                <w:rFonts w:ascii="LM Roman 10" w:eastAsia="Times New Roman" w:hAnsi="LM Roman 10" w:cs="Times New Roman"/>
+                <w:kern w:val="0"/>
+                <w:sz w:val="16"/>
+                <w:szCs w:val="16"/>
+                <w:lang w:eastAsia="en-US"/>
+                <w14:ligatures w14:val="none"/>
+              </w:rPr>
+              <w:t>In-place:python</w:t>
+            </w:r>
+            <w:proofErr w:type="spellEnd"/>
+            <w:r>
+              <w:rPr>
+                <w:rFonts w:ascii="LM Roman 10" w:eastAsia="Times New Roman" w:hAnsi="LM Roman 10" w:cs="Times New Roman"/>
+                <w:kern w:val="0"/>
+                <w:sz w:val="16"/>
+                <w:szCs w:val="16"/>
+                <w:lang w:eastAsia="en-US"/>
+                <w14:ligatures w14:val="none"/>
+              </w:rPr>
+              <w:t xml:space="preserve"> </w:t>
+            </w:r>
+            <w:proofErr w:type="spellStart"/>
+            <w:r>
+              <w:rPr>
+                <w:rFonts w:ascii="LM Roman 10" w:eastAsia="Times New Roman" w:hAnsi="LM Roman 10" w:cs="Times New Roman"/>
+                <w:kern w:val="0"/>
+                <w:sz w:val="16"/>
+                <w:szCs w:val="16"/>
+                <w:lang w:eastAsia="en-US"/>
+                <w14:ligatures w14:val="none"/>
+              </w:rPr>
+              <w:t>jp_core_hybrid_df.drop</w:t>
+            </w:r>
+            <w:proofErr w:type="spellEnd"/>
+            <w:r>
+              <w:rPr>
+                <w:rFonts w:ascii="LM Roman 10" w:eastAsia="Times New Roman" w:hAnsi="LM Roman 10" w:cs="Times New Roman"/>
+                <w:kern w:val="0"/>
+                <w:sz w:val="16"/>
+                <w:szCs w:val="16"/>
+                <w:lang w:eastAsia="en-US"/>
+                <w14:ligatures w14:val="none"/>
+              </w:rPr>
+              <w:t xml:space="preserve">(columns="index", </w:t>
+            </w:r>
+            <w:proofErr w:type="spellStart"/>
+            <w:r>
+              <w:rPr>
+                <w:rFonts w:ascii="LM Roman 10" w:eastAsia="Times New Roman" w:hAnsi="LM Roman 10" w:cs="Times New Roman"/>
+                <w:kern w:val="0"/>
+                <w:sz w:val="16"/>
+                <w:szCs w:val="16"/>
+                <w:lang w:eastAsia="en-US"/>
+                <w14:ligatures w14:val="none"/>
+              </w:rPr>
+              <w:t>inplace</w:t>
+            </w:r>
+            <w:proofErr w:type="spellEnd"/>
+            <w:r>
+              <w:rPr>
+                <w:rFonts w:ascii="LM Roman 10" w:eastAsia="Times New Roman" w:hAnsi="LM Roman 10" w:cs="Times New Roman"/>
+                <w:kern w:val="0"/>
+                <w:sz w:val="16"/>
+                <w:szCs w:val="16"/>
+                <w:lang w:eastAsia="en-US"/>
+                <w14:ligatures w14:val="none"/>
+              </w:rPr>
+              <w:t>=True)</w:t>
+            </w:r>
+            <w:r>
+              <w:rPr>
+                <w:rFonts w:ascii="LM Roman 10" w:eastAsia="Times New Roman" w:hAnsi="LM Roman 10" w:cs="Times New Roman"/>
+                <w:kern w:val="0"/>
+                <w:sz w:val="16"/>
+                <w:szCs w:val="16"/>
+                <w:lang w:eastAsia="en-US"/>
+                <w14:ligatures w14:val="none"/>
+              </w:rPr>
+              <w:t xml:space="preserve"> </w:t>
+            </w:r>
+            <w:r>
+              <w:rPr>
+                <w:rFonts w:ascii="LM Roman 10" w:eastAsia="Times New Roman" w:hAnsi="LM Roman 10" w:cs="Times New Roman"/>
+                <w:kern w:val="0"/>
+                <w:sz w:val="16"/>
+                <w:szCs w:val="16"/>
+                <w:lang w:eastAsia="en-US"/>
+                <w14:ligatures w14:val="none"/>
+              </w:rPr>
+              <w:t xml:space="preserve">Option 1 is generally preferred because </w:t>
+            </w:r>
+            <w:proofErr w:type="spellStart"/>
+            <w:r>
+              <w:rPr>
+                <w:rFonts w:ascii="LM Roman 10" w:eastAsia="Times New Roman" w:hAnsi="LM Roman 10" w:cs="Times New Roman"/>
+                <w:kern w:val="0"/>
+                <w:sz w:val="16"/>
+                <w:szCs w:val="16"/>
+                <w:lang w:eastAsia="en-US"/>
+                <w14:ligatures w14:val="none"/>
+              </w:rPr>
+              <w:t>inplace</w:t>
+            </w:r>
+            <w:proofErr w:type="spellEnd"/>
+            <w:r>
+              <w:rPr>
+                <w:rFonts w:ascii="LM Roman 10" w:eastAsia="Times New Roman" w:hAnsi="LM Roman 10" w:cs="Times New Roman"/>
+                <w:kern w:val="0"/>
+                <w:sz w:val="16"/>
+                <w:szCs w:val="16"/>
+                <w:lang w:eastAsia="en-US"/>
+                <w14:ligatures w14:val="none"/>
+              </w:rPr>
+              <w:t xml:space="preserve">=True can cause issues in chained operations and is being progressively discouraged in pandas. Also, note that the index column appearing at all is likely a leftover from a previous </w:t>
+            </w:r>
+            <w:proofErr w:type="spellStart"/>
+            <w:r>
+              <w:rPr>
+                <w:rFonts w:ascii="LM Roman 10" w:eastAsia="Times New Roman" w:hAnsi="LM Roman 10" w:cs="Times New Roman"/>
+                <w:kern w:val="0"/>
+                <w:sz w:val="16"/>
+                <w:szCs w:val="16"/>
+                <w:lang w:eastAsia="en-US"/>
+                <w14:ligatures w14:val="none"/>
+              </w:rPr>
+              <w:t>reset_index</w:t>
+            </w:r>
+            <w:proofErr w:type="spellEnd"/>
+            <w:r>
+              <w:rPr>
+                <w:rFonts w:ascii="LM Roman 10" w:eastAsia="Times New Roman" w:hAnsi="LM Roman 10" w:cs="Times New Roman"/>
+                <w:kern w:val="0"/>
+                <w:sz w:val="16"/>
+                <w:szCs w:val="16"/>
+                <w:lang w:eastAsia="en-US"/>
+                <w14:ligatures w14:val="none"/>
+              </w:rPr>
+              <w:t xml:space="preserve">() </w:t>
+            </w:r>
+            <w:proofErr w:type="gramStart"/>
+            <w:r>
+              <w:rPr>
+                <w:rFonts w:ascii="LM Roman 10" w:eastAsia="Times New Roman" w:hAnsi="LM Roman 10" w:cs="Times New Roman"/>
+                <w:kern w:val="0"/>
+                <w:sz w:val="16"/>
+                <w:szCs w:val="16"/>
+                <w:lang w:eastAsia="en-US"/>
+                <w14:ligatures w14:val="none"/>
+              </w:rPr>
+              <w:t>call</w:t>
+            </w:r>
+            <w:proofErr w:type="gramEnd"/>
+            <w:r>
+              <w:rPr>
+                <w:rFonts w:ascii="LM Roman 10" w:eastAsia="Times New Roman" w:hAnsi="LM Roman 10" w:cs="Times New Roman"/>
+                <w:kern w:val="0"/>
+                <w:sz w:val="16"/>
+                <w:szCs w:val="16"/>
+                <w:lang w:eastAsia="en-US"/>
+                <w14:ligatures w14:val="none"/>
+              </w:rPr>
+              <w:t xml:space="preserve"> on df1 or df2 that created it as a regular column — so if it keeps reappearing, you can also prevent it upstream by using </w:t>
+            </w:r>
+            <w:proofErr w:type="spellStart"/>
+            <w:r>
+              <w:rPr>
+                <w:rFonts w:ascii="LM Roman 10" w:eastAsia="Times New Roman" w:hAnsi="LM Roman 10" w:cs="Times New Roman"/>
+                <w:kern w:val="0"/>
+                <w:sz w:val="16"/>
+                <w:szCs w:val="16"/>
+                <w:lang w:eastAsia="en-US"/>
+                <w14:ligatures w14:val="none"/>
+              </w:rPr>
+              <w:t>reset_index</w:t>
+            </w:r>
+            <w:proofErr w:type="spellEnd"/>
+            <w:r>
+              <w:rPr>
+                <w:rFonts w:ascii="LM Roman 10" w:eastAsia="Times New Roman" w:hAnsi="LM Roman 10" w:cs="Times New Roman"/>
+                <w:kern w:val="0"/>
+                <w:sz w:val="16"/>
+                <w:szCs w:val="16"/>
+                <w:lang w:eastAsia="en-US"/>
+                <w14:ligatures w14:val="none"/>
+              </w:rPr>
+              <w:t xml:space="preserve">(drop=True) instead of </w:t>
+            </w:r>
+            <w:proofErr w:type="spellStart"/>
+            <w:r>
+              <w:rPr>
+                <w:rFonts w:ascii="LM Roman 10" w:eastAsia="Times New Roman" w:hAnsi="LM Roman 10" w:cs="Times New Roman"/>
+                <w:kern w:val="0"/>
+                <w:sz w:val="16"/>
+                <w:szCs w:val="16"/>
+                <w:lang w:eastAsia="en-US"/>
+                <w14:ligatures w14:val="none"/>
+              </w:rPr>
+              <w:t>reset_index</w:t>
+            </w:r>
+            <w:proofErr w:type="spellEnd"/>
+            <w:r>
+              <w:rPr>
+                <w:rFonts w:ascii="LM Roman 10" w:eastAsia="Times New Roman" w:hAnsi="LM Roman 10" w:cs="Times New Roman"/>
+                <w:kern w:val="0"/>
+                <w:sz w:val="16"/>
+                <w:szCs w:val="16"/>
+                <w:lang w:eastAsia="en-US"/>
+                <w14:ligatures w14:val="none"/>
+              </w:rPr>
+              <w:t>().</w:t>
+            </w:r>
+          </w:p>
+        </w:tc>
+      </w:tr>
+      <w:tr>
+        <w:trPr>
+          <w:cnfStyle w:val="000000100000" w:firstRow="0" w:lastRow="0" w:firstColumn="0" w:lastColumn="0" w:oddVBand="0" w:evenVBand="0" w:oddHBand="1" w:evenHBand="0" w:firstRowFirstColumn="0" w:firstRowLastColumn="0" w:lastRowFirstColumn="0" w:lastRowLastColumn="0"/>
+          <w:trHeight w:val="1497"/>
+        </w:trPr>
+        <w:tc>
+          <w:tcPr>
+            <w:cnfStyle w:val="001000000000" w:firstRow="0" w:lastRow="0" w:firstColumn="1" w:lastColumn="0" w:oddVBand="0" w:evenVBand="0" w:oddHBand="0" w:evenHBand="0" w:firstRowFirstColumn="0" w:firstRowLastColumn="0" w:lastRowFirstColumn="0" w:lastRowLastColumn="0"/>
+            <w:tcW w:w="1134" w:type="dxa"/>
+          </w:tcPr>
+          <w:p>
+            <w:pPr>
+              <w:widowControl w:val="0"/>
+              <w:autoSpaceDE w:val="0"/>
+              <w:autoSpaceDN w:val="0"/>
+              <w:spacing w:before="240"/>
+              <w:ind w:right="142"/>
+              <w:rPr>
+                <w:rFonts w:ascii="LM Roman 10" w:eastAsia="Times New Roman" w:hAnsi="LM Roman 10" w:cs="Times New Roman"/>
+                <w:kern w:val="0"/>
+                <w:sz w:val="16"/>
+                <w:szCs w:val="16"/>
+                <w:lang w:eastAsia="en-US"/>
+                <w14:ligatures w14:val="none"/>
+              </w:rPr>
+            </w:pPr>
+          </w:p>
+        </w:tc>
+        <w:tc>
+          <w:tcPr>
+            <w:tcW w:w="2580" w:type="dxa"/>
+          </w:tcPr>
+          <w:p>
+            <w:pPr>
+              <w:widowControl w:val="0"/>
+              <w:autoSpaceDE w:val="0"/>
+              <w:autoSpaceDN w:val="0"/>
+              <w:spacing w:before="240"/>
+              <w:ind w:right="142"/>
+              <w:jc w:val="both"/>
+              <w:cnfStyle w:val="000000100000" w:firstRow="0" w:lastRow="0" w:firstColumn="0" w:lastColumn="0" w:oddVBand="0" w:evenVBand="0" w:oddHBand="1" w:evenHBand="0" w:firstRowFirstColumn="0" w:firstRowLastColumn="0" w:lastRowFirstColumn="0" w:lastRowLastColumn="0"/>
+              <w:rPr>
+                <w:rFonts w:ascii="LM Roman 10" w:eastAsia="Times New Roman" w:hAnsi="LM Roman 10" w:cs="Times New Roman"/>
+                <w:kern w:val="0"/>
+                <w:sz w:val="16"/>
+                <w:szCs w:val="16"/>
+                <w:lang w:eastAsia="en-US"/>
+                <w14:ligatures w14:val="none"/>
+              </w:rPr>
+            </w:pPr>
+          </w:p>
+        </w:tc>
+        <w:tc>
+          <w:tcPr>
+            <w:tcW w:w="5358" w:type="dxa"/>
+          </w:tcPr>
+          <w:p>
+            <w:pPr>
+              <w:widowControl w:val="0"/>
+              <w:autoSpaceDE w:val="0"/>
+              <w:autoSpaceDN w:val="0"/>
+              <w:spacing w:before="240"/>
+              <w:ind w:right="142"/>
+              <w:jc w:val="both"/>
+              <w:cnfStyle w:val="000000100000" w:firstRow="0" w:lastRow="0" w:firstColumn="0" w:lastColumn="0" w:oddVBand="0" w:evenVBand="0" w:oddHBand="1" w:evenHBand="0" w:firstRowFirstColumn="0" w:firstRowLastColumn="0" w:lastRowFirstColumn="0" w:lastRowLastColumn="0"/>
+              <w:rPr>
+                <w:rFonts w:ascii="LM Roman 10" w:eastAsia="Times New Roman" w:hAnsi="LM Roman 10" w:cs="Times New Roman"/>
+                <w:kern w:val="0"/>
+                <w:sz w:val="16"/>
+                <w:szCs w:val="16"/>
+                <w:lang w:eastAsia="en-US"/>
+                <w14:ligatures w14:val="none"/>
+              </w:rPr>
+            </w:pPr>
           </w:p>
         </w:tc>
       </w:tr>
@@ -6115,7 +6795,7 @@
   <w:style w:type="paragraph" w:default="1" w:styleId="Normal">
     <w:name w:val="Normal"/>
     <w:qFormat/>
-    <w:rsid w:val="00F43D88"/>
+    <w:rsid w:val="006B4CF3"/>
     <w:rPr>
       <w:lang w:val="en-GB"/>
     </w:rPr>

--- a/Documentation/MFE-Logbook.docx
+++ b/Documentation/MFE-Logbook.docx
@@ -5785,6 +5785,2942 @@
                 <w14:ligatures w14:val="none"/>
               </w:rPr>
             </w:pPr>
+            <w:r>
+              <w:rPr>
+                <w:rFonts w:ascii="LM Roman 10" w:eastAsia="Times New Roman" w:hAnsi="LM Roman 10" w:cs="Times New Roman"/>
+                <w:kern w:val="0"/>
+                <w:sz w:val="16"/>
+                <w:szCs w:val="16"/>
+                <w:lang w:eastAsia="en-US"/>
+                <w14:ligatures w14:val="none"/>
+              </w:rPr>
+              <w:t>Claude Sonnet 4.6 (Thinking)</w:t>
+            </w:r>
+          </w:p>
+          <w:p>
+            <w:pPr>
+              <w:widowControl w:val="0"/>
+              <w:autoSpaceDE w:val="0"/>
+              <w:autoSpaceDN w:val="0"/>
+              <w:spacing w:before="240"/>
+              <w:ind w:right="142"/>
+              <w:rPr>
+                <w:rFonts w:ascii="LM Roman 10" w:eastAsia="Times New Roman" w:hAnsi="LM Roman 10" w:cs="Times New Roman"/>
+                <w:kern w:val="0"/>
+                <w:sz w:val="16"/>
+                <w:szCs w:val="16"/>
+                <w:lang w:eastAsia="en-US"/>
+                <w14:ligatures w14:val="none"/>
+              </w:rPr>
+            </w:pPr>
+          </w:p>
+        </w:tc>
+        <w:tc>
+          <w:tcPr>
+            <w:tcW w:w="2580" w:type="dxa"/>
+          </w:tcPr>
+          <w:p>
+            <w:pPr>
+              <w:widowControl w:val="0"/>
+              <w:autoSpaceDE w:val="0"/>
+              <w:autoSpaceDN w:val="0"/>
+              <w:spacing w:before="240"/>
+              <w:ind w:right="142"/>
+              <w:jc w:val="both"/>
+              <w:cnfStyle w:val="000000100000" w:firstRow="0" w:lastRow="0" w:firstColumn="0" w:lastColumn="0" w:oddVBand="0" w:evenVBand="0" w:oddHBand="1" w:evenHBand="0" w:firstRowFirstColumn="0" w:firstRowLastColumn="0" w:lastRowFirstColumn="0" w:lastRowLastColumn="0"/>
+              <w:rPr>
+                <w:rFonts w:ascii="LM Roman 10" w:eastAsia="Times New Roman" w:hAnsi="LM Roman 10" w:cs="Times New Roman"/>
+                <w:kern w:val="0"/>
+                <w:sz w:val="16"/>
+                <w:szCs w:val="16"/>
+                <w:lang w:eastAsia="en-US"/>
+                <w14:ligatures w14:val="none"/>
+              </w:rPr>
+            </w:pPr>
+            <w:r>
+              <w:rPr>
+                <w:rFonts w:ascii="LM Roman 10" w:eastAsia="Times New Roman" w:hAnsi="LM Roman 10" w:cs="Times New Roman"/>
+                <w:kern w:val="0"/>
+                <w:sz w:val="16"/>
+                <w:szCs w:val="16"/>
+                <w:lang w:eastAsia="en-US"/>
+                <w14:ligatures w14:val="none"/>
+              </w:rPr>
+              <w:t>W</w:t>
+            </w:r>
+            <w:r>
+              <w:rPr>
+                <w:rFonts w:ascii="LM Roman 10" w:eastAsia="Times New Roman" w:hAnsi="LM Roman 10" w:cs="Times New Roman"/>
+                <w:kern w:val="0"/>
+                <w:sz w:val="16"/>
+                <w:szCs w:val="16"/>
+                <w:lang w:eastAsia="en-US"/>
+                <w14:ligatures w14:val="none"/>
+              </w:rPr>
+              <w:t xml:space="preserve">hy are the </w:t>
+            </w:r>
+            <w:r>
+              <w:rPr>
+                <w:rFonts w:ascii="LM Roman 10" w:eastAsia="Times New Roman" w:hAnsi="LM Roman 10" w:cs="Times New Roman"/>
+                <w:kern w:val="0"/>
+                <w:sz w:val="16"/>
+                <w:szCs w:val="16"/>
+                <w:lang w:eastAsia="en-US"/>
+                <w14:ligatures w14:val="none"/>
+              </w:rPr>
+              <w:t xml:space="preserve">lambda points forced on the </w:t>
+            </w:r>
+            <w:proofErr w:type="gramStart"/>
+            <w:r>
+              <w:rPr>
+                <w:rFonts w:ascii="LM Roman 10" w:eastAsia="Times New Roman" w:hAnsi="LM Roman 10" w:cs="Times New Roman"/>
+                <w:kern w:val="0"/>
+                <w:sz w:val="16"/>
+                <w:szCs w:val="16"/>
+                <w:lang w:eastAsia="en-US"/>
+                <w14:ligatures w14:val="none"/>
+              </w:rPr>
+              <w:t>0 horizontal</w:t>
+            </w:r>
+            <w:proofErr w:type="gramEnd"/>
+            <w:r>
+              <w:rPr>
+                <w:rFonts w:ascii="LM Roman 10" w:eastAsia="Times New Roman" w:hAnsi="LM Roman 10" w:cs="Times New Roman"/>
+                <w:kern w:val="0"/>
+                <w:sz w:val="16"/>
+                <w:szCs w:val="16"/>
+                <w:lang w:eastAsia="en-US"/>
+                <w14:ligatures w14:val="none"/>
+              </w:rPr>
+              <w:t xml:space="preserve"> axis?</w:t>
+            </w:r>
+            <w:r>
+              <w:rPr>
+                <w:rFonts w:ascii="LM Roman 10" w:eastAsia="Times New Roman" w:hAnsi="LM Roman 10" w:cs="Times New Roman"/>
+                <w:kern w:val="0"/>
+                <w:sz w:val="16"/>
+                <w:szCs w:val="16"/>
+                <w:lang w:eastAsia="en-US"/>
+                <w14:ligatures w14:val="none"/>
+              </w:rPr>
+              <w:t xml:space="preserve"> </w:t>
+            </w:r>
+          </w:p>
+        </w:tc>
+        <w:tc>
+          <w:tcPr>
+            <w:tcW w:w="5358" w:type="dxa"/>
+          </w:tcPr>
+          <w:p>
+            <w:pPr>
+              <w:widowControl w:val="0"/>
+              <w:autoSpaceDE w:val="0"/>
+              <w:autoSpaceDN w:val="0"/>
+              <w:spacing w:before="240"/>
+              <w:ind w:right="142"/>
+              <w:jc w:val="both"/>
+              <w:cnfStyle w:val="000000100000" w:firstRow="0" w:lastRow="0" w:firstColumn="0" w:lastColumn="0" w:oddVBand="0" w:evenVBand="0" w:oddHBand="1" w:evenHBand="0" w:firstRowFirstColumn="0" w:firstRowLastColumn="0" w:lastRowFirstColumn="0" w:lastRowLastColumn="0"/>
+              <w:rPr>
+                <w:rFonts w:ascii="LM Roman 10" w:eastAsia="Times New Roman" w:hAnsi="LM Roman 10" w:cs="Times New Roman"/>
+                <w:kern w:val="0"/>
+                <w:sz w:val="16"/>
+                <w:szCs w:val="16"/>
+                <w:lang w:eastAsia="en-US"/>
+                <w14:ligatures w14:val="none"/>
+              </w:rPr>
+            </w:pPr>
+            <w:r>
+              <w:rPr>
+                <w:rFonts w:ascii="LM Roman 10" w:eastAsia="Times New Roman" w:hAnsi="LM Roman 10" w:cs="Times New Roman"/>
+                <w:kern w:val="0"/>
+                <w:sz w:val="16"/>
+                <w:szCs w:val="16"/>
+                <w:lang w:eastAsia="en-US"/>
+                <w14:ligatures w14:val="none"/>
+              </w:rPr>
+              <w:t xml:space="preserve">Because AR(1) autocorrelation coefficients are real numbers — they have no imaginary component by definition. </w:t>
+            </w:r>
+            <w:proofErr w:type="gramStart"/>
+            <w:r>
+              <w:rPr>
+                <w:rFonts w:ascii="LM Roman 10" w:eastAsia="Times New Roman" w:hAnsi="LM Roman 10" w:cs="Times New Roman"/>
+                <w:kern w:val="0"/>
+                <w:sz w:val="16"/>
+                <w:szCs w:val="16"/>
+                <w:lang w:eastAsia="en-US"/>
+                <w14:ligatures w14:val="none"/>
+              </w:rPr>
+              <w:t>So</w:t>
+            </w:r>
+            <w:proofErr w:type="gramEnd"/>
+            <w:r>
+              <w:rPr>
+                <w:rFonts w:ascii="LM Roman 10" w:eastAsia="Times New Roman" w:hAnsi="LM Roman 10" w:cs="Times New Roman"/>
+                <w:kern w:val="0"/>
+                <w:sz w:val="16"/>
+                <w:szCs w:val="16"/>
+                <w:lang w:eastAsia="en-US"/>
+                <w14:ligatures w14:val="none"/>
+              </w:rPr>
+              <w:t xml:space="preserve"> when you plot them on the complex plane, their imaginary part is literally 0, forcing every point onto the real axis.</w:t>
+            </w:r>
+          </w:p>
+          <w:p>
+            <w:pPr>
+              <w:widowControl w:val="0"/>
+              <w:autoSpaceDE w:val="0"/>
+              <w:autoSpaceDN w:val="0"/>
+              <w:spacing w:before="240"/>
+              <w:ind w:right="142"/>
+              <w:jc w:val="both"/>
+              <w:cnfStyle w:val="000000100000" w:firstRow="0" w:lastRow="0" w:firstColumn="0" w:lastColumn="0" w:oddVBand="0" w:evenVBand="0" w:oddHBand="1" w:evenHBand="0" w:firstRowFirstColumn="0" w:firstRowLastColumn="0" w:lastRowFirstColumn="0" w:lastRowLastColumn="0"/>
+              <w:rPr>
+                <w:rFonts w:ascii="LM Roman 10" w:eastAsia="Times New Roman" w:hAnsi="LM Roman 10" w:cs="Times New Roman"/>
+                <w:kern w:val="0"/>
+                <w:sz w:val="16"/>
+                <w:szCs w:val="16"/>
+                <w:lang w:eastAsia="en-US"/>
+                <w14:ligatures w14:val="none"/>
+              </w:rPr>
+            </w:pPr>
+          </w:p>
+          <w:p>
+            <w:pPr>
+              <w:widowControl w:val="0"/>
+              <w:autoSpaceDE w:val="0"/>
+              <w:autoSpaceDN w:val="0"/>
+              <w:spacing w:before="240"/>
+              <w:ind w:right="142"/>
+              <w:jc w:val="both"/>
+              <w:cnfStyle w:val="000000100000" w:firstRow="0" w:lastRow="0" w:firstColumn="0" w:lastColumn="0" w:oddVBand="0" w:evenVBand="0" w:oddHBand="1" w:evenHBand="0" w:firstRowFirstColumn="0" w:firstRowLastColumn="0" w:lastRowFirstColumn="0" w:lastRowLastColumn="0"/>
+              <w:rPr>
+                <w:rFonts w:ascii="LM Roman 10" w:eastAsia="Times New Roman" w:hAnsi="LM Roman 10" w:cs="Times New Roman"/>
+                <w:kern w:val="0"/>
+                <w:sz w:val="16"/>
+                <w:szCs w:val="16"/>
+                <w:lang w:eastAsia="en-US"/>
+                <w14:ligatures w14:val="none"/>
+              </w:rPr>
+            </w:pPr>
+            <w:r>
+              <w:rPr>
+                <w:rFonts w:ascii="LM Roman 10" w:eastAsia="Times New Roman" w:hAnsi="LM Roman 10" w:cs="Times New Roman"/>
+                <w:kern w:val="0"/>
+                <w:sz w:val="16"/>
+                <w:szCs w:val="16"/>
+                <w:lang w:eastAsia="en-US"/>
+                <w14:ligatures w14:val="none"/>
+              </w:rPr>
+              <w:lastRenderedPageBreak/>
+              <w:t>This is fundamentally different from what a unit root circle is designed to show. The circle is meant for eigenvalues of a VAR companion matrix, which are generally complex numbers and scatter across the full plane.</w:t>
+            </w:r>
+            <w:r>
+              <w:rPr>
+                <w:rFonts w:ascii="LM Roman 10" w:eastAsia="Times New Roman" w:hAnsi="LM Roman 10" w:cs="Times New Roman"/>
+                <w:kern w:val="0"/>
+                <w:sz w:val="16"/>
+                <w:szCs w:val="16"/>
+                <w:lang w:eastAsia="en-US"/>
+                <w14:ligatures w14:val="none"/>
+              </w:rPr>
+              <w:t xml:space="preserve"> </w:t>
+            </w:r>
+            <w:r>
+              <w:rPr>
+                <w:rFonts w:ascii="LM Roman 10" w:eastAsia="Times New Roman" w:hAnsi="LM Roman 10" w:cs="Times New Roman"/>
+                <w:kern w:val="0"/>
+                <w:sz w:val="16"/>
+                <w:szCs w:val="16"/>
+                <w:lang w:eastAsia="en-US"/>
+                <w14:ligatures w14:val="none"/>
+              </w:rPr>
+              <w:t>You have two options:</w:t>
+            </w:r>
+            <w:r>
+              <w:rPr>
+                <w:rFonts w:ascii="LM Roman 10" w:eastAsia="Times New Roman" w:hAnsi="LM Roman 10" w:cs="Times New Roman"/>
+                <w:kern w:val="0"/>
+                <w:sz w:val="16"/>
+                <w:szCs w:val="16"/>
+                <w:lang w:eastAsia="en-US"/>
+                <w14:ligatures w14:val="none"/>
+              </w:rPr>
+              <w:t xml:space="preserve"> </w:t>
+            </w:r>
+            <w:r>
+              <w:rPr>
+                <w:rFonts w:ascii="LM Roman 10" w:eastAsia="Times New Roman" w:hAnsi="LM Roman 10" w:cs="Times New Roman"/>
+                <w:kern w:val="0"/>
+                <w:sz w:val="16"/>
+                <w:szCs w:val="16"/>
+                <w:lang w:eastAsia="en-US"/>
+                <w14:ligatures w14:val="none"/>
+              </w:rPr>
+              <w:t>Option 1 — Fit a proper AR(1) model and extract its root</w:t>
+            </w:r>
+            <w:r>
+              <w:rPr>
+                <w:rFonts w:ascii="LM Roman 10" w:eastAsia="Times New Roman" w:hAnsi="LM Roman 10" w:cs="Times New Roman"/>
+                <w:kern w:val="0"/>
+                <w:sz w:val="16"/>
+                <w:szCs w:val="16"/>
+                <w:lang w:eastAsia="en-US"/>
+                <w14:ligatures w14:val="none"/>
+              </w:rPr>
+              <w:t xml:space="preserve">, </w:t>
+            </w:r>
+            <w:r>
+              <w:rPr>
+                <w:rFonts w:ascii="LM Roman 10" w:eastAsia="Times New Roman" w:hAnsi="LM Roman 10" w:cs="Times New Roman"/>
+                <w:kern w:val="0"/>
+                <w:sz w:val="16"/>
+                <w:szCs w:val="16"/>
+                <w:lang w:eastAsia="en-US"/>
+                <w14:ligatures w14:val="none"/>
+              </w:rPr>
+              <w:t>Option 2 — Fit a VAR and use companion matrix eigenvalues (the canonical approach)</w:t>
+            </w:r>
+          </w:p>
+        </w:tc>
+      </w:tr>
+      <w:tr>
+        <w:trPr>
+          <w:trHeight w:val="1497"/>
+        </w:trPr>
+        <w:tc>
+          <w:tcPr>
+            <w:cnfStyle w:val="001000000000" w:firstRow="0" w:lastRow="0" w:firstColumn="1" w:lastColumn="0" w:oddVBand="0" w:evenVBand="0" w:oddHBand="0" w:evenHBand="0" w:firstRowFirstColumn="0" w:firstRowLastColumn="0" w:lastRowFirstColumn="0" w:lastRowLastColumn="0"/>
+            <w:tcW w:w="1134" w:type="dxa"/>
+          </w:tcPr>
+          <w:p>
+            <w:pPr>
+              <w:widowControl w:val="0"/>
+              <w:autoSpaceDE w:val="0"/>
+              <w:autoSpaceDN w:val="0"/>
+              <w:spacing w:before="240"/>
+              <w:ind w:right="142"/>
+              <w:rPr>
+                <w:rFonts w:ascii="LM Roman 10" w:eastAsia="Times New Roman" w:hAnsi="LM Roman 10" w:cs="Times New Roman"/>
+                <w:kern w:val="0"/>
+                <w:sz w:val="16"/>
+                <w:szCs w:val="16"/>
+                <w:lang w:eastAsia="en-US"/>
+                <w14:ligatures w14:val="none"/>
+              </w:rPr>
+            </w:pPr>
+            <w:r>
+              <w:rPr>
+                <w:rFonts w:ascii="LM Roman 10" w:eastAsia="Times New Roman" w:hAnsi="LM Roman 10" w:cs="Times New Roman"/>
+                <w:kern w:val="0"/>
+                <w:sz w:val="16"/>
+                <w:szCs w:val="16"/>
+                <w:lang w:eastAsia="en-US"/>
+                <w14:ligatures w14:val="none"/>
+              </w:rPr>
+              <w:lastRenderedPageBreak/>
+              <w:t>Claude Sonnet 4.6 (Thinking)</w:t>
+            </w:r>
+          </w:p>
+          <w:p>
+            <w:pPr>
+              <w:widowControl w:val="0"/>
+              <w:autoSpaceDE w:val="0"/>
+              <w:autoSpaceDN w:val="0"/>
+              <w:spacing w:before="240"/>
+              <w:ind w:right="142"/>
+              <w:rPr>
+                <w:rFonts w:ascii="LM Roman 10" w:eastAsia="Times New Roman" w:hAnsi="LM Roman 10" w:cs="Times New Roman"/>
+                <w:kern w:val="0"/>
+                <w:sz w:val="16"/>
+                <w:szCs w:val="16"/>
+                <w:lang w:eastAsia="en-US"/>
+                <w14:ligatures w14:val="none"/>
+              </w:rPr>
+            </w:pPr>
+          </w:p>
+        </w:tc>
+        <w:tc>
+          <w:tcPr>
+            <w:tcW w:w="2580" w:type="dxa"/>
+          </w:tcPr>
+          <w:p>
+            <w:pPr>
+              <w:widowControl w:val="0"/>
+              <w:autoSpaceDE w:val="0"/>
+              <w:autoSpaceDN w:val="0"/>
+              <w:spacing w:before="240"/>
+              <w:ind w:right="142"/>
+              <w:jc w:val="both"/>
+              <w:cnfStyle w:val="000000000000" w:firstRow="0" w:lastRow="0" w:firstColumn="0" w:lastColumn="0" w:oddVBand="0" w:evenVBand="0" w:oddHBand="0" w:evenHBand="0" w:firstRowFirstColumn="0" w:firstRowLastColumn="0" w:lastRowFirstColumn="0" w:lastRowLastColumn="0"/>
+              <w:rPr>
+                <w:rFonts w:ascii="LM Roman 10" w:eastAsia="Times New Roman" w:hAnsi="LM Roman 10" w:cs="Times New Roman"/>
+                <w:kern w:val="0"/>
+                <w:sz w:val="16"/>
+                <w:szCs w:val="16"/>
+                <w:lang w:eastAsia="en-US"/>
+                <w14:ligatures w14:val="none"/>
+              </w:rPr>
+            </w:pPr>
+            <w:r>
+              <w:rPr>
+                <w:rFonts w:ascii="LM Roman 10" w:eastAsia="Times New Roman" w:hAnsi="LM Roman 10" w:cs="Times New Roman"/>
+                <w:kern w:val="0"/>
+                <w:sz w:val="16"/>
+                <w:szCs w:val="16"/>
+                <w:lang w:eastAsia="en-US"/>
+                <w14:ligatures w14:val="none"/>
+              </w:rPr>
+              <w:t xml:space="preserve">ax1.legend() </w:t>
+            </w:r>
+            <w:r>
+              <w:rPr>
+                <w:rFonts w:ascii="LM Roman 10" w:eastAsia="Times New Roman" w:hAnsi="LM Roman 10" w:cs="Times New Roman"/>
+                <w:kern w:val="0"/>
+                <w:sz w:val="16"/>
+                <w:szCs w:val="16"/>
+                <w:lang w:eastAsia="en-US"/>
+                <w14:ligatures w14:val="none"/>
+              </w:rPr>
+              <w:t>possible locations list</w:t>
+            </w:r>
+          </w:p>
+        </w:tc>
+        <w:tc>
+          <w:tcPr>
+            <w:tcW w:w="5358" w:type="dxa"/>
+          </w:tcPr>
+          <w:p>
+            <w:pPr>
+              <w:widowControl w:val="0"/>
+              <w:autoSpaceDE w:val="0"/>
+              <w:autoSpaceDN w:val="0"/>
+              <w:spacing w:before="240"/>
+              <w:ind w:right="142"/>
+              <w:jc w:val="both"/>
+              <w:cnfStyle w:val="000000000000" w:firstRow="0" w:lastRow="0" w:firstColumn="0" w:lastColumn="0" w:oddVBand="0" w:evenVBand="0" w:oddHBand="0" w:evenHBand="0" w:firstRowFirstColumn="0" w:firstRowLastColumn="0" w:lastRowFirstColumn="0" w:lastRowLastColumn="0"/>
+              <w:rPr>
+                <w:rFonts w:ascii="LM Roman 10" w:eastAsia="Times New Roman" w:hAnsi="LM Roman 10" w:cs="Times New Roman"/>
+                <w:kern w:val="0"/>
+                <w:sz w:val="16"/>
+                <w:szCs w:val="16"/>
+                <w:lang w:eastAsia="en-US"/>
+                <w14:ligatures w14:val="none"/>
+              </w:rPr>
+            </w:pPr>
+            <w:r>
+              <w:rPr>
+                <w:rFonts w:ascii="LM Roman 10" w:eastAsia="Times New Roman" w:hAnsi="LM Roman 10" w:cs="Times New Roman"/>
+                <w:kern w:val="0"/>
+                <w:sz w:val="16"/>
+                <w:szCs w:val="16"/>
+                <w:lang w:eastAsia="en-US"/>
+                <w14:ligatures w14:val="none"/>
+              </w:rPr>
+              <w:t>"best"</w:t>
+            </w:r>
+            <w:r>
+              <w:rPr>
+                <w:rFonts w:ascii="LM Roman 10" w:eastAsia="Times New Roman" w:hAnsi="LM Roman 10" w:cs="Times New Roman"/>
+                <w:kern w:val="0"/>
+                <w:sz w:val="16"/>
+                <w:szCs w:val="16"/>
+                <w:lang w:eastAsia="en-US"/>
+                <w14:ligatures w14:val="none"/>
+              </w:rPr>
+              <w:tab/>
+              <w:t>0</w:t>
+            </w:r>
+            <w:r>
+              <w:rPr>
+                <w:rFonts w:ascii="LM Roman 10" w:eastAsia="Times New Roman" w:hAnsi="LM Roman 10" w:cs="Times New Roman"/>
+                <w:kern w:val="0"/>
+                <w:sz w:val="16"/>
+                <w:szCs w:val="16"/>
+                <w:lang w:eastAsia="en-US"/>
+                <w14:ligatures w14:val="none"/>
+              </w:rPr>
+              <w:t xml:space="preserve"> </w:t>
+            </w:r>
+            <w:r>
+              <w:rPr>
+                <w:rFonts w:ascii="LM Roman 10" w:eastAsia="Times New Roman" w:hAnsi="LM Roman 10" w:cs="Times New Roman"/>
+                <w:kern w:val="0"/>
+                <w:sz w:val="16"/>
+                <w:szCs w:val="16"/>
+                <w:lang w:eastAsia="en-US"/>
+                <w14:ligatures w14:val="none"/>
+              </w:rPr>
+              <w:t>"upper right"</w:t>
+            </w:r>
+            <w:r>
+              <w:rPr>
+                <w:rFonts w:ascii="LM Roman 10" w:eastAsia="Times New Roman" w:hAnsi="LM Roman 10" w:cs="Times New Roman"/>
+                <w:kern w:val="0"/>
+                <w:sz w:val="16"/>
+                <w:szCs w:val="16"/>
+                <w:lang w:eastAsia="en-US"/>
+                <w14:ligatures w14:val="none"/>
+              </w:rPr>
+              <w:tab/>
+              <w:t>1</w:t>
+            </w:r>
+            <w:r>
+              <w:rPr>
+                <w:rFonts w:ascii="LM Roman 10" w:eastAsia="Times New Roman" w:hAnsi="LM Roman 10" w:cs="Times New Roman"/>
+                <w:kern w:val="0"/>
+                <w:sz w:val="16"/>
+                <w:szCs w:val="16"/>
+                <w:lang w:eastAsia="en-US"/>
+                <w14:ligatures w14:val="none"/>
+              </w:rPr>
+              <w:t xml:space="preserve"> </w:t>
+            </w:r>
+            <w:r>
+              <w:rPr>
+                <w:rFonts w:ascii="LM Roman 10" w:eastAsia="Times New Roman" w:hAnsi="LM Roman 10" w:cs="Times New Roman"/>
+                <w:kern w:val="0"/>
+                <w:sz w:val="16"/>
+                <w:szCs w:val="16"/>
+                <w:lang w:eastAsia="en-US"/>
+                <w14:ligatures w14:val="none"/>
+              </w:rPr>
+              <w:t>"upper left"</w:t>
+            </w:r>
+            <w:r>
+              <w:rPr>
+                <w:rFonts w:ascii="LM Roman 10" w:eastAsia="Times New Roman" w:hAnsi="LM Roman 10" w:cs="Times New Roman"/>
+                <w:kern w:val="0"/>
+                <w:sz w:val="16"/>
+                <w:szCs w:val="16"/>
+                <w:lang w:eastAsia="en-US"/>
+                <w14:ligatures w14:val="none"/>
+              </w:rPr>
+              <w:tab/>
+              <w:t>2</w:t>
+            </w:r>
+            <w:r>
+              <w:rPr>
+                <w:rFonts w:ascii="LM Roman 10" w:eastAsia="Times New Roman" w:hAnsi="LM Roman 10" w:cs="Times New Roman"/>
+                <w:kern w:val="0"/>
+                <w:sz w:val="16"/>
+                <w:szCs w:val="16"/>
+                <w:lang w:eastAsia="en-US"/>
+                <w14:ligatures w14:val="none"/>
+              </w:rPr>
+              <w:t xml:space="preserve"> “</w:t>
+            </w:r>
+            <w:r>
+              <w:rPr>
+                <w:rFonts w:ascii="LM Roman 10" w:eastAsia="Times New Roman" w:hAnsi="LM Roman 10" w:cs="Times New Roman"/>
+                <w:kern w:val="0"/>
+                <w:sz w:val="16"/>
+                <w:szCs w:val="16"/>
+                <w:lang w:eastAsia="en-US"/>
+                <w14:ligatures w14:val="none"/>
+              </w:rPr>
+              <w:t>lower left"</w:t>
+            </w:r>
+            <w:r>
+              <w:rPr>
+                <w:rFonts w:ascii="LM Roman 10" w:eastAsia="Times New Roman" w:hAnsi="LM Roman 10" w:cs="Times New Roman"/>
+                <w:kern w:val="0"/>
+                <w:sz w:val="16"/>
+                <w:szCs w:val="16"/>
+                <w:lang w:eastAsia="en-US"/>
+                <w14:ligatures w14:val="none"/>
+              </w:rPr>
+              <w:tab/>
+              <w:t>3</w:t>
+            </w:r>
+            <w:r>
+              <w:rPr>
+                <w:rFonts w:ascii="LM Roman 10" w:eastAsia="Times New Roman" w:hAnsi="LM Roman 10" w:cs="Times New Roman"/>
+                <w:kern w:val="0"/>
+                <w:sz w:val="16"/>
+                <w:szCs w:val="16"/>
+                <w:lang w:eastAsia="en-US"/>
+                <w14:ligatures w14:val="none"/>
+              </w:rPr>
+              <w:t xml:space="preserve"> </w:t>
+            </w:r>
+            <w:r>
+              <w:rPr>
+                <w:rFonts w:ascii="LM Roman 10" w:eastAsia="Times New Roman" w:hAnsi="LM Roman 10" w:cs="Times New Roman"/>
+                <w:kern w:val="0"/>
+                <w:sz w:val="16"/>
+                <w:szCs w:val="16"/>
+                <w:lang w:eastAsia="en-US"/>
+                <w14:ligatures w14:val="none"/>
+              </w:rPr>
+              <w:t>"lower right"</w:t>
+            </w:r>
+            <w:r>
+              <w:rPr>
+                <w:rFonts w:ascii="LM Roman 10" w:eastAsia="Times New Roman" w:hAnsi="LM Roman 10" w:cs="Times New Roman"/>
+                <w:kern w:val="0"/>
+                <w:sz w:val="16"/>
+                <w:szCs w:val="16"/>
+                <w:lang w:eastAsia="en-US"/>
+                <w14:ligatures w14:val="none"/>
+              </w:rPr>
+              <w:tab/>
+              <w:t>4</w:t>
+            </w:r>
+            <w:r>
+              <w:rPr>
+                <w:rFonts w:ascii="LM Roman 10" w:eastAsia="Times New Roman" w:hAnsi="LM Roman 10" w:cs="Times New Roman"/>
+                <w:kern w:val="0"/>
+                <w:sz w:val="16"/>
+                <w:szCs w:val="16"/>
+                <w:lang w:eastAsia="en-US"/>
+                <w14:ligatures w14:val="none"/>
+              </w:rPr>
+              <w:t xml:space="preserve"> </w:t>
+            </w:r>
+            <w:r>
+              <w:rPr>
+                <w:rFonts w:ascii="LM Roman 10" w:eastAsia="Times New Roman" w:hAnsi="LM Roman 10" w:cs="Times New Roman"/>
+                <w:kern w:val="0"/>
+                <w:sz w:val="16"/>
+                <w:szCs w:val="16"/>
+                <w:lang w:eastAsia="en-US"/>
+                <w14:ligatures w14:val="none"/>
+              </w:rPr>
+              <w:t>"right"</w:t>
+            </w:r>
+            <w:r>
+              <w:rPr>
+                <w:rFonts w:ascii="LM Roman 10" w:eastAsia="Times New Roman" w:hAnsi="LM Roman 10" w:cs="Times New Roman"/>
+                <w:kern w:val="0"/>
+                <w:sz w:val="16"/>
+                <w:szCs w:val="16"/>
+                <w:lang w:eastAsia="en-US"/>
+                <w14:ligatures w14:val="none"/>
+              </w:rPr>
+              <w:tab/>
+              <w:t>5</w:t>
+            </w:r>
+            <w:r>
+              <w:rPr>
+                <w:rFonts w:ascii="LM Roman 10" w:eastAsia="Times New Roman" w:hAnsi="LM Roman 10" w:cs="Times New Roman"/>
+                <w:kern w:val="0"/>
+                <w:sz w:val="16"/>
+                <w:szCs w:val="16"/>
+                <w:lang w:eastAsia="en-US"/>
+                <w14:ligatures w14:val="none"/>
+              </w:rPr>
+              <w:t xml:space="preserve"> </w:t>
+            </w:r>
+            <w:r>
+              <w:rPr>
+                <w:rFonts w:ascii="LM Roman 10" w:eastAsia="Times New Roman" w:hAnsi="LM Roman 10" w:cs="Times New Roman"/>
+                <w:kern w:val="0"/>
+                <w:sz w:val="16"/>
+                <w:szCs w:val="16"/>
+                <w:lang w:eastAsia="en-US"/>
+                <w14:ligatures w14:val="none"/>
+              </w:rPr>
+              <w:t>"</w:t>
+            </w:r>
+            <w:proofErr w:type="spellStart"/>
+            <w:r>
+              <w:rPr>
+                <w:rFonts w:ascii="LM Roman 10" w:eastAsia="Times New Roman" w:hAnsi="LM Roman 10" w:cs="Times New Roman"/>
+                <w:kern w:val="0"/>
+                <w:sz w:val="16"/>
+                <w:szCs w:val="16"/>
+                <w:lang w:eastAsia="en-US"/>
+                <w14:ligatures w14:val="none"/>
+              </w:rPr>
+              <w:t>center</w:t>
+            </w:r>
+            <w:proofErr w:type="spellEnd"/>
+            <w:r>
+              <w:rPr>
+                <w:rFonts w:ascii="LM Roman 10" w:eastAsia="Times New Roman" w:hAnsi="LM Roman 10" w:cs="Times New Roman"/>
+                <w:kern w:val="0"/>
+                <w:sz w:val="16"/>
+                <w:szCs w:val="16"/>
+                <w:lang w:eastAsia="en-US"/>
+                <w14:ligatures w14:val="none"/>
+              </w:rPr>
+              <w:t xml:space="preserve"> left"</w:t>
+            </w:r>
+            <w:r>
+              <w:rPr>
+                <w:rFonts w:ascii="LM Roman 10" w:eastAsia="Times New Roman" w:hAnsi="LM Roman 10" w:cs="Times New Roman"/>
+                <w:kern w:val="0"/>
+                <w:sz w:val="16"/>
+                <w:szCs w:val="16"/>
+                <w:lang w:eastAsia="en-US"/>
+                <w14:ligatures w14:val="none"/>
+              </w:rPr>
+              <w:tab/>
+              <w:t>6</w:t>
+            </w:r>
+            <w:r>
+              <w:rPr>
+                <w:rFonts w:ascii="LM Roman 10" w:eastAsia="Times New Roman" w:hAnsi="LM Roman 10" w:cs="Times New Roman"/>
+                <w:kern w:val="0"/>
+                <w:sz w:val="16"/>
+                <w:szCs w:val="16"/>
+                <w:lang w:eastAsia="en-US"/>
+                <w14:ligatures w14:val="none"/>
+              </w:rPr>
+              <w:t xml:space="preserve"> </w:t>
+            </w:r>
+            <w:r>
+              <w:rPr>
+                <w:rFonts w:ascii="LM Roman 10" w:eastAsia="Times New Roman" w:hAnsi="LM Roman 10" w:cs="Times New Roman"/>
+                <w:kern w:val="0"/>
+                <w:sz w:val="16"/>
+                <w:szCs w:val="16"/>
+                <w:lang w:eastAsia="en-US"/>
+                <w14:ligatures w14:val="none"/>
+              </w:rPr>
+              <w:t>"</w:t>
+            </w:r>
+            <w:proofErr w:type="spellStart"/>
+            <w:r>
+              <w:rPr>
+                <w:rFonts w:ascii="LM Roman 10" w:eastAsia="Times New Roman" w:hAnsi="LM Roman 10" w:cs="Times New Roman"/>
+                <w:kern w:val="0"/>
+                <w:sz w:val="16"/>
+                <w:szCs w:val="16"/>
+                <w:lang w:eastAsia="en-US"/>
+                <w14:ligatures w14:val="none"/>
+              </w:rPr>
+              <w:t>center</w:t>
+            </w:r>
+            <w:proofErr w:type="spellEnd"/>
+            <w:r>
+              <w:rPr>
+                <w:rFonts w:ascii="LM Roman 10" w:eastAsia="Times New Roman" w:hAnsi="LM Roman 10" w:cs="Times New Roman"/>
+                <w:kern w:val="0"/>
+                <w:sz w:val="16"/>
+                <w:szCs w:val="16"/>
+                <w:lang w:eastAsia="en-US"/>
+                <w14:ligatures w14:val="none"/>
+              </w:rPr>
+              <w:t xml:space="preserve"> right"</w:t>
+            </w:r>
+            <w:r>
+              <w:rPr>
+                <w:rFonts w:ascii="LM Roman 10" w:eastAsia="Times New Roman" w:hAnsi="LM Roman 10" w:cs="Times New Roman"/>
+                <w:kern w:val="0"/>
+                <w:sz w:val="16"/>
+                <w:szCs w:val="16"/>
+                <w:lang w:eastAsia="en-US"/>
+                <w14:ligatures w14:val="none"/>
+              </w:rPr>
+              <w:tab/>
+              <w:t>7</w:t>
+            </w:r>
+            <w:r>
+              <w:rPr>
+                <w:rFonts w:ascii="LM Roman 10" w:eastAsia="Times New Roman" w:hAnsi="LM Roman 10" w:cs="Times New Roman"/>
+                <w:kern w:val="0"/>
+                <w:sz w:val="16"/>
+                <w:szCs w:val="16"/>
+                <w:lang w:eastAsia="en-US"/>
+                <w14:ligatures w14:val="none"/>
+              </w:rPr>
+              <w:t xml:space="preserve"> </w:t>
+            </w:r>
+            <w:r>
+              <w:rPr>
+                <w:rFonts w:ascii="LM Roman 10" w:eastAsia="Times New Roman" w:hAnsi="LM Roman 10" w:cs="Times New Roman"/>
+                <w:kern w:val="0"/>
+                <w:sz w:val="16"/>
+                <w:szCs w:val="16"/>
+                <w:lang w:eastAsia="en-US"/>
+                <w14:ligatures w14:val="none"/>
+              </w:rPr>
+              <w:t xml:space="preserve">"lower </w:t>
+            </w:r>
+            <w:proofErr w:type="spellStart"/>
+            <w:r>
+              <w:rPr>
+                <w:rFonts w:ascii="LM Roman 10" w:eastAsia="Times New Roman" w:hAnsi="LM Roman 10" w:cs="Times New Roman"/>
+                <w:kern w:val="0"/>
+                <w:sz w:val="16"/>
+                <w:szCs w:val="16"/>
+                <w:lang w:eastAsia="en-US"/>
+                <w14:ligatures w14:val="none"/>
+              </w:rPr>
+              <w:t>center</w:t>
+            </w:r>
+            <w:proofErr w:type="spellEnd"/>
+            <w:r>
+              <w:rPr>
+                <w:rFonts w:ascii="LM Roman 10" w:eastAsia="Times New Roman" w:hAnsi="LM Roman 10" w:cs="Times New Roman"/>
+                <w:kern w:val="0"/>
+                <w:sz w:val="16"/>
+                <w:szCs w:val="16"/>
+                <w:lang w:eastAsia="en-US"/>
+                <w14:ligatures w14:val="none"/>
+              </w:rPr>
+              <w:t>"</w:t>
+            </w:r>
+            <w:r>
+              <w:rPr>
+                <w:rFonts w:ascii="LM Roman 10" w:eastAsia="Times New Roman" w:hAnsi="LM Roman 10" w:cs="Times New Roman"/>
+                <w:kern w:val="0"/>
+                <w:sz w:val="16"/>
+                <w:szCs w:val="16"/>
+                <w:lang w:eastAsia="en-US"/>
+                <w14:ligatures w14:val="none"/>
+              </w:rPr>
+              <w:tab/>
+              <w:t>8</w:t>
+            </w:r>
+            <w:r>
+              <w:rPr>
+                <w:rFonts w:ascii="LM Roman 10" w:eastAsia="Times New Roman" w:hAnsi="LM Roman 10" w:cs="Times New Roman"/>
+                <w:kern w:val="0"/>
+                <w:sz w:val="16"/>
+                <w:szCs w:val="16"/>
+                <w:lang w:eastAsia="en-US"/>
+                <w14:ligatures w14:val="none"/>
+              </w:rPr>
+              <w:t xml:space="preserve"> </w:t>
+            </w:r>
+            <w:r>
+              <w:rPr>
+                <w:rFonts w:ascii="LM Roman 10" w:eastAsia="Times New Roman" w:hAnsi="LM Roman 10" w:cs="Times New Roman"/>
+                <w:kern w:val="0"/>
+                <w:sz w:val="16"/>
+                <w:szCs w:val="16"/>
+                <w:lang w:eastAsia="en-US"/>
+                <w14:ligatures w14:val="none"/>
+              </w:rPr>
+              <w:t xml:space="preserve">"upper </w:t>
+            </w:r>
+            <w:proofErr w:type="spellStart"/>
+            <w:r>
+              <w:rPr>
+                <w:rFonts w:ascii="LM Roman 10" w:eastAsia="Times New Roman" w:hAnsi="LM Roman 10" w:cs="Times New Roman"/>
+                <w:kern w:val="0"/>
+                <w:sz w:val="16"/>
+                <w:szCs w:val="16"/>
+                <w:lang w:eastAsia="en-US"/>
+                <w14:ligatures w14:val="none"/>
+              </w:rPr>
+              <w:t>center</w:t>
+            </w:r>
+            <w:proofErr w:type="spellEnd"/>
+            <w:r>
+              <w:rPr>
+                <w:rFonts w:ascii="LM Roman 10" w:eastAsia="Times New Roman" w:hAnsi="LM Roman 10" w:cs="Times New Roman"/>
+                <w:kern w:val="0"/>
+                <w:sz w:val="16"/>
+                <w:szCs w:val="16"/>
+                <w:lang w:eastAsia="en-US"/>
+                <w14:ligatures w14:val="none"/>
+              </w:rPr>
+              <w:t>"</w:t>
+            </w:r>
+            <w:r>
+              <w:rPr>
+                <w:rFonts w:ascii="LM Roman 10" w:eastAsia="Times New Roman" w:hAnsi="LM Roman 10" w:cs="Times New Roman"/>
+                <w:kern w:val="0"/>
+                <w:sz w:val="16"/>
+                <w:szCs w:val="16"/>
+                <w:lang w:eastAsia="en-US"/>
+                <w14:ligatures w14:val="none"/>
+              </w:rPr>
+              <w:tab/>
+              <w:t>9</w:t>
+            </w:r>
+            <w:r>
+              <w:rPr>
+                <w:rFonts w:ascii="LM Roman 10" w:eastAsia="Times New Roman" w:hAnsi="LM Roman 10" w:cs="Times New Roman"/>
+                <w:kern w:val="0"/>
+                <w:sz w:val="16"/>
+                <w:szCs w:val="16"/>
+                <w:lang w:eastAsia="en-US"/>
+                <w14:ligatures w14:val="none"/>
+              </w:rPr>
+              <w:t xml:space="preserve"> </w:t>
+            </w:r>
+            <w:r>
+              <w:rPr>
+                <w:rFonts w:ascii="LM Roman 10" w:eastAsia="Times New Roman" w:hAnsi="LM Roman 10" w:cs="Times New Roman"/>
+                <w:kern w:val="0"/>
+                <w:sz w:val="16"/>
+                <w:szCs w:val="16"/>
+                <w:lang w:eastAsia="en-US"/>
+                <w14:ligatures w14:val="none"/>
+              </w:rPr>
+              <w:t>"</w:t>
+            </w:r>
+            <w:proofErr w:type="spellStart"/>
+            <w:r>
+              <w:rPr>
+                <w:rFonts w:ascii="LM Roman 10" w:eastAsia="Times New Roman" w:hAnsi="LM Roman 10" w:cs="Times New Roman"/>
+                <w:kern w:val="0"/>
+                <w:sz w:val="16"/>
+                <w:szCs w:val="16"/>
+                <w:lang w:eastAsia="en-US"/>
+                <w14:ligatures w14:val="none"/>
+              </w:rPr>
+              <w:t>center</w:t>
+            </w:r>
+            <w:proofErr w:type="spellEnd"/>
+            <w:r>
+              <w:rPr>
+                <w:rFonts w:ascii="LM Roman 10" w:eastAsia="Times New Roman" w:hAnsi="LM Roman 10" w:cs="Times New Roman"/>
+                <w:kern w:val="0"/>
+                <w:sz w:val="16"/>
+                <w:szCs w:val="16"/>
+                <w:lang w:eastAsia="en-US"/>
+                <w14:ligatures w14:val="none"/>
+              </w:rPr>
+              <w:t>"</w:t>
+            </w:r>
+            <w:r>
+              <w:rPr>
+                <w:rFonts w:ascii="LM Roman 10" w:eastAsia="Times New Roman" w:hAnsi="LM Roman 10" w:cs="Times New Roman"/>
+                <w:kern w:val="0"/>
+                <w:sz w:val="16"/>
+                <w:szCs w:val="16"/>
+                <w:lang w:eastAsia="en-US"/>
+                <w14:ligatures w14:val="none"/>
+              </w:rPr>
+              <w:t xml:space="preserve">, </w:t>
+            </w:r>
+            <w:r>
+              <w:rPr>
+                <w:rFonts w:ascii="LM Roman 10" w:eastAsia="Times New Roman" w:hAnsi="LM Roman 10" w:cs="Times New Roman"/>
+                <w:kern w:val="0"/>
+                <w:sz w:val="16"/>
+                <w:szCs w:val="16"/>
+                <w:lang w:eastAsia="en-US"/>
+                <w14:ligatures w14:val="none"/>
+              </w:rPr>
+              <w:t xml:space="preserve">You can also place it outside the axes entirely using </w:t>
+            </w:r>
+            <w:proofErr w:type="spellStart"/>
+            <w:r>
+              <w:rPr>
+                <w:rFonts w:ascii="LM Roman 10" w:eastAsia="Times New Roman" w:hAnsi="LM Roman 10" w:cs="Times New Roman"/>
+                <w:kern w:val="0"/>
+                <w:sz w:val="16"/>
+                <w:szCs w:val="16"/>
+                <w:lang w:eastAsia="en-US"/>
+                <w14:ligatures w14:val="none"/>
+              </w:rPr>
+              <w:t>bbox_to_anchor</w:t>
+            </w:r>
+            <w:proofErr w:type="spellEnd"/>
+            <w:r>
+              <w:rPr>
+                <w:rFonts w:ascii="LM Roman 10" w:eastAsia="Times New Roman" w:hAnsi="LM Roman 10" w:cs="Times New Roman"/>
+                <w:kern w:val="0"/>
+                <w:sz w:val="16"/>
+                <w:szCs w:val="16"/>
+                <w:lang w:eastAsia="en-US"/>
+                <w14:ligatures w14:val="none"/>
+              </w:rPr>
+              <w:t>:</w:t>
+            </w:r>
+            <w:r>
+              <w:rPr>
+                <w:rFonts w:ascii="LM Roman 10" w:eastAsia="Times New Roman" w:hAnsi="LM Roman 10" w:cs="Times New Roman"/>
+                <w:kern w:val="0"/>
+                <w:sz w:val="16"/>
+                <w:szCs w:val="16"/>
+                <w:lang w:eastAsia="en-US"/>
+                <w14:ligatures w14:val="none"/>
+              </w:rPr>
+              <w:t xml:space="preserve"> </w:t>
+            </w:r>
+            <w:r>
+              <w:rPr>
+                <w:rFonts w:ascii="LM Roman 10" w:eastAsia="Times New Roman" w:hAnsi="LM Roman 10" w:cs="Times New Roman"/>
+                <w:kern w:val="0"/>
+                <w:sz w:val="16"/>
+                <w:szCs w:val="16"/>
+                <w:lang w:eastAsia="en-US"/>
+                <w14:ligatures w14:val="none"/>
+              </w:rPr>
+              <w:t>python</w:t>
+            </w:r>
+          </w:p>
+          <w:p>
+            <w:pPr>
+              <w:widowControl w:val="0"/>
+              <w:autoSpaceDE w:val="0"/>
+              <w:autoSpaceDN w:val="0"/>
+              <w:spacing w:before="240"/>
+              <w:ind w:right="142"/>
+              <w:jc w:val="both"/>
+              <w:cnfStyle w:val="000000000000" w:firstRow="0" w:lastRow="0" w:firstColumn="0" w:lastColumn="0" w:oddVBand="0" w:evenVBand="0" w:oddHBand="0" w:evenHBand="0" w:firstRowFirstColumn="0" w:firstRowLastColumn="0" w:lastRowFirstColumn="0" w:lastRowLastColumn="0"/>
+              <w:rPr>
+                <w:rFonts w:ascii="LM Roman 10" w:eastAsia="Times New Roman" w:hAnsi="LM Roman 10" w:cs="Times New Roman"/>
+                <w:kern w:val="0"/>
+                <w:sz w:val="16"/>
+                <w:szCs w:val="16"/>
+                <w:lang w:eastAsia="en-US"/>
+                <w14:ligatures w14:val="none"/>
+              </w:rPr>
+            </w:pPr>
+            <w:r>
+              <w:rPr>
+                <w:rFonts w:ascii="LM Roman 10" w:eastAsia="Times New Roman" w:hAnsi="LM Roman 10" w:cs="Times New Roman"/>
+                <w:kern w:val="0"/>
+                <w:sz w:val="16"/>
+                <w:szCs w:val="16"/>
+                <w:lang w:eastAsia="en-US"/>
+                <w14:ligatures w14:val="none"/>
+              </w:rPr>
+              <w:t># Outside, top-</w:t>
+            </w:r>
+            <w:proofErr w:type="spellStart"/>
+            <w:r>
+              <w:rPr>
+                <w:rFonts w:ascii="LM Roman 10" w:eastAsia="Times New Roman" w:hAnsi="LM Roman 10" w:cs="Times New Roman"/>
+                <w:kern w:val="0"/>
+                <w:sz w:val="16"/>
+                <w:szCs w:val="16"/>
+                <w:lang w:eastAsia="en-US"/>
+                <w14:ligatures w14:val="none"/>
+              </w:rPr>
+              <w:t>righ</w:t>
+            </w:r>
+            <w:proofErr w:type="spellEnd"/>
+            <w:r>
+              <w:rPr>
+                <w:rFonts w:ascii="LM Roman 10" w:eastAsia="Times New Roman" w:hAnsi="LM Roman 10" w:cs="Times New Roman"/>
+                <w:kern w:val="0"/>
+                <w:sz w:val="16"/>
+                <w:szCs w:val="16"/>
+                <w:lang w:eastAsia="en-US"/>
+                <w14:ligatures w14:val="none"/>
+              </w:rPr>
+              <w:t xml:space="preserve">, </w:t>
+            </w:r>
+            <w:r>
+              <w:rPr>
+                <w:rFonts w:ascii="LM Roman 10" w:eastAsia="Times New Roman" w:hAnsi="LM Roman 10" w:cs="Times New Roman"/>
+                <w:kern w:val="0"/>
+                <w:sz w:val="16"/>
+                <w:szCs w:val="16"/>
+                <w:lang w:eastAsia="en-US"/>
+                <w14:ligatures w14:val="none"/>
+              </w:rPr>
+              <w:t xml:space="preserve">ax1.legend(loc="upper left", </w:t>
+            </w:r>
+            <w:proofErr w:type="spellStart"/>
+            <w:r>
+              <w:rPr>
+                <w:rFonts w:ascii="LM Roman 10" w:eastAsia="Times New Roman" w:hAnsi="LM Roman 10" w:cs="Times New Roman"/>
+                <w:kern w:val="0"/>
+                <w:sz w:val="16"/>
+                <w:szCs w:val="16"/>
+                <w:lang w:eastAsia="en-US"/>
+                <w14:ligatures w14:val="none"/>
+              </w:rPr>
+              <w:t>bbox_to_anchor</w:t>
+            </w:r>
+            <w:proofErr w:type="spellEnd"/>
+            <w:r>
+              <w:rPr>
+                <w:rFonts w:ascii="LM Roman 10" w:eastAsia="Times New Roman" w:hAnsi="LM Roman 10" w:cs="Times New Roman"/>
+                <w:kern w:val="0"/>
+                <w:sz w:val="16"/>
+                <w:szCs w:val="16"/>
+                <w:lang w:eastAsia="en-US"/>
+                <w14:ligatures w14:val="none"/>
+              </w:rPr>
+              <w:t xml:space="preserve">=(1.01, 1), </w:t>
+            </w:r>
+            <w:proofErr w:type="spellStart"/>
+            <w:r>
+              <w:rPr>
+                <w:rFonts w:ascii="LM Roman 10" w:eastAsia="Times New Roman" w:hAnsi="LM Roman 10" w:cs="Times New Roman"/>
+                <w:kern w:val="0"/>
+                <w:sz w:val="16"/>
+                <w:szCs w:val="16"/>
+                <w:lang w:eastAsia="en-US"/>
+                <w14:ligatures w14:val="none"/>
+              </w:rPr>
+              <w:t>borderaxespad</w:t>
+            </w:r>
+            <w:proofErr w:type="spellEnd"/>
+            <w:r>
+              <w:rPr>
+                <w:rFonts w:ascii="LM Roman 10" w:eastAsia="Times New Roman" w:hAnsi="LM Roman 10" w:cs="Times New Roman"/>
+                <w:kern w:val="0"/>
+                <w:sz w:val="16"/>
+                <w:szCs w:val="16"/>
+                <w:lang w:eastAsia="en-US"/>
+                <w14:ligatures w14:val="none"/>
+              </w:rPr>
+              <w:t>=0)</w:t>
+            </w:r>
+            <w:r>
+              <w:rPr>
+                <w:rFonts w:ascii="LM Roman 10" w:eastAsia="Times New Roman" w:hAnsi="LM Roman 10" w:cs="Times New Roman"/>
+                <w:kern w:val="0"/>
+                <w:sz w:val="16"/>
+                <w:szCs w:val="16"/>
+                <w:lang w:eastAsia="en-US"/>
+                <w14:ligatures w14:val="none"/>
+              </w:rPr>
+              <w:t xml:space="preserve"> </w:t>
+            </w:r>
+            <w:r>
+              <w:rPr>
+                <w:rFonts w:ascii="LM Roman 10" w:eastAsia="Times New Roman" w:hAnsi="LM Roman 10" w:cs="Times New Roman"/>
+                <w:kern w:val="0"/>
+                <w:sz w:val="16"/>
+                <w:szCs w:val="16"/>
+                <w:lang w:eastAsia="en-US"/>
+                <w14:ligatures w14:val="none"/>
+              </w:rPr>
+              <w:t># Outside, below the plot</w:t>
+            </w:r>
+            <w:r>
+              <w:rPr>
+                <w:rFonts w:ascii="LM Roman 10" w:eastAsia="Times New Roman" w:hAnsi="LM Roman 10" w:cs="Times New Roman"/>
+                <w:kern w:val="0"/>
+                <w:sz w:val="16"/>
+                <w:szCs w:val="16"/>
+                <w:lang w:eastAsia="en-US"/>
+                <w14:ligatures w14:val="none"/>
+              </w:rPr>
+              <w:t xml:space="preserve">, </w:t>
+            </w:r>
+            <w:r>
+              <w:rPr>
+                <w:rFonts w:ascii="LM Roman 10" w:eastAsia="Times New Roman" w:hAnsi="LM Roman 10" w:cs="Times New Roman"/>
+                <w:kern w:val="0"/>
+                <w:sz w:val="16"/>
+                <w:szCs w:val="16"/>
+                <w:lang w:eastAsia="en-US"/>
+                <w14:ligatures w14:val="none"/>
+              </w:rPr>
+              <w:t xml:space="preserve">ax1.legend(loc="upper </w:t>
+            </w:r>
+            <w:proofErr w:type="spellStart"/>
+            <w:r>
+              <w:rPr>
+                <w:rFonts w:ascii="LM Roman 10" w:eastAsia="Times New Roman" w:hAnsi="LM Roman 10" w:cs="Times New Roman"/>
+                <w:kern w:val="0"/>
+                <w:sz w:val="16"/>
+                <w:szCs w:val="16"/>
+                <w:lang w:eastAsia="en-US"/>
+                <w14:ligatures w14:val="none"/>
+              </w:rPr>
+              <w:t>center</w:t>
+            </w:r>
+            <w:proofErr w:type="spellEnd"/>
+            <w:r>
+              <w:rPr>
+                <w:rFonts w:ascii="LM Roman 10" w:eastAsia="Times New Roman" w:hAnsi="LM Roman 10" w:cs="Times New Roman"/>
+                <w:kern w:val="0"/>
+                <w:sz w:val="16"/>
+                <w:szCs w:val="16"/>
+                <w:lang w:eastAsia="en-US"/>
+                <w14:ligatures w14:val="none"/>
+              </w:rPr>
+              <w:t xml:space="preserve">", </w:t>
+            </w:r>
+            <w:proofErr w:type="spellStart"/>
+            <w:r>
+              <w:rPr>
+                <w:rFonts w:ascii="LM Roman 10" w:eastAsia="Times New Roman" w:hAnsi="LM Roman 10" w:cs="Times New Roman"/>
+                <w:kern w:val="0"/>
+                <w:sz w:val="16"/>
+                <w:szCs w:val="16"/>
+                <w:lang w:eastAsia="en-US"/>
+                <w14:ligatures w14:val="none"/>
+              </w:rPr>
+              <w:t>bbox_to_anchor</w:t>
+            </w:r>
+            <w:proofErr w:type="spellEnd"/>
+            <w:r>
+              <w:rPr>
+                <w:rFonts w:ascii="LM Roman 10" w:eastAsia="Times New Roman" w:hAnsi="LM Roman 10" w:cs="Times New Roman"/>
+                <w:kern w:val="0"/>
+                <w:sz w:val="16"/>
+                <w:szCs w:val="16"/>
+                <w:lang w:eastAsia="en-US"/>
+                <w14:ligatures w14:val="none"/>
+              </w:rPr>
+              <w:t xml:space="preserve">=(0.5, -0.12), </w:t>
+            </w:r>
+            <w:proofErr w:type="spellStart"/>
+            <w:r>
+              <w:rPr>
+                <w:rFonts w:ascii="LM Roman 10" w:eastAsia="Times New Roman" w:hAnsi="LM Roman 10" w:cs="Times New Roman"/>
+                <w:kern w:val="0"/>
+                <w:sz w:val="16"/>
+                <w:szCs w:val="16"/>
+                <w:lang w:eastAsia="en-US"/>
+                <w14:ligatures w14:val="none"/>
+              </w:rPr>
+              <w:t>ncol</w:t>
+            </w:r>
+            <w:proofErr w:type="spellEnd"/>
+            <w:r>
+              <w:rPr>
+                <w:rFonts w:ascii="LM Roman 10" w:eastAsia="Times New Roman" w:hAnsi="LM Roman 10" w:cs="Times New Roman"/>
+                <w:kern w:val="0"/>
+                <w:sz w:val="16"/>
+                <w:szCs w:val="16"/>
+                <w:lang w:eastAsia="en-US"/>
+                <w14:ligatures w14:val="none"/>
+              </w:rPr>
+              <w:t>=2</w:t>
+            </w:r>
+            <w:r>
+              <w:rPr>
+                <w:rFonts w:ascii="LM Roman 10" w:eastAsia="Times New Roman" w:hAnsi="LM Roman 10" w:cs="Times New Roman"/>
+                <w:kern w:val="0"/>
+                <w:sz w:val="16"/>
+                <w:szCs w:val="16"/>
+                <w:lang w:eastAsia="en-US"/>
+                <w14:ligatures w14:val="none"/>
+              </w:rPr>
+              <w:t xml:space="preserve">, </w:t>
+            </w:r>
+            <w:r>
+              <w:rPr>
+                <w:rFonts w:ascii="LM Roman 10" w:eastAsia="Times New Roman" w:hAnsi="LM Roman 10" w:cs="Times New Roman"/>
+                <w:kern w:val="0"/>
+                <w:sz w:val="16"/>
+                <w:szCs w:val="16"/>
+                <w:lang w:eastAsia="en-US"/>
+                <w14:ligatures w14:val="none"/>
+              </w:rPr>
+              <w:t xml:space="preserve">The </w:t>
+            </w:r>
+            <w:proofErr w:type="spellStart"/>
+            <w:r>
+              <w:rPr>
+                <w:rFonts w:ascii="LM Roman 10" w:eastAsia="Times New Roman" w:hAnsi="LM Roman 10" w:cs="Times New Roman"/>
+                <w:kern w:val="0"/>
+                <w:sz w:val="16"/>
+                <w:szCs w:val="16"/>
+                <w:lang w:eastAsia="en-US"/>
+                <w14:ligatures w14:val="none"/>
+              </w:rPr>
+              <w:t>bbox_to_anchor</w:t>
+            </w:r>
+            <w:proofErr w:type="spellEnd"/>
+            <w:r>
+              <w:rPr>
+                <w:rFonts w:ascii="LM Roman 10" w:eastAsia="Times New Roman" w:hAnsi="LM Roman 10" w:cs="Times New Roman"/>
+                <w:kern w:val="0"/>
+                <w:sz w:val="16"/>
+                <w:szCs w:val="16"/>
+                <w:lang w:eastAsia="en-US"/>
+                <w14:ligatures w14:val="none"/>
+              </w:rPr>
+              <w:t xml:space="preserve">=(x, y) coordinates are in axes fraction — (1, 1) is the top-right corner of the axes box. When pushing the legend outside, add </w:t>
+            </w:r>
+            <w:proofErr w:type="spellStart"/>
+            <w:r>
+              <w:rPr>
+                <w:rFonts w:ascii="LM Roman 10" w:eastAsia="Times New Roman" w:hAnsi="LM Roman 10" w:cs="Times New Roman"/>
+                <w:kern w:val="0"/>
+                <w:sz w:val="16"/>
+                <w:szCs w:val="16"/>
+                <w:lang w:eastAsia="en-US"/>
+                <w14:ligatures w14:val="none"/>
+              </w:rPr>
+              <w:t>bbox_inches</w:t>
+            </w:r>
+            <w:proofErr w:type="spellEnd"/>
+            <w:r>
+              <w:rPr>
+                <w:rFonts w:ascii="LM Roman 10" w:eastAsia="Times New Roman" w:hAnsi="LM Roman 10" w:cs="Times New Roman"/>
+                <w:kern w:val="0"/>
+                <w:sz w:val="16"/>
+                <w:szCs w:val="16"/>
+                <w:lang w:eastAsia="en-US"/>
+                <w14:ligatures w14:val="none"/>
+              </w:rPr>
+              <w:t xml:space="preserve">="tight" to your </w:t>
+            </w:r>
+            <w:proofErr w:type="spellStart"/>
+            <w:r>
+              <w:rPr>
+                <w:rFonts w:ascii="LM Roman 10" w:eastAsia="Times New Roman" w:hAnsi="LM Roman 10" w:cs="Times New Roman"/>
+                <w:kern w:val="0"/>
+                <w:sz w:val="16"/>
+                <w:szCs w:val="16"/>
+                <w:lang w:eastAsia="en-US"/>
+                <w14:ligatures w14:val="none"/>
+              </w:rPr>
+              <w:t>savefig</w:t>
+            </w:r>
+            <w:proofErr w:type="spellEnd"/>
+            <w:r>
+              <w:rPr>
+                <w:rFonts w:ascii="LM Roman 10" w:eastAsia="Times New Roman" w:hAnsi="LM Roman 10" w:cs="Times New Roman"/>
+                <w:kern w:val="0"/>
+                <w:sz w:val="16"/>
+                <w:szCs w:val="16"/>
+                <w:lang w:eastAsia="en-US"/>
+                <w14:ligatures w14:val="none"/>
+              </w:rPr>
+              <w:t>() call or it will get clipped.</w:t>
+            </w:r>
+          </w:p>
+        </w:tc>
+      </w:tr>
+      <w:tr>
+        <w:trPr>
+          <w:cnfStyle w:val="000000100000" w:firstRow="0" w:lastRow="0" w:firstColumn="0" w:lastColumn="0" w:oddVBand="0" w:evenVBand="0" w:oddHBand="1" w:evenHBand="0" w:firstRowFirstColumn="0" w:firstRowLastColumn="0" w:lastRowFirstColumn="0" w:lastRowLastColumn="0"/>
+          <w:trHeight w:val="1497"/>
+        </w:trPr>
+        <w:tc>
+          <w:tcPr>
+            <w:cnfStyle w:val="001000000000" w:firstRow="0" w:lastRow="0" w:firstColumn="1" w:lastColumn="0" w:oddVBand="0" w:evenVBand="0" w:oddHBand="0" w:evenHBand="0" w:firstRowFirstColumn="0" w:firstRowLastColumn="0" w:lastRowFirstColumn="0" w:lastRowLastColumn="0"/>
+            <w:tcW w:w="1134" w:type="dxa"/>
+          </w:tcPr>
+          <w:p>
+            <w:pPr>
+              <w:widowControl w:val="0"/>
+              <w:autoSpaceDE w:val="0"/>
+              <w:autoSpaceDN w:val="0"/>
+              <w:spacing w:before="240"/>
+              <w:ind w:right="142"/>
+              <w:rPr>
+                <w:rFonts w:ascii="LM Roman 10" w:eastAsia="Times New Roman" w:hAnsi="LM Roman 10" w:cs="Times New Roman"/>
+                <w:kern w:val="0"/>
+                <w:sz w:val="16"/>
+                <w:szCs w:val="16"/>
+                <w:lang w:eastAsia="en-US"/>
+                <w14:ligatures w14:val="none"/>
+              </w:rPr>
+            </w:pPr>
+            <w:r>
+              <w:rPr>
+                <w:rFonts w:ascii="LM Roman 10" w:eastAsia="Times New Roman" w:hAnsi="LM Roman 10" w:cs="Times New Roman"/>
+                <w:kern w:val="0"/>
+                <w:sz w:val="16"/>
+                <w:szCs w:val="16"/>
+                <w:lang w:eastAsia="en-US"/>
+                <w14:ligatures w14:val="none"/>
+              </w:rPr>
+              <w:t>Claude Sonnet 4.6 (Thinking)</w:t>
+            </w:r>
+          </w:p>
+          <w:p>
+            <w:pPr>
+              <w:widowControl w:val="0"/>
+              <w:autoSpaceDE w:val="0"/>
+              <w:autoSpaceDN w:val="0"/>
+              <w:spacing w:before="240"/>
+              <w:ind w:right="142"/>
+              <w:rPr>
+                <w:rFonts w:ascii="LM Roman 10" w:eastAsia="Times New Roman" w:hAnsi="LM Roman 10" w:cs="Times New Roman"/>
+                <w:kern w:val="0"/>
+                <w:sz w:val="16"/>
+                <w:szCs w:val="16"/>
+                <w:lang w:eastAsia="en-US"/>
+                <w14:ligatures w14:val="none"/>
+              </w:rPr>
+            </w:pPr>
+          </w:p>
+        </w:tc>
+        <w:tc>
+          <w:tcPr>
+            <w:tcW w:w="2580" w:type="dxa"/>
+          </w:tcPr>
+          <w:p>
+            <w:pPr>
+              <w:widowControl w:val="0"/>
+              <w:autoSpaceDE w:val="0"/>
+              <w:autoSpaceDN w:val="0"/>
+              <w:spacing w:before="240"/>
+              <w:ind w:right="142"/>
+              <w:jc w:val="both"/>
+              <w:cnfStyle w:val="000000100000" w:firstRow="0" w:lastRow="0" w:firstColumn="0" w:lastColumn="0" w:oddVBand="0" w:evenVBand="0" w:oddHBand="1" w:evenHBand="0" w:firstRowFirstColumn="0" w:firstRowLastColumn="0" w:lastRowFirstColumn="0" w:lastRowLastColumn="0"/>
+              <w:rPr>
+                <w:rFonts w:ascii="LM Roman 10" w:eastAsia="Times New Roman" w:hAnsi="LM Roman 10" w:cs="Times New Roman"/>
+                <w:kern w:val="0"/>
+                <w:sz w:val="16"/>
+                <w:szCs w:val="16"/>
+                <w:lang w:eastAsia="en-US"/>
+                <w14:ligatures w14:val="none"/>
+              </w:rPr>
+            </w:pPr>
+            <w:r>
+              <w:rPr>
+                <w:rFonts w:ascii="LM Roman 10" w:eastAsia="Times New Roman" w:hAnsi="LM Roman 10" w:cs="Times New Roman"/>
+                <w:kern w:val="0"/>
+                <w:sz w:val="16"/>
+                <w:szCs w:val="16"/>
+                <w:lang w:eastAsia="en-US"/>
+                <w14:ligatures w14:val="none"/>
+              </w:rPr>
+              <w:t xml:space="preserve">I’m plotting a circle on </w:t>
+            </w:r>
+            <w:proofErr w:type="spellStart"/>
+            <w:r>
+              <w:rPr>
+                <w:rFonts w:ascii="LM Roman 10" w:eastAsia="Times New Roman" w:hAnsi="LM Roman 10" w:cs="Times New Roman"/>
+                <w:kern w:val="0"/>
+                <w:sz w:val="16"/>
+                <w:szCs w:val="16"/>
+                <w:lang w:eastAsia="en-US"/>
+                <w14:ligatures w14:val="none"/>
+              </w:rPr>
+              <w:t>pl</w:t>
+            </w:r>
+            <w:r>
+              <w:rPr>
+                <w:rFonts w:ascii="LM Roman 10" w:eastAsia="Times New Roman" w:hAnsi="LM Roman 10" w:cs="Times New Roman"/>
+                <w:kern w:val="0"/>
+                <w:sz w:val="16"/>
+                <w:szCs w:val="16"/>
+                <w:lang w:eastAsia="en-US"/>
+                <w14:ligatures w14:val="none"/>
+              </w:rPr>
+              <w:t>t</w:t>
+            </w:r>
+            <w:proofErr w:type="spellEnd"/>
+            <w:r>
+              <w:rPr>
+                <w:rFonts w:ascii="LM Roman 10" w:eastAsia="Times New Roman" w:hAnsi="LM Roman 10" w:cs="Times New Roman"/>
+                <w:kern w:val="0"/>
+                <w:sz w:val="16"/>
+                <w:szCs w:val="16"/>
+                <w:lang w:eastAsia="en-US"/>
+                <w14:ligatures w14:val="none"/>
+              </w:rPr>
+              <w:t xml:space="preserve"> to plot the unit root testing following </w:t>
+            </w:r>
+            <w:proofErr w:type="gramStart"/>
+            <w:r>
+              <w:rPr>
+                <w:rFonts w:ascii="LM Roman 10" w:eastAsia="Times New Roman" w:hAnsi="LM Roman 10" w:cs="Times New Roman"/>
+                <w:kern w:val="0"/>
+                <w:sz w:val="16"/>
+                <w:szCs w:val="16"/>
+                <w:lang w:eastAsia="en-US"/>
+                <w14:ligatures w14:val="none"/>
+              </w:rPr>
+              <w:t>a</w:t>
+            </w:r>
+            <w:proofErr w:type="gramEnd"/>
+            <w:r>
+              <w:rPr>
+                <w:rFonts w:ascii="LM Roman 10" w:eastAsia="Times New Roman" w:hAnsi="LM Roman 10" w:cs="Times New Roman"/>
+                <w:kern w:val="0"/>
+                <w:sz w:val="16"/>
+                <w:szCs w:val="16"/>
+                <w:lang w:eastAsia="en-US"/>
+                <w14:ligatures w14:val="none"/>
+              </w:rPr>
+              <w:t xml:space="preserve"> AR(1) diagnosis, but I cannot display the full circle, it only gives me the first top </w:t>
+            </w:r>
+            <w:proofErr w:type="gramStart"/>
+            <w:r>
+              <w:rPr>
+                <w:rFonts w:ascii="LM Roman 10" w:eastAsia="Times New Roman" w:hAnsi="LM Roman 10" w:cs="Times New Roman"/>
+                <w:kern w:val="0"/>
+                <w:sz w:val="16"/>
+                <w:szCs w:val="16"/>
+                <w:lang w:eastAsia="en-US"/>
+                <w14:ligatures w14:val="none"/>
+              </w:rPr>
+              <w:t>half</w:t>
+            </w:r>
+            <w:proofErr w:type="gramEnd"/>
+            <w:r>
+              <w:rPr>
+                <w:rFonts w:ascii="LM Roman 10" w:eastAsia="Times New Roman" w:hAnsi="LM Roman 10" w:cs="Times New Roman"/>
+                <w:kern w:val="0"/>
+                <w:sz w:val="16"/>
+                <w:szCs w:val="16"/>
+                <w:lang w:eastAsia="en-US"/>
+                <w14:ligatures w14:val="none"/>
+              </w:rPr>
+              <w:t xml:space="preserve"> and it is also subject to a distortion, turning into an ellipse rather than a circle. Solve that.</w:t>
+            </w:r>
+          </w:p>
+        </w:tc>
+        <w:tc>
+          <w:tcPr>
+            <w:tcW w:w="5358" w:type="dxa"/>
+          </w:tcPr>
+          <w:p>
+            <w:pPr>
+              <w:widowControl w:val="0"/>
+              <w:autoSpaceDE w:val="0"/>
+              <w:autoSpaceDN w:val="0"/>
+              <w:spacing w:before="240"/>
+              <w:ind w:right="142"/>
+              <w:jc w:val="both"/>
+              <w:cnfStyle w:val="000000100000" w:firstRow="0" w:lastRow="0" w:firstColumn="0" w:lastColumn="0" w:oddVBand="0" w:evenVBand="0" w:oddHBand="1" w:evenHBand="0" w:firstRowFirstColumn="0" w:firstRowLastColumn="0" w:lastRowFirstColumn="0" w:lastRowLastColumn="0"/>
+              <w:rPr>
+                <w:rFonts w:ascii="LM Roman 10" w:eastAsia="Times New Roman" w:hAnsi="LM Roman 10" w:cs="Times New Roman"/>
+                <w:kern w:val="0"/>
+                <w:sz w:val="16"/>
+                <w:szCs w:val="16"/>
+                <w:lang w:eastAsia="en-US"/>
+                <w14:ligatures w14:val="none"/>
+              </w:rPr>
+            </w:pPr>
+            <w:r>
+              <w:rPr>
+                <w:rFonts w:ascii="LM Roman 10" w:eastAsia="Times New Roman" w:hAnsi="LM Roman 10" w:cs="Times New Roman"/>
+                <w:kern w:val="0"/>
+                <w:sz w:val="16"/>
+                <w:szCs w:val="16"/>
+                <w:lang w:eastAsia="en-US"/>
+                <w14:ligatures w14:val="none"/>
+              </w:rPr>
+              <w:t>ax1.set_ylim(-0.6, 1.0)   # clips the circle</w:t>
+            </w:r>
+            <w:r>
+              <w:rPr>
+                <w:rFonts w:ascii="LM Roman 10" w:eastAsia="Times New Roman" w:hAnsi="LM Roman 10" w:cs="Times New Roman"/>
+                <w:kern w:val="0"/>
+                <w:sz w:val="16"/>
+                <w:szCs w:val="16"/>
+                <w:lang w:eastAsia="en-US"/>
+                <w14:ligatures w14:val="none"/>
+              </w:rPr>
+              <w:t xml:space="preserve"> </w:t>
+            </w:r>
+            <w:r>
+              <w:rPr>
+                <w:rFonts w:ascii="LM Roman 10" w:eastAsia="Times New Roman" w:hAnsi="LM Roman 10" w:cs="Times New Roman"/>
+                <w:kern w:val="0"/>
+                <w:sz w:val="16"/>
+                <w:szCs w:val="16"/>
+                <w:lang w:eastAsia="en-US"/>
+                <w14:ligatures w14:val="none"/>
+              </w:rPr>
+              <w:t>ax1.set_aspect("auto")    # distorts it into an ellipse</w:t>
+            </w:r>
+            <w:r>
+              <w:rPr>
+                <w:rFonts w:ascii="LM Roman 10" w:eastAsia="Times New Roman" w:hAnsi="LM Roman 10" w:cs="Times New Roman"/>
+                <w:kern w:val="0"/>
+                <w:sz w:val="16"/>
+                <w:szCs w:val="16"/>
+                <w:lang w:eastAsia="en-US"/>
+                <w14:ligatures w14:val="none"/>
+              </w:rPr>
+              <w:t xml:space="preserve">, </w:t>
+            </w:r>
+            <w:r>
+              <w:rPr>
+                <w:rFonts w:ascii="LM Roman 10" w:eastAsia="Times New Roman" w:hAnsi="LM Roman 10" w:cs="Times New Roman"/>
+                <w:kern w:val="0"/>
+                <w:sz w:val="16"/>
+                <w:szCs w:val="16"/>
+                <w:lang w:eastAsia="en-US"/>
+                <w14:ligatures w14:val="none"/>
+              </w:rPr>
+              <w:t>ax1.set_xlim(-1.45, 1.45)</w:t>
+            </w:r>
+            <w:r>
+              <w:rPr>
+                <w:rFonts w:ascii="LM Roman 10" w:eastAsia="Times New Roman" w:hAnsi="LM Roman 10" w:cs="Times New Roman"/>
+                <w:kern w:val="0"/>
+                <w:sz w:val="16"/>
+                <w:szCs w:val="16"/>
+                <w:lang w:eastAsia="en-US"/>
+                <w14:ligatures w14:val="none"/>
+              </w:rPr>
+              <w:t xml:space="preserve"> </w:t>
+            </w:r>
+            <w:r>
+              <w:rPr>
+                <w:rFonts w:ascii="LM Roman 10" w:eastAsia="Times New Roman" w:hAnsi="LM Roman 10" w:cs="Times New Roman"/>
+                <w:kern w:val="0"/>
+                <w:sz w:val="16"/>
+                <w:szCs w:val="16"/>
+                <w:lang w:eastAsia="en-US"/>
+                <w14:ligatures w14:val="none"/>
+              </w:rPr>
+              <w:t xml:space="preserve">ax1.set_ylim(-1.45, 1.45)  # symmetric, same range as </w:t>
+            </w:r>
+            <w:proofErr w:type="spellStart"/>
+            <w:r>
+              <w:rPr>
+                <w:rFonts w:ascii="LM Roman 10" w:eastAsia="Times New Roman" w:hAnsi="LM Roman 10" w:cs="Times New Roman"/>
+                <w:kern w:val="0"/>
+                <w:sz w:val="16"/>
+                <w:szCs w:val="16"/>
+                <w:lang w:eastAsia="en-US"/>
+                <w14:ligatures w14:val="none"/>
+              </w:rPr>
+              <w:t>xlim</w:t>
+            </w:r>
+            <w:proofErr w:type="spellEnd"/>
+            <w:r>
+              <w:rPr>
+                <w:rFonts w:ascii="LM Roman 10" w:eastAsia="Times New Roman" w:hAnsi="LM Roman 10" w:cs="Times New Roman"/>
+                <w:kern w:val="0"/>
+                <w:sz w:val="16"/>
+                <w:szCs w:val="16"/>
+                <w:lang w:eastAsia="en-US"/>
+                <w14:ligatures w14:val="none"/>
+              </w:rPr>
+              <w:t xml:space="preserve"> </w:t>
+            </w:r>
+            <w:r>
+              <w:rPr>
+                <w:rFonts w:ascii="LM Roman 10" w:eastAsia="Times New Roman" w:hAnsi="LM Roman 10" w:cs="Times New Roman"/>
+                <w:kern w:val="0"/>
+                <w:sz w:val="16"/>
+                <w:szCs w:val="16"/>
+                <w:lang w:eastAsia="en-US"/>
+                <w14:ligatures w14:val="none"/>
+              </w:rPr>
+              <w:t>ax1.set_aspect("equal")    # forces 1:1 ratio so it renders as a circle</w:t>
+            </w:r>
+            <w:r>
+              <w:rPr>
+                <w:rFonts w:ascii="LM Roman 10" w:eastAsia="Times New Roman" w:hAnsi="LM Roman 10" w:cs="Times New Roman"/>
+                <w:kern w:val="0"/>
+                <w:sz w:val="16"/>
+                <w:szCs w:val="16"/>
+                <w:lang w:eastAsia="en-US"/>
+                <w14:ligatures w14:val="none"/>
+              </w:rPr>
+              <w:t xml:space="preserve">, </w:t>
+            </w:r>
+            <w:r>
+              <w:rPr>
+                <w:rFonts w:ascii="LM Roman 10" w:eastAsia="Times New Roman" w:hAnsi="LM Roman 10" w:cs="Times New Roman"/>
+                <w:kern w:val="0"/>
+                <w:sz w:val="16"/>
+                <w:szCs w:val="16"/>
+                <w:lang w:eastAsia="en-US"/>
+                <w14:ligatures w14:val="none"/>
+              </w:rPr>
+              <w:t>And since all your AR(1) points sit on the real axis (imaginary = 0), the annotations will stack on top of each other with a square plot. Add a small jitter to the y-position of each annotation so they spread out vertically:</w:t>
+            </w:r>
+            <w:r>
+              <w:rPr>
+                <w:rFonts w:ascii="LM Roman 10" w:eastAsia="Times New Roman" w:hAnsi="LM Roman 10" w:cs="Times New Roman"/>
+                <w:kern w:val="0"/>
+                <w:sz w:val="16"/>
+                <w:szCs w:val="16"/>
+                <w:lang w:eastAsia="en-US"/>
+                <w14:ligatures w14:val="none"/>
+              </w:rPr>
+              <w:t xml:space="preserve"> </w:t>
+            </w:r>
+            <w:r>
+              <w:rPr>
+                <w:rFonts w:ascii="LM Roman 10" w:eastAsia="Times New Roman" w:hAnsi="LM Roman 10" w:cs="Times New Roman"/>
+                <w:kern w:val="0"/>
+                <w:sz w:val="16"/>
+                <w:szCs w:val="16"/>
+                <w:lang w:eastAsia="en-US"/>
+                <w14:ligatures w14:val="none"/>
+              </w:rPr>
+              <w:t xml:space="preserve">offsets = </w:t>
+            </w:r>
+            <w:proofErr w:type="spellStart"/>
+            <w:r>
+              <w:rPr>
+                <w:rFonts w:ascii="LM Roman 10" w:eastAsia="Times New Roman" w:hAnsi="LM Roman 10" w:cs="Times New Roman"/>
+                <w:kern w:val="0"/>
+                <w:sz w:val="16"/>
+                <w:szCs w:val="16"/>
+                <w:lang w:eastAsia="en-US"/>
+                <w14:ligatures w14:val="none"/>
+              </w:rPr>
+              <w:t>np.linspace</w:t>
+            </w:r>
+            <w:proofErr w:type="spellEnd"/>
+            <w:r>
+              <w:rPr>
+                <w:rFonts w:ascii="LM Roman 10" w:eastAsia="Times New Roman" w:hAnsi="LM Roman 10" w:cs="Times New Roman"/>
+                <w:kern w:val="0"/>
+                <w:sz w:val="16"/>
+                <w:szCs w:val="16"/>
+                <w:lang w:eastAsia="en-US"/>
+                <w14:ligatures w14:val="none"/>
+              </w:rPr>
+              <w:t xml:space="preserve">(0.25, 0.85, </w:t>
+            </w:r>
+            <w:proofErr w:type="spellStart"/>
+            <w:r>
+              <w:rPr>
+                <w:rFonts w:ascii="LM Roman 10" w:eastAsia="Times New Roman" w:hAnsi="LM Roman 10" w:cs="Times New Roman"/>
+                <w:kern w:val="0"/>
+                <w:sz w:val="16"/>
+                <w:szCs w:val="16"/>
+                <w:lang w:eastAsia="en-US"/>
+                <w14:ligatures w14:val="none"/>
+              </w:rPr>
+              <w:t>len</w:t>
+            </w:r>
+            <w:proofErr w:type="spellEnd"/>
+            <w:r>
+              <w:rPr>
+                <w:rFonts w:ascii="LM Roman 10" w:eastAsia="Times New Roman" w:hAnsi="LM Roman 10" w:cs="Times New Roman"/>
+                <w:kern w:val="0"/>
+                <w:sz w:val="16"/>
+                <w:szCs w:val="16"/>
+                <w:lang w:eastAsia="en-US"/>
+                <w14:ligatures w14:val="none"/>
+              </w:rPr>
+              <w:t>(variables))  # spread labels upward</w:t>
+            </w:r>
+            <w:r>
+              <w:rPr>
+                <w:rFonts w:ascii="LM Roman 10" w:eastAsia="Times New Roman" w:hAnsi="LM Roman 10" w:cs="Times New Roman"/>
+                <w:kern w:val="0"/>
+                <w:sz w:val="16"/>
+                <w:szCs w:val="16"/>
+                <w:lang w:eastAsia="en-US"/>
+                <w14:ligatures w14:val="none"/>
+              </w:rPr>
+              <w:t xml:space="preserve"> </w:t>
+            </w:r>
+            <w:r>
+              <w:rPr>
+                <w:rFonts w:ascii="LM Roman 10" w:eastAsia="Times New Roman" w:hAnsi="LM Roman 10" w:cs="Times New Roman"/>
+                <w:kern w:val="0"/>
+                <w:sz w:val="16"/>
+                <w:szCs w:val="16"/>
+                <w:lang w:eastAsia="en-US"/>
+                <w14:ligatures w14:val="none"/>
+              </w:rPr>
+              <w:t xml:space="preserve">for </w:t>
+            </w:r>
+            <w:proofErr w:type="spellStart"/>
+            <w:r>
+              <w:rPr>
+                <w:rFonts w:ascii="LM Roman 10" w:eastAsia="Times New Roman" w:hAnsi="LM Roman 10" w:cs="Times New Roman"/>
+                <w:kern w:val="0"/>
+                <w:sz w:val="16"/>
+                <w:szCs w:val="16"/>
+                <w:lang w:eastAsia="en-US"/>
+                <w14:ligatures w14:val="none"/>
+              </w:rPr>
+              <w:t>i</w:t>
+            </w:r>
+            <w:proofErr w:type="spellEnd"/>
+            <w:r>
+              <w:rPr>
+                <w:rFonts w:ascii="LM Roman 10" w:eastAsia="Times New Roman" w:hAnsi="LM Roman 10" w:cs="Times New Roman"/>
+                <w:kern w:val="0"/>
+                <w:sz w:val="16"/>
+                <w:szCs w:val="16"/>
+                <w:lang w:eastAsia="en-US"/>
+                <w14:ligatures w14:val="none"/>
+              </w:rPr>
+              <w:t xml:space="preserve">, (ar1, var, stat, col) in enumerate(zip(ar1_values, variables, stationary, </w:t>
+            </w:r>
+            <w:proofErr w:type="spellStart"/>
+            <w:r>
+              <w:rPr>
+                <w:rFonts w:ascii="LM Roman 10" w:eastAsia="Times New Roman" w:hAnsi="LM Roman 10" w:cs="Times New Roman"/>
+                <w:kern w:val="0"/>
+                <w:sz w:val="16"/>
+                <w:szCs w:val="16"/>
+                <w:lang w:eastAsia="en-US"/>
+                <w14:ligatures w14:val="none"/>
+              </w:rPr>
+              <w:t>colors</w:t>
+            </w:r>
+            <w:proofErr w:type="spellEnd"/>
+            <w:r>
+              <w:rPr>
+                <w:rFonts w:ascii="LM Roman 10" w:eastAsia="Times New Roman" w:hAnsi="LM Roman 10" w:cs="Times New Roman"/>
+                <w:kern w:val="0"/>
+                <w:sz w:val="16"/>
+                <w:szCs w:val="16"/>
+                <w:lang w:eastAsia="en-US"/>
+                <w14:ligatures w14:val="none"/>
+              </w:rPr>
+              <w:t>)):</w:t>
+            </w:r>
+            <w:r>
+              <w:rPr>
+                <w:rFonts w:ascii="LM Roman 10" w:eastAsia="Times New Roman" w:hAnsi="LM Roman 10" w:cs="Times New Roman"/>
+                <w:kern w:val="0"/>
+                <w:sz w:val="16"/>
+                <w:szCs w:val="16"/>
+                <w:lang w:eastAsia="en-US"/>
+                <w14:ligatures w14:val="none"/>
+              </w:rPr>
+              <w:t xml:space="preserve"> </w:t>
+            </w:r>
+            <w:proofErr w:type="spellStart"/>
+            <w:r>
+              <w:rPr>
+                <w:rFonts w:ascii="LM Roman 10" w:eastAsia="Times New Roman" w:hAnsi="LM Roman 10" w:cs="Times New Roman"/>
+                <w:kern w:val="0"/>
+                <w:sz w:val="16"/>
+                <w:szCs w:val="16"/>
+                <w:lang w:eastAsia="en-US"/>
+                <w14:ligatures w14:val="none"/>
+              </w:rPr>
+              <w:t>border_color</w:t>
+            </w:r>
+            <w:proofErr w:type="spellEnd"/>
+            <w:r>
+              <w:rPr>
+                <w:rFonts w:ascii="LM Roman 10" w:eastAsia="Times New Roman" w:hAnsi="LM Roman 10" w:cs="Times New Roman"/>
+                <w:kern w:val="0"/>
+                <w:sz w:val="16"/>
+                <w:szCs w:val="16"/>
+                <w:lang w:eastAsia="en-US"/>
+                <w14:ligatures w14:val="none"/>
+              </w:rPr>
+              <w:t xml:space="preserve"> = "#e05252" if stat == "No" else "white"</w:t>
+            </w:r>
+            <w:r>
+              <w:rPr>
+                <w:rFonts w:ascii="LM Roman 10" w:eastAsia="Times New Roman" w:hAnsi="LM Roman 10" w:cs="Times New Roman"/>
+                <w:kern w:val="0"/>
+                <w:sz w:val="16"/>
+                <w:szCs w:val="16"/>
+                <w:lang w:eastAsia="en-US"/>
+                <w14:ligatures w14:val="none"/>
+              </w:rPr>
+              <w:t xml:space="preserve"> </w:t>
+            </w:r>
+            <w:r>
+              <w:rPr>
+                <w:rFonts w:ascii="LM Roman 10" w:eastAsia="Times New Roman" w:hAnsi="LM Roman 10" w:cs="Times New Roman"/>
+                <w:kern w:val="0"/>
+                <w:sz w:val="16"/>
+                <w:szCs w:val="16"/>
+                <w:lang w:eastAsia="en-US"/>
+                <w14:ligatures w14:val="none"/>
+              </w:rPr>
+              <w:t xml:space="preserve">ax1.scatter(ar1, 0, </w:t>
+            </w:r>
+            <w:proofErr w:type="spellStart"/>
+            <w:r>
+              <w:rPr>
+                <w:rFonts w:ascii="LM Roman 10" w:eastAsia="Times New Roman" w:hAnsi="LM Roman 10" w:cs="Times New Roman"/>
+                <w:kern w:val="0"/>
+                <w:sz w:val="16"/>
+                <w:szCs w:val="16"/>
+                <w:lang w:eastAsia="en-US"/>
+                <w14:ligatures w14:val="none"/>
+              </w:rPr>
+              <w:t>color</w:t>
+            </w:r>
+            <w:proofErr w:type="spellEnd"/>
+            <w:r>
+              <w:rPr>
+                <w:rFonts w:ascii="LM Roman 10" w:eastAsia="Times New Roman" w:hAnsi="LM Roman 10" w:cs="Times New Roman"/>
+                <w:kern w:val="0"/>
+                <w:sz w:val="16"/>
+                <w:szCs w:val="16"/>
+                <w:lang w:eastAsia="en-US"/>
+                <w14:ligatures w14:val="none"/>
+              </w:rPr>
+              <w:t xml:space="preserve">=col, s=100, </w:t>
+            </w:r>
+            <w:proofErr w:type="spellStart"/>
+            <w:r>
+              <w:rPr>
+                <w:rFonts w:ascii="LM Roman 10" w:eastAsia="Times New Roman" w:hAnsi="LM Roman 10" w:cs="Times New Roman"/>
+                <w:kern w:val="0"/>
+                <w:sz w:val="16"/>
+                <w:szCs w:val="16"/>
+                <w:lang w:eastAsia="en-US"/>
+                <w14:ligatures w14:val="none"/>
+              </w:rPr>
+              <w:t>zorder</w:t>
+            </w:r>
+            <w:proofErr w:type="spellEnd"/>
+            <w:r>
+              <w:rPr>
+                <w:rFonts w:ascii="LM Roman 10" w:eastAsia="Times New Roman" w:hAnsi="LM Roman 10" w:cs="Times New Roman"/>
+                <w:kern w:val="0"/>
+                <w:sz w:val="16"/>
+                <w:szCs w:val="16"/>
+                <w:lang w:eastAsia="en-US"/>
+                <w14:ligatures w14:val="none"/>
+              </w:rPr>
+              <w:t>=4,</w:t>
+            </w:r>
+            <w:r>
+              <w:rPr>
+                <w:rFonts w:ascii="LM Roman 10" w:eastAsia="Times New Roman" w:hAnsi="LM Roman 10" w:cs="Times New Roman"/>
+                <w:kern w:val="0"/>
+                <w:sz w:val="16"/>
+                <w:szCs w:val="16"/>
+                <w:lang w:eastAsia="en-US"/>
+                <w14:ligatures w14:val="none"/>
+              </w:rPr>
+              <w:t xml:space="preserve"> </w:t>
+            </w:r>
+            <w:proofErr w:type="spellStart"/>
+            <w:r>
+              <w:rPr>
+                <w:rFonts w:ascii="LM Roman 10" w:eastAsia="Times New Roman" w:hAnsi="LM Roman 10" w:cs="Times New Roman"/>
+                <w:kern w:val="0"/>
+                <w:sz w:val="16"/>
+                <w:szCs w:val="16"/>
+                <w:lang w:eastAsia="en-US"/>
+                <w14:ligatures w14:val="none"/>
+              </w:rPr>
+              <w:t>edgecolors</w:t>
+            </w:r>
+            <w:proofErr w:type="spellEnd"/>
+            <w:r>
+              <w:rPr>
+                <w:rFonts w:ascii="LM Roman 10" w:eastAsia="Times New Roman" w:hAnsi="LM Roman 10" w:cs="Times New Roman"/>
+                <w:kern w:val="0"/>
+                <w:sz w:val="16"/>
+                <w:szCs w:val="16"/>
+                <w:lang w:eastAsia="en-US"/>
+                <w14:ligatures w14:val="none"/>
+              </w:rPr>
+              <w:t>=</w:t>
+            </w:r>
+            <w:proofErr w:type="spellStart"/>
+            <w:r>
+              <w:rPr>
+                <w:rFonts w:ascii="LM Roman 10" w:eastAsia="Times New Roman" w:hAnsi="LM Roman 10" w:cs="Times New Roman"/>
+                <w:kern w:val="0"/>
+                <w:sz w:val="16"/>
+                <w:szCs w:val="16"/>
+                <w:lang w:eastAsia="en-US"/>
+                <w14:ligatures w14:val="none"/>
+              </w:rPr>
+              <w:t>border_color</w:t>
+            </w:r>
+            <w:proofErr w:type="spellEnd"/>
+            <w:r>
+              <w:rPr>
+                <w:rFonts w:ascii="LM Roman 10" w:eastAsia="Times New Roman" w:hAnsi="LM Roman 10" w:cs="Times New Roman"/>
+                <w:kern w:val="0"/>
+                <w:sz w:val="16"/>
+                <w:szCs w:val="16"/>
+                <w:lang w:eastAsia="en-US"/>
+                <w14:ligatures w14:val="none"/>
+              </w:rPr>
+              <w:t>, linewidths=1.0)</w:t>
+            </w:r>
+            <w:r>
+              <w:rPr>
+                <w:rFonts w:ascii="LM Roman 10" w:eastAsia="Times New Roman" w:hAnsi="LM Roman 10" w:cs="Times New Roman"/>
+                <w:kern w:val="0"/>
+                <w:sz w:val="16"/>
+                <w:szCs w:val="16"/>
+                <w:lang w:eastAsia="en-US"/>
+                <w14:ligatures w14:val="none"/>
+              </w:rPr>
+              <w:t xml:space="preserve"> </w:t>
+            </w:r>
+            <w:r>
+              <w:rPr>
+                <w:rFonts w:ascii="LM Roman 10" w:eastAsia="Times New Roman" w:hAnsi="LM Roman 10" w:cs="Times New Roman"/>
+                <w:kern w:val="0"/>
+                <w:sz w:val="16"/>
+                <w:szCs w:val="16"/>
+                <w:lang w:eastAsia="en-US"/>
+                <w14:ligatures w14:val="none"/>
+              </w:rPr>
+              <w:t xml:space="preserve">ax1.plot([0, ar1], [0, 0], </w:t>
+            </w:r>
+            <w:proofErr w:type="spellStart"/>
+            <w:r>
+              <w:rPr>
+                <w:rFonts w:ascii="LM Roman 10" w:eastAsia="Times New Roman" w:hAnsi="LM Roman 10" w:cs="Times New Roman"/>
+                <w:kern w:val="0"/>
+                <w:sz w:val="16"/>
+                <w:szCs w:val="16"/>
+                <w:lang w:eastAsia="en-US"/>
+                <w14:ligatures w14:val="none"/>
+              </w:rPr>
+              <w:t>color</w:t>
+            </w:r>
+            <w:proofErr w:type="spellEnd"/>
+            <w:r>
+              <w:rPr>
+                <w:rFonts w:ascii="LM Roman 10" w:eastAsia="Times New Roman" w:hAnsi="LM Roman 10" w:cs="Times New Roman"/>
+                <w:kern w:val="0"/>
+                <w:sz w:val="16"/>
+                <w:szCs w:val="16"/>
+                <w:lang w:eastAsia="en-US"/>
+                <w14:ligatures w14:val="none"/>
+              </w:rPr>
+              <w:t xml:space="preserve">=col, </w:t>
+            </w:r>
+            <w:proofErr w:type="spellStart"/>
+            <w:r>
+              <w:rPr>
+                <w:rFonts w:ascii="LM Roman 10" w:eastAsia="Times New Roman" w:hAnsi="LM Roman 10" w:cs="Times New Roman"/>
+                <w:kern w:val="0"/>
+                <w:sz w:val="16"/>
+                <w:szCs w:val="16"/>
+                <w:lang w:eastAsia="en-US"/>
+                <w14:ligatures w14:val="none"/>
+              </w:rPr>
+              <w:t>lw</w:t>
+            </w:r>
+            <w:proofErr w:type="spellEnd"/>
+            <w:r>
+              <w:rPr>
+                <w:rFonts w:ascii="LM Roman 10" w:eastAsia="Times New Roman" w:hAnsi="LM Roman 10" w:cs="Times New Roman"/>
+                <w:kern w:val="0"/>
+                <w:sz w:val="16"/>
+                <w:szCs w:val="16"/>
+                <w:lang w:eastAsia="en-US"/>
+                <w14:ligatures w14:val="none"/>
+              </w:rPr>
+              <w:t>=0.7,</w:t>
+            </w:r>
+            <w:r>
+              <w:rPr>
+                <w:rFonts w:ascii="LM Roman 10" w:eastAsia="Times New Roman" w:hAnsi="LM Roman 10" w:cs="Times New Roman"/>
+                <w:kern w:val="0"/>
+                <w:sz w:val="16"/>
+                <w:szCs w:val="16"/>
+                <w:lang w:eastAsia="en-US"/>
+                <w14:ligatures w14:val="none"/>
+              </w:rPr>
+              <w:t xml:space="preserve"> </w:t>
+            </w:r>
+            <w:proofErr w:type="spellStart"/>
+            <w:r>
+              <w:rPr>
+                <w:rFonts w:ascii="LM Roman 10" w:eastAsia="Times New Roman" w:hAnsi="LM Roman 10" w:cs="Times New Roman"/>
+                <w:kern w:val="0"/>
+                <w:sz w:val="16"/>
+                <w:szCs w:val="16"/>
+                <w:lang w:eastAsia="en-US"/>
+                <w14:ligatures w14:val="none"/>
+              </w:rPr>
+              <w:t>linestyle</w:t>
+            </w:r>
+            <w:proofErr w:type="spellEnd"/>
+            <w:r>
+              <w:rPr>
+                <w:rFonts w:ascii="LM Roman 10" w:eastAsia="Times New Roman" w:hAnsi="LM Roman 10" w:cs="Times New Roman"/>
+                <w:kern w:val="0"/>
+                <w:sz w:val="16"/>
+                <w:szCs w:val="16"/>
+                <w:lang w:eastAsia="en-US"/>
+                <w14:ligatures w14:val="none"/>
+              </w:rPr>
+              <w:t xml:space="preserve">="--", alpha=0.5, </w:t>
+            </w:r>
+            <w:proofErr w:type="spellStart"/>
+            <w:r>
+              <w:rPr>
+                <w:rFonts w:ascii="LM Roman 10" w:eastAsia="Times New Roman" w:hAnsi="LM Roman 10" w:cs="Times New Roman"/>
+                <w:kern w:val="0"/>
+                <w:sz w:val="16"/>
+                <w:szCs w:val="16"/>
+                <w:lang w:eastAsia="en-US"/>
+                <w14:ligatures w14:val="none"/>
+              </w:rPr>
+              <w:t>zorder</w:t>
+            </w:r>
+            <w:proofErr w:type="spellEnd"/>
+            <w:r>
+              <w:rPr>
+                <w:rFonts w:ascii="LM Roman 10" w:eastAsia="Times New Roman" w:hAnsi="LM Roman 10" w:cs="Times New Roman"/>
+                <w:kern w:val="0"/>
+                <w:sz w:val="16"/>
+                <w:szCs w:val="16"/>
+                <w:lang w:eastAsia="en-US"/>
+                <w14:ligatures w14:val="none"/>
+              </w:rPr>
+              <w:t>=2)</w:t>
+            </w:r>
+            <w:r>
+              <w:rPr>
+                <w:rFonts w:ascii="LM Roman 10" w:eastAsia="Times New Roman" w:hAnsi="LM Roman 10" w:cs="Times New Roman"/>
+                <w:kern w:val="0"/>
+                <w:sz w:val="16"/>
+                <w:szCs w:val="16"/>
+                <w:lang w:eastAsia="en-US"/>
+                <w14:ligatures w14:val="none"/>
+              </w:rPr>
+              <w:t xml:space="preserve"> </w:t>
+            </w:r>
+            <w:r>
+              <w:rPr>
+                <w:rFonts w:ascii="LM Roman 10" w:eastAsia="Times New Roman" w:hAnsi="LM Roman 10" w:cs="Times New Roman"/>
+                <w:kern w:val="0"/>
+                <w:sz w:val="16"/>
+                <w:szCs w:val="16"/>
+                <w:lang w:eastAsia="en-US"/>
+                <w14:ligatures w14:val="none"/>
+              </w:rPr>
+              <w:t>ax1.annotate(f"{var}\</w:t>
+            </w:r>
+            <w:proofErr w:type="spellStart"/>
+            <w:r>
+              <w:rPr>
+                <w:rFonts w:ascii="LM Roman 10" w:eastAsia="Times New Roman" w:hAnsi="LM Roman 10" w:cs="Times New Roman"/>
+                <w:kern w:val="0"/>
+                <w:sz w:val="16"/>
+                <w:szCs w:val="16"/>
+                <w:lang w:eastAsia="en-US"/>
+                <w14:ligatures w14:val="none"/>
+              </w:rPr>
+              <w:t>nAR</w:t>
+            </w:r>
+            <w:proofErr w:type="spellEnd"/>
+            <w:r>
+              <w:rPr>
+                <w:rFonts w:ascii="LM Roman 10" w:eastAsia="Times New Roman" w:hAnsi="LM Roman 10" w:cs="Times New Roman"/>
+                <w:kern w:val="0"/>
+                <w:sz w:val="16"/>
+                <w:szCs w:val="16"/>
+                <w:lang w:eastAsia="en-US"/>
+                <w14:ligatures w14:val="none"/>
+              </w:rPr>
+              <w:t>(1)={ar1:.4f}",</w:t>
+            </w:r>
+            <w:r>
+              <w:rPr>
+                <w:rFonts w:ascii="LM Roman 10" w:eastAsia="Times New Roman" w:hAnsi="LM Roman 10" w:cs="Times New Roman"/>
+                <w:kern w:val="0"/>
+                <w:sz w:val="16"/>
+                <w:szCs w:val="16"/>
+                <w:lang w:eastAsia="en-US"/>
+                <w14:ligatures w14:val="none"/>
+              </w:rPr>
+              <w:t xml:space="preserve"> </w:t>
+            </w:r>
+            <w:proofErr w:type="spellStart"/>
+            <w:r>
+              <w:rPr>
+                <w:rFonts w:ascii="LM Roman 10" w:eastAsia="Times New Roman" w:hAnsi="LM Roman 10" w:cs="Times New Roman"/>
+                <w:kern w:val="0"/>
+                <w:sz w:val="16"/>
+                <w:szCs w:val="16"/>
+                <w:lang w:eastAsia="en-US"/>
+                <w14:ligatures w14:val="none"/>
+              </w:rPr>
+              <w:t>xy</w:t>
+            </w:r>
+            <w:proofErr w:type="spellEnd"/>
+            <w:r>
+              <w:rPr>
+                <w:rFonts w:ascii="LM Roman 10" w:eastAsia="Times New Roman" w:hAnsi="LM Roman 10" w:cs="Times New Roman"/>
+                <w:kern w:val="0"/>
+                <w:sz w:val="16"/>
+                <w:szCs w:val="16"/>
+                <w:lang w:eastAsia="en-US"/>
+                <w14:ligatures w14:val="none"/>
+              </w:rPr>
+              <w:t>=(ar1, 0),</w:t>
+            </w:r>
+            <w:r>
+              <w:rPr>
+                <w:rFonts w:ascii="LM Roman 10" w:eastAsia="Times New Roman" w:hAnsi="LM Roman 10" w:cs="Times New Roman"/>
+                <w:kern w:val="0"/>
+                <w:sz w:val="16"/>
+                <w:szCs w:val="16"/>
+                <w:lang w:eastAsia="en-US"/>
+                <w14:ligatures w14:val="none"/>
+              </w:rPr>
+              <w:t xml:space="preserve"> </w:t>
+            </w:r>
+            <w:proofErr w:type="spellStart"/>
+            <w:r>
+              <w:rPr>
+                <w:rFonts w:ascii="LM Roman 10" w:eastAsia="Times New Roman" w:hAnsi="LM Roman 10" w:cs="Times New Roman"/>
+                <w:kern w:val="0"/>
+                <w:sz w:val="16"/>
+                <w:szCs w:val="16"/>
+                <w:lang w:eastAsia="en-US"/>
+                <w14:ligatures w14:val="none"/>
+              </w:rPr>
+              <w:t>xytext</w:t>
+            </w:r>
+            <w:proofErr w:type="spellEnd"/>
+            <w:r>
+              <w:rPr>
+                <w:rFonts w:ascii="LM Roman 10" w:eastAsia="Times New Roman" w:hAnsi="LM Roman 10" w:cs="Times New Roman"/>
+                <w:kern w:val="0"/>
+                <w:sz w:val="16"/>
+                <w:szCs w:val="16"/>
+                <w:lang w:eastAsia="en-US"/>
+                <w14:ligatures w14:val="none"/>
+              </w:rPr>
+              <w:t>=(ar1, offsets[</w:t>
+            </w:r>
+            <w:proofErr w:type="spellStart"/>
+            <w:r>
+              <w:rPr>
+                <w:rFonts w:ascii="LM Roman 10" w:eastAsia="Times New Roman" w:hAnsi="LM Roman 10" w:cs="Times New Roman"/>
+                <w:kern w:val="0"/>
+                <w:sz w:val="16"/>
+                <w:szCs w:val="16"/>
+                <w:lang w:eastAsia="en-US"/>
+                <w14:ligatures w14:val="none"/>
+              </w:rPr>
+              <w:t>i</w:t>
+            </w:r>
+            <w:proofErr w:type="spellEnd"/>
+            <w:r>
+              <w:rPr>
+                <w:rFonts w:ascii="LM Roman 10" w:eastAsia="Times New Roman" w:hAnsi="LM Roman 10" w:cs="Times New Roman"/>
+                <w:kern w:val="0"/>
+                <w:sz w:val="16"/>
+                <w:szCs w:val="16"/>
+                <w:lang w:eastAsia="en-US"/>
+                <w14:ligatures w14:val="none"/>
+              </w:rPr>
+              <w:t>]),   # labels spread vertically</w:t>
+            </w:r>
+            <w:r>
+              <w:rPr>
+                <w:rFonts w:ascii="LM Roman 10" w:eastAsia="Times New Roman" w:hAnsi="LM Roman 10" w:cs="Times New Roman"/>
+                <w:kern w:val="0"/>
+                <w:sz w:val="16"/>
+                <w:szCs w:val="16"/>
+                <w:lang w:eastAsia="en-US"/>
+                <w14:ligatures w14:val="none"/>
+              </w:rPr>
+              <w:t xml:space="preserve"> </w:t>
+            </w:r>
+            <w:proofErr w:type="spellStart"/>
+            <w:r>
+              <w:rPr>
+                <w:rFonts w:ascii="LM Roman 10" w:eastAsia="Times New Roman" w:hAnsi="LM Roman 10" w:cs="Times New Roman"/>
+                <w:kern w:val="0"/>
+                <w:sz w:val="16"/>
+                <w:szCs w:val="16"/>
+                <w:lang w:eastAsia="en-US"/>
+                <w14:ligatures w14:val="none"/>
+              </w:rPr>
+              <w:t>fontsize</w:t>
+            </w:r>
+            <w:proofErr w:type="spellEnd"/>
+            <w:r>
+              <w:rPr>
+                <w:rFonts w:ascii="LM Roman 10" w:eastAsia="Times New Roman" w:hAnsi="LM Roman 10" w:cs="Times New Roman"/>
+                <w:kern w:val="0"/>
+                <w:sz w:val="16"/>
+                <w:szCs w:val="16"/>
+                <w:lang w:eastAsia="en-US"/>
+                <w14:ligatures w14:val="none"/>
+              </w:rPr>
+              <w:t xml:space="preserve">=6.5, </w:t>
+            </w:r>
+            <w:proofErr w:type="spellStart"/>
+            <w:r>
+              <w:rPr>
+                <w:rFonts w:ascii="LM Roman 10" w:eastAsia="Times New Roman" w:hAnsi="LM Roman 10" w:cs="Times New Roman"/>
+                <w:kern w:val="0"/>
+                <w:sz w:val="16"/>
+                <w:szCs w:val="16"/>
+                <w:lang w:eastAsia="en-US"/>
+                <w14:ligatures w14:val="none"/>
+              </w:rPr>
+              <w:t>color</w:t>
+            </w:r>
+            <w:proofErr w:type="spellEnd"/>
+            <w:r>
+              <w:rPr>
+                <w:rFonts w:ascii="LM Roman 10" w:eastAsia="Times New Roman" w:hAnsi="LM Roman 10" w:cs="Times New Roman"/>
+                <w:kern w:val="0"/>
+                <w:sz w:val="16"/>
+                <w:szCs w:val="16"/>
+                <w:lang w:eastAsia="en-US"/>
+                <w14:ligatures w14:val="none"/>
+              </w:rPr>
+              <w:t>=col,</w:t>
+            </w:r>
+            <w:r>
+              <w:rPr>
+                <w:rFonts w:ascii="LM Roman 10" w:eastAsia="Times New Roman" w:hAnsi="LM Roman 10" w:cs="Times New Roman"/>
+                <w:kern w:val="0"/>
+                <w:sz w:val="16"/>
+                <w:szCs w:val="16"/>
+                <w:lang w:eastAsia="en-US"/>
+                <w14:ligatures w14:val="none"/>
+              </w:rPr>
+              <w:t xml:space="preserve"> </w:t>
+            </w:r>
+            <w:proofErr w:type="spellStart"/>
+            <w:r>
+              <w:rPr>
+                <w:rFonts w:ascii="LM Roman 10" w:eastAsia="Times New Roman" w:hAnsi="LM Roman 10" w:cs="Times New Roman"/>
+                <w:kern w:val="0"/>
+                <w:sz w:val="16"/>
+                <w:szCs w:val="16"/>
+                <w:lang w:eastAsia="en-US"/>
+                <w14:ligatures w14:val="none"/>
+              </w:rPr>
+              <w:t>arrowprops</w:t>
+            </w:r>
+            <w:proofErr w:type="spellEnd"/>
+            <w:r>
+              <w:rPr>
+                <w:rFonts w:ascii="LM Roman 10" w:eastAsia="Times New Roman" w:hAnsi="LM Roman 10" w:cs="Times New Roman"/>
+                <w:kern w:val="0"/>
+                <w:sz w:val="16"/>
+                <w:szCs w:val="16"/>
+                <w:lang w:eastAsia="en-US"/>
+                <w14:ligatures w14:val="none"/>
+              </w:rPr>
+              <w:t>=</w:t>
+            </w:r>
+            <w:proofErr w:type="spellStart"/>
+            <w:r>
+              <w:rPr>
+                <w:rFonts w:ascii="LM Roman 10" w:eastAsia="Times New Roman" w:hAnsi="LM Roman 10" w:cs="Times New Roman"/>
+                <w:kern w:val="0"/>
+                <w:sz w:val="16"/>
+                <w:szCs w:val="16"/>
+                <w:lang w:eastAsia="en-US"/>
+                <w14:ligatures w14:val="none"/>
+              </w:rPr>
+              <w:t>dict</w:t>
+            </w:r>
+            <w:proofErr w:type="spellEnd"/>
+            <w:r>
+              <w:rPr>
+                <w:rFonts w:ascii="LM Roman 10" w:eastAsia="Times New Roman" w:hAnsi="LM Roman 10" w:cs="Times New Roman"/>
+                <w:kern w:val="0"/>
+                <w:sz w:val="16"/>
+                <w:szCs w:val="16"/>
+                <w:lang w:eastAsia="en-US"/>
+                <w14:ligatures w14:val="none"/>
+              </w:rPr>
+              <w:t>(</w:t>
+            </w:r>
+            <w:proofErr w:type="spellStart"/>
+            <w:r>
+              <w:rPr>
+                <w:rFonts w:ascii="LM Roman 10" w:eastAsia="Times New Roman" w:hAnsi="LM Roman 10" w:cs="Times New Roman"/>
+                <w:kern w:val="0"/>
+                <w:sz w:val="16"/>
+                <w:szCs w:val="16"/>
+                <w:lang w:eastAsia="en-US"/>
+                <w14:ligatures w14:val="none"/>
+              </w:rPr>
+              <w:t>arrowstyle</w:t>
+            </w:r>
+            <w:proofErr w:type="spellEnd"/>
+            <w:r>
+              <w:rPr>
+                <w:rFonts w:ascii="LM Roman 10" w:eastAsia="Times New Roman" w:hAnsi="LM Roman 10" w:cs="Times New Roman"/>
+                <w:kern w:val="0"/>
+                <w:sz w:val="16"/>
+                <w:szCs w:val="16"/>
+                <w:lang w:eastAsia="en-US"/>
+                <w14:ligatures w14:val="none"/>
+              </w:rPr>
+              <w:t xml:space="preserve">="-", </w:t>
+            </w:r>
+            <w:proofErr w:type="spellStart"/>
+            <w:r>
+              <w:rPr>
+                <w:rFonts w:ascii="LM Roman 10" w:eastAsia="Times New Roman" w:hAnsi="LM Roman 10" w:cs="Times New Roman"/>
+                <w:kern w:val="0"/>
+                <w:sz w:val="16"/>
+                <w:szCs w:val="16"/>
+                <w:lang w:eastAsia="en-US"/>
+                <w14:ligatures w14:val="none"/>
+              </w:rPr>
+              <w:t>color</w:t>
+            </w:r>
+            <w:proofErr w:type="spellEnd"/>
+            <w:r>
+              <w:rPr>
+                <w:rFonts w:ascii="LM Roman 10" w:eastAsia="Times New Roman" w:hAnsi="LM Roman 10" w:cs="Times New Roman"/>
+                <w:kern w:val="0"/>
+                <w:sz w:val="16"/>
+                <w:szCs w:val="16"/>
+                <w:lang w:eastAsia="en-US"/>
+                <w14:ligatures w14:val="none"/>
+              </w:rPr>
+              <w:t xml:space="preserve">=col, </w:t>
+            </w:r>
+            <w:proofErr w:type="spellStart"/>
+            <w:r>
+              <w:rPr>
+                <w:rFonts w:ascii="LM Roman 10" w:eastAsia="Times New Roman" w:hAnsi="LM Roman 10" w:cs="Times New Roman"/>
+                <w:kern w:val="0"/>
+                <w:sz w:val="16"/>
+                <w:szCs w:val="16"/>
+                <w:lang w:eastAsia="en-US"/>
+                <w14:ligatures w14:val="none"/>
+              </w:rPr>
+              <w:t>lw</w:t>
+            </w:r>
+            <w:proofErr w:type="spellEnd"/>
+            <w:r>
+              <w:rPr>
+                <w:rFonts w:ascii="LM Roman 10" w:eastAsia="Times New Roman" w:hAnsi="LM Roman 10" w:cs="Times New Roman"/>
+                <w:kern w:val="0"/>
+                <w:sz w:val="16"/>
+                <w:szCs w:val="16"/>
+                <w:lang w:eastAsia="en-US"/>
+                <w14:ligatures w14:val="none"/>
+              </w:rPr>
+              <w:t>=0.5, alpha=0.6),</w:t>
+            </w:r>
+            <w:r>
+              <w:rPr>
+                <w:rFonts w:ascii="LM Roman 10" w:eastAsia="Times New Roman" w:hAnsi="LM Roman 10" w:cs="Times New Roman"/>
+                <w:kern w:val="0"/>
+                <w:sz w:val="16"/>
+                <w:szCs w:val="16"/>
+                <w:lang w:eastAsia="en-US"/>
+                <w14:ligatures w14:val="none"/>
+              </w:rPr>
+              <w:t xml:space="preserve"> </w:t>
+            </w:r>
+            <w:r>
+              <w:rPr>
+                <w:rFonts w:ascii="LM Roman 10" w:eastAsia="Times New Roman" w:hAnsi="LM Roman 10" w:cs="Times New Roman"/>
+                <w:kern w:val="0"/>
+                <w:sz w:val="16"/>
+                <w:szCs w:val="16"/>
+                <w:lang w:eastAsia="en-US"/>
+                <w14:ligatures w14:val="none"/>
+              </w:rPr>
+              <w:t>ha="</w:t>
+            </w:r>
+            <w:proofErr w:type="spellStart"/>
+            <w:r>
+              <w:rPr>
+                <w:rFonts w:ascii="LM Roman 10" w:eastAsia="Times New Roman" w:hAnsi="LM Roman 10" w:cs="Times New Roman"/>
+                <w:kern w:val="0"/>
+                <w:sz w:val="16"/>
+                <w:szCs w:val="16"/>
+                <w:lang w:eastAsia="en-US"/>
+                <w14:ligatures w14:val="none"/>
+              </w:rPr>
+              <w:t>center</w:t>
+            </w:r>
+            <w:proofErr w:type="spellEnd"/>
+            <w:r>
+              <w:rPr>
+                <w:rFonts w:ascii="LM Roman 10" w:eastAsia="Times New Roman" w:hAnsi="LM Roman 10" w:cs="Times New Roman"/>
+                <w:kern w:val="0"/>
+                <w:sz w:val="16"/>
+                <w:szCs w:val="16"/>
+                <w:lang w:eastAsia="en-US"/>
+                <w14:ligatures w14:val="none"/>
+              </w:rPr>
+              <w:t>")</w:t>
+            </w:r>
+          </w:p>
+        </w:tc>
+      </w:tr>
+      <w:tr>
+        <w:trPr>
+          <w:trHeight w:val="1497"/>
+        </w:trPr>
+        <w:tc>
+          <w:tcPr>
+            <w:cnfStyle w:val="001000000000" w:firstRow="0" w:lastRow="0" w:firstColumn="1" w:lastColumn="0" w:oddVBand="0" w:evenVBand="0" w:oddHBand="0" w:evenHBand="0" w:firstRowFirstColumn="0" w:firstRowLastColumn="0" w:lastRowFirstColumn="0" w:lastRowLastColumn="0"/>
+            <w:tcW w:w="1134" w:type="dxa"/>
+          </w:tcPr>
+          <w:p>
+            <w:pPr>
+              <w:widowControl w:val="0"/>
+              <w:autoSpaceDE w:val="0"/>
+              <w:autoSpaceDN w:val="0"/>
+              <w:spacing w:before="240"/>
+              <w:ind w:right="142"/>
+              <w:rPr>
+                <w:rFonts w:ascii="LM Roman 10" w:eastAsia="Times New Roman" w:hAnsi="LM Roman 10" w:cs="Times New Roman"/>
+                <w:kern w:val="0"/>
+                <w:sz w:val="16"/>
+                <w:szCs w:val="16"/>
+                <w:lang w:eastAsia="en-US"/>
+                <w14:ligatures w14:val="none"/>
+              </w:rPr>
+            </w:pPr>
+            <w:r>
+              <w:rPr>
+                <w:rFonts w:ascii="LM Roman 10" w:eastAsia="Times New Roman" w:hAnsi="LM Roman 10" w:cs="Times New Roman"/>
+                <w:kern w:val="0"/>
+                <w:sz w:val="16"/>
+                <w:szCs w:val="16"/>
+                <w:lang w:eastAsia="en-US"/>
+                <w14:ligatures w14:val="none"/>
+              </w:rPr>
+              <w:t>Claude Sonnet 4.6 (Thinking)</w:t>
+            </w:r>
+          </w:p>
+          <w:p>
+            <w:pPr>
+              <w:widowControl w:val="0"/>
+              <w:autoSpaceDE w:val="0"/>
+              <w:autoSpaceDN w:val="0"/>
+              <w:spacing w:before="240"/>
+              <w:ind w:right="142"/>
+              <w:rPr>
+                <w:rFonts w:ascii="LM Roman 10" w:eastAsia="Times New Roman" w:hAnsi="LM Roman 10" w:cs="Times New Roman"/>
+                <w:kern w:val="0"/>
+                <w:sz w:val="16"/>
+                <w:szCs w:val="16"/>
+                <w:lang w:eastAsia="en-US"/>
+                <w14:ligatures w14:val="none"/>
+              </w:rPr>
+            </w:pPr>
+          </w:p>
+        </w:tc>
+        <w:tc>
+          <w:tcPr>
+            <w:tcW w:w="2580" w:type="dxa"/>
+          </w:tcPr>
+          <w:p>
+            <w:pPr>
+              <w:widowControl w:val="0"/>
+              <w:autoSpaceDE w:val="0"/>
+              <w:autoSpaceDN w:val="0"/>
+              <w:spacing w:before="240"/>
+              <w:ind w:right="142"/>
+              <w:jc w:val="both"/>
+              <w:cnfStyle w:val="000000000000" w:firstRow="0" w:lastRow="0" w:firstColumn="0" w:lastColumn="0" w:oddVBand="0" w:evenVBand="0" w:oddHBand="0" w:evenHBand="0" w:firstRowFirstColumn="0" w:firstRowLastColumn="0" w:lastRowFirstColumn="0" w:lastRowLastColumn="0"/>
+              <w:rPr>
+                <w:rFonts w:ascii="LM Roman 10" w:eastAsia="Times New Roman" w:hAnsi="LM Roman 10" w:cs="Times New Roman"/>
+                <w:kern w:val="0"/>
+                <w:sz w:val="16"/>
+                <w:szCs w:val="16"/>
+                <w:lang w:eastAsia="en-US"/>
+                <w14:ligatures w14:val="none"/>
+              </w:rPr>
+            </w:pPr>
+            <w:r>
+              <w:rPr>
+                <w:rFonts w:ascii="LM Roman 10" w:eastAsia="Times New Roman" w:hAnsi="LM Roman 10" w:cs="Times New Roman"/>
+                <w:kern w:val="0"/>
+                <w:sz w:val="16"/>
+                <w:szCs w:val="16"/>
+                <w:lang w:eastAsia="en-US"/>
+                <w14:ligatures w14:val="none"/>
+              </w:rPr>
+              <w:t>Command to extract the AR(1) values from the .</w:t>
+            </w:r>
+            <w:proofErr w:type="spellStart"/>
+            <w:r>
+              <w:rPr>
+                <w:rFonts w:ascii="LM Roman 10" w:eastAsia="Times New Roman" w:hAnsi="LM Roman 10" w:cs="Times New Roman"/>
+                <w:kern w:val="0"/>
+                <w:sz w:val="16"/>
+                <w:szCs w:val="16"/>
+                <w:lang w:eastAsia="en-US"/>
+                <w14:ligatures w14:val="none"/>
+              </w:rPr>
+              <w:t>adfuller</w:t>
+            </w:r>
+            <w:proofErr w:type="spellEnd"/>
+            <w:r>
+              <w:rPr>
+                <w:rFonts w:ascii="LM Roman 10" w:eastAsia="Times New Roman" w:hAnsi="LM Roman 10" w:cs="Times New Roman"/>
+                <w:kern w:val="0"/>
+                <w:sz w:val="16"/>
+                <w:szCs w:val="16"/>
+                <w:lang w:eastAsia="en-US"/>
+                <w14:ligatures w14:val="none"/>
+              </w:rPr>
+              <w:t xml:space="preserve">() function for unit root testing. </w:t>
+            </w:r>
+          </w:p>
+        </w:tc>
+        <w:tc>
+          <w:tcPr>
+            <w:tcW w:w="5358" w:type="dxa"/>
+          </w:tcPr>
+          <w:p>
+            <w:pPr>
+              <w:widowControl w:val="0"/>
+              <w:autoSpaceDE w:val="0"/>
+              <w:autoSpaceDN w:val="0"/>
+              <w:spacing w:before="240"/>
+              <w:ind w:right="142"/>
+              <w:jc w:val="both"/>
+              <w:cnfStyle w:val="000000000000" w:firstRow="0" w:lastRow="0" w:firstColumn="0" w:lastColumn="0" w:oddVBand="0" w:evenVBand="0" w:oddHBand="0" w:evenHBand="0" w:firstRowFirstColumn="0" w:firstRowLastColumn="0" w:lastRowFirstColumn="0" w:lastRowLastColumn="0"/>
+              <w:rPr>
+                <w:rFonts w:ascii="LM Roman 10" w:eastAsia="Times New Roman" w:hAnsi="LM Roman 10" w:cs="Times New Roman"/>
+                <w:kern w:val="0"/>
+                <w:sz w:val="16"/>
+                <w:szCs w:val="16"/>
+                <w:lang w:eastAsia="en-US"/>
+                <w14:ligatures w14:val="none"/>
+              </w:rPr>
+            </w:pPr>
+            <w:r>
+              <w:rPr>
+                <w:rFonts w:ascii="LM Roman 10" w:eastAsia="Times New Roman" w:hAnsi="LM Roman 10" w:cs="Times New Roman" w:hint="eastAsia"/>
+                <w:kern w:val="0"/>
+                <w:sz w:val="16"/>
+                <w:szCs w:val="16"/>
+                <w:lang w:eastAsia="en-US"/>
+                <w14:ligatures w14:val="none"/>
+              </w:rPr>
+              <w:t xml:space="preserve"># </w:t>
+            </w:r>
+            <w:r>
+              <w:rPr>
+                <w:rFonts w:ascii="Courier New" w:eastAsia="Times New Roman" w:hAnsi="Courier New" w:cs="Courier New"/>
+                <w:kern w:val="0"/>
+                <w:sz w:val="16"/>
+                <w:szCs w:val="16"/>
+                <w:lang w:eastAsia="en-US"/>
+                <w14:ligatures w14:val="none"/>
+              </w:rPr>
+              <w:t>──</w:t>
+            </w:r>
+            <w:r>
+              <w:rPr>
+                <w:rFonts w:ascii="LM Roman 10" w:eastAsia="Times New Roman" w:hAnsi="LM Roman 10" w:cs="Times New Roman" w:hint="eastAsia"/>
+                <w:kern w:val="0"/>
+                <w:sz w:val="16"/>
+                <w:szCs w:val="16"/>
+                <w:lang w:eastAsia="en-US"/>
+                <w14:ligatures w14:val="none"/>
+              </w:rPr>
+              <w:t xml:space="preserve"> EXTRACT FROM YOUR EXISTING </w:t>
+            </w:r>
+            <w:proofErr w:type="spellStart"/>
+            <w:r>
+              <w:rPr>
+                <w:rFonts w:ascii="LM Roman 10" w:eastAsia="Times New Roman" w:hAnsi="LM Roman 10" w:cs="Times New Roman" w:hint="eastAsia"/>
+                <w:kern w:val="0"/>
+                <w:sz w:val="16"/>
+                <w:szCs w:val="16"/>
+                <w:lang w:eastAsia="en-US"/>
+                <w14:ligatures w14:val="none"/>
+              </w:rPr>
+              <w:t>jp_adf_df</w:t>
+            </w:r>
+            <w:proofErr w:type="spellEnd"/>
+            <w:r>
+              <w:rPr>
+                <w:rFonts w:ascii="LM Roman 10" w:eastAsia="Times New Roman" w:hAnsi="LM Roman 10" w:cs="Times New Roman" w:hint="eastAsia"/>
+                <w:kern w:val="0"/>
+                <w:sz w:val="16"/>
+                <w:szCs w:val="16"/>
+                <w:lang w:eastAsia="en-US"/>
+                <w14:ligatures w14:val="none"/>
+              </w:rPr>
+              <w:t xml:space="preserve"> </w:t>
+            </w:r>
+            <w:r>
+              <w:rPr>
+                <w:rFonts w:ascii="Courier New" w:eastAsia="Times New Roman" w:hAnsi="Courier New" w:cs="Courier New"/>
+                <w:kern w:val="0"/>
+                <w:sz w:val="16"/>
+                <w:szCs w:val="16"/>
+                <w:lang w:eastAsia="en-US"/>
+                <w14:ligatures w14:val="none"/>
+              </w:rPr>
+              <w:t>─────────────────────────────────────</w:t>
+            </w:r>
+            <w:r>
+              <w:rPr>
+                <w:rFonts w:ascii="LM Roman 10" w:eastAsia="Times New Roman" w:hAnsi="LM Roman 10" w:cs="Times New Roman"/>
+                <w:kern w:val="0"/>
+                <w:sz w:val="16"/>
+                <w:szCs w:val="16"/>
+                <w:lang w:eastAsia="en-US"/>
+                <w14:ligatures w14:val="none"/>
+              </w:rPr>
+              <w:t xml:space="preserve"> </w:t>
+            </w:r>
+            <w:r>
+              <w:rPr>
+                <w:rFonts w:ascii="LM Roman 10" w:eastAsia="Times New Roman" w:hAnsi="LM Roman 10" w:cs="Times New Roman"/>
+                <w:kern w:val="0"/>
+                <w:sz w:val="16"/>
+                <w:szCs w:val="16"/>
+                <w:lang w:eastAsia="en-US"/>
+                <w14:ligatures w14:val="none"/>
+              </w:rPr>
+              <w:t xml:space="preserve">variables = </w:t>
+            </w:r>
+            <w:proofErr w:type="spellStart"/>
+            <w:r>
+              <w:rPr>
+                <w:rFonts w:ascii="LM Roman 10" w:eastAsia="Times New Roman" w:hAnsi="LM Roman 10" w:cs="Times New Roman"/>
+                <w:kern w:val="0"/>
+                <w:sz w:val="16"/>
+                <w:szCs w:val="16"/>
+                <w:lang w:eastAsia="en-US"/>
+                <w14:ligatures w14:val="none"/>
+              </w:rPr>
+              <w:t>jp_adf_df</w:t>
+            </w:r>
+            <w:proofErr w:type="spellEnd"/>
+            <w:r>
+              <w:rPr>
+                <w:rFonts w:ascii="LM Roman 10" w:eastAsia="Times New Roman" w:hAnsi="LM Roman 10" w:cs="Times New Roman"/>
+                <w:kern w:val="0"/>
+                <w:sz w:val="16"/>
+                <w:szCs w:val="16"/>
+                <w:lang w:eastAsia="en-US"/>
+                <w14:ligatures w14:val="none"/>
+              </w:rPr>
+              <w:t>["Variable"].</w:t>
+            </w:r>
+            <w:proofErr w:type="spellStart"/>
+            <w:r>
+              <w:rPr>
+                <w:rFonts w:ascii="LM Roman 10" w:eastAsia="Times New Roman" w:hAnsi="LM Roman 10" w:cs="Times New Roman"/>
+                <w:kern w:val="0"/>
+                <w:sz w:val="16"/>
+                <w:szCs w:val="16"/>
+                <w:lang w:eastAsia="en-US"/>
+                <w14:ligatures w14:val="none"/>
+              </w:rPr>
+              <w:t>tolist</w:t>
+            </w:r>
+            <w:proofErr w:type="spellEnd"/>
+            <w:r>
+              <w:rPr>
+                <w:rFonts w:ascii="LM Roman 10" w:eastAsia="Times New Roman" w:hAnsi="LM Roman 10" w:cs="Times New Roman"/>
+                <w:kern w:val="0"/>
+                <w:sz w:val="16"/>
+                <w:szCs w:val="16"/>
+                <w:lang w:eastAsia="en-US"/>
+                <w14:ligatures w14:val="none"/>
+              </w:rPr>
+              <w:t>(</w:t>
+            </w:r>
+            <w:r>
+              <w:rPr>
+                <w:rFonts w:ascii="LM Roman 10" w:eastAsia="Times New Roman" w:hAnsi="LM Roman 10" w:cs="Times New Roman"/>
+                <w:kern w:val="0"/>
+                <w:sz w:val="16"/>
+                <w:szCs w:val="16"/>
+                <w:lang w:eastAsia="en-US"/>
+                <w14:ligatures w14:val="none"/>
+              </w:rPr>
+              <w:t xml:space="preserve"> </w:t>
+            </w:r>
+            <w:r>
+              <w:rPr>
+                <w:rFonts w:ascii="LM Roman 10" w:eastAsia="Times New Roman" w:hAnsi="LM Roman 10" w:cs="Times New Roman" w:hint="eastAsia"/>
+                <w:kern w:val="0"/>
+                <w:sz w:val="16"/>
+                <w:szCs w:val="16"/>
+                <w:lang w:eastAsia="en-US"/>
+                <w14:ligatures w14:val="none"/>
+              </w:rPr>
+              <w:t xml:space="preserve">ar1_values = </w:t>
+            </w:r>
+            <w:proofErr w:type="spellStart"/>
+            <w:r>
+              <w:rPr>
+                <w:rFonts w:ascii="LM Roman 10" w:eastAsia="Times New Roman" w:hAnsi="LM Roman 10" w:cs="Times New Roman" w:hint="eastAsia"/>
+                <w:kern w:val="0"/>
+                <w:sz w:val="16"/>
+                <w:szCs w:val="16"/>
+                <w:lang w:eastAsia="en-US"/>
+                <w14:ligatures w14:val="none"/>
+              </w:rPr>
+              <w:t>jp_adf_df</w:t>
+            </w:r>
+            <w:proofErr w:type="spellEnd"/>
+            <w:r>
+              <w:rPr>
+                <w:rFonts w:ascii="LM Roman 10" w:eastAsia="Times New Roman" w:hAnsi="LM Roman 10" w:cs="Times New Roman" w:hint="eastAsia"/>
+                <w:kern w:val="0"/>
+                <w:sz w:val="16"/>
+                <w:szCs w:val="16"/>
+                <w:lang w:eastAsia="en-US"/>
+                <w14:ligatures w14:val="none"/>
+              </w:rPr>
+              <w:t>["AR(1)"].values          # real-valued → on real axis</w:t>
+            </w:r>
+            <w:r>
+              <w:rPr>
+                <w:rFonts w:ascii="LM Roman 10" w:eastAsia="Times New Roman" w:hAnsi="LM Roman 10" w:cs="Times New Roman"/>
+                <w:kern w:val="0"/>
+                <w:sz w:val="16"/>
+                <w:szCs w:val="16"/>
+                <w:lang w:eastAsia="en-US"/>
+                <w14:ligatures w14:val="none"/>
+              </w:rPr>
+              <w:t xml:space="preserve"> </w:t>
+            </w:r>
+            <w:r>
+              <w:rPr>
+                <w:rFonts w:ascii="LM Roman 10" w:eastAsia="Times New Roman" w:hAnsi="LM Roman 10" w:cs="Times New Roman"/>
+                <w:kern w:val="0"/>
+                <w:sz w:val="16"/>
+                <w:szCs w:val="16"/>
+                <w:lang w:eastAsia="en-US"/>
+                <w14:ligatures w14:val="none"/>
+              </w:rPr>
+              <w:t xml:space="preserve">stationary  = </w:t>
+            </w:r>
+            <w:proofErr w:type="spellStart"/>
+            <w:r>
+              <w:rPr>
+                <w:rFonts w:ascii="LM Roman 10" w:eastAsia="Times New Roman" w:hAnsi="LM Roman 10" w:cs="Times New Roman"/>
+                <w:kern w:val="0"/>
+                <w:sz w:val="16"/>
+                <w:szCs w:val="16"/>
+                <w:lang w:eastAsia="en-US"/>
+                <w14:ligatures w14:val="none"/>
+              </w:rPr>
+              <w:t>jp_adf_df</w:t>
+            </w:r>
+            <w:proofErr w:type="spellEnd"/>
+            <w:r>
+              <w:rPr>
+                <w:rFonts w:ascii="LM Roman 10" w:eastAsia="Times New Roman" w:hAnsi="LM Roman 10" w:cs="Times New Roman"/>
+                <w:kern w:val="0"/>
+                <w:sz w:val="16"/>
+                <w:szCs w:val="16"/>
+                <w:lang w:eastAsia="en-US"/>
+                <w14:ligatures w14:val="none"/>
+              </w:rPr>
+              <w:t>["Stationary - Absence of unit-root (HP1)"].</w:t>
+            </w:r>
+            <w:proofErr w:type="spellStart"/>
+            <w:r>
+              <w:rPr>
+                <w:rFonts w:ascii="LM Roman 10" w:eastAsia="Times New Roman" w:hAnsi="LM Roman 10" w:cs="Times New Roman"/>
+                <w:kern w:val="0"/>
+                <w:sz w:val="16"/>
+                <w:szCs w:val="16"/>
+                <w:lang w:eastAsia="en-US"/>
+                <w14:ligatures w14:val="none"/>
+              </w:rPr>
+              <w:t>tolist</w:t>
+            </w:r>
+            <w:proofErr w:type="spellEnd"/>
+            <w:r>
+              <w:rPr>
+                <w:rFonts w:ascii="LM Roman 10" w:eastAsia="Times New Roman" w:hAnsi="LM Roman 10" w:cs="Times New Roman"/>
+                <w:kern w:val="0"/>
+                <w:sz w:val="16"/>
+                <w:szCs w:val="16"/>
+                <w:lang w:eastAsia="en-US"/>
+                <w14:ligatures w14:val="none"/>
+              </w:rPr>
+              <w:t>()</w:t>
+            </w:r>
+            <w:r>
+              <w:rPr>
+                <w:rFonts w:ascii="LM Roman 10" w:eastAsia="Times New Roman" w:hAnsi="LM Roman 10" w:cs="Times New Roman"/>
+                <w:kern w:val="0"/>
+                <w:sz w:val="16"/>
+                <w:szCs w:val="16"/>
+                <w:lang w:eastAsia="en-US"/>
+                <w14:ligatures w14:val="none"/>
+              </w:rPr>
+              <w:t>,</w:t>
+            </w:r>
+            <w:r>
+              <w:rPr>
+                <w:rFonts w:ascii="LM Roman 10" w:eastAsia="Times New Roman" w:hAnsi="LM Roman 10" w:cs="Times New Roman"/>
+                <w:kern w:val="0"/>
+                <w:sz w:val="16"/>
+                <w:szCs w:val="16"/>
+                <w:lang w:eastAsia="en-US"/>
+                <w14:ligatures w14:val="none"/>
+              </w:rPr>
+              <w:t>What changed vs the previous version:</w:t>
+            </w:r>
+            <w:r>
+              <w:rPr>
+                <w:rFonts w:ascii="LM Roman 10" w:eastAsia="Times New Roman" w:hAnsi="LM Roman 10" w:cs="Times New Roman"/>
+                <w:kern w:val="0"/>
+                <w:sz w:val="16"/>
+                <w:szCs w:val="16"/>
+                <w:lang w:eastAsia="en-US"/>
+                <w14:ligatures w14:val="none"/>
+              </w:rPr>
+              <w:t xml:space="preserve"> </w:t>
+            </w:r>
+            <w:r>
+              <w:rPr>
+                <w:rFonts w:ascii="LM Roman 10" w:eastAsia="Times New Roman" w:hAnsi="LM Roman 10" w:cs="Times New Roman"/>
+                <w:kern w:val="0"/>
+                <w:sz w:val="16"/>
+                <w:szCs w:val="16"/>
+                <w:lang w:eastAsia="en-US"/>
+                <w14:ligatures w14:val="none"/>
+              </w:rPr>
+              <w:t>Left panel: AR(1) coefficients plotted directly on the real axis of the unit circle (no imaginary component since these are univariate AR(1) estimates, not eigenvalues)</w:t>
+            </w:r>
+            <w:r>
+              <w:rPr>
+                <w:rFonts w:ascii="LM Roman 10" w:eastAsia="Times New Roman" w:hAnsi="LM Roman 10" w:cs="Times New Roman"/>
+                <w:kern w:val="0"/>
+                <w:sz w:val="16"/>
+                <w:szCs w:val="16"/>
+                <w:lang w:eastAsia="en-US"/>
+                <w14:ligatures w14:val="none"/>
+              </w:rPr>
+              <w:t xml:space="preserve"> </w:t>
+            </w:r>
+            <w:r>
+              <w:rPr>
+                <w:rFonts w:ascii="LM Roman 10" w:eastAsia="Times New Roman" w:hAnsi="LM Roman 10" w:cs="Times New Roman"/>
+                <w:kern w:val="0"/>
+                <w:sz w:val="16"/>
+                <w:szCs w:val="16"/>
+                <w:lang w:eastAsia="en-US"/>
+                <w14:ligatures w14:val="none"/>
+              </w:rPr>
+              <w:t>Right panel: horizontal bar chart of ADF statistics with the three standard critical value lines (1%, 5%, 10%) and p-value annotations — more informative than a KDE with only 3 points</w:t>
+            </w:r>
+            <w:r>
+              <w:rPr>
+                <w:rFonts w:ascii="LM Roman 10" w:eastAsia="Times New Roman" w:hAnsi="LM Roman 10" w:cs="Times New Roman"/>
+                <w:kern w:val="0"/>
+                <w:sz w:val="16"/>
+                <w:szCs w:val="16"/>
+                <w:lang w:eastAsia="en-US"/>
+                <w14:ligatures w14:val="none"/>
+              </w:rPr>
+              <w:t xml:space="preserve"> </w:t>
+            </w:r>
+            <w:r>
+              <w:rPr>
+                <w:rFonts w:ascii="LM Roman 10" w:eastAsia="Times New Roman" w:hAnsi="LM Roman 10" w:cs="Times New Roman"/>
+                <w:kern w:val="0"/>
+                <w:sz w:val="16"/>
+                <w:szCs w:val="16"/>
+                <w:lang w:eastAsia="en-US"/>
+                <w14:ligatures w14:val="none"/>
+              </w:rPr>
+              <w:t>Red borders on non-stationary variables (10-Year Gov Bond Yields) to flag them immediately</w:t>
+            </w:r>
+          </w:p>
+        </w:tc>
+      </w:tr>
+      <w:tr>
+        <w:trPr>
+          <w:cnfStyle w:val="000000100000" w:firstRow="0" w:lastRow="0" w:firstColumn="0" w:lastColumn="0" w:oddVBand="0" w:evenVBand="0" w:oddHBand="1" w:evenHBand="0" w:firstRowFirstColumn="0" w:firstRowLastColumn="0" w:lastRowFirstColumn="0" w:lastRowLastColumn="0"/>
+          <w:trHeight w:val="1497"/>
+        </w:trPr>
+        <w:tc>
+          <w:tcPr>
+            <w:cnfStyle w:val="001000000000" w:firstRow="0" w:lastRow="0" w:firstColumn="1" w:lastColumn="0" w:oddVBand="0" w:evenVBand="0" w:oddHBand="0" w:evenHBand="0" w:firstRowFirstColumn="0" w:firstRowLastColumn="0" w:lastRowFirstColumn="0" w:lastRowLastColumn="0"/>
+            <w:tcW w:w="1134" w:type="dxa"/>
+          </w:tcPr>
+          <w:p>
+            <w:pPr>
+              <w:widowControl w:val="0"/>
+              <w:autoSpaceDE w:val="0"/>
+              <w:autoSpaceDN w:val="0"/>
+              <w:spacing w:before="240"/>
+              <w:ind w:right="142"/>
+              <w:rPr>
+                <w:rFonts w:ascii="LM Roman 10" w:eastAsia="Times New Roman" w:hAnsi="LM Roman 10" w:cs="Times New Roman"/>
+                <w:kern w:val="0"/>
+                <w:sz w:val="16"/>
+                <w:szCs w:val="16"/>
+                <w:lang w:eastAsia="en-US"/>
+                <w14:ligatures w14:val="none"/>
+              </w:rPr>
+            </w:pPr>
           </w:p>
         </w:tc>
         <w:tc>
@@ -5825,7 +8761,7 @@
               <w:jc w:val="both"/>
               <w:cnfStyle w:val="000000100000" w:firstRow="0" w:lastRow="0" w:firstColumn="0" w:lastColumn="0" w:oddVBand="0" w:evenVBand="0" w:oddHBand="1" w:evenHBand="0" w:firstRowFirstColumn="0" w:firstRowLastColumn="0" w:lastRowFirstColumn="0" w:lastRowLastColumn="0"/>
               <w:rPr>
-                <w:rFonts w:ascii="LM Roman 10" w:eastAsia="Times New Roman" w:hAnsi="LM Roman 10" w:cs="Times New Roman"/>
+                <w:rFonts w:ascii="LM Roman 10" w:eastAsia="Times New Roman" w:hAnsi="LM Roman 10" w:cs="Times New Roman" w:hint="eastAsia"/>
                 <w:kern w:val="0"/>
                 <w:sz w:val="16"/>
                 <w:szCs w:val="16"/>
@@ -6795,7 +9731,7 @@
   <w:style w:type="paragraph" w:default="1" w:styleId="Normal">
     <w:name w:val="Normal"/>
     <w:qFormat/>
-    <w:rsid w:val="006B4CF3"/>
+    <w:rsid w:val="007C07EC"/>
     <w:rPr>
       <w:lang w:val="en-GB"/>
     </w:rPr>

--- a/Documentation/MFE-Logbook.docx
+++ b/Documentation/MFE-Logbook.docx
@@ -807,31 +807,7 @@
           <w:lang w:val="en-US" w:eastAsia="en-US"/>
           <w14:ligatures w14:val="none"/>
         </w:rPr>
-        <w:t xml:space="preserve">In this work we provide a replication study of Lofaro and Di </w:t>
-      </w:r>
-      <w:proofErr w:type="spellStart"/>
-      <w:r>
-        <w:rPr>
-          <w:rFonts w:ascii="LM Roman 10" w:eastAsia="Times New Roman" w:hAnsi="LM Roman 10" w:cs="Times New Roman"/>
-          <w:kern w:val="0"/>
-          <w:sz w:val="24"/>
-          <w:szCs w:val="24"/>
-          <w:lang w:val="en-US" w:eastAsia="en-US"/>
-          <w14:ligatures w14:val="none"/>
-        </w:rPr>
-        <w:t>Bucchianico</w:t>
-      </w:r>
-      <w:proofErr w:type="spellEnd"/>
-      <w:r>
-        <w:rPr>
-          <w:rFonts w:ascii="LM Roman 10" w:eastAsia="Times New Roman" w:hAnsi="LM Roman 10" w:cs="Times New Roman"/>
-          <w:kern w:val="0"/>
-          <w:sz w:val="24"/>
-          <w:szCs w:val="24"/>
-          <w:lang w:val="en-US" w:eastAsia="en-US"/>
-          <w14:ligatures w14:val="none"/>
-        </w:rPr>
-        <w:t xml:space="preserve"> (2025), which investigates the impact of monetary policy on functional income distribution using a panel vector </w:t>
+        <w:t xml:space="preserve">In this work we provide a replication study of Lofaro and Di Bucchianico (2025), which investigates the impact of monetary policy on functional income distribution using a panel vector </w:t>
       </w:r>
     </w:p>
     <w:p>
@@ -1211,31 +1187,7 @@
                 <w:lang w:eastAsia="en-US"/>
                 <w14:ligatures w14:val="none"/>
               </w:rPr>
-              <w:t xml:space="preserve">Is there a package, excluding the classical ones included in </w:t>
-            </w:r>
-            <w:proofErr w:type="spellStart"/>
-            <w:r>
-              <w:rPr>
-                <w:rFonts w:ascii="LM Roman 10" w:eastAsia="Times New Roman" w:hAnsi="LM Roman 10" w:cs="Times New Roman"/>
-                <w:kern w:val="0"/>
-                <w:sz w:val="16"/>
-                <w:szCs w:val="16"/>
-                <w:lang w:eastAsia="en-US"/>
-                <w14:ligatures w14:val="none"/>
-              </w:rPr>
-              <w:t>stats.models</w:t>
-            </w:r>
-            <w:proofErr w:type="spellEnd"/>
-            <w:r>
-              <w:rPr>
-                <w:rFonts w:ascii="LM Roman 10" w:eastAsia="Times New Roman" w:hAnsi="LM Roman 10" w:cs="Times New Roman"/>
-                <w:kern w:val="0"/>
-                <w:sz w:val="16"/>
-                <w:szCs w:val="16"/>
-                <w:lang w:eastAsia="en-US"/>
-                <w14:ligatures w14:val="none"/>
-              </w:rPr>
-              <w:t>, for seasonal pattern recognition?</w:t>
+              <w:t>Is there a package, excluding the classical ones included in stats.models, for seasonal pattern recognition?</w:t>
             </w:r>
           </w:p>
         </w:tc>
@@ -1314,31 +1266,7 @@
                 <w:lang w:eastAsia="en-US"/>
                 <w14:ligatures w14:val="none"/>
               </w:rPr>
-              <w:t xml:space="preserve">Fits a </w:t>
-            </w:r>
-            <w:proofErr w:type="spellStart"/>
-            <w:r>
-              <w:rPr>
-                <w:rFonts w:ascii="LM Roman 10" w:eastAsia="Times New Roman" w:hAnsi="LM Roman 10" w:cs="Times New Roman"/>
-                <w:kern w:val="0"/>
-                <w:sz w:val="16"/>
-                <w:szCs w:val="16"/>
-                <w:lang w:eastAsia="en-US"/>
-                <w14:ligatures w14:val="none"/>
-              </w:rPr>
-              <w:t>RegARIMA</w:t>
-            </w:r>
-            <w:proofErr w:type="spellEnd"/>
-            <w:r>
-              <w:rPr>
-                <w:rFonts w:ascii="LM Roman 10" w:eastAsia="Times New Roman" w:hAnsi="LM Roman 10" w:cs="Times New Roman"/>
-                <w:kern w:val="0"/>
-                <w:sz w:val="16"/>
-                <w:szCs w:val="16"/>
-                <w:lang w:eastAsia="en-US"/>
-                <w14:ligatures w14:val="none"/>
-              </w:rPr>
-              <w:t xml:space="preserve"> model — a regression with ARIMA errors that automatically identifies the series' trend, cycle, and seasonal structure. For monthly CPI it typically picks something like an ARIMA(0,1,1)(0,1,1)</w:t>
+              <w:t>Fits a RegARIMA model — a regression with ARIMA errors that automatically identifies the series' trend, cycle, and seasonal structure. For monthly CPI it typically picks something like an ARIMA(0,1,1)(0,1,1)</w:t>
             </w:r>
             <w:r>
               <w:rPr>
@@ -1730,29 +1658,16 @@
               </w:rPr>
               <w:t xml:space="preserve">, </w:t>
             </w:r>
-            <w:proofErr w:type="spellStart"/>
-            <w:r>
-              <w:rPr>
-                <w:rFonts w:ascii="LM Roman 10" w:eastAsia="Times New Roman" w:hAnsi="LM Roman 10" w:cs="Times New Roman"/>
-                <w:kern w:val="0"/>
-                <w:sz w:val="16"/>
-                <w:szCs w:val="16"/>
-                <w:lang w:eastAsia="en-US"/>
-                <w14:ligatures w14:val="none"/>
-              </w:rPr>
-              <w:t>res.seasonal</w:t>
-            </w:r>
-            <w:proofErr w:type="spellEnd"/>
-            <w:r>
-              <w:rPr>
-                <w:rFonts w:ascii="LM Roman 10" w:eastAsia="Times New Roman" w:hAnsi="LM Roman 10" w:cs="Times New Roman"/>
-                <w:kern w:val="0"/>
-                <w:sz w:val="16"/>
-                <w:szCs w:val="16"/>
-                <w:lang w:eastAsia="en-US"/>
-                <w14:ligatures w14:val="none"/>
-              </w:rPr>
-              <w:t xml:space="preserve"> contains the estimated seasonal component; subtracting it gives you the seasonally adjusted index</w:t>
+            <w:r>
+              <w:rPr>
+                <w:rFonts w:ascii="LM Roman 10" w:eastAsia="Times New Roman" w:hAnsi="LM Roman 10" w:cs="Times New Roman"/>
+                <w:kern w:val="0"/>
+                <w:sz w:val="16"/>
+                <w:szCs w:val="16"/>
+                <w:lang w:eastAsia="en-US"/>
+                <w14:ligatures w14:val="none"/>
+              </w:rPr>
+              <w:t>res.seasonal contains the estimated seasonal component; subtracting it gives you the seasonally adjusted index</w:t>
             </w:r>
             <w:r>
               <w:rPr>
@@ -1965,31 +1880,7 @@
                 <w:lang w:eastAsia="en-US"/>
                 <w14:ligatures w14:val="none"/>
               </w:rPr>
-              <w:t xml:space="preserve">Translate this table to Overleaf </w:t>
-            </w:r>
-            <w:proofErr w:type="spellStart"/>
-            <w:r>
-              <w:rPr>
-                <w:rFonts w:ascii="LM Roman 10" w:eastAsia="Times New Roman" w:hAnsi="LM Roman 10" w:cs="Times New Roman"/>
-                <w:kern w:val="0"/>
-                <w:sz w:val="16"/>
-                <w:szCs w:val="16"/>
-                <w:lang w:eastAsia="en-US"/>
-                <w14:ligatures w14:val="none"/>
-              </w:rPr>
-              <w:t>LateX</w:t>
-            </w:r>
-            <w:proofErr w:type="spellEnd"/>
-            <w:r>
-              <w:rPr>
-                <w:rFonts w:ascii="LM Roman 10" w:eastAsia="Times New Roman" w:hAnsi="LM Roman 10" w:cs="Times New Roman"/>
-                <w:kern w:val="0"/>
-                <w:sz w:val="16"/>
-                <w:szCs w:val="16"/>
-                <w:lang w:eastAsia="en-US"/>
-                <w14:ligatures w14:val="none"/>
-              </w:rPr>
-              <w:t xml:space="preserve"> (</w:t>
+              <w:t>Translate this table to Overleaf LateX (</w:t>
             </w:r>
             <w:r>
               <w:rPr>
@@ -2070,101 +1961,16 @@
               </w:rPr>
               <w:t xml:space="preserve">, </w:t>
             </w:r>
-            <w:proofErr w:type="spellStart"/>
-            <w:r>
-              <w:rPr>
-                <w:rFonts w:ascii="LM Roman 10" w:eastAsia="Times New Roman" w:hAnsi="LM Roman 10" w:cs="Times New Roman"/>
-                <w:kern w:val="0"/>
-                <w:sz w:val="16"/>
-                <w:szCs w:val="16"/>
-                <w:lang w:eastAsia="en-US"/>
-                <w14:ligatures w14:val="none"/>
-              </w:rPr>
-              <w:t>booktabs</w:t>
-            </w:r>
-            <w:proofErr w:type="spellEnd"/>
-            <w:r>
-              <w:rPr>
-                <w:rFonts w:ascii="LM Roman 10" w:eastAsia="Times New Roman" w:hAnsi="LM Roman 10" w:cs="Times New Roman"/>
-                <w:kern w:val="0"/>
-                <w:sz w:val="16"/>
-                <w:szCs w:val="16"/>
-                <w:lang w:eastAsia="en-US"/>
-                <w14:ligatures w14:val="none"/>
-              </w:rPr>
-              <w:t xml:space="preserve"> gives the clean horizontal rules (\</w:t>
-            </w:r>
-            <w:proofErr w:type="spellStart"/>
-            <w:r>
-              <w:rPr>
-                <w:rFonts w:ascii="LM Roman 10" w:eastAsia="Times New Roman" w:hAnsi="LM Roman 10" w:cs="Times New Roman"/>
-                <w:kern w:val="0"/>
-                <w:sz w:val="16"/>
-                <w:szCs w:val="16"/>
-                <w:lang w:eastAsia="en-US"/>
-                <w14:ligatures w14:val="none"/>
-              </w:rPr>
-              <w:t>toprule</w:t>
-            </w:r>
-            <w:proofErr w:type="spellEnd"/>
-            <w:r>
-              <w:rPr>
-                <w:rFonts w:ascii="LM Roman 10" w:eastAsia="Times New Roman" w:hAnsi="LM Roman 10" w:cs="Times New Roman"/>
-                <w:kern w:val="0"/>
-                <w:sz w:val="16"/>
-                <w:szCs w:val="16"/>
-                <w:lang w:eastAsia="en-US"/>
-                <w14:ligatures w14:val="none"/>
-              </w:rPr>
-              <w:t>, \</w:t>
-            </w:r>
-            <w:proofErr w:type="spellStart"/>
-            <w:r>
-              <w:rPr>
-                <w:rFonts w:ascii="LM Roman 10" w:eastAsia="Times New Roman" w:hAnsi="LM Roman 10" w:cs="Times New Roman"/>
-                <w:kern w:val="0"/>
-                <w:sz w:val="16"/>
-                <w:szCs w:val="16"/>
-                <w:lang w:eastAsia="en-US"/>
-                <w14:ligatures w14:val="none"/>
-              </w:rPr>
-              <w:t>midrule</w:t>
-            </w:r>
-            <w:proofErr w:type="spellEnd"/>
-            <w:r>
-              <w:rPr>
-                <w:rFonts w:ascii="LM Roman 10" w:eastAsia="Times New Roman" w:hAnsi="LM Roman 10" w:cs="Times New Roman"/>
-                <w:kern w:val="0"/>
-                <w:sz w:val="16"/>
-                <w:szCs w:val="16"/>
-                <w:lang w:eastAsia="en-US"/>
-                <w14:ligatures w14:val="none"/>
-              </w:rPr>
-              <w:t>, \</w:t>
-            </w:r>
-            <w:proofErr w:type="spellStart"/>
-            <w:r>
-              <w:rPr>
-                <w:rFonts w:ascii="LM Roman 10" w:eastAsia="Times New Roman" w:hAnsi="LM Roman 10" w:cs="Times New Roman"/>
-                <w:kern w:val="0"/>
-                <w:sz w:val="16"/>
-                <w:szCs w:val="16"/>
-                <w:lang w:eastAsia="en-US"/>
-                <w14:ligatures w14:val="none"/>
-              </w:rPr>
-              <w:t>bottomrule</w:t>
-            </w:r>
-            <w:proofErr w:type="spellEnd"/>
-            <w:r>
-              <w:rPr>
-                <w:rFonts w:ascii="LM Roman 10" w:eastAsia="Times New Roman" w:hAnsi="LM Roman 10" w:cs="Times New Roman"/>
-                <w:kern w:val="0"/>
-                <w:sz w:val="16"/>
-                <w:szCs w:val="16"/>
-                <w:lang w:eastAsia="en-US"/>
-                <w14:ligatures w14:val="none"/>
-              </w:rPr>
-              <w:t>) matching professional journal style — never use vertical lines in econometrics tables</w:t>
+            <w:r>
+              <w:rPr>
+                <w:rFonts w:ascii="LM Roman 10" w:eastAsia="Times New Roman" w:hAnsi="LM Roman 10" w:cs="Times New Roman"/>
+                <w:kern w:val="0"/>
+                <w:sz w:val="16"/>
+                <w:szCs w:val="16"/>
+                <w:lang w:eastAsia="en-US"/>
+                <w14:ligatures w14:val="none"/>
+              </w:rPr>
+              <w:t>booktabs gives the clean horizontal rules (\toprule, \midrule, \bottomrule) matching professional journal style — never use vertical lines in econometrics tables</w:t>
             </w:r>
             <w:r>
               <w:rPr>
@@ -2177,29 +1983,16 @@
               </w:rPr>
               <w:t xml:space="preserve">. </w:t>
             </w:r>
-            <w:proofErr w:type="spellStart"/>
-            <w:r>
-              <w:rPr>
-                <w:rFonts w:ascii="LM Roman 10" w:eastAsia="Times New Roman" w:hAnsi="LM Roman 10" w:cs="Times New Roman"/>
-                <w:kern w:val="0"/>
-                <w:sz w:val="16"/>
-                <w:szCs w:val="16"/>
-                <w:lang w:eastAsia="en-US"/>
-                <w14:ligatures w14:val="none"/>
-              </w:rPr>
-              <w:t>siunitx</w:t>
-            </w:r>
-            <w:proofErr w:type="spellEnd"/>
-            <w:r>
-              <w:rPr>
-                <w:rFonts w:ascii="LM Roman 10" w:eastAsia="Times New Roman" w:hAnsi="LM Roman 10" w:cs="Times New Roman"/>
-                <w:kern w:val="0"/>
-                <w:sz w:val="16"/>
-                <w:szCs w:val="16"/>
-                <w:lang w:eastAsia="en-US"/>
-                <w14:ligatures w14:val="none"/>
-              </w:rPr>
-              <w:t xml:space="preserve"> with S columns automatically aligns all numbers on the decimal point, matching the visual alignment in your screenshot</w:t>
+            <w:r>
+              <w:rPr>
+                <w:rFonts w:ascii="LM Roman 10" w:eastAsia="Times New Roman" w:hAnsi="LM Roman 10" w:cs="Times New Roman"/>
+                <w:kern w:val="0"/>
+                <w:sz w:val="16"/>
+                <w:szCs w:val="16"/>
+                <w:lang w:eastAsia="en-US"/>
+                <w14:ligatures w14:val="none"/>
+              </w:rPr>
+              <w:t>siunitx with S columns automatically aligns all numbers on the decimal point, matching the visual alignment in your screenshot</w:t>
             </w:r>
             <w:r>
               <w:rPr>
@@ -2212,29 +2005,16 @@
               </w:rPr>
               <w:t xml:space="preserve">, </w:t>
             </w:r>
-            <w:proofErr w:type="spellStart"/>
-            <w:r>
-              <w:rPr>
-                <w:rFonts w:ascii="LM Roman 10" w:eastAsia="Times New Roman" w:hAnsi="LM Roman 10" w:cs="Times New Roman"/>
-                <w:kern w:val="0"/>
-                <w:sz w:val="16"/>
-                <w:szCs w:val="16"/>
-                <w:lang w:eastAsia="en-US"/>
-                <w14:ligatures w14:val="none"/>
-              </w:rPr>
-              <w:t>tablenotes</w:t>
-            </w:r>
-            <w:proofErr w:type="spellEnd"/>
-            <w:r>
-              <w:rPr>
-                <w:rFonts w:ascii="LM Roman 10" w:eastAsia="Times New Roman" w:hAnsi="LM Roman 10" w:cs="Times New Roman"/>
-                <w:kern w:val="0"/>
-                <w:sz w:val="16"/>
-                <w:szCs w:val="16"/>
-                <w:lang w:eastAsia="en-US"/>
-                <w14:ligatures w14:val="none"/>
-              </w:rPr>
-              <w:t xml:space="preserve"> adds a note explaining what each series is — required for any academic submission</w:t>
+            <w:r>
+              <w:rPr>
+                <w:rFonts w:ascii="LM Roman 10" w:eastAsia="Times New Roman" w:hAnsi="LM Roman 10" w:cs="Times New Roman"/>
+                <w:kern w:val="0"/>
+                <w:sz w:val="16"/>
+                <w:szCs w:val="16"/>
+                <w:lang w:eastAsia="en-US"/>
+                <w14:ligatures w14:val="none"/>
+              </w:rPr>
+              <w:t>tablenotes adds a note explaining what each series is — required for any academic submission</w:t>
             </w:r>
             <w:r>
               <w:rPr>
@@ -2347,31 +2127,7 @@
                 <w:lang w:eastAsia="en-US"/>
                 <w14:ligatures w14:val="none"/>
               </w:rPr>
-              <w:t xml:space="preserve">Translate this table to Overleaf </w:t>
-            </w:r>
-            <w:proofErr w:type="spellStart"/>
-            <w:r>
-              <w:rPr>
-                <w:rFonts w:ascii="LM Roman 10" w:eastAsia="Times New Roman" w:hAnsi="LM Roman 10" w:cs="Times New Roman"/>
-                <w:kern w:val="0"/>
-                <w:sz w:val="16"/>
-                <w:szCs w:val="16"/>
-                <w:lang w:eastAsia="en-US"/>
-                <w14:ligatures w14:val="none"/>
-              </w:rPr>
-              <w:t>LateX</w:t>
-            </w:r>
-            <w:proofErr w:type="spellEnd"/>
-            <w:r>
-              <w:rPr>
-                <w:rFonts w:ascii="LM Roman 10" w:eastAsia="Times New Roman" w:hAnsi="LM Roman 10" w:cs="Times New Roman"/>
-                <w:kern w:val="0"/>
-                <w:sz w:val="16"/>
-                <w:szCs w:val="16"/>
-                <w:lang w:eastAsia="en-US"/>
-                <w14:ligatures w14:val="none"/>
-              </w:rPr>
-              <w:t xml:space="preserve"> (</w:t>
+              <w:t>Translate this table to Overleaf LateX (</w:t>
             </w:r>
             <w:r>
               <w:rPr>
@@ -2452,101 +2208,16 @@
               </w:rPr>
               <w:t xml:space="preserve">, </w:t>
             </w:r>
-            <w:proofErr w:type="spellStart"/>
-            <w:r>
-              <w:rPr>
-                <w:rFonts w:ascii="LM Roman 10" w:eastAsia="Times New Roman" w:hAnsi="LM Roman 10" w:cs="Times New Roman"/>
-                <w:kern w:val="0"/>
-                <w:sz w:val="16"/>
-                <w:szCs w:val="16"/>
-                <w:lang w:eastAsia="en-US"/>
-                <w14:ligatures w14:val="none"/>
-              </w:rPr>
-              <w:t>booktabs</w:t>
-            </w:r>
-            <w:proofErr w:type="spellEnd"/>
-            <w:r>
-              <w:rPr>
-                <w:rFonts w:ascii="LM Roman 10" w:eastAsia="Times New Roman" w:hAnsi="LM Roman 10" w:cs="Times New Roman"/>
-                <w:kern w:val="0"/>
-                <w:sz w:val="16"/>
-                <w:szCs w:val="16"/>
-                <w:lang w:eastAsia="en-US"/>
-                <w14:ligatures w14:val="none"/>
-              </w:rPr>
-              <w:t xml:space="preserve"> gives the clean horizontal rules (\</w:t>
-            </w:r>
-            <w:proofErr w:type="spellStart"/>
-            <w:r>
-              <w:rPr>
-                <w:rFonts w:ascii="LM Roman 10" w:eastAsia="Times New Roman" w:hAnsi="LM Roman 10" w:cs="Times New Roman"/>
-                <w:kern w:val="0"/>
-                <w:sz w:val="16"/>
-                <w:szCs w:val="16"/>
-                <w:lang w:eastAsia="en-US"/>
-                <w14:ligatures w14:val="none"/>
-              </w:rPr>
-              <w:t>toprule</w:t>
-            </w:r>
-            <w:proofErr w:type="spellEnd"/>
-            <w:r>
-              <w:rPr>
-                <w:rFonts w:ascii="LM Roman 10" w:eastAsia="Times New Roman" w:hAnsi="LM Roman 10" w:cs="Times New Roman"/>
-                <w:kern w:val="0"/>
-                <w:sz w:val="16"/>
-                <w:szCs w:val="16"/>
-                <w:lang w:eastAsia="en-US"/>
-                <w14:ligatures w14:val="none"/>
-              </w:rPr>
-              <w:t>, \</w:t>
-            </w:r>
-            <w:proofErr w:type="spellStart"/>
-            <w:r>
-              <w:rPr>
-                <w:rFonts w:ascii="LM Roman 10" w:eastAsia="Times New Roman" w:hAnsi="LM Roman 10" w:cs="Times New Roman"/>
-                <w:kern w:val="0"/>
-                <w:sz w:val="16"/>
-                <w:szCs w:val="16"/>
-                <w:lang w:eastAsia="en-US"/>
-                <w14:ligatures w14:val="none"/>
-              </w:rPr>
-              <w:t>midrule</w:t>
-            </w:r>
-            <w:proofErr w:type="spellEnd"/>
-            <w:r>
-              <w:rPr>
-                <w:rFonts w:ascii="LM Roman 10" w:eastAsia="Times New Roman" w:hAnsi="LM Roman 10" w:cs="Times New Roman"/>
-                <w:kern w:val="0"/>
-                <w:sz w:val="16"/>
-                <w:szCs w:val="16"/>
-                <w:lang w:eastAsia="en-US"/>
-                <w14:ligatures w14:val="none"/>
-              </w:rPr>
-              <w:t>, \</w:t>
-            </w:r>
-            <w:proofErr w:type="spellStart"/>
-            <w:r>
-              <w:rPr>
-                <w:rFonts w:ascii="LM Roman 10" w:eastAsia="Times New Roman" w:hAnsi="LM Roman 10" w:cs="Times New Roman"/>
-                <w:kern w:val="0"/>
-                <w:sz w:val="16"/>
-                <w:szCs w:val="16"/>
-                <w:lang w:eastAsia="en-US"/>
-                <w14:ligatures w14:val="none"/>
-              </w:rPr>
-              <w:t>bottomrule</w:t>
-            </w:r>
-            <w:proofErr w:type="spellEnd"/>
-            <w:r>
-              <w:rPr>
-                <w:rFonts w:ascii="LM Roman 10" w:eastAsia="Times New Roman" w:hAnsi="LM Roman 10" w:cs="Times New Roman"/>
-                <w:kern w:val="0"/>
-                <w:sz w:val="16"/>
-                <w:szCs w:val="16"/>
-                <w:lang w:eastAsia="en-US"/>
-                <w14:ligatures w14:val="none"/>
-              </w:rPr>
-              <w:t>) matching professional journal style — never use vertical lines in econometrics tables</w:t>
+            <w:r>
+              <w:rPr>
+                <w:rFonts w:ascii="LM Roman 10" w:eastAsia="Times New Roman" w:hAnsi="LM Roman 10" w:cs="Times New Roman"/>
+                <w:kern w:val="0"/>
+                <w:sz w:val="16"/>
+                <w:szCs w:val="16"/>
+                <w:lang w:eastAsia="en-US"/>
+                <w14:ligatures w14:val="none"/>
+              </w:rPr>
+              <w:t>booktabs gives the clean horizontal rules (\toprule, \midrule, \bottomrule) matching professional journal style — never use vertical lines in econometrics tables</w:t>
             </w:r>
             <w:r>
               <w:rPr>
@@ -2559,29 +2230,16 @@
               </w:rPr>
               <w:t xml:space="preserve">. </w:t>
             </w:r>
-            <w:proofErr w:type="spellStart"/>
-            <w:r>
-              <w:rPr>
-                <w:rFonts w:ascii="LM Roman 10" w:eastAsia="Times New Roman" w:hAnsi="LM Roman 10" w:cs="Times New Roman"/>
-                <w:kern w:val="0"/>
-                <w:sz w:val="16"/>
-                <w:szCs w:val="16"/>
-                <w:lang w:eastAsia="en-US"/>
-                <w14:ligatures w14:val="none"/>
-              </w:rPr>
-              <w:t>siunitx</w:t>
-            </w:r>
-            <w:proofErr w:type="spellEnd"/>
-            <w:r>
-              <w:rPr>
-                <w:rFonts w:ascii="LM Roman 10" w:eastAsia="Times New Roman" w:hAnsi="LM Roman 10" w:cs="Times New Roman"/>
-                <w:kern w:val="0"/>
-                <w:sz w:val="16"/>
-                <w:szCs w:val="16"/>
-                <w:lang w:eastAsia="en-US"/>
-                <w14:ligatures w14:val="none"/>
-              </w:rPr>
-              <w:t xml:space="preserve"> with S columns automatically aligns all numbers on the decimal point, matching the visual alignment in your screenshot</w:t>
+            <w:r>
+              <w:rPr>
+                <w:rFonts w:ascii="LM Roman 10" w:eastAsia="Times New Roman" w:hAnsi="LM Roman 10" w:cs="Times New Roman"/>
+                <w:kern w:val="0"/>
+                <w:sz w:val="16"/>
+                <w:szCs w:val="16"/>
+                <w:lang w:eastAsia="en-US"/>
+                <w14:ligatures w14:val="none"/>
+              </w:rPr>
+              <w:t>siunitx with S columns automatically aligns all numbers on the decimal point, matching the visual alignment in your screenshot</w:t>
             </w:r>
             <w:r>
               <w:rPr>
@@ -2594,29 +2252,16 @@
               </w:rPr>
               <w:t xml:space="preserve">, </w:t>
             </w:r>
-            <w:proofErr w:type="spellStart"/>
-            <w:r>
-              <w:rPr>
-                <w:rFonts w:ascii="LM Roman 10" w:eastAsia="Times New Roman" w:hAnsi="LM Roman 10" w:cs="Times New Roman"/>
-                <w:kern w:val="0"/>
-                <w:sz w:val="16"/>
-                <w:szCs w:val="16"/>
-                <w:lang w:eastAsia="en-US"/>
-                <w14:ligatures w14:val="none"/>
-              </w:rPr>
-              <w:t>tablenotes</w:t>
-            </w:r>
-            <w:proofErr w:type="spellEnd"/>
-            <w:r>
-              <w:rPr>
-                <w:rFonts w:ascii="LM Roman 10" w:eastAsia="Times New Roman" w:hAnsi="LM Roman 10" w:cs="Times New Roman"/>
-                <w:kern w:val="0"/>
-                <w:sz w:val="16"/>
-                <w:szCs w:val="16"/>
-                <w:lang w:eastAsia="en-US"/>
-                <w14:ligatures w14:val="none"/>
-              </w:rPr>
-              <w:t xml:space="preserve"> adds a note explaining what each series is — required for any academic submission</w:t>
+            <w:r>
+              <w:rPr>
+                <w:rFonts w:ascii="LM Roman 10" w:eastAsia="Times New Roman" w:hAnsi="LM Roman 10" w:cs="Times New Roman"/>
+                <w:kern w:val="0"/>
+                <w:sz w:val="16"/>
+                <w:szCs w:val="16"/>
+                <w:lang w:eastAsia="en-US"/>
+                <w14:ligatures w14:val="none"/>
+              </w:rPr>
+              <w:t>tablenotes adds a note explaining what each series is — required for any academic submission</w:t>
             </w:r>
             <w:r>
               <w:rPr>
@@ -2731,31 +2376,7 @@
                 <w:lang w:eastAsia="en-US"/>
                 <w14:ligatures w14:val="none"/>
               </w:rPr>
-              <w:t xml:space="preserve">Why dates overlap even if I deployed </w:t>
-            </w:r>
-            <w:proofErr w:type="spellStart"/>
-            <w:r>
-              <w:rPr>
-                <w:rFonts w:ascii="LM Roman 10" w:eastAsia="Times New Roman" w:hAnsi="LM Roman 10" w:cs="Times New Roman"/>
-                <w:kern w:val="0"/>
-                <w:sz w:val="16"/>
-                <w:szCs w:val="16"/>
-                <w:lang w:eastAsia="en-US"/>
-                <w14:ligatures w14:val="none"/>
-              </w:rPr>
-              <w:t>fig.autofmt_xdate</w:t>
-            </w:r>
-            <w:proofErr w:type="spellEnd"/>
-            <w:r>
-              <w:rPr>
-                <w:rFonts w:ascii="LM Roman 10" w:eastAsia="Times New Roman" w:hAnsi="LM Roman 10" w:cs="Times New Roman"/>
-                <w:kern w:val="0"/>
-                <w:sz w:val="16"/>
-                <w:szCs w:val="16"/>
-                <w:lang w:eastAsia="en-US"/>
-                <w14:ligatures w14:val="none"/>
-              </w:rPr>
-              <w:t>() and "Time" column is in datetime?</w:t>
+              <w:t>Why dates overlap even if I deployed fig.autofmt_xdate() and "Time" column is in datetime?</w:t>
             </w:r>
           </w:p>
         </w:tc>
@@ -2790,55 +2411,7 @@
                 <w:lang w:eastAsia="en-US"/>
                 <w14:ligatures w14:val="none"/>
               </w:rPr>
-              <w:t xml:space="preserve">The problem is that </w:t>
-            </w:r>
-            <w:proofErr w:type="spellStart"/>
-            <w:r>
-              <w:rPr>
-                <w:rFonts w:ascii="LM Roman 10" w:eastAsia="Times New Roman" w:hAnsi="LM Roman 10" w:cs="Times New Roman"/>
-                <w:kern w:val="0"/>
-                <w:sz w:val="16"/>
-                <w:szCs w:val="16"/>
-                <w:lang w:eastAsia="en-US"/>
-                <w14:ligatures w14:val="none"/>
-              </w:rPr>
-              <w:t>autofmt_xdate</w:t>
-            </w:r>
-            <w:proofErr w:type="spellEnd"/>
-            <w:r>
-              <w:rPr>
-                <w:rFonts w:ascii="LM Roman 10" w:eastAsia="Times New Roman" w:hAnsi="LM Roman 10" w:cs="Times New Roman"/>
-                <w:kern w:val="0"/>
-                <w:sz w:val="16"/>
-                <w:szCs w:val="16"/>
-                <w:lang w:eastAsia="en-US"/>
-                <w14:ligatures w14:val="none"/>
-              </w:rPr>
-              <w:t xml:space="preserve">() only rotates labels — it doesn't reduce the number of ticks. With monthly data spanning 50+ years you have 600+ tick marks all trying to render on the x-axis, causing the solid black blob you see. Fix it by explicitly controlling tick frequency with </w:t>
-            </w:r>
-            <w:proofErr w:type="spellStart"/>
-            <w:r>
-              <w:rPr>
-                <w:rFonts w:ascii="LM Roman 10" w:eastAsia="Times New Roman" w:hAnsi="LM Roman 10" w:cs="Times New Roman"/>
-                <w:kern w:val="0"/>
-                <w:sz w:val="16"/>
-                <w:szCs w:val="16"/>
-                <w:lang w:eastAsia="en-US"/>
-                <w14:ligatures w14:val="none"/>
-              </w:rPr>
-              <w:t>matplotlib.dates</w:t>
-            </w:r>
-            <w:proofErr w:type="spellEnd"/>
-            <w:r>
-              <w:rPr>
-                <w:rFonts w:ascii="LM Roman 10" w:eastAsia="Times New Roman" w:hAnsi="LM Roman 10" w:cs="Times New Roman"/>
-                <w:kern w:val="0"/>
-                <w:sz w:val="16"/>
-                <w:szCs w:val="16"/>
-                <w:lang w:eastAsia="en-US"/>
-                <w14:ligatures w14:val="none"/>
-              </w:rPr>
-              <w:t>:</w:t>
+              <w:t>The problem is that autofmt_xdate() only rotates labels — it doesn't reduce the number of ticks. With monthly data spanning 50+ years you have 600+ tick marks all trying to render on the x-axis, causing the solid black blob you see. Fix it by explicitly controlling tick frequency with matplotlib.dates:</w:t>
             </w:r>
             <w:r>
               <w:rPr>
@@ -2940,55 +2513,7 @@
                 <w:lang w:eastAsia="en-US"/>
                 <w14:ligatures w14:val="none"/>
               </w:rPr>
-              <w:t xml:space="preserve">Annualized inflation looks still quite volatile, I would like </w:t>
-            </w:r>
-            <w:proofErr w:type="gramStart"/>
-            <w:r>
-              <w:rPr>
-                <w:rFonts w:ascii="LM Roman 10" w:eastAsia="Times New Roman" w:hAnsi="LM Roman 10" w:cs="Times New Roman"/>
-                <w:kern w:val="0"/>
-                <w:sz w:val="16"/>
-                <w:szCs w:val="16"/>
-                <w:lang w:eastAsia="en-US"/>
-                <w14:ligatures w14:val="none"/>
-              </w:rPr>
-              <w:t>smooth</w:t>
-            </w:r>
-            <w:proofErr w:type="gramEnd"/>
-            <w:r>
-              <w:rPr>
-                <w:rFonts w:ascii="LM Roman 10" w:eastAsia="Times New Roman" w:hAnsi="LM Roman 10" w:cs="Times New Roman"/>
-                <w:kern w:val="0"/>
-                <w:sz w:val="16"/>
-                <w:szCs w:val="16"/>
-                <w:lang w:eastAsia="en-US"/>
-                <w14:ligatures w14:val="none"/>
-              </w:rPr>
-              <w:t xml:space="preserve"> the curve for better comparability, is </w:t>
-            </w:r>
-            <w:proofErr w:type="gramStart"/>
-            <w:r>
-              <w:rPr>
-                <w:rFonts w:ascii="LM Roman 10" w:eastAsia="Times New Roman" w:hAnsi="LM Roman 10" w:cs="Times New Roman"/>
-                <w:kern w:val="0"/>
-                <w:sz w:val="16"/>
-                <w:szCs w:val="16"/>
-                <w:lang w:eastAsia="en-US"/>
-                <w14:ligatures w14:val="none"/>
-              </w:rPr>
-              <w:t>moving-window</w:t>
-            </w:r>
-            <w:proofErr w:type="gramEnd"/>
-            <w:r>
-              <w:rPr>
-                <w:rFonts w:ascii="LM Roman 10" w:eastAsia="Times New Roman" w:hAnsi="LM Roman 10" w:cs="Times New Roman"/>
-                <w:kern w:val="0"/>
-                <w:sz w:val="16"/>
-                <w:szCs w:val="16"/>
-                <w:lang w:eastAsia="en-US"/>
-                <w14:ligatures w14:val="none"/>
-              </w:rPr>
-              <w:t xml:space="preserve"> average a correct approach? You have any other suggestion?</w:t>
+              <w:t>Annualized inflation looks still quite volatile, I would like smooth the curve for better comparability, is moving-window average a correct approach? You have any other suggestion?</w:t>
             </w:r>
           </w:p>
         </w:tc>
@@ -3080,53 +2605,16 @@
               </w:rPr>
               <w:t xml:space="preserve"> </w:t>
             </w:r>
-            <w:proofErr w:type="spellStart"/>
-            <w:r>
-              <w:rPr>
-                <w:rFonts w:ascii="LM Roman 10" w:eastAsia="Times New Roman" w:hAnsi="LM Roman 10" w:cs="Times New Roman"/>
-                <w:kern w:val="0"/>
-                <w:sz w:val="16"/>
-                <w:szCs w:val="16"/>
-                <w:lang w:eastAsia="en-US"/>
-                <w14:ligatures w14:val="none"/>
-              </w:rPr>
-              <w:t>center</w:t>
-            </w:r>
-            <w:proofErr w:type="spellEnd"/>
-            <w:r>
-              <w:rPr>
-                <w:rFonts w:ascii="LM Roman 10" w:eastAsia="Times New Roman" w:hAnsi="LM Roman 10" w:cs="Times New Roman"/>
-                <w:kern w:val="0"/>
-                <w:sz w:val="16"/>
-                <w:szCs w:val="16"/>
-                <w:lang w:eastAsia="en-US"/>
-                <w14:ligatures w14:val="none"/>
-              </w:rPr>
-              <w:t xml:space="preserve">=True </w:t>
-            </w:r>
-            <w:proofErr w:type="spellStart"/>
-            <w:r>
-              <w:rPr>
-                <w:rFonts w:ascii="LM Roman 10" w:eastAsia="Times New Roman" w:hAnsi="LM Roman 10" w:cs="Times New Roman"/>
-                <w:kern w:val="0"/>
-                <w:sz w:val="16"/>
-                <w:szCs w:val="16"/>
-                <w:lang w:eastAsia="en-US"/>
-                <w14:ligatures w14:val="none"/>
-              </w:rPr>
-              <w:t>centers</w:t>
-            </w:r>
-            <w:proofErr w:type="spellEnd"/>
-            <w:r>
-              <w:rPr>
-                <w:rFonts w:ascii="LM Roman 10" w:eastAsia="Times New Roman" w:hAnsi="LM Roman 10" w:cs="Times New Roman"/>
-                <w:kern w:val="0"/>
-                <w:sz w:val="16"/>
-                <w:szCs w:val="16"/>
-                <w:lang w:eastAsia="en-US"/>
-                <w14:ligatures w14:val="none"/>
-              </w:rPr>
-              <w:t xml:space="preserve"> the window so the smoothed value sits in the middle of the 12-month window — this avoids the visual lag you'd get with a trailing MA.</w:t>
+            <w:r>
+              <w:rPr>
+                <w:rFonts w:ascii="LM Roman 10" w:eastAsia="Times New Roman" w:hAnsi="LM Roman 10" w:cs="Times New Roman"/>
+                <w:kern w:val="0"/>
+                <w:sz w:val="16"/>
+                <w:szCs w:val="16"/>
+                <w:lang w:eastAsia="en-US"/>
+                <w14:ligatures w14:val="none"/>
+              </w:rPr>
+              <w:t>center=True centers the window so the smoothed value sits in the middle of the 12-month window — this avoids the visual lag you'd get with a trailing MA.</w:t>
             </w:r>
             <w:r>
               <w:rPr>
@@ -3251,31 +2739,7 @@
                 <w:lang w:eastAsia="en-US"/>
                 <w14:ligatures w14:val="none"/>
               </w:rPr>
-              <w:t>---------------------------------------------------------------------</w:t>
-            </w:r>
-            <w:proofErr w:type="spellStart"/>
-            <w:r>
-              <w:rPr>
-                <w:rFonts w:ascii="LM Roman 10" w:eastAsia="Times New Roman" w:hAnsi="LM Roman 10" w:cs="Times New Roman"/>
-                <w:kern w:val="0"/>
-                <w:sz w:val="16"/>
-                <w:szCs w:val="16"/>
-                <w:lang w:eastAsia="en-US"/>
-                <w14:ligatures w14:val="none"/>
-              </w:rPr>
-              <w:t>ValueError</w:t>
-            </w:r>
-            <w:proofErr w:type="spellEnd"/>
-            <w:r>
-              <w:rPr>
-                <w:rFonts w:ascii="LM Roman 10" w:eastAsia="Times New Roman" w:hAnsi="LM Roman 10" w:cs="Times New Roman"/>
-                <w:kern w:val="0"/>
-                <w:sz w:val="16"/>
-                <w:szCs w:val="16"/>
-                <w:lang w:eastAsia="en-US"/>
-                <w14:ligatures w14:val="none"/>
-              </w:rPr>
-              <w:t xml:space="preserve"> Traceback (most recent call last)</w:t>
+              <w:t>---------------------------------------------------------------------ValueError Traceback (most recent call last)</w:t>
             </w:r>
             <w:r>
               <w:rPr>
@@ -3319,55 +2783,7 @@
                 <w:lang w:eastAsia="en-US"/>
                 <w14:ligatures w14:val="none"/>
               </w:rPr>
-              <w:t xml:space="preserve">17 </w:t>
-            </w:r>
-            <w:proofErr w:type="spellStart"/>
-            <w:r>
-              <w:rPr>
-                <w:rFonts w:ascii="LM Roman 10" w:eastAsia="Times New Roman" w:hAnsi="LM Roman 10" w:cs="Times New Roman"/>
-                <w:kern w:val="0"/>
-                <w:sz w:val="16"/>
-                <w:szCs w:val="16"/>
-                <w:lang w:eastAsia="en-US"/>
-                <w14:ligatures w14:val="none"/>
-              </w:rPr>
-              <w:t>u_pi_t</w:t>
-            </w:r>
-            <w:proofErr w:type="spellEnd"/>
-            <w:r>
-              <w:rPr>
-                <w:rFonts w:ascii="LM Roman 10" w:eastAsia="Times New Roman" w:hAnsi="LM Roman 10" w:cs="Times New Roman"/>
-                <w:kern w:val="0"/>
-                <w:sz w:val="16"/>
-                <w:szCs w:val="16"/>
-                <w:lang w:eastAsia="en-US"/>
-                <w14:ligatures w14:val="none"/>
-              </w:rPr>
-              <w:t xml:space="preserve"> = </w:t>
-            </w:r>
-            <w:proofErr w:type="spellStart"/>
-            <w:r>
-              <w:rPr>
-                <w:rFonts w:ascii="LM Roman 10" w:eastAsia="Times New Roman" w:hAnsi="LM Roman 10" w:cs="Times New Roman"/>
-                <w:kern w:val="0"/>
-                <w:sz w:val="16"/>
-                <w:szCs w:val="16"/>
-                <w:lang w:eastAsia="en-US"/>
-                <w14:ligatures w14:val="none"/>
-              </w:rPr>
-              <w:t>u_pi</w:t>
-            </w:r>
-            <w:proofErr w:type="spellEnd"/>
-            <w:r>
-              <w:rPr>
-                <w:rFonts w:ascii="LM Roman 10" w:eastAsia="Times New Roman" w:hAnsi="LM Roman 10" w:cs="Times New Roman"/>
-                <w:kern w:val="0"/>
-                <w:sz w:val="16"/>
-                <w:szCs w:val="16"/>
-                <w:lang w:eastAsia="en-US"/>
-                <w14:ligatures w14:val="none"/>
-              </w:rPr>
-              <w:t>[1:]</w:t>
+              <w:t>17 u_pi_t = u_pi[1:]</w:t>
             </w:r>
             <w:r>
               <w:rPr>
@@ -3389,55 +2805,7 @@
                 <w:lang w:eastAsia="en-US"/>
                 <w14:ligatures w14:val="none"/>
               </w:rPr>
-              <w:t xml:space="preserve">18 u_pi_tm1 = </w:t>
-            </w:r>
-            <w:proofErr w:type="spellStart"/>
-            <w:r>
-              <w:rPr>
-                <w:rFonts w:ascii="LM Roman 10" w:eastAsia="Times New Roman" w:hAnsi="LM Roman 10" w:cs="Times New Roman"/>
-                <w:kern w:val="0"/>
-                <w:sz w:val="16"/>
-                <w:szCs w:val="16"/>
-                <w:lang w:eastAsia="en-US"/>
-                <w14:ligatures w14:val="none"/>
-              </w:rPr>
-              <w:t>sm.add_constant</w:t>
-            </w:r>
-            <w:proofErr w:type="spellEnd"/>
-            <w:r>
-              <w:rPr>
-                <w:rFonts w:ascii="LM Roman 10" w:eastAsia="Times New Roman" w:hAnsi="LM Roman 10" w:cs="Times New Roman"/>
-                <w:kern w:val="0"/>
-                <w:sz w:val="16"/>
-                <w:szCs w:val="16"/>
-                <w:lang w:eastAsia="en-US"/>
-                <w14:ligatures w14:val="none"/>
-              </w:rPr>
-              <w:t>(</w:t>
-            </w:r>
-            <w:proofErr w:type="spellStart"/>
-            <w:r>
-              <w:rPr>
-                <w:rFonts w:ascii="LM Roman 10" w:eastAsia="Times New Roman" w:hAnsi="LM Roman 10" w:cs="Times New Roman"/>
-                <w:kern w:val="0"/>
-                <w:sz w:val="16"/>
-                <w:szCs w:val="16"/>
-                <w:lang w:eastAsia="en-US"/>
-                <w14:ligatures w14:val="none"/>
-              </w:rPr>
-              <w:t>u_pi_t</w:t>
-            </w:r>
-            <w:proofErr w:type="spellEnd"/>
-            <w:r>
-              <w:rPr>
-                <w:rFonts w:ascii="LM Roman 10" w:eastAsia="Times New Roman" w:hAnsi="LM Roman 10" w:cs="Times New Roman"/>
-                <w:kern w:val="0"/>
-                <w:sz w:val="16"/>
-                <w:szCs w:val="16"/>
-                <w:lang w:eastAsia="en-US"/>
-                <w14:ligatures w14:val="none"/>
-              </w:rPr>
-              <w:t>[:-1])</w:t>
+              <w:t>18 u_pi_tm1 = sm.add_constant(u_pi_t[:-1])</w:t>
             </w:r>
             <w:r>
               <w:rPr>
@@ -3459,175 +2827,7 @@
                 <w:lang w:eastAsia="en-US"/>
                 <w14:ligatures w14:val="none"/>
               </w:rPr>
-              <w:t xml:space="preserve">---&gt; 19 ar1mar1_pi = </w:t>
-            </w:r>
-            <w:proofErr w:type="spellStart"/>
-            <w:r>
-              <w:rPr>
-                <w:rFonts w:ascii="LM Roman 10" w:eastAsia="Times New Roman" w:hAnsi="LM Roman 10" w:cs="Times New Roman"/>
-                <w:kern w:val="0"/>
-                <w:sz w:val="16"/>
-                <w:szCs w:val="16"/>
-                <w:lang w:eastAsia="en-US"/>
-                <w14:ligatures w14:val="none"/>
-              </w:rPr>
-              <w:t>sm.OLS</w:t>
-            </w:r>
-            <w:proofErr w:type="spellEnd"/>
-            <w:r>
-              <w:rPr>
-                <w:rFonts w:ascii="LM Roman 10" w:eastAsia="Times New Roman" w:hAnsi="LM Roman 10" w:cs="Times New Roman"/>
-                <w:kern w:val="0"/>
-                <w:sz w:val="16"/>
-                <w:szCs w:val="16"/>
-                <w:lang w:eastAsia="en-US"/>
-                <w14:ligatures w14:val="none"/>
-              </w:rPr>
-              <w:t>(</w:t>
-            </w:r>
-            <w:proofErr w:type="spellStart"/>
-            <w:r>
-              <w:rPr>
-                <w:rFonts w:ascii="LM Roman 10" w:eastAsia="Times New Roman" w:hAnsi="LM Roman 10" w:cs="Times New Roman"/>
-                <w:kern w:val="0"/>
-                <w:sz w:val="16"/>
-                <w:szCs w:val="16"/>
-                <w:lang w:eastAsia="en-US"/>
-                <w14:ligatures w14:val="none"/>
-              </w:rPr>
-              <w:t>u_pi_t</w:t>
-            </w:r>
-            <w:proofErr w:type="spellEnd"/>
-            <w:r>
-              <w:rPr>
-                <w:rFonts w:ascii="LM Roman 10" w:eastAsia="Times New Roman" w:hAnsi="LM Roman 10" w:cs="Times New Roman"/>
-                <w:kern w:val="0"/>
-                <w:sz w:val="16"/>
-                <w:szCs w:val="16"/>
-                <w:lang w:eastAsia="en-US"/>
-                <w14:ligatures w14:val="none"/>
-              </w:rPr>
-              <w:t>, u_pi_tm1).fit()20 print(ar1mar1_pi.summary())File d:\Conda\Lib\site-packages\statsmodels\regression\linear_model.py:921, in OLS.__</w:t>
-            </w:r>
-            <w:proofErr w:type="spellStart"/>
-            <w:r>
-              <w:rPr>
-                <w:rFonts w:ascii="LM Roman 10" w:eastAsia="Times New Roman" w:hAnsi="LM Roman 10" w:cs="Times New Roman"/>
-                <w:kern w:val="0"/>
-                <w:sz w:val="16"/>
-                <w:szCs w:val="16"/>
-                <w:lang w:eastAsia="en-US"/>
-                <w14:ligatures w14:val="none"/>
-              </w:rPr>
-              <w:t>init</w:t>
-            </w:r>
-            <w:proofErr w:type="spellEnd"/>
-            <w:r>
-              <w:rPr>
-                <w:rFonts w:ascii="LM Roman 10" w:eastAsia="Times New Roman" w:hAnsi="LM Roman 10" w:cs="Times New Roman"/>
-                <w:kern w:val="0"/>
-                <w:sz w:val="16"/>
-                <w:szCs w:val="16"/>
-                <w:lang w:eastAsia="en-US"/>
-                <w14:ligatures w14:val="none"/>
-              </w:rPr>
-              <w:t xml:space="preserve">__(self, </w:t>
-            </w:r>
-            <w:proofErr w:type="spellStart"/>
-            <w:r>
-              <w:rPr>
-                <w:rFonts w:ascii="LM Roman 10" w:eastAsia="Times New Roman" w:hAnsi="LM Roman 10" w:cs="Times New Roman"/>
-                <w:kern w:val="0"/>
-                <w:sz w:val="16"/>
-                <w:szCs w:val="16"/>
-                <w:lang w:eastAsia="en-US"/>
-                <w14:ligatures w14:val="none"/>
-              </w:rPr>
-              <w:t>endog</w:t>
-            </w:r>
-            <w:proofErr w:type="spellEnd"/>
-            <w:r>
-              <w:rPr>
-                <w:rFonts w:ascii="LM Roman 10" w:eastAsia="Times New Roman" w:hAnsi="LM Roman 10" w:cs="Times New Roman"/>
-                <w:kern w:val="0"/>
-                <w:sz w:val="16"/>
-                <w:szCs w:val="16"/>
-                <w:lang w:eastAsia="en-US"/>
-                <w14:ligatures w14:val="none"/>
-              </w:rPr>
-              <w:t xml:space="preserve">, </w:t>
-            </w:r>
-            <w:proofErr w:type="spellStart"/>
-            <w:r>
-              <w:rPr>
-                <w:rFonts w:ascii="LM Roman 10" w:eastAsia="Times New Roman" w:hAnsi="LM Roman 10" w:cs="Times New Roman"/>
-                <w:kern w:val="0"/>
-                <w:sz w:val="16"/>
-                <w:szCs w:val="16"/>
-                <w:lang w:eastAsia="en-US"/>
-                <w14:ligatures w14:val="none"/>
-              </w:rPr>
-              <w:t>exog</w:t>
-            </w:r>
-            <w:proofErr w:type="spellEnd"/>
-            <w:r>
-              <w:rPr>
-                <w:rFonts w:ascii="LM Roman 10" w:eastAsia="Times New Roman" w:hAnsi="LM Roman 10" w:cs="Times New Roman"/>
-                <w:kern w:val="0"/>
-                <w:sz w:val="16"/>
-                <w:szCs w:val="16"/>
-                <w:lang w:eastAsia="en-US"/>
-                <w14:ligatures w14:val="none"/>
-              </w:rPr>
-              <w:t xml:space="preserve">, missing, </w:t>
-            </w:r>
-            <w:proofErr w:type="spellStart"/>
-            <w:r>
-              <w:rPr>
-                <w:rFonts w:ascii="LM Roman 10" w:eastAsia="Times New Roman" w:hAnsi="LM Roman 10" w:cs="Times New Roman"/>
-                <w:kern w:val="0"/>
-                <w:sz w:val="16"/>
-                <w:szCs w:val="16"/>
-                <w:lang w:eastAsia="en-US"/>
-                <w14:ligatures w14:val="none"/>
-              </w:rPr>
-              <w:t>hasconst</w:t>
-            </w:r>
-            <w:proofErr w:type="spellEnd"/>
-            <w:r>
-              <w:rPr>
-                <w:rFonts w:ascii="LM Roman 10" w:eastAsia="Times New Roman" w:hAnsi="LM Roman 10" w:cs="Times New Roman"/>
-                <w:kern w:val="0"/>
-                <w:sz w:val="16"/>
-                <w:szCs w:val="16"/>
-                <w:lang w:eastAsia="en-US"/>
-                <w14:ligatures w14:val="none"/>
-              </w:rPr>
-              <w:t>, **</w:t>
-            </w:r>
-            <w:proofErr w:type="spellStart"/>
-            <w:r>
-              <w:rPr>
-                <w:rFonts w:ascii="LM Roman 10" w:eastAsia="Times New Roman" w:hAnsi="LM Roman 10" w:cs="Times New Roman"/>
-                <w:kern w:val="0"/>
-                <w:sz w:val="16"/>
-                <w:szCs w:val="16"/>
-                <w:lang w:eastAsia="en-US"/>
-                <w14:ligatures w14:val="none"/>
-              </w:rPr>
-              <w:t>kwargs</w:t>
-            </w:r>
-            <w:proofErr w:type="spellEnd"/>
-            <w:r>
-              <w:rPr>
-                <w:rFonts w:ascii="LM Roman 10" w:eastAsia="Times New Roman" w:hAnsi="LM Roman 10" w:cs="Times New Roman"/>
-                <w:kern w:val="0"/>
-                <w:sz w:val="16"/>
-                <w:szCs w:val="16"/>
-                <w:lang w:eastAsia="en-US"/>
-                <w14:ligatures w14:val="none"/>
-              </w:rPr>
-              <w:t>)</w:t>
+              <w:t>---&gt; 19 ar1mar1_pi = sm.OLS(u_pi_t, u_pi_tm1).fit()20 print(ar1mar1_pi.summary())File d:\Conda\Lib\site-packages\statsmodels\regression\linear_model.py:921, in OLS.__init__(self, endog, exog, missing, hasconst, **kwargs)</w:t>
             </w:r>
             <w:r>
               <w:rPr>
@@ -3649,31 +2849,7 @@
                 <w:lang w:eastAsia="en-US"/>
                 <w14:ligatures w14:val="none"/>
               </w:rPr>
-              <w:t xml:space="preserve">918 </w:t>
-            </w:r>
-            <w:proofErr w:type="spellStart"/>
-            <w:r>
-              <w:rPr>
-                <w:rFonts w:ascii="LM Roman 10" w:eastAsia="Times New Roman" w:hAnsi="LM Roman 10" w:cs="Times New Roman"/>
-                <w:kern w:val="0"/>
-                <w:sz w:val="16"/>
-                <w:szCs w:val="16"/>
-                <w:lang w:eastAsia="en-US"/>
-                <w14:ligatures w14:val="none"/>
-              </w:rPr>
-              <w:t>msg</w:t>
-            </w:r>
-            <w:proofErr w:type="spellEnd"/>
-            <w:r>
-              <w:rPr>
-                <w:rFonts w:ascii="LM Roman 10" w:eastAsia="Times New Roman" w:hAnsi="LM Roman 10" w:cs="Times New Roman"/>
-                <w:kern w:val="0"/>
-                <w:sz w:val="16"/>
-                <w:szCs w:val="16"/>
-                <w:lang w:eastAsia="en-US"/>
-                <w14:ligatures w14:val="none"/>
-              </w:rPr>
-              <w:t xml:space="preserve"> = ("Weights are not supported in OLS and will be ignored"</w:t>
+              <w:t>918 msg = ("Weights are not supported in OLS and will be ignored"</w:t>
             </w:r>
             <w:r>
               <w:rPr>
@@ -3717,79 +2893,7 @@
                 <w:lang w:eastAsia="en-US"/>
                 <w14:ligatures w14:val="none"/>
               </w:rPr>
-              <w:t xml:space="preserve">920 </w:t>
-            </w:r>
-            <w:proofErr w:type="spellStart"/>
-            <w:r>
-              <w:rPr>
-                <w:rFonts w:ascii="LM Roman 10" w:eastAsia="Times New Roman" w:hAnsi="LM Roman 10" w:cs="Times New Roman"/>
-                <w:kern w:val="0"/>
-                <w:sz w:val="16"/>
-                <w:szCs w:val="16"/>
-                <w:lang w:eastAsia="en-US"/>
-                <w14:ligatures w14:val="none"/>
-              </w:rPr>
-              <w:t>warnings.warn</w:t>
-            </w:r>
-            <w:proofErr w:type="spellEnd"/>
-            <w:r>
-              <w:rPr>
-                <w:rFonts w:ascii="LM Roman 10" w:eastAsia="Times New Roman" w:hAnsi="LM Roman 10" w:cs="Times New Roman"/>
-                <w:kern w:val="0"/>
-                <w:sz w:val="16"/>
-                <w:szCs w:val="16"/>
-                <w:lang w:eastAsia="en-US"/>
-                <w14:ligatures w14:val="none"/>
-              </w:rPr>
-              <w:t>(</w:t>
-            </w:r>
-            <w:proofErr w:type="spellStart"/>
-            <w:r>
-              <w:rPr>
-                <w:rFonts w:ascii="LM Roman 10" w:eastAsia="Times New Roman" w:hAnsi="LM Roman 10" w:cs="Times New Roman"/>
-                <w:kern w:val="0"/>
-                <w:sz w:val="16"/>
-                <w:szCs w:val="16"/>
-                <w:lang w:eastAsia="en-US"/>
-                <w14:ligatures w14:val="none"/>
-              </w:rPr>
-              <w:t>msg</w:t>
-            </w:r>
-            <w:proofErr w:type="spellEnd"/>
-            <w:r>
-              <w:rPr>
-                <w:rFonts w:ascii="LM Roman 10" w:eastAsia="Times New Roman" w:hAnsi="LM Roman 10" w:cs="Times New Roman"/>
-                <w:kern w:val="0"/>
-                <w:sz w:val="16"/>
-                <w:szCs w:val="16"/>
-                <w:lang w:eastAsia="en-US"/>
-                <w14:ligatures w14:val="none"/>
-              </w:rPr>
-              <w:t xml:space="preserve">, </w:t>
-            </w:r>
-            <w:proofErr w:type="spellStart"/>
-            <w:r>
-              <w:rPr>
-                <w:rFonts w:ascii="LM Roman 10" w:eastAsia="Times New Roman" w:hAnsi="LM Roman 10" w:cs="Times New Roman"/>
-                <w:kern w:val="0"/>
-                <w:sz w:val="16"/>
-                <w:szCs w:val="16"/>
-                <w:lang w:eastAsia="en-US"/>
-                <w14:ligatures w14:val="none"/>
-              </w:rPr>
-              <w:t>ValueWarning</w:t>
-            </w:r>
-            <w:proofErr w:type="spellEnd"/>
-            <w:r>
-              <w:rPr>
-                <w:rFonts w:ascii="LM Roman 10" w:eastAsia="Times New Roman" w:hAnsi="LM Roman 10" w:cs="Times New Roman"/>
-                <w:kern w:val="0"/>
-                <w:sz w:val="16"/>
-                <w:szCs w:val="16"/>
-                <w:lang w:eastAsia="en-US"/>
-                <w14:ligatures w14:val="none"/>
-              </w:rPr>
-              <w:t>)</w:t>
+              <w:t>920 warnings.warn(msg, ValueWarning)</w:t>
             </w:r>
             <w:r>
               <w:rPr>
@@ -3811,79 +2915,7 @@
                 <w:lang w:eastAsia="en-US"/>
                 <w14:ligatures w14:val="none"/>
               </w:rPr>
-              <w:t>--&gt; 921 super().__</w:t>
-            </w:r>
-            <w:proofErr w:type="spellStart"/>
-            <w:r>
-              <w:rPr>
-                <w:rFonts w:ascii="LM Roman 10" w:eastAsia="Times New Roman" w:hAnsi="LM Roman 10" w:cs="Times New Roman"/>
-                <w:kern w:val="0"/>
-                <w:sz w:val="16"/>
-                <w:szCs w:val="16"/>
-                <w:lang w:eastAsia="en-US"/>
-                <w14:ligatures w14:val="none"/>
-              </w:rPr>
-              <w:t>init</w:t>
-            </w:r>
-            <w:proofErr w:type="spellEnd"/>
-            <w:r>
-              <w:rPr>
-                <w:rFonts w:ascii="LM Roman 10" w:eastAsia="Times New Roman" w:hAnsi="LM Roman 10" w:cs="Times New Roman"/>
-                <w:kern w:val="0"/>
-                <w:sz w:val="16"/>
-                <w:szCs w:val="16"/>
-                <w:lang w:eastAsia="en-US"/>
-                <w14:ligatures w14:val="none"/>
-              </w:rPr>
-              <w:t>__(</w:t>
-            </w:r>
-            <w:proofErr w:type="spellStart"/>
-            <w:r>
-              <w:rPr>
-                <w:rFonts w:ascii="LM Roman 10" w:eastAsia="Times New Roman" w:hAnsi="LM Roman 10" w:cs="Times New Roman"/>
-                <w:kern w:val="0"/>
-                <w:sz w:val="16"/>
-                <w:szCs w:val="16"/>
-                <w:lang w:eastAsia="en-US"/>
-                <w14:ligatures w14:val="none"/>
-              </w:rPr>
-              <w:t>endog</w:t>
-            </w:r>
-            <w:proofErr w:type="spellEnd"/>
-            <w:r>
-              <w:rPr>
-                <w:rFonts w:ascii="LM Roman 10" w:eastAsia="Times New Roman" w:hAnsi="LM Roman 10" w:cs="Times New Roman"/>
-                <w:kern w:val="0"/>
-                <w:sz w:val="16"/>
-                <w:szCs w:val="16"/>
-                <w:lang w:eastAsia="en-US"/>
-                <w14:ligatures w14:val="none"/>
-              </w:rPr>
-              <w:t xml:space="preserve">, </w:t>
-            </w:r>
-            <w:proofErr w:type="spellStart"/>
-            <w:r>
-              <w:rPr>
-                <w:rFonts w:ascii="LM Roman 10" w:eastAsia="Times New Roman" w:hAnsi="LM Roman 10" w:cs="Times New Roman"/>
-                <w:kern w:val="0"/>
-                <w:sz w:val="16"/>
-                <w:szCs w:val="16"/>
-                <w:lang w:eastAsia="en-US"/>
-                <w14:ligatures w14:val="none"/>
-              </w:rPr>
-              <w:t>exog</w:t>
-            </w:r>
-            <w:proofErr w:type="spellEnd"/>
-            <w:r>
-              <w:rPr>
-                <w:rFonts w:ascii="LM Roman 10" w:eastAsia="Times New Roman" w:hAnsi="LM Roman 10" w:cs="Times New Roman"/>
-                <w:kern w:val="0"/>
-                <w:sz w:val="16"/>
-                <w:szCs w:val="16"/>
-                <w:lang w:eastAsia="en-US"/>
-                <w14:ligatures w14:val="none"/>
-              </w:rPr>
-              <w:t>, missing=missing,</w:t>
+              <w:t>--&gt; 921 super().__init__(endog, exog, missing=missing,</w:t>
             </w:r>
             <w:r>
               <w:rPr>
@@ -3905,79 +2937,7 @@
                 <w:lang w:eastAsia="en-US"/>
                 <w14:ligatures w14:val="none"/>
               </w:rPr>
-              <w:t xml:space="preserve">922 </w:t>
-            </w:r>
-            <w:proofErr w:type="spellStart"/>
-            <w:r>
-              <w:rPr>
-                <w:rFonts w:ascii="LM Roman 10" w:eastAsia="Times New Roman" w:hAnsi="LM Roman 10" w:cs="Times New Roman"/>
-                <w:kern w:val="0"/>
-                <w:sz w:val="16"/>
-                <w:szCs w:val="16"/>
-                <w:lang w:eastAsia="en-US"/>
-                <w14:ligatures w14:val="none"/>
-              </w:rPr>
-              <w:t>hasconst</w:t>
-            </w:r>
-            <w:proofErr w:type="spellEnd"/>
-            <w:r>
-              <w:rPr>
-                <w:rFonts w:ascii="LM Roman 10" w:eastAsia="Times New Roman" w:hAnsi="LM Roman 10" w:cs="Times New Roman"/>
-                <w:kern w:val="0"/>
-                <w:sz w:val="16"/>
-                <w:szCs w:val="16"/>
-                <w:lang w:eastAsia="en-US"/>
-                <w14:ligatures w14:val="none"/>
-              </w:rPr>
-              <w:t>=</w:t>
-            </w:r>
-            <w:proofErr w:type="spellStart"/>
-            <w:r>
-              <w:rPr>
-                <w:rFonts w:ascii="LM Roman 10" w:eastAsia="Times New Roman" w:hAnsi="LM Roman 10" w:cs="Times New Roman"/>
-                <w:kern w:val="0"/>
-                <w:sz w:val="16"/>
-                <w:szCs w:val="16"/>
-                <w:lang w:eastAsia="en-US"/>
-                <w14:ligatures w14:val="none"/>
-              </w:rPr>
-              <w:t>hasconst</w:t>
-            </w:r>
-            <w:proofErr w:type="spellEnd"/>
-            <w:r>
-              <w:rPr>
-                <w:rFonts w:ascii="LM Roman 10" w:eastAsia="Times New Roman" w:hAnsi="LM Roman 10" w:cs="Times New Roman"/>
-                <w:kern w:val="0"/>
-                <w:sz w:val="16"/>
-                <w:szCs w:val="16"/>
-                <w:lang w:eastAsia="en-US"/>
-                <w14:ligatures w14:val="none"/>
-              </w:rPr>
-              <w:t>, **</w:t>
-            </w:r>
-            <w:proofErr w:type="spellStart"/>
-            <w:r>
-              <w:rPr>
-                <w:rFonts w:ascii="LM Roman 10" w:eastAsia="Times New Roman" w:hAnsi="LM Roman 10" w:cs="Times New Roman"/>
-                <w:kern w:val="0"/>
-                <w:sz w:val="16"/>
-                <w:szCs w:val="16"/>
-                <w:lang w:eastAsia="en-US"/>
-                <w14:ligatures w14:val="none"/>
-              </w:rPr>
-              <w:t>kwargs</w:t>
-            </w:r>
-            <w:proofErr w:type="spellEnd"/>
-            <w:r>
-              <w:rPr>
-                <w:rFonts w:ascii="LM Roman 10" w:eastAsia="Times New Roman" w:hAnsi="LM Roman 10" w:cs="Times New Roman"/>
-                <w:kern w:val="0"/>
-                <w:sz w:val="16"/>
-                <w:szCs w:val="16"/>
-                <w:lang w:eastAsia="en-US"/>
-                <w14:ligatures w14:val="none"/>
-              </w:rPr>
-              <w:t>)</w:t>
+              <w:t>922 hasconst=hasconst, **kwargs)</w:t>
             </w:r>
             <w:r>
               <w:rPr>
@@ -3999,31 +2959,7 @@
                 <w:lang w:eastAsia="en-US"/>
                 <w14:ligatures w14:val="none"/>
               </w:rPr>
-              <w:t>923 if "weights" in self._</w:t>
-            </w:r>
-            <w:proofErr w:type="spellStart"/>
-            <w:r>
-              <w:rPr>
-                <w:rFonts w:ascii="LM Roman 10" w:eastAsia="Times New Roman" w:hAnsi="LM Roman 10" w:cs="Times New Roman"/>
-                <w:kern w:val="0"/>
-                <w:sz w:val="16"/>
-                <w:szCs w:val="16"/>
-                <w:lang w:eastAsia="en-US"/>
-                <w14:ligatures w14:val="none"/>
-              </w:rPr>
-              <w:t>init_keys</w:t>
-            </w:r>
-            <w:proofErr w:type="spellEnd"/>
-            <w:r>
-              <w:rPr>
-                <w:rFonts w:ascii="LM Roman 10" w:eastAsia="Times New Roman" w:hAnsi="LM Roman 10" w:cs="Times New Roman"/>
-                <w:kern w:val="0"/>
-                <w:sz w:val="16"/>
-                <w:szCs w:val="16"/>
-                <w:lang w:eastAsia="en-US"/>
-                <w14:ligatures w14:val="none"/>
-              </w:rPr>
-              <w:t>:</w:t>
+              <w:t>923 if "weights" in self._init_keys:</w:t>
             </w:r>
             <w:r>
               <w:rPr>
@@ -4045,31 +2981,7 @@
                 <w:lang w:eastAsia="en-US"/>
                 <w14:ligatures w14:val="none"/>
               </w:rPr>
-              <w:t>924 self._</w:t>
-            </w:r>
-            <w:proofErr w:type="spellStart"/>
-            <w:r>
-              <w:rPr>
-                <w:rFonts w:ascii="LM Roman 10" w:eastAsia="Times New Roman" w:hAnsi="LM Roman 10" w:cs="Times New Roman"/>
-                <w:kern w:val="0"/>
-                <w:sz w:val="16"/>
-                <w:szCs w:val="16"/>
-                <w:lang w:eastAsia="en-US"/>
-                <w14:ligatures w14:val="none"/>
-              </w:rPr>
-              <w:t>init_keys.remove</w:t>
-            </w:r>
-            <w:proofErr w:type="spellEnd"/>
-            <w:r>
-              <w:rPr>
-                <w:rFonts w:ascii="LM Roman 10" w:eastAsia="Times New Roman" w:hAnsi="LM Roman 10" w:cs="Times New Roman"/>
-                <w:kern w:val="0"/>
-                <w:sz w:val="16"/>
-                <w:szCs w:val="16"/>
-                <w:lang w:eastAsia="en-US"/>
-                <w14:ligatures w14:val="none"/>
-              </w:rPr>
-              <w:t>("weights")</w:t>
+              <w:t>924 self._init_keys.remove("weights")</w:t>
             </w:r>
             <w:r>
               <w:rPr>
@@ -4091,127 +3003,7 @@
                 <w:lang w:eastAsia="en-US"/>
                 <w14:ligatures w14:val="none"/>
               </w:rPr>
-              <w:t>File d:\Conda\Lib\site-packages\statsmodels\regression\linear_model.py:746, in WLS.__</w:t>
-            </w:r>
-            <w:proofErr w:type="spellStart"/>
-            <w:r>
-              <w:rPr>
-                <w:rFonts w:ascii="LM Roman 10" w:eastAsia="Times New Roman" w:hAnsi="LM Roman 10" w:cs="Times New Roman"/>
-                <w:kern w:val="0"/>
-                <w:sz w:val="16"/>
-                <w:szCs w:val="16"/>
-                <w:lang w:eastAsia="en-US"/>
-                <w14:ligatures w14:val="none"/>
-              </w:rPr>
-              <w:t>init</w:t>
-            </w:r>
-            <w:proofErr w:type="spellEnd"/>
-            <w:r>
-              <w:rPr>
-                <w:rFonts w:ascii="LM Roman 10" w:eastAsia="Times New Roman" w:hAnsi="LM Roman 10" w:cs="Times New Roman"/>
-                <w:kern w:val="0"/>
-                <w:sz w:val="16"/>
-                <w:szCs w:val="16"/>
-                <w:lang w:eastAsia="en-US"/>
-                <w14:ligatures w14:val="none"/>
-              </w:rPr>
-              <w:t xml:space="preserve">__(self, </w:t>
-            </w:r>
-            <w:proofErr w:type="spellStart"/>
-            <w:r>
-              <w:rPr>
-                <w:rFonts w:ascii="LM Roman 10" w:eastAsia="Times New Roman" w:hAnsi="LM Roman 10" w:cs="Times New Roman"/>
-                <w:kern w:val="0"/>
-                <w:sz w:val="16"/>
-                <w:szCs w:val="16"/>
-                <w:lang w:eastAsia="en-US"/>
-                <w14:ligatures w14:val="none"/>
-              </w:rPr>
-              <w:t>endog</w:t>
-            </w:r>
-            <w:proofErr w:type="spellEnd"/>
-            <w:r>
-              <w:rPr>
-                <w:rFonts w:ascii="LM Roman 10" w:eastAsia="Times New Roman" w:hAnsi="LM Roman 10" w:cs="Times New Roman"/>
-                <w:kern w:val="0"/>
-                <w:sz w:val="16"/>
-                <w:szCs w:val="16"/>
-                <w:lang w:eastAsia="en-US"/>
-                <w14:ligatures w14:val="none"/>
-              </w:rPr>
-              <w:t xml:space="preserve">, </w:t>
-            </w:r>
-            <w:proofErr w:type="spellStart"/>
-            <w:r>
-              <w:rPr>
-                <w:rFonts w:ascii="LM Roman 10" w:eastAsia="Times New Roman" w:hAnsi="LM Roman 10" w:cs="Times New Roman"/>
-                <w:kern w:val="0"/>
-                <w:sz w:val="16"/>
-                <w:szCs w:val="16"/>
-                <w:lang w:eastAsia="en-US"/>
-                <w14:ligatures w14:val="none"/>
-              </w:rPr>
-              <w:t>exog</w:t>
-            </w:r>
-            <w:proofErr w:type="spellEnd"/>
-            <w:r>
-              <w:rPr>
-                <w:rFonts w:ascii="LM Roman 10" w:eastAsia="Times New Roman" w:hAnsi="LM Roman 10" w:cs="Times New Roman"/>
-                <w:kern w:val="0"/>
-                <w:sz w:val="16"/>
-                <w:szCs w:val="16"/>
-                <w:lang w:eastAsia="en-US"/>
-                <w14:ligatures w14:val="none"/>
-              </w:rPr>
-              <w:t xml:space="preserve">, weights, missing, </w:t>
-            </w:r>
-            <w:proofErr w:type="spellStart"/>
-            <w:r>
-              <w:rPr>
-                <w:rFonts w:ascii="LM Roman 10" w:eastAsia="Times New Roman" w:hAnsi="LM Roman 10" w:cs="Times New Roman"/>
-                <w:kern w:val="0"/>
-                <w:sz w:val="16"/>
-                <w:szCs w:val="16"/>
-                <w:lang w:eastAsia="en-US"/>
-                <w14:ligatures w14:val="none"/>
-              </w:rPr>
-              <w:t>hasconst</w:t>
-            </w:r>
-            <w:proofErr w:type="spellEnd"/>
-            <w:r>
-              <w:rPr>
-                <w:rFonts w:ascii="LM Roman 10" w:eastAsia="Times New Roman" w:hAnsi="LM Roman 10" w:cs="Times New Roman"/>
-                <w:kern w:val="0"/>
-                <w:sz w:val="16"/>
-                <w:szCs w:val="16"/>
-                <w:lang w:eastAsia="en-US"/>
-                <w14:ligatures w14:val="none"/>
-              </w:rPr>
-              <w:t>, **</w:t>
-            </w:r>
-            <w:proofErr w:type="spellStart"/>
-            <w:r>
-              <w:rPr>
-                <w:rFonts w:ascii="LM Roman 10" w:eastAsia="Times New Roman" w:hAnsi="LM Roman 10" w:cs="Times New Roman"/>
-                <w:kern w:val="0"/>
-                <w:sz w:val="16"/>
-                <w:szCs w:val="16"/>
-                <w:lang w:eastAsia="en-US"/>
-                <w14:ligatures w14:val="none"/>
-              </w:rPr>
-              <w:t>kwargs</w:t>
-            </w:r>
-            <w:proofErr w:type="spellEnd"/>
-            <w:r>
-              <w:rPr>
-                <w:rFonts w:ascii="LM Roman 10" w:eastAsia="Times New Roman" w:hAnsi="LM Roman 10" w:cs="Times New Roman"/>
-                <w:kern w:val="0"/>
-                <w:sz w:val="16"/>
-                <w:szCs w:val="16"/>
-                <w:lang w:eastAsia="en-US"/>
-                <w14:ligatures w14:val="none"/>
-              </w:rPr>
-              <w:t>)</w:t>
+              <w:t>File d:\Conda\Lib\site-packages\statsmodels\regression\linear_model.py:746, in WLS.__init__(self, endog, exog, weights, missing, hasconst, **kwargs)</w:t>
             </w:r>
             <w:r>
               <w:rPr>
@@ -4255,103 +3047,7 @@
                 <w:lang w:eastAsia="en-US"/>
                 <w14:ligatures w14:val="none"/>
               </w:rPr>
-              <w:t xml:space="preserve">745 weights = </w:t>
-            </w:r>
-            <w:proofErr w:type="spellStart"/>
-            <w:r>
-              <w:rPr>
-                <w:rFonts w:ascii="LM Roman 10" w:eastAsia="Times New Roman" w:hAnsi="LM Roman 10" w:cs="Times New Roman"/>
-                <w:kern w:val="0"/>
-                <w:sz w:val="16"/>
-                <w:szCs w:val="16"/>
-                <w:lang w:eastAsia="en-US"/>
-                <w14:ligatures w14:val="none"/>
-              </w:rPr>
-              <w:t>weights.squeeze</w:t>
-            </w:r>
-            <w:proofErr w:type="spellEnd"/>
-            <w:r>
-              <w:rPr>
-                <w:rFonts w:ascii="LM Roman 10" w:eastAsia="Times New Roman" w:hAnsi="LM Roman 10" w:cs="Times New Roman"/>
-                <w:kern w:val="0"/>
-                <w:sz w:val="16"/>
-                <w:szCs w:val="16"/>
-                <w:lang w:eastAsia="en-US"/>
-                <w14:ligatures w14:val="none"/>
-              </w:rPr>
-              <w:t xml:space="preserve">()--&gt; 746 </w:t>
-            </w:r>
-            <w:proofErr w:type="spellStart"/>
-            <w:r>
-              <w:rPr>
-                <w:rFonts w:ascii="LM Roman 10" w:eastAsia="Times New Roman" w:hAnsi="LM Roman 10" w:cs="Times New Roman"/>
-                <w:kern w:val="0"/>
-                <w:sz w:val="16"/>
-                <w:szCs w:val="16"/>
-                <w:lang w:eastAsia="en-US"/>
-                <w14:ligatures w14:val="none"/>
-              </w:rPr>
-              <w:t>ValueError</w:t>
-            </w:r>
-            <w:proofErr w:type="spellEnd"/>
-            <w:r>
-              <w:rPr>
-                <w:rFonts w:ascii="LM Roman 10" w:eastAsia="Times New Roman" w:hAnsi="LM Roman 10" w:cs="Times New Roman"/>
-                <w:kern w:val="0"/>
-                <w:sz w:val="16"/>
-                <w:szCs w:val="16"/>
-                <w:lang w:eastAsia="en-US"/>
-                <w14:ligatures w14:val="none"/>
-              </w:rPr>
-              <w:t xml:space="preserve">: </w:t>
-            </w:r>
-            <w:proofErr w:type="spellStart"/>
-            <w:r>
-              <w:rPr>
-                <w:rFonts w:ascii="LM Roman 10" w:eastAsia="Times New Roman" w:hAnsi="LM Roman 10" w:cs="Times New Roman"/>
-                <w:kern w:val="0"/>
-                <w:sz w:val="16"/>
-                <w:szCs w:val="16"/>
-                <w:lang w:eastAsia="en-US"/>
-                <w14:ligatures w14:val="none"/>
-              </w:rPr>
-              <w:t>endog</w:t>
-            </w:r>
-            <w:proofErr w:type="spellEnd"/>
-            <w:r>
-              <w:rPr>
-                <w:rFonts w:ascii="LM Roman 10" w:eastAsia="Times New Roman" w:hAnsi="LM Roman 10" w:cs="Times New Roman"/>
-                <w:kern w:val="0"/>
-                <w:sz w:val="16"/>
-                <w:szCs w:val="16"/>
-                <w:lang w:eastAsia="en-US"/>
-                <w14:ligatures w14:val="none"/>
-              </w:rPr>
-              <w:t xml:space="preserve"> and </w:t>
-            </w:r>
-            <w:proofErr w:type="spellStart"/>
-            <w:r>
-              <w:rPr>
-                <w:rFonts w:ascii="LM Roman 10" w:eastAsia="Times New Roman" w:hAnsi="LM Roman 10" w:cs="Times New Roman"/>
-                <w:kern w:val="0"/>
-                <w:sz w:val="16"/>
-                <w:szCs w:val="16"/>
-                <w:lang w:eastAsia="en-US"/>
-                <w14:ligatures w14:val="none"/>
-              </w:rPr>
-              <w:t>exog</w:t>
-            </w:r>
-            <w:proofErr w:type="spellEnd"/>
-            <w:r>
-              <w:rPr>
-                <w:rFonts w:ascii="LM Roman 10" w:eastAsia="Times New Roman" w:hAnsi="LM Roman 10" w:cs="Times New Roman"/>
-                <w:kern w:val="0"/>
-                <w:sz w:val="16"/>
-                <w:szCs w:val="16"/>
-                <w:lang w:eastAsia="en-US"/>
-                <w14:ligatures w14:val="none"/>
-              </w:rPr>
-              <w:t xml:space="preserve"> matrices are different size</w:t>
+              <w:t>745 weights = weights.squeeze()--&gt; 746 ValueError: endog and exog matrices are different size</w:t>
             </w:r>
           </w:p>
         </w:tc>
@@ -4386,127 +3082,7 @@
                 <w:lang w:eastAsia="en-US"/>
                 <w14:ligatures w14:val="none"/>
               </w:rPr>
-              <w:t xml:space="preserve">The bug is a double-slicing error. You sliced </w:t>
-            </w:r>
-            <w:proofErr w:type="spellStart"/>
-            <w:r>
-              <w:rPr>
-                <w:rFonts w:ascii="LM Roman 10" w:eastAsia="Times New Roman" w:hAnsi="LM Roman 10" w:cs="Times New Roman"/>
-                <w:kern w:val="0"/>
-                <w:sz w:val="16"/>
-                <w:szCs w:val="16"/>
-                <w:lang w:eastAsia="en-US"/>
-                <w14:ligatures w14:val="none"/>
-              </w:rPr>
-              <w:t>u_pi</w:t>
-            </w:r>
-            <w:proofErr w:type="spellEnd"/>
-            <w:r>
-              <w:rPr>
-                <w:rFonts w:ascii="LM Roman 10" w:eastAsia="Times New Roman" w:hAnsi="LM Roman 10" w:cs="Times New Roman"/>
-                <w:kern w:val="0"/>
-                <w:sz w:val="16"/>
-                <w:szCs w:val="16"/>
-                <w:lang w:eastAsia="en-US"/>
-                <w14:ligatures w14:val="none"/>
-              </w:rPr>
-              <w:t xml:space="preserve"> to get </w:t>
-            </w:r>
-            <w:proofErr w:type="spellStart"/>
-            <w:r>
-              <w:rPr>
-                <w:rFonts w:ascii="LM Roman 10" w:eastAsia="Times New Roman" w:hAnsi="LM Roman 10" w:cs="Times New Roman"/>
-                <w:kern w:val="0"/>
-                <w:sz w:val="16"/>
-                <w:szCs w:val="16"/>
-                <w:lang w:eastAsia="en-US"/>
-                <w14:ligatures w14:val="none"/>
-              </w:rPr>
-              <w:t>u_pi_t</w:t>
-            </w:r>
-            <w:proofErr w:type="spellEnd"/>
-            <w:r>
-              <w:rPr>
-                <w:rFonts w:ascii="LM Roman 10" w:eastAsia="Times New Roman" w:hAnsi="LM Roman 10" w:cs="Times New Roman"/>
-                <w:kern w:val="0"/>
-                <w:sz w:val="16"/>
-                <w:szCs w:val="16"/>
-                <w:lang w:eastAsia="en-US"/>
-                <w14:ligatures w14:val="none"/>
-              </w:rPr>
-              <w:t xml:space="preserve"> = </w:t>
-            </w:r>
-            <w:proofErr w:type="spellStart"/>
-            <w:r>
-              <w:rPr>
-                <w:rFonts w:ascii="LM Roman 10" w:eastAsia="Times New Roman" w:hAnsi="LM Roman 10" w:cs="Times New Roman"/>
-                <w:kern w:val="0"/>
-                <w:sz w:val="16"/>
-                <w:szCs w:val="16"/>
-                <w:lang w:eastAsia="en-US"/>
-                <w14:ligatures w14:val="none"/>
-              </w:rPr>
-              <w:t>u_pi</w:t>
-            </w:r>
-            <w:proofErr w:type="spellEnd"/>
-            <w:r>
-              <w:rPr>
-                <w:rFonts w:ascii="LM Roman 10" w:eastAsia="Times New Roman" w:hAnsi="LM Roman 10" w:cs="Times New Roman"/>
-                <w:kern w:val="0"/>
-                <w:sz w:val="16"/>
-                <w:szCs w:val="16"/>
-                <w:lang w:eastAsia="en-US"/>
-                <w14:ligatures w14:val="none"/>
-              </w:rPr>
-              <w:t xml:space="preserve">[1:], then sliced </w:t>
-            </w:r>
-            <w:proofErr w:type="spellStart"/>
-            <w:r>
-              <w:rPr>
-                <w:rFonts w:ascii="LM Roman 10" w:eastAsia="Times New Roman" w:hAnsi="LM Roman 10" w:cs="Times New Roman"/>
-                <w:kern w:val="0"/>
-                <w:sz w:val="16"/>
-                <w:szCs w:val="16"/>
-                <w:lang w:eastAsia="en-US"/>
-                <w14:ligatures w14:val="none"/>
-              </w:rPr>
-              <w:t>u_pi_t</w:t>
-            </w:r>
-            <w:proofErr w:type="spellEnd"/>
-            <w:r>
-              <w:rPr>
-                <w:rFonts w:ascii="LM Roman 10" w:eastAsia="Times New Roman" w:hAnsi="LM Roman 10" w:cs="Times New Roman"/>
-                <w:kern w:val="0"/>
-                <w:sz w:val="16"/>
-                <w:szCs w:val="16"/>
-                <w:lang w:eastAsia="en-US"/>
-                <w14:ligatures w14:val="none"/>
-              </w:rPr>
-              <w:t>[:-1] again — so your X has length N-</w:t>
-            </w:r>
-            <w:proofErr w:type="gramStart"/>
-            <w:r>
-              <w:rPr>
-                <w:rFonts w:ascii="LM Roman 10" w:eastAsia="Times New Roman" w:hAnsi="LM Roman 10" w:cs="Times New Roman"/>
-                <w:kern w:val="0"/>
-                <w:sz w:val="16"/>
-                <w:szCs w:val="16"/>
-                <w:lang w:eastAsia="en-US"/>
-                <w14:ligatures w14:val="none"/>
-              </w:rPr>
-              <w:t>2</w:t>
-            </w:r>
-            <w:proofErr w:type="gramEnd"/>
-            <w:r>
-              <w:rPr>
-                <w:rFonts w:ascii="LM Roman 10" w:eastAsia="Times New Roman" w:hAnsi="LM Roman 10" w:cs="Times New Roman"/>
-                <w:kern w:val="0"/>
-                <w:sz w:val="16"/>
-                <w:szCs w:val="16"/>
-                <w:lang w:eastAsia="en-US"/>
-                <w14:ligatures w14:val="none"/>
-              </w:rPr>
-              <w:t xml:space="preserve"> and your y has length N-1. They're off by one.</w:t>
+              <w:t>The bug is a double-slicing error. You sliced u_pi to get u_pi_t = u_pi[1:], then sliced u_pi_t[:-1] again — so your X has length N-2 and your y has length N-1. They're off by one.</w:t>
             </w:r>
             <w:r>
               <w:rPr>
@@ -4528,55 +3104,7 @@
                 <w:lang w:eastAsia="en-US"/>
                 <w14:ligatures w14:val="none"/>
               </w:rPr>
-              <w:t xml:space="preserve">Fix: the lagged residual should come from the original </w:t>
-            </w:r>
-            <w:proofErr w:type="spellStart"/>
-            <w:r>
-              <w:rPr>
-                <w:rFonts w:ascii="LM Roman 10" w:eastAsia="Times New Roman" w:hAnsi="LM Roman 10" w:cs="Times New Roman"/>
-                <w:kern w:val="0"/>
-                <w:sz w:val="16"/>
-                <w:szCs w:val="16"/>
-                <w:lang w:eastAsia="en-US"/>
-                <w14:ligatures w14:val="none"/>
-              </w:rPr>
-              <w:t>u_pi</w:t>
-            </w:r>
-            <w:proofErr w:type="spellEnd"/>
-            <w:r>
-              <w:rPr>
-                <w:rFonts w:ascii="LM Roman 10" w:eastAsia="Times New Roman" w:hAnsi="LM Roman 10" w:cs="Times New Roman"/>
-                <w:kern w:val="0"/>
-                <w:sz w:val="16"/>
-                <w:szCs w:val="16"/>
-                <w:lang w:eastAsia="en-US"/>
-                <w14:ligatures w14:val="none"/>
-              </w:rPr>
-              <w:t xml:space="preserve">, not from </w:t>
-            </w:r>
-            <w:proofErr w:type="spellStart"/>
-            <w:r>
-              <w:rPr>
-                <w:rFonts w:ascii="LM Roman 10" w:eastAsia="Times New Roman" w:hAnsi="LM Roman 10" w:cs="Times New Roman"/>
-                <w:kern w:val="0"/>
-                <w:sz w:val="16"/>
-                <w:szCs w:val="16"/>
-                <w:lang w:eastAsia="en-US"/>
-                <w14:ligatures w14:val="none"/>
-              </w:rPr>
-              <w:t>u_pi_t</w:t>
-            </w:r>
-            <w:proofErr w:type="spellEnd"/>
-            <w:r>
-              <w:rPr>
-                <w:rFonts w:ascii="LM Roman 10" w:eastAsia="Times New Roman" w:hAnsi="LM Roman 10" w:cs="Times New Roman"/>
-                <w:kern w:val="0"/>
-                <w:sz w:val="16"/>
-                <w:szCs w:val="16"/>
-                <w:lang w:eastAsia="en-US"/>
-                <w14:ligatures w14:val="none"/>
-              </w:rPr>
-              <w:t>:</w:t>
+              <w:t>Fix: the lagged residual should come from the original u_pi, not from u_pi_t:</w:t>
             </w:r>
           </w:p>
         </w:tc>
@@ -4670,64 +3198,27 @@
               </w:rPr>
               <w:t xml:space="preserve">Is the </w:t>
             </w:r>
-            <w:proofErr w:type="spellStart"/>
-            <w:r>
-              <w:rPr>
-                <w:rFonts w:ascii="LM Roman 10" w:eastAsia="Times New Roman" w:hAnsi="LM Roman 10" w:cs="Times New Roman"/>
-                <w:kern w:val="0"/>
-                <w:sz w:val="16"/>
-                <w:szCs w:val="16"/>
-                <w:lang w:eastAsia="en-US"/>
-                <w14:ligatures w14:val="none"/>
-              </w:rPr>
-              <w:t>HPfilter</w:t>
-            </w:r>
-            <w:proofErr w:type="spellEnd"/>
-            <w:r>
-              <w:rPr>
-                <w:rFonts w:ascii="LM Roman 10" w:eastAsia="Times New Roman" w:hAnsi="LM Roman 10" w:cs="Times New Roman"/>
-                <w:kern w:val="0"/>
-                <w:sz w:val="16"/>
-                <w:szCs w:val="16"/>
-                <w:lang w:eastAsia="en-US"/>
-                <w14:ligatures w14:val="none"/>
-              </w:rPr>
-              <w:t>-Real GDP (billions chained 2015 JPY)</w:t>
-            </w:r>
-            <w:r>
-              <w:rPr>
-                <w:rFonts w:ascii="LM Roman 10" w:eastAsia="Times New Roman" w:hAnsi="LM Roman 10" w:cs="Times New Roman"/>
-                <w:kern w:val="0"/>
-                <w:sz w:val="16"/>
-                <w:szCs w:val="16"/>
-                <w:lang w:eastAsia="en-US"/>
-                <w14:ligatures w14:val="none"/>
-              </w:rPr>
-              <w:t xml:space="preserve"> a good approximation of output gap or should I consider it as </w:t>
-            </w:r>
-            <w:proofErr w:type="spellStart"/>
-            <w:r>
-              <w:rPr>
-                <w:rFonts w:ascii="LM Roman 10" w:eastAsia="Times New Roman" w:hAnsi="LM Roman 10" w:cs="Times New Roman"/>
-                <w:kern w:val="0"/>
-                <w:sz w:val="16"/>
-                <w:szCs w:val="16"/>
-                <w:lang w:eastAsia="en-US"/>
-                <w14:ligatures w14:val="none"/>
-              </w:rPr>
-              <w:t>ecpnomic</w:t>
-            </w:r>
-            <w:proofErr w:type="spellEnd"/>
-            <w:r>
-              <w:rPr>
-                <w:rFonts w:ascii="LM Roman 10" w:eastAsia="Times New Roman" w:hAnsi="LM Roman 10" w:cs="Times New Roman"/>
-                <w:kern w:val="0"/>
-                <w:sz w:val="16"/>
-                <w:szCs w:val="16"/>
-                <w:lang w:eastAsia="en-US"/>
-                <w14:ligatures w14:val="none"/>
-              </w:rPr>
-              <w:t xml:space="preserve"> growth instead (x12x100 ofc)</w:t>
+            <w:r>
+              <w:rPr>
+                <w:rFonts w:ascii="LM Roman 10" w:eastAsia="Times New Roman" w:hAnsi="LM Roman 10" w:cs="Times New Roman"/>
+                <w:kern w:val="0"/>
+                <w:sz w:val="16"/>
+                <w:szCs w:val="16"/>
+                <w:lang w:eastAsia="en-US"/>
+                <w14:ligatures w14:val="none"/>
+              </w:rPr>
+              <w:t>HPfilter-Real GDP (billions chained 2015 JPY)</w:t>
+            </w:r>
+            <w:r>
+              <w:rPr>
+                <w:rFonts w:ascii="LM Roman 10" w:eastAsia="Times New Roman" w:hAnsi="LM Roman 10" w:cs="Times New Roman"/>
+                <w:kern w:val="0"/>
+                <w:sz w:val="16"/>
+                <w:szCs w:val="16"/>
+                <w:lang w:eastAsia="en-US"/>
+                <w14:ligatures w14:val="none"/>
+              </w:rPr>
+              <w:t xml:space="preserve"> a good approximation of output gap or should I consider it as ecpnomic growth instead (x12x100 ofc)</w:t>
             </w:r>
             <w:r>
               <w:rPr>
@@ -4887,31 +3378,7 @@
                 <w:lang w:eastAsia="en-US"/>
                 <w14:ligatures w14:val="none"/>
               </w:rPr>
-              <w:t xml:space="preserve">&lt;image1&gt;, &lt;image2&gt;, translate these tables in Overleaf </w:t>
-            </w:r>
-            <w:proofErr w:type="spellStart"/>
-            <w:r>
-              <w:rPr>
-                <w:rFonts w:ascii="LM Roman 10" w:eastAsia="Times New Roman" w:hAnsi="LM Roman 10" w:cs="Times New Roman"/>
-                <w:kern w:val="0"/>
-                <w:sz w:val="16"/>
-                <w:szCs w:val="16"/>
-                <w:lang w:eastAsia="en-US"/>
-                <w14:ligatures w14:val="none"/>
-              </w:rPr>
-              <w:t>LateX</w:t>
-            </w:r>
-            <w:proofErr w:type="spellEnd"/>
-            <w:r>
-              <w:rPr>
-                <w:rFonts w:ascii="LM Roman 10" w:eastAsia="Times New Roman" w:hAnsi="LM Roman 10" w:cs="Times New Roman"/>
-                <w:kern w:val="0"/>
-                <w:sz w:val="16"/>
-                <w:szCs w:val="16"/>
-                <w:lang w:eastAsia="en-US"/>
-                <w14:ligatures w14:val="none"/>
-              </w:rPr>
-              <w:t xml:space="preserve"> code (full code from document opening).</w:t>
+              <w:t>&lt;image1&gt;, &lt;image2&gt;, translate these tables in Overleaf LateX code (full code from document opening).</w:t>
             </w:r>
           </w:p>
         </w:tc>
@@ -4946,199 +3413,7 @@
                 <w:lang w:eastAsia="en-US"/>
                 <w14:ligatures w14:val="none"/>
               </w:rPr>
-              <w:t xml:space="preserve">\documentclass{article}\usepackage{booktabs}\usepackage{siunitx}\usepackage{geometry}\usepackage{subcaption}\geometry{margin=0.5in}\begin{document}\begin{table}[htbp]\centering\caption{AR(1)-AR(1): Policy Target, Policy Instrument, and Output Gap}\label{tab:ar1ar1_all}\begin{subtable}[t]{0.31\textwidth}\centering\caption{AR(1) on Inflation}\footnotesize\sisetup{table-format=2.4}\begin{tabular}{lS[table-format=2.4]S[table-format=1.3]S[table-format=3.3]S[table-format=1.3]}\toprule &amp; {Coef.} &amp; {SE} &amp; {$t$} &amp; {$p$} \\\midrule </w:t>
-            </w:r>
-            <w:proofErr w:type="spellStart"/>
-            <w:r>
-              <w:rPr>
-                <w:rFonts w:ascii="LM Roman 10" w:eastAsia="Times New Roman" w:hAnsi="LM Roman 10" w:cs="Times New Roman"/>
-                <w:kern w:val="0"/>
-                <w:sz w:val="16"/>
-                <w:szCs w:val="16"/>
-                <w:lang w:eastAsia="en-US"/>
-                <w14:ligatures w14:val="none"/>
-              </w:rPr>
-              <w:t>const</w:t>
-            </w:r>
-            <w:proofErr w:type="spellEnd"/>
-            <w:r>
-              <w:rPr>
-                <w:rFonts w:ascii="LM Roman 10" w:eastAsia="Times New Roman" w:hAnsi="LM Roman 10" w:cs="Times New Roman"/>
-                <w:kern w:val="0"/>
-                <w:sz w:val="16"/>
-                <w:szCs w:val="16"/>
-                <w:lang w:eastAsia="en-US"/>
-                <w14:ligatures w14:val="none"/>
-              </w:rPr>
-              <w:t xml:space="preserve"> &amp; -0.0112 &amp; 0.226 &amp; -0.050 &amp; 0.960 \\ $\pi_{t-1}$ &amp; -0.0643 &amp; 0.039 &amp; -1.655 &amp; 0.098 \\\bottomrule\end{tabular}\end{subtable}\hfill\begin{subtable}[t]{0.31\textwidth}\centering\caption{AR(1) on Call Rate}\footnotesize\sisetup{table-format=2.4}\begin{tabular}{lS[table-format=2.4]S[table-format=1.3]S[table-format=3.3]S[table-format=1.3]}\toprule &amp; {Coef.} &amp; {SE} &amp; {$t$} &amp; {$p$} \\\midrule </w:t>
-            </w:r>
-            <w:proofErr w:type="spellStart"/>
-            <w:r>
-              <w:rPr>
-                <w:rFonts w:ascii="LM Roman 10" w:eastAsia="Times New Roman" w:hAnsi="LM Roman 10" w:cs="Times New Roman"/>
-                <w:kern w:val="0"/>
-                <w:sz w:val="16"/>
-                <w:szCs w:val="16"/>
-                <w:lang w:eastAsia="en-US"/>
-                <w14:ligatures w14:val="none"/>
-              </w:rPr>
-              <w:t>const</w:t>
-            </w:r>
-            <w:proofErr w:type="spellEnd"/>
-            <w:r>
-              <w:rPr>
-                <w:rFonts w:ascii="LM Roman 10" w:eastAsia="Times New Roman" w:hAnsi="LM Roman 10" w:cs="Times New Roman"/>
-                <w:kern w:val="0"/>
-                <w:sz w:val="16"/>
-                <w:szCs w:val="16"/>
-                <w:lang w:eastAsia="en-US"/>
-                <w14:ligatures w14:val="none"/>
-              </w:rPr>
-              <w:t xml:space="preserve"> &amp; 0.0003 &amp; 0.007 &amp; 0.047 &amp; 0.963 \\ $</w:t>
-            </w:r>
-            <w:proofErr w:type="spellStart"/>
-            <w:r>
-              <w:rPr>
-                <w:rFonts w:ascii="LM Roman 10" w:eastAsia="Times New Roman" w:hAnsi="LM Roman 10" w:cs="Times New Roman"/>
-                <w:kern w:val="0"/>
-                <w:sz w:val="16"/>
-                <w:szCs w:val="16"/>
-                <w:lang w:eastAsia="en-US"/>
-                <w14:ligatures w14:val="none"/>
-              </w:rPr>
-              <w:t>i</w:t>
-            </w:r>
-            <w:proofErr w:type="spellEnd"/>
-            <w:r>
-              <w:rPr>
-                <w:rFonts w:ascii="LM Roman 10" w:eastAsia="Times New Roman" w:hAnsi="LM Roman 10" w:cs="Times New Roman"/>
-                <w:kern w:val="0"/>
-                <w:sz w:val="16"/>
-                <w:szCs w:val="16"/>
-                <w:lang w:eastAsia="en-US"/>
-                <w14:ligatures w14:val="none"/>
-              </w:rPr>
-              <w:t xml:space="preserve">_{t-1}$ &amp; 0.2412 &amp; 0.044 &amp; 5.458 &amp; 0.000 \\\bottomrule\end{tabular}\end{subtable}\hfill\begin{subtable}[t]{0.31\textwidth}\centering\caption{AR(1) on Output Gap}\footnotesize\sisetup{table-format=2.4}\begin{tabular}{lS[table-format=2.4]S[table-format=1.3]S[table-format=3.3]S[table-format=1.3]}\toprule &amp; {Coef.} &amp; {SE} &amp; {$t$} &amp; {$p$} \\\midrule </w:t>
-            </w:r>
-            <w:proofErr w:type="spellStart"/>
-            <w:r>
-              <w:rPr>
-                <w:rFonts w:ascii="LM Roman 10" w:eastAsia="Times New Roman" w:hAnsi="LM Roman 10" w:cs="Times New Roman"/>
-                <w:kern w:val="0"/>
-                <w:sz w:val="16"/>
-                <w:szCs w:val="16"/>
-                <w:lang w:eastAsia="en-US"/>
-                <w14:ligatures w14:val="none"/>
-              </w:rPr>
-              <w:t>const</w:t>
-            </w:r>
-            <w:proofErr w:type="spellEnd"/>
-            <w:r>
-              <w:rPr>
-                <w:rFonts w:ascii="LM Roman 10" w:eastAsia="Times New Roman" w:hAnsi="LM Roman 10" w:cs="Times New Roman"/>
-                <w:kern w:val="0"/>
-                <w:sz w:val="16"/>
-                <w:szCs w:val="16"/>
-                <w:lang w:eastAsia="en-US"/>
-                <w14:ligatures w14:val="none"/>
-              </w:rPr>
-              <w:t xml:space="preserve"> &amp; -3.207e-06 &amp; 0.000 &amp; -0.010 &amp; 0.992 \\ $y_{t-1}$ &amp; 0.0527 &amp; 0.051 &amp; 1.028 &amp; 0.305 \\\bottomrule\end{tabular}\end{subtable}\vspace{6pt}\begin{minipage}{\textwidth}\small\textit{Notes:} Each </w:t>
-            </w:r>
-            <w:proofErr w:type="spellStart"/>
-            <w:r>
-              <w:rPr>
-                <w:rFonts w:ascii="LM Roman 10" w:eastAsia="Times New Roman" w:hAnsi="LM Roman 10" w:cs="Times New Roman"/>
-                <w:kern w:val="0"/>
-                <w:sz w:val="16"/>
-                <w:szCs w:val="16"/>
-                <w:lang w:eastAsia="en-US"/>
-                <w14:ligatures w14:val="none"/>
-              </w:rPr>
-              <w:t>subtable</w:t>
-            </w:r>
-            <w:proofErr w:type="spellEnd"/>
-            <w:r>
-              <w:rPr>
-                <w:rFonts w:ascii="LM Roman 10" w:eastAsia="Times New Roman" w:hAnsi="LM Roman 10" w:cs="Times New Roman"/>
-                <w:kern w:val="0"/>
-                <w:sz w:val="16"/>
-                <w:szCs w:val="16"/>
-                <w:lang w:eastAsia="en-US"/>
-                <w14:ligatures w14:val="none"/>
-              </w:rPr>
-              <w:t xml:space="preserve"> reports OLS estimation of $x_{t+1} = \alpha + \lambda \, </w:t>
-            </w:r>
-            <w:proofErr w:type="spellStart"/>
-            <w:r>
-              <w:rPr>
-                <w:rFonts w:ascii="LM Roman 10" w:eastAsia="Times New Roman" w:hAnsi="LM Roman 10" w:cs="Times New Roman"/>
-                <w:kern w:val="0"/>
-                <w:sz w:val="16"/>
-                <w:szCs w:val="16"/>
-                <w:lang w:eastAsia="en-US"/>
-                <w14:ligatures w14:val="none"/>
-              </w:rPr>
-              <w:t>x_t</w:t>
-            </w:r>
-            <w:proofErr w:type="spellEnd"/>
-            <w:r>
-              <w:rPr>
-                <w:rFonts w:ascii="LM Roman 10" w:eastAsia="Times New Roman" w:hAnsi="LM Roman 10" w:cs="Times New Roman"/>
-                <w:kern w:val="0"/>
-                <w:sz w:val="16"/>
-                <w:szCs w:val="16"/>
-                <w:lang w:eastAsia="en-US"/>
-                <w14:ligatures w14:val="none"/>
-              </w:rPr>
-              <w:t xml:space="preserve"> + u_{t+1}$ for $x \in \{\pi, </w:t>
-            </w:r>
-            <w:proofErr w:type="spellStart"/>
-            <w:r>
-              <w:rPr>
-                <w:rFonts w:ascii="LM Roman 10" w:eastAsia="Times New Roman" w:hAnsi="LM Roman 10" w:cs="Times New Roman"/>
-                <w:kern w:val="0"/>
-                <w:sz w:val="16"/>
-                <w:szCs w:val="16"/>
-                <w:lang w:eastAsia="en-US"/>
-                <w14:ligatures w14:val="none"/>
-              </w:rPr>
-              <w:t>i</w:t>
-            </w:r>
-            <w:proofErr w:type="spellEnd"/>
-            <w:r>
-              <w:rPr>
-                <w:rFonts w:ascii="LM Roman 10" w:eastAsia="Times New Roman" w:hAnsi="LM Roman 10" w:cs="Times New Roman"/>
-                <w:kern w:val="0"/>
-                <w:sz w:val="16"/>
-                <w:szCs w:val="16"/>
-                <w:lang w:eastAsia="en-US"/>
-                <w14:ligatures w14:val="none"/>
-              </w:rPr>
-              <w:t>, y\}$.\end{</w:t>
-            </w:r>
-            <w:proofErr w:type="spellStart"/>
-            <w:r>
-              <w:rPr>
-                <w:rFonts w:ascii="LM Roman 10" w:eastAsia="Times New Roman" w:hAnsi="LM Roman 10" w:cs="Times New Roman"/>
-                <w:kern w:val="0"/>
-                <w:sz w:val="16"/>
-                <w:szCs w:val="16"/>
-                <w:lang w:eastAsia="en-US"/>
-                <w14:ligatures w14:val="none"/>
-              </w:rPr>
-              <w:t>minipage</w:t>
-            </w:r>
-            <w:proofErr w:type="spellEnd"/>
-            <w:r>
-              <w:rPr>
-                <w:rFonts w:ascii="LM Roman 10" w:eastAsia="Times New Roman" w:hAnsi="LM Roman 10" w:cs="Times New Roman"/>
-                <w:kern w:val="0"/>
-                <w:sz w:val="16"/>
-                <w:szCs w:val="16"/>
-                <w:lang w:eastAsia="en-US"/>
-                <w14:ligatures w14:val="none"/>
-              </w:rPr>
-              <w:t>}\end{table}\end{document}</w:t>
+              <w:t>\documentclass{article}\usepackage{booktabs}\usepackage{siunitx}\usepackage{geometry}\usepackage{subcaption}\geometry{margin=0.5in}\begin{document}\begin{table}[htbp]\centering\caption{AR(1)-AR(1): Policy Target, Policy Instrument, and Output Gap}\label{tab:ar1ar1_all}\begin{subtable}[t]{0.31\textwidth}\centering\caption{AR(1) on Inflation}\footnotesize\sisetup{table-format=2.4}\begin{tabular}{lS[table-format=2.4]S[table-format=1.3]S[table-format=3.3]S[table-format=1.3]}\toprule &amp; {Coef.} &amp; {SE} &amp; {$t$} &amp; {$p$} \\\midrule const &amp; -0.0112 &amp; 0.226 &amp; -0.050 &amp; 0.960 \\ $\pi_{t-1}$ &amp; -0.0643 &amp; 0.039 &amp; -1.655 &amp; 0.098 \\\bottomrule\end{tabular}\end{subtable}\hfill\begin{subtable}[t]{0.31\textwidth}\centering\caption{AR(1) on Call Rate}\footnotesize\sisetup{table-format=2.4}\begin{tabular}{lS[table-format=2.4]S[table-format=1.3]S[table-format=3.3]S[table-format=1.3]}\toprule &amp; {Coef.} &amp; {SE} &amp; {$t$} &amp; {$p$} \\\midrule const &amp; 0.0003 &amp; 0.007 &amp; 0.047 &amp; 0.963 \\ $i_{t-1}$ &amp; 0.2412 &amp; 0.044 &amp; 5.458 &amp; 0.000 \\\bottomrule\end{tabular}\end{subtable}\hfill\begin{subtable}[t]{0.31\textwidth}\centering\caption{AR(1) on Output Gap}\footnotesize\sisetup{table-format=2.4}\begin{tabular}{lS[table-format=2.4]S[table-format=1.3]S[table-format=3.3]S[table-format=1.3]}\toprule &amp; {Coef.} &amp; {SE} &amp; {$t$} &amp; {$p$} \\\midrule const &amp; -3.207e-06 &amp; 0.000 &amp; -0.010 &amp; 0.992 \\ $y_{t-1}$ &amp; 0.0527 &amp; 0.051 &amp; 1.028 &amp; 0.305 \\\bottomrule\end{tabular}\end{subtable}\vspace{6pt}\begin{minipage}{\textwidth}\small\textit{Notes:} Each subtable reports OLS estimation of $x_{t+1} = \alpha + \lambda \, x_t + u_{t+1}$ for $x \in \{\pi, i, y\}$.\end{minipage}\end{table}\end{document}</w:t>
             </w:r>
           </w:p>
         </w:tc>
@@ -5229,55 +3504,7 @@
                 <w:lang w:eastAsia="en-US"/>
                 <w14:ligatures w14:val="none"/>
               </w:rPr>
-              <w:t xml:space="preserve">I’m calling drop(column=”index”) on a </w:t>
-            </w:r>
-            <w:proofErr w:type="spellStart"/>
-            <w:r>
-              <w:rPr>
-                <w:rFonts w:ascii="LM Roman 10" w:eastAsia="Times New Roman" w:hAnsi="LM Roman 10" w:cs="Times New Roman"/>
-                <w:kern w:val="0"/>
-                <w:sz w:val="16"/>
-                <w:szCs w:val="16"/>
-                <w:lang w:eastAsia="en-US"/>
-                <w14:ligatures w14:val="none"/>
-              </w:rPr>
-              <w:t>df</w:t>
-            </w:r>
-            <w:proofErr w:type="spellEnd"/>
-            <w:r>
-              <w:rPr>
-                <w:rFonts w:ascii="LM Roman 10" w:eastAsia="Times New Roman" w:hAnsi="LM Roman 10" w:cs="Times New Roman"/>
-                <w:kern w:val="0"/>
-                <w:sz w:val="16"/>
-                <w:szCs w:val="16"/>
-                <w:lang w:eastAsia="en-US"/>
-                <w14:ligatures w14:val="none"/>
-              </w:rPr>
-              <w:t xml:space="preserve">, but despite it, the </w:t>
-            </w:r>
-            <w:proofErr w:type="spellStart"/>
-            <w:r>
-              <w:rPr>
-                <w:rFonts w:ascii="LM Roman 10" w:eastAsia="Times New Roman" w:hAnsi="LM Roman 10" w:cs="Times New Roman"/>
-                <w:kern w:val="0"/>
-                <w:sz w:val="16"/>
-                <w:szCs w:val="16"/>
-                <w:lang w:eastAsia="en-US"/>
-                <w14:ligatures w14:val="none"/>
-              </w:rPr>
-              <w:t>df</w:t>
-            </w:r>
-            <w:proofErr w:type="spellEnd"/>
-            <w:r>
-              <w:rPr>
-                <w:rFonts w:ascii="LM Roman 10" w:eastAsia="Times New Roman" w:hAnsi="LM Roman 10" w:cs="Times New Roman"/>
-                <w:kern w:val="0"/>
-                <w:sz w:val="16"/>
-                <w:szCs w:val="16"/>
-                <w:lang w:eastAsia="en-US"/>
-                <w14:ligatures w14:val="none"/>
-              </w:rPr>
-              <w:t xml:space="preserve"> still incorporates a duplicated index.</w:t>
+              <w:t>I’m calling drop(column=”index”) on a df, but despite it, the df still incorporates a duplicated index.</w:t>
             </w:r>
           </w:p>
         </w:tc>
@@ -5312,31 +3539,7 @@
                 <w:lang w:eastAsia="en-US"/>
                 <w14:ligatures w14:val="none"/>
               </w:rPr>
-              <w:t xml:space="preserve">Because .drop() in pandas returns a new </w:t>
-            </w:r>
-            <w:proofErr w:type="spellStart"/>
-            <w:r>
-              <w:rPr>
-                <w:rFonts w:ascii="LM Roman 10" w:eastAsia="Times New Roman" w:hAnsi="LM Roman 10" w:cs="Times New Roman"/>
-                <w:kern w:val="0"/>
-                <w:sz w:val="16"/>
-                <w:szCs w:val="16"/>
-                <w:lang w:eastAsia="en-US"/>
-                <w14:ligatures w14:val="none"/>
-              </w:rPr>
-              <w:t>DataFrame</w:t>
-            </w:r>
-            <w:proofErr w:type="spellEnd"/>
-            <w:r>
-              <w:rPr>
-                <w:rFonts w:ascii="LM Roman 10" w:eastAsia="Times New Roman" w:hAnsi="LM Roman 10" w:cs="Times New Roman"/>
-                <w:kern w:val="0"/>
-                <w:sz w:val="16"/>
-                <w:szCs w:val="16"/>
-                <w:lang w:eastAsia="en-US"/>
-                <w14:ligatures w14:val="none"/>
-              </w:rPr>
-              <w:t xml:space="preserve"> by default — it doesn't modify the original in place. Your line:</w:t>
+              <w:t>Because .drop() in pandas returns a new DataFrame by default — it doesn't modify the original in place. Your line:</w:t>
             </w:r>
             <w:r>
               <w:rPr>
@@ -5371,29 +3574,16 @@
               </w:rPr>
               <w:t xml:space="preserve"> </w:t>
             </w:r>
-            <w:proofErr w:type="spellStart"/>
-            <w:r>
-              <w:rPr>
-                <w:rFonts w:ascii="LM Roman 10" w:eastAsia="Times New Roman" w:hAnsi="LM Roman 10" w:cs="Times New Roman"/>
-                <w:kern w:val="0"/>
-                <w:sz w:val="16"/>
-                <w:szCs w:val="16"/>
-                <w:lang w:eastAsia="en-US"/>
-                <w14:ligatures w14:val="none"/>
-              </w:rPr>
-              <w:t>jp_core_hybrid_df.drop</w:t>
-            </w:r>
-            <w:proofErr w:type="spellEnd"/>
-            <w:r>
-              <w:rPr>
-                <w:rFonts w:ascii="LM Roman 10" w:eastAsia="Times New Roman" w:hAnsi="LM Roman 10" w:cs="Times New Roman"/>
-                <w:kern w:val="0"/>
-                <w:sz w:val="16"/>
-                <w:szCs w:val="16"/>
-                <w:lang w:eastAsia="en-US"/>
-                <w14:ligatures w14:val="none"/>
-              </w:rPr>
-              <w:t>(columns="index")</w:t>
+            <w:r>
+              <w:rPr>
+                <w:rFonts w:ascii="LM Roman 10" w:eastAsia="Times New Roman" w:hAnsi="LM Roman 10" w:cs="Times New Roman"/>
+                <w:kern w:val="0"/>
+                <w:sz w:val="16"/>
+                <w:szCs w:val="16"/>
+                <w:lang w:eastAsia="en-US"/>
+                <w14:ligatures w14:val="none"/>
+              </w:rPr>
+              <w:t>jp_core_hybrid_df.drop(columns="index")</w:t>
             </w:r>
             <w:r>
               <w:rPr>
@@ -5472,53 +3662,16 @@
               </w:rPr>
               <w:t xml:space="preserve"> </w:t>
             </w:r>
-            <w:proofErr w:type="spellStart"/>
-            <w:r>
-              <w:rPr>
-                <w:rFonts w:ascii="LM Roman 10" w:eastAsia="Times New Roman" w:hAnsi="LM Roman 10" w:cs="Times New Roman"/>
-                <w:kern w:val="0"/>
-                <w:sz w:val="16"/>
-                <w:szCs w:val="16"/>
-                <w:lang w:eastAsia="en-US"/>
-                <w14:ligatures w14:val="none"/>
-              </w:rPr>
-              <w:t>jp_core_hybrid_df</w:t>
-            </w:r>
-            <w:proofErr w:type="spellEnd"/>
-            <w:r>
-              <w:rPr>
-                <w:rFonts w:ascii="LM Roman 10" w:eastAsia="Times New Roman" w:hAnsi="LM Roman 10" w:cs="Times New Roman"/>
-                <w:kern w:val="0"/>
-                <w:sz w:val="16"/>
-                <w:szCs w:val="16"/>
-                <w:lang w:eastAsia="en-US"/>
-                <w14:ligatures w14:val="none"/>
-              </w:rPr>
-              <w:t xml:space="preserve"> = </w:t>
-            </w:r>
-            <w:proofErr w:type="spellStart"/>
-            <w:r>
-              <w:rPr>
-                <w:rFonts w:ascii="LM Roman 10" w:eastAsia="Times New Roman" w:hAnsi="LM Roman 10" w:cs="Times New Roman"/>
-                <w:kern w:val="0"/>
-                <w:sz w:val="16"/>
-                <w:szCs w:val="16"/>
-                <w:lang w:eastAsia="en-US"/>
-                <w14:ligatures w14:val="none"/>
-              </w:rPr>
-              <w:t>jp_core_hybrid_df.drop</w:t>
-            </w:r>
-            <w:proofErr w:type="spellEnd"/>
-            <w:r>
-              <w:rPr>
-                <w:rFonts w:ascii="LM Roman 10" w:eastAsia="Times New Roman" w:hAnsi="LM Roman 10" w:cs="Times New Roman"/>
-                <w:kern w:val="0"/>
-                <w:sz w:val="16"/>
-                <w:szCs w:val="16"/>
-                <w:lang w:eastAsia="en-US"/>
-                <w14:ligatures w14:val="none"/>
-              </w:rPr>
-              <w:t>(columns="index")</w:t>
+            <w:r>
+              <w:rPr>
+                <w:rFonts w:ascii="LM Roman 10" w:eastAsia="Times New Roman" w:hAnsi="LM Roman 10" w:cs="Times New Roman"/>
+                <w:kern w:val="0"/>
+                <w:sz w:val="16"/>
+                <w:szCs w:val="16"/>
+                <w:lang w:eastAsia="en-US"/>
+                <w14:ligatures w14:val="none"/>
+              </w:rPr>
+              <w:t>jp_core_hybrid_df = jp_core_hybrid_df.drop(columns="index")</w:t>
             </w:r>
             <w:r>
               <w:rPr>
@@ -5540,21 +3693,8 @@
                 <w:lang w:eastAsia="en-US"/>
                 <w14:ligatures w14:val="none"/>
               </w:rPr>
-              <w:t xml:space="preserve">Option 2 — </w:t>
-            </w:r>
-            <w:proofErr w:type="spellStart"/>
-            <w:r>
-              <w:rPr>
-                <w:rFonts w:ascii="LM Roman 10" w:eastAsia="Times New Roman" w:hAnsi="LM Roman 10" w:cs="Times New Roman"/>
-                <w:kern w:val="0"/>
-                <w:sz w:val="16"/>
-                <w:szCs w:val="16"/>
-                <w:lang w:eastAsia="en-US"/>
-                <w14:ligatures w14:val="none"/>
-              </w:rPr>
-              <w:t>In-place:python</w:t>
-            </w:r>
-            <w:proofErr w:type="spellEnd"/>
+              <w:t>Option 2 — In-place:python</w:t>
+            </w:r>
             <w:r>
               <w:rPr>
                 <w:rFonts w:ascii="LM Roman 10" w:eastAsia="Times New Roman" w:hAnsi="LM Roman 10" w:cs="Times New Roman"/>
@@ -5566,53 +3706,16 @@
               </w:rPr>
               <w:t xml:space="preserve"> </w:t>
             </w:r>
-            <w:proofErr w:type="spellStart"/>
-            <w:r>
-              <w:rPr>
-                <w:rFonts w:ascii="LM Roman 10" w:eastAsia="Times New Roman" w:hAnsi="LM Roman 10" w:cs="Times New Roman"/>
-                <w:kern w:val="0"/>
-                <w:sz w:val="16"/>
-                <w:szCs w:val="16"/>
-                <w:lang w:eastAsia="en-US"/>
-                <w14:ligatures w14:val="none"/>
-              </w:rPr>
-              <w:t>jp_core_hybrid_df.drop</w:t>
-            </w:r>
-            <w:proofErr w:type="spellEnd"/>
-            <w:r>
-              <w:rPr>
-                <w:rFonts w:ascii="LM Roman 10" w:eastAsia="Times New Roman" w:hAnsi="LM Roman 10" w:cs="Times New Roman"/>
-                <w:kern w:val="0"/>
-                <w:sz w:val="16"/>
-                <w:szCs w:val="16"/>
-                <w:lang w:eastAsia="en-US"/>
-                <w14:ligatures w14:val="none"/>
-              </w:rPr>
-              <w:t xml:space="preserve">(columns="index", </w:t>
-            </w:r>
-            <w:proofErr w:type="spellStart"/>
-            <w:r>
-              <w:rPr>
-                <w:rFonts w:ascii="LM Roman 10" w:eastAsia="Times New Roman" w:hAnsi="LM Roman 10" w:cs="Times New Roman"/>
-                <w:kern w:val="0"/>
-                <w:sz w:val="16"/>
-                <w:szCs w:val="16"/>
-                <w:lang w:eastAsia="en-US"/>
-                <w14:ligatures w14:val="none"/>
-              </w:rPr>
-              <w:t>inplace</w:t>
-            </w:r>
-            <w:proofErr w:type="spellEnd"/>
-            <w:r>
-              <w:rPr>
-                <w:rFonts w:ascii="LM Roman 10" w:eastAsia="Times New Roman" w:hAnsi="LM Roman 10" w:cs="Times New Roman"/>
-                <w:kern w:val="0"/>
-                <w:sz w:val="16"/>
-                <w:szCs w:val="16"/>
-                <w:lang w:eastAsia="en-US"/>
-                <w14:ligatures w14:val="none"/>
-              </w:rPr>
-              <w:t>=True)</w:t>
+            <w:r>
+              <w:rPr>
+                <w:rFonts w:ascii="LM Roman 10" w:eastAsia="Times New Roman" w:hAnsi="LM Roman 10" w:cs="Times New Roman"/>
+                <w:kern w:val="0"/>
+                <w:sz w:val="16"/>
+                <w:szCs w:val="16"/>
+                <w:lang w:eastAsia="en-US"/>
+                <w14:ligatures w14:val="none"/>
+              </w:rPr>
+              <w:t>jp_core_hybrid_df.drop(columns="index", inplace=True)</w:t>
             </w:r>
             <w:r>
               <w:rPr>
@@ -5634,127 +3737,7 @@
                 <w:lang w:eastAsia="en-US"/>
                 <w14:ligatures w14:val="none"/>
               </w:rPr>
-              <w:t xml:space="preserve">Option 1 is generally preferred because </w:t>
-            </w:r>
-            <w:proofErr w:type="spellStart"/>
-            <w:r>
-              <w:rPr>
-                <w:rFonts w:ascii="LM Roman 10" w:eastAsia="Times New Roman" w:hAnsi="LM Roman 10" w:cs="Times New Roman"/>
-                <w:kern w:val="0"/>
-                <w:sz w:val="16"/>
-                <w:szCs w:val="16"/>
-                <w:lang w:eastAsia="en-US"/>
-                <w14:ligatures w14:val="none"/>
-              </w:rPr>
-              <w:t>inplace</w:t>
-            </w:r>
-            <w:proofErr w:type="spellEnd"/>
-            <w:r>
-              <w:rPr>
-                <w:rFonts w:ascii="LM Roman 10" w:eastAsia="Times New Roman" w:hAnsi="LM Roman 10" w:cs="Times New Roman"/>
-                <w:kern w:val="0"/>
-                <w:sz w:val="16"/>
-                <w:szCs w:val="16"/>
-                <w:lang w:eastAsia="en-US"/>
-                <w14:ligatures w14:val="none"/>
-              </w:rPr>
-              <w:t xml:space="preserve">=True can cause issues in chained operations and is being progressively discouraged in pandas. Also, note that the index column appearing at all is likely a leftover from a previous </w:t>
-            </w:r>
-            <w:proofErr w:type="spellStart"/>
-            <w:r>
-              <w:rPr>
-                <w:rFonts w:ascii="LM Roman 10" w:eastAsia="Times New Roman" w:hAnsi="LM Roman 10" w:cs="Times New Roman"/>
-                <w:kern w:val="0"/>
-                <w:sz w:val="16"/>
-                <w:szCs w:val="16"/>
-                <w:lang w:eastAsia="en-US"/>
-                <w14:ligatures w14:val="none"/>
-              </w:rPr>
-              <w:t>reset_index</w:t>
-            </w:r>
-            <w:proofErr w:type="spellEnd"/>
-            <w:r>
-              <w:rPr>
-                <w:rFonts w:ascii="LM Roman 10" w:eastAsia="Times New Roman" w:hAnsi="LM Roman 10" w:cs="Times New Roman"/>
-                <w:kern w:val="0"/>
-                <w:sz w:val="16"/>
-                <w:szCs w:val="16"/>
-                <w:lang w:eastAsia="en-US"/>
-                <w14:ligatures w14:val="none"/>
-              </w:rPr>
-              <w:t xml:space="preserve">() </w:t>
-            </w:r>
-            <w:proofErr w:type="gramStart"/>
-            <w:r>
-              <w:rPr>
-                <w:rFonts w:ascii="LM Roman 10" w:eastAsia="Times New Roman" w:hAnsi="LM Roman 10" w:cs="Times New Roman"/>
-                <w:kern w:val="0"/>
-                <w:sz w:val="16"/>
-                <w:szCs w:val="16"/>
-                <w:lang w:eastAsia="en-US"/>
-                <w14:ligatures w14:val="none"/>
-              </w:rPr>
-              <w:t>call</w:t>
-            </w:r>
-            <w:proofErr w:type="gramEnd"/>
-            <w:r>
-              <w:rPr>
-                <w:rFonts w:ascii="LM Roman 10" w:eastAsia="Times New Roman" w:hAnsi="LM Roman 10" w:cs="Times New Roman"/>
-                <w:kern w:val="0"/>
-                <w:sz w:val="16"/>
-                <w:szCs w:val="16"/>
-                <w:lang w:eastAsia="en-US"/>
-                <w14:ligatures w14:val="none"/>
-              </w:rPr>
-              <w:t xml:space="preserve"> on df1 or df2 that created it as a regular column — so if it keeps reappearing, you can also prevent it upstream by using </w:t>
-            </w:r>
-            <w:proofErr w:type="spellStart"/>
-            <w:r>
-              <w:rPr>
-                <w:rFonts w:ascii="LM Roman 10" w:eastAsia="Times New Roman" w:hAnsi="LM Roman 10" w:cs="Times New Roman"/>
-                <w:kern w:val="0"/>
-                <w:sz w:val="16"/>
-                <w:szCs w:val="16"/>
-                <w:lang w:eastAsia="en-US"/>
-                <w14:ligatures w14:val="none"/>
-              </w:rPr>
-              <w:t>reset_index</w:t>
-            </w:r>
-            <w:proofErr w:type="spellEnd"/>
-            <w:r>
-              <w:rPr>
-                <w:rFonts w:ascii="LM Roman 10" w:eastAsia="Times New Roman" w:hAnsi="LM Roman 10" w:cs="Times New Roman"/>
-                <w:kern w:val="0"/>
-                <w:sz w:val="16"/>
-                <w:szCs w:val="16"/>
-                <w:lang w:eastAsia="en-US"/>
-                <w14:ligatures w14:val="none"/>
-              </w:rPr>
-              <w:t xml:space="preserve">(drop=True) instead of </w:t>
-            </w:r>
-            <w:proofErr w:type="spellStart"/>
-            <w:r>
-              <w:rPr>
-                <w:rFonts w:ascii="LM Roman 10" w:eastAsia="Times New Roman" w:hAnsi="LM Roman 10" w:cs="Times New Roman"/>
-                <w:kern w:val="0"/>
-                <w:sz w:val="16"/>
-                <w:szCs w:val="16"/>
-                <w:lang w:eastAsia="en-US"/>
-                <w14:ligatures w14:val="none"/>
-              </w:rPr>
-              <w:t>reset_index</w:t>
-            </w:r>
-            <w:proofErr w:type="spellEnd"/>
-            <w:r>
-              <w:rPr>
-                <w:rFonts w:ascii="LM Roman 10" w:eastAsia="Times New Roman" w:hAnsi="LM Roman 10" w:cs="Times New Roman"/>
-                <w:kern w:val="0"/>
-                <w:sz w:val="16"/>
-                <w:szCs w:val="16"/>
-                <w:lang w:eastAsia="en-US"/>
-                <w14:ligatures w14:val="none"/>
-              </w:rPr>
-              <w:t>().</w:t>
+              <w:t>Option 1 is generally preferred because inplace=True can cause issues in chained operations and is being progressively discouraged in pandas. Also, note that the index column appearing at all is likely a leftover from a previous reset_index() call on df1 or df2 that created it as a regular column — so if it keeps reappearing, you can also prevent it upstream by using reset_index(drop=True) instead of reset_index().</w:t>
             </w:r>
           </w:p>
         </w:tc>
@@ -5868,31 +3851,7 @@
                 <w:lang w:eastAsia="en-US"/>
                 <w14:ligatures w14:val="none"/>
               </w:rPr>
-              <w:t xml:space="preserve">lambda points forced on the </w:t>
-            </w:r>
-            <w:proofErr w:type="gramStart"/>
-            <w:r>
-              <w:rPr>
-                <w:rFonts w:ascii="LM Roman 10" w:eastAsia="Times New Roman" w:hAnsi="LM Roman 10" w:cs="Times New Roman"/>
-                <w:kern w:val="0"/>
-                <w:sz w:val="16"/>
-                <w:szCs w:val="16"/>
-                <w:lang w:eastAsia="en-US"/>
-                <w14:ligatures w14:val="none"/>
-              </w:rPr>
-              <w:t>0 horizontal</w:t>
-            </w:r>
-            <w:proofErr w:type="gramEnd"/>
-            <w:r>
-              <w:rPr>
-                <w:rFonts w:ascii="LM Roman 10" w:eastAsia="Times New Roman" w:hAnsi="LM Roman 10" w:cs="Times New Roman"/>
-                <w:kern w:val="0"/>
-                <w:sz w:val="16"/>
-                <w:szCs w:val="16"/>
-                <w:lang w:eastAsia="en-US"/>
-                <w14:ligatures w14:val="none"/>
-              </w:rPr>
-              <w:t xml:space="preserve"> axis?</w:t>
+              <w:t>lambda points forced on the 0 horizontal axis?</w:t>
             </w:r>
             <w:r>
               <w:rPr>
@@ -5938,31 +3897,7 @@
                 <w:lang w:eastAsia="en-US"/>
                 <w14:ligatures w14:val="none"/>
               </w:rPr>
-              <w:t xml:space="preserve">Because AR(1) autocorrelation coefficients are real numbers — they have no imaginary component by definition. </w:t>
-            </w:r>
-            <w:proofErr w:type="gramStart"/>
-            <w:r>
-              <w:rPr>
-                <w:rFonts w:ascii="LM Roman 10" w:eastAsia="Times New Roman" w:hAnsi="LM Roman 10" w:cs="Times New Roman"/>
-                <w:kern w:val="0"/>
-                <w:sz w:val="16"/>
-                <w:szCs w:val="16"/>
-                <w:lang w:eastAsia="en-US"/>
-                <w14:ligatures w14:val="none"/>
-              </w:rPr>
-              <w:t>So</w:t>
-            </w:r>
-            <w:proofErr w:type="gramEnd"/>
-            <w:r>
-              <w:rPr>
-                <w:rFonts w:ascii="LM Roman 10" w:eastAsia="Times New Roman" w:hAnsi="LM Roman 10" w:cs="Times New Roman"/>
-                <w:kern w:val="0"/>
-                <w:sz w:val="16"/>
-                <w:szCs w:val="16"/>
-                <w:lang w:eastAsia="en-US"/>
-                <w14:ligatures w14:val="none"/>
-              </w:rPr>
-              <w:t xml:space="preserve"> when you plot them on the complex plane, their imaginary part is literally 0, forcing every point onto the real axis.</w:t>
+              <w:t>Because AR(1) autocorrelation coefficients are real numbers — they have no imaginary component by definition. So when you plot them on the complex plane, their imaginary part is literally 0, forcing every point onto the real axis.</w:t>
             </w:r>
           </w:p>
           <w:p>
@@ -6420,31 +4355,7 @@
                 <w:lang w:eastAsia="en-US"/>
                 <w14:ligatures w14:val="none"/>
               </w:rPr>
-              <w:t>"</w:t>
-            </w:r>
-            <w:proofErr w:type="spellStart"/>
-            <w:r>
-              <w:rPr>
-                <w:rFonts w:ascii="LM Roman 10" w:eastAsia="Times New Roman" w:hAnsi="LM Roman 10" w:cs="Times New Roman"/>
-                <w:kern w:val="0"/>
-                <w:sz w:val="16"/>
-                <w:szCs w:val="16"/>
-                <w:lang w:eastAsia="en-US"/>
-                <w14:ligatures w14:val="none"/>
-              </w:rPr>
-              <w:t>center</w:t>
-            </w:r>
-            <w:proofErr w:type="spellEnd"/>
-            <w:r>
-              <w:rPr>
-                <w:rFonts w:ascii="LM Roman 10" w:eastAsia="Times New Roman" w:hAnsi="LM Roman 10" w:cs="Times New Roman"/>
-                <w:kern w:val="0"/>
-                <w:sz w:val="16"/>
-                <w:szCs w:val="16"/>
-                <w:lang w:eastAsia="en-US"/>
-                <w14:ligatures w14:val="none"/>
-              </w:rPr>
-              <w:t xml:space="preserve"> left"</w:t>
+              <w:t>"center left"</w:t>
             </w:r>
             <w:r>
               <w:rPr>
@@ -6478,31 +4389,7 @@
                 <w:lang w:eastAsia="en-US"/>
                 <w14:ligatures w14:val="none"/>
               </w:rPr>
-              <w:t>"</w:t>
-            </w:r>
-            <w:proofErr w:type="spellStart"/>
-            <w:r>
-              <w:rPr>
-                <w:rFonts w:ascii="LM Roman 10" w:eastAsia="Times New Roman" w:hAnsi="LM Roman 10" w:cs="Times New Roman"/>
-                <w:kern w:val="0"/>
-                <w:sz w:val="16"/>
-                <w:szCs w:val="16"/>
-                <w:lang w:eastAsia="en-US"/>
-                <w14:ligatures w14:val="none"/>
-              </w:rPr>
-              <w:t>center</w:t>
-            </w:r>
-            <w:proofErr w:type="spellEnd"/>
-            <w:r>
-              <w:rPr>
-                <w:rFonts w:ascii="LM Roman 10" w:eastAsia="Times New Roman" w:hAnsi="LM Roman 10" w:cs="Times New Roman"/>
-                <w:kern w:val="0"/>
-                <w:sz w:val="16"/>
-                <w:szCs w:val="16"/>
-                <w:lang w:eastAsia="en-US"/>
-                <w14:ligatures w14:val="none"/>
-              </w:rPr>
-              <w:t xml:space="preserve"> right"</w:t>
+              <w:t>"center right"</w:t>
             </w:r>
             <w:r>
               <w:rPr>
@@ -6536,31 +4423,7 @@
                 <w:lang w:eastAsia="en-US"/>
                 <w14:ligatures w14:val="none"/>
               </w:rPr>
-              <w:t xml:space="preserve">"lower </w:t>
-            </w:r>
-            <w:proofErr w:type="spellStart"/>
-            <w:r>
-              <w:rPr>
-                <w:rFonts w:ascii="LM Roman 10" w:eastAsia="Times New Roman" w:hAnsi="LM Roman 10" w:cs="Times New Roman"/>
-                <w:kern w:val="0"/>
-                <w:sz w:val="16"/>
-                <w:szCs w:val="16"/>
-                <w:lang w:eastAsia="en-US"/>
-                <w14:ligatures w14:val="none"/>
-              </w:rPr>
-              <w:t>center</w:t>
-            </w:r>
-            <w:proofErr w:type="spellEnd"/>
-            <w:r>
-              <w:rPr>
-                <w:rFonts w:ascii="LM Roman 10" w:eastAsia="Times New Roman" w:hAnsi="LM Roman 10" w:cs="Times New Roman"/>
-                <w:kern w:val="0"/>
-                <w:sz w:val="16"/>
-                <w:szCs w:val="16"/>
-                <w:lang w:eastAsia="en-US"/>
-                <w14:ligatures w14:val="none"/>
-              </w:rPr>
-              <w:t>"</w:t>
+              <w:t>"lower center"</w:t>
             </w:r>
             <w:r>
               <w:rPr>
@@ -6594,31 +4457,7 @@
                 <w:lang w:eastAsia="en-US"/>
                 <w14:ligatures w14:val="none"/>
               </w:rPr>
-              <w:t xml:space="preserve">"upper </w:t>
-            </w:r>
-            <w:proofErr w:type="spellStart"/>
-            <w:r>
-              <w:rPr>
-                <w:rFonts w:ascii="LM Roman 10" w:eastAsia="Times New Roman" w:hAnsi="LM Roman 10" w:cs="Times New Roman"/>
-                <w:kern w:val="0"/>
-                <w:sz w:val="16"/>
-                <w:szCs w:val="16"/>
-                <w:lang w:eastAsia="en-US"/>
-                <w14:ligatures w14:val="none"/>
-              </w:rPr>
-              <w:t>center</w:t>
-            </w:r>
-            <w:proofErr w:type="spellEnd"/>
-            <w:r>
-              <w:rPr>
-                <w:rFonts w:ascii="LM Roman 10" w:eastAsia="Times New Roman" w:hAnsi="LM Roman 10" w:cs="Times New Roman"/>
-                <w:kern w:val="0"/>
-                <w:sz w:val="16"/>
-                <w:szCs w:val="16"/>
-                <w:lang w:eastAsia="en-US"/>
-                <w14:ligatures w14:val="none"/>
-              </w:rPr>
-              <w:t>"</w:t>
+              <w:t>"upper center"</w:t>
             </w:r>
             <w:r>
               <w:rPr>
@@ -6652,31 +4491,7 @@
                 <w:lang w:eastAsia="en-US"/>
                 <w14:ligatures w14:val="none"/>
               </w:rPr>
-              <w:t>"</w:t>
-            </w:r>
-            <w:proofErr w:type="spellStart"/>
-            <w:r>
-              <w:rPr>
-                <w:rFonts w:ascii="LM Roman 10" w:eastAsia="Times New Roman" w:hAnsi="LM Roman 10" w:cs="Times New Roman"/>
-                <w:kern w:val="0"/>
-                <w:sz w:val="16"/>
-                <w:szCs w:val="16"/>
-                <w:lang w:eastAsia="en-US"/>
-                <w14:ligatures w14:val="none"/>
-              </w:rPr>
-              <w:t>center</w:t>
-            </w:r>
-            <w:proofErr w:type="spellEnd"/>
-            <w:r>
-              <w:rPr>
-                <w:rFonts w:ascii="LM Roman 10" w:eastAsia="Times New Roman" w:hAnsi="LM Roman 10" w:cs="Times New Roman"/>
-                <w:kern w:val="0"/>
-                <w:sz w:val="16"/>
-                <w:szCs w:val="16"/>
-                <w:lang w:eastAsia="en-US"/>
-                <w14:ligatures w14:val="none"/>
-              </w:rPr>
-              <w:t>"</w:t>
+              <w:t>"center"</w:t>
             </w:r>
             <w:r>
               <w:rPr>
@@ -6698,31 +4513,7 @@
                 <w:lang w:eastAsia="en-US"/>
                 <w14:ligatures w14:val="none"/>
               </w:rPr>
-              <w:t xml:space="preserve">You can also place it outside the axes entirely using </w:t>
-            </w:r>
-            <w:proofErr w:type="spellStart"/>
-            <w:r>
-              <w:rPr>
-                <w:rFonts w:ascii="LM Roman 10" w:eastAsia="Times New Roman" w:hAnsi="LM Roman 10" w:cs="Times New Roman"/>
-                <w:kern w:val="0"/>
-                <w:sz w:val="16"/>
-                <w:szCs w:val="16"/>
-                <w:lang w:eastAsia="en-US"/>
-                <w14:ligatures w14:val="none"/>
-              </w:rPr>
-              <w:t>bbox_to_anchor</w:t>
-            </w:r>
-            <w:proofErr w:type="spellEnd"/>
-            <w:r>
-              <w:rPr>
-                <w:rFonts w:ascii="LM Roman 10" w:eastAsia="Times New Roman" w:hAnsi="LM Roman 10" w:cs="Times New Roman"/>
-                <w:kern w:val="0"/>
-                <w:sz w:val="16"/>
-                <w:szCs w:val="16"/>
-                <w:lang w:eastAsia="en-US"/>
-                <w14:ligatures w14:val="none"/>
-              </w:rPr>
-              <w:t>:</w:t>
+              <w:t>You can also place it outside the axes entirely using bbox_to_anchor:</w:t>
             </w:r>
             <w:r>
               <w:rPr>
@@ -6774,21 +4565,8 @@
                 <w:lang w:eastAsia="en-US"/>
                 <w14:ligatures w14:val="none"/>
               </w:rPr>
-              <w:t># Outside, top-</w:t>
-            </w:r>
-            <w:proofErr w:type="spellStart"/>
-            <w:r>
-              <w:rPr>
-                <w:rFonts w:ascii="LM Roman 10" w:eastAsia="Times New Roman" w:hAnsi="LM Roman 10" w:cs="Times New Roman"/>
-                <w:kern w:val="0"/>
-                <w:sz w:val="16"/>
-                <w:szCs w:val="16"/>
-                <w:lang w:eastAsia="en-US"/>
-                <w14:ligatures w14:val="none"/>
-              </w:rPr>
-              <w:t>righ</w:t>
-            </w:r>
-            <w:proofErr w:type="spellEnd"/>
+              <w:t># Outside, top-righ</w:t>
+            </w:r>
             <w:r>
               <w:rPr>
                 <w:rFonts w:ascii="LM Roman 10" w:eastAsia="Times New Roman" w:hAnsi="LM Roman 10" w:cs="Times New Roman"/>
@@ -6809,55 +4587,7 @@
                 <w:lang w:eastAsia="en-US"/>
                 <w14:ligatures w14:val="none"/>
               </w:rPr>
-              <w:t xml:space="preserve">ax1.legend(loc="upper left", </w:t>
-            </w:r>
-            <w:proofErr w:type="spellStart"/>
-            <w:r>
-              <w:rPr>
-                <w:rFonts w:ascii="LM Roman 10" w:eastAsia="Times New Roman" w:hAnsi="LM Roman 10" w:cs="Times New Roman"/>
-                <w:kern w:val="0"/>
-                <w:sz w:val="16"/>
-                <w:szCs w:val="16"/>
-                <w:lang w:eastAsia="en-US"/>
-                <w14:ligatures w14:val="none"/>
-              </w:rPr>
-              <w:t>bbox_to_anchor</w:t>
-            </w:r>
-            <w:proofErr w:type="spellEnd"/>
-            <w:r>
-              <w:rPr>
-                <w:rFonts w:ascii="LM Roman 10" w:eastAsia="Times New Roman" w:hAnsi="LM Roman 10" w:cs="Times New Roman"/>
-                <w:kern w:val="0"/>
-                <w:sz w:val="16"/>
-                <w:szCs w:val="16"/>
-                <w:lang w:eastAsia="en-US"/>
-                <w14:ligatures w14:val="none"/>
-              </w:rPr>
-              <w:t xml:space="preserve">=(1.01, 1), </w:t>
-            </w:r>
-            <w:proofErr w:type="spellStart"/>
-            <w:r>
-              <w:rPr>
-                <w:rFonts w:ascii="LM Roman 10" w:eastAsia="Times New Roman" w:hAnsi="LM Roman 10" w:cs="Times New Roman"/>
-                <w:kern w:val="0"/>
-                <w:sz w:val="16"/>
-                <w:szCs w:val="16"/>
-                <w:lang w:eastAsia="en-US"/>
-                <w14:ligatures w14:val="none"/>
-              </w:rPr>
-              <w:t>borderaxespad</w:t>
-            </w:r>
-            <w:proofErr w:type="spellEnd"/>
-            <w:r>
-              <w:rPr>
-                <w:rFonts w:ascii="LM Roman 10" w:eastAsia="Times New Roman" w:hAnsi="LM Roman 10" w:cs="Times New Roman"/>
-                <w:kern w:val="0"/>
-                <w:sz w:val="16"/>
-                <w:szCs w:val="16"/>
-                <w:lang w:eastAsia="en-US"/>
-                <w14:ligatures w14:val="none"/>
-              </w:rPr>
-              <w:t>=0)</w:t>
+              <w:t>ax1.legend(loc="upper left", bbox_to_anchor=(1.01, 1), borderaxespad=0)</w:t>
             </w:r>
             <w:r>
               <w:rPr>
@@ -6901,79 +4631,7 @@
                 <w:lang w:eastAsia="en-US"/>
                 <w14:ligatures w14:val="none"/>
               </w:rPr>
-              <w:t xml:space="preserve">ax1.legend(loc="upper </w:t>
-            </w:r>
-            <w:proofErr w:type="spellStart"/>
-            <w:r>
-              <w:rPr>
-                <w:rFonts w:ascii="LM Roman 10" w:eastAsia="Times New Roman" w:hAnsi="LM Roman 10" w:cs="Times New Roman"/>
-                <w:kern w:val="0"/>
-                <w:sz w:val="16"/>
-                <w:szCs w:val="16"/>
-                <w:lang w:eastAsia="en-US"/>
-                <w14:ligatures w14:val="none"/>
-              </w:rPr>
-              <w:t>center</w:t>
-            </w:r>
-            <w:proofErr w:type="spellEnd"/>
-            <w:r>
-              <w:rPr>
-                <w:rFonts w:ascii="LM Roman 10" w:eastAsia="Times New Roman" w:hAnsi="LM Roman 10" w:cs="Times New Roman"/>
-                <w:kern w:val="0"/>
-                <w:sz w:val="16"/>
-                <w:szCs w:val="16"/>
-                <w:lang w:eastAsia="en-US"/>
-                <w14:ligatures w14:val="none"/>
-              </w:rPr>
-              <w:t xml:space="preserve">", </w:t>
-            </w:r>
-            <w:proofErr w:type="spellStart"/>
-            <w:r>
-              <w:rPr>
-                <w:rFonts w:ascii="LM Roman 10" w:eastAsia="Times New Roman" w:hAnsi="LM Roman 10" w:cs="Times New Roman"/>
-                <w:kern w:val="0"/>
-                <w:sz w:val="16"/>
-                <w:szCs w:val="16"/>
-                <w:lang w:eastAsia="en-US"/>
-                <w14:ligatures w14:val="none"/>
-              </w:rPr>
-              <w:t>bbox_to_anchor</w:t>
-            </w:r>
-            <w:proofErr w:type="spellEnd"/>
-            <w:r>
-              <w:rPr>
-                <w:rFonts w:ascii="LM Roman 10" w:eastAsia="Times New Roman" w:hAnsi="LM Roman 10" w:cs="Times New Roman"/>
-                <w:kern w:val="0"/>
-                <w:sz w:val="16"/>
-                <w:szCs w:val="16"/>
-                <w:lang w:eastAsia="en-US"/>
-                <w14:ligatures w14:val="none"/>
-              </w:rPr>
-              <w:t xml:space="preserve">=(0.5, -0.12), </w:t>
-            </w:r>
-            <w:proofErr w:type="spellStart"/>
-            <w:r>
-              <w:rPr>
-                <w:rFonts w:ascii="LM Roman 10" w:eastAsia="Times New Roman" w:hAnsi="LM Roman 10" w:cs="Times New Roman"/>
-                <w:kern w:val="0"/>
-                <w:sz w:val="16"/>
-                <w:szCs w:val="16"/>
-                <w:lang w:eastAsia="en-US"/>
-                <w14:ligatures w14:val="none"/>
-              </w:rPr>
-              <w:t>ncol</w:t>
-            </w:r>
-            <w:proofErr w:type="spellEnd"/>
-            <w:r>
-              <w:rPr>
-                <w:rFonts w:ascii="LM Roman 10" w:eastAsia="Times New Roman" w:hAnsi="LM Roman 10" w:cs="Times New Roman"/>
-                <w:kern w:val="0"/>
-                <w:sz w:val="16"/>
-                <w:szCs w:val="16"/>
-                <w:lang w:eastAsia="en-US"/>
-                <w14:ligatures w14:val="none"/>
-              </w:rPr>
-              <w:t>=2</w:t>
+              <w:t>ax1.legend(loc="upper center", bbox_to_anchor=(0.5, -0.12), ncol=2</w:t>
             </w:r>
             <w:r>
               <w:rPr>
@@ -6995,79 +4653,7 @@
                 <w:lang w:eastAsia="en-US"/>
                 <w14:ligatures w14:val="none"/>
               </w:rPr>
-              <w:t xml:space="preserve">The </w:t>
-            </w:r>
-            <w:proofErr w:type="spellStart"/>
-            <w:r>
-              <w:rPr>
-                <w:rFonts w:ascii="LM Roman 10" w:eastAsia="Times New Roman" w:hAnsi="LM Roman 10" w:cs="Times New Roman"/>
-                <w:kern w:val="0"/>
-                <w:sz w:val="16"/>
-                <w:szCs w:val="16"/>
-                <w:lang w:eastAsia="en-US"/>
-                <w14:ligatures w14:val="none"/>
-              </w:rPr>
-              <w:t>bbox_to_anchor</w:t>
-            </w:r>
-            <w:proofErr w:type="spellEnd"/>
-            <w:r>
-              <w:rPr>
-                <w:rFonts w:ascii="LM Roman 10" w:eastAsia="Times New Roman" w:hAnsi="LM Roman 10" w:cs="Times New Roman"/>
-                <w:kern w:val="0"/>
-                <w:sz w:val="16"/>
-                <w:szCs w:val="16"/>
-                <w:lang w:eastAsia="en-US"/>
-                <w14:ligatures w14:val="none"/>
-              </w:rPr>
-              <w:t xml:space="preserve">=(x, y) coordinates are in axes fraction — (1, 1) is the top-right corner of the axes box. When pushing the legend outside, add </w:t>
-            </w:r>
-            <w:proofErr w:type="spellStart"/>
-            <w:r>
-              <w:rPr>
-                <w:rFonts w:ascii="LM Roman 10" w:eastAsia="Times New Roman" w:hAnsi="LM Roman 10" w:cs="Times New Roman"/>
-                <w:kern w:val="0"/>
-                <w:sz w:val="16"/>
-                <w:szCs w:val="16"/>
-                <w:lang w:eastAsia="en-US"/>
-                <w14:ligatures w14:val="none"/>
-              </w:rPr>
-              <w:t>bbox_inches</w:t>
-            </w:r>
-            <w:proofErr w:type="spellEnd"/>
-            <w:r>
-              <w:rPr>
-                <w:rFonts w:ascii="LM Roman 10" w:eastAsia="Times New Roman" w:hAnsi="LM Roman 10" w:cs="Times New Roman"/>
-                <w:kern w:val="0"/>
-                <w:sz w:val="16"/>
-                <w:szCs w:val="16"/>
-                <w:lang w:eastAsia="en-US"/>
-                <w14:ligatures w14:val="none"/>
-              </w:rPr>
-              <w:t xml:space="preserve">="tight" to your </w:t>
-            </w:r>
-            <w:proofErr w:type="spellStart"/>
-            <w:r>
-              <w:rPr>
-                <w:rFonts w:ascii="LM Roman 10" w:eastAsia="Times New Roman" w:hAnsi="LM Roman 10" w:cs="Times New Roman"/>
-                <w:kern w:val="0"/>
-                <w:sz w:val="16"/>
-                <w:szCs w:val="16"/>
-                <w:lang w:eastAsia="en-US"/>
-                <w14:ligatures w14:val="none"/>
-              </w:rPr>
-              <w:t>savefig</w:t>
-            </w:r>
-            <w:proofErr w:type="spellEnd"/>
-            <w:r>
-              <w:rPr>
-                <w:rFonts w:ascii="LM Roman 10" w:eastAsia="Times New Roman" w:hAnsi="LM Roman 10" w:cs="Times New Roman"/>
-                <w:kern w:val="0"/>
-                <w:sz w:val="16"/>
-                <w:szCs w:val="16"/>
-                <w:lang w:eastAsia="en-US"/>
-                <w14:ligatures w14:val="none"/>
-              </w:rPr>
-              <w:t>() call or it will get clipped.</w:t>
+              <w:t>The bbox_to_anchor=(x, y) coordinates are in axes fraction — (1, 1) is the top-right corner of the axes box. When pushing the legend outside, add bbox_inches="tight" to your savefig() call or it will get clipped.</w:t>
             </w:r>
           </w:p>
         </w:tc>
@@ -7159,90 +4745,18 @@
                 <w:lang w:eastAsia="en-US"/>
                 <w14:ligatures w14:val="none"/>
               </w:rPr>
-              <w:t xml:space="preserve">I’m plotting a circle on </w:t>
-            </w:r>
-            <w:proofErr w:type="spellStart"/>
-            <w:r>
-              <w:rPr>
-                <w:rFonts w:ascii="LM Roman 10" w:eastAsia="Times New Roman" w:hAnsi="LM Roman 10" w:cs="Times New Roman"/>
-                <w:kern w:val="0"/>
-                <w:sz w:val="16"/>
-                <w:szCs w:val="16"/>
-                <w:lang w:eastAsia="en-US"/>
-                <w14:ligatures w14:val="none"/>
-              </w:rPr>
-              <w:t>pl</w:t>
-            </w:r>
-            <w:r>
-              <w:rPr>
-                <w:rFonts w:ascii="LM Roman 10" w:eastAsia="Times New Roman" w:hAnsi="LM Roman 10" w:cs="Times New Roman"/>
-                <w:kern w:val="0"/>
-                <w:sz w:val="16"/>
-                <w:szCs w:val="16"/>
-                <w:lang w:eastAsia="en-US"/>
-                <w14:ligatures w14:val="none"/>
-              </w:rPr>
-              <w:t>t</w:t>
-            </w:r>
-            <w:proofErr w:type="spellEnd"/>
-            <w:r>
-              <w:rPr>
-                <w:rFonts w:ascii="LM Roman 10" w:eastAsia="Times New Roman" w:hAnsi="LM Roman 10" w:cs="Times New Roman"/>
-                <w:kern w:val="0"/>
-                <w:sz w:val="16"/>
-                <w:szCs w:val="16"/>
-                <w:lang w:eastAsia="en-US"/>
-                <w14:ligatures w14:val="none"/>
-              </w:rPr>
-              <w:t xml:space="preserve"> to plot the unit root testing following </w:t>
-            </w:r>
-            <w:proofErr w:type="gramStart"/>
-            <w:r>
-              <w:rPr>
-                <w:rFonts w:ascii="LM Roman 10" w:eastAsia="Times New Roman" w:hAnsi="LM Roman 10" w:cs="Times New Roman"/>
-                <w:kern w:val="0"/>
-                <w:sz w:val="16"/>
-                <w:szCs w:val="16"/>
-                <w:lang w:eastAsia="en-US"/>
-                <w14:ligatures w14:val="none"/>
-              </w:rPr>
-              <w:t>a</w:t>
-            </w:r>
-            <w:proofErr w:type="gramEnd"/>
-            <w:r>
-              <w:rPr>
-                <w:rFonts w:ascii="LM Roman 10" w:eastAsia="Times New Roman" w:hAnsi="LM Roman 10" w:cs="Times New Roman"/>
-                <w:kern w:val="0"/>
-                <w:sz w:val="16"/>
-                <w:szCs w:val="16"/>
-                <w:lang w:eastAsia="en-US"/>
-                <w14:ligatures w14:val="none"/>
-              </w:rPr>
-              <w:t xml:space="preserve"> AR(1) diagnosis, but I cannot display the full circle, it only gives me the first top </w:t>
-            </w:r>
-            <w:proofErr w:type="gramStart"/>
-            <w:r>
-              <w:rPr>
-                <w:rFonts w:ascii="LM Roman 10" w:eastAsia="Times New Roman" w:hAnsi="LM Roman 10" w:cs="Times New Roman"/>
-                <w:kern w:val="0"/>
-                <w:sz w:val="16"/>
-                <w:szCs w:val="16"/>
-                <w:lang w:eastAsia="en-US"/>
-                <w14:ligatures w14:val="none"/>
-              </w:rPr>
-              <w:t>half</w:t>
-            </w:r>
-            <w:proofErr w:type="gramEnd"/>
-            <w:r>
-              <w:rPr>
-                <w:rFonts w:ascii="LM Roman 10" w:eastAsia="Times New Roman" w:hAnsi="LM Roman 10" w:cs="Times New Roman"/>
-                <w:kern w:val="0"/>
-                <w:sz w:val="16"/>
-                <w:szCs w:val="16"/>
-                <w:lang w:eastAsia="en-US"/>
-                <w14:ligatures w14:val="none"/>
-              </w:rPr>
-              <w:t xml:space="preserve"> and it is also subject to a distortion, turning into an ellipse rather than a circle. Solve that.</w:t>
+              <w:t>I’m plotting a circle on pl</w:t>
+            </w:r>
+            <w:r>
+              <w:rPr>
+                <w:rFonts w:ascii="LM Roman 10" w:eastAsia="Times New Roman" w:hAnsi="LM Roman 10" w:cs="Times New Roman"/>
+                <w:kern w:val="0"/>
+                <w:sz w:val="16"/>
+                <w:szCs w:val="16"/>
+                <w:lang w:eastAsia="en-US"/>
+                <w14:ligatures w14:val="none"/>
+              </w:rPr>
+              <w:t>t to plot the unit root testing following a AR(1) diagnosis, but I cannot display the full circle, it only gives me the first top half and it is also subject to a distortion, turning into an ellipse rather than a circle. Solve that.</w:t>
             </w:r>
           </w:p>
         </w:tc>
@@ -7343,21 +4857,8 @@
                 <w:lang w:eastAsia="en-US"/>
                 <w14:ligatures w14:val="none"/>
               </w:rPr>
-              <w:t xml:space="preserve">ax1.set_ylim(-1.45, 1.45)  # symmetric, same range as </w:t>
-            </w:r>
-            <w:proofErr w:type="spellStart"/>
-            <w:r>
-              <w:rPr>
-                <w:rFonts w:ascii="LM Roman 10" w:eastAsia="Times New Roman" w:hAnsi="LM Roman 10" w:cs="Times New Roman"/>
-                <w:kern w:val="0"/>
-                <w:sz w:val="16"/>
-                <w:szCs w:val="16"/>
-                <w:lang w:eastAsia="en-US"/>
-                <w14:ligatures w14:val="none"/>
-              </w:rPr>
-              <w:t>xlim</w:t>
-            </w:r>
-            <w:proofErr w:type="spellEnd"/>
+              <w:t>ax1.set_ylim(-1.45, 1.45)  # symmetric, same range as xlim</w:t>
+            </w:r>
             <w:r>
               <w:rPr>
                 <w:rFonts w:ascii="LM Roman 10" w:eastAsia="Times New Roman" w:hAnsi="LM Roman 10" w:cs="Times New Roman"/>
@@ -7422,55 +4923,7 @@
                 <w:lang w:eastAsia="en-US"/>
                 <w14:ligatures w14:val="none"/>
               </w:rPr>
-              <w:t xml:space="preserve">offsets = </w:t>
-            </w:r>
-            <w:proofErr w:type="spellStart"/>
-            <w:r>
-              <w:rPr>
-                <w:rFonts w:ascii="LM Roman 10" w:eastAsia="Times New Roman" w:hAnsi="LM Roman 10" w:cs="Times New Roman"/>
-                <w:kern w:val="0"/>
-                <w:sz w:val="16"/>
-                <w:szCs w:val="16"/>
-                <w:lang w:eastAsia="en-US"/>
-                <w14:ligatures w14:val="none"/>
-              </w:rPr>
-              <w:t>np.linspace</w:t>
-            </w:r>
-            <w:proofErr w:type="spellEnd"/>
-            <w:r>
-              <w:rPr>
-                <w:rFonts w:ascii="LM Roman 10" w:eastAsia="Times New Roman" w:hAnsi="LM Roman 10" w:cs="Times New Roman"/>
-                <w:kern w:val="0"/>
-                <w:sz w:val="16"/>
-                <w:szCs w:val="16"/>
-                <w:lang w:eastAsia="en-US"/>
-                <w14:ligatures w14:val="none"/>
-              </w:rPr>
-              <w:t xml:space="preserve">(0.25, 0.85, </w:t>
-            </w:r>
-            <w:proofErr w:type="spellStart"/>
-            <w:r>
-              <w:rPr>
-                <w:rFonts w:ascii="LM Roman 10" w:eastAsia="Times New Roman" w:hAnsi="LM Roman 10" w:cs="Times New Roman"/>
-                <w:kern w:val="0"/>
-                <w:sz w:val="16"/>
-                <w:szCs w:val="16"/>
-                <w:lang w:eastAsia="en-US"/>
-                <w14:ligatures w14:val="none"/>
-              </w:rPr>
-              <w:t>len</w:t>
-            </w:r>
-            <w:proofErr w:type="spellEnd"/>
-            <w:r>
-              <w:rPr>
-                <w:rFonts w:ascii="LM Roman 10" w:eastAsia="Times New Roman" w:hAnsi="LM Roman 10" w:cs="Times New Roman"/>
-                <w:kern w:val="0"/>
-                <w:sz w:val="16"/>
-                <w:szCs w:val="16"/>
-                <w:lang w:eastAsia="en-US"/>
-                <w14:ligatures w14:val="none"/>
-              </w:rPr>
-              <w:t>(variables))  # spread labels upward</w:t>
+              <w:t>offsets = np.linspace(0.25, 0.85, len(variables))  # spread labels upward</w:t>
             </w:r>
             <w:r>
               <w:rPr>
@@ -7492,55 +4945,7 @@
                 <w:lang w:eastAsia="en-US"/>
                 <w14:ligatures w14:val="none"/>
               </w:rPr>
-              <w:t xml:space="preserve">for </w:t>
-            </w:r>
-            <w:proofErr w:type="spellStart"/>
-            <w:r>
-              <w:rPr>
-                <w:rFonts w:ascii="LM Roman 10" w:eastAsia="Times New Roman" w:hAnsi="LM Roman 10" w:cs="Times New Roman"/>
-                <w:kern w:val="0"/>
-                <w:sz w:val="16"/>
-                <w:szCs w:val="16"/>
-                <w:lang w:eastAsia="en-US"/>
-                <w14:ligatures w14:val="none"/>
-              </w:rPr>
-              <w:t>i</w:t>
-            </w:r>
-            <w:proofErr w:type="spellEnd"/>
-            <w:r>
-              <w:rPr>
-                <w:rFonts w:ascii="LM Roman 10" w:eastAsia="Times New Roman" w:hAnsi="LM Roman 10" w:cs="Times New Roman"/>
-                <w:kern w:val="0"/>
-                <w:sz w:val="16"/>
-                <w:szCs w:val="16"/>
-                <w:lang w:eastAsia="en-US"/>
-                <w14:ligatures w14:val="none"/>
-              </w:rPr>
-              <w:t xml:space="preserve">, (ar1, var, stat, col) in enumerate(zip(ar1_values, variables, stationary, </w:t>
-            </w:r>
-            <w:proofErr w:type="spellStart"/>
-            <w:r>
-              <w:rPr>
-                <w:rFonts w:ascii="LM Roman 10" w:eastAsia="Times New Roman" w:hAnsi="LM Roman 10" w:cs="Times New Roman"/>
-                <w:kern w:val="0"/>
-                <w:sz w:val="16"/>
-                <w:szCs w:val="16"/>
-                <w:lang w:eastAsia="en-US"/>
-                <w14:ligatures w14:val="none"/>
-              </w:rPr>
-              <w:t>colors</w:t>
-            </w:r>
-            <w:proofErr w:type="spellEnd"/>
-            <w:r>
-              <w:rPr>
-                <w:rFonts w:ascii="LM Roman 10" w:eastAsia="Times New Roman" w:hAnsi="LM Roman 10" w:cs="Times New Roman"/>
-                <w:kern w:val="0"/>
-                <w:sz w:val="16"/>
-                <w:szCs w:val="16"/>
-                <w:lang w:eastAsia="en-US"/>
-                <w14:ligatures w14:val="none"/>
-              </w:rPr>
-              <w:t>)):</w:t>
+              <w:t>for i, (ar1, var, stat, col) in enumerate(zip(ar1_values, variables, stationary, colors)):</w:t>
             </w:r>
             <w:r>
               <w:rPr>
@@ -7553,29 +4958,16 @@
               </w:rPr>
               <w:t xml:space="preserve"> </w:t>
             </w:r>
-            <w:proofErr w:type="spellStart"/>
-            <w:r>
-              <w:rPr>
-                <w:rFonts w:ascii="LM Roman 10" w:eastAsia="Times New Roman" w:hAnsi="LM Roman 10" w:cs="Times New Roman"/>
-                <w:kern w:val="0"/>
-                <w:sz w:val="16"/>
-                <w:szCs w:val="16"/>
-                <w:lang w:eastAsia="en-US"/>
-                <w14:ligatures w14:val="none"/>
-              </w:rPr>
-              <w:t>border_color</w:t>
-            </w:r>
-            <w:proofErr w:type="spellEnd"/>
-            <w:r>
-              <w:rPr>
-                <w:rFonts w:ascii="LM Roman 10" w:eastAsia="Times New Roman" w:hAnsi="LM Roman 10" w:cs="Times New Roman"/>
-                <w:kern w:val="0"/>
-                <w:sz w:val="16"/>
-                <w:szCs w:val="16"/>
-                <w:lang w:eastAsia="en-US"/>
-                <w14:ligatures w14:val="none"/>
-              </w:rPr>
-              <w:t xml:space="preserve"> = "#e05252" if stat == "No" else "white"</w:t>
+            <w:r>
+              <w:rPr>
+                <w:rFonts w:ascii="LM Roman 10" w:eastAsia="Times New Roman" w:hAnsi="LM Roman 10" w:cs="Times New Roman"/>
+                <w:kern w:val="0"/>
+                <w:sz w:val="16"/>
+                <w:szCs w:val="16"/>
+                <w:lang w:eastAsia="en-US"/>
+                <w14:ligatures w14:val="none"/>
+              </w:rPr>
+              <w:t>border_color = "#e05252" if stat == "No" else "white"</w:t>
             </w:r>
             <w:r>
               <w:rPr>
@@ -7597,55 +4989,7 @@
                 <w:lang w:eastAsia="en-US"/>
                 <w14:ligatures w14:val="none"/>
               </w:rPr>
-              <w:t xml:space="preserve">ax1.scatter(ar1, 0, </w:t>
-            </w:r>
-            <w:proofErr w:type="spellStart"/>
-            <w:r>
-              <w:rPr>
-                <w:rFonts w:ascii="LM Roman 10" w:eastAsia="Times New Roman" w:hAnsi="LM Roman 10" w:cs="Times New Roman"/>
-                <w:kern w:val="0"/>
-                <w:sz w:val="16"/>
-                <w:szCs w:val="16"/>
-                <w:lang w:eastAsia="en-US"/>
-                <w14:ligatures w14:val="none"/>
-              </w:rPr>
-              <w:t>color</w:t>
-            </w:r>
-            <w:proofErr w:type="spellEnd"/>
-            <w:r>
-              <w:rPr>
-                <w:rFonts w:ascii="LM Roman 10" w:eastAsia="Times New Roman" w:hAnsi="LM Roman 10" w:cs="Times New Roman"/>
-                <w:kern w:val="0"/>
-                <w:sz w:val="16"/>
-                <w:szCs w:val="16"/>
-                <w:lang w:eastAsia="en-US"/>
-                <w14:ligatures w14:val="none"/>
-              </w:rPr>
-              <w:t xml:space="preserve">=col, s=100, </w:t>
-            </w:r>
-            <w:proofErr w:type="spellStart"/>
-            <w:r>
-              <w:rPr>
-                <w:rFonts w:ascii="LM Roman 10" w:eastAsia="Times New Roman" w:hAnsi="LM Roman 10" w:cs="Times New Roman"/>
-                <w:kern w:val="0"/>
-                <w:sz w:val="16"/>
-                <w:szCs w:val="16"/>
-                <w:lang w:eastAsia="en-US"/>
-                <w14:ligatures w14:val="none"/>
-              </w:rPr>
-              <w:t>zorder</w:t>
-            </w:r>
-            <w:proofErr w:type="spellEnd"/>
-            <w:r>
-              <w:rPr>
-                <w:rFonts w:ascii="LM Roman 10" w:eastAsia="Times New Roman" w:hAnsi="LM Roman 10" w:cs="Times New Roman"/>
-                <w:kern w:val="0"/>
-                <w:sz w:val="16"/>
-                <w:szCs w:val="16"/>
-                <w:lang w:eastAsia="en-US"/>
-                <w14:ligatures w14:val="none"/>
-              </w:rPr>
-              <w:t>=4,</w:t>
+              <w:t>ax1.scatter(ar1, 0, color=col, s=100, zorder=4,</w:t>
             </w:r>
             <w:r>
               <w:rPr>
@@ -7658,53 +5002,16 @@
               </w:rPr>
               <w:t xml:space="preserve"> </w:t>
             </w:r>
-            <w:proofErr w:type="spellStart"/>
-            <w:r>
-              <w:rPr>
-                <w:rFonts w:ascii="LM Roman 10" w:eastAsia="Times New Roman" w:hAnsi="LM Roman 10" w:cs="Times New Roman"/>
-                <w:kern w:val="0"/>
-                <w:sz w:val="16"/>
-                <w:szCs w:val="16"/>
-                <w:lang w:eastAsia="en-US"/>
-                <w14:ligatures w14:val="none"/>
-              </w:rPr>
-              <w:t>edgecolors</w:t>
-            </w:r>
-            <w:proofErr w:type="spellEnd"/>
-            <w:r>
-              <w:rPr>
-                <w:rFonts w:ascii="LM Roman 10" w:eastAsia="Times New Roman" w:hAnsi="LM Roman 10" w:cs="Times New Roman"/>
-                <w:kern w:val="0"/>
-                <w:sz w:val="16"/>
-                <w:szCs w:val="16"/>
-                <w:lang w:eastAsia="en-US"/>
-                <w14:ligatures w14:val="none"/>
-              </w:rPr>
-              <w:t>=</w:t>
-            </w:r>
-            <w:proofErr w:type="spellStart"/>
-            <w:r>
-              <w:rPr>
-                <w:rFonts w:ascii="LM Roman 10" w:eastAsia="Times New Roman" w:hAnsi="LM Roman 10" w:cs="Times New Roman"/>
-                <w:kern w:val="0"/>
-                <w:sz w:val="16"/>
-                <w:szCs w:val="16"/>
-                <w:lang w:eastAsia="en-US"/>
-                <w14:ligatures w14:val="none"/>
-              </w:rPr>
-              <w:t>border_color</w:t>
-            </w:r>
-            <w:proofErr w:type="spellEnd"/>
-            <w:r>
-              <w:rPr>
-                <w:rFonts w:ascii="LM Roman 10" w:eastAsia="Times New Roman" w:hAnsi="LM Roman 10" w:cs="Times New Roman"/>
-                <w:kern w:val="0"/>
-                <w:sz w:val="16"/>
-                <w:szCs w:val="16"/>
-                <w:lang w:eastAsia="en-US"/>
-                <w14:ligatures w14:val="none"/>
-              </w:rPr>
-              <w:t>, linewidths=1.0)</w:t>
+            <w:r>
+              <w:rPr>
+                <w:rFonts w:ascii="LM Roman 10" w:eastAsia="Times New Roman" w:hAnsi="LM Roman 10" w:cs="Times New Roman"/>
+                <w:kern w:val="0"/>
+                <w:sz w:val="16"/>
+                <w:szCs w:val="16"/>
+                <w:lang w:eastAsia="en-US"/>
+                <w14:ligatures w14:val="none"/>
+              </w:rPr>
+              <w:t>edgecolors=border_color, linewidths=1.0)</w:t>
             </w:r>
             <w:r>
               <w:rPr>
@@ -7726,55 +5033,7 @@
                 <w:lang w:eastAsia="en-US"/>
                 <w14:ligatures w14:val="none"/>
               </w:rPr>
-              <w:t xml:space="preserve">ax1.plot([0, ar1], [0, 0], </w:t>
-            </w:r>
-            <w:proofErr w:type="spellStart"/>
-            <w:r>
-              <w:rPr>
-                <w:rFonts w:ascii="LM Roman 10" w:eastAsia="Times New Roman" w:hAnsi="LM Roman 10" w:cs="Times New Roman"/>
-                <w:kern w:val="0"/>
-                <w:sz w:val="16"/>
-                <w:szCs w:val="16"/>
-                <w:lang w:eastAsia="en-US"/>
-                <w14:ligatures w14:val="none"/>
-              </w:rPr>
-              <w:t>color</w:t>
-            </w:r>
-            <w:proofErr w:type="spellEnd"/>
-            <w:r>
-              <w:rPr>
-                <w:rFonts w:ascii="LM Roman 10" w:eastAsia="Times New Roman" w:hAnsi="LM Roman 10" w:cs="Times New Roman"/>
-                <w:kern w:val="0"/>
-                <w:sz w:val="16"/>
-                <w:szCs w:val="16"/>
-                <w:lang w:eastAsia="en-US"/>
-                <w14:ligatures w14:val="none"/>
-              </w:rPr>
-              <w:t xml:space="preserve">=col, </w:t>
-            </w:r>
-            <w:proofErr w:type="spellStart"/>
-            <w:r>
-              <w:rPr>
-                <w:rFonts w:ascii="LM Roman 10" w:eastAsia="Times New Roman" w:hAnsi="LM Roman 10" w:cs="Times New Roman"/>
-                <w:kern w:val="0"/>
-                <w:sz w:val="16"/>
-                <w:szCs w:val="16"/>
-                <w:lang w:eastAsia="en-US"/>
-                <w14:ligatures w14:val="none"/>
-              </w:rPr>
-              <w:t>lw</w:t>
-            </w:r>
-            <w:proofErr w:type="spellEnd"/>
-            <w:r>
-              <w:rPr>
-                <w:rFonts w:ascii="LM Roman 10" w:eastAsia="Times New Roman" w:hAnsi="LM Roman 10" w:cs="Times New Roman"/>
-                <w:kern w:val="0"/>
-                <w:sz w:val="16"/>
-                <w:szCs w:val="16"/>
-                <w:lang w:eastAsia="en-US"/>
-                <w14:ligatures w14:val="none"/>
-              </w:rPr>
-              <w:t>=0.7,</w:t>
+              <w:t>ax1.plot([0, ar1], [0, 0], color=col, lw=0.7,</w:t>
             </w:r>
             <w:r>
               <w:rPr>
@@ -7787,53 +5046,16 @@
               </w:rPr>
               <w:t xml:space="preserve"> </w:t>
             </w:r>
-            <w:proofErr w:type="spellStart"/>
-            <w:r>
-              <w:rPr>
-                <w:rFonts w:ascii="LM Roman 10" w:eastAsia="Times New Roman" w:hAnsi="LM Roman 10" w:cs="Times New Roman"/>
-                <w:kern w:val="0"/>
-                <w:sz w:val="16"/>
-                <w:szCs w:val="16"/>
-                <w:lang w:eastAsia="en-US"/>
-                <w14:ligatures w14:val="none"/>
-              </w:rPr>
-              <w:t>linestyle</w:t>
-            </w:r>
-            <w:proofErr w:type="spellEnd"/>
-            <w:r>
-              <w:rPr>
-                <w:rFonts w:ascii="LM Roman 10" w:eastAsia="Times New Roman" w:hAnsi="LM Roman 10" w:cs="Times New Roman"/>
-                <w:kern w:val="0"/>
-                <w:sz w:val="16"/>
-                <w:szCs w:val="16"/>
-                <w:lang w:eastAsia="en-US"/>
-                <w14:ligatures w14:val="none"/>
-              </w:rPr>
-              <w:t xml:space="preserve">="--", alpha=0.5, </w:t>
-            </w:r>
-            <w:proofErr w:type="spellStart"/>
-            <w:r>
-              <w:rPr>
-                <w:rFonts w:ascii="LM Roman 10" w:eastAsia="Times New Roman" w:hAnsi="LM Roman 10" w:cs="Times New Roman"/>
-                <w:kern w:val="0"/>
-                <w:sz w:val="16"/>
-                <w:szCs w:val="16"/>
-                <w:lang w:eastAsia="en-US"/>
-                <w14:ligatures w14:val="none"/>
-              </w:rPr>
-              <w:t>zorder</w:t>
-            </w:r>
-            <w:proofErr w:type="spellEnd"/>
-            <w:r>
-              <w:rPr>
-                <w:rFonts w:ascii="LM Roman 10" w:eastAsia="Times New Roman" w:hAnsi="LM Roman 10" w:cs="Times New Roman"/>
-                <w:kern w:val="0"/>
-                <w:sz w:val="16"/>
-                <w:szCs w:val="16"/>
-                <w:lang w:eastAsia="en-US"/>
-                <w14:ligatures w14:val="none"/>
-              </w:rPr>
-              <w:t>=2)</w:t>
+            <w:r>
+              <w:rPr>
+                <w:rFonts w:ascii="LM Roman 10" w:eastAsia="Times New Roman" w:hAnsi="LM Roman 10" w:cs="Times New Roman"/>
+                <w:kern w:val="0"/>
+                <w:sz w:val="16"/>
+                <w:szCs w:val="16"/>
+                <w:lang w:eastAsia="en-US"/>
+                <w14:ligatures w14:val="none"/>
+              </w:rPr>
+              <w:t>linestyle="--", alpha=0.5, zorder=2)</w:t>
             </w:r>
             <w:r>
               <w:rPr>
@@ -7855,31 +5077,7 @@
                 <w:lang w:eastAsia="en-US"/>
                 <w14:ligatures w14:val="none"/>
               </w:rPr>
-              <w:t>ax1.annotate(f"{var}\</w:t>
-            </w:r>
-            <w:proofErr w:type="spellStart"/>
-            <w:r>
-              <w:rPr>
-                <w:rFonts w:ascii="LM Roman 10" w:eastAsia="Times New Roman" w:hAnsi="LM Roman 10" w:cs="Times New Roman"/>
-                <w:kern w:val="0"/>
-                <w:sz w:val="16"/>
-                <w:szCs w:val="16"/>
-                <w:lang w:eastAsia="en-US"/>
-                <w14:ligatures w14:val="none"/>
-              </w:rPr>
-              <w:t>nAR</w:t>
-            </w:r>
-            <w:proofErr w:type="spellEnd"/>
-            <w:r>
-              <w:rPr>
-                <w:rFonts w:ascii="LM Roman 10" w:eastAsia="Times New Roman" w:hAnsi="LM Roman 10" w:cs="Times New Roman"/>
-                <w:kern w:val="0"/>
-                <w:sz w:val="16"/>
-                <w:szCs w:val="16"/>
-                <w:lang w:eastAsia="en-US"/>
-                <w14:ligatures w14:val="none"/>
-              </w:rPr>
-              <w:t>(1)={ar1:.4f}",</w:t>
+              <w:t>ax1.annotate(f"{var}\nAR(1)={ar1:.4f}",</w:t>
             </w:r>
             <w:r>
               <w:rPr>
@@ -7892,29 +5090,16 @@
               </w:rPr>
               <w:t xml:space="preserve"> </w:t>
             </w:r>
-            <w:proofErr w:type="spellStart"/>
-            <w:r>
-              <w:rPr>
-                <w:rFonts w:ascii="LM Roman 10" w:eastAsia="Times New Roman" w:hAnsi="LM Roman 10" w:cs="Times New Roman"/>
-                <w:kern w:val="0"/>
-                <w:sz w:val="16"/>
-                <w:szCs w:val="16"/>
-                <w:lang w:eastAsia="en-US"/>
-                <w14:ligatures w14:val="none"/>
-              </w:rPr>
-              <w:t>xy</w:t>
-            </w:r>
-            <w:proofErr w:type="spellEnd"/>
-            <w:r>
-              <w:rPr>
-                <w:rFonts w:ascii="LM Roman 10" w:eastAsia="Times New Roman" w:hAnsi="LM Roman 10" w:cs="Times New Roman"/>
-                <w:kern w:val="0"/>
-                <w:sz w:val="16"/>
-                <w:szCs w:val="16"/>
-                <w:lang w:eastAsia="en-US"/>
-                <w14:ligatures w14:val="none"/>
-              </w:rPr>
-              <w:t>=(ar1, 0),</w:t>
+            <w:r>
+              <w:rPr>
+                <w:rFonts w:ascii="LM Roman 10" w:eastAsia="Times New Roman" w:hAnsi="LM Roman 10" w:cs="Times New Roman"/>
+                <w:kern w:val="0"/>
+                <w:sz w:val="16"/>
+                <w:szCs w:val="16"/>
+                <w:lang w:eastAsia="en-US"/>
+                <w14:ligatures w14:val="none"/>
+              </w:rPr>
+              <w:t>xy=(ar1, 0),</w:t>
             </w:r>
             <w:r>
               <w:rPr>
@@ -7927,53 +5112,16 @@
               </w:rPr>
               <w:t xml:space="preserve"> </w:t>
             </w:r>
-            <w:proofErr w:type="spellStart"/>
-            <w:r>
-              <w:rPr>
-                <w:rFonts w:ascii="LM Roman 10" w:eastAsia="Times New Roman" w:hAnsi="LM Roman 10" w:cs="Times New Roman"/>
-                <w:kern w:val="0"/>
-                <w:sz w:val="16"/>
-                <w:szCs w:val="16"/>
-                <w:lang w:eastAsia="en-US"/>
-                <w14:ligatures w14:val="none"/>
-              </w:rPr>
-              <w:t>xytext</w:t>
-            </w:r>
-            <w:proofErr w:type="spellEnd"/>
-            <w:r>
-              <w:rPr>
-                <w:rFonts w:ascii="LM Roman 10" w:eastAsia="Times New Roman" w:hAnsi="LM Roman 10" w:cs="Times New Roman"/>
-                <w:kern w:val="0"/>
-                <w:sz w:val="16"/>
-                <w:szCs w:val="16"/>
-                <w:lang w:eastAsia="en-US"/>
-                <w14:ligatures w14:val="none"/>
-              </w:rPr>
-              <w:t>=(ar1, offsets[</w:t>
-            </w:r>
-            <w:proofErr w:type="spellStart"/>
-            <w:r>
-              <w:rPr>
-                <w:rFonts w:ascii="LM Roman 10" w:eastAsia="Times New Roman" w:hAnsi="LM Roman 10" w:cs="Times New Roman"/>
-                <w:kern w:val="0"/>
-                <w:sz w:val="16"/>
-                <w:szCs w:val="16"/>
-                <w:lang w:eastAsia="en-US"/>
-                <w14:ligatures w14:val="none"/>
-              </w:rPr>
-              <w:t>i</w:t>
-            </w:r>
-            <w:proofErr w:type="spellEnd"/>
-            <w:r>
-              <w:rPr>
-                <w:rFonts w:ascii="LM Roman 10" w:eastAsia="Times New Roman" w:hAnsi="LM Roman 10" w:cs="Times New Roman"/>
-                <w:kern w:val="0"/>
-                <w:sz w:val="16"/>
-                <w:szCs w:val="16"/>
-                <w:lang w:eastAsia="en-US"/>
-                <w14:ligatures w14:val="none"/>
-              </w:rPr>
-              <w:t>]),   # labels spread vertically</w:t>
+            <w:r>
+              <w:rPr>
+                <w:rFonts w:ascii="LM Roman 10" w:eastAsia="Times New Roman" w:hAnsi="LM Roman 10" w:cs="Times New Roman"/>
+                <w:kern w:val="0"/>
+                <w:sz w:val="16"/>
+                <w:szCs w:val="16"/>
+                <w:lang w:eastAsia="en-US"/>
+                <w14:ligatures w14:val="none"/>
+              </w:rPr>
+              <w:t>xytext=(ar1, offsets[i]),   # labels spread vertically</w:t>
             </w:r>
             <w:r>
               <w:rPr>
@@ -7986,53 +5134,16 @@
               </w:rPr>
               <w:t xml:space="preserve"> </w:t>
             </w:r>
-            <w:proofErr w:type="spellStart"/>
-            <w:r>
-              <w:rPr>
-                <w:rFonts w:ascii="LM Roman 10" w:eastAsia="Times New Roman" w:hAnsi="LM Roman 10" w:cs="Times New Roman"/>
-                <w:kern w:val="0"/>
-                <w:sz w:val="16"/>
-                <w:szCs w:val="16"/>
-                <w:lang w:eastAsia="en-US"/>
-                <w14:ligatures w14:val="none"/>
-              </w:rPr>
-              <w:t>fontsize</w:t>
-            </w:r>
-            <w:proofErr w:type="spellEnd"/>
-            <w:r>
-              <w:rPr>
-                <w:rFonts w:ascii="LM Roman 10" w:eastAsia="Times New Roman" w:hAnsi="LM Roman 10" w:cs="Times New Roman"/>
-                <w:kern w:val="0"/>
-                <w:sz w:val="16"/>
-                <w:szCs w:val="16"/>
-                <w:lang w:eastAsia="en-US"/>
-                <w14:ligatures w14:val="none"/>
-              </w:rPr>
-              <w:t xml:space="preserve">=6.5, </w:t>
-            </w:r>
-            <w:proofErr w:type="spellStart"/>
-            <w:r>
-              <w:rPr>
-                <w:rFonts w:ascii="LM Roman 10" w:eastAsia="Times New Roman" w:hAnsi="LM Roman 10" w:cs="Times New Roman"/>
-                <w:kern w:val="0"/>
-                <w:sz w:val="16"/>
-                <w:szCs w:val="16"/>
-                <w:lang w:eastAsia="en-US"/>
-                <w14:ligatures w14:val="none"/>
-              </w:rPr>
-              <w:t>color</w:t>
-            </w:r>
-            <w:proofErr w:type="spellEnd"/>
-            <w:r>
-              <w:rPr>
-                <w:rFonts w:ascii="LM Roman 10" w:eastAsia="Times New Roman" w:hAnsi="LM Roman 10" w:cs="Times New Roman"/>
-                <w:kern w:val="0"/>
-                <w:sz w:val="16"/>
-                <w:szCs w:val="16"/>
-                <w:lang w:eastAsia="en-US"/>
-                <w14:ligatures w14:val="none"/>
-              </w:rPr>
-              <w:t>=col,</w:t>
+            <w:r>
+              <w:rPr>
+                <w:rFonts w:ascii="LM Roman 10" w:eastAsia="Times New Roman" w:hAnsi="LM Roman 10" w:cs="Times New Roman"/>
+                <w:kern w:val="0"/>
+                <w:sz w:val="16"/>
+                <w:szCs w:val="16"/>
+                <w:lang w:eastAsia="en-US"/>
+                <w14:ligatures w14:val="none"/>
+              </w:rPr>
+              <w:t>fontsize=6.5, color=col,</w:t>
             </w:r>
             <w:r>
               <w:rPr>
@@ -8045,125 +5156,16 @@
               </w:rPr>
               <w:t xml:space="preserve"> </w:t>
             </w:r>
-            <w:proofErr w:type="spellStart"/>
-            <w:r>
-              <w:rPr>
-                <w:rFonts w:ascii="LM Roman 10" w:eastAsia="Times New Roman" w:hAnsi="LM Roman 10" w:cs="Times New Roman"/>
-                <w:kern w:val="0"/>
-                <w:sz w:val="16"/>
-                <w:szCs w:val="16"/>
-                <w:lang w:eastAsia="en-US"/>
-                <w14:ligatures w14:val="none"/>
-              </w:rPr>
-              <w:t>arrowprops</w:t>
-            </w:r>
-            <w:proofErr w:type="spellEnd"/>
-            <w:r>
-              <w:rPr>
-                <w:rFonts w:ascii="LM Roman 10" w:eastAsia="Times New Roman" w:hAnsi="LM Roman 10" w:cs="Times New Roman"/>
-                <w:kern w:val="0"/>
-                <w:sz w:val="16"/>
-                <w:szCs w:val="16"/>
-                <w:lang w:eastAsia="en-US"/>
-                <w14:ligatures w14:val="none"/>
-              </w:rPr>
-              <w:t>=</w:t>
-            </w:r>
-            <w:proofErr w:type="spellStart"/>
-            <w:r>
-              <w:rPr>
-                <w:rFonts w:ascii="LM Roman 10" w:eastAsia="Times New Roman" w:hAnsi="LM Roman 10" w:cs="Times New Roman"/>
-                <w:kern w:val="0"/>
-                <w:sz w:val="16"/>
-                <w:szCs w:val="16"/>
-                <w:lang w:eastAsia="en-US"/>
-                <w14:ligatures w14:val="none"/>
-              </w:rPr>
-              <w:t>dict</w:t>
-            </w:r>
-            <w:proofErr w:type="spellEnd"/>
-            <w:r>
-              <w:rPr>
-                <w:rFonts w:ascii="LM Roman 10" w:eastAsia="Times New Roman" w:hAnsi="LM Roman 10" w:cs="Times New Roman"/>
-                <w:kern w:val="0"/>
-                <w:sz w:val="16"/>
-                <w:szCs w:val="16"/>
-                <w:lang w:eastAsia="en-US"/>
-                <w14:ligatures w14:val="none"/>
-              </w:rPr>
-              <w:t>(</w:t>
-            </w:r>
-            <w:proofErr w:type="spellStart"/>
-            <w:r>
-              <w:rPr>
-                <w:rFonts w:ascii="LM Roman 10" w:eastAsia="Times New Roman" w:hAnsi="LM Roman 10" w:cs="Times New Roman"/>
-                <w:kern w:val="0"/>
-                <w:sz w:val="16"/>
-                <w:szCs w:val="16"/>
-                <w:lang w:eastAsia="en-US"/>
-                <w14:ligatures w14:val="none"/>
-              </w:rPr>
-              <w:t>arrowstyle</w:t>
-            </w:r>
-            <w:proofErr w:type="spellEnd"/>
-            <w:r>
-              <w:rPr>
-                <w:rFonts w:ascii="LM Roman 10" w:eastAsia="Times New Roman" w:hAnsi="LM Roman 10" w:cs="Times New Roman"/>
-                <w:kern w:val="0"/>
-                <w:sz w:val="16"/>
-                <w:szCs w:val="16"/>
-                <w:lang w:eastAsia="en-US"/>
-                <w14:ligatures w14:val="none"/>
-              </w:rPr>
-              <w:t xml:space="preserve">="-", </w:t>
-            </w:r>
-            <w:proofErr w:type="spellStart"/>
-            <w:r>
-              <w:rPr>
-                <w:rFonts w:ascii="LM Roman 10" w:eastAsia="Times New Roman" w:hAnsi="LM Roman 10" w:cs="Times New Roman"/>
-                <w:kern w:val="0"/>
-                <w:sz w:val="16"/>
-                <w:szCs w:val="16"/>
-                <w:lang w:eastAsia="en-US"/>
-                <w14:ligatures w14:val="none"/>
-              </w:rPr>
-              <w:t>color</w:t>
-            </w:r>
-            <w:proofErr w:type="spellEnd"/>
-            <w:r>
-              <w:rPr>
-                <w:rFonts w:ascii="LM Roman 10" w:eastAsia="Times New Roman" w:hAnsi="LM Roman 10" w:cs="Times New Roman"/>
-                <w:kern w:val="0"/>
-                <w:sz w:val="16"/>
-                <w:szCs w:val="16"/>
-                <w:lang w:eastAsia="en-US"/>
-                <w14:ligatures w14:val="none"/>
-              </w:rPr>
-              <w:t xml:space="preserve">=col, </w:t>
-            </w:r>
-            <w:proofErr w:type="spellStart"/>
-            <w:r>
-              <w:rPr>
-                <w:rFonts w:ascii="LM Roman 10" w:eastAsia="Times New Roman" w:hAnsi="LM Roman 10" w:cs="Times New Roman"/>
-                <w:kern w:val="0"/>
-                <w:sz w:val="16"/>
-                <w:szCs w:val="16"/>
-                <w:lang w:eastAsia="en-US"/>
-                <w14:ligatures w14:val="none"/>
-              </w:rPr>
-              <w:t>lw</w:t>
-            </w:r>
-            <w:proofErr w:type="spellEnd"/>
-            <w:r>
-              <w:rPr>
-                <w:rFonts w:ascii="LM Roman 10" w:eastAsia="Times New Roman" w:hAnsi="LM Roman 10" w:cs="Times New Roman"/>
-                <w:kern w:val="0"/>
-                <w:sz w:val="16"/>
-                <w:szCs w:val="16"/>
-                <w:lang w:eastAsia="en-US"/>
-                <w14:ligatures w14:val="none"/>
-              </w:rPr>
-              <w:t>=0.5, alpha=0.6),</w:t>
+            <w:r>
+              <w:rPr>
+                <w:rFonts w:ascii="LM Roman 10" w:eastAsia="Times New Roman" w:hAnsi="LM Roman 10" w:cs="Times New Roman"/>
+                <w:kern w:val="0"/>
+                <w:sz w:val="16"/>
+                <w:szCs w:val="16"/>
+                <w:lang w:eastAsia="en-US"/>
+                <w14:ligatures w14:val="none"/>
+              </w:rPr>
+              <w:t>arrowprops=dict(arrowstyle="-", color=col, lw=0.5, alpha=0.6),</w:t>
             </w:r>
             <w:r>
               <w:rPr>
@@ -8185,31 +5187,7 @@
                 <w:lang w:eastAsia="en-US"/>
                 <w14:ligatures w14:val="none"/>
               </w:rPr>
-              <w:t>ha="</w:t>
-            </w:r>
-            <w:proofErr w:type="spellStart"/>
-            <w:r>
-              <w:rPr>
-                <w:rFonts w:ascii="LM Roman 10" w:eastAsia="Times New Roman" w:hAnsi="LM Roman 10" w:cs="Times New Roman"/>
-                <w:kern w:val="0"/>
-                <w:sz w:val="16"/>
-                <w:szCs w:val="16"/>
-                <w:lang w:eastAsia="en-US"/>
-                <w14:ligatures w14:val="none"/>
-              </w:rPr>
-              <w:t>center</w:t>
-            </w:r>
-            <w:proofErr w:type="spellEnd"/>
-            <w:r>
-              <w:rPr>
-                <w:rFonts w:ascii="LM Roman 10" w:eastAsia="Times New Roman" w:hAnsi="LM Roman 10" w:cs="Times New Roman"/>
-                <w:kern w:val="0"/>
-                <w:sz w:val="16"/>
-                <w:szCs w:val="16"/>
-                <w:lang w:eastAsia="en-US"/>
-                <w14:ligatures w14:val="none"/>
-              </w:rPr>
-              <w:t>")</w:t>
+              <w:t>ha="center")</w:t>
             </w:r>
           </w:p>
         </w:tc>
@@ -8300,31 +5278,7 @@
                 <w:lang w:eastAsia="en-US"/>
                 <w14:ligatures w14:val="none"/>
               </w:rPr>
-              <w:t>Command to extract the AR(1) values from the .</w:t>
-            </w:r>
-            <w:proofErr w:type="spellStart"/>
-            <w:r>
-              <w:rPr>
-                <w:rFonts w:ascii="LM Roman 10" w:eastAsia="Times New Roman" w:hAnsi="LM Roman 10" w:cs="Times New Roman"/>
-                <w:kern w:val="0"/>
-                <w:sz w:val="16"/>
-                <w:szCs w:val="16"/>
-                <w:lang w:eastAsia="en-US"/>
-                <w14:ligatures w14:val="none"/>
-              </w:rPr>
-              <w:t>adfuller</w:t>
-            </w:r>
-            <w:proofErr w:type="spellEnd"/>
-            <w:r>
-              <w:rPr>
-                <w:rFonts w:ascii="LM Roman 10" w:eastAsia="Times New Roman" w:hAnsi="LM Roman 10" w:cs="Times New Roman"/>
-                <w:kern w:val="0"/>
-                <w:sz w:val="16"/>
-                <w:szCs w:val="16"/>
-                <w:lang w:eastAsia="en-US"/>
-                <w14:ligatures w14:val="none"/>
-              </w:rPr>
-              <w:t xml:space="preserve">() function for unit root testing. </w:t>
+              <w:t xml:space="preserve">Command to extract the AR(1) values from the .adfuller() function for unit root testing. </w:t>
             </w:r>
           </w:p>
         </w:tc>
@@ -8381,9 +5335,52 @@
                 <w:lang w:eastAsia="en-US"/>
                 <w14:ligatures w14:val="none"/>
               </w:rPr>
-              <w:t xml:space="preserve"> EXTRACT FROM YOUR EXISTING </w:t>
-            </w:r>
-            <w:proofErr w:type="spellStart"/>
+              <w:t xml:space="preserve"> EXTRACT FROM YOUR EXISTING jp_adf_df </w:t>
+            </w:r>
+            <w:r>
+              <w:rPr>
+                <w:rFonts w:ascii="Courier New" w:eastAsia="Times New Roman" w:hAnsi="Courier New" w:cs="Courier New"/>
+                <w:kern w:val="0"/>
+                <w:sz w:val="16"/>
+                <w:szCs w:val="16"/>
+                <w:lang w:eastAsia="en-US"/>
+                <w14:ligatures w14:val="none"/>
+              </w:rPr>
+              <w:t>─────────────────────────────────────</w:t>
+            </w:r>
+            <w:r>
+              <w:rPr>
+                <w:rFonts w:ascii="LM Roman 10" w:eastAsia="Times New Roman" w:hAnsi="LM Roman 10" w:cs="Times New Roman"/>
+                <w:kern w:val="0"/>
+                <w:sz w:val="16"/>
+                <w:szCs w:val="16"/>
+                <w:lang w:eastAsia="en-US"/>
+                <w14:ligatures w14:val="none"/>
+              </w:rPr>
+              <w:t xml:space="preserve"> </w:t>
+            </w:r>
+            <w:r>
+              <w:rPr>
+                <w:rFonts w:ascii="LM Roman 10" w:eastAsia="Times New Roman" w:hAnsi="LM Roman 10" w:cs="Times New Roman"/>
+                <w:kern w:val="0"/>
+                <w:sz w:val="16"/>
+                <w:szCs w:val="16"/>
+                <w:lang w:eastAsia="en-US"/>
+                <w14:ligatures w14:val="none"/>
+              </w:rPr>
+              <w:t>variables = jp_adf_df["Variable"].tolist(</w:t>
+            </w:r>
+            <w:r>
+              <w:rPr>
+                <w:rFonts w:ascii="LM Roman 10" w:eastAsia="Times New Roman" w:hAnsi="LM Roman 10" w:cs="Times New Roman"/>
+                <w:kern w:val="0"/>
+                <w:sz w:val="16"/>
+                <w:szCs w:val="16"/>
+                <w:lang w:eastAsia="en-US"/>
+                <w14:ligatures w14:val="none"/>
+              </w:rPr>
+              <w:t xml:space="preserve"> </w:t>
+            </w:r>
             <w:r>
               <w:rPr>
                 <w:rFonts w:ascii="LM Roman 10" w:eastAsia="Times New Roman" w:hAnsi="LM Roman 10" w:cs="Times New Roman" w:hint="eastAsia"/>
@@ -8393,12 +5390,11 @@
                 <w:lang w:eastAsia="en-US"/>
                 <w14:ligatures w14:val="none"/>
               </w:rPr>
-              <w:t>jp_adf_df</w:t>
-            </w:r>
-            <w:proofErr w:type="spellEnd"/>
-            <w:r>
-              <w:rPr>
-                <w:rFonts w:ascii="LM Roman 10" w:eastAsia="Times New Roman" w:hAnsi="LM Roman 10" w:cs="Times New Roman" w:hint="eastAsia"/>
+              <w:t>ar1_values = jp_adf_df["AR(1)"].values          # real-valued → on real axis</w:t>
+            </w:r>
+            <w:r>
+              <w:rPr>
+                <w:rFonts w:ascii="LM Roman 10" w:eastAsia="Times New Roman" w:hAnsi="LM Roman 10" w:cs="Times New Roman"/>
                 <w:kern w:val="0"/>
                 <w:sz w:val="16"/>
                 <w:szCs w:val="16"/>
@@ -8409,200 +5405,14 @@
             </w:r>
             <w:r>
               <w:rPr>
-                <w:rFonts w:ascii="Courier New" w:eastAsia="Times New Roman" w:hAnsi="Courier New" w:cs="Courier New"/>
-                <w:kern w:val="0"/>
-                <w:sz w:val="16"/>
-                <w:szCs w:val="16"/>
-                <w:lang w:eastAsia="en-US"/>
-                <w14:ligatures w14:val="none"/>
-              </w:rPr>
-              <w:t>─────────────────────────────────────</w:t>
-            </w:r>
-            <w:r>
-              <w:rPr>
-                <w:rFonts w:ascii="LM Roman 10" w:eastAsia="Times New Roman" w:hAnsi="LM Roman 10" w:cs="Times New Roman"/>
-                <w:kern w:val="0"/>
-                <w:sz w:val="16"/>
-                <w:szCs w:val="16"/>
-                <w:lang w:eastAsia="en-US"/>
-                <w14:ligatures w14:val="none"/>
-              </w:rPr>
-              <w:t xml:space="preserve"> </w:t>
-            </w:r>
-            <w:r>
-              <w:rPr>
-                <w:rFonts w:ascii="LM Roman 10" w:eastAsia="Times New Roman" w:hAnsi="LM Roman 10" w:cs="Times New Roman"/>
-                <w:kern w:val="0"/>
-                <w:sz w:val="16"/>
-                <w:szCs w:val="16"/>
-                <w:lang w:eastAsia="en-US"/>
-                <w14:ligatures w14:val="none"/>
-              </w:rPr>
-              <w:t xml:space="preserve">variables = </w:t>
-            </w:r>
-            <w:proofErr w:type="spellStart"/>
-            <w:r>
-              <w:rPr>
-                <w:rFonts w:ascii="LM Roman 10" w:eastAsia="Times New Roman" w:hAnsi="LM Roman 10" w:cs="Times New Roman"/>
-                <w:kern w:val="0"/>
-                <w:sz w:val="16"/>
-                <w:szCs w:val="16"/>
-                <w:lang w:eastAsia="en-US"/>
-                <w14:ligatures w14:val="none"/>
-              </w:rPr>
-              <w:t>jp_adf_df</w:t>
-            </w:r>
-            <w:proofErr w:type="spellEnd"/>
-            <w:r>
-              <w:rPr>
-                <w:rFonts w:ascii="LM Roman 10" w:eastAsia="Times New Roman" w:hAnsi="LM Roman 10" w:cs="Times New Roman"/>
-                <w:kern w:val="0"/>
-                <w:sz w:val="16"/>
-                <w:szCs w:val="16"/>
-                <w:lang w:eastAsia="en-US"/>
-                <w14:ligatures w14:val="none"/>
-              </w:rPr>
-              <w:t>["Variable"].</w:t>
-            </w:r>
-            <w:proofErr w:type="spellStart"/>
-            <w:r>
-              <w:rPr>
-                <w:rFonts w:ascii="LM Roman 10" w:eastAsia="Times New Roman" w:hAnsi="LM Roman 10" w:cs="Times New Roman"/>
-                <w:kern w:val="0"/>
-                <w:sz w:val="16"/>
-                <w:szCs w:val="16"/>
-                <w:lang w:eastAsia="en-US"/>
-                <w14:ligatures w14:val="none"/>
-              </w:rPr>
-              <w:t>tolist</w:t>
-            </w:r>
-            <w:proofErr w:type="spellEnd"/>
-            <w:r>
-              <w:rPr>
-                <w:rFonts w:ascii="LM Roman 10" w:eastAsia="Times New Roman" w:hAnsi="LM Roman 10" w:cs="Times New Roman"/>
-                <w:kern w:val="0"/>
-                <w:sz w:val="16"/>
-                <w:szCs w:val="16"/>
-                <w:lang w:eastAsia="en-US"/>
-                <w14:ligatures w14:val="none"/>
-              </w:rPr>
-              <w:t>(</w:t>
-            </w:r>
-            <w:r>
-              <w:rPr>
-                <w:rFonts w:ascii="LM Roman 10" w:eastAsia="Times New Roman" w:hAnsi="LM Roman 10" w:cs="Times New Roman"/>
-                <w:kern w:val="0"/>
-                <w:sz w:val="16"/>
-                <w:szCs w:val="16"/>
-                <w:lang w:eastAsia="en-US"/>
-                <w14:ligatures w14:val="none"/>
-              </w:rPr>
-              <w:t xml:space="preserve"> </w:t>
-            </w:r>
-            <w:r>
-              <w:rPr>
-                <w:rFonts w:ascii="LM Roman 10" w:eastAsia="Times New Roman" w:hAnsi="LM Roman 10" w:cs="Times New Roman" w:hint="eastAsia"/>
-                <w:kern w:val="0"/>
-                <w:sz w:val="16"/>
-                <w:szCs w:val="16"/>
-                <w:lang w:eastAsia="en-US"/>
-                <w14:ligatures w14:val="none"/>
-              </w:rPr>
-              <w:t xml:space="preserve">ar1_values = </w:t>
-            </w:r>
-            <w:proofErr w:type="spellStart"/>
-            <w:r>
-              <w:rPr>
-                <w:rFonts w:ascii="LM Roman 10" w:eastAsia="Times New Roman" w:hAnsi="LM Roman 10" w:cs="Times New Roman" w:hint="eastAsia"/>
-                <w:kern w:val="0"/>
-                <w:sz w:val="16"/>
-                <w:szCs w:val="16"/>
-                <w:lang w:eastAsia="en-US"/>
-                <w14:ligatures w14:val="none"/>
-              </w:rPr>
-              <w:t>jp_adf_df</w:t>
-            </w:r>
-            <w:proofErr w:type="spellEnd"/>
-            <w:r>
-              <w:rPr>
-                <w:rFonts w:ascii="LM Roman 10" w:eastAsia="Times New Roman" w:hAnsi="LM Roman 10" w:cs="Times New Roman" w:hint="eastAsia"/>
-                <w:kern w:val="0"/>
-                <w:sz w:val="16"/>
-                <w:szCs w:val="16"/>
-                <w:lang w:eastAsia="en-US"/>
-                <w14:ligatures w14:val="none"/>
-              </w:rPr>
-              <w:t>["AR(1)"].values          # real-valued → on real axis</w:t>
-            </w:r>
-            <w:r>
-              <w:rPr>
-                <w:rFonts w:ascii="LM Roman 10" w:eastAsia="Times New Roman" w:hAnsi="LM Roman 10" w:cs="Times New Roman"/>
-                <w:kern w:val="0"/>
-                <w:sz w:val="16"/>
-                <w:szCs w:val="16"/>
-                <w:lang w:eastAsia="en-US"/>
-                <w14:ligatures w14:val="none"/>
-              </w:rPr>
-              <w:t xml:space="preserve"> </w:t>
-            </w:r>
-            <w:r>
-              <w:rPr>
-                <w:rFonts w:ascii="LM Roman 10" w:eastAsia="Times New Roman" w:hAnsi="LM Roman 10" w:cs="Times New Roman"/>
-                <w:kern w:val="0"/>
-                <w:sz w:val="16"/>
-                <w:szCs w:val="16"/>
-                <w:lang w:eastAsia="en-US"/>
-                <w14:ligatures w14:val="none"/>
-              </w:rPr>
-              <w:t xml:space="preserve">stationary  = </w:t>
-            </w:r>
-            <w:proofErr w:type="spellStart"/>
-            <w:r>
-              <w:rPr>
-                <w:rFonts w:ascii="LM Roman 10" w:eastAsia="Times New Roman" w:hAnsi="LM Roman 10" w:cs="Times New Roman"/>
-                <w:kern w:val="0"/>
-                <w:sz w:val="16"/>
-                <w:szCs w:val="16"/>
-                <w:lang w:eastAsia="en-US"/>
-                <w14:ligatures w14:val="none"/>
-              </w:rPr>
-              <w:t>jp_adf_df</w:t>
-            </w:r>
-            <w:proofErr w:type="spellEnd"/>
-            <w:r>
-              <w:rPr>
-                <w:rFonts w:ascii="LM Roman 10" w:eastAsia="Times New Roman" w:hAnsi="LM Roman 10" w:cs="Times New Roman"/>
-                <w:kern w:val="0"/>
-                <w:sz w:val="16"/>
-                <w:szCs w:val="16"/>
-                <w:lang w:eastAsia="en-US"/>
-                <w14:ligatures w14:val="none"/>
-              </w:rPr>
-              <w:t>["Stationary - Absence of unit-root (HP1)"].</w:t>
-            </w:r>
-            <w:proofErr w:type="spellStart"/>
-            <w:r>
-              <w:rPr>
-                <w:rFonts w:ascii="LM Roman 10" w:eastAsia="Times New Roman" w:hAnsi="LM Roman 10" w:cs="Times New Roman"/>
-                <w:kern w:val="0"/>
-                <w:sz w:val="16"/>
-                <w:szCs w:val="16"/>
-                <w:lang w:eastAsia="en-US"/>
-                <w14:ligatures w14:val="none"/>
-              </w:rPr>
-              <w:t>tolist</w:t>
-            </w:r>
-            <w:proofErr w:type="spellEnd"/>
-            <w:r>
-              <w:rPr>
-                <w:rFonts w:ascii="LM Roman 10" w:eastAsia="Times New Roman" w:hAnsi="LM Roman 10" w:cs="Times New Roman"/>
-                <w:kern w:val="0"/>
-                <w:sz w:val="16"/>
-                <w:szCs w:val="16"/>
-                <w:lang w:eastAsia="en-US"/>
-                <w14:ligatures w14:val="none"/>
-              </w:rPr>
-              <w:t>()</w:t>
+                <w:rFonts w:ascii="LM Roman 10" w:eastAsia="Times New Roman" w:hAnsi="LM Roman 10" w:cs="Times New Roman"/>
+                <w:kern w:val="0"/>
+                <w:sz w:val="16"/>
+                <w:szCs w:val="16"/>
+                <w:lang w:eastAsia="en-US"/>
+                <w14:ligatures w14:val="none"/>
+              </w:rPr>
+              <w:t>stationary  = jp_adf_df["Stationary - Absence of unit-root (HP1)"].tolist()</w:t>
             </w:r>
             <w:r>
               <w:rPr>
@@ -8721,6 +5531,34 @@
                 <w14:ligatures w14:val="none"/>
               </w:rPr>
             </w:pPr>
+            <w:r>
+              <w:rPr>
+                <w:rFonts w:ascii="LM Roman 10" w:eastAsia="Times New Roman" w:hAnsi="LM Roman 10" w:cs="Times New Roman"/>
+                <w:kern w:val="0"/>
+                <w:sz w:val="16"/>
+                <w:szCs w:val="16"/>
+                <w:lang w:eastAsia="en-US"/>
+                <w14:ligatures w14:val="none"/>
+              </w:rPr>
+              <w:t>Claude Sonnet 4.6 (Thinking)</w:t>
+            </w:r>
+          </w:p>
+          <w:p>
+            <w:pPr>
+              <w:widowControl w:val="0"/>
+              <w:autoSpaceDE w:val="0"/>
+              <w:autoSpaceDN w:val="0"/>
+              <w:spacing w:before="240"/>
+              <w:ind w:right="142"/>
+              <w:rPr>
+                <w:rFonts w:ascii="LM Roman 10" w:eastAsia="Times New Roman" w:hAnsi="LM Roman 10" w:cs="Times New Roman"/>
+                <w:kern w:val="0"/>
+                <w:sz w:val="16"/>
+                <w:szCs w:val="16"/>
+                <w:lang w:eastAsia="en-US"/>
+                <w14:ligatures w14:val="none"/>
+              </w:rPr>
+            </w:pPr>
           </w:p>
         </w:tc>
         <w:tc>
@@ -8745,6 +5583,51 @@
                 <w14:ligatures w14:val="none"/>
               </w:rPr>
             </w:pPr>
+            <w:r>
+              <w:rPr>
+                <w:rFonts w:ascii="LM Roman 10" w:eastAsia="Times New Roman" w:hAnsi="LM Roman 10" w:cs="Times New Roman"/>
+                <w:kern w:val="0"/>
+                <w:sz w:val="16"/>
+                <w:szCs w:val="16"/>
+                <w:lang w:eastAsia="en-US"/>
+                <w14:ligatures w14:val="none"/>
+              </w:rPr>
+              <w:t>This question is poorly written. Can you rephrase it in a more academic and understandable way? “</w:t>
+            </w:r>
+            <w:r>
+              <w:rPr>
+                <w:rFonts w:ascii="LM Roman 10" w:eastAsia="Times New Roman" w:hAnsi="LM Roman 10" w:cs="Times New Roman"/>
+                <w:kern w:val="0"/>
+                <w:sz w:val="16"/>
+                <w:szCs w:val="16"/>
+                <w:lang w:eastAsia="en-US"/>
+                <w14:ligatures w14:val="none"/>
+              </w:rPr>
+              <w:t xml:space="preserve">Compute the roots of the characteristic polynomial of your AR(2) estimations. Are they real roots or complex conjugate? Are they within the unit disk of complex numbers for stability. This is valid also </w:t>
+            </w:r>
+            <w:r>
+              <w:rPr>
+                <w:rFonts w:ascii="LM Roman 10" w:eastAsia="Times New Roman" w:hAnsi="LM Roman 10" w:cs="Times New Roman"/>
+                <w:kern w:val="0"/>
+                <w:sz w:val="16"/>
+                <w:szCs w:val="16"/>
+                <w:lang w:eastAsia="en-US"/>
+                <w14:ligatures w14:val="none"/>
+              </w:rPr>
+              <w:lastRenderedPageBreak/>
+              <w:t>for following questions: Beware, some code may propose you the solution with a polynomial where Z = 1/X with the inverse of the roots, so that for example X^2 in the equation below is 1 after simplification. As well for the roots of VAR, nearly all your roots are inside the unit disk. If the code provides you all of them outside the unit disk, you need to compute their inverse with their proper value to be inside the unit disk, please, double check and think</w:t>
+            </w:r>
+            <w:r>
+              <w:rPr>
+                <w:rFonts w:ascii="LM Roman 10" w:eastAsia="Times New Roman" w:hAnsi="LM Roman 10" w:cs="Times New Roman"/>
+                <w:kern w:val="0"/>
+                <w:sz w:val="16"/>
+                <w:szCs w:val="16"/>
+                <w:lang w:eastAsia="en-US"/>
+                <w14:ligatures w14:val="none"/>
+              </w:rPr>
+              <w:t>?”</w:t>
+            </w:r>
           </w:p>
         </w:tc>
         <w:tc>
@@ -8761,6 +5644,1734 @@
               <w:jc w:val="both"/>
               <w:cnfStyle w:val="000000100000" w:firstRow="0" w:lastRow="0" w:firstColumn="0" w:lastColumn="0" w:oddVBand="0" w:evenVBand="0" w:oddHBand="1" w:evenHBand="0" w:firstRowFirstColumn="0" w:firstRowLastColumn="0" w:lastRowFirstColumn="0" w:lastRowLastColumn="0"/>
               <w:rPr>
+                <w:rFonts w:ascii="LM Roman 10" w:eastAsia="Times New Roman" w:hAnsi="LM Roman 10" w:cs="Times New Roman"/>
+                <w:kern w:val="0"/>
+                <w:sz w:val="16"/>
+                <w:szCs w:val="16"/>
+                <w:lang w:eastAsia="en-US"/>
+                <w14:ligatures w14:val="none"/>
+              </w:rPr>
+            </w:pPr>
+            <w:r>
+              <w:rPr>
+                <w:rFonts w:ascii="LM Roman 10" w:eastAsia="Times New Roman" w:hAnsi="LM Roman 10" w:cs="Times New Roman"/>
+                <w:kern w:val="0"/>
+                <w:sz w:val="16"/>
+                <w:szCs w:val="16"/>
+                <w:lang w:eastAsia="en-US"/>
+                <w14:ligatures w14:val="none"/>
+              </w:rPr>
+              <w:lastRenderedPageBreak/>
+              <w:t>For your estimated AR(2) model, derive the roots of the associated characteristic polynomial given by:</w:t>
+            </w:r>
+          </w:p>
+          <w:p>
+            <w:pPr>
+              <w:widowControl w:val="0"/>
+              <w:autoSpaceDE w:val="0"/>
+              <w:autoSpaceDN w:val="0"/>
+              <w:spacing w:before="240"/>
+              <w:ind w:right="142"/>
+              <w:jc w:val="both"/>
+              <w:cnfStyle w:val="000000100000" w:firstRow="0" w:lastRow="0" w:firstColumn="0" w:lastColumn="0" w:oddVBand="0" w:evenVBand="0" w:oddHBand="1" w:evenHBand="0" w:firstRowFirstColumn="0" w:firstRowLastColumn="0" w:lastRowFirstColumn="0" w:lastRowLastColumn="0"/>
+              <w:rPr>
+                <w:rFonts w:ascii="LM Roman 10" w:eastAsia="Times New Roman" w:hAnsi="LM Roman 10" w:cs="Times New Roman"/>
+                <w:kern w:val="0"/>
+                <w:sz w:val="16"/>
+                <w:szCs w:val="16"/>
+                <w:lang w:eastAsia="en-US"/>
+                <w14:ligatures w14:val="none"/>
+              </w:rPr>
+            </w:pPr>
+            <m:oMathPara>
+              <m:oMath>
+                <m:sSup>
+                  <m:sSupPr>
+                    <m:ctrlPr>
+                      <w:rPr>
+                        <w:rFonts w:ascii="Cambria Math" w:eastAsia="Times New Roman" w:hAnsi="Cambria Math" w:cs="Times New Roman"/>
+                        <w:kern w:val="0"/>
+                        <w:sz w:val="16"/>
+                        <w:szCs w:val="16"/>
+                        <w:lang w:eastAsia="en-US"/>
+                        <w14:ligatures w14:val="none"/>
+                      </w:rPr>
+                    </m:ctrlPr>
+                  </m:sSupPr>
+                  <m:e>
+                    <m:r>
+                      <w:rPr>
+                        <w:rFonts w:ascii="Cambria Math" w:eastAsia="Times New Roman" w:hAnsi="Cambria Math" w:cs="Times New Roman"/>
+                        <w:kern w:val="0"/>
+                        <w:sz w:val="16"/>
+                        <w:szCs w:val="16"/>
+                        <w:lang w:eastAsia="en-US"/>
+                        <w14:ligatures w14:val="none"/>
+                      </w:rPr>
+                      <m:t>X</m:t>
+                    </m:r>
+                  </m:e>
+                  <m:sup>
+                    <m:r>
+                      <w:rPr>
+                        <w:rFonts w:ascii="Cambria Math" w:eastAsia="Times New Roman" w:hAnsi="Cambria Math" w:cs="Times New Roman"/>
+                        <w:kern w:val="0"/>
+                        <w:sz w:val="16"/>
+                        <w:szCs w:val="16"/>
+                        <w:lang w:eastAsia="en-US"/>
+                        <w14:ligatures w14:val="none"/>
+                      </w:rPr>
+                      <m:t>2</m:t>
+                    </m:r>
+                  </m:sup>
+                </m:sSup>
+                <m:r>
+                  <w:rPr>
+                    <w:rFonts w:ascii="Cambria Math" w:eastAsia="Times New Roman" w:hAnsi="Cambria Math" w:cs="Times New Roman"/>
+                    <w:kern w:val="0"/>
+                    <w:sz w:val="16"/>
+                    <w:szCs w:val="16"/>
+                    <w:lang w:eastAsia="en-US"/>
+                    <w14:ligatures w14:val="none"/>
+                  </w:rPr>
+                  <m:t>-(</m:t>
+                </m:r>
+                <m:sSub>
+                  <m:sSubPr>
+                    <m:ctrlPr>
+                      <w:rPr>
+                        <w:rFonts w:ascii="Cambria Math" w:eastAsia="Times New Roman" w:hAnsi="Cambria Math" w:cs="Times New Roman"/>
+                        <w:kern w:val="0"/>
+                        <w:sz w:val="16"/>
+                        <w:szCs w:val="16"/>
+                        <w:lang w:eastAsia="en-US"/>
+                        <w14:ligatures w14:val="none"/>
+                      </w:rPr>
+                    </m:ctrlPr>
+                  </m:sSubPr>
+                  <m:e>
+                    <m:r>
+                      <w:rPr>
+                        <w:rFonts w:ascii="Cambria Math" w:eastAsia="Times New Roman" w:hAnsi="Cambria Math" w:cs="Times New Roman"/>
+                        <w:kern w:val="0"/>
+                        <w:sz w:val="16"/>
+                        <w:szCs w:val="16"/>
+                        <w:lang w:eastAsia="en-US"/>
+                        <w14:ligatures w14:val="none"/>
+                      </w:rPr>
+                      <m:t>λ</m:t>
+                    </m:r>
+                  </m:e>
+                  <m:sub>
+                    <m:r>
+                      <w:rPr>
+                        <w:rFonts w:ascii="Cambria Math" w:eastAsia="Times New Roman" w:hAnsi="Cambria Math" w:cs="Times New Roman"/>
+                        <w:kern w:val="0"/>
+                        <w:sz w:val="16"/>
+                        <w:szCs w:val="16"/>
+                        <w:lang w:eastAsia="en-US"/>
+                        <w14:ligatures w14:val="none"/>
+                      </w:rPr>
+                      <m:t>π</m:t>
+                    </m:r>
+                  </m:sub>
+                </m:sSub>
+                <m:r>
+                  <w:rPr>
+                    <w:rFonts w:ascii="Cambria Math" w:eastAsia="Times New Roman" w:hAnsi="Cambria Math" w:cs="Times New Roman"/>
+                    <w:kern w:val="0"/>
+                    <w:sz w:val="16"/>
+                    <w:szCs w:val="16"/>
+                    <w:lang w:eastAsia="en-US"/>
+                    <w14:ligatures w14:val="none"/>
+                  </w:rPr>
+                  <m:t>+</m:t>
+                </m:r>
+                <m:sSub>
+                  <m:sSubPr>
+                    <m:ctrlPr>
+                      <w:rPr>
+                        <w:rFonts w:ascii="Cambria Math" w:eastAsia="Times New Roman" w:hAnsi="Cambria Math" w:cs="Times New Roman"/>
+                        <w:kern w:val="0"/>
+                        <w:sz w:val="16"/>
+                        <w:szCs w:val="16"/>
+                        <w:lang w:eastAsia="en-US"/>
+                        <w14:ligatures w14:val="none"/>
+                      </w:rPr>
+                    </m:ctrlPr>
+                  </m:sSubPr>
+                  <m:e>
+                    <m:r>
+                      <w:rPr>
+                        <w:rFonts w:ascii="Cambria Math" w:eastAsia="Times New Roman" w:hAnsi="Cambria Math" w:cs="Times New Roman"/>
+                        <w:kern w:val="0"/>
+                        <w:sz w:val="16"/>
+                        <w:szCs w:val="16"/>
+                        <w:lang w:eastAsia="en-US"/>
+                        <w14:ligatures w14:val="none"/>
+                      </w:rPr>
+                      <m:t>ρ</m:t>
+                    </m:r>
+                  </m:e>
+                  <m:sub>
+                    <m:r>
+                      <w:rPr>
+                        <w:rFonts w:ascii="Cambria Math" w:eastAsia="Times New Roman" w:hAnsi="Cambria Math" w:cs="Times New Roman"/>
+                        <w:kern w:val="0"/>
+                        <w:sz w:val="16"/>
+                        <w:szCs w:val="16"/>
+                        <w:lang w:eastAsia="en-US"/>
+                        <w14:ligatures w14:val="none"/>
+                      </w:rPr>
+                      <m:t>π</m:t>
+                    </m:r>
+                  </m:sub>
+                </m:sSub>
+                <m:r>
+                  <w:rPr>
+                    <w:rFonts w:ascii="Cambria Math" w:eastAsia="Times New Roman" w:hAnsi="Cambria Math" w:cs="Times New Roman"/>
+                    <w:kern w:val="0"/>
+                    <w:sz w:val="16"/>
+                    <w:szCs w:val="16"/>
+                    <w:lang w:eastAsia="en-US"/>
+                    <w14:ligatures w14:val="none"/>
+                  </w:rPr>
+                  <m:t>)</m:t>
+                </m:r>
+                <m:r>
+                  <m:rPr>
+                    <m:nor/>
+                  </m:rPr>
+                  <w:rPr>
+                    <w:rFonts w:ascii="Cambria Math" w:eastAsia="Times New Roman" w:hAnsi="Cambria Math" w:cs="Cambria Math"/>
+                    <w:kern w:val="0"/>
+                    <w:sz w:val="16"/>
+                    <w:szCs w:val="16"/>
+                    <w:lang w:eastAsia="en-US"/>
+                    <w14:ligatures w14:val="none"/>
+                  </w:rPr>
+                  <m:t> </m:t>
+                </m:r>
+                <m:r>
+                  <w:rPr>
+                    <w:rFonts w:ascii="Cambria Math" w:eastAsia="Times New Roman" w:hAnsi="Cambria Math" w:cs="Times New Roman"/>
+                    <w:kern w:val="0"/>
+                    <w:sz w:val="16"/>
+                    <w:szCs w:val="16"/>
+                    <w:lang w:eastAsia="en-US"/>
+                    <w14:ligatures w14:val="none"/>
+                  </w:rPr>
+                  <m:t>X-</m:t>
+                </m:r>
+                <m:sSub>
+                  <m:sSubPr>
+                    <m:ctrlPr>
+                      <w:rPr>
+                        <w:rFonts w:ascii="Cambria Math" w:eastAsia="Times New Roman" w:hAnsi="Cambria Math" w:cs="Times New Roman"/>
+                        <w:kern w:val="0"/>
+                        <w:sz w:val="16"/>
+                        <w:szCs w:val="16"/>
+                        <w:lang w:eastAsia="en-US"/>
+                        <w14:ligatures w14:val="none"/>
+                      </w:rPr>
+                    </m:ctrlPr>
+                  </m:sSubPr>
+                  <m:e>
+                    <m:r>
+                      <w:rPr>
+                        <w:rFonts w:ascii="Cambria Math" w:eastAsia="Times New Roman" w:hAnsi="Cambria Math" w:cs="Times New Roman"/>
+                        <w:kern w:val="0"/>
+                        <w:sz w:val="16"/>
+                        <w:szCs w:val="16"/>
+                        <w:lang w:eastAsia="en-US"/>
+                        <w14:ligatures w14:val="none"/>
+                      </w:rPr>
+                      <m:t>λ</m:t>
+                    </m:r>
+                  </m:e>
+                  <m:sub>
+                    <m:r>
+                      <w:rPr>
+                        <w:rFonts w:ascii="Cambria Math" w:eastAsia="Times New Roman" w:hAnsi="Cambria Math" w:cs="Times New Roman"/>
+                        <w:kern w:val="0"/>
+                        <w:sz w:val="16"/>
+                        <w:szCs w:val="16"/>
+                        <w:lang w:eastAsia="en-US"/>
+                        <w14:ligatures w14:val="none"/>
+                      </w:rPr>
+                      <m:t>π</m:t>
+                    </m:r>
+                  </m:sub>
+                </m:sSub>
+                <m:sSub>
+                  <m:sSubPr>
+                    <m:ctrlPr>
+                      <w:rPr>
+                        <w:rFonts w:ascii="Cambria Math" w:eastAsia="Times New Roman" w:hAnsi="Cambria Math" w:cs="Times New Roman"/>
+                        <w:kern w:val="0"/>
+                        <w:sz w:val="16"/>
+                        <w:szCs w:val="16"/>
+                        <w:lang w:eastAsia="en-US"/>
+                        <w14:ligatures w14:val="none"/>
+                      </w:rPr>
+                    </m:ctrlPr>
+                  </m:sSubPr>
+                  <m:e>
+                    <m:r>
+                      <w:rPr>
+                        <w:rFonts w:ascii="Cambria Math" w:eastAsia="Times New Roman" w:hAnsi="Cambria Math" w:cs="Times New Roman"/>
+                        <w:kern w:val="0"/>
+                        <w:sz w:val="16"/>
+                        <w:szCs w:val="16"/>
+                        <w:lang w:eastAsia="en-US"/>
+                        <w14:ligatures w14:val="none"/>
+                      </w:rPr>
+                      <m:t>ρ</m:t>
+                    </m:r>
+                  </m:e>
+                  <m:sub>
+                    <m:r>
+                      <w:rPr>
+                        <w:rFonts w:ascii="Cambria Math" w:eastAsia="Times New Roman" w:hAnsi="Cambria Math" w:cs="Times New Roman"/>
+                        <w:kern w:val="0"/>
+                        <w:sz w:val="16"/>
+                        <w:szCs w:val="16"/>
+                        <w:lang w:eastAsia="en-US"/>
+                        <w14:ligatures w14:val="none"/>
+                      </w:rPr>
+                      <m:t>π</m:t>
+                    </m:r>
+                  </m:sub>
+                </m:sSub>
+                <m:r>
+                  <w:rPr>
+                    <w:rFonts w:ascii="Cambria Math" w:eastAsia="Times New Roman" w:hAnsi="Cambria Math" w:cs="Times New Roman"/>
+                    <w:kern w:val="0"/>
+                    <w:sz w:val="16"/>
+                    <w:szCs w:val="16"/>
+                    <w:lang w:eastAsia="en-US"/>
+                    <w14:ligatures w14:val="none"/>
+                  </w:rPr>
+                  <m:t>=0</m:t>
+                </m:r>
+              </m:oMath>
+            </m:oMathPara>
+          </w:p>
+          <w:p>
+            <w:pPr>
+              <w:widowControl w:val="0"/>
+              <w:autoSpaceDE w:val="0"/>
+              <w:autoSpaceDN w:val="0"/>
+              <w:spacing w:before="240"/>
+              <w:ind w:right="142"/>
+              <w:jc w:val="both"/>
+              <w:cnfStyle w:val="000000100000" w:firstRow="0" w:lastRow="0" w:firstColumn="0" w:lastColumn="0" w:oddVBand="0" w:evenVBand="0" w:oddHBand="1" w:evenHBand="0" w:firstRowFirstColumn="0" w:firstRowLastColumn="0" w:lastRowFirstColumn="0" w:lastRowLastColumn="0"/>
+              <w:rPr>
+                <w:rFonts w:ascii="LM Roman 10" w:eastAsia="Times New Roman" w:hAnsi="LM Roman 10" w:cs="Times New Roman"/>
+                <w:kern w:val="0"/>
+                <w:sz w:val="16"/>
+                <w:szCs w:val="16"/>
+                <w:lang w:eastAsia="en-US"/>
+                <w14:ligatures w14:val="none"/>
+              </w:rPr>
+            </w:pPr>
+            <w:r>
+              <w:rPr>
+                <w:rFonts w:ascii="LM Roman 10" w:eastAsia="Times New Roman" w:hAnsi="LM Roman 10" w:cs="Times New Roman"/>
+                <w:kern w:val="0"/>
+                <w:sz w:val="16"/>
+                <w:szCs w:val="16"/>
+                <w:lang w:eastAsia="en-US"/>
+                <w14:ligatures w14:val="none"/>
+              </w:rPr>
+              <w:t>For each root, address the following:</w:t>
+            </w:r>
+            <w:r>
+              <w:rPr>
+                <w:rFonts w:ascii="LM Roman 10" w:eastAsia="Times New Roman" w:hAnsi="LM Roman 10" w:cs="Times New Roman"/>
+                <w:kern w:val="0"/>
+                <w:sz w:val="16"/>
+                <w:szCs w:val="16"/>
+                <w:lang w:eastAsia="en-US"/>
+                <w14:ligatures w14:val="none"/>
+              </w:rPr>
+              <w:t xml:space="preserve"> </w:t>
+            </w:r>
+            <w:r>
+              <w:rPr>
+                <w:rFonts w:ascii="LM Roman 10" w:eastAsia="Times New Roman" w:hAnsi="LM Roman 10" w:cs="Times New Roman"/>
+                <w:kern w:val="0"/>
+                <w:sz w:val="16"/>
+                <w:szCs w:val="16"/>
+                <w:lang w:eastAsia="en-US"/>
+                <w14:ligatures w14:val="none"/>
+              </w:rPr>
+              <w:t>Nature of the roots — Are the roots real or complex conjugates? Recall that this is determined by the sign of the discriminant </w:t>
+            </w:r>
+            <m:oMath>
+              <m:r>
+                <m:rPr>
+                  <m:sty m:val="p"/>
+                </m:rPr>
+                <w:rPr>
+                  <w:rFonts w:ascii="Cambria Math" w:eastAsia="Times New Roman" w:hAnsi="Cambria Math" w:cs="Times New Roman"/>
+                  <w:kern w:val="0"/>
+                  <w:sz w:val="16"/>
+                  <w:szCs w:val="16"/>
+                  <w:lang w:eastAsia="en-US"/>
+                  <w14:ligatures w14:val="none"/>
+                </w:rPr>
+                <m:t>Δ</m:t>
+              </m:r>
+              <m:r>
+                <w:rPr>
+                  <w:rFonts w:ascii="Cambria Math" w:eastAsia="Times New Roman" w:hAnsi="Cambria Math" w:cs="Times New Roman"/>
+                  <w:kern w:val="0"/>
+                  <w:sz w:val="16"/>
+                  <w:szCs w:val="16"/>
+                  <w:lang w:eastAsia="en-US"/>
+                  <w14:ligatures w14:val="none"/>
+                </w:rPr>
+                <m:t>=(</m:t>
+              </m:r>
+              <m:sSub>
+                <m:sSubPr>
+                  <m:ctrlPr>
+                    <w:rPr>
+                      <w:rFonts w:ascii="Cambria Math" w:eastAsia="Times New Roman" w:hAnsi="Cambria Math" w:cs="Times New Roman"/>
+                      <w:kern w:val="0"/>
+                      <w:sz w:val="16"/>
+                      <w:szCs w:val="16"/>
+                      <w:lang w:eastAsia="en-US"/>
+                      <w14:ligatures w14:val="none"/>
+                    </w:rPr>
+                  </m:ctrlPr>
+                </m:sSubPr>
+                <m:e>
+                  <m:r>
+                    <w:rPr>
+                      <w:rFonts w:ascii="Cambria Math" w:eastAsia="Times New Roman" w:hAnsi="Cambria Math" w:cs="Times New Roman"/>
+                      <w:kern w:val="0"/>
+                      <w:sz w:val="16"/>
+                      <w:szCs w:val="16"/>
+                      <w:lang w:eastAsia="en-US"/>
+                      <w14:ligatures w14:val="none"/>
+                    </w:rPr>
+                    <m:t>λ</m:t>
+                  </m:r>
+                </m:e>
+                <m:sub>
+                  <m:r>
+                    <w:rPr>
+                      <w:rFonts w:ascii="Cambria Math" w:eastAsia="Times New Roman" w:hAnsi="Cambria Math" w:cs="Times New Roman"/>
+                      <w:kern w:val="0"/>
+                      <w:sz w:val="16"/>
+                      <w:szCs w:val="16"/>
+                      <w:lang w:eastAsia="en-US"/>
+                      <w14:ligatures w14:val="none"/>
+                    </w:rPr>
+                    <m:t>π</m:t>
+                  </m:r>
+                </m:sub>
+              </m:sSub>
+              <m:r>
+                <w:rPr>
+                  <w:rFonts w:ascii="Cambria Math" w:eastAsia="Times New Roman" w:hAnsi="Cambria Math" w:cs="Times New Roman"/>
+                  <w:kern w:val="0"/>
+                  <w:sz w:val="16"/>
+                  <w:szCs w:val="16"/>
+                  <w:lang w:eastAsia="en-US"/>
+                  <w14:ligatures w14:val="none"/>
+                </w:rPr>
+                <m:t>+</m:t>
+              </m:r>
+              <m:sSub>
+                <m:sSubPr>
+                  <m:ctrlPr>
+                    <w:rPr>
+                      <w:rFonts w:ascii="Cambria Math" w:eastAsia="Times New Roman" w:hAnsi="Cambria Math" w:cs="Times New Roman"/>
+                      <w:kern w:val="0"/>
+                      <w:sz w:val="16"/>
+                      <w:szCs w:val="16"/>
+                      <w:lang w:eastAsia="en-US"/>
+                      <w14:ligatures w14:val="none"/>
+                    </w:rPr>
+                  </m:ctrlPr>
+                </m:sSubPr>
+                <m:e>
+                  <m:r>
+                    <w:rPr>
+                      <w:rFonts w:ascii="Cambria Math" w:eastAsia="Times New Roman" w:hAnsi="Cambria Math" w:cs="Times New Roman"/>
+                      <w:kern w:val="0"/>
+                      <w:sz w:val="16"/>
+                      <w:szCs w:val="16"/>
+                      <w:lang w:eastAsia="en-US"/>
+                      <w14:ligatures w14:val="none"/>
+                    </w:rPr>
+                    <m:t>ρ</m:t>
+                  </m:r>
+                </m:e>
+                <m:sub>
+                  <m:r>
+                    <w:rPr>
+                      <w:rFonts w:ascii="Cambria Math" w:eastAsia="Times New Roman" w:hAnsi="Cambria Math" w:cs="Times New Roman"/>
+                      <w:kern w:val="0"/>
+                      <w:sz w:val="16"/>
+                      <w:szCs w:val="16"/>
+                      <w:lang w:eastAsia="en-US"/>
+                      <w14:ligatures w14:val="none"/>
+                    </w:rPr>
+                    <m:t>π</m:t>
+                  </m:r>
+                </m:sub>
+              </m:sSub>
+              <m:sSup>
+                <m:sSupPr>
+                  <m:ctrlPr>
+                    <w:rPr>
+                      <w:rFonts w:ascii="Cambria Math" w:eastAsia="Times New Roman" w:hAnsi="Cambria Math" w:cs="Times New Roman"/>
+                      <w:kern w:val="0"/>
+                      <w:sz w:val="16"/>
+                      <w:szCs w:val="16"/>
+                      <w:lang w:eastAsia="en-US"/>
+                      <w14:ligatures w14:val="none"/>
+                    </w:rPr>
+                  </m:ctrlPr>
+                </m:sSupPr>
+                <m:e>
+                  <m:r>
+                    <w:rPr>
+                      <w:rFonts w:ascii="Cambria Math" w:eastAsia="Times New Roman" w:hAnsi="Cambria Math" w:cs="Times New Roman"/>
+                      <w:kern w:val="0"/>
+                      <w:sz w:val="16"/>
+                      <w:szCs w:val="16"/>
+                      <w:lang w:eastAsia="en-US"/>
+                      <w14:ligatures w14:val="none"/>
+                    </w:rPr>
+                    <m:t>)</m:t>
+                  </m:r>
+                </m:e>
+                <m:sup>
+                  <m:r>
+                    <w:rPr>
+                      <w:rFonts w:ascii="Cambria Math" w:eastAsia="Times New Roman" w:hAnsi="Cambria Math" w:cs="Times New Roman"/>
+                      <w:kern w:val="0"/>
+                      <w:sz w:val="16"/>
+                      <w:szCs w:val="16"/>
+                      <w:lang w:eastAsia="en-US"/>
+                      <w14:ligatures w14:val="none"/>
+                    </w:rPr>
+                    <m:t>2</m:t>
+                  </m:r>
+                </m:sup>
+              </m:sSup>
+              <m:r>
+                <w:rPr>
+                  <w:rFonts w:ascii="Cambria Math" w:eastAsia="Times New Roman" w:hAnsi="Cambria Math" w:cs="Times New Roman"/>
+                  <w:kern w:val="0"/>
+                  <w:sz w:val="16"/>
+                  <w:szCs w:val="16"/>
+                  <w:lang w:eastAsia="en-US"/>
+                  <w14:ligatures w14:val="none"/>
+                </w:rPr>
+                <m:t>+4</m:t>
+              </m:r>
+              <m:sSub>
+                <m:sSubPr>
+                  <m:ctrlPr>
+                    <w:rPr>
+                      <w:rFonts w:ascii="Cambria Math" w:eastAsia="Times New Roman" w:hAnsi="Cambria Math" w:cs="Times New Roman"/>
+                      <w:kern w:val="0"/>
+                      <w:sz w:val="16"/>
+                      <w:szCs w:val="16"/>
+                      <w:lang w:eastAsia="en-US"/>
+                      <w14:ligatures w14:val="none"/>
+                    </w:rPr>
+                  </m:ctrlPr>
+                </m:sSubPr>
+                <m:e>
+                  <m:r>
+                    <w:rPr>
+                      <w:rFonts w:ascii="Cambria Math" w:eastAsia="Times New Roman" w:hAnsi="Cambria Math" w:cs="Times New Roman"/>
+                      <w:kern w:val="0"/>
+                      <w:sz w:val="16"/>
+                      <w:szCs w:val="16"/>
+                      <w:lang w:eastAsia="en-US"/>
+                      <w14:ligatures w14:val="none"/>
+                    </w:rPr>
+                    <m:t>λ</m:t>
+                  </m:r>
+                </m:e>
+                <m:sub>
+                  <m:r>
+                    <w:rPr>
+                      <w:rFonts w:ascii="Cambria Math" w:eastAsia="Times New Roman" w:hAnsi="Cambria Math" w:cs="Times New Roman"/>
+                      <w:kern w:val="0"/>
+                      <w:sz w:val="16"/>
+                      <w:szCs w:val="16"/>
+                      <w:lang w:eastAsia="en-US"/>
+                      <w14:ligatures w14:val="none"/>
+                    </w:rPr>
+                    <m:t>π</m:t>
+                  </m:r>
+                </m:sub>
+              </m:sSub>
+              <m:sSub>
+                <m:sSubPr>
+                  <m:ctrlPr>
+                    <w:rPr>
+                      <w:rFonts w:ascii="Cambria Math" w:eastAsia="Times New Roman" w:hAnsi="Cambria Math" w:cs="Times New Roman"/>
+                      <w:kern w:val="0"/>
+                      <w:sz w:val="16"/>
+                      <w:szCs w:val="16"/>
+                      <w:lang w:eastAsia="en-US"/>
+                      <w14:ligatures w14:val="none"/>
+                    </w:rPr>
+                  </m:ctrlPr>
+                </m:sSubPr>
+                <m:e>
+                  <m:r>
+                    <w:rPr>
+                      <w:rFonts w:ascii="Cambria Math" w:eastAsia="Times New Roman" w:hAnsi="Cambria Math" w:cs="Times New Roman"/>
+                      <w:kern w:val="0"/>
+                      <w:sz w:val="16"/>
+                      <w:szCs w:val="16"/>
+                      <w:lang w:eastAsia="en-US"/>
+                      <w14:ligatures w14:val="none"/>
+                    </w:rPr>
+                    <m:t>ρ</m:t>
+                  </m:r>
+                </m:e>
+                <m:sub>
+                  <m:r>
+                    <w:rPr>
+                      <w:rFonts w:ascii="Cambria Math" w:eastAsia="Times New Roman" w:hAnsi="Cambria Math" w:cs="Times New Roman"/>
+                      <w:kern w:val="0"/>
+                      <w:sz w:val="16"/>
+                      <w:szCs w:val="16"/>
+                      <w:lang w:eastAsia="en-US"/>
+                      <w14:ligatures w14:val="none"/>
+                    </w:rPr>
+                    <m:t>π</m:t>
+                  </m:r>
+                </m:sub>
+              </m:sSub>
+            </m:oMath>
+            <w:r>
+              <w:rPr>
+                <w:rFonts w:ascii="LM Roman 10" w:eastAsia="Times New Roman" w:hAnsi="LM Roman 10" w:cs="Times New Roman"/>
+                <w:kern w:val="0"/>
+                <w:sz w:val="16"/>
+                <w:szCs w:val="16"/>
+                <w:lang w:eastAsia="en-US"/>
+                <w14:ligatures w14:val="none"/>
+              </w:rPr>
+              <w:t>.</w:t>
+            </w:r>
+            <w:r>
+              <w:rPr>
+                <w:rFonts w:ascii="LM Roman 10" w:eastAsia="Times New Roman" w:hAnsi="LM Roman 10" w:cs="Times New Roman"/>
+                <w:kern w:val="0"/>
+                <w:sz w:val="16"/>
+                <w:szCs w:val="16"/>
+                <w:lang w:eastAsia="en-US"/>
+                <w14:ligatures w14:val="none"/>
+              </w:rPr>
+              <w:t xml:space="preserve"> </w:t>
+            </w:r>
+            <w:r>
+              <w:rPr>
+                <w:rFonts w:ascii="LM Roman 10" w:eastAsia="Times New Roman" w:hAnsi="LM Roman 10" w:cs="Times New Roman"/>
+                <w:kern w:val="0"/>
+                <w:sz w:val="16"/>
+                <w:szCs w:val="16"/>
+                <w:lang w:eastAsia="en-US"/>
+                <w14:ligatures w14:val="none"/>
+              </w:rPr>
+              <w:t>Stability condition — Do the roots lie strictly within the unit disk of the complex plane, i.e., does </w:t>
+            </w:r>
+            <m:oMath>
+              <m:r>
+                <m:rPr>
+                  <m:sty m:val="p"/>
+                </m:rPr>
+                <w:rPr>
+                  <w:rFonts w:ascii="Cambria Math" w:eastAsia="Times New Roman" w:hAnsi="Cambria Math" w:cs="Times New Roman"/>
+                  <w:kern w:val="0"/>
+                  <w:sz w:val="16"/>
+                  <w:szCs w:val="16"/>
+                  <w:lang w:eastAsia="en-US"/>
+                  <w14:ligatures w14:val="none"/>
+                </w:rPr>
+                <m:t>∣</m:t>
+              </m:r>
+              <m:sSub>
+                <m:sSubPr>
+                  <m:ctrlPr>
+                    <w:rPr>
+                      <w:rFonts w:ascii="Cambria Math" w:eastAsia="Times New Roman" w:hAnsi="Cambria Math" w:cs="Times New Roman"/>
+                      <w:kern w:val="0"/>
+                      <w:sz w:val="16"/>
+                      <w:szCs w:val="16"/>
+                      <w:lang w:eastAsia="en-US"/>
+                      <w14:ligatures w14:val="none"/>
+                    </w:rPr>
+                  </m:ctrlPr>
+                </m:sSubPr>
+                <m:e>
+                  <m:r>
+                    <w:rPr>
+                      <w:rFonts w:ascii="Cambria Math" w:eastAsia="Times New Roman" w:hAnsi="Cambria Math" w:cs="Times New Roman"/>
+                      <w:kern w:val="0"/>
+                      <w:sz w:val="16"/>
+                      <w:szCs w:val="16"/>
+                      <w:lang w:eastAsia="en-US"/>
+                      <w14:ligatures w14:val="none"/>
+                    </w:rPr>
+                    <m:t>X</m:t>
+                  </m:r>
+                </m:e>
+                <m:sub>
+                  <m:r>
+                    <w:rPr>
+                      <w:rFonts w:ascii="Cambria Math" w:eastAsia="Times New Roman" w:hAnsi="Cambria Math" w:cs="Times New Roman"/>
+                      <w:kern w:val="0"/>
+                      <w:sz w:val="16"/>
+                      <w:szCs w:val="16"/>
+                      <w:lang w:eastAsia="en-US"/>
+                      <w14:ligatures w14:val="none"/>
+                    </w:rPr>
+                    <m:t>i</m:t>
+                  </m:r>
+                </m:sub>
+              </m:sSub>
+              <m:r>
+                <m:rPr>
+                  <m:sty m:val="p"/>
+                </m:rPr>
+                <w:rPr>
+                  <w:rFonts w:ascii="Cambria Math" w:eastAsia="Times New Roman" w:hAnsi="Cambria Math" w:cs="Times New Roman"/>
+                  <w:kern w:val="0"/>
+                  <w:sz w:val="16"/>
+                  <w:szCs w:val="16"/>
+                  <w:lang w:eastAsia="en-US"/>
+                  <w14:ligatures w14:val="none"/>
+                </w:rPr>
+                <m:t>∣</m:t>
+              </m:r>
+              <m:r>
+                <w:rPr>
+                  <w:rFonts w:ascii="Cambria Math" w:eastAsia="Times New Roman" w:hAnsi="Cambria Math" w:cs="Times New Roman"/>
+                  <w:kern w:val="0"/>
+                  <w:sz w:val="16"/>
+                  <w:szCs w:val="16"/>
+                  <w:lang w:eastAsia="en-US"/>
+                  <w14:ligatures w14:val="none"/>
+                </w:rPr>
+                <m:t>&lt;1</m:t>
+              </m:r>
+            </m:oMath>
+            <w:r>
+              <w:rPr>
+                <w:rFonts w:ascii="LM Roman 10" w:eastAsia="Times New Roman" w:hAnsi="LM Roman 10" w:cs="Times New Roman"/>
+                <w:kern w:val="0"/>
+                <w:sz w:val="16"/>
+                <w:szCs w:val="16"/>
+                <w:lang w:eastAsia="en-US"/>
+                <w14:ligatures w14:val="none"/>
+              </w:rPr>
+              <w:t> hold for all roots </w:t>
+            </w:r>
+            <m:oMath>
+              <m:sSub>
+                <m:sSubPr>
+                  <m:ctrlPr>
+                    <w:rPr>
+                      <w:rFonts w:ascii="Cambria Math" w:eastAsia="Times New Roman" w:hAnsi="Cambria Math" w:cs="Times New Roman"/>
+                      <w:kern w:val="0"/>
+                      <w:sz w:val="16"/>
+                      <w:szCs w:val="16"/>
+                      <w:lang w:eastAsia="en-US"/>
+                      <w14:ligatures w14:val="none"/>
+                    </w:rPr>
+                  </m:ctrlPr>
+                </m:sSubPr>
+                <m:e>
+                  <m:r>
+                    <w:rPr>
+                      <w:rFonts w:ascii="Cambria Math" w:eastAsia="Times New Roman" w:hAnsi="Cambria Math" w:cs="Times New Roman"/>
+                      <w:kern w:val="0"/>
+                      <w:sz w:val="16"/>
+                      <w:szCs w:val="16"/>
+                      <w:lang w:eastAsia="en-US"/>
+                      <w14:ligatures w14:val="none"/>
+                    </w:rPr>
+                    <m:t>X</m:t>
+                  </m:r>
+                </m:e>
+                <m:sub>
+                  <m:r>
+                    <w:rPr>
+                      <w:rFonts w:ascii="Cambria Math" w:eastAsia="Times New Roman" w:hAnsi="Cambria Math" w:cs="Times New Roman"/>
+                      <w:kern w:val="0"/>
+                      <w:sz w:val="16"/>
+                      <w:szCs w:val="16"/>
+                      <w:lang w:eastAsia="en-US"/>
+                      <w14:ligatures w14:val="none"/>
+                    </w:rPr>
+                    <m:t>i</m:t>
+                  </m:r>
+                </m:sub>
+              </m:sSub>
+            </m:oMath>
+            <w:r>
+              <w:rPr>
+                <w:rFonts w:ascii="LM Roman 10" w:eastAsia="Times New Roman" w:hAnsi="LM Roman 10" w:cs="Times New Roman"/>
+                <w:kern w:val="0"/>
+                <w:sz w:val="16"/>
+                <w:szCs w:val="16"/>
+                <w:lang w:eastAsia="en-US"/>
+                <w14:ligatures w14:val="none"/>
+              </w:rPr>
+              <w:t xml:space="preserve">? This condition is necessary and </w:t>
+            </w:r>
+            <w:r>
+              <w:rPr>
+                <w:rFonts w:ascii="LM Roman 10" w:eastAsia="Times New Roman" w:hAnsi="LM Roman 10" w:cs="Times New Roman"/>
+                <w:kern w:val="0"/>
+                <w:sz w:val="16"/>
+                <w:szCs w:val="16"/>
+                <w:lang w:eastAsia="en-US"/>
+                <w14:ligatures w14:val="none"/>
+              </w:rPr>
+              <w:lastRenderedPageBreak/>
+              <w:t>sufficient for covariance-stationarity of the process.</w:t>
+            </w:r>
+          </w:p>
+        </w:tc>
+      </w:tr>
+      <w:tr>
+        <w:trPr>
+          <w:trHeight w:val="1497"/>
+        </w:trPr>
+        <w:tc>
+          <w:tcPr>
+            <w:cnfStyle w:val="001000000000" w:firstRow="0" w:lastRow="0" w:firstColumn="1" w:lastColumn="0" w:oddVBand="0" w:evenVBand="0" w:oddHBand="0" w:evenHBand="0" w:firstRowFirstColumn="0" w:firstRowLastColumn="0" w:lastRowFirstColumn="0" w:lastRowLastColumn="0"/>
+            <w:tcW w:w="1134" w:type="dxa"/>
+          </w:tcPr>
+          <w:p>
+            <w:pPr>
+              <w:widowControl w:val="0"/>
+              <w:autoSpaceDE w:val="0"/>
+              <w:autoSpaceDN w:val="0"/>
+              <w:spacing w:before="240"/>
+              <w:ind w:right="142"/>
+              <w:rPr>
+                <w:rFonts w:ascii="LM Roman 10" w:eastAsia="Times New Roman" w:hAnsi="LM Roman 10" w:cs="Times New Roman"/>
+                <w:kern w:val="0"/>
+                <w:sz w:val="16"/>
+                <w:szCs w:val="16"/>
+                <w:lang w:eastAsia="en-US"/>
+                <w14:ligatures w14:val="none"/>
+              </w:rPr>
+            </w:pPr>
+            <w:r>
+              <w:rPr>
+                <w:rFonts w:ascii="LM Roman 10" w:eastAsia="Times New Roman" w:hAnsi="LM Roman 10" w:cs="Times New Roman"/>
+                <w:kern w:val="0"/>
+                <w:sz w:val="16"/>
+                <w:szCs w:val="16"/>
+                <w:lang w:eastAsia="en-US"/>
+                <w14:ligatures w14:val="none"/>
+              </w:rPr>
+              <w:t>Claude Sonnet 4.6 (Thinking)</w:t>
+            </w:r>
+          </w:p>
+          <w:p>
+            <w:pPr>
+              <w:widowControl w:val="0"/>
+              <w:autoSpaceDE w:val="0"/>
+              <w:autoSpaceDN w:val="0"/>
+              <w:spacing w:before="240"/>
+              <w:ind w:right="222"/>
+              <w:rPr>
+                <w:rFonts w:ascii="LM Roman 10" w:eastAsia="Times New Roman" w:hAnsi="LM Roman 10" w:cs="Times New Roman"/>
+                <w:kern w:val="0"/>
+                <w:sz w:val="16"/>
+                <w:szCs w:val="16"/>
+                <w:lang w:eastAsia="en-US"/>
+                <w14:ligatures w14:val="none"/>
+              </w:rPr>
+            </w:pPr>
+          </w:p>
+        </w:tc>
+        <w:tc>
+          <w:tcPr>
+            <w:tcW w:w="2580" w:type="dxa"/>
+          </w:tcPr>
+          <w:p>
+            <w:pPr>
+              <w:widowControl w:val="0"/>
+              <w:autoSpaceDE w:val="0"/>
+              <w:autoSpaceDN w:val="0"/>
+              <w:spacing w:before="240"/>
+              <w:ind w:right="142"/>
+              <w:jc w:val="both"/>
+              <w:cnfStyle w:val="000000000000" w:firstRow="0" w:lastRow="0" w:firstColumn="0" w:lastColumn="0" w:oddVBand="0" w:evenVBand="0" w:oddHBand="0" w:evenHBand="0" w:firstRowFirstColumn="0" w:firstRowLastColumn="0" w:lastRowFirstColumn="0" w:lastRowLastColumn="0"/>
+              <w:rPr>
+                <w:rFonts w:ascii="LM Roman 10" w:eastAsia="Times New Roman" w:hAnsi="LM Roman 10" w:cs="Times New Roman"/>
+                <w:kern w:val="0"/>
+                <w:sz w:val="16"/>
+                <w:szCs w:val="16"/>
+                <w:lang w:eastAsia="en-US"/>
+                <w14:ligatures w14:val="none"/>
+              </w:rPr>
+            </w:pPr>
+            <w:r>
+              <w:rPr>
+                <w:rFonts w:ascii="LM Roman 10" w:eastAsia="Times New Roman" w:hAnsi="LM Roman 10" w:cs="Times New Roman"/>
+                <w:kern w:val="0"/>
+                <w:sz w:val="16"/>
+                <w:szCs w:val="16"/>
+                <w:lang w:eastAsia="en-US"/>
+                <w14:ligatures w14:val="none"/>
+              </w:rPr>
+              <w:t>What's</w:t>
+            </w:r>
+            <w:r>
+              <w:rPr>
+                <w:rFonts w:ascii="LM Roman 10" w:eastAsia="Times New Roman" w:hAnsi="LM Roman 10" w:cs="Times New Roman"/>
+                <w:kern w:val="0"/>
+                <w:sz w:val="16"/>
+                <w:szCs w:val="16"/>
+                <w:lang w:eastAsia="en-US"/>
+                <w14:ligatures w14:val="none"/>
+              </w:rPr>
+              <w:t xml:space="preserve"> the underlying</w:t>
+            </w:r>
+            <w:r>
+              <w:rPr>
+                <w:rFonts w:ascii="LM Roman 10" w:eastAsia="Times New Roman" w:hAnsi="LM Roman 10" w:cs="Times New Roman"/>
+                <w:kern w:val="0"/>
+                <w:sz w:val="16"/>
+                <w:szCs w:val="16"/>
+                <w:lang w:eastAsia="en-US"/>
+                <w14:ligatures w14:val="none"/>
+              </w:rPr>
+              <w:t xml:space="preserve"> difference between real roots or complex conjugate?</w:t>
+            </w:r>
+          </w:p>
+        </w:tc>
+        <w:tc>
+          <w:tcPr>
+            <w:tcW w:w="5358" w:type="dxa"/>
+          </w:tcPr>
+          <w:p>
+            <w:pPr>
+              <w:widowControl w:val="0"/>
+              <w:autoSpaceDE w:val="0"/>
+              <w:autoSpaceDN w:val="0"/>
+              <w:spacing w:before="240"/>
+              <w:ind w:right="142"/>
+              <w:jc w:val="both"/>
+              <w:cnfStyle w:val="000000000000" w:firstRow="0" w:lastRow="0" w:firstColumn="0" w:lastColumn="0" w:oddVBand="0" w:evenVBand="0" w:oddHBand="0" w:evenHBand="0" w:firstRowFirstColumn="0" w:firstRowLastColumn="0" w:lastRowFirstColumn="0" w:lastRowLastColumn="0"/>
+              <w:rPr>
+                <w:rFonts w:ascii="LM Roman 10" w:eastAsia="Times New Roman" w:hAnsi="LM Roman 10" w:cs="Times New Roman"/>
+                <w:kern w:val="0"/>
+                <w:sz w:val="16"/>
+                <w:szCs w:val="16"/>
+                <w:lang w:eastAsia="en-US"/>
+                <w14:ligatures w14:val="none"/>
+              </w:rPr>
+            </w:pPr>
+            <w:r>
+              <w:rPr>
+                <w:rFonts w:ascii="LM Roman 10" w:eastAsia="Times New Roman" w:hAnsi="LM Roman 10" w:cs="Times New Roman"/>
+                <w:kern w:val="0"/>
+                <w:sz w:val="16"/>
+                <w:szCs w:val="16"/>
+                <w:lang w:eastAsia="en-US"/>
+                <w14:ligatures w14:val="none"/>
+              </w:rPr>
+              <w:t>In the context of your AR(2) characteristic polynomial, the type of roots tells you something fundamental about the dynamic behavior of your time series.</w:t>
+            </w:r>
+            <w:r>
+              <w:rPr>
+                <w:rFonts w:ascii="LM Roman 10" w:eastAsia="Times New Roman" w:hAnsi="LM Roman 10" w:cs="Times New Roman"/>
+                <w:kern w:val="0"/>
+                <w:sz w:val="16"/>
+                <w:szCs w:val="16"/>
+                <w:lang w:eastAsia="en-US"/>
+                <w14:ligatures w14:val="none"/>
+              </w:rPr>
+              <w:t xml:space="preserve"> </w:t>
+            </w:r>
+            <w:r>
+              <w:rPr>
+                <w:rFonts w:ascii="LM Roman 10" w:eastAsia="Times New Roman" w:hAnsi="LM Roman 10" w:cs="Times New Roman"/>
+                <w:kern w:val="0"/>
+                <w:sz w:val="16"/>
+                <w:szCs w:val="16"/>
+                <w:lang w:eastAsia="en-US"/>
+                <w14:ligatures w14:val="none"/>
+              </w:rPr>
+              <w:t>Real Roots</w:t>
+            </w:r>
+            <w:r>
+              <w:rPr>
+                <w:rFonts w:ascii="LM Roman 10" w:eastAsia="Times New Roman" w:hAnsi="LM Roman 10" w:cs="Times New Roman"/>
+                <w:kern w:val="0"/>
+                <w:sz w:val="16"/>
+                <w:szCs w:val="16"/>
+                <w:lang w:eastAsia="en-US"/>
+                <w14:ligatures w14:val="none"/>
+              </w:rPr>
+              <w:t xml:space="preserve">: </w:t>
+            </w:r>
+            <w:r>
+              <w:rPr>
+                <w:rFonts w:ascii="LM Roman 10" w:eastAsia="Times New Roman" w:hAnsi="LM Roman 10" w:cs="Times New Roman"/>
+                <w:kern w:val="0"/>
+                <w:sz w:val="16"/>
+                <w:szCs w:val="16"/>
+                <w:lang w:eastAsia="en-US"/>
+                <w14:ligatures w14:val="none"/>
+              </w:rPr>
+              <w:t>Real roots have no imaginary part — they are plain numbers like 0.85 or −0.3. Economically, this means your series adjusts to shocks monotonically: it either decays smoothly back to its mean or diverges in one direction without oscillating.</w:t>
+            </w:r>
+            <w:r>
+              <w:rPr>
+                <w:rFonts w:ascii="Cambria Math" w:eastAsia="Times New Roman" w:hAnsi="Cambria Math" w:cs="Cambria Math"/>
+                <w:kern w:val="0"/>
+                <w:sz w:val="16"/>
+                <w:szCs w:val="16"/>
+                <w:lang w:eastAsia="en-US"/>
+                <w14:ligatures w14:val="none"/>
+              </w:rPr>
+              <w:t>​</w:t>
+            </w:r>
+            <w:r>
+              <w:rPr>
+                <w:rFonts w:ascii="LM Roman 10" w:eastAsia="Times New Roman" w:hAnsi="LM Roman 10" w:cs="Times New Roman"/>
+                <w:kern w:val="0"/>
+                <w:sz w:val="16"/>
+                <w:szCs w:val="16"/>
+                <w:lang w:eastAsia="en-US"/>
+                <w14:ligatures w14:val="none"/>
+              </w:rPr>
+              <w:t xml:space="preserve"> </w:t>
+            </w:r>
+            <w:r>
+              <w:rPr>
+                <w:rFonts w:ascii="LM Roman 10" w:eastAsia="Times New Roman" w:hAnsi="LM Roman 10" w:cs="Times New Roman"/>
+                <w:kern w:val="0"/>
+                <w:sz w:val="16"/>
+                <w:szCs w:val="16"/>
+                <w:lang w:eastAsia="en-US"/>
+                <w14:ligatures w14:val="none"/>
+              </w:rPr>
+              <w:t>Positive real root (e.g., 0.8): gradual, one-sided decay after a shock</w:t>
+            </w:r>
+            <w:r>
+              <w:rPr>
+                <w:rFonts w:ascii="LM Roman 10" w:eastAsia="Times New Roman" w:hAnsi="LM Roman 10" w:cs="Times New Roman"/>
+                <w:kern w:val="0"/>
+                <w:sz w:val="16"/>
+                <w:szCs w:val="16"/>
+                <w:lang w:eastAsia="en-US"/>
+                <w14:ligatures w14:val="none"/>
+              </w:rPr>
+              <w:t xml:space="preserve">, </w:t>
+            </w:r>
+            <w:r>
+              <w:rPr>
+                <w:rFonts w:ascii="LM Roman 10" w:eastAsia="Times New Roman" w:hAnsi="LM Roman 10" w:cs="Times New Roman"/>
+                <w:kern w:val="0"/>
+                <w:sz w:val="16"/>
+                <w:szCs w:val="16"/>
+                <w:lang w:eastAsia="en-US"/>
+                <w14:ligatures w14:val="none"/>
+              </w:rPr>
+              <w:t>Negative real root (e.g., −0.4): alternating sign (flip-flopping above/below mean) but still converging</w:t>
+            </w:r>
+            <w:r>
+              <w:rPr>
+                <w:rFonts w:ascii="LM Roman 10" w:eastAsia="Times New Roman" w:hAnsi="LM Roman 10" w:cs="Times New Roman"/>
+                <w:kern w:val="0"/>
+                <w:sz w:val="16"/>
+                <w:szCs w:val="16"/>
+                <w:lang w:eastAsia="en-US"/>
+                <w14:ligatures w14:val="none"/>
+              </w:rPr>
+              <w:t xml:space="preserve">. </w:t>
+            </w:r>
+            <w:r>
+              <w:rPr>
+                <w:rFonts w:ascii="LM Roman 10" w:eastAsia="Times New Roman" w:hAnsi="LM Roman 10" w:cs="Times New Roman"/>
+                <w:kern w:val="0"/>
+                <w:sz w:val="16"/>
+                <w:szCs w:val="16"/>
+                <w:lang w:eastAsia="en-US"/>
+                <w14:ligatures w14:val="none"/>
+              </w:rPr>
+              <w:t>Complex Conjugate Roots</w:t>
+            </w:r>
+            <w:r>
+              <w:rPr>
+                <w:rFonts w:ascii="LM Roman 10" w:eastAsia="Times New Roman" w:hAnsi="LM Roman 10" w:cs="Times New Roman"/>
+                <w:kern w:val="0"/>
+                <w:sz w:val="16"/>
+                <w:szCs w:val="16"/>
+                <w:lang w:eastAsia="en-US"/>
+                <w14:ligatures w14:val="none"/>
+              </w:rPr>
+              <w:t xml:space="preserve"> </w:t>
+            </w:r>
+            <w:r>
+              <w:rPr>
+                <w:rFonts w:ascii="LM Roman 10" w:eastAsia="Times New Roman" w:hAnsi="LM Roman 10" w:cs="Times New Roman"/>
+                <w:kern w:val="0"/>
+                <w:sz w:val="16"/>
+                <w:szCs w:val="16"/>
+                <w:lang w:eastAsia="en-US"/>
+                <w14:ligatures w14:val="none"/>
+              </w:rPr>
+              <w:t>Complex roots come in pairs of the form </w:t>
+            </w:r>
+            <m:oMath>
+              <m:r>
+                <w:rPr>
+                  <w:rFonts w:ascii="Cambria Math" w:eastAsia="Times New Roman" w:hAnsi="Cambria Math" w:cs="Times New Roman"/>
+                  <w:kern w:val="0"/>
+                  <w:sz w:val="16"/>
+                  <w:szCs w:val="16"/>
+                  <w:lang w:eastAsia="en-US"/>
+                  <w14:ligatures w14:val="none"/>
+                </w:rPr>
+                <m:t>a+bi</m:t>
+              </m:r>
+            </m:oMath>
+            <w:r>
+              <w:rPr>
+                <w:rFonts w:ascii="LM Roman 10" w:eastAsia="Times New Roman" w:hAnsi="LM Roman 10" w:cs="Times New Roman"/>
+                <w:kern w:val="0"/>
+                <w:sz w:val="16"/>
+                <w:szCs w:val="16"/>
+                <w:lang w:eastAsia="en-US"/>
+                <w14:ligatures w14:val="none"/>
+              </w:rPr>
+              <w:t> and </w:t>
+            </w:r>
+            <m:oMath>
+              <m:r>
+                <w:rPr>
+                  <w:rFonts w:ascii="Cambria Math" w:eastAsia="Times New Roman" w:hAnsi="Cambria Math" w:cs="Times New Roman"/>
+                  <w:kern w:val="0"/>
+                  <w:sz w:val="16"/>
+                  <w:szCs w:val="16"/>
+                  <w:lang w:eastAsia="en-US"/>
+                  <w14:ligatures w14:val="none"/>
+                </w:rPr>
+                <m:t>a-bi</m:t>
+              </m:r>
+            </m:oMath>
+            <w:r>
+              <w:rPr>
+                <w:rFonts w:ascii="LM Roman 10" w:eastAsia="Times New Roman" w:hAnsi="LM Roman 10" w:cs="Times New Roman"/>
+                <w:kern w:val="0"/>
+                <w:sz w:val="16"/>
+                <w:szCs w:val="16"/>
+                <w:lang w:eastAsia="en-US"/>
+                <w14:ligatures w14:val="none"/>
+              </w:rPr>
+              <w:t>, where </w:t>
+            </w:r>
+            <m:oMath>
+              <m:r>
+                <w:rPr>
+                  <w:rFonts w:ascii="Cambria Math" w:eastAsia="Times New Roman" w:hAnsi="Cambria Math" w:cs="Times New Roman"/>
+                  <w:kern w:val="0"/>
+                  <w:sz w:val="16"/>
+                  <w:szCs w:val="16"/>
+                  <w:lang w:eastAsia="en-US"/>
+                  <w14:ligatures w14:val="none"/>
+                </w:rPr>
+                <m:t>i=</m:t>
+              </m:r>
+              <m:rad>
+                <m:radPr>
+                  <m:degHide m:val="1"/>
+                  <m:ctrlPr>
+                    <w:rPr>
+                      <w:rFonts w:ascii="Cambria Math" w:eastAsia="Times New Roman" w:hAnsi="Cambria Math" w:cs="Times New Roman"/>
+                      <w:kern w:val="0"/>
+                      <w:sz w:val="16"/>
+                      <w:szCs w:val="16"/>
+                      <w:lang w:eastAsia="en-US"/>
+                      <w14:ligatures w14:val="none"/>
+                    </w:rPr>
+                  </m:ctrlPr>
+                </m:radPr>
+                <m:deg/>
+                <m:e>
+                  <m:r>
+                    <w:rPr>
+                      <w:rFonts w:ascii="Cambria Math" w:eastAsia="Times New Roman" w:hAnsi="Cambria Math" w:cs="Times New Roman"/>
+                      <w:kern w:val="0"/>
+                      <w:sz w:val="16"/>
+                      <w:szCs w:val="16"/>
+                      <w:lang w:eastAsia="en-US"/>
+                      <w14:ligatures w14:val="none"/>
+                    </w:rPr>
+                    <m:t>-1</m:t>
+                  </m:r>
+                </m:e>
+              </m:rad>
+            </m:oMath>
+            <w:r>
+              <w:rPr>
+                <w:rFonts w:ascii="LM Roman 10" w:eastAsia="Times New Roman" w:hAnsi="LM Roman 10" w:cs="Times New Roman"/>
+                <w:kern w:val="0"/>
+                <w:sz w:val="16"/>
+                <w:szCs w:val="16"/>
+                <w:lang w:eastAsia="en-US"/>
+                <w14:ligatures w14:val="none"/>
+              </w:rPr>
+              <w:t>. Since your AR(2) polynomial has real coefficients, the complex conjugate root theorem guarantees they always appear as a conjugate pair. Economically, this means your series responds to shocks with damped oscillations — it cycles around its mean in a wave-like pattern before returning to equilibrium.</w:t>
+            </w:r>
+            <w:r>
+              <w:rPr>
+                <w:rFonts w:ascii="LM Roman 10" w:eastAsia="Times New Roman" w:hAnsi="LM Roman 10" w:cs="Times New Roman"/>
+                <w:kern w:val="0"/>
+                <w:sz w:val="16"/>
+                <w:szCs w:val="16"/>
+                <w:lang w:eastAsia="en-US"/>
+                <w14:ligatures w14:val="none"/>
+              </w:rPr>
+              <w:t xml:space="preserve"> </w:t>
+            </w:r>
+            <w:r>
+              <w:rPr>
+                <w:rFonts w:ascii="LM Roman 10" w:eastAsia="Times New Roman" w:hAnsi="LM Roman 10" w:cs="Times New Roman"/>
+                <w:kern w:val="0"/>
+                <w:sz w:val="16"/>
+                <w:szCs w:val="16"/>
+                <w:lang w:eastAsia="en-US"/>
+                <w14:ligatures w14:val="none"/>
+              </w:rPr>
+              <w:t>The modulus </w:t>
+            </w:r>
+            <m:oMath>
+              <m:r>
+                <m:rPr>
+                  <m:sty m:val="p"/>
+                </m:rPr>
+                <w:rPr>
+                  <w:rFonts w:ascii="Cambria Math" w:eastAsia="Times New Roman" w:hAnsi="Cambria Math" w:cs="Times New Roman"/>
+                  <w:kern w:val="0"/>
+                  <w:sz w:val="16"/>
+                  <w:szCs w:val="16"/>
+                  <w:lang w:eastAsia="en-US"/>
+                  <w14:ligatures w14:val="none"/>
+                </w:rPr>
+                <m:t>∣</m:t>
+              </m:r>
+              <m:r>
+                <w:rPr>
+                  <w:rFonts w:ascii="Cambria Math" w:eastAsia="Times New Roman" w:hAnsi="Cambria Math" w:cs="Times New Roman"/>
+                  <w:kern w:val="0"/>
+                  <w:sz w:val="16"/>
+                  <w:szCs w:val="16"/>
+                  <w:lang w:eastAsia="en-US"/>
+                  <w14:ligatures w14:val="none"/>
+                </w:rPr>
+                <m:t>X</m:t>
+              </m:r>
+              <m:r>
+                <m:rPr>
+                  <m:sty m:val="p"/>
+                </m:rPr>
+                <w:rPr>
+                  <w:rFonts w:ascii="Cambria Math" w:eastAsia="Times New Roman" w:hAnsi="Cambria Math" w:cs="Times New Roman"/>
+                  <w:kern w:val="0"/>
+                  <w:sz w:val="16"/>
+                  <w:szCs w:val="16"/>
+                  <w:lang w:eastAsia="en-US"/>
+                  <w14:ligatures w14:val="none"/>
+                </w:rPr>
+                <m:t>∣</m:t>
+              </m:r>
+              <m:r>
+                <w:rPr>
+                  <w:rFonts w:ascii="Cambria Math" w:eastAsia="Times New Roman" w:hAnsi="Cambria Math" w:cs="Times New Roman"/>
+                  <w:kern w:val="0"/>
+                  <w:sz w:val="16"/>
+                  <w:szCs w:val="16"/>
+                  <w:lang w:eastAsia="en-US"/>
+                  <w14:ligatures w14:val="none"/>
+                </w:rPr>
+                <m:t>=</m:t>
+              </m:r>
+              <m:rad>
+                <m:radPr>
+                  <m:degHide m:val="1"/>
+                  <m:ctrlPr>
+                    <w:rPr>
+                      <w:rFonts w:ascii="Cambria Math" w:eastAsia="Times New Roman" w:hAnsi="Cambria Math" w:cs="Times New Roman"/>
+                      <w:kern w:val="0"/>
+                      <w:sz w:val="16"/>
+                      <w:szCs w:val="16"/>
+                      <w:lang w:eastAsia="en-US"/>
+                      <w14:ligatures w14:val="none"/>
+                    </w:rPr>
+                  </m:ctrlPr>
+                </m:radPr>
+                <m:deg/>
+                <m:e>
+                  <m:sSup>
+                    <m:sSupPr>
+                      <m:ctrlPr>
+                        <w:rPr>
+                          <w:rFonts w:ascii="Cambria Math" w:eastAsia="Times New Roman" w:hAnsi="Cambria Math" w:cs="Times New Roman"/>
+                          <w:kern w:val="0"/>
+                          <w:sz w:val="16"/>
+                          <w:szCs w:val="16"/>
+                          <w:lang w:eastAsia="en-US"/>
+                          <w14:ligatures w14:val="none"/>
+                        </w:rPr>
+                      </m:ctrlPr>
+                    </m:sSupPr>
+                    <m:e>
+                      <m:r>
+                        <w:rPr>
+                          <w:rFonts w:ascii="Cambria Math" w:eastAsia="Times New Roman" w:hAnsi="Cambria Math" w:cs="Times New Roman"/>
+                          <w:kern w:val="0"/>
+                          <w:sz w:val="16"/>
+                          <w:szCs w:val="16"/>
+                          <w:lang w:eastAsia="en-US"/>
+                          <w14:ligatures w14:val="none"/>
+                        </w:rPr>
+                        <m:t>a</m:t>
+                      </m:r>
+                    </m:e>
+                    <m:sup>
+                      <m:r>
+                        <w:rPr>
+                          <w:rFonts w:ascii="Cambria Math" w:eastAsia="Times New Roman" w:hAnsi="Cambria Math" w:cs="Times New Roman"/>
+                          <w:kern w:val="0"/>
+                          <w:sz w:val="16"/>
+                          <w:szCs w:val="16"/>
+                          <w:lang w:eastAsia="en-US"/>
+                          <w14:ligatures w14:val="none"/>
+                        </w:rPr>
+                        <m:t>2</m:t>
+                      </m:r>
+                    </m:sup>
+                  </m:sSup>
+                  <m:r>
+                    <w:rPr>
+                      <w:rFonts w:ascii="Cambria Math" w:eastAsia="Times New Roman" w:hAnsi="Cambria Math" w:cs="Times New Roman"/>
+                      <w:kern w:val="0"/>
+                      <w:sz w:val="16"/>
+                      <w:szCs w:val="16"/>
+                      <w:lang w:eastAsia="en-US"/>
+                      <w14:ligatures w14:val="none"/>
+                    </w:rPr>
+                    <m:t>+</m:t>
+                  </m:r>
+                  <m:sSup>
+                    <m:sSupPr>
+                      <m:ctrlPr>
+                        <w:rPr>
+                          <w:rFonts w:ascii="Cambria Math" w:eastAsia="Times New Roman" w:hAnsi="Cambria Math" w:cs="Times New Roman"/>
+                          <w:kern w:val="0"/>
+                          <w:sz w:val="16"/>
+                          <w:szCs w:val="16"/>
+                          <w:lang w:eastAsia="en-US"/>
+                          <w14:ligatures w14:val="none"/>
+                        </w:rPr>
+                      </m:ctrlPr>
+                    </m:sSupPr>
+                    <m:e>
+                      <m:r>
+                        <w:rPr>
+                          <w:rFonts w:ascii="Cambria Math" w:eastAsia="Times New Roman" w:hAnsi="Cambria Math" w:cs="Times New Roman"/>
+                          <w:kern w:val="0"/>
+                          <w:sz w:val="16"/>
+                          <w:szCs w:val="16"/>
+                          <w:lang w:eastAsia="en-US"/>
+                          <w14:ligatures w14:val="none"/>
+                        </w:rPr>
+                        <m:t>b</m:t>
+                      </m:r>
+                    </m:e>
+                    <m:sup>
+                      <m:r>
+                        <w:rPr>
+                          <w:rFonts w:ascii="Cambria Math" w:eastAsia="Times New Roman" w:hAnsi="Cambria Math" w:cs="Times New Roman"/>
+                          <w:kern w:val="0"/>
+                          <w:sz w:val="16"/>
+                          <w:szCs w:val="16"/>
+                          <w:lang w:eastAsia="en-US"/>
+                          <w14:ligatures w14:val="none"/>
+                        </w:rPr>
+                        <m:t>2</m:t>
+                      </m:r>
+                    </m:sup>
+                  </m:sSup>
+                </m:e>
+              </m:rad>
+            </m:oMath>
+            <w:r>
+              <w:rPr>
+                <w:rFonts w:ascii="LM Roman 10" w:eastAsia="Times New Roman" w:hAnsi="LM Roman 10" w:cs="Times New Roman"/>
+                <w:kern w:val="0"/>
+                <w:sz w:val="16"/>
+                <w:szCs w:val="16"/>
+                <w:lang w:eastAsia="en-US"/>
+                <w14:ligatures w14:val="none"/>
+              </w:rPr>
+              <w:t> determines whether those oscillations die out (stable) or explode</w:t>
+            </w:r>
+            <w:r>
+              <w:rPr>
+                <w:rFonts w:ascii="LM Roman 10" w:eastAsia="Times New Roman" w:hAnsi="LM Roman 10" w:cs="Times New Roman"/>
+                <w:kern w:val="0"/>
+                <w:sz w:val="16"/>
+                <w:szCs w:val="16"/>
+                <w:lang w:eastAsia="en-US"/>
+                <w14:ligatures w14:val="none"/>
+              </w:rPr>
+              <w:t>.</w:t>
+            </w:r>
+          </w:p>
+          <w:p>
+            <w:pPr>
+              <w:widowControl w:val="0"/>
+              <w:autoSpaceDE w:val="0"/>
+              <w:autoSpaceDN w:val="0"/>
+              <w:spacing w:before="240"/>
+              <w:ind w:right="142"/>
+              <w:jc w:val="both"/>
+              <w:cnfStyle w:val="000000000000" w:firstRow="0" w:lastRow="0" w:firstColumn="0" w:lastColumn="0" w:oddVBand="0" w:evenVBand="0" w:oddHBand="0" w:evenHBand="0" w:firstRowFirstColumn="0" w:firstRowLastColumn="0" w:lastRowFirstColumn="0" w:lastRowLastColumn="0"/>
+              <w:rPr>
+                <w:rFonts w:ascii="LM Roman 10" w:eastAsia="Times New Roman" w:hAnsi="LM Roman 10" w:cs="Times New Roman"/>
+                <w:kern w:val="0"/>
+                <w:sz w:val="16"/>
+                <w:szCs w:val="16"/>
+                <w:lang w:eastAsia="en-US"/>
+                <w14:ligatures w14:val="none"/>
+              </w:rPr>
+            </w:pPr>
+          </w:p>
+        </w:tc>
+      </w:tr>
+      <w:tr>
+        <w:trPr>
+          <w:cnfStyle w:val="000000100000" w:firstRow="0" w:lastRow="0" w:firstColumn="0" w:lastColumn="0" w:oddVBand="0" w:evenVBand="0" w:oddHBand="1" w:evenHBand="0" w:firstRowFirstColumn="0" w:firstRowLastColumn="0" w:lastRowFirstColumn="0" w:lastRowLastColumn="0"/>
+          <w:trHeight w:val="1497"/>
+        </w:trPr>
+        <w:tc>
+          <w:tcPr>
+            <w:cnfStyle w:val="001000000000" w:firstRow="0" w:lastRow="0" w:firstColumn="1" w:lastColumn="0" w:oddVBand="0" w:evenVBand="0" w:oddHBand="0" w:evenHBand="0" w:firstRowFirstColumn="0" w:firstRowLastColumn="0" w:lastRowFirstColumn="0" w:lastRowLastColumn="0"/>
+            <w:tcW w:w="1134" w:type="dxa"/>
+          </w:tcPr>
+          <w:p>
+            <w:pPr>
+              <w:widowControl w:val="0"/>
+              <w:autoSpaceDE w:val="0"/>
+              <w:autoSpaceDN w:val="0"/>
+              <w:spacing w:before="240"/>
+              <w:ind w:right="142"/>
+              <w:rPr>
+                <w:rFonts w:ascii="LM Roman 10" w:eastAsia="Times New Roman" w:hAnsi="LM Roman 10" w:cs="Times New Roman"/>
+                <w:kern w:val="0"/>
+                <w:sz w:val="16"/>
+                <w:szCs w:val="16"/>
+                <w:lang w:eastAsia="en-US"/>
+                <w14:ligatures w14:val="none"/>
+              </w:rPr>
+            </w:pPr>
+            <w:r>
+              <w:rPr>
+                <w:rFonts w:ascii="LM Roman 10" w:eastAsia="Times New Roman" w:hAnsi="LM Roman 10" w:cs="Times New Roman"/>
+                <w:kern w:val="0"/>
+                <w:sz w:val="16"/>
+                <w:szCs w:val="16"/>
+                <w:lang w:eastAsia="en-US"/>
+                <w14:ligatures w14:val="none"/>
+              </w:rPr>
+              <w:t>Claude Sonnet 4.6 (Thinking</w:t>
+            </w:r>
+            <w:r>
+              <w:rPr>
+                <w:rFonts w:ascii="LM Roman 10" w:eastAsia="Times New Roman" w:hAnsi="LM Roman 10" w:cs="Times New Roman"/>
+                <w:kern w:val="0"/>
+                <w:sz w:val="16"/>
+                <w:szCs w:val="16"/>
+                <w:lang w:eastAsia="en-US"/>
+                <w14:ligatures w14:val="none"/>
+              </w:rPr>
+              <w:t>)</w:t>
+            </w:r>
+          </w:p>
+        </w:tc>
+        <w:tc>
+          <w:tcPr>
+            <w:tcW w:w="2580" w:type="dxa"/>
+          </w:tcPr>
+          <w:p>
+            <w:pPr>
+              <w:widowControl w:val="0"/>
+              <w:autoSpaceDE w:val="0"/>
+              <w:autoSpaceDN w:val="0"/>
+              <w:spacing w:before="240"/>
+              <w:ind w:right="142"/>
+              <w:jc w:val="both"/>
+              <w:cnfStyle w:val="000000100000" w:firstRow="0" w:lastRow="0" w:firstColumn="0" w:lastColumn="0" w:oddVBand="0" w:evenVBand="0" w:oddHBand="1" w:evenHBand="0" w:firstRowFirstColumn="0" w:firstRowLastColumn="0" w:lastRowFirstColumn="0" w:lastRowLastColumn="0"/>
+              <w:rPr>
+                <w:rFonts w:ascii="LM Roman 10" w:eastAsia="Times New Roman" w:hAnsi="LM Roman 10" w:cs="Times New Roman"/>
+                <w:kern w:val="0"/>
+                <w:sz w:val="16"/>
+                <w:szCs w:val="16"/>
+                <w:lang w:eastAsia="en-US"/>
+                <w14:ligatures w14:val="none"/>
+              </w:rPr>
+            </w:pPr>
+            <w:r>
+              <w:rPr>
+                <w:rFonts w:ascii="LM Roman 10" w:eastAsia="Times New Roman" w:hAnsi="LM Roman 10" w:cs="Times New Roman"/>
+                <w:kern w:val="0"/>
+                <w:sz w:val="16"/>
+                <w:szCs w:val="16"/>
+                <w:lang w:eastAsia="en-US"/>
+                <w14:ligatures w14:val="none"/>
+              </w:rPr>
+              <w:t>Command to get the roots from the coefficient</w:t>
+            </w:r>
+            <w:r>
+              <w:rPr>
+                <w:rFonts w:ascii="LM Roman 10" w:eastAsia="Times New Roman" w:hAnsi="LM Roman 10" w:cs="Times New Roman"/>
+                <w:kern w:val="0"/>
+                <w:sz w:val="16"/>
+                <w:szCs w:val="16"/>
+                <w:lang w:eastAsia="en-US"/>
+                <w14:ligatures w14:val="none"/>
+              </w:rPr>
+              <w:t>s</w:t>
+            </w:r>
+          </w:p>
+        </w:tc>
+        <w:tc>
+          <w:tcPr>
+            <w:tcW w:w="5358" w:type="dxa"/>
+          </w:tcPr>
+          <w:p>
+            <w:pPr>
+              <w:widowControl w:val="0"/>
+              <w:autoSpaceDE w:val="0"/>
+              <w:autoSpaceDN w:val="0"/>
+              <w:spacing w:before="240"/>
+              <w:ind w:right="142"/>
+              <w:jc w:val="both"/>
+              <w:cnfStyle w:val="000000100000" w:firstRow="0" w:lastRow="0" w:firstColumn="0" w:lastColumn="0" w:oddVBand="0" w:evenVBand="0" w:oddHBand="1" w:evenHBand="0" w:firstRowFirstColumn="0" w:firstRowLastColumn="0" w:lastRowFirstColumn="0" w:lastRowLastColumn="0"/>
+              <w:rPr>
+                <w:rFonts w:ascii="LM Roman 10" w:eastAsia="Times New Roman" w:hAnsi="LM Roman 10" w:cs="Times New Roman"/>
+                <w:kern w:val="0"/>
+                <w:sz w:val="16"/>
+                <w:szCs w:val="16"/>
+                <w:lang w:eastAsia="en-US"/>
+                <w14:ligatures w14:val="none"/>
+              </w:rPr>
+            </w:pPr>
+            <w:r>
+              <w:rPr>
+                <w:rFonts w:ascii="LM Roman 10" w:eastAsia="Times New Roman" w:hAnsi="LM Roman 10" w:cs="Times New Roman"/>
+                <w:kern w:val="0"/>
+                <w:sz w:val="16"/>
+                <w:szCs w:val="16"/>
+                <w:lang w:eastAsia="en-US"/>
+                <w14:ligatures w14:val="none"/>
+              </w:rPr>
+              <w:t>np.roots(coeffs)</w:t>
+            </w:r>
+            <w:r>
+              <w:rPr>
+                <w:rFonts w:ascii="LM Roman 10" w:eastAsia="Times New Roman" w:hAnsi="LM Roman 10" w:cs="Times New Roman"/>
+                <w:kern w:val="0"/>
+                <w:sz w:val="16"/>
+                <w:szCs w:val="16"/>
+                <w:lang w:eastAsia="en-US"/>
+                <w14:ligatures w14:val="none"/>
+              </w:rPr>
+              <w:t xml:space="preserve"> from numpy</w:t>
+            </w:r>
+          </w:p>
+        </w:tc>
+      </w:tr>
+      <w:tr>
+        <w:trPr>
+          <w:trHeight w:val="1497"/>
+        </w:trPr>
+        <w:tc>
+          <w:tcPr>
+            <w:cnfStyle w:val="001000000000" w:firstRow="0" w:lastRow="0" w:firstColumn="1" w:lastColumn="0" w:oddVBand="0" w:evenVBand="0" w:oddHBand="0" w:evenHBand="0" w:firstRowFirstColumn="0" w:firstRowLastColumn="0" w:lastRowFirstColumn="0" w:lastRowLastColumn="0"/>
+            <w:tcW w:w="1134" w:type="dxa"/>
+          </w:tcPr>
+          <w:p>
+            <w:pPr>
+              <w:widowControl w:val="0"/>
+              <w:autoSpaceDE w:val="0"/>
+              <w:autoSpaceDN w:val="0"/>
+              <w:spacing w:before="240"/>
+              <w:ind w:right="142"/>
+              <w:rPr>
+                <w:rFonts w:ascii="LM Roman 10" w:eastAsia="Times New Roman" w:hAnsi="LM Roman 10" w:cs="Times New Roman"/>
+                <w:kern w:val="0"/>
+                <w:sz w:val="16"/>
+                <w:szCs w:val="16"/>
+                <w:lang w:eastAsia="en-US"/>
+                <w14:ligatures w14:val="none"/>
+              </w:rPr>
+            </w:pPr>
+            <w:r>
+              <w:rPr>
+                <w:rFonts w:ascii="LM Roman 10" w:eastAsia="Times New Roman" w:hAnsi="LM Roman 10" w:cs="Times New Roman"/>
+                <w:kern w:val="0"/>
+                <w:sz w:val="16"/>
+                <w:szCs w:val="16"/>
+                <w:lang w:eastAsia="en-US"/>
+                <w14:ligatures w14:val="none"/>
+              </w:rPr>
+              <w:t>Claude Sonnet 4.6 (Thinking)</w:t>
+            </w:r>
+          </w:p>
+        </w:tc>
+        <w:tc>
+          <w:tcPr>
+            <w:tcW w:w="2580" w:type="dxa"/>
+          </w:tcPr>
+          <w:p>
+            <w:pPr>
+              <w:widowControl w:val="0"/>
+              <w:autoSpaceDE w:val="0"/>
+              <w:autoSpaceDN w:val="0"/>
+              <w:spacing w:before="240"/>
+              <w:ind w:right="142"/>
+              <w:jc w:val="both"/>
+              <w:cnfStyle w:val="000000000000" w:firstRow="0" w:lastRow="0" w:firstColumn="0" w:lastColumn="0" w:oddVBand="0" w:evenVBand="0" w:oddHBand="0" w:evenHBand="0" w:firstRowFirstColumn="0" w:firstRowLastColumn="0" w:lastRowFirstColumn="0" w:lastRowLastColumn="0"/>
+              <w:rPr>
+                <w:rFonts w:ascii="LM Roman 10" w:eastAsia="Times New Roman" w:hAnsi="LM Roman 10" w:cs="Times New Roman"/>
+                <w:kern w:val="0"/>
+                <w:sz w:val="16"/>
+                <w:szCs w:val="16"/>
+                <w:lang w:eastAsia="en-US"/>
+                <w14:ligatures w14:val="none"/>
+              </w:rPr>
+            </w:pPr>
+            <w:r>
+              <w:rPr>
+                <w:rFonts w:ascii="LM Roman 10" w:eastAsia="Times New Roman" w:hAnsi="LM Roman 10" w:cs="Times New Roman"/>
+                <w:kern w:val="0"/>
+                <w:sz w:val="16"/>
+                <w:szCs w:val="16"/>
+                <w:lang w:eastAsia="en-US"/>
+                <w14:ligatures w14:val="none"/>
+              </w:rPr>
+              <w:t>Commands to extract the real and imaginary components of the roots (a value in general).</w:t>
+            </w:r>
+          </w:p>
+        </w:tc>
+        <w:tc>
+          <w:tcPr>
+            <w:tcW w:w="5358" w:type="dxa"/>
+          </w:tcPr>
+          <w:p>
+            <w:pPr>
+              <w:widowControl w:val="0"/>
+              <w:autoSpaceDE w:val="0"/>
+              <w:autoSpaceDN w:val="0"/>
+              <w:spacing w:before="240"/>
+              <w:ind w:right="142"/>
+              <w:jc w:val="both"/>
+              <w:cnfStyle w:val="000000000000" w:firstRow="0" w:lastRow="0" w:firstColumn="0" w:lastColumn="0" w:oddVBand="0" w:evenVBand="0" w:oddHBand="0" w:evenHBand="0" w:firstRowFirstColumn="0" w:firstRowLastColumn="0" w:lastRowFirstColumn="0" w:lastRowLastColumn="0"/>
+              <w:rPr>
+                <w:rFonts w:ascii="LM Roman 10" w:eastAsia="Times New Roman" w:hAnsi="LM Roman 10" w:cs="Times New Roman"/>
+                <w:kern w:val="0"/>
+                <w:sz w:val="16"/>
+                <w:szCs w:val="16"/>
+                <w:lang w:eastAsia="en-US"/>
+                <w14:ligatures w14:val="none"/>
+              </w:rPr>
+            </w:pPr>
+            <w:r>
+              <w:rPr>
+                <w:rFonts w:ascii="LM Roman 10" w:eastAsia="Times New Roman" w:hAnsi="LM Roman 10" w:cs="Times New Roman"/>
+                <w:kern w:val="0"/>
+                <w:sz w:val="16"/>
+                <w:szCs w:val="16"/>
+                <w:lang w:eastAsia="en-US"/>
+                <w14:ligatures w14:val="none"/>
+              </w:rPr>
+              <w:t># For a single root r</w:t>
+            </w:r>
+            <w:r>
+              <w:rPr>
+                <w:rFonts w:ascii="LM Roman 10" w:eastAsia="Times New Roman" w:hAnsi="LM Roman 10" w:cs="Times New Roman"/>
+                <w:kern w:val="0"/>
+                <w:sz w:val="16"/>
+                <w:szCs w:val="16"/>
+                <w:lang w:eastAsia="en-US"/>
+                <w14:ligatures w14:val="none"/>
+              </w:rPr>
+              <w:t xml:space="preserve">, </w:t>
+            </w:r>
+            <w:r>
+              <w:rPr>
+                <w:rFonts w:ascii="LM Roman 10" w:eastAsia="Times New Roman" w:hAnsi="LM Roman 10" w:cs="Times New Roman"/>
+                <w:kern w:val="0"/>
+                <w:sz w:val="16"/>
+                <w:szCs w:val="16"/>
+                <w:lang w:eastAsia="en-US"/>
+                <w14:ligatures w14:val="none"/>
+              </w:rPr>
+              <w:t>r.real   # real part</w:t>
+            </w:r>
+            <w:r>
+              <w:rPr>
+                <w:rFonts w:ascii="LM Roman 10" w:eastAsia="Times New Roman" w:hAnsi="LM Roman 10" w:cs="Times New Roman"/>
+                <w:kern w:val="0"/>
+                <w:sz w:val="16"/>
+                <w:szCs w:val="16"/>
+                <w:lang w:eastAsia="en-US"/>
+                <w14:ligatures w14:val="none"/>
+              </w:rPr>
+              <w:t xml:space="preserve"> </w:t>
+            </w:r>
+            <w:r>
+              <w:rPr>
+                <w:rFonts w:ascii="LM Roman 10" w:eastAsia="Times New Roman" w:hAnsi="LM Roman 10" w:cs="Times New Roman"/>
+                <w:kern w:val="0"/>
+                <w:sz w:val="16"/>
+                <w:szCs w:val="16"/>
+                <w:lang w:eastAsia="en-US"/>
+                <w14:ligatures w14:val="none"/>
+              </w:rPr>
+              <w:t>r.imag   # imaginary part</w:t>
+            </w:r>
+            <w:r>
+              <w:rPr>
+                <w:rFonts w:ascii="LM Roman 10" w:eastAsia="Times New Roman" w:hAnsi="LM Roman 10" w:cs="Times New Roman"/>
+                <w:kern w:val="0"/>
+                <w:sz w:val="16"/>
+                <w:szCs w:val="16"/>
+                <w:lang w:eastAsia="en-US"/>
+                <w14:ligatures w14:val="none"/>
+              </w:rPr>
+              <w:t xml:space="preserve"> </w:t>
+            </w:r>
+            <w:r>
+              <w:rPr>
                 <w:rFonts w:ascii="LM Roman 10" w:eastAsia="Times New Roman" w:hAnsi="LM Roman 10" w:cs="Times New Roman" w:hint="eastAsia"/>
                 <w:kern w:val="0"/>
                 <w:sz w:val="16"/>
@@ -8768,7 +7379,602 @@
                 <w:lang w:eastAsia="en-US"/>
                 <w14:ligatures w14:val="none"/>
               </w:rPr>
+              <w:t>abs(r)   # modulus √(a² + b²)</w:t>
+            </w:r>
+            <w:r>
+              <w:rPr>
+                <w:rFonts w:ascii="LM Roman 10" w:eastAsia="Times New Roman" w:hAnsi="LM Roman 10" w:cs="Times New Roman"/>
+                <w:kern w:val="0"/>
+                <w:sz w:val="16"/>
+                <w:szCs w:val="16"/>
+                <w:lang w:eastAsia="en-US"/>
+                <w14:ligatures w14:val="none"/>
+              </w:rPr>
+              <w:t xml:space="preserve"> </w:t>
+            </w:r>
+            <w:r>
+              <w:rPr>
+                <w:rFonts w:ascii="LM Roman 10" w:eastAsia="Times New Roman" w:hAnsi="LM Roman 10" w:cs="Times New Roman"/>
+                <w:kern w:val="0"/>
+                <w:sz w:val="16"/>
+                <w:szCs w:val="16"/>
+                <w:lang w:eastAsia="en-US"/>
+                <w14:ligatures w14:val="none"/>
+              </w:rPr>
+              <w:t># Applied to your roots arrays</w:t>
+            </w:r>
+            <w:r>
+              <w:rPr>
+                <w:rFonts w:ascii="LM Roman 10" w:eastAsia="Times New Roman" w:hAnsi="LM Roman 10" w:cs="Times New Roman"/>
+                <w:kern w:val="0"/>
+                <w:sz w:val="16"/>
+                <w:szCs w:val="16"/>
+                <w:lang w:eastAsia="en-US"/>
+                <w14:ligatures w14:val="none"/>
+              </w:rPr>
+              <w:t xml:space="preserve"> </w:t>
+            </w:r>
+            <w:r>
+              <w:rPr>
+                <w:rFonts w:ascii="LM Roman 10" w:eastAsia="Times New Roman" w:hAnsi="LM Roman 10" w:cs="Times New Roman"/>
+                <w:kern w:val="0"/>
+                <w:sz w:val="16"/>
+                <w:szCs w:val="16"/>
+                <w:lang w:eastAsia="en-US"/>
+                <w14:ligatures w14:val="none"/>
+              </w:rPr>
+              <w:t>for r in roots_pi:</w:t>
+            </w:r>
+            <w:r>
+              <w:rPr>
+                <w:rFonts w:ascii="LM Roman 10" w:eastAsia="Times New Roman" w:hAnsi="LM Roman 10" w:cs="Times New Roman"/>
+                <w:kern w:val="0"/>
+                <w:sz w:val="16"/>
+                <w:szCs w:val="16"/>
+                <w:lang w:eastAsia="en-US"/>
+                <w14:ligatures w14:val="none"/>
+              </w:rPr>
+              <w:t xml:space="preserve"> </w:t>
+            </w:r>
+            <w:r>
+              <w:rPr>
+                <w:rFonts w:ascii="LM Roman 10" w:eastAsia="Times New Roman" w:hAnsi="LM Roman 10" w:cs="Times New Roman"/>
+                <w:kern w:val="0"/>
+                <w:sz w:val="16"/>
+                <w:szCs w:val="16"/>
+                <w:lang w:eastAsia="en-US"/>
+                <w14:ligatures w14:val="none"/>
+              </w:rPr>
+              <w:t>print(r.real, r.imag, abs(r))</w:t>
+            </w:r>
+            <w:r>
+              <w:rPr>
+                <w:rFonts w:ascii="LM Roman 10" w:eastAsia="Times New Roman" w:hAnsi="LM Roman 10" w:cs="Times New Roman"/>
+                <w:kern w:val="0"/>
+                <w:sz w:val="16"/>
+                <w:szCs w:val="16"/>
+                <w:lang w:eastAsia="en-US"/>
+                <w14:ligatures w14:val="none"/>
+              </w:rPr>
+              <w:t xml:space="preserve"> </w:t>
+            </w:r>
+            <w:r>
+              <w:rPr>
+                <w:rFonts w:ascii="LM Roman 10" w:eastAsia="Times New Roman" w:hAnsi="LM Roman 10" w:cs="Times New Roman"/>
+                <w:kern w:val="0"/>
+                <w:sz w:val="16"/>
+                <w:szCs w:val="16"/>
+                <w:lang w:eastAsia="en-US"/>
+                <w14:ligatures w14:val="none"/>
+              </w:rPr>
+              <w:t># Or extract all at once as arrays</w:t>
+            </w:r>
+            <w:r>
+              <w:rPr>
+                <w:rFonts w:ascii="LM Roman 10" w:eastAsia="Times New Roman" w:hAnsi="LM Roman 10" w:cs="Times New Roman"/>
+                <w:kern w:val="0"/>
+                <w:sz w:val="16"/>
+                <w:szCs w:val="16"/>
+                <w:lang w:eastAsia="en-US"/>
+                <w14:ligatures w14:val="none"/>
+              </w:rPr>
+              <w:t xml:space="preserve"> </w:t>
+            </w:r>
+            <w:r>
+              <w:rPr>
+                <w:rFonts w:ascii="LM Roman 10" w:eastAsia="Times New Roman" w:hAnsi="LM Roman 10" w:cs="Times New Roman"/>
+                <w:kern w:val="0"/>
+                <w:sz w:val="16"/>
+                <w:szCs w:val="16"/>
+                <w:lang w:eastAsia="en-US"/>
+                <w14:ligatures w14:val="none"/>
+              </w:rPr>
+              <w:t>roots_pi.real   # array of real parts</w:t>
+            </w:r>
+            <w:r>
+              <w:rPr>
+                <w:rFonts w:ascii="LM Roman 10" w:eastAsia="Times New Roman" w:hAnsi="LM Roman 10" w:cs="Times New Roman"/>
+                <w:kern w:val="0"/>
+                <w:sz w:val="16"/>
+                <w:szCs w:val="16"/>
+                <w:lang w:eastAsia="en-US"/>
+                <w14:ligatures w14:val="none"/>
+              </w:rPr>
+              <w:t xml:space="preserve"> </w:t>
+            </w:r>
+            <w:r>
+              <w:rPr>
+                <w:rFonts w:ascii="LM Roman 10" w:eastAsia="Times New Roman" w:hAnsi="LM Roman 10" w:cs="Times New Roman"/>
+                <w:kern w:val="0"/>
+                <w:sz w:val="16"/>
+                <w:szCs w:val="16"/>
+                <w:lang w:eastAsia="en-US"/>
+                <w14:ligatures w14:val="none"/>
+              </w:rPr>
+              <w:t>roots_pi.imag   # array of imaginary parts</w:t>
+            </w:r>
+          </w:p>
+        </w:tc>
+      </w:tr>
+      <w:tr>
+        <w:trPr>
+          <w:cnfStyle w:val="000000100000" w:firstRow="0" w:lastRow="0" w:firstColumn="0" w:lastColumn="0" w:oddVBand="0" w:evenVBand="0" w:oddHBand="1" w:evenHBand="0" w:firstRowFirstColumn="0" w:firstRowLastColumn="0" w:lastRowFirstColumn="0" w:lastRowLastColumn="0"/>
+          <w:trHeight w:val="1497"/>
+        </w:trPr>
+        <w:tc>
+          <w:tcPr>
+            <w:cnfStyle w:val="001000000000" w:firstRow="0" w:lastRow="0" w:firstColumn="1" w:lastColumn="0" w:oddVBand="0" w:evenVBand="0" w:oddHBand="0" w:evenHBand="0" w:firstRowFirstColumn="0" w:firstRowLastColumn="0" w:lastRowFirstColumn="0" w:lastRowLastColumn="0"/>
+            <w:tcW w:w="1134" w:type="dxa"/>
+          </w:tcPr>
+          <w:p>
+            <w:pPr>
+              <w:widowControl w:val="0"/>
+              <w:autoSpaceDE w:val="0"/>
+              <w:autoSpaceDN w:val="0"/>
+              <w:spacing w:before="240"/>
+              <w:ind w:right="142"/>
+              <w:rPr>
+                <w:rFonts w:ascii="LM Roman 10" w:eastAsia="Times New Roman" w:hAnsi="LM Roman 10" w:cs="Times New Roman"/>
+                <w:kern w:val="0"/>
+                <w:sz w:val="16"/>
+                <w:szCs w:val="16"/>
+                <w:lang w:eastAsia="en-US"/>
+                <w14:ligatures w14:val="none"/>
+              </w:rPr>
             </w:pPr>
+            <w:r>
+              <w:rPr>
+                <w:rFonts w:ascii="LM Roman 10" w:eastAsia="Times New Roman" w:hAnsi="LM Roman 10" w:cs="Times New Roman"/>
+                <w:kern w:val="0"/>
+                <w:sz w:val="16"/>
+                <w:szCs w:val="16"/>
+                <w:lang w:eastAsia="en-US"/>
+                <w14:ligatures w14:val="none"/>
+              </w:rPr>
+              <w:t>Claude Sonnet 4.6 (Thinking)</w:t>
+            </w:r>
+          </w:p>
+        </w:tc>
+        <w:tc>
+          <w:tcPr>
+            <w:tcW w:w="2580" w:type="dxa"/>
+          </w:tcPr>
+          <w:p>
+            <w:pPr>
+              <w:widowControl w:val="0"/>
+              <w:autoSpaceDE w:val="0"/>
+              <w:autoSpaceDN w:val="0"/>
+              <w:spacing w:before="240"/>
+              <w:ind w:right="142"/>
+              <w:jc w:val="both"/>
+              <w:cnfStyle w:val="000000100000" w:firstRow="0" w:lastRow="0" w:firstColumn="0" w:lastColumn="0" w:oddVBand="0" w:evenVBand="0" w:oddHBand="1" w:evenHBand="0" w:firstRowFirstColumn="0" w:firstRowLastColumn="0" w:lastRowFirstColumn="0" w:lastRowLastColumn="0"/>
+              <w:rPr>
+                <w:rFonts w:ascii="LM Roman 10" w:eastAsia="Times New Roman" w:hAnsi="LM Roman 10" w:cs="Times New Roman"/>
+                <w:kern w:val="0"/>
+                <w:sz w:val="16"/>
+                <w:szCs w:val="16"/>
+                <w:lang w:eastAsia="en-US"/>
+                <w14:ligatures w14:val="none"/>
+              </w:rPr>
+            </w:pPr>
+            <w:r>
+              <w:rPr>
+                <w:rFonts w:ascii="LM Roman 10" w:eastAsia="Times New Roman" w:hAnsi="LM Roman 10" w:cs="Times New Roman"/>
+                <w:kern w:val="0"/>
+                <w:sz w:val="16"/>
+                <w:szCs w:val="16"/>
+                <w:lang w:eastAsia="en-US"/>
+                <w14:ligatures w14:val="none"/>
+              </w:rPr>
+              <w:t>How do I include the phi symbol in html? Within a normalized line string f”{}”</w:t>
+            </w:r>
+          </w:p>
+        </w:tc>
+        <w:tc>
+          <w:tcPr>
+            <w:tcW w:w="5358" w:type="dxa"/>
+          </w:tcPr>
+          <w:p>
+            <w:pPr>
+              <w:widowControl w:val="0"/>
+              <w:autoSpaceDE w:val="0"/>
+              <w:autoSpaceDN w:val="0"/>
+              <w:spacing w:before="240"/>
+              <w:ind w:right="142"/>
+              <w:jc w:val="both"/>
+              <w:cnfStyle w:val="000000100000" w:firstRow="0" w:lastRow="0" w:firstColumn="0" w:lastColumn="0" w:oddVBand="0" w:evenVBand="0" w:oddHBand="1" w:evenHBand="0" w:firstRowFirstColumn="0" w:firstRowLastColumn="0" w:lastRowFirstColumn="0" w:lastRowLastColumn="0"/>
+              <w:rPr>
+                <w:rFonts w:ascii="LM Roman 10" w:eastAsia="Times New Roman" w:hAnsi="LM Roman 10" w:cs="Times New Roman"/>
+                <w:kern w:val="0"/>
+                <w:sz w:val="16"/>
+                <w:szCs w:val="16"/>
+                <w:lang w:eastAsia="en-US"/>
+                <w14:ligatures w14:val="none"/>
+              </w:rPr>
+            </w:pPr>
+            <w:r>
+              <w:rPr>
+                <w:rFonts w:ascii="LM Roman 10" w:eastAsia="Times New Roman" w:hAnsi="LM Roman 10" w:cs="Times New Roman"/>
+                <w:kern w:val="0"/>
+                <w:sz w:val="16"/>
+                <w:szCs w:val="16"/>
+                <w:lang w:eastAsia="en-US"/>
+                <w14:ligatures w14:val="none"/>
+              </w:rPr>
+              <w:t># Unicode directly</w:t>
+            </w:r>
+            <w:r>
+              <w:rPr>
+                <w:rFonts w:ascii="LM Roman 10" w:eastAsia="Times New Roman" w:hAnsi="LM Roman 10" w:cs="Times New Roman"/>
+                <w:kern w:val="0"/>
+                <w:sz w:val="16"/>
+                <w:szCs w:val="16"/>
+                <w:lang w:eastAsia="en-US"/>
+                <w14:ligatures w14:val="none"/>
+              </w:rPr>
+              <w:t xml:space="preserve"> </w:t>
+            </w:r>
+            <w:r>
+              <w:rPr>
+                <w:rFonts w:ascii="LM Roman 10" w:eastAsia="Times New Roman" w:hAnsi="LM Roman 10" w:cs="Times New Roman"/>
+                <w:kern w:val="0"/>
+                <w:sz w:val="16"/>
+                <w:szCs w:val="16"/>
+                <w:lang w:eastAsia="en-US"/>
+                <w14:ligatures w14:val="none"/>
+              </w:rPr>
+              <w:t>"</w:t>
+            </w:r>
+            <w:r>
+              <w:rPr>
+                <w:rFonts w:ascii="Courier New" w:eastAsia="Times New Roman" w:hAnsi="Courier New" w:cs="Courier New"/>
+                <w:kern w:val="0"/>
+                <w:sz w:val="16"/>
+                <w:szCs w:val="16"/>
+                <w:lang w:eastAsia="en-US"/>
+                <w14:ligatures w14:val="none"/>
+              </w:rPr>
+              <w:t>φ</w:t>
+            </w:r>
+            <w:r>
+              <w:rPr>
+                <w:rFonts w:ascii="LM Roman 10" w:eastAsia="Times New Roman" w:hAnsi="LM Roman 10" w:cs="Times New Roman"/>
+                <w:kern w:val="0"/>
+                <w:sz w:val="16"/>
+                <w:szCs w:val="16"/>
+                <w:lang w:eastAsia="en-US"/>
+                <w14:ligatures w14:val="none"/>
+              </w:rPr>
+              <w:t>"        # phi lowercase</w:t>
+            </w:r>
+            <w:r>
+              <w:rPr>
+                <w:rFonts w:ascii="LM Roman 10" w:eastAsia="Times New Roman" w:hAnsi="LM Roman 10" w:cs="Times New Roman"/>
+                <w:kern w:val="0"/>
+                <w:sz w:val="16"/>
+                <w:szCs w:val="16"/>
+                <w:lang w:eastAsia="en-US"/>
+                <w14:ligatures w14:val="none"/>
+              </w:rPr>
+              <w:t xml:space="preserve"> </w:t>
+            </w:r>
+            <w:r>
+              <w:rPr>
+                <w:rFonts w:ascii="LM Roman 10" w:eastAsia="Times New Roman" w:hAnsi="LM Roman 10" w:cs="Times New Roman"/>
+                <w:kern w:val="0"/>
+                <w:sz w:val="16"/>
+                <w:szCs w:val="16"/>
+                <w:lang w:eastAsia="en-US"/>
+                <w14:ligatures w14:val="none"/>
+              </w:rPr>
+              <w:t>"Φ"        # phi uppercase</w:t>
+            </w:r>
+            <w:r>
+              <w:rPr>
+                <w:rFonts w:ascii="LM Roman 10" w:eastAsia="Times New Roman" w:hAnsi="LM Roman 10" w:cs="Times New Roman"/>
+                <w:kern w:val="0"/>
+                <w:sz w:val="16"/>
+                <w:szCs w:val="16"/>
+                <w:lang w:eastAsia="en-US"/>
+                <w14:ligatures w14:val="none"/>
+              </w:rPr>
+              <w:t xml:space="preserve"> </w:t>
+            </w:r>
+            <w:r>
+              <w:rPr>
+                <w:rFonts w:ascii="LM Roman 10" w:eastAsia="Times New Roman" w:hAnsi="LM Roman 10" w:cs="Times New Roman"/>
+                <w:kern w:val="0"/>
+                <w:sz w:val="16"/>
+                <w:szCs w:val="16"/>
+                <w:lang w:eastAsia="en-US"/>
+                <w14:ligatures w14:val="none"/>
+              </w:rPr>
+              <w:t xml:space="preserve"># LaTeX rendering in matplotlib titles/labels (wrap in $...$)"$\phi_1$"         # </w:t>
+            </w:r>
+            <w:r>
+              <w:rPr>
+                <w:rFonts w:ascii="Courier New" w:eastAsia="Times New Roman" w:hAnsi="Courier New" w:cs="Courier New"/>
+                <w:kern w:val="0"/>
+                <w:sz w:val="16"/>
+                <w:szCs w:val="16"/>
+                <w:lang w:eastAsia="en-US"/>
+                <w14:ligatures w14:val="none"/>
+              </w:rPr>
+              <w:t>φ</w:t>
+            </w:r>
+            <w:r>
+              <w:rPr>
+                <w:rFonts w:ascii="Cambria Math" w:eastAsia="Times New Roman" w:hAnsi="Cambria Math" w:cs="Cambria Math"/>
+                <w:kern w:val="0"/>
+                <w:sz w:val="16"/>
+                <w:szCs w:val="16"/>
+                <w:lang w:eastAsia="en-US"/>
+                <w14:ligatures w14:val="none"/>
+              </w:rPr>
+              <w:t>₁</w:t>
+            </w:r>
+            <w:r>
+              <w:rPr>
+                <w:rFonts w:ascii="LM Roman 10" w:eastAsia="Times New Roman" w:hAnsi="LM Roman 10" w:cs="Times New Roman"/>
+                <w:kern w:val="0"/>
+                <w:sz w:val="16"/>
+                <w:szCs w:val="16"/>
+                <w:lang w:eastAsia="en-US"/>
+                <w14:ligatures w14:val="none"/>
+              </w:rPr>
+              <w:t xml:space="preserve"> </w:t>
+            </w:r>
+            <w:r>
+              <w:rPr>
+                <w:rFonts w:ascii="LM Roman 10" w:eastAsia="Times New Roman" w:hAnsi="LM Roman 10" w:cs="Times New Roman"/>
+                <w:kern w:val="0"/>
+                <w:sz w:val="16"/>
+                <w:szCs w:val="16"/>
+                <w:lang w:eastAsia="en-US"/>
+                <w14:ligatures w14:val="none"/>
+              </w:rPr>
+              <w:t>"$\Phi$"           # Φ</w:t>
+            </w:r>
+            <w:r>
+              <w:rPr>
+                <w:rFonts w:ascii="LM Roman 10" w:eastAsia="Times New Roman" w:hAnsi="LM Roman 10" w:cs="Times New Roman"/>
+                <w:kern w:val="0"/>
+                <w:sz w:val="16"/>
+                <w:szCs w:val="16"/>
+                <w:lang w:eastAsia="en-US"/>
+                <w14:ligatures w14:val="none"/>
+              </w:rPr>
+              <w:t xml:space="preserve"> </w:t>
+            </w:r>
+            <w:r>
+              <w:rPr>
+                <w:rFonts w:ascii="LM Roman 10" w:eastAsia="Times New Roman" w:hAnsi="LM Roman 10" w:cs="Times New Roman"/>
+                <w:kern w:val="0"/>
+                <w:sz w:val="16"/>
+                <w:szCs w:val="16"/>
+                <w:lang w:eastAsia="en-US"/>
+                <w14:ligatures w14:val="none"/>
+              </w:rPr>
+              <w:t xml:space="preserve">f"$\phi_1$ = {phi_tm1:.4f}"   # e.g. </w:t>
+            </w:r>
+            <w:r>
+              <w:rPr>
+                <w:rFonts w:ascii="Courier New" w:eastAsia="Times New Roman" w:hAnsi="Courier New" w:cs="Courier New"/>
+                <w:kern w:val="0"/>
+                <w:sz w:val="16"/>
+                <w:szCs w:val="16"/>
+                <w:lang w:eastAsia="en-US"/>
+                <w14:ligatures w14:val="none"/>
+              </w:rPr>
+              <w:t>φ</w:t>
+            </w:r>
+            <w:r>
+              <w:rPr>
+                <w:rFonts w:ascii="Cambria Math" w:eastAsia="Times New Roman" w:hAnsi="Cambria Math" w:cs="Cambria Math"/>
+                <w:kern w:val="0"/>
+                <w:sz w:val="16"/>
+                <w:szCs w:val="16"/>
+                <w:lang w:eastAsia="en-US"/>
+                <w14:ligatures w14:val="none"/>
+              </w:rPr>
+              <w:t>₁</w:t>
+            </w:r>
+            <w:r>
+              <w:rPr>
+                <w:rFonts w:ascii="LM Roman 10" w:eastAsia="Times New Roman" w:hAnsi="LM Roman 10" w:cs="Times New Roman"/>
+                <w:kern w:val="0"/>
+                <w:sz w:val="16"/>
+                <w:szCs w:val="16"/>
+                <w:lang w:eastAsia="en-US"/>
+                <w14:ligatures w14:val="none"/>
+              </w:rPr>
+              <w:t xml:space="preserve"> = 0.5536</w:t>
+            </w:r>
+          </w:p>
+        </w:tc>
+      </w:tr>
+      <w:tr>
+        <w:trPr>
+          <w:trHeight w:val="1497"/>
+        </w:trPr>
+        <w:tc>
+          <w:tcPr>
+            <w:cnfStyle w:val="001000000000" w:firstRow="0" w:lastRow="0" w:firstColumn="1" w:lastColumn="0" w:oddVBand="0" w:evenVBand="0" w:oddHBand="0" w:evenHBand="0" w:firstRowFirstColumn="0" w:firstRowLastColumn="0" w:lastRowFirstColumn="0" w:lastRowLastColumn="0"/>
+            <w:tcW w:w="1134" w:type="dxa"/>
+          </w:tcPr>
+          <w:p>
+            <w:pPr>
+              <w:widowControl w:val="0"/>
+              <w:autoSpaceDE w:val="0"/>
+              <w:autoSpaceDN w:val="0"/>
+              <w:spacing w:before="240"/>
+              <w:ind w:right="142"/>
+              <w:rPr>
+                <w:rFonts w:ascii="LM Roman 10" w:eastAsia="Times New Roman" w:hAnsi="LM Roman 10" w:cs="Times New Roman"/>
+                <w:kern w:val="0"/>
+                <w:sz w:val="16"/>
+                <w:szCs w:val="16"/>
+                <w:lang w:eastAsia="en-US"/>
+                <w14:ligatures w14:val="none"/>
+              </w:rPr>
+            </w:pPr>
+            <w:r>
+              <w:rPr>
+                <w:rFonts w:ascii="LM Roman 10" w:eastAsia="Times New Roman" w:hAnsi="LM Roman 10" w:cs="Times New Roman"/>
+                <w:kern w:val="0"/>
+                <w:sz w:val="16"/>
+                <w:szCs w:val="16"/>
+                <w:lang w:eastAsia="en-US"/>
+                <w14:ligatures w14:val="none"/>
+              </w:rPr>
+              <w:t>Claude Sonnet 4.6 (Thinking)</w:t>
+            </w:r>
+          </w:p>
+        </w:tc>
+        <w:tc>
+          <w:tcPr>
+            <w:tcW w:w="2580" w:type="dxa"/>
+          </w:tcPr>
+          <w:p>
+            <w:pPr>
+              <w:widowControl w:val="0"/>
+              <w:autoSpaceDE w:val="0"/>
+              <w:autoSpaceDN w:val="0"/>
+              <w:spacing w:before="240"/>
+              <w:ind w:right="142"/>
+              <w:jc w:val="both"/>
+              <w:cnfStyle w:val="000000000000" w:firstRow="0" w:lastRow="0" w:firstColumn="0" w:lastColumn="0" w:oddVBand="0" w:evenVBand="0" w:oddHBand="0" w:evenHBand="0" w:firstRowFirstColumn="0" w:firstRowLastColumn="0" w:lastRowFirstColumn="0" w:lastRowLastColumn="0"/>
+              <w:rPr>
+                <w:rFonts w:ascii="LM Roman 10" w:eastAsia="Times New Roman" w:hAnsi="LM Roman 10" w:cs="Times New Roman"/>
+                <w:kern w:val="0"/>
+                <w:sz w:val="16"/>
+                <w:szCs w:val="16"/>
+                <w:lang w:eastAsia="en-US"/>
+                <w14:ligatures w14:val="none"/>
+              </w:rPr>
+            </w:pPr>
+            <w:r>
+              <w:rPr>
+                <w:rFonts w:ascii="LM Roman 10" w:eastAsia="Times New Roman" w:hAnsi="LM Roman 10" w:cs="Times New Roman"/>
+                <w:kern w:val="0"/>
+                <w:sz w:val="16"/>
+                <w:szCs w:val="16"/>
+                <w:lang w:eastAsia="en-US"/>
+                <w14:ligatures w14:val="none"/>
+              </w:rPr>
+              <w:t>label=f"{var} $X_{j+1}$" if j == 0 else continue what's the issue here? Why "continue" is not accepted after else?</w:t>
+            </w:r>
+          </w:p>
+        </w:tc>
+        <w:tc>
+          <w:tcPr>
+            <w:tcW w:w="5358" w:type="dxa"/>
+          </w:tcPr>
+          <w:p>
+            <w:pPr>
+              <w:widowControl w:val="0"/>
+              <w:autoSpaceDE w:val="0"/>
+              <w:autoSpaceDN w:val="0"/>
+              <w:spacing w:before="240"/>
+              <w:ind w:right="142"/>
+              <w:jc w:val="both"/>
+              <w:cnfStyle w:val="000000000000" w:firstRow="0" w:lastRow="0" w:firstColumn="0" w:lastColumn="0" w:oddVBand="0" w:evenVBand="0" w:oddHBand="0" w:evenHBand="0" w:firstRowFirstColumn="0" w:firstRowLastColumn="0" w:lastRowFirstColumn="0" w:lastRowLastColumn="0"/>
+              <w:rPr>
+                <w:rFonts w:ascii="LM Roman 10" w:eastAsia="Times New Roman" w:hAnsi="LM Roman 10" w:cs="Times New Roman"/>
+                <w:kern w:val="0"/>
+                <w:sz w:val="16"/>
+                <w:szCs w:val="16"/>
+                <w:lang w:eastAsia="en-US"/>
+                <w14:ligatures w14:val="none"/>
+              </w:rPr>
+            </w:pPr>
+            <w:r>
+              <w:rPr>
+                <w:rFonts w:ascii="LM Roman 10" w:eastAsia="Times New Roman" w:hAnsi="LM Roman 10" w:cs="Times New Roman"/>
+                <w:kern w:val="0"/>
+                <w:sz w:val="16"/>
+                <w:szCs w:val="16"/>
+                <w:lang w:eastAsia="en-US"/>
+                <w14:ligatures w14:val="none"/>
+              </w:rPr>
+              <w:t>The issue is that Python's ternary operator requires two expressions (values), but continue is a statement — it doesn't return a value, it just interrupts the loop.</w:t>
+            </w:r>
+            <w:r>
+              <w:rPr>
+                <w:rFonts w:ascii="LM Roman 10" w:eastAsia="Times New Roman" w:hAnsi="LM Roman 10" w:cs="Times New Roman"/>
+                <w:kern w:val="0"/>
+                <w:sz w:val="16"/>
+                <w:szCs w:val="16"/>
+                <w:lang w:eastAsia="en-US"/>
+                <w14:ligatures w14:val="none"/>
+              </w:rPr>
+              <w:t xml:space="preserve"> </w:t>
+            </w:r>
+            <w:r>
+              <w:rPr>
+                <w:rFonts w:ascii="LM Roman 10" w:eastAsia="Times New Roman" w:hAnsi="LM Roman 10" w:cs="Times New Roman"/>
+                <w:kern w:val="0"/>
+                <w:sz w:val="16"/>
+                <w:szCs w:val="16"/>
+                <w:lang w:eastAsia="en-US"/>
+                <w14:ligatures w14:val="none"/>
+              </w:rPr>
+              <w:t xml:space="preserve">Option 1 / 2 is the cleanest for your case — "_nolegend_" is a special matplotlib string that tells the legend to silently ignore that entry, so only X_1 of each variable appears in the </w:t>
+            </w:r>
+            <w:r>
+              <w:rPr>
+                <w:rFonts w:ascii="LM Roman 10" w:eastAsia="Times New Roman" w:hAnsi="LM Roman 10" w:cs="Times New Roman"/>
+                <w:kern w:val="0"/>
+                <w:sz w:val="16"/>
+                <w:szCs w:val="16"/>
+                <w:lang w:eastAsia="en-US"/>
+                <w14:ligatures w14:val="none"/>
+              </w:rPr>
+              <w:lastRenderedPageBreak/>
+              <w:t>legend without duplicates.</w:t>
+            </w:r>
+            <w:r>
+              <w:rPr>
+                <w:rFonts w:ascii="LM Roman 10" w:eastAsia="Times New Roman" w:hAnsi="LM Roman 10" w:cs="Times New Roman"/>
+                <w:kern w:val="0"/>
+                <w:sz w:val="16"/>
+                <w:szCs w:val="16"/>
+                <w:lang w:eastAsia="en-US"/>
+                <w14:ligatures w14:val="none"/>
+              </w:rPr>
+              <w:t xml:space="preserve"> </w:t>
+            </w:r>
+            <w:r>
+              <w:rPr>
+                <w:rFonts w:ascii="LM Roman 10" w:eastAsia="Times New Roman" w:hAnsi="LM Roman 10" w:cs="Times New Roman"/>
+                <w:kern w:val="0"/>
+                <w:sz w:val="16"/>
+                <w:szCs w:val="16"/>
+                <w:lang w:eastAsia="en-US"/>
+                <w14:ligatures w14:val="none"/>
+              </w:rPr>
+              <w:t>Also note the $X_{{j+1}}$ — inside an f-string, curly braces used for LaTeX subscripts must be doubled {{ }} to be treated as literal braces, otherwise Python interprets them as f-string placeholders.</w:t>
+            </w:r>
           </w:p>
         </w:tc>
       </w:tr>
@@ -9118,6 +8324,268 @@
     </w:lvl>
   </w:abstractNum>
   <w:abstractNum w:abstractNumId="1" w15:restartNumberingAfterBreak="0">
+    <w:nsid w:val="58B4409E"/>
+    <w:multiLevelType w:val="multilevel"/>
+    <w:tmpl w:val="4D2AAB46"/>
+    <w:lvl w:ilvl="0">
+      <w:start w:val="1"/>
+      <w:numFmt w:val="decimal"/>
+      <w:lvlText w:val="%1."/>
+      <w:lvlJc w:val="left"/>
+      <w:pPr>
+        <w:tabs>
+          <w:tab w:val="num" w:pos="720"/>
+        </w:tabs>
+        <w:ind w:left="720" w:hanging="360"/>
+      </w:pPr>
+    </w:lvl>
+    <w:lvl w:ilvl="1" w:tentative="1">
+      <w:start w:val="1"/>
+      <w:numFmt w:val="decimal"/>
+      <w:lvlText w:val="%2."/>
+      <w:lvlJc w:val="left"/>
+      <w:pPr>
+        <w:tabs>
+          <w:tab w:val="num" w:pos="1440"/>
+        </w:tabs>
+        <w:ind w:left="1440" w:hanging="360"/>
+      </w:pPr>
+    </w:lvl>
+    <w:lvl w:ilvl="2" w:tentative="1">
+      <w:start w:val="1"/>
+      <w:numFmt w:val="decimal"/>
+      <w:lvlText w:val="%3."/>
+      <w:lvlJc w:val="left"/>
+      <w:pPr>
+        <w:tabs>
+          <w:tab w:val="num" w:pos="2160"/>
+        </w:tabs>
+        <w:ind w:left="2160" w:hanging="360"/>
+      </w:pPr>
+    </w:lvl>
+    <w:lvl w:ilvl="3" w:tentative="1">
+      <w:start w:val="1"/>
+      <w:numFmt w:val="decimal"/>
+      <w:lvlText w:val="%4."/>
+      <w:lvlJc w:val="left"/>
+      <w:pPr>
+        <w:tabs>
+          <w:tab w:val="num" w:pos="2880"/>
+        </w:tabs>
+        <w:ind w:left="2880" w:hanging="360"/>
+      </w:pPr>
+    </w:lvl>
+    <w:lvl w:ilvl="4" w:tentative="1">
+      <w:start w:val="1"/>
+      <w:numFmt w:val="decimal"/>
+      <w:lvlText w:val="%5."/>
+      <w:lvlJc w:val="left"/>
+      <w:pPr>
+        <w:tabs>
+          <w:tab w:val="num" w:pos="3600"/>
+        </w:tabs>
+        <w:ind w:left="3600" w:hanging="360"/>
+      </w:pPr>
+    </w:lvl>
+    <w:lvl w:ilvl="5" w:tentative="1">
+      <w:start w:val="1"/>
+      <w:numFmt w:val="decimal"/>
+      <w:lvlText w:val="%6."/>
+      <w:lvlJc w:val="left"/>
+      <w:pPr>
+        <w:tabs>
+          <w:tab w:val="num" w:pos="4320"/>
+        </w:tabs>
+        <w:ind w:left="4320" w:hanging="360"/>
+      </w:pPr>
+    </w:lvl>
+    <w:lvl w:ilvl="6" w:tentative="1">
+      <w:start w:val="1"/>
+      <w:numFmt w:val="decimal"/>
+      <w:lvlText w:val="%7."/>
+      <w:lvlJc w:val="left"/>
+      <w:pPr>
+        <w:tabs>
+          <w:tab w:val="num" w:pos="5040"/>
+        </w:tabs>
+        <w:ind w:left="5040" w:hanging="360"/>
+      </w:pPr>
+    </w:lvl>
+    <w:lvl w:ilvl="7" w:tentative="1">
+      <w:start w:val="1"/>
+      <w:numFmt w:val="decimal"/>
+      <w:lvlText w:val="%8."/>
+      <w:lvlJc w:val="left"/>
+      <w:pPr>
+        <w:tabs>
+          <w:tab w:val="num" w:pos="5760"/>
+        </w:tabs>
+        <w:ind w:left="5760" w:hanging="360"/>
+      </w:pPr>
+    </w:lvl>
+    <w:lvl w:ilvl="8" w:tentative="1">
+      <w:start w:val="1"/>
+      <w:numFmt w:val="decimal"/>
+      <w:lvlText w:val="%9."/>
+      <w:lvlJc w:val="left"/>
+      <w:pPr>
+        <w:tabs>
+          <w:tab w:val="num" w:pos="6480"/>
+        </w:tabs>
+        <w:ind w:left="6480" w:hanging="360"/>
+      </w:pPr>
+    </w:lvl>
+  </w:abstractNum>
+  <w:abstractNum w:abstractNumId="2" w15:restartNumberingAfterBreak="0">
+    <w:nsid w:val="5EE1398E"/>
+    <w:multiLevelType w:val="multilevel"/>
+    <w:tmpl w:val="8632A7B2"/>
+    <w:lvl w:ilvl="0">
+      <w:start w:val="1"/>
+      <w:numFmt w:val="bullet"/>
+      <w:lvlText w:val=""/>
+      <w:lvlJc w:val="left"/>
+      <w:pPr>
+        <w:tabs>
+          <w:tab w:val="num" w:pos="720"/>
+        </w:tabs>
+        <w:ind w:left="720" w:hanging="360"/>
+      </w:pPr>
+      <w:rPr>
+        <w:rFonts w:ascii="Symbol" w:hAnsi="Symbol" w:hint="default"/>
+        <w:sz w:val="20"/>
+      </w:rPr>
+    </w:lvl>
+    <w:lvl w:ilvl="1" w:tentative="1">
+      <w:start w:val="1"/>
+      <w:numFmt w:val="bullet"/>
+      <w:lvlText w:val=""/>
+      <w:lvlJc w:val="left"/>
+      <w:pPr>
+        <w:tabs>
+          <w:tab w:val="num" w:pos="1440"/>
+        </w:tabs>
+        <w:ind w:left="1440" w:hanging="360"/>
+      </w:pPr>
+      <w:rPr>
+        <w:rFonts w:ascii="Symbol" w:hAnsi="Symbol" w:hint="default"/>
+        <w:sz w:val="20"/>
+      </w:rPr>
+    </w:lvl>
+    <w:lvl w:ilvl="2" w:tentative="1">
+      <w:start w:val="1"/>
+      <w:numFmt w:val="bullet"/>
+      <w:lvlText w:val=""/>
+      <w:lvlJc w:val="left"/>
+      <w:pPr>
+        <w:tabs>
+          <w:tab w:val="num" w:pos="2160"/>
+        </w:tabs>
+        <w:ind w:left="2160" w:hanging="360"/>
+      </w:pPr>
+      <w:rPr>
+        <w:rFonts w:ascii="Symbol" w:hAnsi="Symbol" w:hint="default"/>
+        <w:sz w:val="20"/>
+      </w:rPr>
+    </w:lvl>
+    <w:lvl w:ilvl="3" w:tentative="1">
+      <w:start w:val="1"/>
+      <w:numFmt w:val="bullet"/>
+      <w:lvlText w:val=""/>
+      <w:lvlJc w:val="left"/>
+      <w:pPr>
+        <w:tabs>
+          <w:tab w:val="num" w:pos="2880"/>
+        </w:tabs>
+        <w:ind w:left="2880" w:hanging="360"/>
+      </w:pPr>
+      <w:rPr>
+        <w:rFonts w:ascii="Symbol" w:hAnsi="Symbol" w:hint="default"/>
+        <w:sz w:val="20"/>
+      </w:rPr>
+    </w:lvl>
+    <w:lvl w:ilvl="4" w:tentative="1">
+      <w:start w:val="1"/>
+      <w:numFmt w:val="bullet"/>
+      <w:lvlText w:val=""/>
+      <w:lvlJc w:val="left"/>
+      <w:pPr>
+        <w:tabs>
+          <w:tab w:val="num" w:pos="3600"/>
+        </w:tabs>
+        <w:ind w:left="3600" w:hanging="360"/>
+      </w:pPr>
+      <w:rPr>
+        <w:rFonts w:ascii="Symbol" w:hAnsi="Symbol" w:hint="default"/>
+        <w:sz w:val="20"/>
+      </w:rPr>
+    </w:lvl>
+    <w:lvl w:ilvl="5" w:tentative="1">
+      <w:start w:val="1"/>
+      <w:numFmt w:val="bullet"/>
+      <w:lvlText w:val=""/>
+      <w:lvlJc w:val="left"/>
+      <w:pPr>
+        <w:tabs>
+          <w:tab w:val="num" w:pos="4320"/>
+        </w:tabs>
+        <w:ind w:left="4320" w:hanging="360"/>
+      </w:pPr>
+      <w:rPr>
+        <w:rFonts w:ascii="Symbol" w:hAnsi="Symbol" w:hint="default"/>
+        <w:sz w:val="20"/>
+      </w:rPr>
+    </w:lvl>
+    <w:lvl w:ilvl="6" w:tentative="1">
+      <w:start w:val="1"/>
+      <w:numFmt w:val="bullet"/>
+      <w:lvlText w:val=""/>
+      <w:lvlJc w:val="left"/>
+      <w:pPr>
+        <w:tabs>
+          <w:tab w:val="num" w:pos="5040"/>
+        </w:tabs>
+        <w:ind w:left="5040" w:hanging="360"/>
+      </w:pPr>
+      <w:rPr>
+        <w:rFonts w:ascii="Symbol" w:hAnsi="Symbol" w:hint="default"/>
+        <w:sz w:val="20"/>
+      </w:rPr>
+    </w:lvl>
+    <w:lvl w:ilvl="7" w:tentative="1">
+      <w:start w:val="1"/>
+      <w:numFmt w:val="bullet"/>
+      <w:lvlText w:val=""/>
+      <w:lvlJc w:val="left"/>
+      <w:pPr>
+        <w:tabs>
+          <w:tab w:val="num" w:pos="5760"/>
+        </w:tabs>
+        <w:ind w:left="5760" w:hanging="360"/>
+      </w:pPr>
+      <w:rPr>
+        <w:rFonts w:ascii="Symbol" w:hAnsi="Symbol" w:hint="default"/>
+        <w:sz w:val="20"/>
+      </w:rPr>
+    </w:lvl>
+    <w:lvl w:ilvl="8" w:tentative="1">
+      <w:start w:val="1"/>
+      <w:numFmt w:val="bullet"/>
+      <w:lvlText w:val=""/>
+      <w:lvlJc w:val="left"/>
+      <w:pPr>
+        <w:tabs>
+          <w:tab w:val="num" w:pos="6480"/>
+        </w:tabs>
+        <w:ind w:left="6480" w:hanging="360"/>
+      </w:pPr>
+      <w:rPr>
+        <w:rFonts w:ascii="Symbol" w:hAnsi="Symbol" w:hint="default"/>
+        <w:sz w:val="20"/>
+      </w:rPr>
+    </w:lvl>
+  </w:abstractNum>
+  <w:abstractNum w:abstractNumId="3" w15:restartNumberingAfterBreak="0">
     <w:nsid w:val="6B4B7811"/>
     <w:multiLevelType w:val="hybridMultilevel"/>
     <w:tmpl w:val="769CE1BE"/>
@@ -9206,7 +8674,7 @@
       </w:pPr>
     </w:lvl>
   </w:abstractNum>
-  <w:abstractNum w:abstractNumId="2" w15:restartNumberingAfterBreak="0">
+  <w:abstractNum w:abstractNumId="4" w15:restartNumberingAfterBreak="0">
     <w:nsid w:val="6CE71F37"/>
     <w:multiLevelType w:val="hybridMultilevel"/>
     <w:tmpl w:val="5E4C0B88"/>
@@ -9320,12 +8788,18 @@
     </w:lvl>
   </w:abstractNum>
   <w:num w:numId="1" w16cid:durableId="1116677246">
-    <w:abstractNumId w:val="1"/>
+    <w:abstractNumId w:val="3"/>
   </w:num>
   <w:num w:numId="2" w16cid:durableId="43410506">
     <w:abstractNumId w:val="0"/>
   </w:num>
   <w:num w:numId="3" w16cid:durableId="982925832">
+    <w:abstractNumId w:val="4"/>
+  </w:num>
+  <w:num w:numId="4" w16cid:durableId="461315623">
+    <w:abstractNumId w:val="1"/>
+  </w:num>
+  <w:num w:numId="5" w16cid:durableId="8408421">
     <w:abstractNumId w:val="2"/>
   </w:num>
 </w:numbering>
@@ -9731,7 +9205,7 @@
   <w:style w:type="paragraph" w:default="1" w:styleId="Normal">
     <w:name w:val="Normal"/>
     <w:qFormat/>
-    <w:rsid w:val="007C07EC"/>
+    <w:rsid w:val="00BC7D35"/>
     <w:rPr>
       <w:lang w:val="en-GB"/>
     </w:rPr>

--- a/Documentation/MFE-Logbook.docx
+++ b/Documentation/MFE-Logbook.docx
@@ -807,7 +807,31 @@
           <w:lang w:val="en-US" w:eastAsia="en-US"/>
           <w14:ligatures w14:val="none"/>
         </w:rPr>
-        <w:t xml:space="preserve">In this work we provide a replication study of Lofaro and Di Bucchianico (2025), which investigates the impact of monetary policy on functional income distribution using a panel vector </w:t>
+        <w:t xml:space="preserve">In this work we provide a replication study of Lofaro and Di </w:t>
+      </w:r>
+      <w:proofErr w:type="spellStart"/>
+      <w:r>
+        <w:rPr>
+          <w:rFonts w:ascii="LM Roman 10" w:eastAsia="Times New Roman" w:hAnsi="LM Roman 10" w:cs="Times New Roman"/>
+          <w:kern w:val="0"/>
+          <w:sz w:val="24"/>
+          <w:szCs w:val="24"/>
+          <w:lang w:val="en-US" w:eastAsia="en-US"/>
+          <w14:ligatures w14:val="none"/>
+        </w:rPr>
+        <w:t>Bucchianico</w:t>
+      </w:r>
+      <w:proofErr w:type="spellEnd"/>
+      <w:r>
+        <w:rPr>
+          <w:rFonts w:ascii="LM Roman 10" w:eastAsia="Times New Roman" w:hAnsi="LM Roman 10" w:cs="Times New Roman"/>
+          <w:kern w:val="0"/>
+          <w:sz w:val="24"/>
+          <w:szCs w:val="24"/>
+          <w:lang w:val="en-US" w:eastAsia="en-US"/>
+          <w14:ligatures w14:val="none"/>
+        </w:rPr>
+        <w:t xml:space="preserve"> (2025), which investigates the impact of monetary policy on functional income distribution using a panel vector </w:t>
       </w:r>
     </w:p>
     <w:p>
@@ -1187,7 +1211,31 @@
                 <w:lang w:eastAsia="en-US"/>
                 <w14:ligatures w14:val="none"/>
               </w:rPr>
-              <w:t>Is there a package, excluding the classical ones included in stats.models, for seasonal pattern recognition?</w:t>
+              <w:t xml:space="preserve">Is there a package, excluding the classical ones included in </w:t>
+            </w:r>
+            <w:proofErr w:type="spellStart"/>
+            <w:r>
+              <w:rPr>
+                <w:rFonts w:ascii="LM Roman 10" w:eastAsia="Times New Roman" w:hAnsi="LM Roman 10" w:cs="Times New Roman"/>
+                <w:kern w:val="0"/>
+                <w:sz w:val="16"/>
+                <w:szCs w:val="16"/>
+                <w:lang w:eastAsia="en-US"/>
+                <w14:ligatures w14:val="none"/>
+              </w:rPr>
+              <w:t>stats.models</w:t>
+            </w:r>
+            <w:proofErr w:type="spellEnd"/>
+            <w:r>
+              <w:rPr>
+                <w:rFonts w:ascii="LM Roman 10" w:eastAsia="Times New Roman" w:hAnsi="LM Roman 10" w:cs="Times New Roman"/>
+                <w:kern w:val="0"/>
+                <w:sz w:val="16"/>
+                <w:szCs w:val="16"/>
+                <w:lang w:eastAsia="en-US"/>
+                <w14:ligatures w14:val="none"/>
+              </w:rPr>
+              <w:t>, for seasonal pattern recognition?</w:t>
             </w:r>
           </w:p>
         </w:tc>
@@ -1266,7 +1314,31 @@
                 <w:lang w:eastAsia="en-US"/>
                 <w14:ligatures w14:val="none"/>
               </w:rPr>
-              <w:t>Fits a RegARIMA model — a regression with ARIMA errors that automatically identifies the series' trend, cycle, and seasonal structure. For monthly CPI it typically picks something like an ARIMA(0,1,1)(0,1,1)</w:t>
+              <w:t xml:space="preserve">Fits a </w:t>
+            </w:r>
+            <w:proofErr w:type="spellStart"/>
+            <w:r>
+              <w:rPr>
+                <w:rFonts w:ascii="LM Roman 10" w:eastAsia="Times New Roman" w:hAnsi="LM Roman 10" w:cs="Times New Roman"/>
+                <w:kern w:val="0"/>
+                <w:sz w:val="16"/>
+                <w:szCs w:val="16"/>
+                <w:lang w:eastAsia="en-US"/>
+                <w14:ligatures w14:val="none"/>
+              </w:rPr>
+              <w:t>RegARIMA</w:t>
+            </w:r>
+            <w:proofErr w:type="spellEnd"/>
+            <w:r>
+              <w:rPr>
+                <w:rFonts w:ascii="LM Roman 10" w:eastAsia="Times New Roman" w:hAnsi="LM Roman 10" w:cs="Times New Roman"/>
+                <w:kern w:val="0"/>
+                <w:sz w:val="16"/>
+                <w:szCs w:val="16"/>
+                <w:lang w:eastAsia="en-US"/>
+                <w14:ligatures w14:val="none"/>
+              </w:rPr>
+              <w:t xml:space="preserve"> model — a regression with ARIMA errors that automatically identifies the series' trend, cycle, and seasonal structure. For monthly CPI it typically picks something like an ARIMA(0,1,1)(0,1,1)</w:t>
             </w:r>
             <w:r>
               <w:rPr>
@@ -1658,16 +1730,29 @@
               </w:rPr>
               <w:t xml:space="preserve">, </w:t>
             </w:r>
-            <w:r>
-              <w:rPr>
-                <w:rFonts w:ascii="LM Roman 10" w:eastAsia="Times New Roman" w:hAnsi="LM Roman 10" w:cs="Times New Roman"/>
-                <w:kern w:val="0"/>
-                <w:sz w:val="16"/>
-                <w:szCs w:val="16"/>
-                <w:lang w:eastAsia="en-US"/>
-                <w14:ligatures w14:val="none"/>
-              </w:rPr>
-              <w:t>res.seasonal contains the estimated seasonal component; subtracting it gives you the seasonally adjusted index</w:t>
+            <w:proofErr w:type="spellStart"/>
+            <w:r>
+              <w:rPr>
+                <w:rFonts w:ascii="LM Roman 10" w:eastAsia="Times New Roman" w:hAnsi="LM Roman 10" w:cs="Times New Roman"/>
+                <w:kern w:val="0"/>
+                <w:sz w:val="16"/>
+                <w:szCs w:val="16"/>
+                <w:lang w:eastAsia="en-US"/>
+                <w14:ligatures w14:val="none"/>
+              </w:rPr>
+              <w:t>res.seasonal</w:t>
+            </w:r>
+            <w:proofErr w:type="spellEnd"/>
+            <w:r>
+              <w:rPr>
+                <w:rFonts w:ascii="LM Roman 10" w:eastAsia="Times New Roman" w:hAnsi="LM Roman 10" w:cs="Times New Roman"/>
+                <w:kern w:val="0"/>
+                <w:sz w:val="16"/>
+                <w:szCs w:val="16"/>
+                <w:lang w:eastAsia="en-US"/>
+                <w14:ligatures w14:val="none"/>
+              </w:rPr>
+              <w:t xml:space="preserve"> contains the estimated seasonal component; subtracting it gives you the seasonally adjusted index</w:t>
             </w:r>
             <w:r>
               <w:rPr>
@@ -1880,7 +1965,31 @@
                 <w:lang w:eastAsia="en-US"/>
                 <w14:ligatures w14:val="none"/>
               </w:rPr>
-              <w:t>Translate this table to Overleaf LateX (</w:t>
+              <w:t xml:space="preserve">Translate this table to Overleaf </w:t>
+            </w:r>
+            <w:proofErr w:type="spellStart"/>
+            <w:r>
+              <w:rPr>
+                <w:rFonts w:ascii="LM Roman 10" w:eastAsia="Times New Roman" w:hAnsi="LM Roman 10" w:cs="Times New Roman"/>
+                <w:kern w:val="0"/>
+                <w:sz w:val="16"/>
+                <w:szCs w:val="16"/>
+                <w:lang w:eastAsia="en-US"/>
+                <w14:ligatures w14:val="none"/>
+              </w:rPr>
+              <w:t>LateX</w:t>
+            </w:r>
+            <w:proofErr w:type="spellEnd"/>
+            <w:r>
+              <w:rPr>
+                <w:rFonts w:ascii="LM Roman 10" w:eastAsia="Times New Roman" w:hAnsi="LM Roman 10" w:cs="Times New Roman"/>
+                <w:kern w:val="0"/>
+                <w:sz w:val="16"/>
+                <w:szCs w:val="16"/>
+                <w:lang w:eastAsia="en-US"/>
+                <w14:ligatures w14:val="none"/>
+              </w:rPr>
+              <w:t xml:space="preserve"> (</w:t>
             </w:r>
             <w:r>
               <w:rPr>
@@ -1961,16 +2070,101 @@
               </w:rPr>
               <w:t xml:space="preserve">, </w:t>
             </w:r>
-            <w:r>
-              <w:rPr>
-                <w:rFonts w:ascii="LM Roman 10" w:eastAsia="Times New Roman" w:hAnsi="LM Roman 10" w:cs="Times New Roman"/>
-                <w:kern w:val="0"/>
-                <w:sz w:val="16"/>
-                <w:szCs w:val="16"/>
-                <w:lang w:eastAsia="en-US"/>
-                <w14:ligatures w14:val="none"/>
-              </w:rPr>
-              <w:t>booktabs gives the clean horizontal rules (\toprule, \midrule, \bottomrule) matching professional journal style — never use vertical lines in econometrics tables</w:t>
+            <w:proofErr w:type="spellStart"/>
+            <w:r>
+              <w:rPr>
+                <w:rFonts w:ascii="LM Roman 10" w:eastAsia="Times New Roman" w:hAnsi="LM Roman 10" w:cs="Times New Roman"/>
+                <w:kern w:val="0"/>
+                <w:sz w:val="16"/>
+                <w:szCs w:val="16"/>
+                <w:lang w:eastAsia="en-US"/>
+                <w14:ligatures w14:val="none"/>
+              </w:rPr>
+              <w:t>booktabs</w:t>
+            </w:r>
+            <w:proofErr w:type="spellEnd"/>
+            <w:r>
+              <w:rPr>
+                <w:rFonts w:ascii="LM Roman 10" w:eastAsia="Times New Roman" w:hAnsi="LM Roman 10" w:cs="Times New Roman"/>
+                <w:kern w:val="0"/>
+                <w:sz w:val="16"/>
+                <w:szCs w:val="16"/>
+                <w:lang w:eastAsia="en-US"/>
+                <w14:ligatures w14:val="none"/>
+              </w:rPr>
+              <w:t xml:space="preserve"> gives the clean horizontal rules (\</w:t>
+            </w:r>
+            <w:proofErr w:type="spellStart"/>
+            <w:r>
+              <w:rPr>
+                <w:rFonts w:ascii="LM Roman 10" w:eastAsia="Times New Roman" w:hAnsi="LM Roman 10" w:cs="Times New Roman"/>
+                <w:kern w:val="0"/>
+                <w:sz w:val="16"/>
+                <w:szCs w:val="16"/>
+                <w:lang w:eastAsia="en-US"/>
+                <w14:ligatures w14:val="none"/>
+              </w:rPr>
+              <w:t>toprule</w:t>
+            </w:r>
+            <w:proofErr w:type="spellEnd"/>
+            <w:r>
+              <w:rPr>
+                <w:rFonts w:ascii="LM Roman 10" w:eastAsia="Times New Roman" w:hAnsi="LM Roman 10" w:cs="Times New Roman"/>
+                <w:kern w:val="0"/>
+                <w:sz w:val="16"/>
+                <w:szCs w:val="16"/>
+                <w:lang w:eastAsia="en-US"/>
+                <w14:ligatures w14:val="none"/>
+              </w:rPr>
+              <w:t>, \</w:t>
+            </w:r>
+            <w:proofErr w:type="spellStart"/>
+            <w:r>
+              <w:rPr>
+                <w:rFonts w:ascii="LM Roman 10" w:eastAsia="Times New Roman" w:hAnsi="LM Roman 10" w:cs="Times New Roman"/>
+                <w:kern w:val="0"/>
+                <w:sz w:val="16"/>
+                <w:szCs w:val="16"/>
+                <w:lang w:eastAsia="en-US"/>
+                <w14:ligatures w14:val="none"/>
+              </w:rPr>
+              <w:t>midrule</w:t>
+            </w:r>
+            <w:proofErr w:type="spellEnd"/>
+            <w:r>
+              <w:rPr>
+                <w:rFonts w:ascii="LM Roman 10" w:eastAsia="Times New Roman" w:hAnsi="LM Roman 10" w:cs="Times New Roman"/>
+                <w:kern w:val="0"/>
+                <w:sz w:val="16"/>
+                <w:szCs w:val="16"/>
+                <w:lang w:eastAsia="en-US"/>
+                <w14:ligatures w14:val="none"/>
+              </w:rPr>
+              <w:t>, \</w:t>
+            </w:r>
+            <w:proofErr w:type="spellStart"/>
+            <w:r>
+              <w:rPr>
+                <w:rFonts w:ascii="LM Roman 10" w:eastAsia="Times New Roman" w:hAnsi="LM Roman 10" w:cs="Times New Roman"/>
+                <w:kern w:val="0"/>
+                <w:sz w:val="16"/>
+                <w:szCs w:val="16"/>
+                <w:lang w:eastAsia="en-US"/>
+                <w14:ligatures w14:val="none"/>
+              </w:rPr>
+              <w:t>bottomrule</w:t>
+            </w:r>
+            <w:proofErr w:type="spellEnd"/>
+            <w:r>
+              <w:rPr>
+                <w:rFonts w:ascii="LM Roman 10" w:eastAsia="Times New Roman" w:hAnsi="LM Roman 10" w:cs="Times New Roman"/>
+                <w:kern w:val="0"/>
+                <w:sz w:val="16"/>
+                <w:szCs w:val="16"/>
+                <w:lang w:eastAsia="en-US"/>
+                <w14:ligatures w14:val="none"/>
+              </w:rPr>
+              <w:t>) matching professional journal style — never use vertical lines in econometrics tables</w:t>
             </w:r>
             <w:r>
               <w:rPr>
@@ -1983,16 +2177,29 @@
               </w:rPr>
               <w:t xml:space="preserve">. </w:t>
             </w:r>
-            <w:r>
-              <w:rPr>
-                <w:rFonts w:ascii="LM Roman 10" w:eastAsia="Times New Roman" w:hAnsi="LM Roman 10" w:cs="Times New Roman"/>
-                <w:kern w:val="0"/>
-                <w:sz w:val="16"/>
-                <w:szCs w:val="16"/>
-                <w:lang w:eastAsia="en-US"/>
-                <w14:ligatures w14:val="none"/>
-              </w:rPr>
-              <w:t>siunitx with S columns automatically aligns all numbers on the decimal point, matching the visual alignment in your screenshot</w:t>
+            <w:proofErr w:type="spellStart"/>
+            <w:r>
+              <w:rPr>
+                <w:rFonts w:ascii="LM Roman 10" w:eastAsia="Times New Roman" w:hAnsi="LM Roman 10" w:cs="Times New Roman"/>
+                <w:kern w:val="0"/>
+                <w:sz w:val="16"/>
+                <w:szCs w:val="16"/>
+                <w:lang w:eastAsia="en-US"/>
+                <w14:ligatures w14:val="none"/>
+              </w:rPr>
+              <w:t>siunitx</w:t>
+            </w:r>
+            <w:proofErr w:type="spellEnd"/>
+            <w:r>
+              <w:rPr>
+                <w:rFonts w:ascii="LM Roman 10" w:eastAsia="Times New Roman" w:hAnsi="LM Roman 10" w:cs="Times New Roman"/>
+                <w:kern w:val="0"/>
+                <w:sz w:val="16"/>
+                <w:szCs w:val="16"/>
+                <w:lang w:eastAsia="en-US"/>
+                <w14:ligatures w14:val="none"/>
+              </w:rPr>
+              <w:t xml:space="preserve"> with S columns automatically aligns all numbers on the decimal point, matching the visual alignment in your screenshot</w:t>
             </w:r>
             <w:r>
               <w:rPr>
@@ -2005,16 +2212,29 @@
               </w:rPr>
               <w:t xml:space="preserve">, </w:t>
             </w:r>
-            <w:r>
-              <w:rPr>
-                <w:rFonts w:ascii="LM Roman 10" w:eastAsia="Times New Roman" w:hAnsi="LM Roman 10" w:cs="Times New Roman"/>
-                <w:kern w:val="0"/>
-                <w:sz w:val="16"/>
-                <w:szCs w:val="16"/>
-                <w:lang w:eastAsia="en-US"/>
-                <w14:ligatures w14:val="none"/>
-              </w:rPr>
-              <w:t>tablenotes adds a note explaining what each series is — required for any academic submission</w:t>
+            <w:proofErr w:type="spellStart"/>
+            <w:r>
+              <w:rPr>
+                <w:rFonts w:ascii="LM Roman 10" w:eastAsia="Times New Roman" w:hAnsi="LM Roman 10" w:cs="Times New Roman"/>
+                <w:kern w:val="0"/>
+                <w:sz w:val="16"/>
+                <w:szCs w:val="16"/>
+                <w:lang w:eastAsia="en-US"/>
+                <w14:ligatures w14:val="none"/>
+              </w:rPr>
+              <w:t>tablenotes</w:t>
+            </w:r>
+            <w:proofErr w:type="spellEnd"/>
+            <w:r>
+              <w:rPr>
+                <w:rFonts w:ascii="LM Roman 10" w:eastAsia="Times New Roman" w:hAnsi="LM Roman 10" w:cs="Times New Roman"/>
+                <w:kern w:val="0"/>
+                <w:sz w:val="16"/>
+                <w:szCs w:val="16"/>
+                <w:lang w:eastAsia="en-US"/>
+                <w14:ligatures w14:val="none"/>
+              </w:rPr>
+              <w:t xml:space="preserve"> adds a note explaining what each series is — required for any academic submission</w:t>
             </w:r>
             <w:r>
               <w:rPr>
@@ -2127,7 +2347,31 @@
                 <w:lang w:eastAsia="en-US"/>
                 <w14:ligatures w14:val="none"/>
               </w:rPr>
-              <w:t>Translate this table to Overleaf LateX (</w:t>
+              <w:t xml:space="preserve">Translate this table to Overleaf </w:t>
+            </w:r>
+            <w:proofErr w:type="spellStart"/>
+            <w:r>
+              <w:rPr>
+                <w:rFonts w:ascii="LM Roman 10" w:eastAsia="Times New Roman" w:hAnsi="LM Roman 10" w:cs="Times New Roman"/>
+                <w:kern w:val="0"/>
+                <w:sz w:val="16"/>
+                <w:szCs w:val="16"/>
+                <w:lang w:eastAsia="en-US"/>
+                <w14:ligatures w14:val="none"/>
+              </w:rPr>
+              <w:t>LateX</w:t>
+            </w:r>
+            <w:proofErr w:type="spellEnd"/>
+            <w:r>
+              <w:rPr>
+                <w:rFonts w:ascii="LM Roman 10" w:eastAsia="Times New Roman" w:hAnsi="LM Roman 10" w:cs="Times New Roman"/>
+                <w:kern w:val="0"/>
+                <w:sz w:val="16"/>
+                <w:szCs w:val="16"/>
+                <w:lang w:eastAsia="en-US"/>
+                <w14:ligatures w14:val="none"/>
+              </w:rPr>
+              <w:t xml:space="preserve"> (</w:t>
             </w:r>
             <w:r>
               <w:rPr>
@@ -2208,16 +2452,101 @@
               </w:rPr>
               <w:t xml:space="preserve">, </w:t>
             </w:r>
-            <w:r>
-              <w:rPr>
-                <w:rFonts w:ascii="LM Roman 10" w:eastAsia="Times New Roman" w:hAnsi="LM Roman 10" w:cs="Times New Roman"/>
-                <w:kern w:val="0"/>
-                <w:sz w:val="16"/>
-                <w:szCs w:val="16"/>
-                <w:lang w:eastAsia="en-US"/>
-                <w14:ligatures w14:val="none"/>
-              </w:rPr>
-              <w:t>booktabs gives the clean horizontal rules (\toprule, \midrule, \bottomrule) matching professional journal style — never use vertical lines in econometrics tables</w:t>
+            <w:proofErr w:type="spellStart"/>
+            <w:r>
+              <w:rPr>
+                <w:rFonts w:ascii="LM Roman 10" w:eastAsia="Times New Roman" w:hAnsi="LM Roman 10" w:cs="Times New Roman"/>
+                <w:kern w:val="0"/>
+                <w:sz w:val="16"/>
+                <w:szCs w:val="16"/>
+                <w:lang w:eastAsia="en-US"/>
+                <w14:ligatures w14:val="none"/>
+              </w:rPr>
+              <w:t>booktabs</w:t>
+            </w:r>
+            <w:proofErr w:type="spellEnd"/>
+            <w:r>
+              <w:rPr>
+                <w:rFonts w:ascii="LM Roman 10" w:eastAsia="Times New Roman" w:hAnsi="LM Roman 10" w:cs="Times New Roman"/>
+                <w:kern w:val="0"/>
+                <w:sz w:val="16"/>
+                <w:szCs w:val="16"/>
+                <w:lang w:eastAsia="en-US"/>
+                <w14:ligatures w14:val="none"/>
+              </w:rPr>
+              <w:t xml:space="preserve"> gives the clean horizontal rules (\</w:t>
+            </w:r>
+            <w:proofErr w:type="spellStart"/>
+            <w:r>
+              <w:rPr>
+                <w:rFonts w:ascii="LM Roman 10" w:eastAsia="Times New Roman" w:hAnsi="LM Roman 10" w:cs="Times New Roman"/>
+                <w:kern w:val="0"/>
+                <w:sz w:val="16"/>
+                <w:szCs w:val="16"/>
+                <w:lang w:eastAsia="en-US"/>
+                <w14:ligatures w14:val="none"/>
+              </w:rPr>
+              <w:t>toprule</w:t>
+            </w:r>
+            <w:proofErr w:type="spellEnd"/>
+            <w:r>
+              <w:rPr>
+                <w:rFonts w:ascii="LM Roman 10" w:eastAsia="Times New Roman" w:hAnsi="LM Roman 10" w:cs="Times New Roman"/>
+                <w:kern w:val="0"/>
+                <w:sz w:val="16"/>
+                <w:szCs w:val="16"/>
+                <w:lang w:eastAsia="en-US"/>
+                <w14:ligatures w14:val="none"/>
+              </w:rPr>
+              <w:t>, \</w:t>
+            </w:r>
+            <w:proofErr w:type="spellStart"/>
+            <w:r>
+              <w:rPr>
+                <w:rFonts w:ascii="LM Roman 10" w:eastAsia="Times New Roman" w:hAnsi="LM Roman 10" w:cs="Times New Roman"/>
+                <w:kern w:val="0"/>
+                <w:sz w:val="16"/>
+                <w:szCs w:val="16"/>
+                <w:lang w:eastAsia="en-US"/>
+                <w14:ligatures w14:val="none"/>
+              </w:rPr>
+              <w:t>midrule</w:t>
+            </w:r>
+            <w:proofErr w:type="spellEnd"/>
+            <w:r>
+              <w:rPr>
+                <w:rFonts w:ascii="LM Roman 10" w:eastAsia="Times New Roman" w:hAnsi="LM Roman 10" w:cs="Times New Roman"/>
+                <w:kern w:val="0"/>
+                <w:sz w:val="16"/>
+                <w:szCs w:val="16"/>
+                <w:lang w:eastAsia="en-US"/>
+                <w14:ligatures w14:val="none"/>
+              </w:rPr>
+              <w:t>, \</w:t>
+            </w:r>
+            <w:proofErr w:type="spellStart"/>
+            <w:r>
+              <w:rPr>
+                <w:rFonts w:ascii="LM Roman 10" w:eastAsia="Times New Roman" w:hAnsi="LM Roman 10" w:cs="Times New Roman"/>
+                <w:kern w:val="0"/>
+                <w:sz w:val="16"/>
+                <w:szCs w:val="16"/>
+                <w:lang w:eastAsia="en-US"/>
+                <w14:ligatures w14:val="none"/>
+              </w:rPr>
+              <w:t>bottomrule</w:t>
+            </w:r>
+            <w:proofErr w:type="spellEnd"/>
+            <w:r>
+              <w:rPr>
+                <w:rFonts w:ascii="LM Roman 10" w:eastAsia="Times New Roman" w:hAnsi="LM Roman 10" w:cs="Times New Roman"/>
+                <w:kern w:val="0"/>
+                <w:sz w:val="16"/>
+                <w:szCs w:val="16"/>
+                <w:lang w:eastAsia="en-US"/>
+                <w14:ligatures w14:val="none"/>
+              </w:rPr>
+              <w:t>) matching professional journal style — never use vertical lines in econometrics tables</w:t>
             </w:r>
             <w:r>
               <w:rPr>
@@ -2230,16 +2559,29 @@
               </w:rPr>
               <w:t xml:space="preserve">. </w:t>
             </w:r>
-            <w:r>
-              <w:rPr>
-                <w:rFonts w:ascii="LM Roman 10" w:eastAsia="Times New Roman" w:hAnsi="LM Roman 10" w:cs="Times New Roman"/>
-                <w:kern w:val="0"/>
-                <w:sz w:val="16"/>
-                <w:szCs w:val="16"/>
-                <w:lang w:eastAsia="en-US"/>
-                <w14:ligatures w14:val="none"/>
-              </w:rPr>
-              <w:t>siunitx with S columns automatically aligns all numbers on the decimal point, matching the visual alignment in your screenshot</w:t>
+            <w:proofErr w:type="spellStart"/>
+            <w:r>
+              <w:rPr>
+                <w:rFonts w:ascii="LM Roman 10" w:eastAsia="Times New Roman" w:hAnsi="LM Roman 10" w:cs="Times New Roman"/>
+                <w:kern w:val="0"/>
+                <w:sz w:val="16"/>
+                <w:szCs w:val="16"/>
+                <w:lang w:eastAsia="en-US"/>
+                <w14:ligatures w14:val="none"/>
+              </w:rPr>
+              <w:t>siunitx</w:t>
+            </w:r>
+            <w:proofErr w:type="spellEnd"/>
+            <w:r>
+              <w:rPr>
+                <w:rFonts w:ascii="LM Roman 10" w:eastAsia="Times New Roman" w:hAnsi="LM Roman 10" w:cs="Times New Roman"/>
+                <w:kern w:val="0"/>
+                <w:sz w:val="16"/>
+                <w:szCs w:val="16"/>
+                <w:lang w:eastAsia="en-US"/>
+                <w14:ligatures w14:val="none"/>
+              </w:rPr>
+              <w:t xml:space="preserve"> with S columns automatically aligns all numbers on the decimal point, matching the visual alignment in your screenshot</w:t>
             </w:r>
             <w:r>
               <w:rPr>
@@ -2252,16 +2594,29 @@
               </w:rPr>
               <w:t xml:space="preserve">, </w:t>
             </w:r>
-            <w:r>
-              <w:rPr>
-                <w:rFonts w:ascii="LM Roman 10" w:eastAsia="Times New Roman" w:hAnsi="LM Roman 10" w:cs="Times New Roman"/>
-                <w:kern w:val="0"/>
-                <w:sz w:val="16"/>
-                <w:szCs w:val="16"/>
-                <w:lang w:eastAsia="en-US"/>
-                <w14:ligatures w14:val="none"/>
-              </w:rPr>
-              <w:t>tablenotes adds a note explaining what each series is — required for any academic submission</w:t>
+            <w:proofErr w:type="spellStart"/>
+            <w:r>
+              <w:rPr>
+                <w:rFonts w:ascii="LM Roman 10" w:eastAsia="Times New Roman" w:hAnsi="LM Roman 10" w:cs="Times New Roman"/>
+                <w:kern w:val="0"/>
+                <w:sz w:val="16"/>
+                <w:szCs w:val="16"/>
+                <w:lang w:eastAsia="en-US"/>
+                <w14:ligatures w14:val="none"/>
+              </w:rPr>
+              <w:t>tablenotes</w:t>
+            </w:r>
+            <w:proofErr w:type="spellEnd"/>
+            <w:r>
+              <w:rPr>
+                <w:rFonts w:ascii="LM Roman 10" w:eastAsia="Times New Roman" w:hAnsi="LM Roman 10" w:cs="Times New Roman"/>
+                <w:kern w:val="0"/>
+                <w:sz w:val="16"/>
+                <w:szCs w:val="16"/>
+                <w:lang w:eastAsia="en-US"/>
+                <w14:ligatures w14:val="none"/>
+              </w:rPr>
+              <w:t xml:space="preserve"> adds a note explaining what each series is — required for any academic submission</w:t>
             </w:r>
             <w:r>
               <w:rPr>
@@ -2376,7 +2731,31 @@
                 <w:lang w:eastAsia="en-US"/>
                 <w14:ligatures w14:val="none"/>
               </w:rPr>
-              <w:t>Why dates overlap even if I deployed fig.autofmt_xdate() and "Time" column is in datetime?</w:t>
+              <w:t xml:space="preserve">Why dates overlap even if I deployed </w:t>
+            </w:r>
+            <w:proofErr w:type="spellStart"/>
+            <w:r>
+              <w:rPr>
+                <w:rFonts w:ascii="LM Roman 10" w:eastAsia="Times New Roman" w:hAnsi="LM Roman 10" w:cs="Times New Roman"/>
+                <w:kern w:val="0"/>
+                <w:sz w:val="16"/>
+                <w:szCs w:val="16"/>
+                <w:lang w:eastAsia="en-US"/>
+                <w14:ligatures w14:val="none"/>
+              </w:rPr>
+              <w:t>fig.autofmt_xdate</w:t>
+            </w:r>
+            <w:proofErr w:type="spellEnd"/>
+            <w:r>
+              <w:rPr>
+                <w:rFonts w:ascii="LM Roman 10" w:eastAsia="Times New Roman" w:hAnsi="LM Roman 10" w:cs="Times New Roman"/>
+                <w:kern w:val="0"/>
+                <w:sz w:val="16"/>
+                <w:szCs w:val="16"/>
+                <w:lang w:eastAsia="en-US"/>
+                <w14:ligatures w14:val="none"/>
+              </w:rPr>
+              <w:t>() and "Time" column is in datetime?</w:t>
             </w:r>
           </w:p>
         </w:tc>
@@ -2411,7 +2790,55 @@
                 <w:lang w:eastAsia="en-US"/>
                 <w14:ligatures w14:val="none"/>
               </w:rPr>
-              <w:t>The problem is that autofmt_xdate() only rotates labels — it doesn't reduce the number of ticks. With monthly data spanning 50+ years you have 600+ tick marks all trying to render on the x-axis, causing the solid black blob you see. Fix it by explicitly controlling tick frequency with matplotlib.dates:</w:t>
+              <w:t xml:space="preserve">The problem is that </w:t>
+            </w:r>
+            <w:proofErr w:type="spellStart"/>
+            <w:r>
+              <w:rPr>
+                <w:rFonts w:ascii="LM Roman 10" w:eastAsia="Times New Roman" w:hAnsi="LM Roman 10" w:cs="Times New Roman"/>
+                <w:kern w:val="0"/>
+                <w:sz w:val="16"/>
+                <w:szCs w:val="16"/>
+                <w:lang w:eastAsia="en-US"/>
+                <w14:ligatures w14:val="none"/>
+              </w:rPr>
+              <w:t>autofmt_xdate</w:t>
+            </w:r>
+            <w:proofErr w:type="spellEnd"/>
+            <w:r>
+              <w:rPr>
+                <w:rFonts w:ascii="LM Roman 10" w:eastAsia="Times New Roman" w:hAnsi="LM Roman 10" w:cs="Times New Roman"/>
+                <w:kern w:val="0"/>
+                <w:sz w:val="16"/>
+                <w:szCs w:val="16"/>
+                <w:lang w:eastAsia="en-US"/>
+                <w14:ligatures w14:val="none"/>
+              </w:rPr>
+              <w:t xml:space="preserve">() only rotates labels — it doesn't reduce the number of ticks. With monthly data spanning 50+ years you have 600+ tick marks all trying to render on the x-axis, causing the solid black blob you see. Fix it by explicitly controlling tick frequency with </w:t>
+            </w:r>
+            <w:proofErr w:type="spellStart"/>
+            <w:r>
+              <w:rPr>
+                <w:rFonts w:ascii="LM Roman 10" w:eastAsia="Times New Roman" w:hAnsi="LM Roman 10" w:cs="Times New Roman"/>
+                <w:kern w:val="0"/>
+                <w:sz w:val="16"/>
+                <w:szCs w:val="16"/>
+                <w:lang w:eastAsia="en-US"/>
+                <w14:ligatures w14:val="none"/>
+              </w:rPr>
+              <w:t>matplotlib.dates</w:t>
+            </w:r>
+            <w:proofErr w:type="spellEnd"/>
+            <w:r>
+              <w:rPr>
+                <w:rFonts w:ascii="LM Roman 10" w:eastAsia="Times New Roman" w:hAnsi="LM Roman 10" w:cs="Times New Roman"/>
+                <w:kern w:val="0"/>
+                <w:sz w:val="16"/>
+                <w:szCs w:val="16"/>
+                <w:lang w:eastAsia="en-US"/>
+                <w14:ligatures w14:val="none"/>
+              </w:rPr>
+              <w:t>:</w:t>
             </w:r>
             <w:r>
               <w:rPr>
@@ -2513,7 +2940,55 @@
                 <w:lang w:eastAsia="en-US"/>
                 <w14:ligatures w14:val="none"/>
               </w:rPr>
-              <w:t>Annualized inflation looks still quite volatile, I would like smooth the curve for better comparability, is moving-window average a correct approach? You have any other suggestion?</w:t>
+              <w:t xml:space="preserve">Annualized inflation looks still quite volatile, I would like </w:t>
+            </w:r>
+            <w:proofErr w:type="gramStart"/>
+            <w:r>
+              <w:rPr>
+                <w:rFonts w:ascii="LM Roman 10" w:eastAsia="Times New Roman" w:hAnsi="LM Roman 10" w:cs="Times New Roman"/>
+                <w:kern w:val="0"/>
+                <w:sz w:val="16"/>
+                <w:szCs w:val="16"/>
+                <w:lang w:eastAsia="en-US"/>
+                <w14:ligatures w14:val="none"/>
+              </w:rPr>
+              <w:t>smooth</w:t>
+            </w:r>
+            <w:proofErr w:type="gramEnd"/>
+            <w:r>
+              <w:rPr>
+                <w:rFonts w:ascii="LM Roman 10" w:eastAsia="Times New Roman" w:hAnsi="LM Roman 10" w:cs="Times New Roman"/>
+                <w:kern w:val="0"/>
+                <w:sz w:val="16"/>
+                <w:szCs w:val="16"/>
+                <w:lang w:eastAsia="en-US"/>
+                <w14:ligatures w14:val="none"/>
+              </w:rPr>
+              <w:t xml:space="preserve"> the curve for better comparability, is </w:t>
+            </w:r>
+            <w:proofErr w:type="gramStart"/>
+            <w:r>
+              <w:rPr>
+                <w:rFonts w:ascii="LM Roman 10" w:eastAsia="Times New Roman" w:hAnsi="LM Roman 10" w:cs="Times New Roman"/>
+                <w:kern w:val="0"/>
+                <w:sz w:val="16"/>
+                <w:szCs w:val="16"/>
+                <w:lang w:eastAsia="en-US"/>
+                <w14:ligatures w14:val="none"/>
+              </w:rPr>
+              <w:t>moving-window</w:t>
+            </w:r>
+            <w:proofErr w:type="gramEnd"/>
+            <w:r>
+              <w:rPr>
+                <w:rFonts w:ascii="LM Roman 10" w:eastAsia="Times New Roman" w:hAnsi="LM Roman 10" w:cs="Times New Roman"/>
+                <w:kern w:val="0"/>
+                <w:sz w:val="16"/>
+                <w:szCs w:val="16"/>
+                <w:lang w:eastAsia="en-US"/>
+                <w14:ligatures w14:val="none"/>
+              </w:rPr>
+              <w:t xml:space="preserve"> average a correct approach? You have any other suggestion?</w:t>
             </w:r>
           </w:p>
         </w:tc>
@@ -2605,16 +3080,53 @@
               </w:rPr>
               <w:t xml:space="preserve"> </w:t>
             </w:r>
-            <w:r>
-              <w:rPr>
-                <w:rFonts w:ascii="LM Roman 10" w:eastAsia="Times New Roman" w:hAnsi="LM Roman 10" w:cs="Times New Roman"/>
-                <w:kern w:val="0"/>
-                <w:sz w:val="16"/>
-                <w:szCs w:val="16"/>
-                <w:lang w:eastAsia="en-US"/>
-                <w14:ligatures w14:val="none"/>
-              </w:rPr>
-              <w:t>center=True centers the window so the smoothed value sits in the middle of the 12-month window — this avoids the visual lag you'd get with a trailing MA.</w:t>
+            <w:proofErr w:type="spellStart"/>
+            <w:r>
+              <w:rPr>
+                <w:rFonts w:ascii="LM Roman 10" w:eastAsia="Times New Roman" w:hAnsi="LM Roman 10" w:cs="Times New Roman"/>
+                <w:kern w:val="0"/>
+                <w:sz w:val="16"/>
+                <w:szCs w:val="16"/>
+                <w:lang w:eastAsia="en-US"/>
+                <w14:ligatures w14:val="none"/>
+              </w:rPr>
+              <w:t>center</w:t>
+            </w:r>
+            <w:proofErr w:type="spellEnd"/>
+            <w:r>
+              <w:rPr>
+                <w:rFonts w:ascii="LM Roman 10" w:eastAsia="Times New Roman" w:hAnsi="LM Roman 10" w:cs="Times New Roman"/>
+                <w:kern w:val="0"/>
+                <w:sz w:val="16"/>
+                <w:szCs w:val="16"/>
+                <w:lang w:eastAsia="en-US"/>
+                <w14:ligatures w14:val="none"/>
+              </w:rPr>
+              <w:t xml:space="preserve">=True </w:t>
+            </w:r>
+            <w:proofErr w:type="spellStart"/>
+            <w:r>
+              <w:rPr>
+                <w:rFonts w:ascii="LM Roman 10" w:eastAsia="Times New Roman" w:hAnsi="LM Roman 10" w:cs="Times New Roman"/>
+                <w:kern w:val="0"/>
+                <w:sz w:val="16"/>
+                <w:szCs w:val="16"/>
+                <w:lang w:eastAsia="en-US"/>
+                <w14:ligatures w14:val="none"/>
+              </w:rPr>
+              <w:t>centers</w:t>
+            </w:r>
+            <w:proofErr w:type="spellEnd"/>
+            <w:r>
+              <w:rPr>
+                <w:rFonts w:ascii="LM Roman 10" w:eastAsia="Times New Roman" w:hAnsi="LM Roman 10" w:cs="Times New Roman"/>
+                <w:kern w:val="0"/>
+                <w:sz w:val="16"/>
+                <w:szCs w:val="16"/>
+                <w:lang w:eastAsia="en-US"/>
+                <w14:ligatures w14:val="none"/>
+              </w:rPr>
+              <w:t xml:space="preserve"> the window so the smoothed value sits in the middle of the 12-month window — this avoids the visual lag you'd get with a trailing MA.</w:t>
             </w:r>
             <w:r>
               <w:rPr>
@@ -2739,7 +3251,31 @@
                 <w:lang w:eastAsia="en-US"/>
                 <w14:ligatures w14:val="none"/>
               </w:rPr>
-              <w:t>---------------------------------------------------------------------ValueError Traceback (most recent call last)</w:t>
+              <w:t>---------------------------------------------------------------------</w:t>
+            </w:r>
+            <w:proofErr w:type="spellStart"/>
+            <w:r>
+              <w:rPr>
+                <w:rFonts w:ascii="LM Roman 10" w:eastAsia="Times New Roman" w:hAnsi="LM Roman 10" w:cs="Times New Roman"/>
+                <w:kern w:val="0"/>
+                <w:sz w:val="16"/>
+                <w:szCs w:val="16"/>
+                <w:lang w:eastAsia="en-US"/>
+                <w14:ligatures w14:val="none"/>
+              </w:rPr>
+              <w:t>ValueError</w:t>
+            </w:r>
+            <w:proofErr w:type="spellEnd"/>
+            <w:r>
+              <w:rPr>
+                <w:rFonts w:ascii="LM Roman 10" w:eastAsia="Times New Roman" w:hAnsi="LM Roman 10" w:cs="Times New Roman"/>
+                <w:kern w:val="0"/>
+                <w:sz w:val="16"/>
+                <w:szCs w:val="16"/>
+                <w:lang w:eastAsia="en-US"/>
+                <w14:ligatures w14:val="none"/>
+              </w:rPr>
+              <w:t xml:space="preserve"> Traceback (most recent call last)</w:t>
             </w:r>
             <w:r>
               <w:rPr>
@@ -2783,7 +3319,55 @@
                 <w:lang w:eastAsia="en-US"/>
                 <w14:ligatures w14:val="none"/>
               </w:rPr>
-              <w:t>17 u_pi_t = u_pi[1:]</w:t>
+              <w:t xml:space="preserve">17 </w:t>
+            </w:r>
+            <w:proofErr w:type="spellStart"/>
+            <w:r>
+              <w:rPr>
+                <w:rFonts w:ascii="LM Roman 10" w:eastAsia="Times New Roman" w:hAnsi="LM Roman 10" w:cs="Times New Roman"/>
+                <w:kern w:val="0"/>
+                <w:sz w:val="16"/>
+                <w:szCs w:val="16"/>
+                <w:lang w:eastAsia="en-US"/>
+                <w14:ligatures w14:val="none"/>
+              </w:rPr>
+              <w:t>u_pi_t</w:t>
+            </w:r>
+            <w:proofErr w:type="spellEnd"/>
+            <w:r>
+              <w:rPr>
+                <w:rFonts w:ascii="LM Roman 10" w:eastAsia="Times New Roman" w:hAnsi="LM Roman 10" w:cs="Times New Roman"/>
+                <w:kern w:val="0"/>
+                <w:sz w:val="16"/>
+                <w:szCs w:val="16"/>
+                <w:lang w:eastAsia="en-US"/>
+                <w14:ligatures w14:val="none"/>
+              </w:rPr>
+              <w:t xml:space="preserve"> = </w:t>
+            </w:r>
+            <w:proofErr w:type="spellStart"/>
+            <w:r>
+              <w:rPr>
+                <w:rFonts w:ascii="LM Roman 10" w:eastAsia="Times New Roman" w:hAnsi="LM Roman 10" w:cs="Times New Roman"/>
+                <w:kern w:val="0"/>
+                <w:sz w:val="16"/>
+                <w:szCs w:val="16"/>
+                <w:lang w:eastAsia="en-US"/>
+                <w14:ligatures w14:val="none"/>
+              </w:rPr>
+              <w:t>u_pi</w:t>
+            </w:r>
+            <w:proofErr w:type="spellEnd"/>
+            <w:r>
+              <w:rPr>
+                <w:rFonts w:ascii="LM Roman 10" w:eastAsia="Times New Roman" w:hAnsi="LM Roman 10" w:cs="Times New Roman"/>
+                <w:kern w:val="0"/>
+                <w:sz w:val="16"/>
+                <w:szCs w:val="16"/>
+                <w:lang w:eastAsia="en-US"/>
+                <w14:ligatures w14:val="none"/>
+              </w:rPr>
+              <w:t>[1:]</w:t>
             </w:r>
             <w:r>
               <w:rPr>
@@ -2805,7 +3389,55 @@
                 <w:lang w:eastAsia="en-US"/>
                 <w14:ligatures w14:val="none"/>
               </w:rPr>
-              <w:t>18 u_pi_tm1 = sm.add_constant(u_pi_t[:-1])</w:t>
+              <w:t xml:space="preserve">18 u_pi_tm1 = </w:t>
+            </w:r>
+            <w:proofErr w:type="spellStart"/>
+            <w:r>
+              <w:rPr>
+                <w:rFonts w:ascii="LM Roman 10" w:eastAsia="Times New Roman" w:hAnsi="LM Roman 10" w:cs="Times New Roman"/>
+                <w:kern w:val="0"/>
+                <w:sz w:val="16"/>
+                <w:szCs w:val="16"/>
+                <w:lang w:eastAsia="en-US"/>
+                <w14:ligatures w14:val="none"/>
+              </w:rPr>
+              <w:t>sm.add_constant</w:t>
+            </w:r>
+            <w:proofErr w:type="spellEnd"/>
+            <w:r>
+              <w:rPr>
+                <w:rFonts w:ascii="LM Roman 10" w:eastAsia="Times New Roman" w:hAnsi="LM Roman 10" w:cs="Times New Roman"/>
+                <w:kern w:val="0"/>
+                <w:sz w:val="16"/>
+                <w:szCs w:val="16"/>
+                <w:lang w:eastAsia="en-US"/>
+                <w14:ligatures w14:val="none"/>
+              </w:rPr>
+              <w:t>(</w:t>
+            </w:r>
+            <w:proofErr w:type="spellStart"/>
+            <w:r>
+              <w:rPr>
+                <w:rFonts w:ascii="LM Roman 10" w:eastAsia="Times New Roman" w:hAnsi="LM Roman 10" w:cs="Times New Roman"/>
+                <w:kern w:val="0"/>
+                <w:sz w:val="16"/>
+                <w:szCs w:val="16"/>
+                <w:lang w:eastAsia="en-US"/>
+                <w14:ligatures w14:val="none"/>
+              </w:rPr>
+              <w:t>u_pi_t</w:t>
+            </w:r>
+            <w:proofErr w:type="spellEnd"/>
+            <w:r>
+              <w:rPr>
+                <w:rFonts w:ascii="LM Roman 10" w:eastAsia="Times New Roman" w:hAnsi="LM Roman 10" w:cs="Times New Roman"/>
+                <w:kern w:val="0"/>
+                <w:sz w:val="16"/>
+                <w:szCs w:val="16"/>
+                <w:lang w:eastAsia="en-US"/>
+                <w14:ligatures w14:val="none"/>
+              </w:rPr>
+              <w:t>[:-1])</w:t>
             </w:r>
             <w:r>
               <w:rPr>
@@ -2827,7 +3459,175 @@
                 <w:lang w:eastAsia="en-US"/>
                 <w14:ligatures w14:val="none"/>
               </w:rPr>
-              <w:t>---&gt; 19 ar1mar1_pi = sm.OLS(u_pi_t, u_pi_tm1).fit()20 print(ar1mar1_pi.summary())File d:\Conda\Lib\site-packages\statsmodels\regression\linear_model.py:921, in OLS.__init__(self, endog, exog, missing, hasconst, **kwargs)</w:t>
+              <w:t xml:space="preserve">---&gt; 19 ar1mar1_pi = </w:t>
+            </w:r>
+            <w:proofErr w:type="spellStart"/>
+            <w:r>
+              <w:rPr>
+                <w:rFonts w:ascii="LM Roman 10" w:eastAsia="Times New Roman" w:hAnsi="LM Roman 10" w:cs="Times New Roman"/>
+                <w:kern w:val="0"/>
+                <w:sz w:val="16"/>
+                <w:szCs w:val="16"/>
+                <w:lang w:eastAsia="en-US"/>
+                <w14:ligatures w14:val="none"/>
+              </w:rPr>
+              <w:t>sm.OLS</w:t>
+            </w:r>
+            <w:proofErr w:type="spellEnd"/>
+            <w:r>
+              <w:rPr>
+                <w:rFonts w:ascii="LM Roman 10" w:eastAsia="Times New Roman" w:hAnsi="LM Roman 10" w:cs="Times New Roman"/>
+                <w:kern w:val="0"/>
+                <w:sz w:val="16"/>
+                <w:szCs w:val="16"/>
+                <w:lang w:eastAsia="en-US"/>
+                <w14:ligatures w14:val="none"/>
+              </w:rPr>
+              <w:t>(</w:t>
+            </w:r>
+            <w:proofErr w:type="spellStart"/>
+            <w:r>
+              <w:rPr>
+                <w:rFonts w:ascii="LM Roman 10" w:eastAsia="Times New Roman" w:hAnsi="LM Roman 10" w:cs="Times New Roman"/>
+                <w:kern w:val="0"/>
+                <w:sz w:val="16"/>
+                <w:szCs w:val="16"/>
+                <w:lang w:eastAsia="en-US"/>
+                <w14:ligatures w14:val="none"/>
+              </w:rPr>
+              <w:t>u_pi_t</w:t>
+            </w:r>
+            <w:proofErr w:type="spellEnd"/>
+            <w:r>
+              <w:rPr>
+                <w:rFonts w:ascii="LM Roman 10" w:eastAsia="Times New Roman" w:hAnsi="LM Roman 10" w:cs="Times New Roman"/>
+                <w:kern w:val="0"/>
+                <w:sz w:val="16"/>
+                <w:szCs w:val="16"/>
+                <w:lang w:eastAsia="en-US"/>
+                <w14:ligatures w14:val="none"/>
+              </w:rPr>
+              <w:t>, u_pi_tm1).fit()20 print(ar1mar1_pi.summary())File d:\Conda\Lib\site-packages\statsmodels\regression\linear_model.py:921, in OLS.__</w:t>
+            </w:r>
+            <w:proofErr w:type="spellStart"/>
+            <w:r>
+              <w:rPr>
+                <w:rFonts w:ascii="LM Roman 10" w:eastAsia="Times New Roman" w:hAnsi="LM Roman 10" w:cs="Times New Roman"/>
+                <w:kern w:val="0"/>
+                <w:sz w:val="16"/>
+                <w:szCs w:val="16"/>
+                <w:lang w:eastAsia="en-US"/>
+                <w14:ligatures w14:val="none"/>
+              </w:rPr>
+              <w:t>init</w:t>
+            </w:r>
+            <w:proofErr w:type="spellEnd"/>
+            <w:r>
+              <w:rPr>
+                <w:rFonts w:ascii="LM Roman 10" w:eastAsia="Times New Roman" w:hAnsi="LM Roman 10" w:cs="Times New Roman"/>
+                <w:kern w:val="0"/>
+                <w:sz w:val="16"/>
+                <w:szCs w:val="16"/>
+                <w:lang w:eastAsia="en-US"/>
+                <w14:ligatures w14:val="none"/>
+              </w:rPr>
+              <w:t xml:space="preserve">__(self, </w:t>
+            </w:r>
+            <w:proofErr w:type="spellStart"/>
+            <w:r>
+              <w:rPr>
+                <w:rFonts w:ascii="LM Roman 10" w:eastAsia="Times New Roman" w:hAnsi="LM Roman 10" w:cs="Times New Roman"/>
+                <w:kern w:val="0"/>
+                <w:sz w:val="16"/>
+                <w:szCs w:val="16"/>
+                <w:lang w:eastAsia="en-US"/>
+                <w14:ligatures w14:val="none"/>
+              </w:rPr>
+              <w:t>endog</w:t>
+            </w:r>
+            <w:proofErr w:type="spellEnd"/>
+            <w:r>
+              <w:rPr>
+                <w:rFonts w:ascii="LM Roman 10" w:eastAsia="Times New Roman" w:hAnsi="LM Roman 10" w:cs="Times New Roman"/>
+                <w:kern w:val="0"/>
+                <w:sz w:val="16"/>
+                <w:szCs w:val="16"/>
+                <w:lang w:eastAsia="en-US"/>
+                <w14:ligatures w14:val="none"/>
+              </w:rPr>
+              <w:t xml:space="preserve">, </w:t>
+            </w:r>
+            <w:proofErr w:type="spellStart"/>
+            <w:r>
+              <w:rPr>
+                <w:rFonts w:ascii="LM Roman 10" w:eastAsia="Times New Roman" w:hAnsi="LM Roman 10" w:cs="Times New Roman"/>
+                <w:kern w:val="0"/>
+                <w:sz w:val="16"/>
+                <w:szCs w:val="16"/>
+                <w:lang w:eastAsia="en-US"/>
+                <w14:ligatures w14:val="none"/>
+              </w:rPr>
+              <w:t>exog</w:t>
+            </w:r>
+            <w:proofErr w:type="spellEnd"/>
+            <w:r>
+              <w:rPr>
+                <w:rFonts w:ascii="LM Roman 10" w:eastAsia="Times New Roman" w:hAnsi="LM Roman 10" w:cs="Times New Roman"/>
+                <w:kern w:val="0"/>
+                <w:sz w:val="16"/>
+                <w:szCs w:val="16"/>
+                <w:lang w:eastAsia="en-US"/>
+                <w14:ligatures w14:val="none"/>
+              </w:rPr>
+              <w:t xml:space="preserve">, missing, </w:t>
+            </w:r>
+            <w:proofErr w:type="spellStart"/>
+            <w:r>
+              <w:rPr>
+                <w:rFonts w:ascii="LM Roman 10" w:eastAsia="Times New Roman" w:hAnsi="LM Roman 10" w:cs="Times New Roman"/>
+                <w:kern w:val="0"/>
+                <w:sz w:val="16"/>
+                <w:szCs w:val="16"/>
+                <w:lang w:eastAsia="en-US"/>
+                <w14:ligatures w14:val="none"/>
+              </w:rPr>
+              <w:t>hasconst</w:t>
+            </w:r>
+            <w:proofErr w:type="spellEnd"/>
+            <w:r>
+              <w:rPr>
+                <w:rFonts w:ascii="LM Roman 10" w:eastAsia="Times New Roman" w:hAnsi="LM Roman 10" w:cs="Times New Roman"/>
+                <w:kern w:val="0"/>
+                <w:sz w:val="16"/>
+                <w:szCs w:val="16"/>
+                <w:lang w:eastAsia="en-US"/>
+                <w14:ligatures w14:val="none"/>
+              </w:rPr>
+              <w:t>, **</w:t>
+            </w:r>
+            <w:proofErr w:type="spellStart"/>
+            <w:r>
+              <w:rPr>
+                <w:rFonts w:ascii="LM Roman 10" w:eastAsia="Times New Roman" w:hAnsi="LM Roman 10" w:cs="Times New Roman"/>
+                <w:kern w:val="0"/>
+                <w:sz w:val="16"/>
+                <w:szCs w:val="16"/>
+                <w:lang w:eastAsia="en-US"/>
+                <w14:ligatures w14:val="none"/>
+              </w:rPr>
+              <w:t>kwargs</w:t>
+            </w:r>
+            <w:proofErr w:type="spellEnd"/>
+            <w:r>
+              <w:rPr>
+                <w:rFonts w:ascii="LM Roman 10" w:eastAsia="Times New Roman" w:hAnsi="LM Roman 10" w:cs="Times New Roman"/>
+                <w:kern w:val="0"/>
+                <w:sz w:val="16"/>
+                <w:szCs w:val="16"/>
+                <w:lang w:eastAsia="en-US"/>
+                <w14:ligatures w14:val="none"/>
+              </w:rPr>
+              <w:t>)</w:t>
             </w:r>
             <w:r>
               <w:rPr>
@@ -2849,7 +3649,31 @@
                 <w:lang w:eastAsia="en-US"/>
                 <w14:ligatures w14:val="none"/>
               </w:rPr>
-              <w:t>918 msg = ("Weights are not supported in OLS and will be ignored"</w:t>
+              <w:t xml:space="preserve">918 </w:t>
+            </w:r>
+            <w:proofErr w:type="spellStart"/>
+            <w:r>
+              <w:rPr>
+                <w:rFonts w:ascii="LM Roman 10" w:eastAsia="Times New Roman" w:hAnsi="LM Roman 10" w:cs="Times New Roman"/>
+                <w:kern w:val="0"/>
+                <w:sz w:val="16"/>
+                <w:szCs w:val="16"/>
+                <w:lang w:eastAsia="en-US"/>
+                <w14:ligatures w14:val="none"/>
+              </w:rPr>
+              <w:t>msg</w:t>
+            </w:r>
+            <w:proofErr w:type="spellEnd"/>
+            <w:r>
+              <w:rPr>
+                <w:rFonts w:ascii="LM Roman 10" w:eastAsia="Times New Roman" w:hAnsi="LM Roman 10" w:cs="Times New Roman"/>
+                <w:kern w:val="0"/>
+                <w:sz w:val="16"/>
+                <w:szCs w:val="16"/>
+                <w:lang w:eastAsia="en-US"/>
+                <w14:ligatures w14:val="none"/>
+              </w:rPr>
+              <w:t xml:space="preserve"> = ("Weights are not supported in OLS and will be ignored"</w:t>
             </w:r>
             <w:r>
               <w:rPr>
@@ -2893,7 +3717,79 @@
                 <w:lang w:eastAsia="en-US"/>
                 <w14:ligatures w14:val="none"/>
               </w:rPr>
-              <w:t>920 warnings.warn(msg, ValueWarning)</w:t>
+              <w:t xml:space="preserve">920 </w:t>
+            </w:r>
+            <w:proofErr w:type="spellStart"/>
+            <w:r>
+              <w:rPr>
+                <w:rFonts w:ascii="LM Roman 10" w:eastAsia="Times New Roman" w:hAnsi="LM Roman 10" w:cs="Times New Roman"/>
+                <w:kern w:val="0"/>
+                <w:sz w:val="16"/>
+                <w:szCs w:val="16"/>
+                <w:lang w:eastAsia="en-US"/>
+                <w14:ligatures w14:val="none"/>
+              </w:rPr>
+              <w:t>warnings.warn</w:t>
+            </w:r>
+            <w:proofErr w:type="spellEnd"/>
+            <w:r>
+              <w:rPr>
+                <w:rFonts w:ascii="LM Roman 10" w:eastAsia="Times New Roman" w:hAnsi="LM Roman 10" w:cs="Times New Roman"/>
+                <w:kern w:val="0"/>
+                <w:sz w:val="16"/>
+                <w:szCs w:val="16"/>
+                <w:lang w:eastAsia="en-US"/>
+                <w14:ligatures w14:val="none"/>
+              </w:rPr>
+              <w:t>(</w:t>
+            </w:r>
+            <w:proofErr w:type="spellStart"/>
+            <w:r>
+              <w:rPr>
+                <w:rFonts w:ascii="LM Roman 10" w:eastAsia="Times New Roman" w:hAnsi="LM Roman 10" w:cs="Times New Roman"/>
+                <w:kern w:val="0"/>
+                <w:sz w:val="16"/>
+                <w:szCs w:val="16"/>
+                <w:lang w:eastAsia="en-US"/>
+                <w14:ligatures w14:val="none"/>
+              </w:rPr>
+              <w:t>msg</w:t>
+            </w:r>
+            <w:proofErr w:type="spellEnd"/>
+            <w:r>
+              <w:rPr>
+                <w:rFonts w:ascii="LM Roman 10" w:eastAsia="Times New Roman" w:hAnsi="LM Roman 10" w:cs="Times New Roman"/>
+                <w:kern w:val="0"/>
+                <w:sz w:val="16"/>
+                <w:szCs w:val="16"/>
+                <w:lang w:eastAsia="en-US"/>
+                <w14:ligatures w14:val="none"/>
+              </w:rPr>
+              <w:t xml:space="preserve">, </w:t>
+            </w:r>
+            <w:proofErr w:type="spellStart"/>
+            <w:r>
+              <w:rPr>
+                <w:rFonts w:ascii="LM Roman 10" w:eastAsia="Times New Roman" w:hAnsi="LM Roman 10" w:cs="Times New Roman"/>
+                <w:kern w:val="0"/>
+                <w:sz w:val="16"/>
+                <w:szCs w:val="16"/>
+                <w:lang w:eastAsia="en-US"/>
+                <w14:ligatures w14:val="none"/>
+              </w:rPr>
+              <w:t>ValueWarning</w:t>
+            </w:r>
+            <w:proofErr w:type="spellEnd"/>
+            <w:r>
+              <w:rPr>
+                <w:rFonts w:ascii="LM Roman 10" w:eastAsia="Times New Roman" w:hAnsi="LM Roman 10" w:cs="Times New Roman"/>
+                <w:kern w:val="0"/>
+                <w:sz w:val="16"/>
+                <w:szCs w:val="16"/>
+                <w:lang w:eastAsia="en-US"/>
+                <w14:ligatures w14:val="none"/>
+              </w:rPr>
+              <w:t>)</w:t>
             </w:r>
             <w:r>
               <w:rPr>
@@ -2915,7 +3811,79 @@
                 <w:lang w:eastAsia="en-US"/>
                 <w14:ligatures w14:val="none"/>
               </w:rPr>
-              <w:t>--&gt; 921 super().__init__(endog, exog, missing=missing,</w:t>
+              <w:t>--&gt; 921 super().__</w:t>
+            </w:r>
+            <w:proofErr w:type="spellStart"/>
+            <w:r>
+              <w:rPr>
+                <w:rFonts w:ascii="LM Roman 10" w:eastAsia="Times New Roman" w:hAnsi="LM Roman 10" w:cs="Times New Roman"/>
+                <w:kern w:val="0"/>
+                <w:sz w:val="16"/>
+                <w:szCs w:val="16"/>
+                <w:lang w:eastAsia="en-US"/>
+                <w14:ligatures w14:val="none"/>
+              </w:rPr>
+              <w:t>init</w:t>
+            </w:r>
+            <w:proofErr w:type="spellEnd"/>
+            <w:r>
+              <w:rPr>
+                <w:rFonts w:ascii="LM Roman 10" w:eastAsia="Times New Roman" w:hAnsi="LM Roman 10" w:cs="Times New Roman"/>
+                <w:kern w:val="0"/>
+                <w:sz w:val="16"/>
+                <w:szCs w:val="16"/>
+                <w:lang w:eastAsia="en-US"/>
+                <w14:ligatures w14:val="none"/>
+              </w:rPr>
+              <w:t>__(</w:t>
+            </w:r>
+            <w:proofErr w:type="spellStart"/>
+            <w:r>
+              <w:rPr>
+                <w:rFonts w:ascii="LM Roman 10" w:eastAsia="Times New Roman" w:hAnsi="LM Roman 10" w:cs="Times New Roman"/>
+                <w:kern w:val="0"/>
+                <w:sz w:val="16"/>
+                <w:szCs w:val="16"/>
+                <w:lang w:eastAsia="en-US"/>
+                <w14:ligatures w14:val="none"/>
+              </w:rPr>
+              <w:t>endog</w:t>
+            </w:r>
+            <w:proofErr w:type="spellEnd"/>
+            <w:r>
+              <w:rPr>
+                <w:rFonts w:ascii="LM Roman 10" w:eastAsia="Times New Roman" w:hAnsi="LM Roman 10" w:cs="Times New Roman"/>
+                <w:kern w:val="0"/>
+                <w:sz w:val="16"/>
+                <w:szCs w:val="16"/>
+                <w:lang w:eastAsia="en-US"/>
+                <w14:ligatures w14:val="none"/>
+              </w:rPr>
+              <w:t xml:space="preserve">, </w:t>
+            </w:r>
+            <w:proofErr w:type="spellStart"/>
+            <w:r>
+              <w:rPr>
+                <w:rFonts w:ascii="LM Roman 10" w:eastAsia="Times New Roman" w:hAnsi="LM Roman 10" w:cs="Times New Roman"/>
+                <w:kern w:val="0"/>
+                <w:sz w:val="16"/>
+                <w:szCs w:val="16"/>
+                <w:lang w:eastAsia="en-US"/>
+                <w14:ligatures w14:val="none"/>
+              </w:rPr>
+              <w:t>exog</w:t>
+            </w:r>
+            <w:proofErr w:type="spellEnd"/>
+            <w:r>
+              <w:rPr>
+                <w:rFonts w:ascii="LM Roman 10" w:eastAsia="Times New Roman" w:hAnsi="LM Roman 10" w:cs="Times New Roman"/>
+                <w:kern w:val="0"/>
+                <w:sz w:val="16"/>
+                <w:szCs w:val="16"/>
+                <w:lang w:eastAsia="en-US"/>
+                <w14:ligatures w14:val="none"/>
+              </w:rPr>
+              <w:t>, missing=missing,</w:t>
             </w:r>
             <w:r>
               <w:rPr>
@@ -2937,7 +3905,79 @@
                 <w:lang w:eastAsia="en-US"/>
                 <w14:ligatures w14:val="none"/>
               </w:rPr>
-              <w:t>922 hasconst=hasconst, **kwargs)</w:t>
+              <w:t xml:space="preserve">922 </w:t>
+            </w:r>
+            <w:proofErr w:type="spellStart"/>
+            <w:r>
+              <w:rPr>
+                <w:rFonts w:ascii="LM Roman 10" w:eastAsia="Times New Roman" w:hAnsi="LM Roman 10" w:cs="Times New Roman"/>
+                <w:kern w:val="0"/>
+                <w:sz w:val="16"/>
+                <w:szCs w:val="16"/>
+                <w:lang w:eastAsia="en-US"/>
+                <w14:ligatures w14:val="none"/>
+              </w:rPr>
+              <w:t>hasconst</w:t>
+            </w:r>
+            <w:proofErr w:type="spellEnd"/>
+            <w:r>
+              <w:rPr>
+                <w:rFonts w:ascii="LM Roman 10" w:eastAsia="Times New Roman" w:hAnsi="LM Roman 10" w:cs="Times New Roman"/>
+                <w:kern w:val="0"/>
+                <w:sz w:val="16"/>
+                <w:szCs w:val="16"/>
+                <w:lang w:eastAsia="en-US"/>
+                <w14:ligatures w14:val="none"/>
+              </w:rPr>
+              <w:t>=</w:t>
+            </w:r>
+            <w:proofErr w:type="spellStart"/>
+            <w:r>
+              <w:rPr>
+                <w:rFonts w:ascii="LM Roman 10" w:eastAsia="Times New Roman" w:hAnsi="LM Roman 10" w:cs="Times New Roman"/>
+                <w:kern w:val="0"/>
+                <w:sz w:val="16"/>
+                <w:szCs w:val="16"/>
+                <w:lang w:eastAsia="en-US"/>
+                <w14:ligatures w14:val="none"/>
+              </w:rPr>
+              <w:t>hasconst</w:t>
+            </w:r>
+            <w:proofErr w:type="spellEnd"/>
+            <w:r>
+              <w:rPr>
+                <w:rFonts w:ascii="LM Roman 10" w:eastAsia="Times New Roman" w:hAnsi="LM Roman 10" w:cs="Times New Roman"/>
+                <w:kern w:val="0"/>
+                <w:sz w:val="16"/>
+                <w:szCs w:val="16"/>
+                <w:lang w:eastAsia="en-US"/>
+                <w14:ligatures w14:val="none"/>
+              </w:rPr>
+              <w:t>, **</w:t>
+            </w:r>
+            <w:proofErr w:type="spellStart"/>
+            <w:r>
+              <w:rPr>
+                <w:rFonts w:ascii="LM Roman 10" w:eastAsia="Times New Roman" w:hAnsi="LM Roman 10" w:cs="Times New Roman"/>
+                <w:kern w:val="0"/>
+                <w:sz w:val="16"/>
+                <w:szCs w:val="16"/>
+                <w:lang w:eastAsia="en-US"/>
+                <w14:ligatures w14:val="none"/>
+              </w:rPr>
+              <w:t>kwargs</w:t>
+            </w:r>
+            <w:proofErr w:type="spellEnd"/>
+            <w:r>
+              <w:rPr>
+                <w:rFonts w:ascii="LM Roman 10" w:eastAsia="Times New Roman" w:hAnsi="LM Roman 10" w:cs="Times New Roman"/>
+                <w:kern w:val="0"/>
+                <w:sz w:val="16"/>
+                <w:szCs w:val="16"/>
+                <w:lang w:eastAsia="en-US"/>
+                <w14:ligatures w14:val="none"/>
+              </w:rPr>
+              <w:t>)</w:t>
             </w:r>
             <w:r>
               <w:rPr>
@@ -2959,7 +3999,31 @@
                 <w:lang w:eastAsia="en-US"/>
                 <w14:ligatures w14:val="none"/>
               </w:rPr>
-              <w:t>923 if "weights" in self._init_keys:</w:t>
+              <w:t>923 if "weights" in self._</w:t>
+            </w:r>
+            <w:proofErr w:type="spellStart"/>
+            <w:r>
+              <w:rPr>
+                <w:rFonts w:ascii="LM Roman 10" w:eastAsia="Times New Roman" w:hAnsi="LM Roman 10" w:cs="Times New Roman"/>
+                <w:kern w:val="0"/>
+                <w:sz w:val="16"/>
+                <w:szCs w:val="16"/>
+                <w:lang w:eastAsia="en-US"/>
+                <w14:ligatures w14:val="none"/>
+              </w:rPr>
+              <w:t>init_keys</w:t>
+            </w:r>
+            <w:proofErr w:type="spellEnd"/>
+            <w:r>
+              <w:rPr>
+                <w:rFonts w:ascii="LM Roman 10" w:eastAsia="Times New Roman" w:hAnsi="LM Roman 10" w:cs="Times New Roman"/>
+                <w:kern w:val="0"/>
+                <w:sz w:val="16"/>
+                <w:szCs w:val="16"/>
+                <w:lang w:eastAsia="en-US"/>
+                <w14:ligatures w14:val="none"/>
+              </w:rPr>
+              <w:t>:</w:t>
             </w:r>
             <w:r>
               <w:rPr>
@@ -2981,7 +4045,31 @@
                 <w:lang w:eastAsia="en-US"/>
                 <w14:ligatures w14:val="none"/>
               </w:rPr>
-              <w:t>924 self._init_keys.remove("weights")</w:t>
+              <w:t>924 self._</w:t>
+            </w:r>
+            <w:proofErr w:type="spellStart"/>
+            <w:r>
+              <w:rPr>
+                <w:rFonts w:ascii="LM Roman 10" w:eastAsia="Times New Roman" w:hAnsi="LM Roman 10" w:cs="Times New Roman"/>
+                <w:kern w:val="0"/>
+                <w:sz w:val="16"/>
+                <w:szCs w:val="16"/>
+                <w:lang w:eastAsia="en-US"/>
+                <w14:ligatures w14:val="none"/>
+              </w:rPr>
+              <w:t>init_keys.remove</w:t>
+            </w:r>
+            <w:proofErr w:type="spellEnd"/>
+            <w:r>
+              <w:rPr>
+                <w:rFonts w:ascii="LM Roman 10" w:eastAsia="Times New Roman" w:hAnsi="LM Roman 10" w:cs="Times New Roman"/>
+                <w:kern w:val="0"/>
+                <w:sz w:val="16"/>
+                <w:szCs w:val="16"/>
+                <w:lang w:eastAsia="en-US"/>
+                <w14:ligatures w14:val="none"/>
+              </w:rPr>
+              <w:t>("weights")</w:t>
             </w:r>
             <w:r>
               <w:rPr>
@@ -3003,7 +4091,127 @@
                 <w:lang w:eastAsia="en-US"/>
                 <w14:ligatures w14:val="none"/>
               </w:rPr>
-              <w:t>File d:\Conda\Lib\site-packages\statsmodels\regression\linear_model.py:746, in WLS.__init__(self, endog, exog, weights, missing, hasconst, **kwargs)</w:t>
+              <w:t>File d:\Conda\Lib\site-packages\statsmodels\regression\linear_model.py:746, in WLS.__</w:t>
+            </w:r>
+            <w:proofErr w:type="spellStart"/>
+            <w:r>
+              <w:rPr>
+                <w:rFonts w:ascii="LM Roman 10" w:eastAsia="Times New Roman" w:hAnsi="LM Roman 10" w:cs="Times New Roman"/>
+                <w:kern w:val="0"/>
+                <w:sz w:val="16"/>
+                <w:szCs w:val="16"/>
+                <w:lang w:eastAsia="en-US"/>
+                <w14:ligatures w14:val="none"/>
+              </w:rPr>
+              <w:t>init</w:t>
+            </w:r>
+            <w:proofErr w:type="spellEnd"/>
+            <w:r>
+              <w:rPr>
+                <w:rFonts w:ascii="LM Roman 10" w:eastAsia="Times New Roman" w:hAnsi="LM Roman 10" w:cs="Times New Roman"/>
+                <w:kern w:val="0"/>
+                <w:sz w:val="16"/>
+                <w:szCs w:val="16"/>
+                <w:lang w:eastAsia="en-US"/>
+                <w14:ligatures w14:val="none"/>
+              </w:rPr>
+              <w:t xml:space="preserve">__(self, </w:t>
+            </w:r>
+            <w:proofErr w:type="spellStart"/>
+            <w:r>
+              <w:rPr>
+                <w:rFonts w:ascii="LM Roman 10" w:eastAsia="Times New Roman" w:hAnsi="LM Roman 10" w:cs="Times New Roman"/>
+                <w:kern w:val="0"/>
+                <w:sz w:val="16"/>
+                <w:szCs w:val="16"/>
+                <w:lang w:eastAsia="en-US"/>
+                <w14:ligatures w14:val="none"/>
+              </w:rPr>
+              <w:t>endog</w:t>
+            </w:r>
+            <w:proofErr w:type="spellEnd"/>
+            <w:r>
+              <w:rPr>
+                <w:rFonts w:ascii="LM Roman 10" w:eastAsia="Times New Roman" w:hAnsi="LM Roman 10" w:cs="Times New Roman"/>
+                <w:kern w:val="0"/>
+                <w:sz w:val="16"/>
+                <w:szCs w:val="16"/>
+                <w:lang w:eastAsia="en-US"/>
+                <w14:ligatures w14:val="none"/>
+              </w:rPr>
+              <w:t xml:space="preserve">, </w:t>
+            </w:r>
+            <w:proofErr w:type="spellStart"/>
+            <w:r>
+              <w:rPr>
+                <w:rFonts w:ascii="LM Roman 10" w:eastAsia="Times New Roman" w:hAnsi="LM Roman 10" w:cs="Times New Roman"/>
+                <w:kern w:val="0"/>
+                <w:sz w:val="16"/>
+                <w:szCs w:val="16"/>
+                <w:lang w:eastAsia="en-US"/>
+                <w14:ligatures w14:val="none"/>
+              </w:rPr>
+              <w:t>exog</w:t>
+            </w:r>
+            <w:proofErr w:type="spellEnd"/>
+            <w:r>
+              <w:rPr>
+                <w:rFonts w:ascii="LM Roman 10" w:eastAsia="Times New Roman" w:hAnsi="LM Roman 10" w:cs="Times New Roman"/>
+                <w:kern w:val="0"/>
+                <w:sz w:val="16"/>
+                <w:szCs w:val="16"/>
+                <w:lang w:eastAsia="en-US"/>
+                <w14:ligatures w14:val="none"/>
+              </w:rPr>
+              <w:t xml:space="preserve">, weights, missing, </w:t>
+            </w:r>
+            <w:proofErr w:type="spellStart"/>
+            <w:r>
+              <w:rPr>
+                <w:rFonts w:ascii="LM Roman 10" w:eastAsia="Times New Roman" w:hAnsi="LM Roman 10" w:cs="Times New Roman"/>
+                <w:kern w:val="0"/>
+                <w:sz w:val="16"/>
+                <w:szCs w:val="16"/>
+                <w:lang w:eastAsia="en-US"/>
+                <w14:ligatures w14:val="none"/>
+              </w:rPr>
+              <w:t>hasconst</w:t>
+            </w:r>
+            <w:proofErr w:type="spellEnd"/>
+            <w:r>
+              <w:rPr>
+                <w:rFonts w:ascii="LM Roman 10" w:eastAsia="Times New Roman" w:hAnsi="LM Roman 10" w:cs="Times New Roman"/>
+                <w:kern w:val="0"/>
+                <w:sz w:val="16"/>
+                <w:szCs w:val="16"/>
+                <w:lang w:eastAsia="en-US"/>
+                <w14:ligatures w14:val="none"/>
+              </w:rPr>
+              <w:t>, **</w:t>
+            </w:r>
+            <w:proofErr w:type="spellStart"/>
+            <w:r>
+              <w:rPr>
+                <w:rFonts w:ascii="LM Roman 10" w:eastAsia="Times New Roman" w:hAnsi="LM Roman 10" w:cs="Times New Roman"/>
+                <w:kern w:val="0"/>
+                <w:sz w:val="16"/>
+                <w:szCs w:val="16"/>
+                <w:lang w:eastAsia="en-US"/>
+                <w14:ligatures w14:val="none"/>
+              </w:rPr>
+              <w:t>kwargs</w:t>
+            </w:r>
+            <w:proofErr w:type="spellEnd"/>
+            <w:r>
+              <w:rPr>
+                <w:rFonts w:ascii="LM Roman 10" w:eastAsia="Times New Roman" w:hAnsi="LM Roman 10" w:cs="Times New Roman"/>
+                <w:kern w:val="0"/>
+                <w:sz w:val="16"/>
+                <w:szCs w:val="16"/>
+                <w:lang w:eastAsia="en-US"/>
+                <w14:ligatures w14:val="none"/>
+              </w:rPr>
+              <w:t>)</w:t>
             </w:r>
             <w:r>
               <w:rPr>
@@ -3047,7 +4255,103 @@
                 <w:lang w:eastAsia="en-US"/>
                 <w14:ligatures w14:val="none"/>
               </w:rPr>
-              <w:t>745 weights = weights.squeeze()--&gt; 746 ValueError: endog and exog matrices are different size</w:t>
+              <w:t xml:space="preserve">745 weights = </w:t>
+            </w:r>
+            <w:proofErr w:type="spellStart"/>
+            <w:r>
+              <w:rPr>
+                <w:rFonts w:ascii="LM Roman 10" w:eastAsia="Times New Roman" w:hAnsi="LM Roman 10" w:cs="Times New Roman"/>
+                <w:kern w:val="0"/>
+                <w:sz w:val="16"/>
+                <w:szCs w:val="16"/>
+                <w:lang w:eastAsia="en-US"/>
+                <w14:ligatures w14:val="none"/>
+              </w:rPr>
+              <w:t>weights.squeeze</w:t>
+            </w:r>
+            <w:proofErr w:type="spellEnd"/>
+            <w:r>
+              <w:rPr>
+                <w:rFonts w:ascii="LM Roman 10" w:eastAsia="Times New Roman" w:hAnsi="LM Roman 10" w:cs="Times New Roman"/>
+                <w:kern w:val="0"/>
+                <w:sz w:val="16"/>
+                <w:szCs w:val="16"/>
+                <w:lang w:eastAsia="en-US"/>
+                <w14:ligatures w14:val="none"/>
+              </w:rPr>
+              <w:t xml:space="preserve">()--&gt; 746 </w:t>
+            </w:r>
+            <w:proofErr w:type="spellStart"/>
+            <w:r>
+              <w:rPr>
+                <w:rFonts w:ascii="LM Roman 10" w:eastAsia="Times New Roman" w:hAnsi="LM Roman 10" w:cs="Times New Roman"/>
+                <w:kern w:val="0"/>
+                <w:sz w:val="16"/>
+                <w:szCs w:val="16"/>
+                <w:lang w:eastAsia="en-US"/>
+                <w14:ligatures w14:val="none"/>
+              </w:rPr>
+              <w:t>ValueError</w:t>
+            </w:r>
+            <w:proofErr w:type="spellEnd"/>
+            <w:r>
+              <w:rPr>
+                <w:rFonts w:ascii="LM Roman 10" w:eastAsia="Times New Roman" w:hAnsi="LM Roman 10" w:cs="Times New Roman"/>
+                <w:kern w:val="0"/>
+                <w:sz w:val="16"/>
+                <w:szCs w:val="16"/>
+                <w:lang w:eastAsia="en-US"/>
+                <w14:ligatures w14:val="none"/>
+              </w:rPr>
+              <w:t xml:space="preserve">: </w:t>
+            </w:r>
+            <w:proofErr w:type="spellStart"/>
+            <w:r>
+              <w:rPr>
+                <w:rFonts w:ascii="LM Roman 10" w:eastAsia="Times New Roman" w:hAnsi="LM Roman 10" w:cs="Times New Roman"/>
+                <w:kern w:val="0"/>
+                <w:sz w:val="16"/>
+                <w:szCs w:val="16"/>
+                <w:lang w:eastAsia="en-US"/>
+                <w14:ligatures w14:val="none"/>
+              </w:rPr>
+              <w:t>endog</w:t>
+            </w:r>
+            <w:proofErr w:type="spellEnd"/>
+            <w:r>
+              <w:rPr>
+                <w:rFonts w:ascii="LM Roman 10" w:eastAsia="Times New Roman" w:hAnsi="LM Roman 10" w:cs="Times New Roman"/>
+                <w:kern w:val="0"/>
+                <w:sz w:val="16"/>
+                <w:szCs w:val="16"/>
+                <w:lang w:eastAsia="en-US"/>
+                <w14:ligatures w14:val="none"/>
+              </w:rPr>
+              <w:t xml:space="preserve"> and </w:t>
+            </w:r>
+            <w:proofErr w:type="spellStart"/>
+            <w:r>
+              <w:rPr>
+                <w:rFonts w:ascii="LM Roman 10" w:eastAsia="Times New Roman" w:hAnsi="LM Roman 10" w:cs="Times New Roman"/>
+                <w:kern w:val="0"/>
+                <w:sz w:val="16"/>
+                <w:szCs w:val="16"/>
+                <w:lang w:eastAsia="en-US"/>
+                <w14:ligatures w14:val="none"/>
+              </w:rPr>
+              <w:t>exog</w:t>
+            </w:r>
+            <w:proofErr w:type="spellEnd"/>
+            <w:r>
+              <w:rPr>
+                <w:rFonts w:ascii="LM Roman 10" w:eastAsia="Times New Roman" w:hAnsi="LM Roman 10" w:cs="Times New Roman"/>
+                <w:kern w:val="0"/>
+                <w:sz w:val="16"/>
+                <w:szCs w:val="16"/>
+                <w:lang w:eastAsia="en-US"/>
+                <w14:ligatures w14:val="none"/>
+              </w:rPr>
+              <w:t xml:space="preserve"> matrices are different size</w:t>
             </w:r>
           </w:p>
         </w:tc>
@@ -3082,7 +4386,127 @@
                 <w:lang w:eastAsia="en-US"/>
                 <w14:ligatures w14:val="none"/>
               </w:rPr>
-              <w:t>The bug is a double-slicing error. You sliced u_pi to get u_pi_t = u_pi[1:], then sliced u_pi_t[:-1] again — so your X has length N-2 and your y has length N-1. They're off by one.</w:t>
+              <w:t xml:space="preserve">The bug is a double-slicing error. You sliced </w:t>
+            </w:r>
+            <w:proofErr w:type="spellStart"/>
+            <w:r>
+              <w:rPr>
+                <w:rFonts w:ascii="LM Roman 10" w:eastAsia="Times New Roman" w:hAnsi="LM Roman 10" w:cs="Times New Roman"/>
+                <w:kern w:val="0"/>
+                <w:sz w:val="16"/>
+                <w:szCs w:val="16"/>
+                <w:lang w:eastAsia="en-US"/>
+                <w14:ligatures w14:val="none"/>
+              </w:rPr>
+              <w:t>u_pi</w:t>
+            </w:r>
+            <w:proofErr w:type="spellEnd"/>
+            <w:r>
+              <w:rPr>
+                <w:rFonts w:ascii="LM Roman 10" w:eastAsia="Times New Roman" w:hAnsi="LM Roman 10" w:cs="Times New Roman"/>
+                <w:kern w:val="0"/>
+                <w:sz w:val="16"/>
+                <w:szCs w:val="16"/>
+                <w:lang w:eastAsia="en-US"/>
+                <w14:ligatures w14:val="none"/>
+              </w:rPr>
+              <w:t xml:space="preserve"> to get </w:t>
+            </w:r>
+            <w:proofErr w:type="spellStart"/>
+            <w:r>
+              <w:rPr>
+                <w:rFonts w:ascii="LM Roman 10" w:eastAsia="Times New Roman" w:hAnsi="LM Roman 10" w:cs="Times New Roman"/>
+                <w:kern w:val="0"/>
+                <w:sz w:val="16"/>
+                <w:szCs w:val="16"/>
+                <w:lang w:eastAsia="en-US"/>
+                <w14:ligatures w14:val="none"/>
+              </w:rPr>
+              <w:t>u_pi_t</w:t>
+            </w:r>
+            <w:proofErr w:type="spellEnd"/>
+            <w:r>
+              <w:rPr>
+                <w:rFonts w:ascii="LM Roman 10" w:eastAsia="Times New Roman" w:hAnsi="LM Roman 10" w:cs="Times New Roman"/>
+                <w:kern w:val="0"/>
+                <w:sz w:val="16"/>
+                <w:szCs w:val="16"/>
+                <w:lang w:eastAsia="en-US"/>
+                <w14:ligatures w14:val="none"/>
+              </w:rPr>
+              <w:t xml:space="preserve"> = </w:t>
+            </w:r>
+            <w:proofErr w:type="spellStart"/>
+            <w:r>
+              <w:rPr>
+                <w:rFonts w:ascii="LM Roman 10" w:eastAsia="Times New Roman" w:hAnsi="LM Roman 10" w:cs="Times New Roman"/>
+                <w:kern w:val="0"/>
+                <w:sz w:val="16"/>
+                <w:szCs w:val="16"/>
+                <w:lang w:eastAsia="en-US"/>
+                <w14:ligatures w14:val="none"/>
+              </w:rPr>
+              <w:t>u_pi</w:t>
+            </w:r>
+            <w:proofErr w:type="spellEnd"/>
+            <w:r>
+              <w:rPr>
+                <w:rFonts w:ascii="LM Roman 10" w:eastAsia="Times New Roman" w:hAnsi="LM Roman 10" w:cs="Times New Roman"/>
+                <w:kern w:val="0"/>
+                <w:sz w:val="16"/>
+                <w:szCs w:val="16"/>
+                <w:lang w:eastAsia="en-US"/>
+                <w14:ligatures w14:val="none"/>
+              </w:rPr>
+              <w:t xml:space="preserve">[1:], then sliced </w:t>
+            </w:r>
+            <w:proofErr w:type="spellStart"/>
+            <w:r>
+              <w:rPr>
+                <w:rFonts w:ascii="LM Roman 10" w:eastAsia="Times New Roman" w:hAnsi="LM Roman 10" w:cs="Times New Roman"/>
+                <w:kern w:val="0"/>
+                <w:sz w:val="16"/>
+                <w:szCs w:val="16"/>
+                <w:lang w:eastAsia="en-US"/>
+                <w14:ligatures w14:val="none"/>
+              </w:rPr>
+              <w:t>u_pi_t</w:t>
+            </w:r>
+            <w:proofErr w:type="spellEnd"/>
+            <w:r>
+              <w:rPr>
+                <w:rFonts w:ascii="LM Roman 10" w:eastAsia="Times New Roman" w:hAnsi="LM Roman 10" w:cs="Times New Roman"/>
+                <w:kern w:val="0"/>
+                <w:sz w:val="16"/>
+                <w:szCs w:val="16"/>
+                <w:lang w:eastAsia="en-US"/>
+                <w14:ligatures w14:val="none"/>
+              </w:rPr>
+              <w:t>[:-1] again — so your X has length N-</w:t>
+            </w:r>
+            <w:proofErr w:type="gramStart"/>
+            <w:r>
+              <w:rPr>
+                <w:rFonts w:ascii="LM Roman 10" w:eastAsia="Times New Roman" w:hAnsi="LM Roman 10" w:cs="Times New Roman"/>
+                <w:kern w:val="0"/>
+                <w:sz w:val="16"/>
+                <w:szCs w:val="16"/>
+                <w:lang w:eastAsia="en-US"/>
+                <w14:ligatures w14:val="none"/>
+              </w:rPr>
+              <w:t>2</w:t>
+            </w:r>
+            <w:proofErr w:type="gramEnd"/>
+            <w:r>
+              <w:rPr>
+                <w:rFonts w:ascii="LM Roman 10" w:eastAsia="Times New Roman" w:hAnsi="LM Roman 10" w:cs="Times New Roman"/>
+                <w:kern w:val="0"/>
+                <w:sz w:val="16"/>
+                <w:szCs w:val="16"/>
+                <w:lang w:eastAsia="en-US"/>
+                <w14:ligatures w14:val="none"/>
+              </w:rPr>
+              <w:t xml:space="preserve"> and your y has length N-1. They're off by one.</w:t>
             </w:r>
             <w:r>
               <w:rPr>
@@ -3104,7 +4528,55 @@
                 <w:lang w:eastAsia="en-US"/>
                 <w14:ligatures w14:val="none"/>
               </w:rPr>
-              <w:t>Fix: the lagged residual should come from the original u_pi, not from u_pi_t:</w:t>
+              <w:t xml:space="preserve">Fix: the lagged residual should come from the original </w:t>
+            </w:r>
+            <w:proofErr w:type="spellStart"/>
+            <w:r>
+              <w:rPr>
+                <w:rFonts w:ascii="LM Roman 10" w:eastAsia="Times New Roman" w:hAnsi="LM Roman 10" w:cs="Times New Roman"/>
+                <w:kern w:val="0"/>
+                <w:sz w:val="16"/>
+                <w:szCs w:val="16"/>
+                <w:lang w:eastAsia="en-US"/>
+                <w14:ligatures w14:val="none"/>
+              </w:rPr>
+              <w:t>u_pi</w:t>
+            </w:r>
+            <w:proofErr w:type="spellEnd"/>
+            <w:r>
+              <w:rPr>
+                <w:rFonts w:ascii="LM Roman 10" w:eastAsia="Times New Roman" w:hAnsi="LM Roman 10" w:cs="Times New Roman"/>
+                <w:kern w:val="0"/>
+                <w:sz w:val="16"/>
+                <w:szCs w:val="16"/>
+                <w:lang w:eastAsia="en-US"/>
+                <w14:ligatures w14:val="none"/>
+              </w:rPr>
+              <w:t xml:space="preserve">, not from </w:t>
+            </w:r>
+            <w:proofErr w:type="spellStart"/>
+            <w:r>
+              <w:rPr>
+                <w:rFonts w:ascii="LM Roman 10" w:eastAsia="Times New Roman" w:hAnsi="LM Roman 10" w:cs="Times New Roman"/>
+                <w:kern w:val="0"/>
+                <w:sz w:val="16"/>
+                <w:szCs w:val="16"/>
+                <w:lang w:eastAsia="en-US"/>
+                <w14:ligatures w14:val="none"/>
+              </w:rPr>
+              <w:t>u_pi_t</w:t>
+            </w:r>
+            <w:proofErr w:type="spellEnd"/>
+            <w:r>
+              <w:rPr>
+                <w:rFonts w:ascii="LM Roman 10" w:eastAsia="Times New Roman" w:hAnsi="LM Roman 10" w:cs="Times New Roman"/>
+                <w:kern w:val="0"/>
+                <w:sz w:val="16"/>
+                <w:szCs w:val="16"/>
+                <w:lang w:eastAsia="en-US"/>
+                <w14:ligatures w14:val="none"/>
+              </w:rPr>
+              <w:t>:</w:t>
             </w:r>
           </w:p>
         </w:tc>
@@ -3198,27 +4670,64 @@
               </w:rPr>
               <w:t xml:space="preserve">Is the </w:t>
             </w:r>
-            <w:r>
-              <w:rPr>
-                <w:rFonts w:ascii="LM Roman 10" w:eastAsia="Times New Roman" w:hAnsi="LM Roman 10" w:cs="Times New Roman"/>
-                <w:kern w:val="0"/>
-                <w:sz w:val="16"/>
-                <w:szCs w:val="16"/>
-                <w:lang w:eastAsia="en-US"/>
-                <w14:ligatures w14:val="none"/>
-              </w:rPr>
-              <w:t>HPfilter-Real GDP (billions chained 2015 JPY)</w:t>
-            </w:r>
-            <w:r>
-              <w:rPr>
-                <w:rFonts w:ascii="LM Roman 10" w:eastAsia="Times New Roman" w:hAnsi="LM Roman 10" w:cs="Times New Roman"/>
-                <w:kern w:val="0"/>
-                <w:sz w:val="16"/>
-                <w:szCs w:val="16"/>
-                <w:lang w:eastAsia="en-US"/>
-                <w14:ligatures w14:val="none"/>
-              </w:rPr>
-              <w:t xml:space="preserve"> a good approximation of output gap or should I consider it as ecpnomic growth instead (x12x100 ofc)</w:t>
+            <w:proofErr w:type="spellStart"/>
+            <w:r>
+              <w:rPr>
+                <w:rFonts w:ascii="LM Roman 10" w:eastAsia="Times New Roman" w:hAnsi="LM Roman 10" w:cs="Times New Roman"/>
+                <w:kern w:val="0"/>
+                <w:sz w:val="16"/>
+                <w:szCs w:val="16"/>
+                <w:lang w:eastAsia="en-US"/>
+                <w14:ligatures w14:val="none"/>
+              </w:rPr>
+              <w:t>HPfilter</w:t>
+            </w:r>
+            <w:proofErr w:type="spellEnd"/>
+            <w:r>
+              <w:rPr>
+                <w:rFonts w:ascii="LM Roman 10" w:eastAsia="Times New Roman" w:hAnsi="LM Roman 10" w:cs="Times New Roman"/>
+                <w:kern w:val="0"/>
+                <w:sz w:val="16"/>
+                <w:szCs w:val="16"/>
+                <w:lang w:eastAsia="en-US"/>
+                <w14:ligatures w14:val="none"/>
+              </w:rPr>
+              <w:t>-Real GDP (billions chained 2015 JPY)</w:t>
+            </w:r>
+            <w:r>
+              <w:rPr>
+                <w:rFonts w:ascii="LM Roman 10" w:eastAsia="Times New Roman" w:hAnsi="LM Roman 10" w:cs="Times New Roman"/>
+                <w:kern w:val="0"/>
+                <w:sz w:val="16"/>
+                <w:szCs w:val="16"/>
+                <w:lang w:eastAsia="en-US"/>
+                <w14:ligatures w14:val="none"/>
+              </w:rPr>
+              <w:t xml:space="preserve"> a good approximation of output gap or should I consider it as </w:t>
+            </w:r>
+            <w:proofErr w:type="spellStart"/>
+            <w:r>
+              <w:rPr>
+                <w:rFonts w:ascii="LM Roman 10" w:eastAsia="Times New Roman" w:hAnsi="LM Roman 10" w:cs="Times New Roman"/>
+                <w:kern w:val="0"/>
+                <w:sz w:val="16"/>
+                <w:szCs w:val="16"/>
+                <w:lang w:eastAsia="en-US"/>
+                <w14:ligatures w14:val="none"/>
+              </w:rPr>
+              <w:t>ecpnomic</w:t>
+            </w:r>
+            <w:proofErr w:type="spellEnd"/>
+            <w:r>
+              <w:rPr>
+                <w:rFonts w:ascii="LM Roman 10" w:eastAsia="Times New Roman" w:hAnsi="LM Roman 10" w:cs="Times New Roman"/>
+                <w:kern w:val="0"/>
+                <w:sz w:val="16"/>
+                <w:szCs w:val="16"/>
+                <w:lang w:eastAsia="en-US"/>
+                <w14:ligatures w14:val="none"/>
+              </w:rPr>
+              <w:t xml:space="preserve"> growth instead (x12x100 ofc)</w:t>
             </w:r>
             <w:r>
               <w:rPr>
@@ -3378,7 +4887,31 @@
                 <w:lang w:eastAsia="en-US"/>
                 <w14:ligatures w14:val="none"/>
               </w:rPr>
-              <w:t>&lt;image1&gt;, &lt;image2&gt;, translate these tables in Overleaf LateX code (full code from document opening).</w:t>
+              <w:t xml:space="preserve">&lt;image1&gt;, &lt;image2&gt;, translate these tables in Overleaf </w:t>
+            </w:r>
+            <w:proofErr w:type="spellStart"/>
+            <w:r>
+              <w:rPr>
+                <w:rFonts w:ascii="LM Roman 10" w:eastAsia="Times New Roman" w:hAnsi="LM Roman 10" w:cs="Times New Roman"/>
+                <w:kern w:val="0"/>
+                <w:sz w:val="16"/>
+                <w:szCs w:val="16"/>
+                <w:lang w:eastAsia="en-US"/>
+                <w14:ligatures w14:val="none"/>
+              </w:rPr>
+              <w:t>LateX</w:t>
+            </w:r>
+            <w:proofErr w:type="spellEnd"/>
+            <w:r>
+              <w:rPr>
+                <w:rFonts w:ascii="LM Roman 10" w:eastAsia="Times New Roman" w:hAnsi="LM Roman 10" w:cs="Times New Roman"/>
+                <w:kern w:val="0"/>
+                <w:sz w:val="16"/>
+                <w:szCs w:val="16"/>
+                <w:lang w:eastAsia="en-US"/>
+                <w14:ligatures w14:val="none"/>
+              </w:rPr>
+              <w:t xml:space="preserve"> code (full code from document opening).</w:t>
             </w:r>
           </w:p>
         </w:tc>
@@ -3413,7 +4946,199 @@
                 <w:lang w:eastAsia="en-US"/>
                 <w14:ligatures w14:val="none"/>
               </w:rPr>
-              <w:t>\documentclass{article}\usepackage{booktabs}\usepackage{siunitx}\usepackage{geometry}\usepackage{subcaption}\geometry{margin=0.5in}\begin{document}\begin{table}[htbp]\centering\caption{AR(1)-AR(1): Policy Target, Policy Instrument, and Output Gap}\label{tab:ar1ar1_all}\begin{subtable}[t]{0.31\textwidth}\centering\caption{AR(1) on Inflation}\footnotesize\sisetup{table-format=2.4}\begin{tabular}{lS[table-format=2.4]S[table-format=1.3]S[table-format=3.3]S[table-format=1.3]}\toprule &amp; {Coef.} &amp; {SE} &amp; {$t$} &amp; {$p$} \\\midrule const &amp; -0.0112 &amp; 0.226 &amp; -0.050 &amp; 0.960 \\ $\pi_{t-1}$ &amp; -0.0643 &amp; 0.039 &amp; -1.655 &amp; 0.098 \\\bottomrule\end{tabular}\end{subtable}\hfill\begin{subtable}[t]{0.31\textwidth}\centering\caption{AR(1) on Call Rate}\footnotesize\sisetup{table-format=2.4}\begin{tabular}{lS[table-format=2.4]S[table-format=1.3]S[table-format=3.3]S[table-format=1.3]}\toprule &amp; {Coef.} &amp; {SE} &amp; {$t$} &amp; {$p$} \\\midrule const &amp; 0.0003 &amp; 0.007 &amp; 0.047 &amp; 0.963 \\ $i_{t-1}$ &amp; 0.2412 &amp; 0.044 &amp; 5.458 &amp; 0.000 \\\bottomrule\end{tabular}\end{subtable}\hfill\begin{subtable}[t]{0.31\textwidth}\centering\caption{AR(1) on Output Gap}\footnotesize\sisetup{table-format=2.4}\begin{tabular}{lS[table-format=2.4]S[table-format=1.3]S[table-format=3.3]S[table-format=1.3]}\toprule &amp; {Coef.} &amp; {SE} &amp; {$t$} &amp; {$p$} \\\midrule const &amp; -3.207e-06 &amp; 0.000 &amp; -0.010 &amp; 0.992 \\ $y_{t-1}$ &amp; 0.0527 &amp; 0.051 &amp; 1.028 &amp; 0.305 \\\bottomrule\end{tabular}\end{subtable}\vspace{6pt}\begin{minipage}{\textwidth}\small\textit{Notes:} Each subtable reports OLS estimation of $x_{t+1} = \alpha + \lambda \, x_t + u_{t+1}$ for $x \in \{\pi, i, y\}$.\end{minipage}\end{table}\end{document}</w:t>
+              <w:t xml:space="preserve">\documentclass{article}\usepackage{booktabs}\usepackage{siunitx}\usepackage{geometry}\usepackage{subcaption}\geometry{margin=0.5in}\begin{document}\begin{table}[htbp]\centering\caption{AR(1)-AR(1): Policy Target, Policy Instrument, and Output Gap}\label{tab:ar1ar1_all}\begin{subtable}[t]{0.31\textwidth}\centering\caption{AR(1) on Inflation}\footnotesize\sisetup{table-format=2.4}\begin{tabular}{lS[table-format=2.4]S[table-format=1.3]S[table-format=3.3]S[table-format=1.3]}\toprule &amp; {Coef.} &amp; {SE} &amp; {$t$} &amp; {$p$} \\\midrule </w:t>
+            </w:r>
+            <w:proofErr w:type="spellStart"/>
+            <w:r>
+              <w:rPr>
+                <w:rFonts w:ascii="LM Roman 10" w:eastAsia="Times New Roman" w:hAnsi="LM Roman 10" w:cs="Times New Roman"/>
+                <w:kern w:val="0"/>
+                <w:sz w:val="16"/>
+                <w:szCs w:val="16"/>
+                <w:lang w:eastAsia="en-US"/>
+                <w14:ligatures w14:val="none"/>
+              </w:rPr>
+              <w:t>const</w:t>
+            </w:r>
+            <w:proofErr w:type="spellEnd"/>
+            <w:r>
+              <w:rPr>
+                <w:rFonts w:ascii="LM Roman 10" w:eastAsia="Times New Roman" w:hAnsi="LM Roman 10" w:cs="Times New Roman"/>
+                <w:kern w:val="0"/>
+                <w:sz w:val="16"/>
+                <w:szCs w:val="16"/>
+                <w:lang w:eastAsia="en-US"/>
+                <w14:ligatures w14:val="none"/>
+              </w:rPr>
+              <w:t xml:space="preserve"> &amp; -0.0112 &amp; 0.226 &amp; -0.050 &amp; 0.960 \\ $\pi_{t-1}$ &amp; -0.0643 &amp; 0.039 &amp; -1.655 &amp; 0.098 \\\bottomrule\end{tabular}\end{subtable}\hfill\begin{subtable}[t]{0.31\textwidth}\centering\caption{AR(1) on Call Rate}\footnotesize\sisetup{table-format=2.4}\begin{tabular}{lS[table-format=2.4]S[table-format=1.3]S[table-format=3.3]S[table-format=1.3]}\toprule &amp; {Coef.} &amp; {SE} &amp; {$t$} &amp; {$p$} \\\midrule </w:t>
+            </w:r>
+            <w:proofErr w:type="spellStart"/>
+            <w:r>
+              <w:rPr>
+                <w:rFonts w:ascii="LM Roman 10" w:eastAsia="Times New Roman" w:hAnsi="LM Roman 10" w:cs="Times New Roman"/>
+                <w:kern w:val="0"/>
+                <w:sz w:val="16"/>
+                <w:szCs w:val="16"/>
+                <w:lang w:eastAsia="en-US"/>
+                <w14:ligatures w14:val="none"/>
+              </w:rPr>
+              <w:t>const</w:t>
+            </w:r>
+            <w:proofErr w:type="spellEnd"/>
+            <w:r>
+              <w:rPr>
+                <w:rFonts w:ascii="LM Roman 10" w:eastAsia="Times New Roman" w:hAnsi="LM Roman 10" w:cs="Times New Roman"/>
+                <w:kern w:val="0"/>
+                <w:sz w:val="16"/>
+                <w:szCs w:val="16"/>
+                <w:lang w:eastAsia="en-US"/>
+                <w14:ligatures w14:val="none"/>
+              </w:rPr>
+              <w:t xml:space="preserve"> &amp; 0.0003 &amp; 0.007 &amp; 0.047 &amp; 0.963 \\ $</w:t>
+            </w:r>
+            <w:proofErr w:type="spellStart"/>
+            <w:r>
+              <w:rPr>
+                <w:rFonts w:ascii="LM Roman 10" w:eastAsia="Times New Roman" w:hAnsi="LM Roman 10" w:cs="Times New Roman"/>
+                <w:kern w:val="0"/>
+                <w:sz w:val="16"/>
+                <w:szCs w:val="16"/>
+                <w:lang w:eastAsia="en-US"/>
+                <w14:ligatures w14:val="none"/>
+              </w:rPr>
+              <w:t>i</w:t>
+            </w:r>
+            <w:proofErr w:type="spellEnd"/>
+            <w:r>
+              <w:rPr>
+                <w:rFonts w:ascii="LM Roman 10" w:eastAsia="Times New Roman" w:hAnsi="LM Roman 10" w:cs="Times New Roman"/>
+                <w:kern w:val="0"/>
+                <w:sz w:val="16"/>
+                <w:szCs w:val="16"/>
+                <w:lang w:eastAsia="en-US"/>
+                <w14:ligatures w14:val="none"/>
+              </w:rPr>
+              <w:t xml:space="preserve">_{t-1}$ &amp; 0.2412 &amp; 0.044 &amp; 5.458 &amp; 0.000 \\\bottomrule\end{tabular}\end{subtable}\hfill\begin{subtable}[t]{0.31\textwidth}\centering\caption{AR(1) on Output Gap}\footnotesize\sisetup{table-format=2.4}\begin{tabular}{lS[table-format=2.4]S[table-format=1.3]S[table-format=3.3]S[table-format=1.3]}\toprule &amp; {Coef.} &amp; {SE} &amp; {$t$} &amp; {$p$} \\\midrule </w:t>
+            </w:r>
+            <w:proofErr w:type="spellStart"/>
+            <w:r>
+              <w:rPr>
+                <w:rFonts w:ascii="LM Roman 10" w:eastAsia="Times New Roman" w:hAnsi="LM Roman 10" w:cs="Times New Roman"/>
+                <w:kern w:val="0"/>
+                <w:sz w:val="16"/>
+                <w:szCs w:val="16"/>
+                <w:lang w:eastAsia="en-US"/>
+                <w14:ligatures w14:val="none"/>
+              </w:rPr>
+              <w:t>const</w:t>
+            </w:r>
+            <w:proofErr w:type="spellEnd"/>
+            <w:r>
+              <w:rPr>
+                <w:rFonts w:ascii="LM Roman 10" w:eastAsia="Times New Roman" w:hAnsi="LM Roman 10" w:cs="Times New Roman"/>
+                <w:kern w:val="0"/>
+                <w:sz w:val="16"/>
+                <w:szCs w:val="16"/>
+                <w:lang w:eastAsia="en-US"/>
+                <w14:ligatures w14:val="none"/>
+              </w:rPr>
+              <w:t xml:space="preserve"> &amp; -3.207e-06 &amp; 0.000 &amp; -0.010 &amp; 0.992 \\ $y_{t-1}$ &amp; 0.0527 &amp; 0.051 &amp; 1.028 &amp; 0.305 \\\bottomrule\end{tabular}\end{subtable}\vspace{6pt}\begin{minipage}{\textwidth}\small\textit{Notes:} Each </w:t>
+            </w:r>
+            <w:proofErr w:type="spellStart"/>
+            <w:r>
+              <w:rPr>
+                <w:rFonts w:ascii="LM Roman 10" w:eastAsia="Times New Roman" w:hAnsi="LM Roman 10" w:cs="Times New Roman"/>
+                <w:kern w:val="0"/>
+                <w:sz w:val="16"/>
+                <w:szCs w:val="16"/>
+                <w:lang w:eastAsia="en-US"/>
+                <w14:ligatures w14:val="none"/>
+              </w:rPr>
+              <w:t>subtable</w:t>
+            </w:r>
+            <w:proofErr w:type="spellEnd"/>
+            <w:r>
+              <w:rPr>
+                <w:rFonts w:ascii="LM Roman 10" w:eastAsia="Times New Roman" w:hAnsi="LM Roman 10" w:cs="Times New Roman"/>
+                <w:kern w:val="0"/>
+                <w:sz w:val="16"/>
+                <w:szCs w:val="16"/>
+                <w:lang w:eastAsia="en-US"/>
+                <w14:ligatures w14:val="none"/>
+              </w:rPr>
+              <w:t xml:space="preserve"> reports OLS estimation of $x_{t+1} = \alpha + \lambda \, </w:t>
+            </w:r>
+            <w:proofErr w:type="spellStart"/>
+            <w:r>
+              <w:rPr>
+                <w:rFonts w:ascii="LM Roman 10" w:eastAsia="Times New Roman" w:hAnsi="LM Roman 10" w:cs="Times New Roman"/>
+                <w:kern w:val="0"/>
+                <w:sz w:val="16"/>
+                <w:szCs w:val="16"/>
+                <w:lang w:eastAsia="en-US"/>
+                <w14:ligatures w14:val="none"/>
+              </w:rPr>
+              <w:t>x_t</w:t>
+            </w:r>
+            <w:proofErr w:type="spellEnd"/>
+            <w:r>
+              <w:rPr>
+                <w:rFonts w:ascii="LM Roman 10" w:eastAsia="Times New Roman" w:hAnsi="LM Roman 10" w:cs="Times New Roman"/>
+                <w:kern w:val="0"/>
+                <w:sz w:val="16"/>
+                <w:szCs w:val="16"/>
+                <w:lang w:eastAsia="en-US"/>
+                <w14:ligatures w14:val="none"/>
+              </w:rPr>
+              <w:t xml:space="preserve"> + u_{t+1}$ for $x \in \{\pi, </w:t>
+            </w:r>
+            <w:proofErr w:type="spellStart"/>
+            <w:r>
+              <w:rPr>
+                <w:rFonts w:ascii="LM Roman 10" w:eastAsia="Times New Roman" w:hAnsi="LM Roman 10" w:cs="Times New Roman"/>
+                <w:kern w:val="0"/>
+                <w:sz w:val="16"/>
+                <w:szCs w:val="16"/>
+                <w:lang w:eastAsia="en-US"/>
+                <w14:ligatures w14:val="none"/>
+              </w:rPr>
+              <w:t>i</w:t>
+            </w:r>
+            <w:proofErr w:type="spellEnd"/>
+            <w:r>
+              <w:rPr>
+                <w:rFonts w:ascii="LM Roman 10" w:eastAsia="Times New Roman" w:hAnsi="LM Roman 10" w:cs="Times New Roman"/>
+                <w:kern w:val="0"/>
+                <w:sz w:val="16"/>
+                <w:szCs w:val="16"/>
+                <w:lang w:eastAsia="en-US"/>
+                <w14:ligatures w14:val="none"/>
+              </w:rPr>
+              <w:t>, y\}$.\end{</w:t>
+            </w:r>
+            <w:proofErr w:type="spellStart"/>
+            <w:r>
+              <w:rPr>
+                <w:rFonts w:ascii="LM Roman 10" w:eastAsia="Times New Roman" w:hAnsi="LM Roman 10" w:cs="Times New Roman"/>
+                <w:kern w:val="0"/>
+                <w:sz w:val="16"/>
+                <w:szCs w:val="16"/>
+                <w:lang w:eastAsia="en-US"/>
+                <w14:ligatures w14:val="none"/>
+              </w:rPr>
+              <w:t>minipage</w:t>
+            </w:r>
+            <w:proofErr w:type="spellEnd"/>
+            <w:r>
+              <w:rPr>
+                <w:rFonts w:ascii="LM Roman 10" w:eastAsia="Times New Roman" w:hAnsi="LM Roman 10" w:cs="Times New Roman"/>
+                <w:kern w:val="0"/>
+                <w:sz w:val="16"/>
+                <w:szCs w:val="16"/>
+                <w:lang w:eastAsia="en-US"/>
+                <w14:ligatures w14:val="none"/>
+              </w:rPr>
+              <w:t>}\end{table}\end{document}</w:t>
             </w:r>
           </w:p>
         </w:tc>
@@ -3504,7 +5229,55 @@
                 <w:lang w:eastAsia="en-US"/>
                 <w14:ligatures w14:val="none"/>
               </w:rPr>
-              <w:t>I’m calling drop(column=”index”) on a df, but despite it, the df still incorporates a duplicated index.</w:t>
+              <w:t xml:space="preserve">I’m calling drop(column=”index”) on a </w:t>
+            </w:r>
+            <w:proofErr w:type="spellStart"/>
+            <w:r>
+              <w:rPr>
+                <w:rFonts w:ascii="LM Roman 10" w:eastAsia="Times New Roman" w:hAnsi="LM Roman 10" w:cs="Times New Roman"/>
+                <w:kern w:val="0"/>
+                <w:sz w:val="16"/>
+                <w:szCs w:val="16"/>
+                <w:lang w:eastAsia="en-US"/>
+                <w14:ligatures w14:val="none"/>
+              </w:rPr>
+              <w:t>df</w:t>
+            </w:r>
+            <w:proofErr w:type="spellEnd"/>
+            <w:r>
+              <w:rPr>
+                <w:rFonts w:ascii="LM Roman 10" w:eastAsia="Times New Roman" w:hAnsi="LM Roman 10" w:cs="Times New Roman"/>
+                <w:kern w:val="0"/>
+                <w:sz w:val="16"/>
+                <w:szCs w:val="16"/>
+                <w:lang w:eastAsia="en-US"/>
+                <w14:ligatures w14:val="none"/>
+              </w:rPr>
+              <w:t xml:space="preserve">, but despite it, the </w:t>
+            </w:r>
+            <w:proofErr w:type="spellStart"/>
+            <w:r>
+              <w:rPr>
+                <w:rFonts w:ascii="LM Roman 10" w:eastAsia="Times New Roman" w:hAnsi="LM Roman 10" w:cs="Times New Roman"/>
+                <w:kern w:val="0"/>
+                <w:sz w:val="16"/>
+                <w:szCs w:val="16"/>
+                <w:lang w:eastAsia="en-US"/>
+                <w14:ligatures w14:val="none"/>
+              </w:rPr>
+              <w:t>df</w:t>
+            </w:r>
+            <w:proofErr w:type="spellEnd"/>
+            <w:r>
+              <w:rPr>
+                <w:rFonts w:ascii="LM Roman 10" w:eastAsia="Times New Roman" w:hAnsi="LM Roman 10" w:cs="Times New Roman"/>
+                <w:kern w:val="0"/>
+                <w:sz w:val="16"/>
+                <w:szCs w:val="16"/>
+                <w:lang w:eastAsia="en-US"/>
+                <w14:ligatures w14:val="none"/>
+              </w:rPr>
+              <w:t xml:space="preserve"> still incorporates a duplicated index.</w:t>
             </w:r>
           </w:p>
         </w:tc>
@@ -3539,7 +5312,31 @@
                 <w:lang w:eastAsia="en-US"/>
                 <w14:ligatures w14:val="none"/>
               </w:rPr>
-              <w:t>Because .drop() in pandas returns a new DataFrame by default — it doesn't modify the original in place. Your line:</w:t>
+              <w:t xml:space="preserve">Because .drop() in pandas returns a new </w:t>
+            </w:r>
+            <w:proofErr w:type="spellStart"/>
+            <w:r>
+              <w:rPr>
+                <w:rFonts w:ascii="LM Roman 10" w:eastAsia="Times New Roman" w:hAnsi="LM Roman 10" w:cs="Times New Roman"/>
+                <w:kern w:val="0"/>
+                <w:sz w:val="16"/>
+                <w:szCs w:val="16"/>
+                <w:lang w:eastAsia="en-US"/>
+                <w14:ligatures w14:val="none"/>
+              </w:rPr>
+              <w:t>DataFrame</w:t>
+            </w:r>
+            <w:proofErr w:type="spellEnd"/>
+            <w:r>
+              <w:rPr>
+                <w:rFonts w:ascii="LM Roman 10" w:eastAsia="Times New Roman" w:hAnsi="LM Roman 10" w:cs="Times New Roman"/>
+                <w:kern w:val="0"/>
+                <w:sz w:val="16"/>
+                <w:szCs w:val="16"/>
+                <w:lang w:eastAsia="en-US"/>
+                <w14:ligatures w14:val="none"/>
+              </w:rPr>
+              <w:t xml:space="preserve"> by default — it doesn't modify the original in place. Your line:</w:t>
             </w:r>
             <w:r>
               <w:rPr>
@@ -3574,16 +5371,29 @@
               </w:rPr>
               <w:t xml:space="preserve"> </w:t>
             </w:r>
-            <w:r>
-              <w:rPr>
-                <w:rFonts w:ascii="LM Roman 10" w:eastAsia="Times New Roman" w:hAnsi="LM Roman 10" w:cs="Times New Roman"/>
-                <w:kern w:val="0"/>
-                <w:sz w:val="16"/>
-                <w:szCs w:val="16"/>
-                <w:lang w:eastAsia="en-US"/>
-                <w14:ligatures w14:val="none"/>
-              </w:rPr>
-              <w:t>jp_core_hybrid_df.drop(columns="index")</w:t>
+            <w:proofErr w:type="spellStart"/>
+            <w:r>
+              <w:rPr>
+                <w:rFonts w:ascii="LM Roman 10" w:eastAsia="Times New Roman" w:hAnsi="LM Roman 10" w:cs="Times New Roman"/>
+                <w:kern w:val="0"/>
+                <w:sz w:val="16"/>
+                <w:szCs w:val="16"/>
+                <w:lang w:eastAsia="en-US"/>
+                <w14:ligatures w14:val="none"/>
+              </w:rPr>
+              <w:t>jp_core_hybrid_df.drop</w:t>
+            </w:r>
+            <w:proofErr w:type="spellEnd"/>
+            <w:r>
+              <w:rPr>
+                <w:rFonts w:ascii="LM Roman 10" w:eastAsia="Times New Roman" w:hAnsi="LM Roman 10" w:cs="Times New Roman"/>
+                <w:kern w:val="0"/>
+                <w:sz w:val="16"/>
+                <w:szCs w:val="16"/>
+                <w:lang w:eastAsia="en-US"/>
+                <w14:ligatures w14:val="none"/>
+              </w:rPr>
+              <w:t>(columns="index")</w:t>
             </w:r>
             <w:r>
               <w:rPr>
@@ -3662,16 +5472,53 @@
               </w:rPr>
               <w:t xml:space="preserve"> </w:t>
             </w:r>
-            <w:r>
-              <w:rPr>
-                <w:rFonts w:ascii="LM Roman 10" w:eastAsia="Times New Roman" w:hAnsi="LM Roman 10" w:cs="Times New Roman"/>
-                <w:kern w:val="0"/>
-                <w:sz w:val="16"/>
-                <w:szCs w:val="16"/>
-                <w:lang w:eastAsia="en-US"/>
-                <w14:ligatures w14:val="none"/>
-              </w:rPr>
-              <w:t>jp_core_hybrid_df = jp_core_hybrid_df.drop(columns="index")</w:t>
+            <w:proofErr w:type="spellStart"/>
+            <w:r>
+              <w:rPr>
+                <w:rFonts w:ascii="LM Roman 10" w:eastAsia="Times New Roman" w:hAnsi="LM Roman 10" w:cs="Times New Roman"/>
+                <w:kern w:val="0"/>
+                <w:sz w:val="16"/>
+                <w:szCs w:val="16"/>
+                <w:lang w:eastAsia="en-US"/>
+                <w14:ligatures w14:val="none"/>
+              </w:rPr>
+              <w:t>jp_core_hybrid_df</w:t>
+            </w:r>
+            <w:proofErr w:type="spellEnd"/>
+            <w:r>
+              <w:rPr>
+                <w:rFonts w:ascii="LM Roman 10" w:eastAsia="Times New Roman" w:hAnsi="LM Roman 10" w:cs="Times New Roman"/>
+                <w:kern w:val="0"/>
+                <w:sz w:val="16"/>
+                <w:szCs w:val="16"/>
+                <w:lang w:eastAsia="en-US"/>
+                <w14:ligatures w14:val="none"/>
+              </w:rPr>
+              <w:t xml:space="preserve"> = </w:t>
+            </w:r>
+            <w:proofErr w:type="spellStart"/>
+            <w:r>
+              <w:rPr>
+                <w:rFonts w:ascii="LM Roman 10" w:eastAsia="Times New Roman" w:hAnsi="LM Roman 10" w:cs="Times New Roman"/>
+                <w:kern w:val="0"/>
+                <w:sz w:val="16"/>
+                <w:szCs w:val="16"/>
+                <w:lang w:eastAsia="en-US"/>
+                <w14:ligatures w14:val="none"/>
+              </w:rPr>
+              <w:t>jp_core_hybrid_df.drop</w:t>
+            </w:r>
+            <w:proofErr w:type="spellEnd"/>
+            <w:r>
+              <w:rPr>
+                <w:rFonts w:ascii="LM Roman 10" w:eastAsia="Times New Roman" w:hAnsi="LM Roman 10" w:cs="Times New Roman"/>
+                <w:kern w:val="0"/>
+                <w:sz w:val="16"/>
+                <w:szCs w:val="16"/>
+                <w:lang w:eastAsia="en-US"/>
+                <w14:ligatures w14:val="none"/>
+              </w:rPr>
+              <w:t>(columns="index")</w:t>
             </w:r>
             <w:r>
               <w:rPr>
@@ -3693,8 +5540,21 @@
                 <w:lang w:eastAsia="en-US"/>
                 <w14:ligatures w14:val="none"/>
               </w:rPr>
-              <w:t>Option 2 — In-place:python</w:t>
-            </w:r>
+              <w:t xml:space="preserve">Option 2 — </w:t>
+            </w:r>
+            <w:proofErr w:type="spellStart"/>
+            <w:r>
+              <w:rPr>
+                <w:rFonts w:ascii="LM Roman 10" w:eastAsia="Times New Roman" w:hAnsi="LM Roman 10" w:cs="Times New Roman"/>
+                <w:kern w:val="0"/>
+                <w:sz w:val="16"/>
+                <w:szCs w:val="16"/>
+                <w:lang w:eastAsia="en-US"/>
+                <w14:ligatures w14:val="none"/>
+              </w:rPr>
+              <w:t>In-place:python</w:t>
+            </w:r>
+            <w:proofErr w:type="spellEnd"/>
             <w:r>
               <w:rPr>
                 <w:rFonts w:ascii="LM Roman 10" w:eastAsia="Times New Roman" w:hAnsi="LM Roman 10" w:cs="Times New Roman"/>
@@ -3706,16 +5566,53 @@
               </w:rPr>
               <w:t xml:space="preserve"> </w:t>
             </w:r>
-            <w:r>
-              <w:rPr>
-                <w:rFonts w:ascii="LM Roman 10" w:eastAsia="Times New Roman" w:hAnsi="LM Roman 10" w:cs="Times New Roman"/>
-                <w:kern w:val="0"/>
-                <w:sz w:val="16"/>
-                <w:szCs w:val="16"/>
-                <w:lang w:eastAsia="en-US"/>
-                <w14:ligatures w14:val="none"/>
-              </w:rPr>
-              <w:t>jp_core_hybrid_df.drop(columns="index", inplace=True)</w:t>
+            <w:proofErr w:type="spellStart"/>
+            <w:r>
+              <w:rPr>
+                <w:rFonts w:ascii="LM Roman 10" w:eastAsia="Times New Roman" w:hAnsi="LM Roman 10" w:cs="Times New Roman"/>
+                <w:kern w:val="0"/>
+                <w:sz w:val="16"/>
+                <w:szCs w:val="16"/>
+                <w:lang w:eastAsia="en-US"/>
+                <w14:ligatures w14:val="none"/>
+              </w:rPr>
+              <w:t>jp_core_hybrid_df.drop</w:t>
+            </w:r>
+            <w:proofErr w:type="spellEnd"/>
+            <w:r>
+              <w:rPr>
+                <w:rFonts w:ascii="LM Roman 10" w:eastAsia="Times New Roman" w:hAnsi="LM Roman 10" w:cs="Times New Roman"/>
+                <w:kern w:val="0"/>
+                <w:sz w:val="16"/>
+                <w:szCs w:val="16"/>
+                <w:lang w:eastAsia="en-US"/>
+                <w14:ligatures w14:val="none"/>
+              </w:rPr>
+              <w:t xml:space="preserve">(columns="index", </w:t>
+            </w:r>
+            <w:proofErr w:type="spellStart"/>
+            <w:r>
+              <w:rPr>
+                <w:rFonts w:ascii="LM Roman 10" w:eastAsia="Times New Roman" w:hAnsi="LM Roman 10" w:cs="Times New Roman"/>
+                <w:kern w:val="0"/>
+                <w:sz w:val="16"/>
+                <w:szCs w:val="16"/>
+                <w:lang w:eastAsia="en-US"/>
+                <w14:ligatures w14:val="none"/>
+              </w:rPr>
+              <w:t>inplace</w:t>
+            </w:r>
+            <w:proofErr w:type="spellEnd"/>
+            <w:r>
+              <w:rPr>
+                <w:rFonts w:ascii="LM Roman 10" w:eastAsia="Times New Roman" w:hAnsi="LM Roman 10" w:cs="Times New Roman"/>
+                <w:kern w:val="0"/>
+                <w:sz w:val="16"/>
+                <w:szCs w:val="16"/>
+                <w:lang w:eastAsia="en-US"/>
+                <w14:ligatures w14:val="none"/>
+              </w:rPr>
+              <w:t>=True)</w:t>
             </w:r>
             <w:r>
               <w:rPr>
@@ -3737,7 +5634,127 @@
                 <w:lang w:eastAsia="en-US"/>
                 <w14:ligatures w14:val="none"/>
               </w:rPr>
-              <w:t>Option 1 is generally preferred because inplace=True can cause issues in chained operations and is being progressively discouraged in pandas. Also, note that the index column appearing at all is likely a leftover from a previous reset_index() call on df1 or df2 that created it as a regular column — so if it keeps reappearing, you can also prevent it upstream by using reset_index(drop=True) instead of reset_index().</w:t>
+              <w:t xml:space="preserve">Option 1 is generally preferred because </w:t>
+            </w:r>
+            <w:proofErr w:type="spellStart"/>
+            <w:r>
+              <w:rPr>
+                <w:rFonts w:ascii="LM Roman 10" w:eastAsia="Times New Roman" w:hAnsi="LM Roman 10" w:cs="Times New Roman"/>
+                <w:kern w:val="0"/>
+                <w:sz w:val="16"/>
+                <w:szCs w:val="16"/>
+                <w:lang w:eastAsia="en-US"/>
+                <w14:ligatures w14:val="none"/>
+              </w:rPr>
+              <w:t>inplace</w:t>
+            </w:r>
+            <w:proofErr w:type="spellEnd"/>
+            <w:r>
+              <w:rPr>
+                <w:rFonts w:ascii="LM Roman 10" w:eastAsia="Times New Roman" w:hAnsi="LM Roman 10" w:cs="Times New Roman"/>
+                <w:kern w:val="0"/>
+                <w:sz w:val="16"/>
+                <w:szCs w:val="16"/>
+                <w:lang w:eastAsia="en-US"/>
+                <w14:ligatures w14:val="none"/>
+              </w:rPr>
+              <w:t xml:space="preserve">=True can cause issues in chained operations and is being progressively discouraged in pandas. Also, note that the index column appearing at all is likely a leftover from a previous </w:t>
+            </w:r>
+            <w:proofErr w:type="spellStart"/>
+            <w:r>
+              <w:rPr>
+                <w:rFonts w:ascii="LM Roman 10" w:eastAsia="Times New Roman" w:hAnsi="LM Roman 10" w:cs="Times New Roman"/>
+                <w:kern w:val="0"/>
+                <w:sz w:val="16"/>
+                <w:szCs w:val="16"/>
+                <w:lang w:eastAsia="en-US"/>
+                <w14:ligatures w14:val="none"/>
+              </w:rPr>
+              <w:t>reset_index</w:t>
+            </w:r>
+            <w:proofErr w:type="spellEnd"/>
+            <w:r>
+              <w:rPr>
+                <w:rFonts w:ascii="LM Roman 10" w:eastAsia="Times New Roman" w:hAnsi="LM Roman 10" w:cs="Times New Roman"/>
+                <w:kern w:val="0"/>
+                <w:sz w:val="16"/>
+                <w:szCs w:val="16"/>
+                <w:lang w:eastAsia="en-US"/>
+                <w14:ligatures w14:val="none"/>
+              </w:rPr>
+              <w:t xml:space="preserve">() </w:t>
+            </w:r>
+            <w:proofErr w:type="gramStart"/>
+            <w:r>
+              <w:rPr>
+                <w:rFonts w:ascii="LM Roman 10" w:eastAsia="Times New Roman" w:hAnsi="LM Roman 10" w:cs="Times New Roman"/>
+                <w:kern w:val="0"/>
+                <w:sz w:val="16"/>
+                <w:szCs w:val="16"/>
+                <w:lang w:eastAsia="en-US"/>
+                <w14:ligatures w14:val="none"/>
+              </w:rPr>
+              <w:t>call</w:t>
+            </w:r>
+            <w:proofErr w:type="gramEnd"/>
+            <w:r>
+              <w:rPr>
+                <w:rFonts w:ascii="LM Roman 10" w:eastAsia="Times New Roman" w:hAnsi="LM Roman 10" w:cs="Times New Roman"/>
+                <w:kern w:val="0"/>
+                <w:sz w:val="16"/>
+                <w:szCs w:val="16"/>
+                <w:lang w:eastAsia="en-US"/>
+                <w14:ligatures w14:val="none"/>
+              </w:rPr>
+              <w:t xml:space="preserve"> on df1 or df2 that created it as a regular column — so if it keeps reappearing, you can also prevent it upstream by using </w:t>
+            </w:r>
+            <w:proofErr w:type="spellStart"/>
+            <w:r>
+              <w:rPr>
+                <w:rFonts w:ascii="LM Roman 10" w:eastAsia="Times New Roman" w:hAnsi="LM Roman 10" w:cs="Times New Roman"/>
+                <w:kern w:val="0"/>
+                <w:sz w:val="16"/>
+                <w:szCs w:val="16"/>
+                <w:lang w:eastAsia="en-US"/>
+                <w14:ligatures w14:val="none"/>
+              </w:rPr>
+              <w:t>reset_index</w:t>
+            </w:r>
+            <w:proofErr w:type="spellEnd"/>
+            <w:r>
+              <w:rPr>
+                <w:rFonts w:ascii="LM Roman 10" w:eastAsia="Times New Roman" w:hAnsi="LM Roman 10" w:cs="Times New Roman"/>
+                <w:kern w:val="0"/>
+                <w:sz w:val="16"/>
+                <w:szCs w:val="16"/>
+                <w:lang w:eastAsia="en-US"/>
+                <w14:ligatures w14:val="none"/>
+              </w:rPr>
+              <w:t xml:space="preserve">(drop=True) instead of </w:t>
+            </w:r>
+            <w:proofErr w:type="spellStart"/>
+            <w:r>
+              <w:rPr>
+                <w:rFonts w:ascii="LM Roman 10" w:eastAsia="Times New Roman" w:hAnsi="LM Roman 10" w:cs="Times New Roman"/>
+                <w:kern w:val="0"/>
+                <w:sz w:val="16"/>
+                <w:szCs w:val="16"/>
+                <w:lang w:eastAsia="en-US"/>
+                <w14:ligatures w14:val="none"/>
+              </w:rPr>
+              <w:t>reset_index</w:t>
+            </w:r>
+            <w:proofErr w:type="spellEnd"/>
+            <w:r>
+              <w:rPr>
+                <w:rFonts w:ascii="LM Roman 10" w:eastAsia="Times New Roman" w:hAnsi="LM Roman 10" w:cs="Times New Roman"/>
+                <w:kern w:val="0"/>
+                <w:sz w:val="16"/>
+                <w:szCs w:val="16"/>
+                <w:lang w:eastAsia="en-US"/>
+                <w14:ligatures w14:val="none"/>
+              </w:rPr>
+              <w:t>().</w:t>
             </w:r>
           </w:p>
         </w:tc>
@@ -3851,7 +5868,31 @@
                 <w:lang w:eastAsia="en-US"/>
                 <w14:ligatures w14:val="none"/>
               </w:rPr>
-              <w:t>lambda points forced on the 0 horizontal axis?</w:t>
+              <w:t xml:space="preserve">lambda points forced on the </w:t>
+            </w:r>
+            <w:proofErr w:type="gramStart"/>
+            <w:r>
+              <w:rPr>
+                <w:rFonts w:ascii="LM Roman 10" w:eastAsia="Times New Roman" w:hAnsi="LM Roman 10" w:cs="Times New Roman"/>
+                <w:kern w:val="0"/>
+                <w:sz w:val="16"/>
+                <w:szCs w:val="16"/>
+                <w:lang w:eastAsia="en-US"/>
+                <w14:ligatures w14:val="none"/>
+              </w:rPr>
+              <w:t>0 horizontal</w:t>
+            </w:r>
+            <w:proofErr w:type="gramEnd"/>
+            <w:r>
+              <w:rPr>
+                <w:rFonts w:ascii="LM Roman 10" w:eastAsia="Times New Roman" w:hAnsi="LM Roman 10" w:cs="Times New Roman"/>
+                <w:kern w:val="0"/>
+                <w:sz w:val="16"/>
+                <w:szCs w:val="16"/>
+                <w:lang w:eastAsia="en-US"/>
+                <w14:ligatures w14:val="none"/>
+              </w:rPr>
+              <w:t xml:space="preserve"> axis?</w:t>
             </w:r>
             <w:r>
               <w:rPr>
@@ -3897,7 +5938,31 @@
                 <w:lang w:eastAsia="en-US"/>
                 <w14:ligatures w14:val="none"/>
               </w:rPr>
-              <w:t>Because AR(1) autocorrelation coefficients are real numbers — they have no imaginary component by definition. So when you plot them on the complex plane, their imaginary part is literally 0, forcing every point onto the real axis.</w:t>
+              <w:t xml:space="preserve">Because AR(1) autocorrelation coefficients are real numbers — they have no imaginary component by definition. </w:t>
+            </w:r>
+            <w:proofErr w:type="gramStart"/>
+            <w:r>
+              <w:rPr>
+                <w:rFonts w:ascii="LM Roman 10" w:eastAsia="Times New Roman" w:hAnsi="LM Roman 10" w:cs="Times New Roman"/>
+                <w:kern w:val="0"/>
+                <w:sz w:val="16"/>
+                <w:szCs w:val="16"/>
+                <w:lang w:eastAsia="en-US"/>
+                <w14:ligatures w14:val="none"/>
+              </w:rPr>
+              <w:t>So</w:t>
+            </w:r>
+            <w:proofErr w:type="gramEnd"/>
+            <w:r>
+              <w:rPr>
+                <w:rFonts w:ascii="LM Roman 10" w:eastAsia="Times New Roman" w:hAnsi="LM Roman 10" w:cs="Times New Roman"/>
+                <w:kern w:val="0"/>
+                <w:sz w:val="16"/>
+                <w:szCs w:val="16"/>
+                <w:lang w:eastAsia="en-US"/>
+                <w14:ligatures w14:val="none"/>
+              </w:rPr>
+              <w:t xml:space="preserve"> when you plot them on the complex plane, their imaginary part is literally 0, forcing every point onto the real axis.</w:t>
             </w:r>
           </w:p>
           <w:p>
@@ -4355,7 +6420,31 @@
                 <w:lang w:eastAsia="en-US"/>
                 <w14:ligatures w14:val="none"/>
               </w:rPr>
-              <w:t>"center left"</w:t>
+              <w:t>"</w:t>
+            </w:r>
+            <w:proofErr w:type="spellStart"/>
+            <w:r>
+              <w:rPr>
+                <w:rFonts w:ascii="LM Roman 10" w:eastAsia="Times New Roman" w:hAnsi="LM Roman 10" w:cs="Times New Roman"/>
+                <w:kern w:val="0"/>
+                <w:sz w:val="16"/>
+                <w:szCs w:val="16"/>
+                <w:lang w:eastAsia="en-US"/>
+                <w14:ligatures w14:val="none"/>
+              </w:rPr>
+              <w:t>center</w:t>
+            </w:r>
+            <w:proofErr w:type="spellEnd"/>
+            <w:r>
+              <w:rPr>
+                <w:rFonts w:ascii="LM Roman 10" w:eastAsia="Times New Roman" w:hAnsi="LM Roman 10" w:cs="Times New Roman"/>
+                <w:kern w:val="0"/>
+                <w:sz w:val="16"/>
+                <w:szCs w:val="16"/>
+                <w:lang w:eastAsia="en-US"/>
+                <w14:ligatures w14:val="none"/>
+              </w:rPr>
+              <w:t xml:space="preserve"> left"</w:t>
             </w:r>
             <w:r>
               <w:rPr>
@@ -4389,7 +6478,31 @@
                 <w:lang w:eastAsia="en-US"/>
                 <w14:ligatures w14:val="none"/>
               </w:rPr>
-              <w:t>"center right"</w:t>
+              <w:t>"</w:t>
+            </w:r>
+            <w:proofErr w:type="spellStart"/>
+            <w:r>
+              <w:rPr>
+                <w:rFonts w:ascii="LM Roman 10" w:eastAsia="Times New Roman" w:hAnsi="LM Roman 10" w:cs="Times New Roman"/>
+                <w:kern w:val="0"/>
+                <w:sz w:val="16"/>
+                <w:szCs w:val="16"/>
+                <w:lang w:eastAsia="en-US"/>
+                <w14:ligatures w14:val="none"/>
+              </w:rPr>
+              <w:t>center</w:t>
+            </w:r>
+            <w:proofErr w:type="spellEnd"/>
+            <w:r>
+              <w:rPr>
+                <w:rFonts w:ascii="LM Roman 10" w:eastAsia="Times New Roman" w:hAnsi="LM Roman 10" w:cs="Times New Roman"/>
+                <w:kern w:val="0"/>
+                <w:sz w:val="16"/>
+                <w:szCs w:val="16"/>
+                <w:lang w:eastAsia="en-US"/>
+                <w14:ligatures w14:val="none"/>
+              </w:rPr>
+              <w:t xml:space="preserve"> right"</w:t>
             </w:r>
             <w:r>
               <w:rPr>
@@ -4423,7 +6536,31 @@
                 <w:lang w:eastAsia="en-US"/>
                 <w14:ligatures w14:val="none"/>
               </w:rPr>
-              <w:t>"lower center"</w:t>
+              <w:t xml:space="preserve">"lower </w:t>
+            </w:r>
+            <w:proofErr w:type="spellStart"/>
+            <w:r>
+              <w:rPr>
+                <w:rFonts w:ascii="LM Roman 10" w:eastAsia="Times New Roman" w:hAnsi="LM Roman 10" w:cs="Times New Roman"/>
+                <w:kern w:val="0"/>
+                <w:sz w:val="16"/>
+                <w:szCs w:val="16"/>
+                <w:lang w:eastAsia="en-US"/>
+                <w14:ligatures w14:val="none"/>
+              </w:rPr>
+              <w:t>center</w:t>
+            </w:r>
+            <w:proofErr w:type="spellEnd"/>
+            <w:r>
+              <w:rPr>
+                <w:rFonts w:ascii="LM Roman 10" w:eastAsia="Times New Roman" w:hAnsi="LM Roman 10" w:cs="Times New Roman"/>
+                <w:kern w:val="0"/>
+                <w:sz w:val="16"/>
+                <w:szCs w:val="16"/>
+                <w:lang w:eastAsia="en-US"/>
+                <w14:ligatures w14:val="none"/>
+              </w:rPr>
+              <w:t>"</w:t>
             </w:r>
             <w:r>
               <w:rPr>
@@ -4457,7 +6594,31 @@
                 <w:lang w:eastAsia="en-US"/>
                 <w14:ligatures w14:val="none"/>
               </w:rPr>
-              <w:t>"upper center"</w:t>
+              <w:t xml:space="preserve">"upper </w:t>
+            </w:r>
+            <w:proofErr w:type="spellStart"/>
+            <w:r>
+              <w:rPr>
+                <w:rFonts w:ascii="LM Roman 10" w:eastAsia="Times New Roman" w:hAnsi="LM Roman 10" w:cs="Times New Roman"/>
+                <w:kern w:val="0"/>
+                <w:sz w:val="16"/>
+                <w:szCs w:val="16"/>
+                <w:lang w:eastAsia="en-US"/>
+                <w14:ligatures w14:val="none"/>
+              </w:rPr>
+              <w:t>center</w:t>
+            </w:r>
+            <w:proofErr w:type="spellEnd"/>
+            <w:r>
+              <w:rPr>
+                <w:rFonts w:ascii="LM Roman 10" w:eastAsia="Times New Roman" w:hAnsi="LM Roman 10" w:cs="Times New Roman"/>
+                <w:kern w:val="0"/>
+                <w:sz w:val="16"/>
+                <w:szCs w:val="16"/>
+                <w:lang w:eastAsia="en-US"/>
+                <w14:ligatures w14:val="none"/>
+              </w:rPr>
+              <w:t>"</w:t>
             </w:r>
             <w:r>
               <w:rPr>
@@ -4491,7 +6652,31 @@
                 <w:lang w:eastAsia="en-US"/>
                 <w14:ligatures w14:val="none"/>
               </w:rPr>
-              <w:t>"center"</w:t>
+              <w:t>"</w:t>
+            </w:r>
+            <w:proofErr w:type="spellStart"/>
+            <w:r>
+              <w:rPr>
+                <w:rFonts w:ascii="LM Roman 10" w:eastAsia="Times New Roman" w:hAnsi="LM Roman 10" w:cs="Times New Roman"/>
+                <w:kern w:val="0"/>
+                <w:sz w:val="16"/>
+                <w:szCs w:val="16"/>
+                <w:lang w:eastAsia="en-US"/>
+                <w14:ligatures w14:val="none"/>
+              </w:rPr>
+              <w:t>center</w:t>
+            </w:r>
+            <w:proofErr w:type="spellEnd"/>
+            <w:r>
+              <w:rPr>
+                <w:rFonts w:ascii="LM Roman 10" w:eastAsia="Times New Roman" w:hAnsi="LM Roman 10" w:cs="Times New Roman"/>
+                <w:kern w:val="0"/>
+                <w:sz w:val="16"/>
+                <w:szCs w:val="16"/>
+                <w:lang w:eastAsia="en-US"/>
+                <w14:ligatures w14:val="none"/>
+              </w:rPr>
+              <w:t>"</w:t>
             </w:r>
             <w:r>
               <w:rPr>
@@ -4513,7 +6698,31 @@
                 <w:lang w:eastAsia="en-US"/>
                 <w14:ligatures w14:val="none"/>
               </w:rPr>
-              <w:t>You can also place it outside the axes entirely using bbox_to_anchor:</w:t>
+              <w:t xml:space="preserve">You can also place it outside the axes entirely using </w:t>
+            </w:r>
+            <w:proofErr w:type="spellStart"/>
+            <w:r>
+              <w:rPr>
+                <w:rFonts w:ascii="LM Roman 10" w:eastAsia="Times New Roman" w:hAnsi="LM Roman 10" w:cs="Times New Roman"/>
+                <w:kern w:val="0"/>
+                <w:sz w:val="16"/>
+                <w:szCs w:val="16"/>
+                <w:lang w:eastAsia="en-US"/>
+                <w14:ligatures w14:val="none"/>
+              </w:rPr>
+              <w:t>bbox_to_anchor</w:t>
+            </w:r>
+            <w:proofErr w:type="spellEnd"/>
+            <w:r>
+              <w:rPr>
+                <w:rFonts w:ascii="LM Roman 10" w:eastAsia="Times New Roman" w:hAnsi="LM Roman 10" w:cs="Times New Roman"/>
+                <w:kern w:val="0"/>
+                <w:sz w:val="16"/>
+                <w:szCs w:val="16"/>
+                <w:lang w:eastAsia="en-US"/>
+                <w14:ligatures w14:val="none"/>
+              </w:rPr>
+              <w:t>:</w:t>
             </w:r>
             <w:r>
               <w:rPr>
@@ -4565,8 +6774,21 @@
                 <w:lang w:eastAsia="en-US"/>
                 <w14:ligatures w14:val="none"/>
               </w:rPr>
-              <w:t># Outside, top-righ</w:t>
-            </w:r>
+              <w:t># Outside, top-</w:t>
+            </w:r>
+            <w:proofErr w:type="spellStart"/>
+            <w:r>
+              <w:rPr>
+                <w:rFonts w:ascii="LM Roman 10" w:eastAsia="Times New Roman" w:hAnsi="LM Roman 10" w:cs="Times New Roman"/>
+                <w:kern w:val="0"/>
+                <w:sz w:val="16"/>
+                <w:szCs w:val="16"/>
+                <w:lang w:eastAsia="en-US"/>
+                <w14:ligatures w14:val="none"/>
+              </w:rPr>
+              <w:t>righ</w:t>
+            </w:r>
+            <w:proofErr w:type="spellEnd"/>
             <w:r>
               <w:rPr>
                 <w:rFonts w:ascii="LM Roman 10" w:eastAsia="Times New Roman" w:hAnsi="LM Roman 10" w:cs="Times New Roman"/>
@@ -4587,7 +6809,55 @@
                 <w:lang w:eastAsia="en-US"/>
                 <w14:ligatures w14:val="none"/>
               </w:rPr>
-              <w:t>ax1.legend(loc="upper left", bbox_to_anchor=(1.01, 1), borderaxespad=0)</w:t>
+              <w:t xml:space="preserve">ax1.legend(loc="upper left", </w:t>
+            </w:r>
+            <w:proofErr w:type="spellStart"/>
+            <w:r>
+              <w:rPr>
+                <w:rFonts w:ascii="LM Roman 10" w:eastAsia="Times New Roman" w:hAnsi="LM Roman 10" w:cs="Times New Roman"/>
+                <w:kern w:val="0"/>
+                <w:sz w:val="16"/>
+                <w:szCs w:val="16"/>
+                <w:lang w:eastAsia="en-US"/>
+                <w14:ligatures w14:val="none"/>
+              </w:rPr>
+              <w:t>bbox_to_anchor</w:t>
+            </w:r>
+            <w:proofErr w:type="spellEnd"/>
+            <w:r>
+              <w:rPr>
+                <w:rFonts w:ascii="LM Roman 10" w:eastAsia="Times New Roman" w:hAnsi="LM Roman 10" w:cs="Times New Roman"/>
+                <w:kern w:val="0"/>
+                <w:sz w:val="16"/>
+                <w:szCs w:val="16"/>
+                <w:lang w:eastAsia="en-US"/>
+                <w14:ligatures w14:val="none"/>
+              </w:rPr>
+              <w:t xml:space="preserve">=(1.01, 1), </w:t>
+            </w:r>
+            <w:proofErr w:type="spellStart"/>
+            <w:r>
+              <w:rPr>
+                <w:rFonts w:ascii="LM Roman 10" w:eastAsia="Times New Roman" w:hAnsi="LM Roman 10" w:cs="Times New Roman"/>
+                <w:kern w:val="0"/>
+                <w:sz w:val="16"/>
+                <w:szCs w:val="16"/>
+                <w:lang w:eastAsia="en-US"/>
+                <w14:ligatures w14:val="none"/>
+              </w:rPr>
+              <w:t>borderaxespad</w:t>
+            </w:r>
+            <w:proofErr w:type="spellEnd"/>
+            <w:r>
+              <w:rPr>
+                <w:rFonts w:ascii="LM Roman 10" w:eastAsia="Times New Roman" w:hAnsi="LM Roman 10" w:cs="Times New Roman"/>
+                <w:kern w:val="0"/>
+                <w:sz w:val="16"/>
+                <w:szCs w:val="16"/>
+                <w:lang w:eastAsia="en-US"/>
+                <w14:ligatures w14:val="none"/>
+              </w:rPr>
+              <w:t>=0)</w:t>
             </w:r>
             <w:r>
               <w:rPr>
@@ -4631,7 +6901,79 @@
                 <w:lang w:eastAsia="en-US"/>
                 <w14:ligatures w14:val="none"/>
               </w:rPr>
-              <w:t>ax1.legend(loc="upper center", bbox_to_anchor=(0.5, -0.12), ncol=2</w:t>
+              <w:t xml:space="preserve">ax1.legend(loc="upper </w:t>
+            </w:r>
+            <w:proofErr w:type="spellStart"/>
+            <w:r>
+              <w:rPr>
+                <w:rFonts w:ascii="LM Roman 10" w:eastAsia="Times New Roman" w:hAnsi="LM Roman 10" w:cs="Times New Roman"/>
+                <w:kern w:val="0"/>
+                <w:sz w:val="16"/>
+                <w:szCs w:val="16"/>
+                <w:lang w:eastAsia="en-US"/>
+                <w14:ligatures w14:val="none"/>
+              </w:rPr>
+              <w:t>center</w:t>
+            </w:r>
+            <w:proofErr w:type="spellEnd"/>
+            <w:r>
+              <w:rPr>
+                <w:rFonts w:ascii="LM Roman 10" w:eastAsia="Times New Roman" w:hAnsi="LM Roman 10" w:cs="Times New Roman"/>
+                <w:kern w:val="0"/>
+                <w:sz w:val="16"/>
+                <w:szCs w:val="16"/>
+                <w:lang w:eastAsia="en-US"/>
+                <w14:ligatures w14:val="none"/>
+              </w:rPr>
+              <w:t xml:space="preserve">", </w:t>
+            </w:r>
+            <w:proofErr w:type="spellStart"/>
+            <w:r>
+              <w:rPr>
+                <w:rFonts w:ascii="LM Roman 10" w:eastAsia="Times New Roman" w:hAnsi="LM Roman 10" w:cs="Times New Roman"/>
+                <w:kern w:val="0"/>
+                <w:sz w:val="16"/>
+                <w:szCs w:val="16"/>
+                <w:lang w:eastAsia="en-US"/>
+                <w14:ligatures w14:val="none"/>
+              </w:rPr>
+              <w:t>bbox_to_anchor</w:t>
+            </w:r>
+            <w:proofErr w:type="spellEnd"/>
+            <w:r>
+              <w:rPr>
+                <w:rFonts w:ascii="LM Roman 10" w:eastAsia="Times New Roman" w:hAnsi="LM Roman 10" w:cs="Times New Roman"/>
+                <w:kern w:val="0"/>
+                <w:sz w:val="16"/>
+                <w:szCs w:val="16"/>
+                <w:lang w:eastAsia="en-US"/>
+                <w14:ligatures w14:val="none"/>
+              </w:rPr>
+              <w:t xml:space="preserve">=(0.5, -0.12), </w:t>
+            </w:r>
+            <w:proofErr w:type="spellStart"/>
+            <w:r>
+              <w:rPr>
+                <w:rFonts w:ascii="LM Roman 10" w:eastAsia="Times New Roman" w:hAnsi="LM Roman 10" w:cs="Times New Roman"/>
+                <w:kern w:val="0"/>
+                <w:sz w:val="16"/>
+                <w:szCs w:val="16"/>
+                <w:lang w:eastAsia="en-US"/>
+                <w14:ligatures w14:val="none"/>
+              </w:rPr>
+              <w:t>ncol</w:t>
+            </w:r>
+            <w:proofErr w:type="spellEnd"/>
+            <w:r>
+              <w:rPr>
+                <w:rFonts w:ascii="LM Roman 10" w:eastAsia="Times New Roman" w:hAnsi="LM Roman 10" w:cs="Times New Roman"/>
+                <w:kern w:val="0"/>
+                <w:sz w:val="16"/>
+                <w:szCs w:val="16"/>
+                <w:lang w:eastAsia="en-US"/>
+                <w14:ligatures w14:val="none"/>
+              </w:rPr>
+              <w:t>=2</w:t>
             </w:r>
             <w:r>
               <w:rPr>
@@ -4653,7 +6995,79 @@
                 <w:lang w:eastAsia="en-US"/>
                 <w14:ligatures w14:val="none"/>
               </w:rPr>
-              <w:t>The bbox_to_anchor=(x, y) coordinates are in axes fraction — (1, 1) is the top-right corner of the axes box. When pushing the legend outside, add bbox_inches="tight" to your savefig() call or it will get clipped.</w:t>
+              <w:t xml:space="preserve">The </w:t>
+            </w:r>
+            <w:proofErr w:type="spellStart"/>
+            <w:r>
+              <w:rPr>
+                <w:rFonts w:ascii="LM Roman 10" w:eastAsia="Times New Roman" w:hAnsi="LM Roman 10" w:cs="Times New Roman"/>
+                <w:kern w:val="0"/>
+                <w:sz w:val="16"/>
+                <w:szCs w:val="16"/>
+                <w:lang w:eastAsia="en-US"/>
+                <w14:ligatures w14:val="none"/>
+              </w:rPr>
+              <w:t>bbox_to_anchor</w:t>
+            </w:r>
+            <w:proofErr w:type="spellEnd"/>
+            <w:r>
+              <w:rPr>
+                <w:rFonts w:ascii="LM Roman 10" w:eastAsia="Times New Roman" w:hAnsi="LM Roman 10" w:cs="Times New Roman"/>
+                <w:kern w:val="0"/>
+                <w:sz w:val="16"/>
+                <w:szCs w:val="16"/>
+                <w:lang w:eastAsia="en-US"/>
+                <w14:ligatures w14:val="none"/>
+              </w:rPr>
+              <w:t xml:space="preserve">=(x, y) coordinates are in axes fraction — (1, 1) is the top-right corner of the axes box. When pushing the legend outside, add </w:t>
+            </w:r>
+            <w:proofErr w:type="spellStart"/>
+            <w:r>
+              <w:rPr>
+                <w:rFonts w:ascii="LM Roman 10" w:eastAsia="Times New Roman" w:hAnsi="LM Roman 10" w:cs="Times New Roman"/>
+                <w:kern w:val="0"/>
+                <w:sz w:val="16"/>
+                <w:szCs w:val="16"/>
+                <w:lang w:eastAsia="en-US"/>
+                <w14:ligatures w14:val="none"/>
+              </w:rPr>
+              <w:t>bbox_inches</w:t>
+            </w:r>
+            <w:proofErr w:type="spellEnd"/>
+            <w:r>
+              <w:rPr>
+                <w:rFonts w:ascii="LM Roman 10" w:eastAsia="Times New Roman" w:hAnsi="LM Roman 10" w:cs="Times New Roman"/>
+                <w:kern w:val="0"/>
+                <w:sz w:val="16"/>
+                <w:szCs w:val="16"/>
+                <w:lang w:eastAsia="en-US"/>
+                <w14:ligatures w14:val="none"/>
+              </w:rPr>
+              <w:t xml:space="preserve">="tight" to your </w:t>
+            </w:r>
+            <w:proofErr w:type="spellStart"/>
+            <w:r>
+              <w:rPr>
+                <w:rFonts w:ascii="LM Roman 10" w:eastAsia="Times New Roman" w:hAnsi="LM Roman 10" w:cs="Times New Roman"/>
+                <w:kern w:val="0"/>
+                <w:sz w:val="16"/>
+                <w:szCs w:val="16"/>
+                <w:lang w:eastAsia="en-US"/>
+                <w14:ligatures w14:val="none"/>
+              </w:rPr>
+              <w:t>savefig</w:t>
+            </w:r>
+            <w:proofErr w:type="spellEnd"/>
+            <w:r>
+              <w:rPr>
+                <w:rFonts w:ascii="LM Roman 10" w:eastAsia="Times New Roman" w:hAnsi="LM Roman 10" w:cs="Times New Roman"/>
+                <w:kern w:val="0"/>
+                <w:sz w:val="16"/>
+                <w:szCs w:val="16"/>
+                <w:lang w:eastAsia="en-US"/>
+                <w14:ligatures w14:val="none"/>
+              </w:rPr>
+              <w:t>() call or it will get clipped.</w:t>
             </w:r>
           </w:p>
         </w:tc>
@@ -4745,18 +7159,90 @@
                 <w:lang w:eastAsia="en-US"/>
                 <w14:ligatures w14:val="none"/>
               </w:rPr>
-              <w:t>I’m plotting a circle on pl</w:t>
-            </w:r>
-            <w:r>
-              <w:rPr>
-                <w:rFonts w:ascii="LM Roman 10" w:eastAsia="Times New Roman" w:hAnsi="LM Roman 10" w:cs="Times New Roman"/>
-                <w:kern w:val="0"/>
-                <w:sz w:val="16"/>
-                <w:szCs w:val="16"/>
-                <w:lang w:eastAsia="en-US"/>
-                <w14:ligatures w14:val="none"/>
-              </w:rPr>
-              <w:t>t to plot the unit root testing following a AR(1) diagnosis, but I cannot display the full circle, it only gives me the first top half and it is also subject to a distortion, turning into an ellipse rather than a circle. Solve that.</w:t>
+              <w:t xml:space="preserve">I’m plotting a circle on </w:t>
+            </w:r>
+            <w:proofErr w:type="spellStart"/>
+            <w:r>
+              <w:rPr>
+                <w:rFonts w:ascii="LM Roman 10" w:eastAsia="Times New Roman" w:hAnsi="LM Roman 10" w:cs="Times New Roman"/>
+                <w:kern w:val="0"/>
+                <w:sz w:val="16"/>
+                <w:szCs w:val="16"/>
+                <w:lang w:eastAsia="en-US"/>
+                <w14:ligatures w14:val="none"/>
+              </w:rPr>
+              <w:t>pl</w:t>
+            </w:r>
+            <w:r>
+              <w:rPr>
+                <w:rFonts w:ascii="LM Roman 10" w:eastAsia="Times New Roman" w:hAnsi="LM Roman 10" w:cs="Times New Roman"/>
+                <w:kern w:val="0"/>
+                <w:sz w:val="16"/>
+                <w:szCs w:val="16"/>
+                <w:lang w:eastAsia="en-US"/>
+                <w14:ligatures w14:val="none"/>
+              </w:rPr>
+              <w:t>t</w:t>
+            </w:r>
+            <w:proofErr w:type="spellEnd"/>
+            <w:r>
+              <w:rPr>
+                <w:rFonts w:ascii="LM Roman 10" w:eastAsia="Times New Roman" w:hAnsi="LM Roman 10" w:cs="Times New Roman"/>
+                <w:kern w:val="0"/>
+                <w:sz w:val="16"/>
+                <w:szCs w:val="16"/>
+                <w:lang w:eastAsia="en-US"/>
+                <w14:ligatures w14:val="none"/>
+              </w:rPr>
+              <w:t xml:space="preserve"> to plot the unit root testing following </w:t>
+            </w:r>
+            <w:proofErr w:type="gramStart"/>
+            <w:r>
+              <w:rPr>
+                <w:rFonts w:ascii="LM Roman 10" w:eastAsia="Times New Roman" w:hAnsi="LM Roman 10" w:cs="Times New Roman"/>
+                <w:kern w:val="0"/>
+                <w:sz w:val="16"/>
+                <w:szCs w:val="16"/>
+                <w:lang w:eastAsia="en-US"/>
+                <w14:ligatures w14:val="none"/>
+              </w:rPr>
+              <w:t>a</w:t>
+            </w:r>
+            <w:proofErr w:type="gramEnd"/>
+            <w:r>
+              <w:rPr>
+                <w:rFonts w:ascii="LM Roman 10" w:eastAsia="Times New Roman" w:hAnsi="LM Roman 10" w:cs="Times New Roman"/>
+                <w:kern w:val="0"/>
+                <w:sz w:val="16"/>
+                <w:szCs w:val="16"/>
+                <w:lang w:eastAsia="en-US"/>
+                <w14:ligatures w14:val="none"/>
+              </w:rPr>
+              <w:t xml:space="preserve"> AR(1) diagnosis, but I cannot display the full circle, it only gives me the first top </w:t>
+            </w:r>
+            <w:proofErr w:type="gramStart"/>
+            <w:r>
+              <w:rPr>
+                <w:rFonts w:ascii="LM Roman 10" w:eastAsia="Times New Roman" w:hAnsi="LM Roman 10" w:cs="Times New Roman"/>
+                <w:kern w:val="0"/>
+                <w:sz w:val="16"/>
+                <w:szCs w:val="16"/>
+                <w:lang w:eastAsia="en-US"/>
+                <w14:ligatures w14:val="none"/>
+              </w:rPr>
+              <w:t>half</w:t>
+            </w:r>
+            <w:proofErr w:type="gramEnd"/>
+            <w:r>
+              <w:rPr>
+                <w:rFonts w:ascii="LM Roman 10" w:eastAsia="Times New Roman" w:hAnsi="LM Roman 10" w:cs="Times New Roman"/>
+                <w:kern w:val="0"/>
+                <w:sz w:val="16"/>
+                <w:szCs w:val="16"/>
+                <w:lang w:eastAsia="en-US"/>
+                <w14:ligatures w14:val="none"/>
+              </w:rPr>
+              <w:t xml:space="preserve"> and it is also subject to a distortion, turning into an ellipse rather than a circle. Solve that.</w:t>
             </w:r>
           </w:p>
         </w:tc>
@@ -4857,8 +7343,21 @@
                 <w:lang w:eastAsia="en-US"/>
                 <w14:ligatures w14:val="none"/>
               </w:rPr>
-              <w:t>ax1.set_ylim(-1.45, 1.45)  # symmetric, same range as xlim</w:t>
-            </w:r>
+              <w:t xml:space="preserve">ax1.set_ylim(-1.45, 1.45)  # symmetric, same range as </w:t>
+            </w:r>
+            <w:proofErr w:type="spellStart"/>
+            <w:r>
+              <w:rPr>
+                <w:rFonts w:ascii="LM Roman 10" w:eastAsia="Times New Roman" w:hAnsi="LM Roman 10" w:cs="Times New Roman"/>
+                <w:kern w:val="0"/>
+                <w:sz w:val="16"/>
+                <w:szCs w:val="16"/>
+                <w:lang w:eastAsia="en-US"/>
+                <w14:ligatures w14:val="none"/>
+              </w:rPr>
+              <w:t>xlim</w:t>
+            </w:r>
+            <w:proofErr w:type="spellEnd"/>
             <w:r>
               <w:rPr>
                 <w:rFonts w:ascii="LM Roman 10" w:eastAsia="Times New Roman" w:hAnsi="LM Roman 10" w:cs="Times New Roman"/>
@@ -4923,7 +7422,55 @@
                 <w:lang w:eastAsia="en-US"/>
                 <w14:ligatures w14:val="none"/>
               </w:rPr>
-              <w:t>offsets = np.linspace(0.25, 0.85, len(variables))  # spread labels upward</w:t>
+              <w:t xml:space="preserve">offsets = </w:t>
+            </w:r>
+            <w:proofErr w:type="spellStart"/>
+            <w:r>
+              <w:rPr>
+                <w:rFonts w:ascii="LM Roman 10" w:eastAsia="Times New Roman" w:hAnsi="LM Roman 10" w:cs="Times New Roman"/>
+                <w:kern w:val="0"/>
+                <w:sz w:val="16"/>
+                <w:szCs w:val="16"/>
+                <w:lang w:eastAsia="en-US"/>
+                <w14:ligatures w14:val="none"/>
+              </w:rPr>
+              <w:t>np.linspace</w:t>
+            </w:r>
+            <w:proofErr w:type="spellEnd"/>
+            <w:r>
+              <w:rPr>
+                <w:rFonts w:ascii="LM Roman 10" w:eastAsia="Times New Roman" w:hAnsi="LM Roman 10" w:cs="Times New Roman"/>
+                <w:kern w:val="0"/>
+                <w:sz w:val="16"/>
+                <w:szCs w:val="16"/>
+                <w:lang w:eastAsia="en-US"/>
+                <w14:ligatures w14:val="none"/>
+              </w:rPr>
+              <w:t xml:space="preserve">(0.25, 0.85, </w:t>
+            </w:r>
+            <w:proofErr w:type="spellStart"/>
+            <w:r>
+              <w:rPr>
+                <w:rFonts w:ascii="LM Roman 10" w:eastAsia="Times New Roman" w:hAnsi="LM Roman 10" w:cs="Times New Roman"/>
+                <w:kern w:val="0"/>
+                <w:sz w:val="16"/>
+                <w:szCs w:val="16"/>
+                <w:lang w:eastAsia="en-US"/>
+                <w14:ligatures w14:val="none"/>
+              </w:rPr>
+              <w:t>len</w:t>
+            </w:r>
+            <w:proofErr w:type="spellEnd"/>
+            <w:r>
+              <w:rPr>
+                <w:rFonts w:ascii="LM Roman 10" w:eastAsia="Times New Roman" w:hAnsi="LM Roman 10" w:cs="Times New Roman"/>
+                <w:kern w:val="0"/>
+                <w:sz w:val="16"/>
+                <w:szCs w:val="16"/>
+                <w:lang w:eastAsia="en-US"/>
+                <w14:ligatures w14:val="none"/>
+              </w:rPr>
+              <w:t>(variables))  # spread labels upward</w:t>
             </w:r>
             <w:r>
               <w:rPr>
@@ -4945,7 +7492,55 @@
                 <w:lang w:eastAsia="en-US"/>
                 <w14:ligatures w14:val="none"/>
               </w:rPr>
-              <w:t>for i, (ar1, var, stat, col) in enumerate(zip(ar1_values, variables, stationary, colors)):</w:t>
+              <w:t xml:space="preserve">for </w:t>
+            </w:r>
+            <w:proofErr w:type="spellStart"/>
+            <w:r>
+              <w:rPr>
+                <w:rFonts w:ascii="LM Roman 10" w:eastAsia="Times New Roman" w:hAnsi="LM Roman 10" w:cs="Times New Roman"/>
+                <w:kern w:val="0"/>
+                <w:sz w:val="16"/>
+                <w:szCs w:val="16"/>
+                <w:lang w:eastAsia="en-US"/>
+                <w14:ligatures w14:val="none"/>
+              </w:rPr>
+              <w:t>i</w:t>
+            </w:r>
+            <w:proofErr w:type="spellEnd"/>
+            <w:r>
+              <w:rPr>
+                <w:rFonts w:ascii="LM Roman 10" w:eastAsia="Times New Roman" w:hAnsi="LM Roman 10" w:cs="Times New Roman"/>
+                <w:kern w:val="0"/>
+                <w:sz w:val="16"/>
+                <w:szCs w:val="16"/>
+                <w:lang w:eastAsia="en-US"/>
+                <w14:ligatures w14:val="none"/>
+              </w:rPr>
+              <w:t xml:space="preserve">, (ar1, var, stat, col) in enumerate(zip(ar1_values, variables, stationary, </w:t>
+            </w:r>
+            <w:proofErr w:type="spellStart"/>
+            <w:r>
+              <w:rPr>
+                <w:rFonts w:ascii="LM Roman 10" w:eastAsia="Times New Roman" w:hAnsi="LM Roman 10" w:cs="Times New Roman"/>
+                <w:kern w:val="0"/>
+                <w:sz w:val="16"/>
+                <w:szCs w:val="16"/>
+                <w:lang w:eastAsia="en-US"/>
+                <w14:ligatures w14:val="none"/>
+              </w:rPr>
+              <w:t>colors</w:t>
+            </w:r>
+            <w:proofErr w:type="spellEnd"/>
+            <w:r>
+              <w:rPr>
+                <w:rFonts w:ascii="LM Roman 10" w:eastAsia="Times New Roman" w:hAnsi="LM Roman 10" w:cs="Times New Roman"/>
+                <w:kern w:val="0"/>
+                <w:sz w:val="16"/>
+                <w:szCs w:val="16"/>
+                <w:lang w:eastAsia="en-US"/>
+                <w14:ligatures w14:val="none"/>
+              </w:rPr>
+              <w:t>)):</w:t>
             </w:r>
             <w:r>
               <w:rPr>
@@ -4958,16 +7553,29 @@
               </w:rPr>
               <w:t xml:space="preserve"> </w:t>
             </w:r>
-            <w:r>
-              <w:rPr>
-                <w:rFonts w:ascii="LM Roman 10" w:eastAsia="Times New Roman" w:hAnsi="LM Roman 10" w:cs="Times New Roman"/>
-                <w:kern w:val="0"/>
-                <w:sz w:val="16"/>
-                <w:szCs w:val="16"/>
-                <w:lang w:eastAsia="en-US"/>
-                <w14:ligatures w14:val="none"/>
-              </w:rPr>
-              <w:t>border_color = "#e05252" if stat == "No" else "white"</w:t>
+            <w:proofErr w:type="spellStart"/>
+            <w:r>
+              <w:rPr>
+                <w:rFonts w:ascii="LM Roman 10" w:eastAsia="Times New Roman" w:hAnsi="LM Roman 10" w:cs="Times New Roman"/>
+                <w:kern w:val="0"/>
+                <w:sz w:val="16"/>
+                <w:szCs w:val="16"/>
+                <w:lang w:eastAsia="en-US"/>
+                <w14:ligatures w14:val="none"/>
+              </w:rPr>
+              <w:t>border_color</w:t>
+            </w:r>
+            <w:proofErr w:type="spellEnd"/>
+            <w:r>
+              <w:rPr>
+                <w:rFonts w:ascii="LM Roman 10" w:eastAsia="Times New Roman" w:hAnsi="LM Roman 10" w:cs="Times New Roman"/>
+                <w:kern w:val="0"/>
+                <w:sz w:val="16"/>
+                <w:szCs w:val="16"/>
+                <w:lang w:eastAsia="en-US"/>
+                <w14:ligatures w14:val="none"/>
+              </w:rPr>
+              <w:t xml:space="preserve"> = "#e05252" if stat == "No" else "white"</w:t>
             </w:r>
             <w:r>
               <w:rPr>
@@ -4989,7 +7597,55 @@
                 <w:lang w:eastAsia="en-US"/>
                 <w14:ligatures w14:val="none"/>
               </w:rPr>
-              <w:t>ax1.scatter(ar1, 0, color=col, s=100, zorder=4,</w:t>
+              <w:t xml:space="preserve">ax1.scatter(ar1, 0, </w:t>
+            </w:r>
+            <w:proofErr w:type="spellStart"/>
+            <w:r>
+              <w:rPr>
+                <w:rFonts w:ascii="LM Roman 10" w:eastAsia="Times New Roman" w:hAnsi="LM Roman 10" w:cs="Times New Roman"/>
+                <w:kern w:val="0"/>
+                <w:sz w:val="16"/>
+                <w:szCs w:val="16"/>
+                <w:lang w:eastAsia="en-US"/>
+                <w14:ligatures w14:val="none"/>
+              </w:rPr>
+              <w:t>color</w:t>
+            </w:r>
+            <w:proofErr w:type="spellEnd"/>
+            <w:r>
+              <w:rPr>
+                <w:rFonts w:ascii="LM Roman 10" w:eastAsia="Times New Roman" w:hAnsi="LM Roman 10" w:cs="Times New Roman"/>
+                <w:kern w:val="0"/>
+                <w:sz w:val="16"/>
+                <w:szCs w:val="16"/>
+                <w:lang w:eastAsia="en-US"/>
+                <w14:ligatures w14:val="none"/>
+              </w:rPr>
+              <w:t xml:space="preserve">=col, s=100, </w:t>
+            </w:r>
+            <w:proofErr w:type="spellStart"/>
+            <w:r>
+              <w:rPr>
+                <w:rFonts w:ascii="LM Roman 10" w:eastAsia="Times New Roman" w:hAnsi="LM Roman 10" w:cs="Times New Roman"/>
+                <w:kern w:val="0"/>
+                <w:sz w:val="16"/>
+                <w:szCs w:val="16"/>
+                <w:lang w:eastAsia="en-US"/>
+                <w14:ligatures w14:val="none"/>
+              </w:rPr>
+              <w:t>zorder</w:t>
+            </w:r>
+            <w:proofErr w:type="spellEnd"/>
+            <w:r>
+              <w:rPr>
+                <w:rFonts w:ascii="LM Roman 10" w:eastAsia="Times New Roman" w:hAnsi="LM Roman 10" w:cs="Times New Roman"/>
+                <w:kern w:val="0"/>
+                <w:sz w:val="16"/>
+                <w:szCs w:val="16"/>
+                <w:lang w:eastAsia="en-US"/>
+                <w14:ligatures w14:val="none"/>
+              </w:rPr>
+              <w:t>=4,</w:t>
             </w:r>
             <w:r>
               <w:rPr>
@@ -5002,16 +7658,53 @@
               </w:rPr>
               <w:t xml:space="preserve"> </w:t>
             </w:r>
-            <w:r>
-              <w:rPr>
-                <w:rFonts w:ascii="LM Roman 10" w:eastAsia="Times New Roman" w:hAnsi="LM Roman 10" w:cs="Times New Roman"/>
-                <w:kern w:val="0"/>
-                <w:sz w:val="16"/>
-                <w:szCs w:val="16"/>
-                <w:lang w:eastAsia="en-US"/>
-                <w14:ligatures w14:val="none"/>
-              </w:rPr>
-              <w:t>edgecolors=border_color, linewidths=1.0)</w:t>
+            <w:proofErr w:type="spellStart"/>
+            <w:r>
+              <w:rPr>
+                <w:rFonts w:ascii="LM Roman 10" w:eastAsia="Times New Roman" w:hAnsi="LM Roman 10" w:cs="Times New Roman"/>
+                <w:kern w:val="0"/>
+                <w:sz w:val="16"/>
+                <w:szCs w:val="16"/>
+                <w:lang w:eastAsia="en-US"/>
+                <w14:ligatures w14:val="none"/>
+              </w:rPr>
+              <w:t>edgecolors</w:t>
+            </w:r>
+            <w:proofErr w:type="spellEnd"/>
+            <w:r>
+              <w:rPr>
+                <w:rFonts w:ascii="LM Roman 10" w:eastAsia="Times New Roman" w:hAnsi="LM Roman 10" w:cs="Times New Roman"/>
+                <w:kern w:val="0"/>
+                <w:sz w:val="16"/>
+                <w:szCs w:val="16"/>
+                <w:lang w:eastAsia="en-US"/>
+                <w14:ligatures w14:val="none"/>
+              </w:rPr>
+              <w:t>=</w:t>
+            </w:r>
+            <w:proofErr w:type="spellStart"/>
+            <w:r>
+              <w:rPr>
+                <w:rFonts w:ascii="LM Roman 10" w:eastAsia="Times New Roman" w:hAnsi="LM Roman 10" w:cs="Times New Roman"/>
+                <w:kern w:val="0"/>
+                <w:sz w:val="16"/>
+                <w:szCs w:val="16"/>
+                <w:lang w:eastAsia="en-US"/>
+                <w14:ligatures w14:val="none"/>
+              </w:rPr>
+              <w:t>border_color</w:t>
+            </w:r>
+            <w:proofErr w:type="spellEnd"/>
+            <w:r>
+              <w:rPr>
+                <w:rFonts w:ascii="LM Roman 10" w:eastAsia="Times New Roman" w:hAnsi="LM Roman 10" w:cs="Times New Roman"/>
+                <w:kern w:val="0"/>
+                <w:sz w:val="16"/>
+                <w:szCs w:val="16"/>
+                <w:lang w:eastAsia="en-US"/>
+                <w14:ligatures w14:val="none"/>
+              </w:rPr>
+              <w:t>, linewidths=1.0)</w:t>
             </w:r>
             <w:r>
               <w:rPr>
@@ -5033,7 +7726,55 @@
                 <w:lang w:eastAsia="en-US"/>
                 <w14:ligatures w14:val="none"/>
               </w:rPr>
-              <w:t>ax1.plot([0, ar1], [0, 0], color=col, lw=0.7,</w:t>
+              <w:t xml:space="preserve">ax1.plot([0, ar1], [0, 0], </w:t>
+            </w:r>
+            <w:proofErr w:type="spellStart"/>
+            <w:r>
+              <w:rPr>
+                <w:rFonts w:ascii="LM Roman 10" w:eastAsia="Times New Roman" w:hAnsi="LM Roman 10" w:cs="Times New Roman"/>
+                <w:kern w:val="0"/>
+                <w:sz w:val="16"/>
+                <w:szCs w:val="16"/>
+                <w:lang w:eastAsia="en-US"/>
+                <w14:ligatures w14:val="none"/>
+              </w:rPr>
+              <w:t>color</w:t>
+            </w:r>
+            <w:proofErr w:type="spellEnd"/>
+            <w:r>
+              <w:rPr>
+                <w:rFonts w:ascii="LM Roman 10" w:eastAsia="Times New Roman" w:hAnsi="LM Roman 10" w:cs="Times New Roman"/>
+                <w:kern w:val="0"/>
+                <w:sz w:val="16"/>
+                <w:szCs w:val="16"/>
+                <w:lang w:eastAsia="en-US"/>
+                <w14:ligatures w14:val="none"/>
+              </w:rPr>
+              <w:t xml:space="preserve">=col, </w:t>
+            </w:r>
+            <w:proofErr w:type="spellStart"/>
+            <w:r>
+              <w:rPr>
+                <w:rFonts w:ascii="LM Roman 10" w:eastAsia="Times New Roman" w:hAnsi="LM Roman 10" w:cs="Times New Roman"/>
+                <w:kern w:val="0"/>
+                <w:sz w:val="16"/>
+                <w:szCs w:val="16"/>
+                <w:lang w:eastAsia="en-US"/>
+                <w14:ligatures w14:val="none"/>
+              </w:rPr>
+              <w:t>lw</w:t>
+            </w:r>
+            <w:proofErr w:type="spellEnd"/>
+            <w:r>
+              <w:rPr>
+                <w:rFonts w:ascii="LM Roman 10" w:eastAsia="Times New Roman" w:hAnsi="LM Roman 10" w:cs="Times New Roman"/>
+                <w:kern w:val="0"/>
+                <w:sz w:val="16"/>
+                <w:szCs w:val="16"/>
+                <w:lang w:eastAsia="en-US"/>
+                <w14:ligatures w14:val="none"/>
+              </w:rPr>
+              <w:t>=0.7,</w:t>
             </w:r>
             <w:r>
               <w:rPr>
@@ -5046,16 +7787,53 @@
               </w:rPr>
               <w:t xml:space="preserve"> </w:t>
             </w:r>
-            <w:r>
-              <w:rPr>
-                <w:rFonts w:ascii="LM Roman 10" w:eastAsia="Times New Roman" w:hAnsi="LM Roman 10" w:cs="Times New Roman"/>
-                <w:kern w:val="0"/>
-                <w:sz w:val="16"/>
-                <w:szCs w:val="16"/>
-                <w:lang w:eastAsia="en-US"/>
-                <w14:ligatures w14:val="none"/>
-              </w:rPr>
-              <w:t>linestyle="--", alpha=0.5, zorder=2)</w:t>
+            <w:proofErr w:type="spellStart"/>
+            <w:r>
+              <w:rPr>
+                <w:rFonts w:ascii="LM Roman 10" w:eastAsia="Times New Roman" w:hAnsi="LM Roman 10" w:cs="Times New Roman"/>
+                <w:kern w:val="0"/>
+                <w:sz w:val="16"/>
+                <w:szCs w:val="16"/>
+                <w:lang w:eastAsia="en-US"/>
+                <w14:ligatures w14:val="none"/>
+              </w:rPr>
+              <w:t>linestyle</w:t>
+            </w:r>
+            <w:proofErr w:type="spellEnd"/>
+            <w:r>
+              <w:rPr>
+                <w:rFonts w:ascii="LM Roman 10" w:eastAsia="Times New Roman" w:hAnsi="LM Roman 10" w:cs="Times New Roman"/>
+                <w:kern w:val="0"/>
+                <w:sz w:val="16"/>
+                <w:szCs w:val="16"/>
+                <w:lang w:eastAsia="en-US"/>
+                <w14:ligatures w14:val="none"/>
+              </w:rPr>
+              <w:t xml:space="preserve">="--", alpha=0.5, </w:t>
+            </w:r>
+            <w:proofErr w:type="spellStart"/>
+            <w:r>
+              <w:rPr>
+                <w:rFonts w:ascii="LM Roman 10" w:eastAsia="Times New Roman" w:hAnsi="LM Roman 10" w:cs="Times New Roman"/>
+                <w:kern w:val="0"/>
+                <w:sz w:val="16"/>
+                <w:szCs w:val="16"/>
+                <w:lang w:eastAsia="en-US"/>
+                <w14:ligatures w14:val="none"/>
+              </w:rPr>
+              <w:t>zorder</w:t>
+            </w:r>
+            <w:proofErr w:type="spellEnd"/>
+            <w:r>
+              <w:rPr>
+                <w:rFonts w:ascii="LM Roman 10" w:eastAsia="Times New Roman" w:hAnsi="LM Roman 10" w:cs="Times New Roman"/>
+                <w:kern w:val="0"/>
+                <w:sz w:val="16"/>
+                <w:szCs w:val="16"/>
+                <w:lang w:eastAsia="en-US"/>
+                <w14:ligatures w14:val="none"/>
+              </w:rPr>
+              <w:t>=2)</w:t>
             </w:r>
             <w:r>
               <w:rPr>
@@ -5077,7 +7855,31 @@
                 <w:lang w:eastAsia="en-US"/>
                 <w14:ligatures w14:val="none"/>
               </w:rPr>
-              <w:t>ax1.annotate(f"{var}\nAR(1)={ar1:.4f}",</w:t>
+              <w:t>ax1.annotate(f"{var}\</w:t>
+            </w:r>
+            <w:proofErr w:type="spellStart"/>
+            <w:r>
+              <w:rPr>
+                <w:rFonts w:ascii="LM Roman 10" w:eastAsia="Times New Roman" w:hAnsi="LM Roman 10" w:cs="Times New Roman"/>
+                <w:kern w:val="0"/>
+                <w:sz w:val="16"/>
+                <w:szCs w:val="16"/>
+                <w:lang w:eastAsia="en-US"/>
+                <w14:ligatures w14:val="none"/>
+              </w:rPr>
+              <w:t>nAR</w:t>
+            </w:r>
+            <w:proofErr w:type="spellEnd"/>
+            <w:r>
+              <w:rPr>
+                <w:rFonts w:ascii="LM Roman 10" w:eastAsia="Times New Roman" w:hAnsi="LM Roman 10" w:cs="Times New Roman"/>
+                <w:kern w:val="0"/>
+                <w:sz w:val="16"/>
+                <w:szCs w:val="16"/>
+                <w:lang w:eastAsia="en-US"/>
+                <w14:ligatures w14:val="none"/>
+              </w:rPr>
+              <w:t>(1)={ar1:.4f}",</w:t>
             </w:r>
             <w:r>
               <w:rPr>
@@ -5090,16 +7892,29 @@
               </w:rPr>
               <w:t xml:space="preserve"> </w:t>
             </w:r>
-            <w:r>
-              <w:rPr>
-                <w:rFonts w:ascii="LM Roman 10" w:eastAsia="Times New Roman" w:hAnsi="LM Roman 10" w:cs="Times New Roman"/>
-                <w:kern w:val="0"/>
-                <w:sz w:val="16"/>
-                <w:szCs w:val="16"/>
-                <w:lang w:eastAsia="en-US"/>
-                <w14:ligatures w14:val="none"/>
-              </w:rPr>
-              <w:t>xy=(ar1, 0),</w:t>
+            <w:proofErr w:type="spellStart"/>
+            <w:r>
+              <w:rPr>
+                <w:rFonts w:ascii="LM Roman 10" w:eastAsia="Times New Roman" w:hAnsi="LM Roman 10" w:cs="Times New Roman"/>
+                <w:kern w:val="0"/>
+                <w:sz w:val="16"/>
+                <w:szCs w:val="16"/>
+                <w:lang w:eastAsia="en-US"/>
+                <w14:ligatures w14:val="none"/>
+              </w:rPr>
+              <w:t>xy</w:t>
+            </w:r>
+            <w:proofErr w:type="spellEnd"/>
+            <w:r>
+              <w:rPr>
+                <w:rFonts w:ascii="LM Roman 10" w:eastAsia="Times New Roman" w:hAnsi="LM Roman 10" w:cs="Times New Roman"/>
+                <w:kern w:val="0"/>
+                <w:sz w:val="16"/>
+                <w:szCs w:val="16"/>
+                <w:lang w:eastAsia="en-US"/>
+                <w14:ligatures w14:val="none"/>
+              </w:rPr>
+              <w:t>=(ar1, 0),</w:t>
             </w:r>
             <w:r>
               <w:rPr>
@@ -5112,16 +7927,53 @@
               </w:rPr>
               <w:t xml:space="preserve"> </w:t>
             </w:r>
-            <w:r>
-              <w:rPr>
-                <w:rFonts w:ascii="LM Roman 10" w:eastAsia="Times New Roman" w:hAnsi="LM Roman 10" w:cs="Times New Roman"/>
-                <w:kern w:val="0"/>
-                <w:sz w:val="16"/>
-                <w:szCs w:val="16"/>
-                <w:lang w:eastAsia="en-US"/>
-                <w14:ligatures w14:val="none"/>
-              </w:rPr>
-              <w:t>xytext=(ar1, offsets[i]),   # labels spread vertically</w:t>
+            <w:proofErr w:type="spellStart"/>
+            <w:r>
+              <w:rPr>
+                <w:rFonts w:ascii="LM Roman 10" w:eastAsia="Times New Roman" w:hAnsi="LM Roman 10" w:cs="Times New Roman"/>
+                <w:kern w:val="0"/>
+                <w:sz w:val="16"/>
+                <w:szCs w:val="16"/>
+                <w:lang w:eastAsia="en-US"/>
+                <w14:ligatures w14:val="none"/>
+              </w:rPr>
+              <w:t>xytext</w:t>
+            </w:r>
+            <w:proofErr w:type="spellEnd"/>
+            <w:r>
+              <w:rPr>
+                <w:rFonts w:ascii="LM Roman 10" w:eastAsia="Times New Roman" w:hAnsi="LM Roman 10" w:cs="Times New Roman"/>
+                <w:kern w:val="0"/>
+                <w:sz w:val="16"/>
+                <w:szCs w:val="16"/>
+                <w:lang w:eastAsia="en-US"/>
+                <w14:ligatures w14:val="none"/>
+              </w:rPr>
+              <w:t>=(ar1, offsets[</w:t>
+            </w:r>
+            <w:proofErr w:type="spellStart"/>
+            <w:r>
+              <w:rPr>
+                <w:rFonts w:ascii="LM Roman 10" w:eastAsia="Times New Roman" w:hAnsi="LM Roman 10" w:cs="Times New Roman"/>
+                <w:kern w:val="0"/>
+                <w:sz w:val="16"/>
+                <w:szCs w:val="16"/>
+                <w:lang w:eastAsia="en-US"/>
+                <w14:ligatures w14:val="none"/>
+              </w:rPr>
+              <w:t>i</w:t>
+            </w:r>
+            <w:proofErr w:type="spellEnd"/>
+            <w:r>
+              <w:rPr>
+                <w:rFonts w:ascii="LM Roman 10" w:eastAsia="Times New Roman" w:hAnsi="LM Roman 10" w:cs="Times New Roman"/>
+                <w:kern w:val="0"/>
+                <w:sz w:val="16"/>
+                <w:szCs w:val="16"/>
+                <w:lang w:eastAsia="en-US"/>
+                <w14:ligatures w14:val="none"/>
+              </w:rPr>
+              <w:t>]),   # labels spread vertically</w:t>
             </w:r>
             <w:r>
               <w:rPr>
@@ -5134,16 +7986,53 @@
               </w:rPr>
               <w:t xml:space="preserve"> </w:t>
             </w:r>
-            <w:r>
-              <w:rPr>
-                <w:rFonts w:ascii="LM Roman 10" w:eastAsia="Times New Roman" w:hAnsi="LM Roman 10" w:cs="Times New Roman"/>
-                <w:kern w:val="0"/>
-                <w:sz w:val="16"/>
-                <w:szCs w:val="16"/>
-                <w:lang w:eastAsia="en-US"/>
-                <w14:ligatures w14:val="none"/>
-              </w:rPr>
-              <w:t>fontsize=6.5, color=col,</w:t>
+            <w:proofErr w:type="spellStart"/>
+            <w:r>
+              <w:rPr>
+                <w:rFonts w:ascii="LM Roman 10" w:eastAsia="Times New Roman" w:hAnsi="LM Roman 10" w:cs="Times New Roman"/>
+                <w:kern w:val="0"/>
+                <w:sz w:val="16"/>
+                <w:szCs w:val="16"/>
+                <w:lang w:eastAsia="en-US"/>
+                <w14:ligatures w14:val="none"/>
+              </w:rPr>
+              <w:t>fontsize</w:t>
+            </w:r>
+            <w:proofErr w:type="spellEnd"/>
+            <w:r>
+              <w:rPr>
+                <w:rFonts w:ascii="LM Roman 10" w:eastAsia="Times New Roman" w:hAnsi="LM Roman 10" w:cs="Times New Roman"/>
+                <w:kern w:val="0"/>
+                <w:sz w:val="16"/>
+                <w:szCs w:val="16"/>
+                <w:lang w:eastAsia="en-US"/>
+                <w14:ligatures w14:val="none"/>
+              </w:rPr>
+              <w:t xml:space="preserve">=6.5, </w:t>
+            </w:r>
+            <w:proofErr w:type="spellStart"/>
+            <w:r>
+              <w:rPr>
+                <w:rFonts w:ascii="LM Roman 10" w:eastAsia="Times New Roman" w:hAnsi="LM Roman 10" w:cs="Times New Roman"/>
+                <w:kern w:val="0"/>
+                <w:sz w:val="16"/>
+                <w:szCs w:val="16"/>
+                <w:lang w:eastAsia="en-US"/>
+                <w14:ligatures w14:val="none"/>
+              </w:rPr>
+              <w:t>color</w:t>
+            </w:r>
+            <w:proofErr w:type="spellEnd"/>
+            <w:r>
+              <w:rPr>
+                <w:rFonts w:ascii="LM Roman 10" w:eastAsia="Times New Roman" w:hAnsi="LM Roman 10" w:cs="Times New Roman"/>
+                <w:kern w:val="0"/>
+                <w:sz w:val="16"/>
+                <w:szCs w:val="16"/>
+                <w:lang w:eastAsia="en-US"/>
+                <w14:ligatures w14:val="none"/>
+              </w:rPr>
+              <w:t>=col,</w:t>
             </w:r>
             <w:r>
               <w:rPr>
@@ -5156,16 +8045,125 @@
               </w:rPr>
               <w:t xml:space="preserve"> </w:t>
             </w:r>
-            <w:r>
-              <w:rPr>
-                <w:rFonts w:ascii="LM Roman 10" w:eastAsia="Times New Roman" w:hAnsi="LM Roman 10" w:cs="Times New Roman"/>
-                <w:kern w:val="0"/>
-                <w:sz w:val="16"/>
-                <w:szCs w:val="16"/>
-                <w:lang w:eastAsia="en-US"/>
-                <w14:ligatures w14:val="none"/>
-              </w:rPr>
-              <w:t>arrowprops=dict(arrowstyle="-", color=col, lw=0.5, alpha=0.6),</w:t>
+            <w:proofErr w:type="spellStart"/>
+            <w:r>
+              <w:rPr>
+                <w:rFonts w:ascii="LM Roman 10" w:eastAsia="Times New Roman" w:hAnsi="LM Roman 10" w:cs="Times New Roman"/>
+                <w:kern w:val="0"/>
+                <w:sz w:val="16"/>
+                <w:szCs w:val="16"/>
+                <w:lang w:eastAsia="en-US"/>
+                <w14:ligatures w14:val="none"/>
+              </w:rPr>
+              <w:t>arrowprops</w:t>
+            </w:r>
+            <w:proofErr w:type="spellEnd"/>
+            <w:r>
+              <w:rPr>
+                <w:rFonts w:ascii="LM Roman 10" w:eastAsia="Times New Roman" w:hAnsi="LM Roman 10" w:cs="Times New Roman"/>
+                <w:kern w:val="0"/>
+                <w:sz w:val="16"/>
+                <w:szCs w:val="16"/>
+                <w:lang w:eastAsia="en-US"/>
+                <w14:ligatures w14:val="none"/>
+              </w:rPr>
+              <w:t>=</w:t>
+            </w:r>
+            <w:proofErr w:type="spellStart"/>
+            <w:r>
+              <w:rPr>
+                <w:rFonts w:ascii="LM Roman 10" w:eastAsia="Times New Roman" w:hAnsi="LM Roman 10" w:cs="Times New Roman"/>
+                <w:kern w:val="0"/>
+                <w:sz w:val="16"/>
+                <w:szCs w:val="16"/>
+                <w:lang w:eastAsia="en-US"/>
+                <w14:ligatures w14:val="none"/>
+              </w:rPr>
+              <w:t>dict</w:t>
+            </w:r>
+            <w:proofErr w:type="spellEnd"/>
+            <w:r>
+              <w:rPr>
+                <w:rFonts w:ascii="LM Roman 10" w:eastAsia="Times New Roman" w:hAnsi="LM Roman 10" w:cs="Times New Roman"/>
+                <w:kern w:val="0"/>
+                <w:sz w:val="16"/>
+                <w:szCs w:val="16"/>
+                <w:lang w:eastAsia="en-US"/>
+                <w14:ligatures w14:val="none"/>
+              </w:rPr>
+              <w:t>(</w:t>
+            </w:r>
+            <w:proofErr w:type="spellStart"/>
+            <w:r>
+              <w:rPr>
+                <w:rFonts w:ascii="LM Roman 10" w:eastAsia="Times New Roman" w:hAnsi="LM Roman 10" w:cs="Times New Roman"/>
+                <w:kern w:val="0"/>
+                <w:sz w:val="16"/>
+                <w:szCs w:val="16"/>
+                <w:lang w:eastAsia="en-US"/>
+                <w14:ligatures w14:val="none"/>
+              </w:rPr>
+              <w:t>arrowstyle</w:t>
+            </w:r>
+            <w:proofErr w:type="spellEnd"/>
+            <w:r>
+              <w:rPr>
+                <w:rFonts w:ascii="LM Roman 10" w:eastAsia="Times New Roman" w:hAnsi="LM Roman 10" w:cs="Times New Roman"/>
+                <w:kern w:val="0"/>
+                <w:sz w:val="16"/>
+                <w:szCs w:val="16"/>
+                <w:lang w:eastAsia="en-US"/>
+                <w14:ligatures w14:val="none"/>
+              </w:rPr>
+              <w:t xml:space="preserve">="-", </w:t>
+            </w:r>
+            <w:proofErr w:type="spellStart"/>
+            <w:r>
+              <w:rPr>
+                <w:rFonts w:ascii="LM Roman 10" w:eastAsia="Times New Roman" w:hAnsi="LM Roman 10" w:cs="Times New Roman"/>
+                <w:kern w:val="0"/>
+                <w:sz w:val="16"/>
+                <w:szCs w:val="16"/>
+                <w:lang w:eastAsia="en-US"/>
+                <w14:ligatures w14:val="none"/>
+              </w:rPr>
+              <w:t>color</w:t>
+            </w:r>
+            <w:proofErr w:type="spellEnd"/>
+            <w:r>
+              <w:rPr>
+                <w:rFonts w:ascii="LM Roman 10" w:eastAsia="Times New Roman" w:hAnsi="LM Roman 10" w:cs="Times New Roman"/>
+                <w:kern w:val="0"/>
+                <w:sz w:val="16"/>
+                <w:szCs w:val="16"/>
+                <w:lang w:eastAsia="en-US"/>
+                <w14:ligatures w14:val="none"/>
+              </w:rPr>
+              <w:t xml:space="preserve">=col, </w:t>
+            </w:r>
+            <w:proofErr w:type="spellStart"/>
+            <w:r>
+              <w:rPr>
+                <w:rFonts w:ascii="LM Roman 10" w:eastAsia="Times New Roman" w:hAnsi="LM Roman 10" w:cs="Times New Roman"/>
+                <w:kern w:val="0"/>
+                <w:sz w:val="16"/>
+                <w:szCs w:val="16"/>
+                <w:lang w:eastAsia="en-US"/>
+                <w14:ligatures w14:val="none"/>
+              </w:rPr>
+              <w:t>lw</w:t>
+            </w:r>
+            <w:proofErr w:type="spellEnd"/>
+            <w:r>
+              <w:rPr>
+                <w:rFonts w:ascii="LM Roman 10" w:eastAsia="Times New Roman" w:hAnsi="LM Roman 10" w:cs="Times New Roman"/>
+                <w:kern w:val="0"/>
+                <w:sz w:val="16"/>
+                <w:szCs w:val="16"/>
+                <w:lang w:eastAsia="en-US"/>
+                <w14:ligatures w14:val="none"/>
+              </w:rPr>
+              <w:t>=0.5, alpha=0.6),</w:t>
             </w:r>
             <w:r>
               <w:rPr>
@@ -5187,7 +8185,31 @@
                 <w:lang w:eastAsia="en-US"/>
                 <w14:ligatures w14:val="none"/>
               </w:rPr>
-              <w:t>ha="center")</w:t>
+              <w:t>ha="</w:t>
+            </w:r>
+            <w:proofErr w:type="spellStart"/>
+            <w:r>
+              <w:rPr>
+                <w:rFonts w:ascii="LM Roman 10" w:eastAsia="Times New Roman" w:hAnsi="LM Roman 10" w:cs="Times New Roman"/>
+                <w:kern w:val="0"/>
+                <w:sz w:val="16"/>
+                <w:szCs w:val="16"/>
+                <w:lang w:eastAsia="en-US"/>
+                <w14:ligatures w14:val="none"/>
+              </w:rPr>
+              <w:t>center</w:t>
+            </w:r>
+            <w:proofErr w:type="spellEnd"/>
+            <w:r>
+              <w:rPr>
+                <w:rFonts w:ascii="LM Roman 10" w:eastAsia="Times New Roman" w:hAnsi="LM Roman 10" w:cs="Times New Roman"/>
+                <w:kern w:val="0"/>
+                <w:sz w:val="16"/>
+                <w:szCs w:val="16"/>
+                <w:lang w:eastAsia="en-US"/>
+                <w14:ligatures w14:val="none"/>
+              </w:rPr>
+              <w:t>")</w:t>
             </w:r>
           </w:p>
         </w:tc>
@@ -5278,7 +8300,31 @@
                 <w:lang w:eastAsia="en-US"/>
                 <w14:ligatures w14:val="none"/>
               </w:rPr>
-              <w:t xml:space="preserve">Command to extract the AR(1) values from the .adfuller() function for unit root testing. </w:t>
+              <w:t>Command to extract the AR(1) values from the .</w:t>
+            </w:r>
+            <w:proofErr w:type="spellStart"/>
+            <w:r>
+              <w:rPr>
+                <w:rFonts w:ascii="LM Roman 10" w:eastAsia="Times New Roman" w:hAnsi="LM Roman 10" w:cs="Times New Roman"/>
+                <w:kern w:val="0"/>
+                <w:sz w:val="16"/>
+                <w:szCs w:val="16"/>
+                <w:lang w:eastAsia="en-US"/>
+                <w14:ligatures w14:val="none"/>
+              </w:rPr>
+              <w:t>adfuller</w:t>
+            </w:r>
+            <w:proofErr w:type="spellEnd"/>
+            <w:r>
+              <w:rPr>
+                <w:rFonts w:ascii="LM Roman 10" w:eastAsia="Times New Roman" w:hAnsi="LM Roman 10" w:cs="Times New Roman"/>
+                <w:kern w:val="0"/>
+                <w:sz w:val="16"/>
+                <w:szCs w:val="16"/>
+                <w:lang w:eastAsia="en-US"/>
+                <w14:ligatures w14:val="none"/>
+              </w:rPr>
+              <w:t xml:space="preserve">() function for unit root testing. </w:t>
             </w:r>
           </w:p>
         </w:tc>
@@ -5335,7 +8381,31 @@
                 <w:lang w:eastAsia="en-US"/>
                 <w14:ligatures w14:val="none"/>
               </w:rPr>
-              <w:t xml:space="preserve"> EXTRACT FROM YOUR EXISTING jp_adf_df </w:t>
+              <w:t xml:space="preserve"> EXTRACT FROM YOUR EXISTING </w:t>
+            </w:r>
+            <w:proofErr w:type="spellStart"/>
+            <w:r>
+              <w:rPr>
+                <w:rFonts w:ascii="LM Roman 10" w:eastAsia="Times New Roman" w:hAnsi="LM Roman 10" w:cs="Times New Roman" w:hint="eastAsia"/>
+                <w:kern w:val="0"/>
+                <w:sz w:val="16"/>
+                <w:szCs w:val="16"/>
+                <w:lang w:eastAsia="en-US"/>
+                <w14:ligatures w14:val="none"/>
+              </w:rPr>
+              <w:t>jp_adf_df</w:t>
+            </w:r>
+            <w:proofErr w:type="spellEnd"/>
+            <w:r>
+              <w:rPr>
+                <w:rFonts w:ascii="LM Roman 10" w:eastAsia="Times New Roman" w:hAnsi="LM Roman 10" w:cs="Times New Roman" w:hint="eastAsia"/>
+                <w:kern w:val="0"/>
+                <w:sz w:val="16"/>
+                <w:szCs w:val="16"/>
+                <w:lang w:eastAsia="en-US"/>
+                <w14:ligatures w14:val="none"/>
+              </w:rPr>
+              <w:t xml:space="preserve"> </w:t>
             </w:r>
             <w:r>
               <w:rPr>
@@ -5368,7 +8438,55 @@
                 <w:lang w:eastAsia="en-US"/>
                 <w14:ligatures w14:val="none"/>
               </w:rPr>
-              <w:t>variables = jp_adf_df["Variable"].tolist(</w:t>
+              <w:t xml:space="preserve">variables = </w:t>
+            </w:r>
+            <w:proofErr w:type="spellStart"/>
+            <w:r>
+              <w:rPr>
+                <w:rFonts w:ascii="LM Roman 10" w:eastAsia="Times New Roman" w:hAnsi="LM Roman 10" w:cs="Times New Roman"/>
+                <w:kern w:val="0"/>
+                <w:sz w:val="16"/>
+                <w:szCs w:val="16"/>
+                <w:lang w:eastAsia="en-US"/>
+                <w14:ligatures w14:val="none"/>
+              </w:rPr>
+              <w:t>jp_adf_df</w:t>
+            </w:r>
+            <w:proofErr w:type="spellEnd"/>
+            <w:r>
+              <w:rPr>
+                <w:rFonts w:ascii="LM Roman 10" w:eastAsia="Times New Roman" w:hAnsi="LM Roman 10" w:cs="Times New Roman"/>
+                <w:kern w:val="0"/>
+                <w:sz w:val="16"/>
+                <w:szCs w:val="16"/>
+                <w:lang w:eastAsia="en-US"/>
+                <w14:ligatures w14:val="none"/>
+              </w:rPr>
+              <w:t>["Variable"].</w:t>
+            </w:r>
+            <w:proofErr w:type="spellStart"/>
+            <w:r>
+              <w:rPr>
+                <w:rFonts w:ascii="LM Roman 10" w:eastAsia="Times New Roman" w:hAnsi="LM Roman 10" w:cs="Times New Roman"/>
+                <w:kern w:val="0"/>
+                <w:sz w:val="16"/>
+                <w:szCs w:val="16"/>
+                <w:lang w:eastAsia="en-US"/>
+                <w14:ligatures w14:val="none"/>
+              </w:rPr>
+              <w:t>tolist</w:t>
+            </w:r>
+            <w:proofErr w:type="spellEnd"/>
+            <w:r>
+              <w:rPr>
+                <w:rFonts w:ascii="LM Roman 10" w:eastAsia="Times New Roman" w:hAnsi="LM Roman 10" w:cs="Times New Roman"/>
+                <w:kern w:val="0"/>
+                <w:sz w:val="16"/>
+                <w:szCs w:val="16"/>
+                <w:lang w:eastAsia="en-US"/>
+                <w14:ligatures w14:val="none"/>
+              </w:rPr>
+              <w:t>(</w:t>
             </w:r>
             <w:r>
               <w:rPr>
@@ -5390,7 +8508,31 @@
                 <w:lang w:eastAsia="en-US"/>
                 <w14:ligatures w14:val="none"/>
               </w:rPr>
-              <w:t>ar1_values = jp_adf_df["AR(1)"].values          # real-valued → on real axis</w:t>
+              <w:t xml:space="preserve">ar1_values = </w:t>
+            </w:r>
+            <w:proofErr w:type="spellStart"/>
+            <w:r>
+              <w:rPr>
+                <w:rFonts w:ascii="LM Roman 10" w:eastAsia="Times New Roman" w:hAnsi="LM Roman 10" w:cs="Times New Roman" w:hint="eastAsia"/>
+                <w:kern w:val="0"/>
+                <w:sz w:val="16"/>
+                <w:szCs w:val="16"/>
+                <w:lang w:eastAsia="en-US"/>
+                <w14:ligatures w14:val="none"/>
+              </w:rPr>
+              <w:t>jp_adf_df</w:t>
+            </w:r>
+            <w:proofErr w:type="spellEnd"/>
+            <w:r>
+              <w:rPr>
+                <w:rFonts w:ascii="LM Roman 10" w:eastAsia="Times New Roman" w:hAnsi="LM Roman 10" w:cs="Times New Roman" w:hint="eastAsia"/>
+                <w:kern w:val="0"/>
+                <w:sz w:val="16"/>
+                <w:szCs w:val="16"/>
+                <w:lang w:eastAsia="en-US"/>
+                <w14:ligatures w14:val="none"/>
+              </w:rPr>
+              <w:t>["AR(1)"].values          # real-valued → on real axis</w:t>
             </w:r>
             <w:r>
               <w:rPr>
@@ -5412,7 +8554,55 @@
                 <w:lang w:eastAsia="en-US"/>
                 <w14:ligatures w14:val="none"/>
               </w:rPr>
-              <w:t>stationary  = jp_adf_df["Stationary - Absence of unit-root (HP1)"].tolist()</w:t>
+              <w:t xml:space="preserve">stationary  = </w:t>
+            </w:r>
+            <w:proofErr w:type="spellStart"/>
+            <w:r>
+              <w:rPr>
+                <w:rFonts w:ascii="LM Roman 10" w:eastAsia="Times New Roman" w:hAnsi="LM Roman 10" w:cs="Times New Roman"/>
+                <w:kern w:val="0"/>
+                <w:sz w:val="16"/>
+                <w:szCs w:val="16"/>
+                <w:lang w:eastAsia="en-US"/>
+                <w14:ligatures w14:val="none"/>
+              </w:rPr>
+              <w:t>jp_adf_df</w:t>
+            </w:r>
+            <w:proofErr w:type="spellEnd"/>
+            <w:r>
+              <w:rPr>
+                <w:rFonts w:ascii="LM Roman 10" w:eastAsia="Times New Roman" w:hAnsi="LM Roman 10" w:cs="Times New Roman"/>
+                <w:kern w:val="0"/>
+                <w:sz w:val="16"/>
+                <w:szCs w:val="16"/>
+                <w:lang w:eastAsia="en-US"/>
+                <w14:ligatures w14:val="none"/>
+              </w:rPr>
+              <w:t>["Stationary - Absence of unit-root (HP1)"].</w:t>
+            </w:r>
+            <w:proofErr w:type="spellStart"/>
+            <w:r>
+              <w:rPr>
+                <w:rFonts w:ascii="LM Roman 10" w:eastAsia="Times New Roman" w:hAnsi="LM Roman 10" w:cs="Times New Roman"/>
+                <w:kern w:val="0"/>
+                <w:sz w:val="16"/>
+                <w:szCs w:val="16"/>
+                <w:lang w:eastAsia="en-US"/>
+                <w14:ligatures w14:val="none"/>
+              </w:rPr>
+              <w:t>tolist</w:t>
+            </w:r>
+            <w:proofErr w:type="spellEnd"/>
+            <w:r>
+              <w:rPr>
+                <w:rFonts w:ascii="LM Roman 10" w:eastAsia="Times New Roman" w:hAnsi="LM Roman 10" w:cs="Times New Roman"/>
+                <w:kern w:val="0"/>
+                <w:sz w:val="16"/>
+                <w:szCs w:val="16"/>
+                <w:lang w:eastAsia="en-US"/>
+                <w14:ligatures w14:val="none"/>
+              </w:rPr>
+              <w:t>()</w:t>
             </w:r>
             <w:r>
               <w:rPr>
@@ -6593,7 +9783,31 @@
                 <w:lang w:eastAsia="en-US"/>
                 <w14:ligatures w14:val="none"/>
               </w:rPr>
-              <w:t>In the context of your AR(2) characteristic polynomial, the type of roots tells you something fundamental about the dynamic behavior of your time series.</w:t>
+              <w:t xml:space="preserve">In the context of your AR(2) characteristic polynomial, the type of roots tells you something fundamental about the dynamic </w:t>
+            </w:r>
+            <w:proofErr w:type="spellStart"/>
+            <w:r>
+              <w:rPr>
+                <w:rFonts w:ascii="LM Roman 10" w:eastAsia="Times New Roman" w:hAnsi="LM Roman 10" w:cs="Times New Roman"/>
+                <w:kern w:val="0"/>
+                <w:sz w:val="16"/>
+                <w:szCs w:val="16"/>
+                <w:lang w:eastAsia="en-US"/>
+                <w14:ligatures w14:val="none"/>
+              </w:rPr>
+              <w:t>behavior</w:t>
+            </w:r>
+            <w:proofErr w:type="spellEnd"/>
+            <w:r>
+              <w:rPr>
+                <w:rFonts w:ascii="LM Roman 10" w:eastAsia="Times New Roman" w:hAnsi="LM Roman 10" w:cs="Times New Roman"/>
+                <w:kern w:val="0"/>
+                <w:sz w:val="16"/>
+                <w:szCs w:val="16"/>
+                <w:lang w:eastAsia="en-US"/>
+                <w14:ligatures w14:val="none"/>
+              </w:rPr>
+              <w:t> of your time series.</w:t>
             </w:r>
             <w:r>
               <w:rPr>
@@ -7184,28 +10398,78 @@
                 <w14:ligatures w14:val="none"/>
               </w:rPr>
             </w:pPr>
-            <w:r>
-              <w:rPr>
-                <w:rFonts w:ascii="LM Roman 10" w:eastAsia="Times New Roman" w:hAnsi="LM Roman 10" w:cs="Times New Roman"/>
-                <w:kern w:val="0"/>
-                <w:sz w:val="16"/>
-                <w:szCs w:val="16"/>
-                <w:lang w:eastAsia="en-US"/>
-                <w14:ligatures w14:val="none"/>
-              </w:rPr>
-              <w:t>np.roots(coeffs)</w:t>
-            </w:r>
-            <w:r>
-              <w:rPr>
-                <w:rFonts w:ascii="LM Roman 10" w:eastAsia="Times New Roman" w:hAnsi="LM Roman 10" w:cs="Times New Roman"/>
-                <w:kern w:val="0"/>
-                <w:sz w:val="16"/>
-                <w:szCs w:val="16"/>
-                <w:lang w:eastAsia="en-US"/>
-                <w14:ligatures w14:val="none"/>
-              </w:rPr>
-              <w:t xml:space="preserve"> from numpy</w:t>
-            </w:r>
+            <w:proofErr w:type="spellStart"/>
+            <w:r>
+              <w:rPr>
+                <w:rFonts w:ascii="LM Roman 10" w:eastAsia="Times New Roman" w:hAnsi="LM Roman 10" w:cs="Times New Roman"/>
+                <w:kern w:val="0"/>
+                <w:sz w:val="16"/>
+                <w:szCs w:val="16"/>
+                <w:lang w:eastAsia="en-US"/>
+                <w14:ligatures w14:val="none"/>
+              </w:rPr>
+              <w:t>np.roots</w:t>
+            </w:r>
+            <w:proofErr w:type="spellEnd"/>
+            <w:r>
+              <w:rPr>
+                <w:rFonts w:ascii="LM Roman 10" w:eastAsia="Times New Roman" w:hAnsi="LM Roman 10" w:cs="Times New Roman"/>
+                <w:kern w:val="0"/>
+                <w:sz w:val="16"/>
+                <w:szCs w:val="16"/>
+                <w:lang w:eastAsia="en-US"/>
+                <w14:ligatures w14:val="none"/>
+              </w:rPr>
+              <w:t>(</w:t>
+            </w:r>
+            <w:proofErr w:type="spellStart"/>
+            <w:r>
+              <w:rPr>
+                <w:rFonts w:ascii="LM Roman 10" w:eastAsia="Times New Roman" w:hAnsi="LM Roman 10" w:cs="Times New Roman"/>
+                <w:kern w:val="0"/>
+                <w:sz w:val="16"/>
+                <w:szCs w:val="16"/>
+                <w:lang w:eastAsia="en-US"/>
+                <w14:ligatures w14:val="none"/>
+              </w:rPr>
+              <w:t>coeffs</w:t>
+            </w:r>
+            <w:proofErr w:type="spellEnd"/>
+            <w:r>
+              <w:rPr>
+                <w:rFonts w:ascii="LM Roman 10" w:eastAsia="Times New Roman" w:hAnsi="LM Roman 10" w:cs="Times New Roman"/>
+                <w:kern w:val="0"/>
+                <w:sz w:val="16"/>
+                <w:szCs w:val="16"/>
+                <w:lang w:eastAsia="en-US"/>
+                <w14:ligatures w14:val="none"/>
+              </w:rPr>
+              <w:t>)</w:t>
+            </w:r>
+            <w:r>
+              <w:rPr>
+                <w:rFonts w:ascii="LM Roman 10" w:eastAsia="Times New Roman" w:hAnsi="LM Roman 10" w:cs="Times New Roman"/>
+                <w:kern w:val="0"/>
+                <w:sz w:val="16"/>
+                <w:szCs w:val="16"/>
+                <w:lang w:eastAsia="en-US"/>
+                <w14:ligatures w14:val="none"/>
+              </w:rPr>
+              <w:t xml:space="preserve"> from </w:t>
+            </w:r>
+            <w:proofErr w:type="spellStart"/>
+            <w:r>
+              <w:rPr>
+                <w:rFonts w:ascii="LM Roman 10" w:eastAsia="Times New Roman" w:hAnsi="LM Roman 10" w:cs="Times New Roman"/>
+                <w:kern w:val="0"/>
+                <w:sz w:val="16"/>
+                <w:szCs w:val="16"/>
+                <w:lang w:eastAsia="en-US"/>
+                <w14:ligatures w14:val="none"/>
+              </w:rPr>
+              <w:t>numpy</w:t>
+            </w:r>
+            <w:proofErr w:type="spellEnd"/>
           </w:p>
         </w:tc>
       </w:tr>
@@ -7326,16 +10590,29 @@
               </w:rPr>
               <w:t xml:space="preserve">, </w:t>
             </w:r>
-            <w:r>
-              <w:rPr>
-                <w:rFonts w:ascii="LM Roman 10" w:eastAsia="Times New Roman" w:hAnsi="LM Roman 10" w:cs="Times New Roman"/>
-                <w:kern w:val="0"/>
-                <w:sz w:val="16"/>
-                <w:szCs w:val="16"/>
-                <w:lang w:eastAsia="en-US"/>
-                <w14:ligatures w14:val="none"/>
-              </w:rPr>
-              <w:t>r.real   # real part</w:t>
+            <w:proofErr w:type="spellStart"/>
+            <w:r>
+              <w:rPr>
+                <w:rFonts w:ascii="LM Roman 10" w:eastAsia="Times New Roman" w:hAnsi="LM Roman 10" w:cs="Times New Roman"/>
+                <w:kern w:val="0"/>
+                <w:sz w:val="16"/>
+                <w:szCs w:val="16"/>
+                <w:lang w:eastAsia="en-US"/>
+                <w14:ligatures w14:val="none"/>
+              </w:rPr>
+              <w:t>r.real</w:t>
+            </w:r>
+            <w:proofErr w:type="spellEnd"/>
+            <w:r>
+              <w:rPr>
+                <w:rFonts w:ascii="LM Roman 10" w:eastAsia="Times New Roman" w:hAnsi="LM Roman 10" w:cs="Times New Roman"/>
+                <w:kern w:val="0"/>
+                <w:sz w:val="16"/>
+                <w:szCs w:val="16"/>
+                <w:lang w:eastAsia="en-US"/>
+                <w14:ligatures w14:val="none"/>
+              </w:rPr>
+              <w:t xml:space="preserve">   # real part</w:t>
             </w:r>
             <w:r>
               <w:rPr>
@@ -7348,16 +10625,29 @@
               </w:rPr>
               <w:t xml:space="preserve"> </w:t>
             </w:r>
-            <w:r>
-              <w:rPr>
-                <w:rFonts w:ascii="LM Roman 10" w:eastAsia="Times New Roman" w:hAnsi="LM Roman 10" w:cs="Times New Roman"/>
-                <w:kern w:val="0"/>
-                <w:sz w:val="16"/>
-                <w:szCs w:val="16"/>
-                <w:lang w:eastAsia="en-US"/>
-                <w14:ligatures w14:val="none"/>
-              </w:rPr>
-              <w:t>r.imag   # imaginary part</w:t>
+            <w:proofErr w:type="spellStart"/>
+            <w:r>
+              <w:rPr>
+                <w:rFonts w:ascii="LM Roman 10" w:eastAsia="Times New Roman" w:hAnsi="LM Roman 10" w:cs="Times New Roman"/>
+                <w:kern w:val="0"/>
+                <w:sz w:val="16"/>
+                <w:szCs w:val="16"/>
+                <w:lang w:eastAsia="en-US"/>
+                <w14:ligatures w14:val="none"/>
+              </w:rPr>
+              <w:t>r.imag</w:t>
+            </w:r>
+            <w:proofErr w:type="spellEnd"/>
+            <w:r>
+              <w:rPr>
+                <w:rFonts w:ascii="LM Roman 10" w:eastAsia="Times New Roman" w:hAnsi="LM Roman 10" w:cs="Times New Roman"/>
+                <w:kern w:val="0"/>
+                <w:sz w:val="16"/>
+                <w:szCs w:val="16"/>
+                <w:lang w:eastAsia="en-US"/>
+                <w14:ligatures w14:val="none"/>
+              </w:rPr>
+              <w:t xml:space="preserve">   # imaginary part</w:t>
             </w:r>
             <w:r>
               <w:rPr>
@@ -7423,7 +10713,31 @@
                 <w:lang w:eastAsia="en-US"/>
                 <w14:ligatures w14:val="none"/>
               </w:rPr>
-              <w:t>for r in roots_pi:</w:t>
+              <w:t xml:space="preserve">for r in </w:t>
+            </w:r>
+            <w:proofErr w:type="spellStart"/>
+            <w:r>
+              <w:rPr>
+                <w:rFonts w:ascii="LM Roman 10" w:eastAsia="Times New Roman" w:hAnsi="LM Roman 10" w:cs="Times New Roman"/>
+                <w:kern w:val="0"/>
+                <w:sz w:val="16"/>
+                <w:szCs w:val="16"/>
+                <w:lang w:eastAsia="en-US"/>
+                <w14:ligatures w14:val="none"/>
+              </w:rPr>
+              <w:t>roots_pi</w:t>
+            </w:r>
+            <w:proofErr w:type="spellEnd"/>
+            <w:r>
+              <w:rPr>
+                <w:rFonts w:ascii="LM Roman 10" w:eastAsia="Times New Roman" w:hAnsi="LM Roman 10" w:cs="Times New Roman"/>
+                <w:kern w:val="0"/>
+                <w:sz w:val="16"/>
+                <w:szCs w:val="16"/>
+                <w:lang w:eastAsia="en-US"/>
+                <w14:ligatures w14:val="none"/>
+              </w:rPr>
+              <w:t>:</w:t>
             </w:r>
             <w:r>
               <w:rPr>
@@ -7445,7 +10759,55 @@
                 <w:lang w:eastAsia="en-US"/>
                 <w14:ligatures w14:val="none"/>
               </w:rPr>
-              <w:t>print(r.real, r.imag, abs(r))</w:t>
+              <w:t>print(</w:t>
+            </w:r>
+            <w:proofErr w:type="spellStart"/>
+            <w:r>
+              <w:rPr>
+                <w:rFonts w:ascii="LM Roman 10" w:eastAsia="Times New Roman" w:hAnsi="LM Roman 10" w:cs="Times New Roman"/>
+                <w:kern w:val="0"/>
+                <w:sz w:val="16"/>
+                <w:szCs w:val="16"/>
+                <w:lang w:eastAsia="en-US"/>
+                <w14:ligatures w14:val="none"/>
+              </w:rPr>
+              <w:t>r.real</w:t>
+            </w:r>
+            <w:proofErr w:type="spellEnd"/>
+            <w:r>
+              <w:rPr>
+                <w:rFonts w:ascii="LM Roman 10" w:eastAsia="Times New Roman" w:hAnsi="LM Roman 10" w:cs="Times New Roman"/>
+                <w:kern w:val="0"/>
+                <w:sz w:val="16"/>
+                <w:szCs w:val="16"/>
+                <w:lang w:eastAsia="en-US"/>
+                <w14:ligatures w14:val="none"/>
+              </w:rPr>
+              <w:t xml:space="preserve">, </w:t>
+            </w:r>
+            <w:proofErr w:type="spellStart"/>
+            <w:r>
+              <w:rPr>
+                <w:rFonts w:ascii="LM Roman 10" w:eastAsia="Times New Roman" w:hAnsi="LM Roman 10" w:cs="Times New Roman"/>
+                <w:kern w:val="0"/>
+                <w:sz w:val="16"/>
+                <w:szCs w:val="16"/>
+                <w:lang w:eastAsia="en-US"/>
+                <w14:ligatures w14:val="none"/>
+              </w:rPr>
+              <w:t>r.imag</w:t>
+            </w:r>
+            <w:proofErr w:type="spellEnd"/>
+            <w:r>
+              <w:rPr>
+                <w:rFonts w:ascii="LM Roman 10" w:eastAsia="Times New Roman" w:hAnsi="LM Roman 10" w:cs="Times New Roman"/>
+                <w:kern w:val="0"/>
+                <w:sz w:val="16"/>
+                <w:szCs w:val="16"/>
+                <w:lang w:eastAsia="en-US"/>
+                <w14:ligatures w14:val="none"/>
+              </w:rPr>
+              <w:t>, abs(r))</w:t>
             </w:r>
             <w:r>
               <w:rPr>
@@ -7480,16 +10842,29 @@
               </w:rPr>
               <w:t xml:space="preserve"> </w:t>
             </w:r>
-            <w:r>
-              <w:rPr>
-                <w:rFonts w:ascii="LM Roman 10" w:eastAsia="Times New Roman" w:hAnsi="LM Roman 10" w:cs="Times New Roman"/>
-                <w:kern w:val="0"/>
-                <w:sz w:val="16"/>
-                <w:szCs w:val="16"/>
-                <w:lang w:eastAsia="en-US"/>
-                <w14:ligatures w14:val="none"/>
-              </w:rPr>
-              <w:t>roots_pi.real   # array of real parts</w:t>
+            <w:proofErr w:type="spellStart"/>
+            <w:r>
+              <w:rPr>
+                <w:rFonts w:ascii="LM Roman 10" w:eastAsia="Times New Roman" w:hAnsi="LM Roman 10" w:cs="Times New Roman"/>
+                <w:kern w:val="0"/>
+                <w:sz w:val="16"/>
+                <w:szCs w:val="16"/>
+                <w:lang w:eastAsia="en-US"/>
+                <w14:ligatures w14:val="none"/>
+              </w:rPr>
+              <w:t>roots_pi.real</w:t>
+            </w:r>
+            <w:proofErr w:type="spellEnd"/>
+            <w:r>
+              <w:rPr>
+                <w:rFonts w:ascii="LM Roman 10" w:eastAsia="Times New Roman" w:hAnsi="LM Roman 10" w:cs="Times New Roman"/>
+                <w:kern w:val="0"/>
+                <w:sz w:val="16"/>
+                <w:szCs w:val="16"/>
+                <w:lang w:eastAsia="en-US"/>
+                <w14:ligatures w14:val="none"/>
+              </w:rPr>
+              <w:t xml:space="preserve">   # array of real parts</w:t>
             </w:r>
             <w:r>
               <w:rPr>
@@ -7502,16 +10877,29 @@
               </w:rPr>
               <w:t xml:space="preserve"> </w:t>
             </w:r>
-            <w:r>
-              <w:rPr>
-                <w:rFonts w:ascii="LM Roman 10" w:eastAsia="Times New Roman" w:hAnsi="LM Roman 10" w:cs="Times New Roman"/>
-                <w:kern w:val="0"/>
-                <w:sz w:val="16"/>
-                <w:szCs w:val="16"/>
-                <w:lang w:eastAsia="en-US"/>
-                <w14:ligatures w14:val="none"/>
-              </w:rPr>
-              <w:t>roots_pi.imag   # array of imaginary parts</w:t>
+            <w:proofErr w:type="spellStart"/>
+            <w:r>
+              <w:rPr>
+                <w:rFonts w:ascii="LM Roman 10" w:eastAsia="Times New Roman" w:hAnsi="LM Roman 10" w:cs="Times New Roman"/>
+                <w:kern w:val="0"/>
+                <w:sz w:val="16"/>
+                <w:szCs w:val="16"/>
+                <w:lang w:eastAsia="en-US"/>
+                <w14:ligatures w14:val="none"/>
+              </w:rPr>
+              <w:t>roots_pi.imag</w:t>
+            </w:r>
+            <w:proofErr w:type="spellEnd"/>
+            <w:r>
+              <w:rPr>
+                <w:rFonts w:ascii="LM Roman 10" w:eastAsia="Times New Roman" w:hAnsi="LM Roman 10" w:cs="Times New Roman"/>
+                <w:kern w:val="0"/>
+                <w:sz w:val="16"/>
+                <w:szCs w:val="16"/>
+                <w:lang w:eastAsia="en-US"/>
+                <w14:ligatures w14:val="none"/>
+              </w:rPr>
+              <w:t xml:space="preserve">   # array of imaginary parts</w:t>
             </w:r>
           </w:p>
         </w:tc>
@@ -7917,7 +11305,31 @@
                 <w:lang w:eastAsia="en-US"/>
                 <w14:ligatures w14:val="none"/>
               </w:rPr>
-              <w:t>The issue is that Python's ternary operator requires two expressions (values), but continue is a statement — it doesn't return a value, it just interrupts the loop.</w:t>
+              <w:t>The issue is that Python's ternary operator requires two expressions (values</w:t>
+            </w:r>
+            <w:proofErr w:type="gramStart"/>
+            <w:r>
+              <w:rPr>
+                <w:rFonts w:ascii="LM Roman 10" w:eastAsia="Times New Roman" w:hAnsi="LM Roman 10" w:cs="Times New Roman"/>
+                <w:kern w:val="0"/>
+                <w:sz w:val="16"/>
+                <w:szCs w:val="16"/>
+                <w:lang w:eastAsia="en-US"/>
+                <w14:ligatures w14:val="none"/>
+              </w:rPr>
+              <w:t>), but</w:t>
+            </w:r>
+            <w:proofErr w:type="gramEnd"/>
+            <w:r>
+              <w:rPr>
+                <w:rFonts w:ascii="LM Roman 10" w:eastAsia="Times New Roman" w:hAnsi="LM Roman 10" w:cs="Times New Roman"/>
+                <w:kern w:val="0"/>
+                <w:sz w:val="16"/>
+                <w:szCs w:val="16"/>
+                <w:lang w:eastAsia="en-US"/>
+                <w14:ligatures w14:val="none"/>
+              </w:rPr>
+              <w:t xml:space="preserve"> continue is a statement — it doesn't return a value, it just interrupts the loop.</w:t>
             </w:r>
             <w:r>
               <w:rPr>
@@ -7939,7 +11351,31 @@
                 <w:lang w:eastAsia="en-US"/>
                 <w14:ligatures w14:val="none"/>
               </w:rPr>
-              <w:t xml:space="preserve">Option 1 / 2 is the cleanest for your case — "_nolegend_" is a special matplotlib string that tells the legend to silently ignore that entry, so only X_1 of each variable appears in the </w:t>
+              <w:t>Option 1 / 2 is the cleanest for your case — "_</w:t>
+            </w:r>
+            <w:proofErr w:type="spellStart"/>
+            <w:r>
+              <w:rPr>
+                <w:rFonts w:ascii="LM Roman 10" w:eastAsia="Times New Roman" w:hAnsi="LM Roman 10" w:cs="Times New Roman"/>
+                <w:kern w:val="0"/>
+                <w:sz w:val="16"/>
+                <w:szCs w:val="16"/>
+                <w:lang w:eastAsia="en-US"/>
+                <w14:ligatures w14:val="none"/>
+              </w:rPr>
+              <w:t>nolegend</w:t>
+            </w:r>
+            <w:proofErr w:type="spellEnd"/>
+            <w:r>
+              <w:rPr>
+                <w:rFonts w:ascii="LM Roman 10" w:eastAsia="Times New Roman" w:hAnsi="LM Roman 10" w:cs="Times New Roman"/>
+                <w:kern w:val="0"/>
+                <w:sz w:val="16"/>
+                <w:szCs w:val="16"/>
+                <w:lang w:eastAsia="en-US"/>
+                <w14:ligatures w14:val="none"/>
+              </w:rPr>
+              <w:t xml:space="preserve">_" is a special matplotlib string that tells the legend to silently ignore that entry, so only X_1 of each variable appears in the </w:t>
             </w:r>
             <w:r>
               <w:rPr>
@@ -7975,6 +11411,1440 @@
               </w:rPr>
               <w:t>Also note the $X_{{j+1}}$ — inside an f-string, curly braces used for LaTeX subscripts must be doubled {{ }} to be treated as literal braces, otherwise Python interprets them as f-string placeholders.</w:t>
             </w:r>
+          </w:p>
+        </w:tc>
+      </w:tr>
+      <w:tr>
+        <w:trPr>
+          <w:cnfStyle w:val="000000100000" w:firstRow="0" w:lastRow="0" w:firstColumn="0" w:lastColumn="0" w:oddVBand="0" w:evenVBand="0" w:oddHBand="1" w:evenHBand="0" w:firstRowFirstColumn="0" w:firstRowLastColumn="0" w:lastRowFirstColumn="0" w:lastRowLastColumn="0"/>
+          <w:trHeight w:val="1497"/>
+        </w:trPr>
+        <w:tc>
+          <w:tcPr>
+            <w:cnfStyle w:val="001000000000" w:firstRow="0" w:lastRow="0" w:firstColumn="1" w:lastColumn="0" w:oddVBand="0" w:evenVBand="0" w:oddHBand="0" w:evenHBand="0" w:firstRowFirstColumn="0" w:firstRowLastColumn="0" w:lastRowFirstColumn="0" w:lastRowLastColumn="0"/>
+            <w:tcW w:w="1134" w:type="dxa"/>
+          </w:tcPr>
+          <w:p>
+            <w:pPr>
+              <w:widowControl w:val="0"/>
+              <w:autoSpaceDE w:val="0"/>
+              <w:autoSpaceDN w:val="0"/>
+              <w:spacing w:before="240"/>
+              <w:ind w:right="142"/>
+              <w:rPr>
+                <w:rFonts w:ascii="LM Roman 10" w:eastAsia="Times New Roman" w:hAnsi="LM Roman 10" w:cs="Times New Roman"/>
+                <w:kern w:val="0"/>
+                <w:sz w:val="16"/>
+                <w:szCs w:val="16"/>
+                <w:lang w:eastAsia="en-US"/>
+                <w14:ligatures w14:val="none"/>
+              </w:rPr>
+            </w:pPr>
+            <w:r>
+              <w:rPr>
+                <w:rFonts w:ascii="LM Roman 10" w:eastAsia="Times New Roman" w:hAnsi="LM Roman 10" w:cs="Times New Roman"/>
+                <w:kern w:val="0"/>
+                <w:sz w:val="16"/>
+                <w:szCs w:val="16"/>
+                <w:lang w:eastAsia="en-US"/>
+                <w14:ligatures w14:val="none"/>
+              </w:rPr>
+              <w:lastRenderedPageBreak/>
+              <w:t>Claude Sonnet 4.6 (Thinking)</w:t>
+            </w:r>
+          </w:p>
+        </w:tc>
+        <w:tc>
+          <w:tcPr>
+            <w:tcW w:w="2580" w:type="dxa"/>
+          </w:tcPr>
+          <w:p>
+            <w:pPr>
+              <w:widowControl w:val="0"/>
+              <w:autoSpaceDE w:val="0"/>
+              <w:autoSpaceDN w:val="0"/>
+              <w:spacing w:before="240"/>
+              <w:ind w:right="142"/>
+              <w:jc w:val="both"/>
+              <w:cnfStyle w:val="000000100000" w:firstRow="0" w:lastRow="0" w:firstColumn="0" w:lastColumn="0" w:oddVBand="0" w:evenVBand="0" w:oddHBand="1" w:evenHBand="0" w:firstRowFirstColumn="0" w:firstRowLastColumn="0" w:lastRowFirstColumn="0" w:lastRowLastColumn="0"/>
+              <w:rPr>
+                <w:rFonts w:ascii="LM Roman 10" w:eastAsia="Times New Roman" w:hAnsi="LM Roman 10" w:cs="Times New Roman"/>
+                <w:kern w:val="0"/>
+                <w:sz w:val="16"/>
+                <w:szCs w:val="16"/>
+                <w:lang w:eastAsia="en-US"/>
+                <w14:ligatures w14:val="none"/>
+              </w:rPr>
+            </w:pPr>
+            <w:r>
+              <w:rPr>
+                <w:rFonts w:ascii="LM Roman 10" w:eastAsia="Times New Roman" w:hAnsi="LM Roman 10" w:cs="Times New Roman"/>
+                <w:kern w:val="0"/>
+                <w:sz w:val="16"/>
+                <w:szCs w:val="16"/>
+                <w:lang w:eastAsia="en-US"/>
+                <w14:ligatures w14:val="none"/>
+              </w:rPr>
+              <w:t>H</w:t>
+            </w:r>
+            <w:r>
+              <w:rPr>
+                <w:rFonts w:ascii="LM Roman 10" w:eastAsia="Times New Roman" w:hAnsi="LM Roman 10" w:cs="Times New Roman"/>
+                <w:kern w:val="0"/>
+                <w:sz w:val="16"/>
+                <w:szCs w:val="16"/>
+                <w:lang w:eastAsia="en-US"/>
+                <w14:ligatures w14:val="none"/>
+              </w:rPr>
+              <w:t>ow to fill the area within a triangle of lines on python? I've tried with .fill() but does not work</w:t>
+            </w:r>
+          </w:p>
+        </w:tc>
+        <w:tc>
+          <w:tcPr>
+            <w:tcW w:w="5358" w:type="dxa"/>
+          </w:tcPr>
+          <w:p>
+            <w:pPr>
+              <w:widowControl w:val="0"/>
+              <w:autoSpaceDE w:val="0"/>
+              <w:autoSpaceDN w:val="0"/>
+              <w:spacing w:before="240"/>
+              <w:ind w:right="142"/>
+              <w:jc w:val="both"/>
+              <w:cnfStyle w:val="000000100000" w:firstRow="0" w:lastRow="0" w:firstColumn="0" w:lastColumn="0" w:oddVBand="0" w:evenVBand="0" w:oddHBand="1" w:evenHBand="0" w:firstRowFirstColumn="0" w:firstRowLastColumn="0" w:lastRowFirstColumn="0" w:lastRowLastColumn="0"/>
+              <w:rPr>
+                <w:rFonts w:ascii="LM Roman 10" w:eastAsia="Times New Roman" w:hAnsi="LM Roman 10" w:cs="Times New Roman"/>
+                <w:kern w:val="0"/>
+                <w:sz w:val="16"/>
+                <w:szCs w:val="16"/>
+                <w:lang w:eastAsia="en-US"/>
+                <w14:ligatures w14:val="none"/>
+              </w:rPr>
+            </w:pPr>
+            <w:r>
+              <w:rPr>
+                <w:rFonts w:ascii="LM Roman 10" w:eastAsia="Times New Roman" w:hAnsi="LM Roman 10" w:cs="Times New Roman"/>
+                <w:kern w:val="0"/>
+                <w:sz w:val="16"/>
+                <w:szCs w:val="16"/>
+                <w:lang w:eastAsia="en-US"/>
+                <w14:ligatures w14:val="none"/>
+              </w:rPr>
+              <w:t>There are three reliable ways to do it. The most common issue with .fill() is that the vertices are not closed or are passed incorrectly:</w:t>
+            </w:r>
+            <w:r>
+              <w:rPr>
+                <w:rFonts w:ascii="LM Roman 10" w:eastAsia="Times New Roman" w:hAnsi="LM Roman 10" w:cs="Times New Roman"/>
+                <w:kern w:val="0"/>
+                <w:sz w:val="16"/>
+                <w:szCs w:val="16"/>
+                <w:lang w:eastAsia="en-US"/>
+                <w14:ligatures w14:val="none"/>
+              </w:rPr>
+              <w:t xml:space="preserve"> </w:t>
+            </w:r>
+            <w:r>
+              <w:rPr>
+                <w:rFonts w:ascii="LM Roman 10" w:eastAsia="Times New Roman" w:hAnsi="LM Roman 10" w:cs="Times New Roman"/>
+                <w:kern w:val="0"/>
+                <w:sz w:val="16"/>
+                <w:szCs w:val="16"/>
+                <w:lang w:eastAsia="en-US"/>
+                <w14:ligatures w14:val="none"/>
+              </w:rPr>
+              <w:t xml:space="preserve">Option 1 — </w:t>
+            </w:r>
+            <w:proofErr w:type="spellStart"/>
+            <w:r>
+              <w:rPr>
+                <w:rFonts w:ascii="LM Roman 10" w:eastAsia="Times New Roman" w:hAnsi="LM Roman 10" w:cs="Times New Roman"/>
+                <w:kern w:val="0"/>
+                <w:sz w:val="16"/>
+                <w:szCs w:val="16"/>
+                <w:lang w:eastAsia="en-US"/>
+                <w14:ligatures w14:val="none"/>
+              </w:rPr>
+              <w:t>ax.fill</w:t>
+            </w:r>
+            <w:proofErr w:type="spellEnd"/>
+            <w:r>
+              <w:rPr>
+                <w:rFonts w:ascii="LM Roman 10" w:eastAsia="Times New Roman" w:hAnsi="LM Roman 10" w:cs="Times New Roman"/>
+                <w:kern w:val="0"/>
+                <w:sz w:val="16"/>
+                <w:szCs w:val="16"/>
+                <w:lang w:eastAsia="en-US"/>
+                <w14:ligatures w14:val="none"/>
+              </w:rPr>
+              <w:t>() (fix your current approach</w:t>
+            </w:r>
+            <w:r>
+              <w:rPr>
+                <w:rFonts w:ascii="LM Roman 10" w:eastAsia="Times New Roman" w:hAnsi="LM Roman 10" w:cs="Times New Roman"/>
+                <w:kern w:val="0"/>
+                <w:sz w:val="16"/>
+                <w:szCs w:val="16"/>
+                <w:lang w:eastAsia="en-US"/>
+                <w14:ligatures w14:val="none"/>
+              </w:rPr>
+              <w:t xml:space="preserve"> </w:t>
+            </w:r>
+            <w:r>
+              <w:rPr>
+                <w:rFonts w:ascii="LM Roman 10" w:eastAsia="Times New Roman" w:hAnsi="LM Roman 10" w:cs="Times New Roman"/>
+                <w:kern w:val="0"/>
+                <w:sz w:val="16"/>
+                <w:szCs w:val="16"/>
+                <w:lang w:eastAsia="en-US"/>
+                <w14:ligatures w14:val="none"/>
+              </w:rPr>
+              <w:t>python</w:t>
+            </w:r>
+            <w:r>
+              <w:rPr>
+                <w:rFonts w:ascii="LM Roman 10" w:eastAsia="Times New Roman" w:hAnsi="LM Roman 10" w:cs="Times New Roman"/>
+                <w:kern w:val="0"/>
+                <w:sz w:val="16"/>
+                <w:szCs w:val="16"/>
+                <w:lang w:eastAsia="en-US"/>
+                <w14:ligatures w14:val="none"/>
+              </w:rPr>
+              <w:t xml:space="preserve"> </w:t>
+            </w:r>
+            <w:r>
+              <w:rPr>
+                <w:rFonts w:ascii="LM Roman 10" w:eastAsia="Times New Roman" w:hAnsi="LM Roman 10" w:cs="Times New Roman"/>
+                <w:kern w:val="0"/>
+                <w:sz w:val="16"/>
+                <w:szCs w:val="16"/>
+                <w:lang w:eastAsia="en-US"/>
+                <w14:ligatures w14:val="none"/>
+              </w:rPr>
+              <w:t># Define vertices explicitly as x and y arrays — must close the loop</w:t>
+            </w:r>
+            <w:r>
+              <w:rPr>
+                <w:rFonts w:ascii="LM Roman 10" w:eastAsia="Times New Roman" w:hAnsi="LM Roman 10" w:cs="Times New Roman"/>
+                <w:kern w:val="0"/>
+                <w:sz w:val="16"/>
+                <w:szCs w:val="16"/>
+                <w:lang w:eastAsia="en-US"/>
+                <w14:ligatures w14:val="none"/>
+              </w:rPr>
+              <w:t xml:space="preserve"> </w:t>
+            </w:r>
+            <w:r>
+              <w:rPr>
+                <w:rFonts w:ascii="LM Roman 10" w:eastAsia="Times New Roman" w:hAnsi="LM Roman 10" w:cs="Times New Roman" w:hint="eastAsia"/>
+                <w:kern w:val="0"/>
+                <w:sz w:val="16"/>
+                <w:szCs w:val="16"/>
+                <w:lang w:eastAsia="en-US"/>
+                <w14:ligatures w14:val="none"/>
+              </w:rPr>
+              <w:t>x = [-2,  2,  0, -2]   # ← last point repeats first to close</w:t>
+            </w:r>
+            <w:r>
+              <w:rPr>
+                <w:rFonts w:ascii="LM Roman 10" w:eastAsia="Times New Roman" w:hAnsi="LM Roman 10" w:cs="Times New Roman"/>
+                <w:kern w:val="0"/>
+                <w:sz w:val="16"/>
+                <w:szCs w:val="16"/>
+                <w:lang w:eastAsia="en-US"/>
+                <w14:ligatures w14:val="none"/>
+              </w:rPr>
+              <w:t xml:space="preserve"> </w:t>
+            </w:r>
+            <w:r>
+              <w:rPr>
+                <w:rFonts w:ascii="LM Roman 10" w:eastAsia="Times New Roman" w:hAnsi="LM Roman 10" w:cs="Times New Roman"/>
+                <w:kern w:val="0"/>
+                <w:sz w:val="16"/>
+                <w:szCs w:val="16"/>
+                <w:lang w:eastAsia="en-US"/>
+                <w14:ligatures w14:val="none"/>
+              </w:rPr>
+              <w:t>y = [ 1,  1, -1,  1]</w:t>
+            </w:r>
+            <w:r>
+              <w:rPr>
+                <w:rFonts w:ascii="LM Roman 10" w:eastAsia="Times New Roman" w:hAnsi="LM Roman 10" w:cs="Times New Roman"/>
+                <w:kern w:val="0"/>
+                <w:sz w:val="16"/>
+                <w:szCs w:val="16"/>
+                <w:lang w:eastAsia="en-US"/>
+                <w14:ligatures w14:val="none"/>
+              </w:rPr>
+              <w:t xml:space="preserve"> </w:t>
+            </w:r>
+            <w:proofErr w:type="spellStart"/>
+            <w:r>
+              <w:rPr>
+                <w:rFonts w:ascii="LM Roman 10" w:eastAsia="Times New Roman" w:hAnsi="LM Roman 10" w:cs="Times New Roman"/>
+                <w:kern w:val="0"/>
+                <w:sz w:val="16"/>
+                <w:szCs w:val="16"/>
+                <w:lang w:eastAsia="en-US"/>
+                <w14:ligatures w14:val="none"/>
+              </w:rPr>
+              <w:t>ax.fill</w:t>
+            </w:r>
+            <w:proofErr w:type="spellEnd"/>
+            <w:r>
+              <w:rPr>
+                <w:rFonts w:ascii="LM Roman 10" w:eastAsia="Times New Roman" w:hAnsi="LM Roman 10" w:cs="Times New Roman"/>
+                <w:kern w:val="0"/>
+                <w:sz w:val="16"/>
+                <w:szCs w:val="16"/>
+                <w:lang w:eastAsia="en-US"/>
+                <w14:ligatures w14:val="none"/>
+              </w:rPr>
+              <w:t xml:space="preserve">(x, y, </w:t>
+            </w:r>
+            <w:proofErr w:type="spellStart"/>
+            <w:r>
+              <w:rPr>
+                <w:rFonts w:ascii="LM Roman 10" w:eastAsia="Times New Roman" w:hAnsi="LM Roman 10" w:cs="Times New Roman"/>
+                <w:kern w:val="0"/>
+                <w:sz w:val="16"/>
+                <w:szCs w:val="16"/>
+                <w:lang w:eastAsia="en-US"/>
+                <w14:ligatures w14:val="none"/>
+              </w:rPr>
+              <w:t>color</w:t>
+            </w:r>
+            <w:proofErr w:type="spellEnd"/>
+            <w:r>
+              <w:rPr>
+                <w:rFonts w:ascii="LM Roman 10" w:eastAsia="Times New Roman" w:hAnsi="LM Roman 10" w:cs="Times New Roman"/>
+                <w:kern w:val="0"/>
+                <w:sz w:val="16"/>
+                <w:szCs w:val="16"/>
+                <w:lang w:eastAsia="en-US"/>
+                <w14:ligatures w14:val="none"/>
+              </w:rPr>
+              <w:t>="#1F9E89", alpha=0.15)</w:t>
+            </w:r>
+            <w:r>
+              <w:rPr>
+                <w:rFonts w:ascii="LM Roman 10" w:eastAsia="Times New Roman" w:hAnsi="LM Roman 10" w:cs="Times New Roman"/>
+                <w:kern w:val="0"/>
+                <w:sz w:val="16"/>
+                <w:szCs w:val="16"/>
+                <w:lang w:eastAsia="en-US"/>
+                <w14:ligatures w14:val="none"/>
+              </w:rPr>
+              <w:t xml:space="preserve"> </w:t>
+            </w:r>
+            <w:r>
+              <w:rPr>
+                <w:rFonts w:ascii="LM Roman 10" w:eastAsia="Times New Roman" w:hAnsi="LM Roman 10" w:cs="Times New Roman"/>
+                <w:kern w:val="0"/>
+                <w:sz w:val="16"/>
+                <w:szCs w:val="16"/>
+                <w:lang w:eastAsia="en-US"/>
+                <w14:ligatures w14:val="none"/>
+              </w:rPr>
+              <w:t xml:space="preserve">Option 2 — </w:t>
+            </w:r>
+            <w:proofErr w:type="spellStart"/>
+            <w:r>
+              <w:rPr>
+                <w:rFonts w:ascii="LM Roman 10" w:eastAsia="Times New Roman" w:hAnsi="LM Roman 10" w:cs="Times New Roman"/>
+                <w:kern w:val="0"/>
+                <w:sz w:val="16"/>
+                <w:szCs w:val="16"/>
+                <w:lang w:eastAsia="en-US"/>
+                <w14:ligatures w14:val="none"/>
+              </w:rPr>
+              <w:t>matplotlib.patches.Polygon</w:t>
+            </w:r>
+            <w:proofErr w:type="spellEnd"/>
+            <w:r>
+              <w:rPr>
+                <w:rFonts w:ascii="LM Roman 10" w:eastAsia="Times New Roman" w:hAnsi="LM Roman 10" w:cs="Times New Roman"/>
+                <w:kern w:val="0"/>
+                <w:sz w:val="16"/>
+                <w:szCs w:val="16"/>
+                <w:lang w:eastAsia="en-US"/>
+                <w14:ligatures w14:val="none"/>
+              </w:rPr>
+              <w:t xml:space="preserve"> (most robust)</w:t>
+            </w:r>
+            <w:r>
+              <w:rPr>
+                <w:rFonts w:ascii="LM Roman 10" w:eastAsia="Times New Roman" w:hAnsi="LM Roman 10" w:cs="Times New Roman"/>
+                <w:kern w:val="0"/>
+                <w:sz w:val="16"/>
+                <w:szCs w:val="16"/>
+                <w:lang w:eastAsia="en-US"/>
+                <w14:ligatures w14:val="none"/>
+              </w:rPr>
+              <w:t xml:space="preserve"> </w:t>
+            </w:r>
+            <w:r>
+              <w:rPr>
+                <w:rFonts w:ascii="LM Roman 10" w:eastAsia="Times New Roman" w:hAnsi="LM Roman 10" w:cs="Times New Roman"/>
+                <w:kern w:val="0"/>
+                <w:sz w:val="16"/>
+                <w:szCs w:val="16"/>
+                <w:lang w:eastAsia="en-US"/>
+                <w14:ligatures w14:val="none"/>
+              </w:rPr>
+              <w:t>python</w:t>
+            </w:r>
+            <w:r>
+              <w:rPr>
+                <w:rFonts w:ascii="LM Roman 10" w:eastAsia="Times New Roman" w:hAnsi="LM Roman 10" w:cs="Times New Roman"/>
+                <w:kern w:val="0"/>
+                <w:sz w:val="16"/>
+                <w:szCs w:val="16"/>
+                <w:lang w:eastAsia="en-US"/>
+                <w14:ligatures w14:val="none"/>
+              </w:rPr>
+              <w:t xml:space="preserve"> f</w:t>
+            </w:r>
+            <w:r>
+              <w:rPr>
+                <w:rFonts w:ascii="LM Roman 10" w:eastAsia="Times New Roman" w:hAnsi="LM Roman 10" w:cs="Times New Roman"/>
+                <w:kern w:val="0"/>
+                <w:sz w:val="16"/>
+                <w:szCs w:val="16"/>
+                <w:lang w:eastAsia="en-US"/>
+                <w14:ligatures w14:val="none"/>
+              </w:rPr>
+              <w:t xml:space="preserve">rom </w:t>
+            </w:r>
+            <w:proofErr w:type="spellStart"/>
+            <w:r>
+              <w:rPr>
+                <w:rFonts w:ascii="LM Roman 10" w:eastAsia="Times New Roman" w:hAnsi="LM Roman 10" w:cs="Times New Roman"/>
+                <w:kern w:val="0"/>
+                <w:sz w:val="16"/>
+                <w:szCs w:val="16"/>
+                <w:lang w:eastAsia="en-US"/>
+                <w14:ligatures w14:val="none"/>
+              </w:rPr>
+              <w:t>matplotlib.patches</w:t>
+            </w:r>
+            <w:proofErr w:type="spellEnd"/>
+            <w:r>
+              <w:rPr>
+                <w:rFonts w:ascii="LM Roman 10" w:eastAsia="Times New Roman" w:hAnsi="LM Roman 10" w:cs="Times New Roman"/>
+                <w:kern w:val="0"/>
+                <w:sz w:val="16"/>
+                <w:szCs w:val="16"/>
+                <w:lang w:eastAsia="en-US"/>
+                <w14:ligatures w14:val="none"/>
+              </w:rPr>
+              <w:t xml:space="preserve"> import Polygon</w:t>
+            </w:r>
+            <w:r>
+              <w:rPr>
+                <w:rFonts w:ascii="LM Roman 10" w:eastAsia="Times New Roman" w:hAnsi="LM Roman 10" w:cs="Times New Roman"/>
+                <w:kern w:val="0"/>
+                <w:sz w:val="16"/>
+                <w:szCs w:val="16"/>
+                <w:lang w:eastAsia="en-US"/>
+                <w14:ligatures w14:val="none"/>
+              </w:rPr>
+              <w:t xml:space="preserve"> </w:t>
+            </w:r>
+            <w:r>
+              <w:rPr>
+                <w:rFonts w:ascii="LM Roman 10" w:eastAsia="Times New Roman" w:hAnsi="LM Roman 10" w:cs="Times New Roman"/>
+                <w:kern w:val="0"/>
+                <w:sz w:val="16"/>
+                <w:szCs w:val="16"/>
+                <w:lang w:eastAsia="en-US"/>
+                <w14:ligatures w14:val="none"/>
+              </w:rPr>
+              <w:t>vertices = [(-2, 1), (2, 1), (0, -1)]   # list of (x, y) tuples</w:t>
+            </w:r>
+            <w:r>
+              <w:rPr>
+                <w:rFonts w:ascii="LM Roman 10" w:eastAsia="Times New Roman" w:hAnsi="LM Roman 10" w:cs="Times New Roman"/>
+                <w:kern w:val="0"/>
+                <w:sz w:val="16"/>
+                <w:szCs w:val="16"/>
+                <w:lang w:eastAsia="en-US"/>
+                <w14:ligatures w14:val="none"/>
+              </w:rPr>
+              <w:t xml:space="preserve"> </w:t>
+            </w:r>
+            <w:r>
+              <w:rPr>
+                <w:rFonts w:ascii="LM Roman 10" w:eastAsia="Times New Roman" w:hAnsi="LM Roman 10" w:cs="Times New Roman"/>
+                <w:kern w:val="0"/>
+                <w:sz w:val="16"/>
+                <w:szCs w:val="16"/>
+                <w:lang w:eastAsia="en-US"/>
+                <w14:ligatures w14:val="none"/>
+              </w:rPr>
+              <w:t>triangle = Polygon(</w:t>
+            </w:r>
+            <w:r>
+              <w:rPr>
+                <w:rFonts w:ascii="LM Roman 10" w:eastAsia="Times New Roman" w:hAnsi="LM Roman 10" w:cs="Times New Roman"/>
+                <w:kern w:val="0"/>
+                <w:sz w:val="16"/>
+                <w:szCs w:val="16"/>
+                <w:lang w:eastAsia="en-US"/>
+                <w14:ligatures w14:val="none"/>
+              </w:rPr>
+              <w:t xml:space="preserve"> </w:t>
+            </w:r>
+            <w:r>
+              <w:rPr>
+                <w:rFonts w:ascii="LM Roman 10" w:eastAsia="Times New Roman" w:hAnsi="LM Roman 10" w:cs="Times New Roman"/>
+                <w:kern w:val="0"/>
+                <w:sz w:val="16"/>
+                <w:szCs w:val="16"/>
+                <w:lang w:eastAsia="en-US"/>
+                <w14:ligatures w14:val="none"/>
+              </w:rPr>
+              <w:t>vertices,</w:t>
+            </w:r>
+            <w:r>
+              <w:rPr>
+                <w:rFonts w:ascii="LM Roman 10" w:eastAsia="Times New Roman" w:hAnsi="LM Roman 10" w:cs="Times New Roman"/>
+                <w:kern w:val="0"/>
+                <w:sz w:val="16"/>
+                <w:szCs w:val="16"/>
+                <w:lang w:eastAsia="en-US"/>
+                <w14:ligatures w14:val="none"/>
+              </w:rPr>
+              <w:t xml:space="preserve"> </w:t>
+            </w:r>
+            <w:r>
+              <w:rPr>
+                <w:rFonts w:ascii="LM Roman 10" w:eastAsia="Times New Roman" w:hAnsi="LM Roman 10" w:cs="Times New Roman"/>
+                <w:kern w:val="0"/>
+                <w:sz w:val="16"/>
+                <w:szCs w:val="16"/>
+                <w:lang w:eastAsia="en-US"/>
+                <w14:ligatures w14:val="none"/>
+              </w:rPr>
+              <w:t>closed=True</w:t>
+            </w:r>
+            <w:r>
+              <w:rPr>
+                <w:rFonts w:ascii="LM Roman 10" w:eastAsia="Times New Roman" w:hAnsi="LM Roman 10" w:cs="Times New Roman"/>
+                <w:kern w:val="0"/>
+                <w:sz w:val="16"/>
+                <w:szCs w:val="16"/>
+                <w:lang w:eastAsia="en-US"/>
+                <w14:ligatures w14:val="none"/>
+              </w:rPr>
+              <w:t xml:space="preserve"> </w:t>
+            </w:r>
+            <w:proofErr w:type="spellStart"/>
+            <w:r>
+              <w:rPr>
+                <w:rFonts w:ascii="LM Roman 10" w:eastAsia="Times New Roman" w:hAnsi="LM Roman 10" w:cs="Times New Roman"/>
+                <w:kern w:val="0"/>
+                <w:sz w:val="16"/>
+                <w:szCs w:val="16"/>
+                <w:lang w:eastAsia="en-US"/>
+                <w14:ligatures w14:val="none"/>
+              </w:rPr>
+              <w:t>facecolor</w:t>
+            </w:r>
+            <w:proofErr w:type="spellEnd"/>
+            <w:r>
+              <w:rPr>
+                <w:rFonts w:ascii="LM Roman 10" w:eastAsia="Times New Roman" w:hAnsi="LM Roman 10" w:cs="Times New Roman"/>
+                <w:kern w:val="0"/>
+                <w:sz w:val="16"/>
+                <w:szCs w:val="16"/>
+                <w:lang w:eastAsia="en-US"/>
+                <w14:ligatures w14:val="none"/>
+              </w:rPr>
+              <w:t>="#1F9E89"</w:t>
+            </w:r>
+            <w:r>
+              <w:rPr>
+                <w:rFonts w:ascii="LM Roman 10" w:eastAsia="Times New Roman" w:hAnsi="LM Roman 10" w:cs="Times New Roman"/>
+                <w:kern w:val="0"/>
+                <w:sz w:val="16"/>
+                <w:szCs w:val="16"/>
+                <w:lang w:eastAsia="en-US"/>
+                <w14:ligatures w14:val="none"/>
+              </w:rPr>
+              <w:t xml:space="preserve"> </w:t>
+            </w:r>
+            <w:proofErr w:type="spellStart"/>
+            <w:r>
+              <w:rPr>
+                <w:rFonts w:ascii="LM Roman 10" w:eastAsia="Times New Roman" w:hAnsi="LM Roman 10" w:cs="Times New Roman"/>
+                <w:kern w:val="0"/>
+                <w:sz w:val="16"/>
+                <w:szCs w:val="16"/>
+                <w:lang w:eastAsia="en-US"/>
+                <w14:ligatures w14:val="none"/>
+              </w:rPr>
+              <w:t>edgecolor</w:t>
+            </w:r>
+            <w:proofErr w:type="spellEnd"/>
+            <w:r>
+              <w:rPr>
+                <w:rFonts w:ascii="LM Roman 10" w:eastAsia="Times New Roman" w:hAnsi="LM Roman 10" w:cs="Times New Roman"/>
+                <w:kern w:val="0"/>
+                <w:sz w:val="16"/>
+                <w:szCs w:val="16"/>
+                <w:lang w:eastAsia="en-US"/>
+                <w14:ligatures w14:val="none"/>
+              </w:rPr>
+              <w:t>="#1F9E89"</w:t>
+            </w:r>
+            <w:r>
+              <w:rPr>
+                <w:rFonts w:ascii="LM Roman 10" w:eastAsia="Times New Roman" w:hAnsi="LM Roman 10" w:cs="Times New Roman"/>
+                <w:kern w:val="0"/>
+                <w:sz w:val="16"/>
+                <w:szCs w:val="16"/>
+                <w:lang w:eastAsia="en-US"/>
+                <w14:ligatures w14:val="none"/>
+              </w:rPr>
+              <w:t xml:space="preserve"> </w:t>
+            </w:r>
+            <w:r>
+              <w:rPr>
+                <w:rFonts w:ascii="LM Roman 10" w:eastAsia="Times New Roman" w:hAnsi="LM Roman 10" w:cs="Times New Roman"/>
+                <w:kern w:val="0"/>
+                <w:sz w:val="16"/>
+                <w:szCs w:val="16"/>
+                <w:lang w:eastAsia="en-US"/>
+                <w14:ligatures w14:val="none"/>
+              </w:rPr>
+              <w:t>alpha=0.15</w:t>
+            </w:r>
+            <w:r>
+              <w:rPr>
+                <w:rFonts w:ascii="LM Roman 10" w:eastAsia="Times New Roman" w:hAnsi="LM Roman 10" w:cs="Times New Roman"/>
+                <w:kern w:val="0"/>
+                <w:sz w:val="16"/>
+                <w:szCs w:val="16"/>
+                <w:lang w:eastAsia="en-US"/>
+                <w14:ligatures w14:val="none"/>
+              </w:rPr>
+              <w:t xml:space="preserve"> </w:t>
+            </w:r>
+            <w:proofErr w:type="spellStart"/>
+            <w:r>
+              <w:rPr>
+                <w:rFonts w:ascii="LM Roman 10" w:eastAsia="Times New Roman" w:hAnsi="LM Roman 10" w:cs="Times New Roman"/>
+                <w:kern w:val="0"/>
+                <w:sz w:val="16"/>
+                <w:szCs w:val="16"/>
+                <w:lang w:eastAsia="en-US"/>
+                <w14:ligatures w14:val="none"/>
+              </w:rPr>
+              <w:t>lw</w:t>
+            </w:r>
+            <w:proofErr w:type="spellEnd"/>
+            <w:r>
+              <w:rPr>
+                <w:rFonts w:ascii="LM Roman 10" w:eastAsia="Times New Roman" w:hAnsi="LM Roman 10" w:cs="Times New Roman"/>
+                <w:kern w:val="0"/>
+                <w:sz w:val="16"/>
+                <w:szCs w:val="16"/>
+                <w:lang w:eastAsia="en-US"/>
+                <w14:ligatures w14:val="none"/>
+              </w:rPr>
+              <w:t>=1.</w:t>
+            </w:r>
+            <w:r>
+              <w:rPr>
+                <w:rFonts w:ascii="LM Roman 10" w:eastAsia="Times New Roman" w:hAnsi="LM Roman 10" w:cs="Times New Roman"/>
+                <w:kern w:val="0"/>
+                <w:sz w:val="16"/>
+                <w:szCs w:val="16"/>
+                <w:lang w:eastAsia="en-US"/>
+                <w14:ligatures w14:val="none"/>
+              </w:rPr>
+              <w:t xml:space="preserve"> </w:t>
+            </w:r>
+            <w:proofErr w:type="spellStart"/>
+            <w:r>
+              <w:rPr>
+                <w:rFonts w:ascii="LM Roman 10" w:eastAsia="Times New Roman" w:hAnsi="LM Roman 10" w:cs="Times New Roman"/>
+                <w:kern w:val="0"/>
+                <w:sz w:val="16"/>
+                <w:szCs w:val="16"/>
+                <w:lang w:eastAsia="en-US"/>
+                <w14:ligatures w14:val="none"/>
+              </w:rPr>
+              <w:t>ax.add_patch</w:t>
+            </w:r>
+            <w:proofErr w:type="spellEnd"/>
+            <w:r>
+              <w:rPr>
+                <w:rFonts w:ascii="LM Roman 10" w:eastAsia="Times New Roman" w:hAnsi="LM Roman 10" w:cs="Times New Roman"/>
+                <w:kern w:val="0"/>
+                <w:sz w:val="16"/>
+                <w:szCs w:val="16"/>
+                <w:lang w:eastAsia="en-US"/>
+                <w14:ligatures w14:val="none"/>
+              </w:rPr>
+              <w:t>(triangle)</w:t>
+            </w:r>
+            <w:r>
+              <w:rPr>
+                <w:rFonts w:ascii="LM Roman 10" w:eastAsia="Times New Roman" w:hAnsi="LM Roman 10" w:cs="Times New Roman"/>
+                <w:kern w:val="0"/>
+                <w:sz w:val="16"/>
+                <w:szCs w:val="16"/>
+                <w:lang w:eastAsia="en-US"/>
+                <w14:ligatures w14:val="none"/>
+              </w:rPr>
+              <w:t xml:space="preserve"> </w:t>
+            </w:r>
+            <w:r>
+              <w:rPr>
+                <w:rFonts w:ascii="LM Roman 10" w:eastAsia="Times New Roman" w:hAnsi="LM Roman 10" w:cs="Times New Roman"/>
+                <w:kern w:val="0"/>
+                <w:sz w:val="16"/>
+                <w:szCs w:val="16"/>
+                <w:lang w:eastAsia="en-US"/>
+                <w14:ligatures w14:val="none"/>
+              </w:rPr>
+              <w:t xml:space="preserve">Option 3 — </w:t>
+            </w:r>
+            <w:proofErr w:type="spellStart"/>
+            <w:r>
+              <w:rPr>
+                <w:rFonts w:ascii="LM Roman 10" w:eastAsia="Times New Roman" w:hAnsi="LM Roman 10" w:cs="Times New Roman"/>
+                <w:kern w:val="0"/>
+                <w:sz w:val="16"/>
+                <w:szCs w:val="16"/>
+                <w:lang w:eastAsia="en-US"/>
+                <w14:ligatures w14:val="none"/>
+              </w:rPr>
+              <w:t>ax.fill_between</w:t>
+            </w:r>
+            <w:proofErr w:type="spellEnd"/>
+            <w:r>
+              <w:rPr>
+                <w:rFonts w:ascii="LM Roman 10" w:eastAsia="Times New Roman" w:hAnsi="LM Roman 10" w:cs="Times New Roman"/>
+                <w:kern w:val="0"/>
+                <w:sz w:val="16"/>
+                <w:szCs w:val="16"/>
+                <w:lang w:eastAsia="en-US"/>
+                <w14:ligatures w14:val="none"/>
+              </w:rPr>
+              <w:t>() (if defined by two boundary lines)</w:t>
+            </w:r>
+            <w:r>
+              <w:rPr>
+                <w:rFonts w:ascii="LM Roman 10" w:eastAsia="Times New Roman" w:hAnsi="LM Roman 10" w:cs="Times New Roman"/>
+                <w:kern w:val="0"/>
+                <w:sz w:val="16"/>
+                <w:szCs w:val="16"/>
+                <w:lang w:eastAsia="en-US"/>
+                <w14:ligatures w14:val="none"/>
+              </w:rPr>
+              <w:t xml:space="preserve"> </w:t>
+            </w:r>
+            <w:r>
+              <w:rPr>
+                <w:rFonts w:ascii="LM Roman 10" w:eastAsia="Times New Roman" w:hAnsi="LM Roman 10" w:cs="Times New Roman"/>
+                <w:kern w:val="0"/>
+                <w:sz w:val="16"/>
+                <w:szCs w:val="16"/>
+                <w:lang w:eastAsia="en-US"/>
+                <w14:ligatures w14:val="none"/>
+              </w:rPr>
+              <w:t>python</w:t>
+            </w:r>
+            <w:r>
+              <w:rPr>
+                <w:rFonts w:ascii="LM Roman 10" w:eastAsia="Times New Roman" w:hAnsi="LM Roman 10" w:cs="Times New Roman"/>
+                <w:kern w:val="0"/>
+                <w:sz w:val="16"/>
+                <w:szCs w:val="16"/>
+                <w:lang w:eastAsia="en-US"/>
+                <w14:ligatures w14:val="none"/>
+              </w:rPr>
+              <w:t xml:space="preserve"> </w:t>
+            </w:r>
+            <w:r>
+              <w:rPr>
+                <w:rFonts w:ascii="LM Roman 10" w:eastAsia="Times New Roman" w:hAnsi="LM Roman 10" w:cs="Times New Roman"/>
+                <w:kern w:val="0"/>
+                <w:sz w:val="16"/>
+                <w:szCs w:val="16"/>
+                <w:lang w:eastAsia="en-US"/>
+                <w14:ligatures w14:val="none"/>
+              </w:rPr>
+              <w:t># Fill between left and right edges of the triangle</w:t>
+            </w:r>
+            <w:r>
+              <w:rPr>
+                <w:rFonts w:ascii="LM Roman 10" w:eastAsia="Times New Roman" w:hAnsi="LM Roman 10" w:cs="Times New Roman"/>
+                <w:kern w:val="0"/>
+                <w:sz w:val="16"/>
+                <w:szCs w:val="16"/>
+                <w:lang w:eastAsia="en-US"/>
+                <w14:ligatures w14:val="none"/>
+              </w:rPr>
+              <w:t xml:space="preserve"> </w:t>
+            </w:r>
+            <w:r>
+              <w:rPr>
+                <w:rFonts w:ascii="LM Roman 10" w:eastAsia="Times New Roman" w:hAnsi="LM Roman 10" w:cs="Times New Roman"/>
+                <w:kern w:val="0"/>
+                <w:sz w:val="16"/>
+                <w:szCs w:val="16"/>
+                <w:lang w:eastAsia="en-US"/>
+                <w14:ligatures w14:val="none"/>
+              </w:rPr>
+              <w:t xml:space="preserve">S = </w:t>
+            </w:r>
+            <w:proofErr w:type="spellStart"/>
+            <w:r>
+              <w:rPr>
+                <w:rFonts w:ascii="LM Roman 10" w:eastAsia="Times New Roman" w:hAnsi="LM Roman 10" w:cs="Times New Roman"/>
+                <w:kern w:val="0"/>
+                <w:sz w:val="16"/>
+                <w:szCs w:val="16"/>
+                <w:lang w:eastAsia="en-US"/>
+                <w14:ligatures w14:val="none"/>
+              </w:rPr>
+              <w:t>np.linspace</w:t>
+            </w:r>
+            <w:proofErr w:type="spellEnd"/>
+            <w:r>
+              <w:rPr>
+                <w:rFonts w:ascii="LM Roman 10" w:eastAsia="Times New Roman" w:hAnsi="LM Roman 10" w:cs="Times New Roman"/>
+                <w:kern w:val="0"/>
+                <w:sz w:val="16"/>
+                <w:szCs w:val="16"/>
+                <w:lang w:eastAsia="en-US"/>
+                <w14:ligatures w14:val="none"/>
+              </w:rPr>
+              <w:t>(-2, 2, 300)</w:t>
+            </w:r>
+            <w:r>
+              <w:rPr>
+                <w:rFonts w:ascii="LM Roman 10" w:eastAsia="Times New Roman" w:hAnsi="LM Roman 10" w:cs="Times New Roman"/>
+                <w:kern w:val="0"/>
+                <w:sz w:val="16"/>
+                <w:szCs w:val="16"/>
+                <w:lang w:eastAsia="en-US"/>
+                <w14:ligatures w14:val="none"/>
+              </w:rPr>
+              <w:t xml:space="preserve"> </w:t>
+            </w:r>
+            <w:r>
+              <w:rPr>
+                <w:rFonts w:ascii="LM Roman 10" w:eastAsia="Times New Roman" w:hAnsi="LM Roman 10" w:cs="Times New Roman"/>
+                <w:kern w:val="0"/>
+                <w:sz w:val="16"/>
+                <w:szCs w:val="16"/>
+                <w:lang w:eastAsia="en-US"/>
+                <w14:ligatures w14:val="none"/>
+              </w:rPr>
+              <w:t xml:space="preserve">lower = </w:t>
+            </w:r>
+            <w:proofErr w:type="spellStart"/>
+            <w:r>
+              <w:rPr>
+                <w:rFonts w:ascii="LM Roman 10" w:eastAsia="Times New Roman" w:hAnsi="LM Roman 10" w:cs="Times New Roman"/>
+                <w:kern w:val="0"/>
+                <w:sz w:val="16"/>
+                <w:szCs w:val="16"/>
+                <w:lang w:eastAsia="en-US"/>
+                <w14:ligatures w14:val="none"/>
+              </w:rPr>
+              <w:t>np.maximum</w:t>
+            </w:r>
+            <w:proofErr w:type="spellEnd"/>
+            <w:r>
+              <w:rPr>
+                <w:rFonts w:ascii="LM Roman 10" w:eastAsia="Times New Roman" w:hAnsi="LM Roman 10" w:cs="Times New Roman"/>
+                <w:kern w:val="0"/>
+                <w:sz w:val="16"/>
+                <w:szCs w:val="16"/>
+                <w:lang w:eastAsia="en-US"/>
+                <w14:ligatures w14:val="none"/>
+              </w:rPr>
+              <w:t>(S - 1, -S - 1)   # max of right and left boundaries</w:t>
+            </w:r>
+            <w:r>
+              <w:rPr>
+                <w:rFonts w:ascii="LM Roman 10" w:eastAsia="Times New Roman" w:hAnsi="LM Roman 10" w:cs="Times New Roman"/>
+                <w:kern w:val="0"/>
+                <w:sz w:val="16"/>
+                <w:szCs w:val="16"/>
+                <w:lang w:eastAsia="en-US"/>
+                <w14:ligatures w14:val="none"/>
+              </w:rPr>
+              <w:t xml:space="preserve"> </w:t>
+            </w:r>
+            <w:r>
+              <w:rPr>
+                <w:rFonts w:ascii="LM Roman 10" w:eastAsia="Times New Roman" w:hAnsi="LM Roman 10" w:cs="Times New Roman"/>
+                <w:kern w:val="0"/>
+                <w:sz w:val="16"/>
+                <w:szCs w:val="16"/>
+                <w:lang w:eastAsia="en-US"/>
+                <w14:ligatures w14:val="none"/>
+              </w:rPr>
+              <w:t xml:space="preserve">upper = </w:t>
+            </w:r>
+            <w:proofErr w:type="spellStart"/>
+            <w:r>
+              <w:rPr>
+                <w:rFonts w:ascii="LM Roman 10" w:eastAsia="Times New Roman" w:hAnsi="LM Roman 10" w:cs="Times New Roman"/>
+                <w:kern w:val="0"/>
+                <w:sz w:val="16"/>
+                <w:szCs w:val="16"/>
+                <w:lang w:eastAsia="en-US"/>
+                <w14:ligatures w14:val="none"/>
+              </w:rPr>
+              <w:t>np.ones_like</w:t>
+            </w:r>
+            <w:proofErr w:type="spellEnd"/>
+            <w:r>
+              <w:rPr>
+                <w:rFonts w:ascii="LM Roman 10" w:eastAsia="Times New Roman" w:hAnsi="LM Roman 10" w:cs="Times New Roman"/>
+                <w:kern w:val="0"/>
+                <w:sz w:val="16"/>
+                <w:szCs w:val="16"/>
+                <w:lang w:eastAsia="en-US"/>
+                <w14:ligatures w14:val="none"/>
+              </w:rPr>
+              <w:t>(S)              # top boundary P = 1</w:t>
+            </w:r>
+            <w:r>
+              <w:rPr>
+                <w:rFonts w:ascii="LM Roman 10" w:eastAsia="Times New Roman" w:hAnsi="LM Roman 10" w:cs="Times New Roman"/>
+                <w:kern w:val="0"/>
+                <w:sz w:val="16"/>
+                <w:szCs w:val="16"/>
+                <w:lang w:eastAsia="en-US"/>
+                <w14:ligatures w14:val="none"/>
+              </w:rPr>
+              <w:t xml:space="preserve"> </w:t>
+            </w:r>
+            <w:r>
+              <w:rPr>
+                <w:rFonts w:ascii="LM Roman 10" w:eastAsia="Times New Roman" w:hAnsi="LM Roman 10" w:cs="Times New Roman"/>
+                <w:kern w:val="0"/>
+                <w:sz w:val="16"/>
+                <w:szCs w:val="16"/>
+                <w:lang w:eastAsia="en-US"/>
+                <w14:ligatures w14:val="none"/>
+              </w:rPr>
+              <w:t># Only fill where lower &lt; upper (inside the triangle)</w:t>
+            </w:r>
+            <w:r>
+              <w:rPr>
+                <w:rFonts w:ascii="LM Roman 10" w:eastAsia="Times New Roman" w:hAnsi="LM Roman 10" w:cs="Times New Roman"/>
+                <w:kern w:val="0"/>
+                <w:sz w:val="16"/>
+                <w:szCs w:val="16"/>
+                <w:lang w:eastAsia="en-US"/>
+                <w14:ligatures w14:val="none"/>
+              </w:rPr>
+              <w:t xml:space="preserve"> </w:t>
+            </w:r>
+            <w:proofErr w:type="spellStart"/>
+            <w:r>
+              <w:rPr>
+                <w:rFonts w:ascii="LM Roman 10" w:eastAsia="Times New Roman" w:hAnsi="LM Roman 10" w:cs="Times New Roman"/>
+                <w:kern w:val="0"/>
+                <w:sz w:val="16"/>
+                <w:szCs w:val="16"/>
+                <w:lang w:eastAsia="en-US"/>
+                <w14:ligatures w14:val="none"/>
+              </w:rPr>
+              <w:t>ax.fill_between</w:t>
+            </w:r>
+            <w:proofErr w:type="spellEnd"/>
+            <w:r>
+              <w:rPr>
+                <w:rFonts w:ascii="LM Roman 10" w:eastAsia="Times New Roman" w:hAnsi="LM Roman 10" w:cs="Times New Roman"/>
+                <w:kern w:val="0"/>
+                <w:sz w:val="16"/>
+                <w:szCs w:val="16"/>
+                <w:lang w:eastAsia="en-US"/>
+                <w14:ligatures w14:val="none"/>
+              </w:rPr>
+              <w:t xml:space="preserve">(S, lower, </w:t>
+            </w:r>
+            <w:proofErr w:type="spellStart"/>
+            <w:r>
+              <w:rPr>
+                <w:rFonts w:ascii="LM Roman 10" w:eastAsia="Times New Roman" w:hAnsi="LM Roman 10" w:cs="Times New Roman"/>
+                <w:kern w:val="0"/>
+                <w:sz w:val="16"/>
+                <w:szCs w:val="16"/>
+                <w:lang w:eastAsia="en-US"/>
+                <w14:ligatures w14:val="none"/>
+              </w:rPr>
+              <w:t>pper</w:t>
+            </w:r>
+            <w:proofErr w:type="spellEnd"/>
+            <w:r>
+              <w:rPr>
+                <w:rFonts w:ascii="LM Roman 10" w:eastAsia="Times New Roman" w:hAnsi="LM Roman 10" w:cs="Times New Roman"/>
+                <w:kern w:val="0"/>
+                <w:sz w:val="16"/>
+                <w:szCs w:val="16"/>
+                <w:lang w:eastAsia="en-US"/>
+                <w14:ligatures w14:val="none"/>
+              </w:rPr>
+              <w:t>,</w:t>
+            </w:r>
+            <w:r>
+              <w:rPr>
+                <w:rFonts w:ascii="LM Roman 10" w:eastAsia="Times New Roman" w:hAnsi="LM Roman 10" w:cs="Times New Roman"/>
+                <w:kern w:val="0"/>
+                <w:sz w:val="16"/>
+                <w:szCs w:val="16"/>
+                <w:lang w:eastAsia="en-US"/>
+                <w14:ligatures w14:val="none"/>
+              </w:rPr>
+              <w:t xml:space="preserve"> </w:t>
+            </w:r>
+            <w:r>
+              <w:rPr>
+                <w:rFonts w:ascii="LM Roman 10" w:eastAsia="Times New Roman" w:hAnsi="LM Roman 10" w:cs="Times New Roman"/>
+                <w:kern w:val="0"/>
+                <w:sz w:val="16"/>
+                <w:szCs w:val="16"/>
+                <w:lang w:eastAsia="en-US"/>
+                <w14:ligatures w14:val="none"/>
+              </w:rPr>
+              <w:t>where=lower &lt; upper,</w:t>
+            </w:r>
+            <w:r>
+              <w:rPr>
+                <w:rFonts w:ascii="LM Roman 10" w:eastAsia="Times New Roman" w:hAnsi="LM Roman 10" w:cs="Times New Roman"/>
+                <w:kern w:val="0"/>
+                <w:sz w:val="16"/>
+                <w:szCs w:val="16"/>
+                <w:lang w:eastAsia="en-US"/>
+                <w14:ligatures w14:val="none"/>
+              </w:rPr>
+              <w:t xml:space="preserve"> </w:t>
+            </w:r>
+            <w:proofErr w:type="spellStart"/>
+            <w:r>
+              <w:rPr>
+                <w:rFonts w:ascii="LM Roman 10" w:eastAsia="Times New Roman" w:hAnsi="LM Roman 10" w:cs="Times New Roman"/>
+                <w:kern w:val="0"/>
+                <w:sz w:val="16"/>
+                <w:szCs w:val="16"/>
+                <w:lang w:eastAsia="en-US"/>
+                <w14:ligatures w14:val="none"/>
+              </w:rPr>
+              <w:t>color</w:t>
+            </w:r>
+            <w:proofErr w:type="spellEnd"/>
+            <w:r>
+              <w:rPr>
+                <w:rFonts w:ascii="LM Roman 10" w:eastAsia="Times New Roman" w:hAnsi="LM Roman 10" w:cs="Times New Roman"/>
+                <w:kern w:val="0"/>
+                <w:sz w:val="16"/>
+                <w:szCs w:val="16"/>
+                <w:lang w:eastAsia="en-US"/>
+                <w14:ligatures w14:val="none"/>
+              </w:rPr>
+              <w:t>="#1F9E89", alpha=0.15)</w:t>
+            </w:r>
+            <w:r>
+              <w:rPr>
+                <w:rFonts w:ascii="LM Roman 10" w:eastAsia="Times New Roman" w:hAnsi="LM Roman 10" w:cs="Times New Roman"/>
+                <w:kern w:val="0"/>
+                <w:sz w:val="16"/>
+                <w:szCs w:val="16"/>
+                <w:lang w:eastAsia="en-US"/>
+                <w14:ligatures w14:val="none"/>
+              </w:rPr>
+              <w:t xml:space="preserve"> </w:t>
+            </w:r>
+            <w:r>
+              <w:rPr>
+                <w:rFonts w:ascii="LM Roman 10" w:eastAsia="Times New Roman" w:hAnsi="LM Roman 10" w:cs="Times New Roman"/>
+                <w:kern w:val="0"/>
+                <w:sz w:val="16"/>
+                <w:szCs w:val="16"/>
+                <w:lang w:eastAsia="en-US"/>
+                <w14:ligatures w14:val="none"/>
+              </w:rPr>
+              <w:t>Option 3 is the cleanest for your stability triangle specifically, because it naturally handles the three inequality constraints simultaneously and avoids any vertex-ordering issues.</w:t>
+            </w:r>
+          </w:p>
+        </w:tc>
+      </w:tr>
+      <w:tr>
+        <w:trPr>
+          <w:trHeight w:val="1497"/>
+        </w:trPr>
+        <w:tc>
+          <w:tcPr>
+            <w:cnfStyle w:val="001000000000" w:firstRow="0" w:lastRow="0" w:firstColumn="1" w:lastColumn="0" w:oddVBand="0" w:evenVBand="0" w:oddHBand="0" w:evenHBand="0" w:firstRowFirstColumn="0" w:firstRowLastColumn="0" w:lastRowFirstColumn="0" w:lastRowLastColumn="0"/>
+            <w:tcW w:w="1134" w:type="dxa"/>
+          </w:tcPr>
+          <w:p>
+            <w:pPr>
+              <w:widowControl w:val="0"/>
+              <w:autoSpaceDE w:val="0"/>
+              <w:autoSpaceDN w:val="0"/>
+              <w:spacing w:before="240"/>
+              <w:ind w:right="142"/>
+              <w:rPr>
+                <w:rFonts w:ascii="LM Roman 10" w:eastAsia="Times New Roman" w:hAnsi="LM Roman 10" w:cs="Times New Roman"/>
+                <w:kern w:val="0"/>
+                <w:sz w:val="16"/>
+                <w:szCs w:val="16"/>
+                <w:lang w:eastAsia="en-US"/>
+                <w14:ligatures w14:val="none"/>
+              </w:rPr>
+            </w:pPr>
+            <w:r>
+              <w:rPr>
+                <w:rFonts w:ascii="LM Roman 10" w:eastAsia="Times New Roman" w:hAnsi="LM Roman 10" w:cs="Times New Roman"/>
+                <w:kern w:val="0"/>
+                <w:sz w:val="16"/>
+                <w:szCs w:val="16"/>
+                <w:lang w:eastAsia="en-US"/>
+                <w14:ligatures w14:val="none"/>
+              </w:rPr>
+              <w:t>Claude Sonnet 4.6 (Thinking)</w:t>
+            </w:r>
+          </w:p>
+        </w:tc>
+        <w:tc>
+          <w:tcPr>
+            <w:tcW w:w="2580" w:type="dxa"/>
+          </w:tcPr>
+          <w:p>
+            <w:pPr>
+              <w:widowControl w:val="0"/>
+              <w:autoSpaceDE w:val="0"/>
+              <w:autoSpaceDN w:val="0"/>
+              <w:spacing w:before="240"/>
+              <w:ind w:right="142"/>
+              <w:jc w:val="both"/>
+              <w:cnfStyle w:val="000000000000" w:firstRow="0" w:lastRow="0" w:firstColumn="0" w:lastColumn="0" w:oddVBand="0" w:evenVBand="0" w:oddHBand="0" w:evenHBand="0" w:firstRowFirstColumn="0" w:firstRowLastColumn="0" w:lastRowFirstColumn="0" w:lastRowLastColumn="0"/>
+              <w:rPr>
+                <w:rFonts w:ascii="LM Roman 10" w:eastAsia="Times New Roman" w:hAnsi="LM Roman 10" w:cs="Times New Roman"/>
+                <w:kern w:val="0"/>
+                <w:sz w:val="16"/>
+                <w:szCs w:val="16"/>
+                <w:lang w:eastAsia="en-US"/>
+                <w14:ligatures w14:val="none"/>
+              </w:rPr>
+            </w:pPr>
+            <w:r>
+              <w:rPr>
+                <w:rFonts w:ascii="LM Roman 10" w:eastAsia="Times New Roman" w:hAnsi="LM Roman 10" w:cs="Times New Roman"/>
+                <w:kern w:val="0"/>
+                <w:sz w:val="16"/>
+                <w:szCs w:val="16"/>
+                <w:lang w:eastAsia="en-US"/>
+                <w14:ligatures w14:val="none"/>
+              </w:rPr>
+              <w:t>How to add an annotation, like a label, over a point without having to use the command text and try to guess the right location with the coordinates on x and y?</w:t>
+            </w:r>
+          </w:p>
+        </w:tc>
+        <w:tc>
+          <w:tcPr>
+            <w:tcW w:w="5358" w:type="dxa"/>
+          </w:tcPr>
+          <w:p>
+            <w:pPr>
+              <w:widowControl w:val="0"/>
+              <w:autoSpaceDE w:val="0"/>
+              <w:autoSpaceDN w:val="0"/>
+              <w:spacing w:before="240"/>
+              <w:ind w:right="142"/>
+              <w:jc w:val="both"/>
+              <w:cnfStyle w:val="000000000000" w:firstRow="0" w:lastRow="0" w:firstColumn="0" w:lastColumn="0" w:oddVBand="0" w:evenVBand="0" w:oddHBand="0" w:evenHBand="0" w:firstRowFirstColumn="0" w:firstRowLastColumn="0" w:lastRowFirstColumn="0" w:lastRowLastColumn="0"/>
+              <w:rPr>
+                <w:rFonts w:ascii="LM Roman 10" w:eastAsia="Times New Roman" w:hAnsi="LM Roman 10" w:cs="Times New Roman"/>
+                <w:kern w:val="0"/>
+                <w:sz w:val="16"/>
+                <w:szCs w:val="16"/>
+                <w:lang w:eastAsia="en-US"/>
+                <w14:ligatures w14:val="none"/>
+              </w:rPr>
+            </w:pPr>
+            <w:proofErr w:type="spellStart"/>
+            <w:r>
+              <w:rPr>
+                <w:rFonts w:ascii="LM Roman 10" w:eastAsia="Times New Roman" w:hAnsi="LM Roman 10" w:cs="Times New Roman"/>
+                <w:kern w:val="0"/>
+                <w:sz w:val="16"/>
+                <w:szCs w:val="16"/>
+                <w:lang w:eastAsia="en-US"/>
+                <w14:ligatures w14:val="none"/>
+              </w:rPr>
+              <w:t>ax.annotate</w:t>
+            </w:r>
+            <w:proofErr w:type="spellEnd"/>
+            <w:r>
+              <w:rPr>
+                <w:rFonts w:ascii="LM Roman 10" w:eastAsia="Times New Roman" w:hAnsi="LM Roman 10" w:cs="Times New Roman"/>
+                <w:kern w:val="0"/>
+                <w:sz w:val="16"/>
+                <w:szCs w:val="16"/>
+                <w:lang w:eastAsia="en-US"/>
+                <w14:ligatures w14:val="none"/>
+              </w:rPr>
+              <w:t>(), </w:t>
+            </w:r>
+            <w:proofErr w:type="spellStart"/>
+            <w:r>
+              <w:rPr>
+                <w:rFonts w:ascii="LM Roman 10" w:eastAsia="Times New Roman" w:hAnsi="LM Roman 10" w:cs="Times New Roman"/>
+                <w:kern w:val="0"/>
+                <w:sz w:val="16"/>
+                <w:szCs w:val="16"/>
+                <w:lang w:eastAsia="en-US"/>
+                <w14:ligatures w14:val="none"/>
+              </w:rPr>
+              <w:t>xy</w:t>
+            </w:r>
+            <w:proofErr w:type="spellEnd"/>
+            <w:r>
+              <w:rPr>
+                <w:rFonts w:ascii="LM Roman 10" w:eastAsia="Times New Roman" w:hAnsi="LM Roman 10" w:cs="Times New Roman"/>
+                <w:kern w:val="0"/>
+                <w:sz w:val="16"/>
+                <w:szCs w:val="16"/>
+                <w:lang w:eastAsia="en-US"/>
+                <w14:ligatures w14:val="none"/>
+              </w:rPr>
+              <w:t>=(x, y) for the point, </w:t>
+            </w:r>
+            <w:proofErr w:type="spellStart"/>
+            <w:r>
+              <w:rPr>
+                <w:rFonts w:ascii="LM Roman 10" w:eastAsia="Times New Roman" w:hAnsi="LM Roman 10" w:cs="Times New Roman"/>
+                <w:kern w:val="0"/>
+                <w:sz w:val="16"/>
+                <w:szCs w:val="16"/>
+                <w:lang w:eastAsia="en-US"/>
+                <w14:ligatures w14:val="none"/>
+              </w:rPr>
+              <w:t>xytext</w:t>
+            </w:r>
+            <w:proofErr w:type="spellEnd"/>
+            <w:r>
+              <w:rPr>
+                <w:rFonts w:ascii="LM Roman 10" w:eastAsia="Times New Roman" w:hAnsi="LM Roman 10" w:cs="Times New Roman"/>
+                <w:kern w:val="0"/>
+                <w:sz w:val="16"/>
+                <w:szCs w:val="16"/>
+                <w:lang w:eastAsia="en-US"/>
+                <w14:ligatures w14:val="none"/>
+              </w:rPr>
+              <w:t xml:space="preserve">=(dx, </w:t>
+            </w:r>
+            <w:proofErr w:type="spellStart"/>
+            <w:r>
+              <w:rPr>
+                <w:rFonts w:ascii="LM Roman 10" w:eastAsia="Times New Roman" w:hAnsi="LM Roman 10" w:cs="Times New Roman"/>
+                <w:kern w:val="0"/>
+                <w:sz w:val="16"/>
+                <w:szCs w:val="16"/>
+                <w:lang w:eastAsia="en-US"/>
+                <w14:ligatures w14:val="none"/>
+              </w:rPr>
+              <w:t>dy</w:t>
+            </w:r>
+            <w:proofErr w:type="spellEnd"/>
+            <w:r>
+              <w:rPr>
+                <w:rFonts w:ascii="LM Roman 10" w:eastAsia="Times New Roman" w:hAnsi="LM Roman 10" w:cs="Times New Roman"/>
+                <w:kern w:val="0"/>
+                <w:sz w:val="16"/>
+                <w:szCs w:val="16"/>
+                <w:lang w:eastAsia="en-US"/>
+                <w14:ligatures w14:val="none"/>
+              </w:rPr>
+              <w:t>) for the offset, </w:t>
+            </w:r>
+            <w:proofErr w:type="spellStart"/>
+            <w:r>
+              <w:rPr>
+                <w:rFonts w:ascii="LM Roman 10" w:eastAsia="Times New Roman" w:hAnsi="LM Roman 10" w:cs="Times New Roman"/>
+                <w:kern w:val="0"/>
+                <w:sz w:val="16"/>
+                <w:szCs w:val="16"/>
+                <w:lang w:eastAsia="en-US"/>
+                <w14:ligatures w14:val="none"/>
+              </w:rPr>
+              <w:t>textcoords</w:t>
+            </w:r>
+            <w:proofErr w:type="spellEnd"/>
+            <w:r>
+              <w:rPr>
+                <w:rFonts w:ascii="LM Roman 10" w:eastAsia="Times New Roman" w:hAnsi="LM Roman 10" w:cs="Times New Roman"/>
+                <w:kern w:val="0"/>
+                <w:sz w:val="16"/>
+                <w:szCs w:val="16"/>
+                <w:lang w:eastAsia="en-US"/>
+                <w14:ligatures w14:val="none"/>
+              </w:rPr>
+              <w:t>="offset points" to use points instead of data coordinates, top-right (8, 8), top-left (-8, 8), bottom-right (8, -12), bottom-left (-8, -12), directly above (0, 10), add </w:t>
+            </w:r>
+            <w:proofErr w:type="spellStart"/>
+            <w:r>
+              <w:rPr>
+                <w:rFonts w:ascii="LM Roman 10" w:eastAsia="Times New Roman" w:hAnsi="LM Roman 10" w:cs="Times New Roman"/>
+                <w:kern w:val="0"/>
+                <w:sz w:val="16"/>
+                <w:szCs w:val="16"/>
+                <w:lang w:eastAsia="en-US"/>
+                <w14:ligatures w14:val="none"/>
+              </w:rPr>
+              <w:t>arrowprops</w:t>
+            </w:r>
+            <w:proofErr w:type="spellEnd"/>
+            <w:r>
+              <w:rPr>
+                <w:rFonts w:ascii="LM Roman 10" w:eastAsia="Times New Roman" w:hAnsi="LM Roman 10" w:cs="Times New Roman"/>
+                <w:kern w:val="0"/>
+                <w:sz w:val="16"/>
+                <w:szCs w:val="16"/>
+                <w:lang w:eastAsia="en-US"/>
+                <w14:ligatures w14:val="none"/>
+              </w:rPr>
+              <w:t>=</w:t>
+            </w:r>
+            <w:proofErr w:type="spellStart"/>
+            <w:r>
+              <w:rPr>
+                <w:rFonts w:ascii="LM Roman 10" w:eastAsia="Times New Roman" w:hAnsi="LM Roman 10" w:cs="Times New Roman"/>
+                <w:kern w:val="0"/>
+                <w:sz w:val="16"/>
+                <w:szCs w:val="16"/>
+                <w:lang w:eastAsia="en-US"/>
+                <w14:ligatures w14:val="none"/>
+              </w:rPr>
+              <w:t>dict</w:t>
+            </w:r>
+            <w:proofErr w:type="spellEnd"/>
+            <w:r>
+              <w:rPr>
+                <w:rFonts w:ascii="LM Roman 10" w:eastAsia="Times New Roman" w:hAnsi="LM Roman 10" w:cs="Times New Roman"/>
+                <w:kern w:val="0"/>
+                <w:sz w:val="16"/>
+                <w:szCs w:val="16"/>
+                <w:lang w:eastAsia="en-US"/>
+                <w14:ligatures w14:val="none"/>
+              </w:rPr>
+              <w:t>(</w:t>
+            </w:r>
+            <w:proofErr w:type="spellStart"/>
+            <w:r>
+              <w:rPr>
+                <w:rFonts w:ascii="LM Roman 10" w:eastAsia="Times New Roman" w:hAnsi="LM Roman 10" w:cs="Times New Roman"/>
+                <w:kern w:val="0"/>
+                <w:sz w:val="16"/>
+                <w:szCs w:val="16"/>
+                <w:lang w:eastAsia="en-US"/>
+                <w14:ligatures w14:val="none"/>
+              </w:rPr>
+              <w:t>arrowstyle</w:t>
+            </w:r>
+            <w:proofErr w:type="spellEnd"/>
+            <w:r>
+              <w:rPr>
+                <w:rFonts w:ascii="LM Roman 10" w:eastAsia="Times New Roman" w:hAnsi="LM Roman 10" w:cs="Times New Roman"/>
+                <w:kern w:val="0"/>
+                <w:sz w:val="16"/>
+                <w:szCs w:val="16"/>
+                <w:lang w:eastAsia="en-US"/>
+                <w14:ligatures w14:val="none"/>
+              </w:rPr>
+              <w:t>="-&gt;") for an arrow</w:t>
+            </w:r>
+          </w:p>
+        </w:tc>
+      </w:tr>
+      <w:tr>
+        <w:trPr>
+          <w:cnfStyle w:val="000000100000" w:firstRow="0" w:lastRow="0" w:firstColumn="0" w:lastColumn="0" w:oddVBand="0" w:evenVBand="0" w:oddHBand="1" w:evenHBand="0" w:firstRowFirstColumn="0" w:firstRowLastColumn="0" w:lastRowFirstColumn="0" w:lastRowLastColumn="0"/>
+          <w:trHeight w:val="1497"/>
+        </w:trPr>
+        <w:tc>
+          <w:tcPr>
+            <w:cnfStyle w:val="001000000000" w:firstRow="0" w:lastRow="0" w:firstColumn="1" w:lastColumn="0" w:oddVBand="0" w:evenVBand="0" w:oddHBand="0" w:evenHBand="0" w:firstRowFirstColumn="0" w:firstRowLastColumn="0" w:lastRowFirstColumn="0" w:lastRowLastColumn="0"/>
+            <w:tcW w:w="1134" w:type="dxa"/>
+          </w:tcPr>
+          <w:p>
+            <w:pPr>
+              <w:widowControl w:val="0"/>
+              <w:autoSpaceDE w:val="0"/>
+              <w:autoSpaceDN w:val="0"/>
+              <w:spacing w:before="240"/>
+              <w:ind w:right="142"/>
+              <w:rPr>
+                <w:rFonts w:ascii="LM Roman 10" w:eastAsia="Times New Roman" w:hAnsi="LM Roman 10" w:cs="Times New Roman"/>
+                <w:kern w:val="0"/>
+                <w:sz w:val="16"/>
+                <w:szCs w:val="16"/>
+                <w:lang w:eastAsia="en-US"/>
+                <w14:ligatures w14:val="none"/>
+              </w:rPr>
+            </w:pPr>
+          </w:p>
+        </w:tc>
+        <w:tc>
+          <w:tcPr>
+            <w:tcW w:w="2580" w:type="dxa"/>
+          </w:tcPr>
+          <w:p>
+            <w:pPr>
+              <w:widowControl w:val="0"/>
+              <w:autoSpaceDE w:val="0"/>
+              <w:autoSpaceDN w:val="0"/>
+              <w:spacing w:before="240"/>
+              <w:ind w:right="142"/>
+              <w:jc w:val="both"/>
+              <w:cnfStyle w:val="000000100000" w:firstRow="0" w:lastRow="0" w:firstColumn="0" w:lastColumn="0" w:oddVBand="0" w:evenVBand="0" w:oddHBand="1" w:evenHBand="0" w:firstRowFirstColumn="0" w:firstRowLastColumn="0" w:lastRowFirstColumn="0" w:lastRowLastColumn="0"/>
+              <w:rPr>
+                <w:rFonts w:ascii="LM Roman 10" w:eastAsia="Times New Roman" w:hAnsi="LM Roman 10" w:cs="Times New Roman"/>
+                <w:kern w:val="0"/>
+                <w:sz w:val="16"/>
+                <w:szCs w:val="16"/>
+                <w:lang w:eastAsia="en-US"/>
+                <w14:ligatures w14:val="none"/>
+              </w:rPr>
+            </w:pPr>
+          </w:p>
+        </w:tc>
+        <w:tc>
+          <w:tcPr>
+            <w:tcW w:w="5358" w:type="dxa"/>
+          </w:tcPr>
+          <w:p>
+            <w:pPr>
+              <w:widowControl w:val="0"/>
+              <w:autoSpaceDE w:val="0"/>
+              <w:autoSpaceDN w:val="0"/>
+              <w:spacing w:before="240"/>
+              <w:ind w:right="142"/>
+              <w:jc w:val="both"/>
+              <w:cnfStyle w:val="000000100000" w:firstRow="0" w:lastRow="0" w:firstColumn="0" w:lastColumn="0" w:oddVBand="0" w:evenVBand="0" w:oddHBand="1" w:evenHBand="0" w:firstRowFirstColumn="0" w:firstRowLastColumn="0" w:lastRowFirstColumn="0" w:lastRowLastColumn="0"/>
+              <w:rPr>
+                <w:rFonts w:ascii="LM Roman 10" w:eastAsia="Times New Roman" w:hAnsi="LM Roman 10" w:cs="Times New Roman"/>
+                <w:kern w:val="0"/>
+                <w:sz w:val="16"/>
+                <w:szCs w:val="16"/>
+                <w:lang w:eastAsia="en-US"/>
+                <w14:ligatures w14:val="none"/>
+              </w:rPr>
+            </w:pPr>
           </w:p>
         </w:tc>
       </w:tr>
